--- a/DATA EXPORT.docx
+++ b/DATA EXPORT.docx
@@ -4,14 +4,22 @@
   <w:body>
     <w:p>
       <w:pPr>
-        <w:pStyle w:val="2"/>
-        <w:keepNext w:val="0"/>
-        <w:keepLines w:val="0"/>
-        <w:widowControl/>
-        <w:suppressLineNumbers w:val="0"/>
-      </w:pPr>
-      <w:r>
-        <w:t>🔹 1. Title</w:t>
+        <w:pStyle w:val="6"/>
+        <w:keepNext w:val="0"/>
+        <w:keepLines w:val="0"/>
+        <w:widowControl/>
+        <w:suppressLineNumbers w:val="0"/>
+        <w:rPr>
+          <w:rFonts w:hint="default"/>
+          <w:lang w:val="en-US"/>
+        </w:rPr>
+      </w:pPr>
+      <w:r>
+        <w:rPr>
+          <w:rFonts w:hint="default"/>
+          <w:lang w:val="en-US"/>
+        </w:rPr>
+        <w:t>Q1</w:t>
       </w:r>
     </w:p>
     <w:p>
@@ -992,13 +1000,2059 @@
     </w:p>
     <w:p>
       <w:pPr>
-        <w:numPr>
+        <w:pStyle w:val="6"/>
+        <w:keepNext w:val="0"/>
+        <w:keepLines w:val="0"/>
+        <w:widowControl/>
+        <w:suppressLineNumbers w:val="0"/>
+        <w:rPr>
+          <w:rFonts w:hint="default"/>
+          <w:lang w:val="en-US"/>
+        </w:rPr>
+      </w:pPr>
+      <w:r>
+        <w:rPr>
+          <w:rFonts w:hint="default"/>
+          <w:lang w:val="en-US"/>
+        </w:rPr>
+        <w:t>Q2</w:t>
+      </w:r>
+    </w:p>
+    <w:p>
+      <w:pPr>
+        <w:pStyle w:val="6"/>
+        <w:keepNext w:val="0"/>
+        <w:keepLines w:val="0"/>
+        <w:widowControl/>
+        <w:suppressLineNumbers w:val="0"/>
+      </w:pPr>
+      <w:r>
+        <w:rPr>
+          <w:rStyle w:val="7"/>
+        </w:rPr>
+        <w:t>Gamma Correction in L*a*b* Color Space</w:t>
+      </w:r>
+    </w:p>
+    <w:p>
+      <w:pPr>
+        <w:pStyle w:val="2"/>
+        <w:keepNext w:val="0"/>
+        <w:keepLines w:val="0"/>
+        <w:widowControl/>
+        <w:suppressLineNumbers w:val="0"/>
+      </w:pPr>
+      <w:r>
+        <w:t>Objective</w:t>
+      </w:r>
+    </w:p>
+    <w:p>
+      <w:pPr>
+        <w:pStyle w:val="6"/>
+        <w:keepNext w:val="0"/>
+        <w:keepLines w:val="0"/>
+        <w:widowControl/>
+        <w:suppressLineNumbers w:val="0"/>
+        <w:ind w:left="720" w:right="720"/>
+      </w:pPr>
+      <w:r>
+        <w:rPr>
+          <w:rFonts w:hint="eastAsia" w:ascii="SimSun" w:hAnsi="SimSun" w:eastAsia="SimSun" w:cs="SimSun"/>
+          <w:sz w:val="24"/>
+          <w:szCs w:val="24"/>
+        </w:rPr>
+        <w:t>The objective of this task is to enhance image brightness by applying gamma correction on the luminance (L) channel in the L*a*b* color space, while preserving color information.</w:t>
+      </w:r>
+    </w:p>
+    <w:p>
+      <w:pPr>
+        <w:keepNext w:val="0"/>
+        <w:keepLines w:val="0"/>
+        <w:widowControl/>
+        <w:suppressLineNumbers w:val="0"/>
+      </w:pPr>
+      <w:r>
+        <w:pict>
+          <v:rect id="_x0000_i1028" o:spt="1" style="height:1.5pt;width:432pt;" fillcolor="#A0A0A0" filled="t" stroked="f" coordsize="21600,21600" o:hr="t" o:hrstd="t" o:hralign="center">
+            <v:path/>
+            <v:fill on="t" focussize="0,0"/>
+            <v:stroke on="f"/>
+            <v:imagedata o:title=""/>
+            <o:lock v:ext="edit"/>
+            <w10:wrap type="none"/>
+            <w10:anchorlock/>
+          </v:rect>
+        </w:pict>
+      </w:r>
+    </w:p>
+    <w:p>
+      <w:pPr>
+        <w:pStyle w:val="2"/>
+        <w:keepNext w:val="0"/>
+        <w:keepLines w:val="0"/>
+        <w:widowControl/>
+        <w:suppressLineNumbers w:val="0"/>
+      </w:pPr>
+      <w:r>
+        <w:t>🔹 Methodology</w:t>
+      </w:r>
+    </w:p>
+    <w:p>
+      <w:pPr>
+        <w:pStyle w:val="6"/>
+        <w:keepNext w:val="0"/>
+        <w:keepLines w:val="0"/>
+        <w:widowControl/>
+        <w:suppressLineNumbers w:val="0"/>
+        <w:ind w:left="720" w:right="720"/>
+      </w:pPr>
+      <w:r>
+        <w:rPr>
+          <w:rFonts w:hint="eastAsia" w:ascii="SimSun" w:hAnsi="SimSun" w:eastAsia="SimSun" w:cs="SimSun"/>
+          <w:sz w:val="24"/>
+          <w:szCs w:val="24"/>
+        </w:rPr>
+        <w:t>The input RGB image was first converted into the L*a*b* color space, where the L channel represents luminance (brightness), and a and b represent chromaticity.</w:t>
+      </w:r>
+    </w:p>
+    <w:p>
+      <w:pPr>
+        <w:pStyle w:val="6"/>
+        <w:keepNext w:val="0"/>
+        <w:keepLines w:val="0"/>
+        <w:widowControl/>
+        <w:suppressLineNumbers w:val="0"/>
+        <w:ind w:left="720" w:right="720"/>
+      </w:pPr>
+      <w:r>
+        <w:rPr>
+          <w:rFonts w:hint="eastAsia" w:ascii="SimSun" w:hAnsi="SimSun" w:eastAsia="SimSun" w:cs="SimSun"/>
+          <w:sz w:val="24"/>
+          <w:szCs w:val="24"/>
+        </w:rPr>
+        <w:t>Gamma correction was applied only to the L channel after normalizing it to the range [0,1]. The corrected L channel was then merged back with the original a and b channels, and converted back to RGB space to obtain the final enhanced image.</w:t>
+      </w:r>
+    </w:p>
+    <w:p>
+      <w:pPr>
+        <w:pStyle w:val="6"/>
+        <w:keepNext w:val="0"/>
+        <w:keepLines w:val="0"/>
+        <w:widowControl/>
+        <w:suppressLineNumbers w:val="0"/>
+        <w:ind w:left="720" w:right="720"/>
+      </w:pPr>
+      <w:r>
+        <w:rPr>
+          <w:rFonts w:hint="eastAsia" w:ascii="SimSun" w:hAnsi="SimSun" w:eastAsia="SimSun" w:cs="SimSun"/>
+          <w:sz w:val="24"/>
+          <w:szCs w:val="24"/>
+        </w:rPr>
+        <w:t>Histograms of the L channel were plotted before and after gamma correction to analyze intensity distribution changes.</w:t>
+      </w:r>
+    </w:p>
+    <w:p>
+      <w:pPr>
+        <w:pStyle w:val="2"/>
+        <w:keepNext w:val="0"/>
+        <w:keepLines w:val="0"/>
+        <w:widowControl/>
+        <w:suppressLineNumbers w:val="0"/>
+      </w:pPr>
+      <w:r>
+        <w:t>Gamma Value Selection</w:t>
+      </w:r>
+    </w:p>
+    <w:p>
+      <w:pPr>
+        <w:pStyle w:val="6"/>
+        <w:keepNext w:val="0"/>
+        <w:keepLines w:val="0"/>
+        <w:widowControl/>
+        <w:suppressLineNumbers w:val="0"/>
+        <w:ind w:left="720" w:right="720"/>
+      </w:pPr>
+      <w:r>
+        <w:rPr>
+          <w:rFonts w:hint="eastAsia" w:ascii="SimSun" w:hAnsi="SimSun" w:eastAsia="SimSun" w:cs="SimSun"/>
+          <w:sz w:val="24"/>
+          <w:szCs w:val="24"/>
+        </w:rPr>
+        <w:t xml:space="preserve">A gamma value of </w:t>
+      </w:r>
+      <w:r>
+        <w:rPr>
+          <w:rStyle w:val="7"/>
+          <w:rFonts w:hint="eastAsia" w:ascii="SimSun" w:hAnsi="SimSun" w:eastAsia="SimSun" w:cs="SimSun"/>
+          <w:sz w:val="24"/>
+          <w:szCs w:val="24"/>
+        </w:rPr>
+        <w:t>γ = 0.5</w:t>
+      </w:r>
+      <w:r>
+        <w:rPr>
+          <w:rFonts w:hint="eastAsia" w:ascii="SimSun" w:hAnsi="SimSun" w:eastAsia="SimSun" w:cs="SimSun"/>
+          <w:sz w:val="24"/>
+          <w:szCs w:val="24"/>
+        </w:rPr>
+        <w:t xml:space="preserve"> was selected to enhance darker regions of the image. Since the image contains a backlit subject (dark foreground and bright background), this value helps improve visibility in shadowed areas.</w:t>
+      </w:r>
+    </w:p>
+    <w:p>
+      <w:pPr>
+        <w:keepNext w:val="0"/>
+        <w:keepLines w:val="0"/>
+        <w:widowControl/>
+        <w:suppressLineNumbers w:val="0"/>
+      </w:pPr>
+      <w:r>
+        <w:pict>
+          <v:rect id="_x0000_i1030" o:spt="1" style="height:1.5pt;width:432pt;" fillcolor="#A0A0A0" filled="t" stroked="f" coordsize="21600,21600" o:hr="t" o:hrstd="t" o:hralign="center">
+            <v:path/>
+            <v:fill on="t" focussize="0,0"/>
+            <v:stroke on="f"/>
+            <v:imagedata o:title=""/>
+            <o:lock v:ext="edit"/>
+            <w10:wrap type="none"/>
+            <w10:anchorlock/>
+          </v:rect>
+        </w:pict>
+      </w:r>
+    </w:p>
+    <w:p>
+      <w:pPr>
+        <w:pStyle w:val="2"/>
+        <w:keepNext w:val="0"/>
+        <w:keepLines w:val="0"/>
+        <w:widowControl/>
+        <w:suppressLineNumbers w:val="0"/>
+      </w:pPr>
+      <w:r>
+        <w:t>🔹 Results</w:t>
+      </w:r>
+    </w:p>
+    <w:p>
+      <w:pPr>
+        <w:pStyle w:val="6"/>
+        <w:keepNext w:val="0"/>
+        <w:keepLines w:val="0"/>
+        <w:widowControl/>
+        <w:suppressLineNumbers w:val="0"/>
+      </w:pPr>
+      <w:r>
+        <w:t>Include:</w:t>
+      </w:r>
+    </w:p>
+    <w:p>
+      <w:pPr>
+        <w:keepNext w:val="0"/>
+        <w:keepLines w:val="0"/>
+        <w:widowControl/>
+        <w:numPr>
+          <w:ilvl w:val="0"/>
+          <w:numId w:val="5"/>
+        </w:numPr>
+        <w:suppressLineNumbers w:val="0"/>
+        <w:spacing w:before="0" w:beforeAutospacing="1" w:after="0" w:afterAutospacing="1"/>
+        <w:ind w:left="720" w:hanging="360"/>
+      </w:pPr>
+      <w:r>
+        <w:t xml:space="preserve">Original image </w:t>
+      </w:r>
+    </w:p>
+    <w:p>
+      <w:pPr>
+        <w:keepNext w:val="0"/>
+        <w:keepLines w:val="0"/>
+        <w:widowControl/>
+        <w:numPr>
+          <w:ilvl w:val="0"/>
+          <w:numId w:val="5"/>
+        </w:numPr>
+        <w:suppressLineNumbers w:val="0"/>
+        <w:spacing w:before="0" w:beforeAutospacing="1" w:after="0" w:afterAutospacing="1"/>
+        <w:ind w:left="720" w:hanging="360"/>
+      </w:pPr>
+      <w:r>
+        <w:t xml:space="preserve">Gamma corrected image </w:t>
+      </w:r>
+    </w:p>
+    <w:p>
+      <w:pPr>
+        <w:keepNext w:val="0"/>
+        <w:keepLines w:val="0"/>
+        <w:widowControl/>
+        <w:numPr>
+          <w:ilvl w:val="0"/>
+          <w:numId w:val="5"/>
+        </w:numPr>
+        <w:suppressLineNumbers w:val="0"/>
+        <w:spacing w:before="0" w:beforeAutospacing="1" w:after="0" w:afterAutospacing="1"/>
+        <w:ind w:left="720" w:hanging="360"/>
+      </w:pPr>
+      <w:r>
+        <w:t xml:space="preserve">Original L histogram </w:t>
+      </w:r>
+    </w:p>
+    <w:p>
+      <w:pPr>
+        <w:keepNext w:val="0"/>
+        <w:keepLines w:val="0"/>
+        <w:widowControl/>
+        <w:numPr>
+          <w:ilvl w:val="0"/>
+          <w:numId w:val="5"/>
+        </w:numPr>
+        <w:suppressLineNumbers w:val="0"/>
+        <w:spacing w:before="0" w:beforeAutospacing="1" w:after="0" w:afterAutospacing="1"/>
+        <w:ind w:left="720" w:hanging="360"/>
+      </w:pPr>
+      <w:r>
+        <w:t>Corrected L histogram</w:t>
+      </w:r>
+    </w:p>
+    <w:p>
+      <w:pPr>
+        <w:numPr>
+          <w:ilvl w:val="0"/>
           <w:numId w:val="0"/>
         </w:numPr>
         <w:rPr>
+          <w:rFonts w:hint="default" w:ascii="SimSun" w:hAnsi="SimSun" w:eastAsia="SimSun"/>
+          <w:i/>
+          <w:sz w:val="24"/>
+          <w:szCs w:val="24"/>
+          <w:u w:val="single"/>
+        </w:rPr>
+      </w:pPr>
+      <w:r>
+        <w:rPr>
+          <w:rFonts w:hint="default" w:ascii="SimSun" w:hAnsi="SimSun" w:eastAsia="SimSun"/>
+          <w:i/>
+          <w:sz w:val="24"/>
+          <w:szCs w:val="24"/>
+          <w:u w:val="single"/>
+        </w:rPr>
+        <w:t>Figure_</w:t>
+      </w:r>
+      <w:r>
+        <w:rPr>
+          <w:rFonts w:hint="default" w:ascii="SimSun" w:hAnsi="SimSun" w:eastAsia="SimSun"/>
+          <w:i/>
+          <w:sz w:val="24"/>
+          <w:szCs w:val="24"/>
+          <w:u w:val="single"/>
+          <w:lang w:val="en-US"/>
+        </w:rPr>
+        <w:t>2</w:t>
+      </w:r>
+      <w:r>
+        <w:rPr>
+          <w:rFonts w:hint="default" w:ascii="SimSun" w:hAnsi="SimSun" w:eastAsia="SimSun"/>
+          <w:i/>
+          <w:sz w:val="24"/>
+          <w:szCs w:val="24"/>
+          <w:u w:val="single"/>
+        </w:rPr>
+        <w:t>.png</w:t>
+      </w:r>
+    </w:p>
+    <w:p>
+      <w:pPr>
+        <w:numPr>
+          <w:ilvl w:val="0"/>
+          <w:numId w:val="0"/>
+        </w:numPr>
+        <w:rPr>
+          <w:rFonts w:hint="default" w:ascii="SimSun" w:hAnsi="SimSun" w:eastAsia="SimSun"/>
+          <w:i/>
+          <w:sz w:val="24"/>
+          <w:szCs w:val="24"/>
+          <w:u w:val="single"/>
+        </w:rPr>
+      </w:pPr>
+      <w:r>
+        <w:rPr>
+          <w:rFonts w:hint="default" w:ascii="SimSun" w:hAnsi="SimSun" w:eastAsia="SimSun"/>
+          <w:i/>
+          <w:sz w:val="24"/>
+          <w:szCs w:val="24"/>
+          <w:u w:val="single"/>
+        </w:rPr>
+        <w:t>Figure_</w:t>
+      </w:r>
+      <w:r>
+        <w:rPr>
+          <w:rFonts w:hint="default" w:ascii="SimSun" w:hAnsi="SimSun" w:eastAsia="SimSun"/>
+          <w:i/>
+          <w:sz w:val="24"/>
+          <w:szCs w:val="24"/>
+          <w:u w:val="single"/>
+          <w:lang w:val="en-US"/>
+        </w:rPr>
+        <w:t>3</w:t>
+      </w:r>
+      <w:r>
+        <w:rPr>
+          <w:rFonts w:hint="default" w:ascii="SimSun" w:hAnsi="SimSun" w:eastAsia="SimSun"/>
+          <w:i/>
+          <w:sz w:val="24"/>
+          <w:szCs w:val="24"/>
+          <w:u w:val="single"/>
+        </w:rPr>
+        <w:t>.png</w:t>
+      </w:r>
+    </w:p>
+    <w:p>
+      <w:pPr>
+        <w:numPr>
+          <w:ilvl w:val="0"/>
+          <w:numId w:val="0"/>
+        </w:numPr>
+        <w:rPr>
+          <w:rFonts w:hint="default" w:ascii="SimSun" w:hAnsi="SimSun" w:eastAsia="SimSun"/>
+          <w:i/>
+          <w:sz w:val="24"/>
+          <w:szCs w:val="24"/>
+          <w:u w:val="single"/>
+        </w:rPr>
+      </w:pPr>
+    </w:p>
+    <w:p>
+      <w:pPr>
+        <w:numPr>
+          <w:ilvl w:val="0"/>
+          <w:numId w:val="0"/>
+        </w:numPr>
+        <w:rPr>
+          <w:rFonts w:hint="default" w:ascii="SimSun" w:hAnsi="SimSun" w:eastAsia="SimSun"/>
+          <w:i/>
+          <w:sz w:val="24"/>
+          <w:szCs w:val="24"/>
+          <w:u w:val="single"/>
+        </w:rPr>
+      </w:pPr>
+    </w:p>
+    <w:p>
+      <w:pPr>
+        <w:pStyle w:val="2"/>
+        <w:keepNext w:val="0"/>
+        <w:keepLines w:val="0"/>
+        <w:widowControl/>
+        <w:suppressLineNumbers w:val="0"/>
+      </w:pPr>
+      <w:r>
+        <w:t>Discussion (IMPORTANT — marks section ⭐)</w:t>
+      </w:r>
+    </w:p>
+    <w:p>
+      <w:pPr>
+        <w:pStyle w:val="6"/>
+        <w:keepNext w:val="0"/>
+        <w:keepLines w:val="0"/>
+        <w:widowControl/>
+        <w:suppressLineNumbers w:val="0"/>
+        <w:ind w:left="720" w:right="720"/>
+      </w:pPr>
+      <w:r>
+        <w:rPr>
+          <w:rFonts w:hint="eastAsia" w:ascii="SimSun" w:hAnsi="SimSun" w:eastAsia="SimSun" w:cs="SimSun"/>
+          <w:sz w:val="24"/>
+          <w:szCs w:val="24"/>
+        </w:rPr>
+        <w:t>The original image exhibits strong backlighting, causing the foreground subject to appear very dark. Most pixel intensities are concentrated in the lower range, as observed in the histogram.</w:t>
+      </w:r>
+    </w:p>
+    <w:p>
+      <w:pPr>
+        <w:pStyle w:val="6"/>
+        <w:keepNext w:val="0"/>
+        <w:keepLines w:val="0"/>
+        <w:widowControl/>
+        <w:suppressLineNumbers w:val="0"/>
+        <w:ind w:left="720" w:right="720"/>
+      </w:pPr>
+      <w:r>
+        <w:rPr>
+          <w:rFonts w:hint="eastAsia" w:ascii="SimSun" w:hAnsi="SimSun" w:eastAsia="SimSun" w:cs="SimSun"/>
+          <w:sz w:val="24"/>
+          <w:szCs w:val="24"/>
+        </w:rPr>
+        <w:t>After applying gamma correction with γ = 0.5, the luminance values of darker pixels increased, resulting in improved visibility of details in shadowed regions. The corrected image appears brighter, especially around the subject and interior areas.</w:t>
+      </w:r>
+    </w:p>
+    <w:p>
+      <w:pPr>
+        <w:pStyle w:val="6"/>
+        <w:keepNext w:val="0"/>
+        <w:keepLines w:val="0"/>
+        <w:widowControl/>
+        <w:suppressLineNumbers w:val="0"/>
+        <w:ind w:left="720" w:right="720"/>
+      </w:pPr>
+      <w:r>
+        <w:rPr>
+          <w:rFonts w:hint="eastAsia" w:ascii="SimSun" w:hAnsi="SimSun" w:eastAsia="SimSun" w:cs="SimSun"/>
+          <w:sz w:val="24"/>
+          <w:szCs w:val="24"/>
+        </w:rPr>
+        <w:t>The histogram after correction shows a noticeable shift toward higher intensity values, indicating redistribution of pixel intensities. However, the bright background remains largely unchanged, preserving important scene details.</w:t>
+      </w:r>
+    </w:p>
+    <w:p>
+      <w:pPr>
+        <w:pStyle w:val="6"/>
+        <w:keepNext w:val="0"/>
+        <w:keepLines w:val="0"/>
+        <w:widowControl/>
+        <w:suppressLineNumbers w:val="0"/>
+        <w:ind w:left="720" w:right="720"/>
+      </w:pPr>
+      <w:r>
+        <w:rPr>
+          <w:rFonts w:hint="eastAsia" w:ascii="SimSun" w:hAnsi="SimSun" w:eastAsia="SimSun" w:cs="SimSun"/>
+          <w:sz w:val="24"/>
+          <w:szCs w:val="24"/>
+        </w:rPr>
+        <w:t>Applying gamma correction only on the L channel ensures that color information (a and b channels) is preserved, avoiding color distortion.</w:t>
+      </w:r>
+    </w:p>
+    <w:p>
+      <w:pPr>
+        <w:keepNext w:val="0"/>
+        <w:keepLines w:val="0"/>
+        <w:widowControl/>
+        <w:suppressLineNumbers w:val="0"/>
+      </w:pPr>
+      <w:r>
+        <w:pict>
+          <v:rect id="_x0000_i1031" o:spt="1" style="height:1.5pt;width:432pt;" fillcolor="#A0A0A0" filled="t" stroked="f" coordsize="21600,21600" o:hr="t" o:hrstd="t" o:hralign="center">
+            <v:path/>
+            <v:fill on="t" focussize="0,0"/>
+            <v:stroke on="f"/>
+            <v:imagedata o:title=""/>
+            <o:lock v:ext="edit"/>
+            <w10:wrap type="none"/>
+            <w10:anchorlock/>
+          </v:rect>
+        </w:pict>
+      </w:r>
+    </w:p>
+    <w:p>
+      <w:pPr>
+        <w:pStyle w:val="2"/>
+        <w:keepNext w:val="0"/>
+        <w:keepLines w:val="0"/>
+        <w:widowControl/>
+        <w:suppressLineNumbers w:val="0"/>
+      </w:pPr>
+      <w:r>
+        <w:t>🔹 Conclusion</w:t>
+      </w:r>
+    </w:p>
+    <w:p>
+      <w:pPr>
+        <w:pStyle w:val="6"/>
+        <w:keepNext w:val="0"/>
+        <w:keepLines w:val="0"/>
+        <w:widowControl/>
+        <w:suppressLineNumbers w:val="0"/>
+        <w:ind w:left="720" w:right="720"/>
+      </w:pPr>
+      <w:r>
+        <w:rPr>
+          <w:rFonts w:hint="eastAsia" w:ascii="SimSun" w:hAnsi="SimSun" w:eastAsia="SimSun" w:cs="SimSun"/>
+          <w:sz w:val="24"/>
+          <w:szCs w:val="24"/>
+        </w:rPr>
+        <w:t>Gamma correction applied in the L*a*b* color space effectively enhances image brightness without affecting color balance. This approach is particularly useful for images with poor illumination or strong contrast between foreground and background.</w:t>
+      </w:r>
+    </w:p>
+    <w:p>
+      <w:pPr>
+        <w:numPr>
+          <w:ilvl w:val="0"/>
+          <w:numId w:val="0"/>
+        </w:numPr>
+        <w:rPr>
+          <w:rFonts w:hint="default" w:ascii="SimSun" w:hAnsi="SimSun" w:eastAsia="SimSun"/>
+          <w:i/>
+          <w:sz w:val="24"/>
+          <w:szCs w:val="24"/>
+          <w:u w:val="single"/>
+        </w:rPr>
+      </w:pPr>
+    </w:p>
+    <w:p>
+      <w:pPr>
+        <w:numPr>
+          <w:ilvl w:val="0"/>
+          <w:numId w:val="0"/>
+        </w:numPr>
+        <w:rPr>
+          <w:rFonts w:hint="default" w:ascii="SimSun" w:hAnsi="SimSun" w:eastAsia="SimSun"/>
+          <w:i/>
+          <w:sz w:val="24"/>
+          <w:szCs w:val="24"/>
+          <w:u w:val="single"/>
+        </w:rPr>
+      </w:pPr>
+    </w:p>
+    <w:p>
+      <w:pPr>
+        <w:numPr>
+          <w:ilvl w:val="0"/>
+          <w:numId w:val="0"/>
+        </w:numPr>
+        <w:rPr>
+          <w:rFonts w:hint="default" w:ascii="SimSun" w:hAnsi="SimSun" w:eastAsia="SimSun"/>
+          <w:i/>
+          <w:sz w:val="24"/>
+          <w:szCs w:val="24"/>
+          <w:u w:val="single"/>
+        </w:rPr>
+      </w:pPr>
+    </w:p>
+    <w:p>
+      <w:pPr>
+        <w:numPr>
+          <w:ilvl w:val="0"/>
+          <w:numId w:val="0"/>
+        </w:numPr>
+        <w:rPr>
+          <w:rFonts w:hint="default" w:ascii="SimSun" w:hAnsi="SimSun" w:eastAsia="SimSun"/>
+          <w:i/>
+          <w:sz w:val="24"/>
+          <w:szCs w:val="24"/>
+          <w:u w:val="single"/>
+        </w:rPr>
+      </w:pPr>
+    </w:p>
+    <w:p>
+      <w:pPr>
+        <w:numPr>
+          <w:ilvl w:val="0"/>
+          <w:numId w:val="0"/>
+        </w:numPr>
+        <w:rPr>
+          <w:rFonts w:hint="default" w:ascii="SimSun" w:hAnsi="SimSun" w:eastAsia="SimSun"/>
+          <w:i/>
+          <w:sz w:val="24"/>
+          <w:szCs w:val="24"/>
+          <w:u w:val="single"/>
+        </w:rPr>
+      </w:pPr>
+    </w:p>
+    <w:p>
+      <w:pPr>
+        <w:pStyle w:val="6"/>
+        <w:keepNext w:val="0"/>
+        <w:keepLines w:val="0"/>
+        <w:widowControl/>
+        <w:suppressLineNumbers w:val="0"/>
+        <w:rPr>
+          <w:rFonts w:hint="default"/>
+          <w:lang w:val="en-SG"/>
+        </w:rPr>
+      </w:pPr>
+      <w:r>
+        <w:rPr>
+          <w:rFonts w:hint="default"/>
+          <w:lang w:val="en-SG"/>
+        </w:rPr>
+        <w:t>Q3</w:t>
+      </w:r>
+    </w:p>
+    <w:p>
+      <w:pPr>
+        <w:pStyle w:val="6"/>
+        <w:keepNext w:val="0"/>
+        <w:keepLines w:val="0"/>
+        <w:widowControl/>
+        <w:suppressLineNumbers w:val="0"/>
+      </w:pPr>
+      <w:r>
+        <w:rPr>
+          <w:rStyle w:val="7"/>
+        </w:rPr>
+        <w:t>Histogram Equalization</w:t>
+      </w:r>
+    </w:p>
+    <w:p>
+      <w:pPr>
+        <w:keepNext w:val="0"/>
+        <w:keepLines w:val="0"/>
+        <w:widowControl/>
+        <w:suppressLineNumbers w:val="0"/>
+      </w:pPr>
+      <w:r>
+        <w:pict>
+          <v:rect id="_x0000_i1032" o:spt="1" style="height:1.5pt;width:432pt;" fillcolor="#A0A0A0" filled="t" stroked="f" coordsize="21600,21600" o:hr="t" o:hrstd="t" o:hralign="center">
+            <v:path/>
+            <v:fill on="t" focussize="0,0"/>
+            <v:stroke on="f"/>
+            <v:imagedata o:title=""/>
+            <o:lock v:ext="edit"/>
+            <w10:wrap type="none"/>
+            <w10:anchorlock/>
+          </v:rect>
+        </w:pict>
+      </w:r>
+    </w:p>
+    <w:p>
+      <w:pPr>
+        <w:pStyle w:val="2"/>
+        <w:keepNext w:val="0"/>
+        <w:keepLines w:val="0"/>
+        <w:widowControl/>
+        <w:suppressLineNumbers w:val="0"/>
+      </w:pPr>
+      <w:r>
+        <w:t>🔹 Objective</w:t>
+      </w:r>
+    </w:p>
+    <w:p>
+      <w:pPr>
+        <w:pStyle w:val="6"/>
+        <w:keepNext w:val="0"/>
+        <w:keepLines w:val="0"/>
+        <w:widowControl/>
+        <w:suppressLineNumbers w:val="0"/>
+        <w:ind w:left="720" w:right="720"/>
+      </w:pPr>
+      <w:r>
+        <w:rPr>
+          <w:rFonts w:hint="eastAsia" w:ascii="SimSun" w:hAnsi="SimSun" w:eastAsia="SimSun" w:cs="SimSun"/>
+          <w:sz w:val="24"/>
+          <w:szCs w:val="24"/>
+        </w:rPr>
+        <w:t>The objective of this task is to enhance the contrast of the image by redistributing pixel intensity values using histogram equalization.</w:t>
+      </w:r>
+    </w:p>
+    <w:p>
+      <w:pPr>
+        <w:keepNext w:val="0"/>
+        <w:keepLines w:val="0"/>
+        <w:widowControl/>
+        <w:suppressLineNumbers w:val="0"/>
+      </w:pPr>
+      <w:r>
+        <w:pict>
+          <v:rect id="_x0000_i1033" o:spt="1" style="height:1.5pt;width:432pt;" fillcolor="#A0A0A0" filled="t" stroked="f" coordsize="21600,21600" o:hr="t" o:hrstd="t" o:hralign="center">
+            <v:path/>
+            <v:fill on="t" focussize="0,0"/>
+            <v:stroke on="f"/>
+            <v:imagedata o:title=""/>
+            <o:lock v:ext="edit"/>
+            <w10:wrap type="none"/>
+            <w10:anchorlock/>
+          </v:rect>
+        </w:pict>
+      </w:r>
+    </w:p>
+    <w:p>
+      <w:pPr>
+        <w:pStyle w:val="2"/>
+        <w:keepNext w:val="0"/>
+        <w:keepLines w:val="0"/>
+        <w:widowControl/>
+        <w:suppressLineNumbers w:val="0"/>
+      </w:pPr>
+      <w:r>
+        <w:t>🔹 Methodology</w:t>
+      </w:r>
+    </w:p>
+    <w:p>
+      <w:pPr>
+        <w:pStyle w:val="6"/>
+        <w:keepNext w:val="0"/>
+        <w:keepLines w:val="0"/>
+        <w:widowControl/>
+        <w:suppressLineNumbers w:val="0"/>
+        <w:ind w:left="720" w:right="720"/>
+      </w:pPr>
+      <w:r>
+        <w:rPr>
+          <w:rFonts w:hint="eastAsia" w:ascii="SimSun" w:hAnsi="SimSun" w:eastAsia="SimSun" w:cs="SimSun"/>
+          <w:sz w:val="24"/>
+          <w:szCs w:val="24"/>
+        </w:rPr>
+        <w:t>The input image was first converted to grayscale.</w:t>
+      </w:r>
+      <w:r>
+        <w:rPr>
+          <w:rFonts w:hint="eastAsia" w:ascii="SimSun" w:hAnsi="SimSun" w:eastAsia="SimSun" w:cs="SimSun"/>
+          <w:sz w:val="24"/>
+          <w:szCs w:val="24"/>
+        </w:rPr>
+        <w:br w:type="textWrapping"/>
+      </w:r>
+      <w:r>
+        <w:rPr>
+          <w:rFonts w:hint="eastAsia" w:ascii="SimSun" w:hAnsi="SimSun" w:eastAsia="SimSun" w:cs="SimSun"/>
+          <w:sz w:val="24"/>
+          <w:szCs w:val="24"/>
+        </w:rPr>
+        <w:t>A histogram of pixel intensities was computed manually.</w:t>
+      </w:r>
+      <w:r>
+        <w:rPr>
+          <w:rFonts w:hint="eastAsia" w:ascii="SimSun" w:hAnsi="SimSun" w:eastAsia="SimSun" w:cs="SimSun"/>
+          <w:sz w:val="24"/>
+          <w:szCs w:val="24"/>
+        </w:rPr>
+        <w:br w:type="textWrapping"/>
+      </w:r>
+      <w:r>
+        <w:rPr>
+          <w:rFonts w:hint="eastAsia" w:ascii="SimSun" w:hAnsi="SimSun" w:eastAsia="SimSun" w:cs="SimSun"/>
+          <w:sz w:val="24"/>
+          <w:szCs w:val="24"/>
+        </w:rPr>
+        <w:t>The probability density function (PDF) was calculated by normalizing the histogram, followed by the cumulative distribution function (CDF).</w:t>
+      </w:r>
+    </w:p>
+    <w:p>
+      <w:pPr>
+        <w:pStyle w:val="6"/>
+        <w:keepNext w:val="0"/>
+        <w:keepLines w:val="0"/>
+        <w:widowControl/>
+        <w:suppressLineNumbers w:val="0"/>
+        <w:ind w:left="720" w:right="720"/>
+      </w:pPr>
+      <w:r>
+        <w:rPr>
+          <w:rFonts w:hint="eastAsia" w:ascii="SimSun" w:hAnsi="SimSun" w:eastAsia="SimSun" w:cs="SimSun"/>
+          <w:sz w:val="24"/>
+          <w:szCs w:val="24"/>
+        </w:rPr>
+        <w:t>The CDF was then used as a mapping function to transform the original pixel intensities into new values, resulting in an equalized image with improved contrast.</w:t>
+      </w:r>
+    </w:p>
+    <w:p>
+      <w:pPr>
+        <w:numPr>
+          <w:ilvl w:val="0"/>
+          <w:numId w:val="0"/>
+        </w:numPr>
+        <w:rPr>
+          <w:rFonts w:hint="default" w:ascii="SimSun" w:hAnsi="SimSun" w:eastAsia="SimSun"/>
+          <w:i/>
+          <w:sz w:val="24"/>
+          <w:szCs w:val="24"/>
+          <w:u w:val="single"/>
+          <w:lang w:val="en-SG"/>
+        </w:rPr>
+      </w:pPr>
+    </w:p>
+    <w:p>
+      <w:pPr>
+        <w:numPr>
+          <w:ilvl w:val="0"/>
+          <w:numId w:val="0"/>
+        </w:numPr>
+        <w:rPr>
+          <w:rFonts w:hint="default" w:ascii="SimSun" w:hAnsi="SimSun" w:eastAsia="SimSun"/>
+          <w:i/>
+          <w:sz w:val="24"/>
+          <w:szCs w:val="24"/>
+          <w:u w:val="single"/>
+        </w:rPr>
+      </w:pPr>
+    </w:p>
+    <w:p>
+      <w:pPr>
+        <w:pStyle w:val="2"/>
+        <w:keepNext w:val="0"/>
+        <w:keepLines w:val="0"/>
+        <w:widowControl/>
+        <w:suppressLineNumbers w:val="0"/>
+      </w:pPr>
+      <w:r>
+        <w:t>Equation</w:t>
+      </w:r>
+    </w:p>
+    <w:p>
+      <w:pPr>
+        <w:keepNext w:val="0"/>
+        <w:keepLines w:val="0"/>
+        <w:widowControl/>
+        <w:suppressLineNumbers w:val="0"/>
+        <w:jc w:val="left"/>
+      </w:pPr>
+      <w:r>
+        <w:rPr>
           <w:rFonts w:ascii="SimSun" w:hAnsi="SimSun" w:eastAsia="SimSun" w:cs="SimSun"/>
-          <w:sz w:val="24"/>
-          <w:szCs w:val="24"/>
+          <w:kern w:val="0"/>
+          <w:sz w:val="24"/>
+          <w:szCs w:val="24"/>
+          <w:lang w:val="en-US" w:eastAsia="zh-CN" w:bidi="ar"/>
+        </w:rPr>
+        <w:t xml:space="preserve">s=(L−1)⋅CDF(r)s = (L - 1) \cdot CDF(r)s=(L−1)⋅CDF(r) </w:t>
+      </w:r>
+    </w:p>
+    <w:p>
+      <w:pPr>
+        <w:pStyle w:val="6"/>
+        <w:keepNext w:val="0"/>
+        <w:keepLines w:val="0"/>
+        <w:widowControl/>
+        <w:suppressLineNumbers w:val="0"/>
+      </w:pPr>
+      <w:r>
+        <w:t>Where:</w:t>
+      </w:r>
+    </w:p>
+    <w:p>
+      <w:pPr>
+        <w:keepNext w:val="0"/>
+        <w:keepLines w:val="0"/>
+        <w:widowControl/>
+        <w:numPr>
+          <w:ilvl w:val="0"/>
+          <w:numId w:val="6"/>
+        </w:numPr>
+        <w:suppressLineNumbers w:val="0"/>
+        <w:spacing w:before="0" w:beforeAutospacing="1" w:after="0" w:afterAutospacing="1"/>
+        <w:ind w:left="720" w:hanging="360"/>
+      </w:pPr>
+      <w:r>
+        <w:t xml:space="preserve">L=256L = 256L=256 (number of intensity levels) </w:t>
+      </w:r>
+    </w:p>
+    <w:p>
+      <w:pPr>
+        <w:keepNext w:val="0"/>
+        <w:keepLines w:val="0"/>
+        <w:widowControl/>
+        <w:numPr>
+          <w:ilvl w:val="0"/>
+          <w:numId w:val="6"/>
+        </w:numPr>
+        <w:suppressLineNumbers w:val="0"/>
+        <w:spacing w:before="0" w:beforeAutospacing="1" w:after="0" w:afterAutospacing="1"/>
+        <w:ind w:left="720" w:hanging="360"/>
+      </w:pPr>
+      <w:r>
+        <w:t xml:space="preserve">CDF(r)CDF(r)CDF(r) = cumulative distribution function </w:t>
+      </w:r>
+    </w:p>
+    <w:p>
+      <w:pPr>
+        <w:keepNext w:val="0"/>
+        <w:keepLines w:val="0"/>
+        <w:widowControl/>
+        <w:suppressLineNumbers w:val="0"/>
+      </w:pPr>
+      <w:r>
+        <w:pict>
+          <v:rect id="_x0000_i1034" o:spt="1" style="height:1.5pt;width:432pt;" fillcolor="#A0A0A0" filled="t" stroked="f" coordsize="21600,21600" o:hr="t" o:hrstd="t" o:hralign="center">
+            <v:path/>
+            <v:fill on="t" focussize="0,0"/>
+            <v:stroke on="f"/>
+            <v:imagedata o:title=""/>
+            <o:lock v:ext="edit"/>
+            <w10:wrap type="none"/>
+            <w10:anchorlock/>
+          </v:rect>
+        </w:pict>
+      </w:r>
+    </w:p>
+    <w:p>
+      <w:pPr>
+        <w:pStyle w:val="2"/>
+        <w:keepNext w:val="0"/>
+        <w:keepLines w:val="0"/>
+        <w:widowControl/>
+        <w:suppressLineNumbers w:val="0"/>
+      </w:pPr>
+      <w:r>
+        <w:t>🔹 Results</w:t>
+      </w:r>
+    </w:p>
+    <w:p>
+      <w:pPr>
+        <w:pStyle w:val="6"/>
+        <w:keepNext w:val="0"/>
+        <w:keepLines w:val="0"/>
+        <w:widowControl/>
+        <w:suppressLineNumbers w:val="0"/>
+      </w:pPr>
+      <w:r>
+        <w:t>Include:</w:t>
+      </w:r>
+    </w:p>
+    <w:p>
+      <w:pPr>
+        <w:pStyle w:val="6"/>
+        <w:keepNext w:val="0"/>
+        <w:keepLines w:val="0"/>
+        <w:widowControl/>
+        <w:suppressLineNumbers w:val="0"/>
+      </w:pPr>
+      <w:r>
+        <w:t>👉 Label as:</w:t>
+      </w:r>
+    </w:p>
+    <w:p>
+      <w:pPr>
+        <w:keepNext w:val="0"/>
+        <w:keepLines w:val="0"/>
+        <w:widowControl/>
+        <w:numPr>
+          <w:ilvl w:val="0"/>
+          <w:numId w:val="7"/>
+        </w:numPr>
+        <w:suppressLineNumbers w:val="0"/>
+        <w:spacing w:before="0" w:beforeAutospacing="1" w:after="0" w:afterAutospacing="1"/>
+        <w:ind w:left="720" w:hanging="360"/>
+      </w:pPr>
+      <w:r>
+        <w:t xml:space="preserve">Figure 3(a) — Original </w:t>
+      </w:r>
+    </w:p>
+    <w:p>
+      <w:pPr>
+        <w:keepNext w:val="0"/>
+        <w:keepLines w:val="0"/>
+        <w:widowControl/>
+        <w:numPr>
+          <w:ilvl w:val="0"/>
+          <w:numId w:val="7"/>
+        </w:numPr>
+        <w:suppressLineNumbers w:val="0"/>
+        <w:spacing w:before="0" w:beforeAutospacing="1" w:after="0" w:afterAutospacing="1"/>
+        <w:ind w:left="720" w:hanging="360"/>
+      </w:pPr>
+      <w:r>
+        <w:t xml:space="preserve">Figure 3(b) — Equalized </w:t>
+      </w:r>
+    </w:p>
+    <w:p>
+      <w:pPr>
+        <w:keepNext w:val="0"/>
+        <w:keepLines w:val="0"/>
+        <w:widowControl/>
+        <w:numPr>
+          <w:ilvl w:val="0"/>
+          <w:numId w:val="7"/>
+        </w:numPr>
+        <w:suppressLineNumbers w:val="0"/>
+        <w:spacing w:before="0" w:beforeAutospacing="1" w:after="0" w:afterAutospacing="1"/>
+        <w:ind w:left="720" w:hanging="360"/>
+      </w:pPr>
+      <w:r>
+        <w:t xml:space="preserve">Figure 3(c) — Original histogram </w:t>
+      </w:r>
+    </w:p>
+    <w:p>
+      <w:pPr>
+        <w:keepNext w:val="0"/>
+        <w:keepLines w:val="0"/>
+        <w:widowControl/>
+        <w:numPr>
+          <w:ilvl w:val="0"/>
+          <w:numId w:val="7"/>
+        </w:numPr>
+        <w:suppressLineNumbers w:val="0"/>
+        <w:spacing w:before="0" w:beforeAutospacing="1" w:after="0" w:afterAutospacing="1"/>
+        <w:ind w:left="720" w:hanging="360"/>
+      </w:pPr>
+      <w:r>
+        <w:t xml:space="preserve">Figure 3(d) — Equalized histogram </w:t>
+      </w:r>
+    </w:p>
+    <w:p>
+      <w:pPr>
+        <w:numPr>
+          <w:ilvl w:val="0"/>
+          <w:numId w:val="0"/>
+        </w:numPr>
+        <w:rPr>
+          <w:rFonts w:hint="default" w:ascii="SimSun" w:hAnsi="SimSun" w:eastAsia="SimSun"/>
+          <w:i/>
+          <w:sz w:val="24"/>
+          <w:szCs w:val="24"/>
+          <w:u w:val="single"/>
+        </w:rPr>
+      </w:pPr>
+      <w:r>
+        <w:rPr>
+          <w:rFonts w:hint="default" w:ascii="SimSun" w:hAnsi="SimSun" w:eastAsia="SimSun"/>
+          <w:i/>
+          <w:sz w:val="24"/>
+          <w:szCs w:val="24"/>
+          <w:u w:val="single"/>
+        </w:rPr>
+        <w:t>Figure_</w:t>
+      </w:r>
+      <w:r>
+        <w:rPr>
+          <w:rFonts w:hint="default" w:ascii="SimSun" w:hAnsi="SimSun" w:eastAsia="SimSun"/>
+          <w:i/>
+          <w:sz w:val="24"/>
+          <w:szCs w:val="24"/>
+          <w:u w:val="single"/>
+          <w:lang w:val="en-SG"/>
+        </w:rPr>
+        <w:t>4</w:t>
+      </w:r>
+      <w:r>
+        <w:rPr>
+          <w:rFonts w:hint="default" w:ascii="SimSun" w:hAnsi="SimSun" w:eastAsia="SimSun"/>
+          <w:i/>
+          <w:sz w:val="24"/>
+          <w:szCs w:val="24"/>
+          <w:u w:val="single"/>
+        </w:rPr>
+        <w:t>.png</w:t>
+      </w:r>
+    </w:p>
+    <w:p>
+      <w:pPr>
+        <w:numPr>
+          <w:ilvl w:val="0"/>
+          <w:numId w:val="0"/>
+        </w:numPr>
+        <w:rPr>
+          <w:rFonts w:hint="default" w:ascii="SimSun" w:hAnsi="SimSun" w:eastAsia="SimSun"/>
+          <w:i/>
+          <w:sz w:val="24"/>
+          <w:szCs w:val="24"/>
+          <w:u w:val="single"/>
+        </w:rPr>
+      </w:pPr>
+      <w:r>
+        <w:rPr>
+          <w:rFonts w:hint="default" w:ascii="SimSun" w:hAnsi="SimSun" w:eastAsia="SimSun"/>
+          <w:i/>
+          <w:sz w:val="24"/>
+          <w:szCs w:val="24"/>
+          <w:u w:val="single"/>
+        </w:rPr>
+        <w:t>Figure_</w:t>
+      </w:r>
+      <w:r>
+        <w:rPr>
+          <w:rFonts w:hint="default" w:ascii="SimSun" w:hAnsi="SimSun" w:eastAsia="SimSun"/>
+          <w:i/>
+          <w:sz w:val="24"/>
+          <w:szCs w:val="24"/>
+          <w:u w:val="single"/>
+          <w:lang w:val="en-SG"/>
+        </w:rPr>
+        <w:t>5</w:t>
+      </w:r>
+      <w:r>
+        <w:rPr>
+          <w:rFonts w:hint="default" w:ascii="SimSun" w:hAnsi="SimSun" w:eastAsia="SimSun"/>
+          <w:i/>
+          <w:sz w:val="24"/>
+          <w:szCs w:val="24"/>
+          <w:u w:val="single"/>
+        </w:rPr>
+        <w:t>.png</w:t>
+      </w:r>
+    </w:p>
+    <w:p>
+      <w:pPr>
+        <w:keepNext w:val="0"/>
+        <w:keepLines w:val="0"/>
+        <w:widowControl/>
+        <w:numPr>
+          <w:numId w:val="0"/>
+        </w:numPr>
+        <w:suppressLineNumbers w:val="0"/>
+        <w:tabs>
+          <w:tab w:val="left" w:pos="720"/>
+        </w:tabs>
+        <w:spacing w:before="0" w:beforeAutospacing="1" w:after="0" w:afterAutospacing="1"/>
+      </w:pPr>
+    </w:p>
+    <w:p>
+      <w:pPr>
+        <w:keepNext w:val="0"/>
+        <w:keepLines w:val="0"/>
+        <w:widowControl/>
+        <w:suppressLineNumbers w:val="0"/>
+      </w:pPr>
+      <w:r>
+        <w:pict>
+          <v:rect id="_x0000_i1035" o:spt="1" style="height:1.5pt;width:432pt;" fillcolor="#A0A0A0" filled="t" stroked="f" coordsize="21600,21600" o:hr="t" o:hrstd="t" o:hralign="center">
+            <v:path/>
+            <v:fill on="t" focussize="0,0"/>
+            <v:stroke on="f"/>
+            <v:imagedata o:title=""/>
+            <o:lock v:ext="edit"/>
+            <w10:wrap type="none"/>
+            <w10:anchorlock/>
+          </v:rect>
+        </w:pict>
+      </w:r>
+    </w:p>
+    <w:p>
+      <w:pPr>
+        <w:pStyle w:val="2"/>
+        <w:keepNext w:val="0"/>
+        <w:keepLines w:val="0"/>
+        <w:widowControl/>
+        <w:suppressLineNumbers w:val="0"/>
+      </w:pPr>
+      <w:r>
+        <w:t>🔹 Discussion (IMPORTANT ⭐)</w:t>
+      </w:r>
+    </w:p>
+    <w:p>
+      <w:pPr>
+        <w:pStyle w:val="6"/>
+        <w:keepNext w:val="0"/>
+        <w:keepLines w:val="0"/>
+        <w:widowControl/>
+        <w:suppressLineNumbers w:val="0"/>
+        <w:ind w:left="720" w:right="720"/>
+      </w:pPr>
+      <w:r>
+        <w:rPr>
+          <w:rFonts w:hint="eastAsia" w:ascii="SimSun" w:hAnsi="SimSun" w:eastAsia="SimSun" w:cs="SimSun"/>
+          <w:sz w:val="24"/>
+          <w:szCs w:val="24"/>
+        </w:rPr>
+        <w:t>The original image shows limited contrast, with pixel intensities concentrated in a narrow range, particularly in the higher intensity region. This results in reduced visibility of fine details in darker areas.</w:t>
+      </w:r>
+    </w:p>
+    <w:p>
+      <w:pPr>
+        <w:pStyle w:val="6"/>
+        <w:keepNext w:val="0"/>
+        <w:keepLines w:val="0"/>
+        <w:widowControl/>
+        <w:suppressLineNumbers w:val="0"/>
+        <w:ind w:left="720" w:right="720"/>
+      </w:pPr>
+      <w:r>
+        <w:rPr>
+          <w:rFonts w:hint="eastAsia" w:ascii="SimSun" w:hAnsi="SimSun" w:eastAsia="SimSun" w:cs="SimSun"/>
+          <w:sz w:val="24"/>
+          <w:szCs w:val="24"/>
+        </w:rPr>
+        <w:t>After applying histogram equalization, the intensity values are redistributed more uniformly across the full range [0,255]. This leads to improved contrast and better visibility of structures such as buildings, roads, and the runway.</w:t>
+      </w:r>
+    </w:p>
+    <w:p>
+      <w:pPr>
+        <w:pStyle w:val="6"/>
+        <w:keepNext w:val="0"/>
+        <w:keepLines w:val="0"/>
+        <w:widowControl/>
+        <w:suppressLineNumbers w:val="0"/>
+        <w:ind w:left="720" w:right="720"/>
+      </w:pPr>
+      <w:r>
+        <w:rPr>
+          <w:rFonts w:hint="eastAsia" w:ascii="SimSun" w:hAnsi="SimSun" w:eastAsia="SimSun" w:cs="SimSun"/>
+          <w:sz w:val="24"/>
+          <w:szCs w:val="24"/>
+        </w:rPr>
+        <w:t>The equalized histogram shows a more spread-out distribution compared to the original histogram, indicating that the available intensity levels are utilized more effectively.</w:t>
+      </w:r>
+    </w:p>
+    <w:p>
+      <w:pPr>
+        <w:pStyle w:val="6"/>
+        <w:keepNext w:val="0"/>
+        <w:keepLines w:val="0"/>
+        <w:widowControl/>
+        <w:suppressLineNumbers w:val="0"/>
+        <w:ind w:left="720" w:right="720"/>
+      </w:pPr>
+      <w:r>
+        <w:rPr>
+          <w:rFonts w:hint="eastAsia" w:ascii="SimSun" w:hAnsi="SimSun" w:eastAsia="SimSun" w:cs="SimSun"/>
+          <w:sz w:val="24"/>
+          <w:szCs w:val="24"/>
+        </w:rPr>
+        <w:t>However, histogram equalization may also enhance noise or create over-enhancement in some regions due to its global nature.</w:t>
+      </w:r>
+    </w:p>
+    <w:p>
+      <w:pPr>
+        <w:keepNext w:val="0"/>
+        <w:keepLines w:val="0"/>
+        <w:widowControl/>
+        <w:suppressLineNumbers w:val="0"/>
+      </w:pPr>
+      <w:r>
+        <w:pict>
+          <v:rect id="_x0000_i1036" o:spt="1" style="height:1.5pt;width:432pt;" fillcolor="#A0A0A0" filled="t" stroked="f" coordsize="21600,21600" o:hr="t" o:hrstd="t" o:hralign="center">
+            <v:path/>
+            <v:fill on="t" focussize="0,0"/>
+            <v:stroke on="f"/>
+            <v:imagedata o:title=""/>
+            <o:lock v:ext="edit"/>
+            <w10:wrap type="none"/>
+            <w10:anchorlock/>
+          </v:rect>
+        </w:pict>
+      </w:r>
+    </w:p>
+    <w:p>
+      <w:pPr>
+        <w:pStyle w:val="2"/>
+        <w:keepNext w:val="0"/>
+        <w:keepLines w:val="0"/>
+        <w:widowControl/>
+        <w:suppressLineNumbers w:val="0"/>
+      </w:pPr>
+      <w:r>
+        <w:t>🔹 Conclusion</w:t>
+      </w:r>
+    </w:p>
+    <w:p>
+      <w:pPr>
+        <w:pStyle w:val="6"/>
+        <w:keepNext w:val="0"/>
+        <w:keepLines w:val="0"/>
+        <w:widowControl/>
+        <w:suppressLineNumbers w:val="0"/>
+        <w:ind w:left="720" w:right="720"/>
+        <w:rPr>
+          <w:rFonts w:hint="eastAsia" w:ascii="SimSun" w:hAnsi="SimSun" w:eastAsia="SimSun" w:cs="SimSun"/>
+          <w:sz w:val="24"/>
+          <w:szCs w:val="24"/>
+        </w:rPr>
+      </w:pPr>
+      <w:r>
+        <w:rPr>
+          <w:rFonts w:hint="eastAsia" w:ascii="SimSun" w:hAnsi="SimSun" w:eastAsia="SimSun" w:cs="SimSun"/>
+          <w:sz w:val="24"/>
+          <w:szCs w:val="24"/>
+        </w:rPr>
+        <w:t>Histogram equalization is an effective technique for improving image contrast by redistributing intensity values. It enhances visual details, especially in low-contrast regions, but may introduce artifacts in some cases.</w:t>
+      </w:r>
+    </w:p>
+    <w:p>
+      <w:pPr>
+        <w:pStyle w:val="6"/>
+        <w:keepNext w:val="0"/>
+        <w:keepLines w:val="0"/>
+        <w:widowControl/>
+        <w:suppressLineNumbers w:val="0"/>
+        <w:ind w:left="720" w:right="720"/>
+        <w:rPr>
+          <w:rFonts w:hint="eastAsia" w:ascii="SimSun" w:hAnsi="SimSun" w:eastAsia="SimSun" w:cs="SimSun"/>
+          <w:sz w:val="24"/>
+          <w:szCs w:val="24"/>
+        </w:rPr>
+      </w:pPr>
+    </w:p>
+    <w:p>
+      <w:pPr>
+        <w:pStyle w:val="6"/>
+        <w:keepNext w:val="0"/>
+        <w:keepLines w:val="0"/>
+        <w:widowControl/>
+        <w:suppressLineNumbers w:val="0"/>
+        <w:rPr>
+          <w:rFonts w:hint="default"/>
+          <w:lang w:val="en-SG"/>
+        </w:rPr>
+      </w:pPr>
+      <w:r>
+        <w:rPr>
+          <w:rFonts w:hint="default"/>
+          <w:lang w:val="en-SG"/>
+        </w:rPr>
+        <w:t>Q4</w:t>
+      </w:r>
+    </w:p>
+    <w:p>
+      <w:pPr>
+        <w:pStyle w:val="6"/>
+        <w:keepNext w:val="0"/>
+        <w:keepLines w:val="0"/>
+        <w:widowControl/>
+        <w:suppressLineNumbers w:val="0"/>
+      </w:pPr>
+      <w:r>
+        <w:rPr>
+          <w:rStyle w:val="7"/>
+        </w:rPr>
+        <w:t>Foreground Enhancement using Otsu Thresholding and Selective Histogram Equalization</w:t>
+      </w:r>
+    </w:p>
+    <w:p>
+      <w:pPr>
+        <w:keepNext w:val="0"/>
+        <w:keepLines w:val="0"/>
+        <w:widowControl/>
+        <w:suppressLineNumbers w:val="0"/>
+      </w:pPr>
+      <w:r>
+        <w:pict>
+          <v:rect id="_x0000_i1037" o:spt="1" style="height:1.5pt;width:432pt;" fillcolor="#A0A0A0" filled="t" stroked="f" coordsize="21600,21600" o:hr="t" o:hrstd="t" o:hralign="center">
+            <v:path/>
+            <v:fill on="t" focussize="0,0"/>
+            <v:stroke on="f"/>
+            <v:imagedata o:title=""/>
+            <o:lock v:ext="edit"/>
+            <w10:wrap type="none"/>
+            <w10:anchorlock/>
+          </v:rect>
+        </w:pict>
+      </w:r>
+    </w:p>
+    <w:p>
+      <w:pPr>
+        <w:pStyle w:val="2"/>
+        <w:keepNext w:val="0"/>
+        <w:keepLines w:val="0"/>
+        <w:widowControl/>
+        <w:suppressLineNumbers w:val="0"/>
+      </w:pPr>
+      <w:r>
+        <w:t>🔹 Objective</w:t>
+      </w:r>
+    </w:p>
+    <w:p>
+      <w:pPr>
+        <w:pStyle w:val="6"/>
+        <w:keepNext w:val="0"/>
+        <w:keepLines w:val="0"/>
+        <w:widowControl/>
+        <w:suppressLineNumbers w:val="0"/>
+        <w:ind w:left="720" w:right="720"/>
+      </w:pPr>
+      <w:r>
+        <w:rPr>
+          <w:rFonts w:hint="eastAsia" w:ascii="SimSun" w:hAnsi="SimSun" w:eastAsia="SimSun" w:cs="SimSun"/>
+          <w:sz w:val="24"/>
+          <w:szCs w:val="24"/>
+        </w:rPr>
+        <w:t>The objective of this task is to segment the foreground using Otsu thresholding and enhance it selectively using histogram equalization, while preserving the background.</w:t>
+      </w:r>
+    </w:p>
+    <w:p>
+      <w:pPr>
+        <w:keepNext w:val="0"/>
+        <w:keepLines w:val="0"/>
+        <w:widowControl/>
+        <w:suppressLineNumbers w:val="0"/>
+      </w:pPr>
+      <w:r>
+        <w:pict>
+          <v:rect id="_x0000_i1038" o:spt="1" style="height:1.5pt;width:432pt;" fillcolor="#A0A0A0" filled="t" stroked="f" coordsize="21600,21600" o:hr="t" o:hrstd="t" o:hralign="center">
+            <v:path/>
+            <v:fill on="t" focussize="0,0"/>
+            <v:stroke on="f"/>
+            <v:imagedata o:title=""/>
+            <o:lock v:ext="edit"/>
+            <w10:wrap type="none"/>
+            <w10:anchorlock/>
+          </v:rect>
+        </w:pict>
+      </w:r>
+    </w:p>
+    <w:p>
+      <w:pPr>
+        <w:pStyle w:val="2"/>
+        <w:keepNext w:val="0"/>
+        <w:keepLines w:val="0"/>
+        <w:widowControl/>
+        <w:suppressLineNumbers w:val="0"/>
+      </w:pPr>
+      <w:r>
+        <w:t>🔹 Methodology</w:t>
+      </w:r>
+    </w:p>
+    <w:p>
+      <w:pPr>
+        <w:pStyle w:val="6"/>
+        <w:keepNext w:val="0"/>
+        <w:keepLines w:val="0"/>
+        <w:widowControl/>
+        <w:suppressLineNumbers w:val="0"/>
+        <w:ind w:left="720" w:right="720"/>
+      </w:pPr>
+      <w:r>
+        <w:rPr>
+          <w:rFonts w:hint="eastAsia" w:ascii="SimSun" w:hAnsi="SimSun" w:eastAsia="SimSun" w:cs="SimSun"/>
+          <w:sz w:val="24"/>
+          <w:szCs w:val="24"/>
+        </w:rPr>
+        <w:t>The input image was first converted into grayscale. Otsu’s thresholding method was then applied to automatically determine the optimal threshold value for separating foreground and background.</w:t>
+      </w:r>
+    </w:p>
+    <w:p>
+      <w:pPr>
+        <w:pStyle w:val="6"/>
+        <w:keepNext w:val="0"/>
+        <w:keepLines w:val="0"/>
+        <w:widowControl/>
+        <w:suppressLineNumbers w:val="0"/>
+        <w:ind w:left="720" w:right="720"/>
+      </w:pPr>
+      <w:r>
+        <w:rPr>
+          <w:rFonts w:hint="eastAsia" w:ascii="SimSun" w:hAnsi="SimSun" w:eastAsia="SimSun" w:cs="SimSun"/>
+          <w:sz w:val="24"/>
+          <w:szCs w:val="24"/>
+        </w:rPr>
+        <w:t>A binary mask was generated, where foreground pixels were identified based on intensity. Histogram equalization was then applied only to the foreground region using the mask, while the background remained unchanged.</w:t>
+      </w:r>
+    </w:p>
+    <w:p>
+      <w:pPr>
+        <w:keepNext w:val="0"/>
+        <w:keepLines w:val="0"/>
+        <w:widowControl/>
+        <w:suppressLineNumbers w:val="0"/>
+      </w:pPr>
+      <w:r>
+        <w:pict>
+          <v:rect id="_x0000_i1039" o:spt="1" style="height:1.5pt;width:432pt;" fillcolor="#A0A0A0" filled="t" stroked="f" coordsize="21600,21600" o:hr="t" o:hrstd="t" o:hralign="center">
+            <v:path/>
+            <v:fill on="t" focussize="0,0"/>
+            <v:stroke on="f"/>
+            <v:imagedata o:title=""/>
+            <o:lock v:ext="edit"/>
+            <w10:wrap type="none"/>
+            <w10:anchorlock/>
+          </v:rect>
+        </w:pict>
+      </w:r>
+    </w:p>
+    <w:p>
+      <w:pPr>
+        <w:pStyle w:val="2"/>
+        <w:keepNext w:val="0"/>
+        <w:keepLines w:val="0"/>
+        <w:widowControl/>
+        <w:suppressLineNumbers w:val="0"/>
+      </w:pPr>
+      <w:r>
+        <w:t>🔹 Threshold Value</w:t>
+      </w:r>
+    </w:p>
+    <w:p>
+      <w:pPr>
+        <w:pStyle w:val="6"/>
+        <w:keepNext w:val="0"/>
+        <w:keepLines w:val="0"/>
+        <w:widowControl/>
+        <w:suppressLineNumbers w:val="0"/>
+      </w:pPr>
+      <w:r>
+        <w:t>👉 (Insert your printed value)</w:t>
+      </w:r>
+    </w:p>
+    <w:p>
+      <w:pPr>
+        <w:pStyle w:val="6"/>
+        <w:keepNext w:val="0"/>
+        <w:keepLines w:val="0"/>
+        <w:widowControl/>
+        <w:suppressLineNumbers w:val="0"/>
+        <w:ind w:left="720" w:right="720"/>
+      </w:pPr>
+      <w:r>
+        <w:rPr>
+          <w:rFonts w:hint="eastAsia" w:ascii="SimSun" w:hAnsi="SimSun" w:eastAsia="SimSun" w:cs="SimSun"/>
+          <w:sz w:val="24"/>
+          <w:szCs w:val="24"/>
+        </w:rPr>
+        <w:t xml:space="preserve">The threshold value obtained using Otsu’s method was: </w:t>
+      </w:r>
+      <w:r>
+        <w:rPr>
+          <w:rStyle w:val="7"/>
+          <w:rFonts w:hint="eastAsia" w:ascii="SimSun" w:hAnsi="SimSun" w:eastAsia="SimSun" w:cs="SimSun"/>
+          <w:sz w:val="24"/>
+          <w:szCs w:val="24"/>
+        </w:rPr>
+        <w:t>XX</w:t>
+      </w:r>
+    </w:p>
+    <w:p>
+      <w:pPr>
+        <w:keepNext w:val="0"/>
+        <w:keepLines w:val="0"/>
+        <w:widowControl/>
+        <w:suppressLineNumbers w:val="0"/>
+      </w:pPr>
+      <w:r>
+        <w:pict>
+          <v:rect id="_x0000_i1040" o:spt="1" style="height:1.5pt;width:432pt;" fillcolor="#A0A0A0" filled="t" stroked="f" coordsize="21600,21600" o:hr="t" o:hrstd="t" o:hralign="center">
+            <v:path/>
+            <v:fill on="t" focussize="0,0"/>
+            <v:stroke on="f"/>
+            <v:imagedata o:title=""/>
+            <o:lock v:ext="edit"/>
+            <w10:wrap type="none"/>
+            <w10:anchorlock/>
+          </v:rect>
+        </w:pict>
+      </w:r>
+    </w:p>
+    <w:p>
+      <w:pPr>
+        <w:pStyle w:val="2"/>
+        <w:keepNext w:val="0"/>
+        <w:keepLines w:val="0"/>
+        <w:widowControl/>
+        <w:suppressLineNumbers w:val="0"/>
+      </w:pPr>
+      <w:r>
+        <w:t>🔹 Results</w:t>
+      </w:r>
+    </w:p>
+    <w:p>
+      <w:pPr>
+        <w:pStyle w:val="6"/>
+        <w:keepNext w:val="0"/>
+        <w:keepLines w:val="0"/>
+        <w:widowControl/>
+        <w:suppressLineNumbers w:val="0"/>
+      </w:pPr>
+      <w:r>
+        <w:t>Include:</w:t>
+      </w:r>
+    </w:p>
+    <w:p>
+      <w:pPr>
+        <w:keepNext w:val="0"/>
+        <w:keepLines w:val="0"/>
+        <w:widowControl/>
+        <w:numPr>
+          <w:ilvl w:val="0"/>
+          <w:numId w:val="8"/>
+        </w:numPr>
+        <w:suppressLineNumbers w:val="0"/>
+        <w:spacing w:before="0" w:beforeAutospacing="1" w:after="0" w:afterAutospacing="1"/>
+        <w:ind w:left="720" w:hanging="360"/>
+      </w:pPr>
+      <w:r>
+        <w:t xml:space="preserve">Original grayscale image </w:t>
+      </w:r>
+    </w:p>
+    <w:p>
+      <w:pPr>
+        <w:keepNext w:val="0"/>
+        <w:keepLines w:val="0"/>
+        <w:widowControl/>
+        <w:numPr>
+          <w:ilvl w:val="0"/>
+          <w:numId w:val="8"/>
+        </w:numPr>
+        <w:suppressLineNumbers w:val="0"/>
+        <w:spacing w:before="0" w:beforeAutospacing="1" w:after="0" w:afterAutospacing="1"/>
+        <w:ind w:left="720" w:hanging="360"/>
+      </w:pPr>
+      <w:r>
+        <w:t xml:space="preserve">Foreground mask </w:t>
+      </w:r>
+    </w:p>
+    <w:p>
+      <w:pPr>
+        <w:keepNext w:val="0"/>
+        <w:keepLines w:val="0"/>
+        <w:widowControl/>
+        <w:numPr>
+          <w:ilvl w:val="0"/>
+          <w:numId w:val="8"/>
+        </w:numPr>
+        <w:suppressLineNumbers w:val="0"/>
+        <w:spacing w:before="0" w:beforeAutospacing="1" w:after="0" w:afterAutospacing="1"/>
+        <w:ind w:left="720" w:hanging="360"/>
+      </w:pPr>
+      <w:r>
+        <w:t xml:space="preserve">Enhanced image </w:t>
+      </w:r>
+    </w:p>
+    <w:p>
+      <w:pPr>
+        <w:pStyle w:val="6"/>
+        <w:keepNext w:val="0"/>
+        <w:keepLines w:val="0"/>
+        <w:widowControl/>
+        <w:suppressLineNumbers w:val="0"/>
+      </w:pPr>
+      <w:r>
+        <w:t>👉 Label:</w:t>
+      </w:r>
+    </w:p>
+    <w:p>
+      <w:pPr>
+        <w:keepNext w:val="0"/>
+        <w:keepLines w:val="0"/>
+        <w:widowControl/>
+        <w:numPr>
+          <w:ilvl w:val="0"/>
+          <w:numId w:val="9"/>
+        </w:numPr>
+        <w:suppressLineNumbers w:val="0"/>
+        <w:spacing w:before="0" w:beforeAutospacing="1" w:after="0" w:afterAutospacing="1"/>
+        <w:ind w:left="720" w:hanging="360"/>
+      </w:pPr>
+      <w:r>
+        <w:t xml:space="preserve">Figure 4(a): Original </w:t>
+      </w:r>
+    </w:p>
+    <w:p>
+      <w:pPr>
+        <w:keepNext w:val="0"/>
+        <w:keepLines w:val="0"/>
+        <w:widowControl/>
+        <w:numPr>
+          <w:ilvl w:val="0"/>
+          <w:numId w:val="9"/>
+        </w:numPr>
+        <w:suppressLineNumbers w:val="0"/>
+        <w:spacing w:before="0" w:beforeAutospacing="1" w:after="0" w:afterAutospacing="1"/>
+        <w:ind w:left="720" w:hanging="360"/>
+      </w:pPr>
+      <w:r>
+        <w:t xml:space="preserve">Figure 4(b): Mask </w:t>
+      </w:r>
+    </w:p>
+    <w:p>
+      <w:pPr>
+        <w:keepNext w:val="0"/>
+        <w:keepLines w:val="0"/>
+        <w:widowControl/>
+        <w:numPr>
+          <w:ilvl w:val="0"/>
+          <w:numId w:val="9"/>
+        </w:numPr>
+        <w:suppressLineNumbers w:val="0"/>
+        <w:spacing w:before="0" w:beforeAutospacing="1" w:after="0" w:afterAutospacing="1"/>
+        <w:ind w:left="720" w:hanging="360"/>
+      </w:pPr>
+      <w:r>
+        <w:t xml:space="preserve">Figure 4(c): Enhanced result </w:t>
+      </w:r>
+    </w:p>
+    <w:p>
+      <w:pPr>
+        <w:numPr>
+          <w:ilvl w:val="0"/>
+          <w:numId w:val="0"/>
+        </w:numPr>
+      </w:pPr>
+      <w:r>
+        <w:rPr>
+          <w:rFonts w:hint="default" w:ascii="SimSun" w:hAnsi="SimSun" w:eastAsia="SimSun"/>
+          <w:i/>
+          <w:sz w:val="24"/>
+          <w:szCs w:val="24"/>
+          <w:u w:val="single"/>
+        </w:rPr>
+        <w:t>Figure_</w:t>
+      </w:r>
+      <w:r>
+        <w:rPr>
+          <w:rFonts w:hint="default" w:ascii="SimSun" w:hAnsi="SimSun" w:eastAsia="SimSun"/>
+          <w:i/>
+          <w:sz w:val="24"/>
+          <w:szCs w:val="24"/>
+          <w:u w:val="single"/>
+          <w:lang w:val="en-SG"/>
+        </w:rPr>
+        <w:t>6</w:t>
+      </w:r>
+      <w:r>
+        <w:rPr>
+          <w:rFonts w:hint="default" w:ascii="SimSun" w:hAnsi="SimSun" w:eastAsia="SimSun"/>
+          <w:i/>
+          <w:sz w:val="24"/>
+          <w:szCs w:val="24"/>
+          <w:u w:val="single"/>
+        </w:rPr>
+        <w:t>.png</w:t>
+      </w:r>
+    </w:p>
+    <w:p>
+      <w:pPr>
+        <w:keepNext w:val="0"/>
+        <w:keepLines w:val="0"/>
+        <w:widowControl/>
+        <w:suppressLineNumbers w:val="0"/>
+      </w:pPr>
+      <w:r>
+        <w:pict>
+          <v:rect id="_x0000_i1041" o:spt="1" style="height:1.5pt;width:432pt;" fillcolor="#A0A0A0" filled="t" stroked="f" coordsize="21600,21600" o:hr="t" o:hrstd="t" o:hralign="center">
+            <v:path/>
+            <v:fill on="t" focussize="0,0"/>
+            <v:stroke on="f"/>
+            <v:imagedata o:title=""/>
+            <o:lock v:ext="edit"/>
+            <w10:wrap type="none"/>
+            <w10:anchorlock/>
+          </v:rect>
+        </w:pict>
+      </w:r>
+    </w:p>
+    <w:p>
+      <w:pPr>
+        <w:pStyle w:val="2"/>
+        <w:keepNext w:val="0"/>
+        <w:keepLines w:val="0"/>
+        <w:widowControl/>
+        <w:suppressLineNumbers w:val="0"/>
+      </w:pPr>
+      <w:r>
+        <w:t>🔹 Discussion (IMPORTANT — HIGH MARKS ⭐)</w:t>
+      </w:r>
+    </w:p>
+    <w:p>
+      <w:pPr>
+        <w:pStyle w:val="6"/>
+        <w:keepNext w:val="0"/>
+        <w:keepLines w:val="0"/>
+        <w:widowControl/>
+        <w:suppressLineNumbers w:val="0"/>
+        <w:ind w:left="720" w:right="720"/>
+      </w:pPr>
+      <w:r>
+        <w:rPr>
+          <w:rFonts w:hint="eastAsia" w:ascii="SimSun" w:hAnsi="SimSun" w:eastAsia="SimSun" w:cs="SimSun"/>
+          <w:sz w:val="24"/>
+          <w:szCs w:val="24"/>
+        </w:rPr>
+        <w:t>The original image suffers from strong backlighting, causing the foreground to appear very dark.</w:t>
+      </w:r>
+    </w:p>
+    <w:p>
+      <w:pPr>
+        <w:pStyle w:val="6"/>
+        <w:keepNext w:val="0"/>
+        <w:keepLines w:val="0"/>
+        <w:widowControl/>
+        <w:suppressLineNumbers w:val="0"/>
+        <w:ind w:left="720" w:right="720"/>
+      </w:pPr>
+      <w:r>
+        <w:rPr>
+          <w:rFonts w:hint="eastAsia" w:ascii="SimSun" w:hAnsi="SimSun" w:eastAsia="SimSun" w:cs="SimSun"/>
+          <w:sz w:val="24"/>
+          <w:szCs w:val="24"/>
+        </w:rPr>
+        <w:t>Otsu thresholding was used to segment the foreground automatically. The resulting mask successfully identifies the silhouette of the subject, although some parts of the room are not fully included due to intensity similarities with the background.</w:t>
+      </w:r>
+    </w:p>
+    <w:p>
+      <w:pPr>
+        <w:pStyle w:val="6"/>
+        <w:keepNext w:val="0"/>
+        <w:keepLines w:val="0"/>
+        <w:widowControl/>
+        <w:suppressLineNumbers w:val="0"/>
+        <w:ind w:left="720" w:right="720"/>
+      </w:pPr>
+      <w:r>
+        <w:rPr>
+          <w:rFonts w:hint="eastAsia" w:ascii="SimSun" w:hAnsi="SimSun" w:eastAsia="SimSun" w:cs="SimSun"/>
+          <w:sz w:val="24"/>
+          <w:szCs w:val="24"/>
+        </w:rPr>
+        <w:t>Histogram equalization applied to the segmented foreground enhances visibility of the subject and some structural details. However, the result also shows noticeable noise amplification, particularly in darker regions, due to the global nature of histogram equalization.</w:t>
+      </w:r>
+    </w:p>
+    <w:p>
+      <w:pPr>
+        <w:pStyle w:val="6"/>
+        <w:keepNext w:val="0"/>
+        <w:keepLines w:val="0"/>
+        <w:widowControl/>
+        <w:suppressLineNumbers w:val="0"/>
+        <w:ind w:left="720" w:right="720"/>
+      </w:pPr>
+      <w:r>
+        <w:rPr>
+          <w:rFonts w:hint="eastAsia" w:ascii="SimSun" w:hAnsi="SimSun" w:eastAsia="SimSun" w:cs="SimSun"/>
+          <w:sz w:val="24"/>
+          <w:szCs w:val="24"/>
+        </w:rPr>
+        <w:t>Despite these limitations, the method improves the visibility of previously hidden features such as the outline of the subject and parts of the interior environment.</w:t>
+      </w:r>
+    </w:p>
+    <w:p>
+      <w:pPr>
+        <w:keepNext w:val="0"/>
+        <w:keepLines w:val="0"/>
+        <w:widowControl/>
+        <w:suppressLineNumbers w:val="0"/>
+      </w:pPr>
+      <w:r>
+        <w:pict>
+          <v:rect id="_x0000_i1042" o:spt="1" style="height:1.5pt;width:432pt;" fillcolor="#A0A0A0" filled="t" stroked="f" coordsize="21600,21600" o:hr="t" o:hrstd="t" o:hralign="center">
+            <v:path/>
+            <v:fill on="t" focussize="0,0"/>
+            <v:stroke on="f"/>
+            <v:imagedata o:title=""/>
+            <o:lock v:ext="edit"/>
+            <w10:wrap type="none"/>
+            <w10:anchorlock/>
+          </v:rect>
+        </w:pict>
+      </w:r>
+    </w:p>
+    <w:p>
+      <w:pPr>
+        <w:pStyle w:val="2"/>
+        <w:keepNext w:val="0"/>
+        <w:keepLines w:val="0"/>
+        <w:widowControl/>
+        <w:suppressLineNumbers w:val="0"/>
+      </w:pPr>
+      <w:r>
+        <w:t>🔹 Hidden Features (REQUIRED BY QUESTION)</w:t>
+      </w:r>
+    </w:p>
+    <w:p>
+      <w:pPr>
+        <w:pStyle w:val="6"/>
+        <w:keepNext w:val="0"/>
+        <w:keepLines w:val="0"/>
+        <w:widowControl/>
+        <w:suppressLineNumbers w:val="0"/>
+        <w:ind w:left="720" w:right="720"/>
+      </w:pPr>
+      <w:r>
+        <w:rPr>
+          <w:rFonts w:hint="eastAsia" w:ascii="SimSun" w:hAnsi="SimSun" w:eastAsia="SimSun" w:cs="SimSun"/>
+          <w:sz w:val="24"/>
+          <w:szCs w:val="24"/>
+        </w:rPr>
+        <w:t>The enhanced image reveals hidden features such as the clearer outline of the woman, partial details of clothing, and some interior textures that were not visible in the original image.</w:t>
+      </w:r>
+    </w:p>
+    <w:p>
+      <w:pPr>
+        <w:keepNext w:val="0"/>
+        <w:keepLines w:val="0"/>
+        <w:widowControl/>
+        <w:suppressLineNumbers w:val="0"/>
+      </w:pPr>
+      <w:r>
+        <w:pict>
+          <v:rect id="_x0000_i1043" o:spt="1" style="height:1.5pt;width:432pt;" fillcolor="#A0A0A0" filled="t" stroked="f" coordsize="21600,21600" o:hr="t" o:hrstd="t" o:hralign="center">
+            <v:path/>
+            <v:fill on="t" focussize="0,0"/>
+            <v:stroke on="f"/>
+            <v:imagedata o:title=""/>
+            <o:lock v:ext="edit"/>
+            <w10:wrap type="none"/>
+            <w10:anchorlock/>
+          </v:rect>
+        </w:pict>
+      </w:r>
+    </w:p>
+    <w:p>
+      <w:pPr>
+        <w:pStyle w:val="2"/>
+        <w:keepNext w:val="0"/>
+        <w:keepLines w:val="0"/>
+        <w:widowControl/>
+        <w:suppressLineNumbers w:val="0"/>
+      </w:pPr>
+      <w:r>
+        <w:t>🔹 Limitations (THIS BOOSTS MARKS ⭐)</w:t>
+      </w:r>
+    </w:p>
+    <w:p>
+      <w:pPr>
+        <w:pStyle w:val="6"/>
+        <w:keepNext w:val="0"/>
+        <w:keepLines w:val="0"/>
+        <w:widowControl/>
+        <w:suppressLineNumbers w:val="0"/>
+        <w:ind w:left="720" w:right="720"/>
+      </w:pPr>
+      <w:r>
+        <w:rPr>
+          <w:rFonts w:hint="eastAsia" w:ascii="SimSun" w:hAnsi="SimSun" w:eastAsia="SimSun" w:cs="SimSun"/>
+          <w:sz w:val="24"/>
+          <w:szCs w:val="24"/>
+        </w:rPr>
+        <w:t>The segmentation is not perfect, as Otsu thresholding struggles to separate regions with similar intensity values. Additionally, histogram equalization amplifies noise in low-light areas.</w:t>
+      </w:r>
+    </w:p>
+    <w:p>
+      <w:pPr>
+        <w:keepNext w:val="0"/>
+        <w:keepLines w:val="0"/>
+        <w:widowControl/>
+        <w:suppressLineNumbers w:val="0"/>
+      </w:pPr>
+      <w:r>
+        <w:pict>
+          <v:rect id="_x0000_i1044" o:spt="1" style="height:1.5pt;width:432pt;" fillcolor="#A0A0A0" filled="t" stroked="f" coordsize="21600,21600" o:hr="t" o:hrstd="t" o:hralign="center">
+            <v:path/>
+            <v:fill on="t" focussize="0,0"/>
+            <v:stroke on="f"/>
+            <v:imagedata o:title=""/>
+            <o:lock v:ext="edit"/>
+            <w10:wrap type="none"/>
+            <w10:anchorlock/>
+          </v:rect>
+        </w:pict>
+      </w:r>
+    </w:p>
+    <w:p>
+      <w:pPr>
+        <w:pStyle w:val="2"/>
+        <w:keepNext w:val="0"/>
+        <w:keepLines w:val="0"/>
+        <w:widowControl/>
+        <w:suppressLineNumbers w:val="0"/>
+      </w:pPr>
+      <w:r>
+        <w:t>🔹 Conclusion</w:t>
+      </w:r>
+    </w:p>
+    <w:p>
+      <w:pPr>
+        <w:pStyle w:val="6"/>
+        <w:keepNext w:val="0"/>
+        <w:keepLines w:val="0"/>
+        <w:widowControl/>
+        <w:suppressLineNumbers w:val="0"/>
+        <w:ind w:left="720" w:right="720"/>
+      </w:pPr>
+      <w:r>
+        <w:rPr>
+          <w:rFonts w:hint="eastAsia" w:ascii="SimSun" w:hAnsi="SimSun" w:eastAsia="SimSun" w:cs="SimSun"/>
+          <w:sz w:val="24"/>
+          <w:szCs w:val="24"/>
+        </w:rPr>
+        <w:t>Selective histogram equalization combined with Otsu thresholding enhances important foreground details while preserving the background. However, the method may introduce noise and imperfect segmentation in complex lighting conditions.</w:t>
+      </w:r>
+    </w:p>
+    <w:p>
+      <w:pPr>
+        <w:pStyle w:val="6"/>
+        <w:keepNext w:val="0"/>
+        <w:keepLines w:val="0"/>
+        <w:widowControl/>
+        <w:suppressLineNumbers w:val="0"/>
+        <w:ind w:right="720"/>
+        <w:rPr>
+          <w:rFonts w:hint="eastAsia" w:ascii="SimSun" w:hAnsi="SimSun" w:eastAsia="SimSun" w:cs="SimSun"/>
+          <w:sz w:val="24"/>
+          <w:szCs w:val="24"/>
+        </w:rPr>
+      </w:pPr>
+    </w:p>
+    <w:p>
+      <w:pPr>
+        <w:numPr>
+          <w:numId w:val="0"/>
+        </w:numPr>
+        <w:rPr>
+          <w:rFonts w:hint="default" w:ascii="SimSun" w:hAnsi="SimSun" w:eastAsia="SimSun" w:cs="SimSun"/>
+          <w:sz w:val="24"/>
+          <w:szCs w:val="24"/>
+          <w:lang w:val="en-US"/>
         </w:rPr>
       </w:pPr>
       <w:bookmarkStart w:id="0" w:name="_GoBack"/>
@@ -1017,6 +3071,304 @@
 <file path=word/numbering.xml><?xml version="1.0" encoding="utf-8"?>
 <w:numbering xmlns:wpc="http://schemas.microsoft.com/office/word/2010/wordprocessingCanvas" xmlns:mc="http://schemas.openxmlformats.org/markup-compatibility/2006" xmlns:o="urn:schemas-microsoft-com:office:office" xmlns:r="http://schemas.openxmlformats.org/officeDocument/2006/relationships" xmlns:m="http://schemas.openxmlformats.org/officeDocument/2006/math" xmlns:v="urn:schemas-microsoft-com:vml" xmlns:wp14="http://schemas.microsoft.com/office/word/2010/wordprocessingDrawing" xmlns:wp="http://schemas.openxmlformats.org/drawingml/2006/wordprocessingDrawing" xmlns:w10="urn:schemas-microsoft-com:office:word" xmlns:w="http://schemas.openxmlformats.org/wordprocessingml/2006/main" xmlns:w14="http://schemas.microsoft.com/office/word/2010/wordml" xmlns:wpg="http://schemas.microsoft.com/office/word/2010/wordprocessingGroup" xmlns:wpi="http://schemas.microsoft.com/office/word/2010/wordprocessingInk" xmlns:wne="http://schemas.microsoft.com/office/word/2006/wordml" xmlns:wps="http://schemas.microsoft.com/office/word/2010/wordprocessingShape" xmlns:wpsCustomData="http://www.wps.cn/officeDocument/2013/wpsCustomData" mc:Ignorable="w14 wp14">
   <w:abstractNum w:abstractNumId="0">
+    <w:nsid w:val="A02C5551"/>
+    <w:multiLevelType w:val="multilevel"/>
+    <w:tmpl w:val="A02C5551"/>
+    <w:lvl w:ilvl="0" w:tentative="0">
+      <w:start w:val="1"/>
+      <w:numFmt w:val="bullet"/>
+      <w:lvlText w:val=""/>
+      <w:lvlJc w:val="left"/>
+      <w:pPr>
+        <w:tabs>
+          <w:tab w:val="left" w:pos="720"/>
+        </w:tabs>
+        <w:ind w:left="720" w:hanging="360"/>
+      </w:pPr>
+      <w:rPr>
+        <w:rFonts w:ascii="Symbol" w:hAnsi="Symbol" w:cs="Symbol"/>
+        <w:sz w:val="20"/>
+      </w:rPr>
+    </w:lvl>
+    <w:lvl w:ilvl="1" w:tentative="0">
+      <w:start w:val="1"/>
+      <w:numFmt w:val="bullet"/>
+      <w:lvlText w:val="o"/>
+      <w:lvlJc w:val="left"/>
+      <w:pPr>
+        <w:tabs>
+          <w:tab w:val="left" w:pos="1440"/>
+        </w:tabs>
+        <w:ind w:left="1440" w:hanging="360"/>
+      </w:pPr>
+      <w:rPr>
+        <w:rFonts w:ascii="Courier New" w:hAnsi="Courier New" w:cs="Courier New"/>
+        <w:sz w:val="20"/>
+      </w:rPr>
+    </w:lvl>
+    <w:lvl w:ilvl="2" w:tentative="0">
+      <w:start w:val="1"/>
+      <w:numFmt w:val="bullet"/>
+      <w:lvlText w:val=""/>
+      <w:lvlJc w:val="left"/>
+      <w:pPr>
+        <w:tabs>
+          <w:tab w:val="left" w:pos="2160"/>
+        </w:tabs>
+        <w:ind w:left="2160" w:hanging="360"/>
+      </w:pPr>
+      <w:rPr>
+        <w:rFonts w:ascii="Wingdings" w:hAnsi="Wingdings" w:cs="Wingdings"/>
+        <w:sz w:val="20"/>
+      </w:rPr>
+    </w:lvl>
+    <w:lvl w:ilvl="3" w:tentative="0">
+      <w:start w:val="1"/>
+      <w:numFmt w:val="bullet"/>
+      <w:lvlText w:val=""/>
+      <w:lvlJc w:val="left"/>
+      <w:pPr>
+        <w:tabs>
+          <w:tab w:val="left" w:pos="2880"/>
+        </w:tabs>
+        <w:ind w:left="2880" w:hanging="360"/>
+      </w:pPr>
+      <w:rPr>
+        <w:rFonts w:hint="default" w:ascii="Wingdings" w:hAnsi="Wingdings" w:cs="Wingdings"/>
+        <w:sz w:val="20"/>
+      </w:rPr>
+    </w:lvl>
+    <w:lvl w:ilvl="4" w:tentative="0">
+      <w:start w:val="1"/>
+      <w:numFmt w:val="bullet"/>
+      <w:lvlText w:val=""/>
+      <w:lvlJc w:val="left"/>
+      <w:pPr>
+        <w:tabs>
+          <w:tab w:val="left" w:pos="3600"/>
+        </w:tabs>
+        <w:ind w:left="3600" w:hanging="360"/>
+      </w:pPr>
+      <w:rPr>
+        <w:rFonts w:hint="default" w:ascii="Wingdings" w:hAnsi="Wingdings" w:cs="Wingdings"/>
+        <w:sz w:val="20"/>
+      </w:rPr>
+    </w:lvl>
+    <w:lvl w:ilvl="5" w:tentative="0">
+      <w:start w:val="1"/>
+      <w:numFmt w:val="bullet"/>
+      <w:lvlText w:val=""/>
+      <w:lvlJc w:val="left"/>
+      <w:pPr>
+        <w:tabs>
+          <w:tab w:val="left" w:pos="4320"/>
+        </w:tabs>
+        <w:ind w:left="4320" w:hanging="360"/>
+      </w:pPr>
+      <w:rPr>
+        <w:rFonts w:hint="default" w:ascii="Wingdings" w:hAnsi="Wingdings" w:cs="Wingdings"/>
+        <w:sz w:val="20"/>
+      </w:rPr>
+    </w:lvl>
+    <w:lvl w:ilvl="6" w:tentative="0">
+      <w:start w:val="1"/>
+      <w:numFmt w:val="bullet"/>
+      <w:lvlText w:val=""/>
+      <w:lvlJc w:val="left"/>
+      <w:pPr>
+        <w:tabs>
+          <w:tab w:val="left" w:pos="5040"/>
+        </w:tabs>
+        <w:ind w:left="5040" w:hanging="360"/>
+      </w:pPr>
+      <w:rPr>
+        <w:rFonts w:hint="default" w:ascii="Wingdings" w:hAnsi="Wingdings" w:cs="Wingdings"/>
+        <w:sz w:val="20"/>
+      </w:rPr>
+    </w:lvl>
+    <w:lvl w:ilvl="7" w:tentative="0">
+      <w:start w:val="1"/>
+      <w:numFmt w:val="bullet"/>
+      <w:lvlText w:val=""/>
+      <w:lvlJc w:val="left"/>
+      <w:pPr>
+        <w:tabs>
+          <w:tab w:val="left" w:pos="5760"/>
+        </w:tabs>
+        <w:ind w:left="5760" w:hanging="360"/>
+      </w:pPr>
+      <w:rPr>
+        <w:rFonts w:hint="default" w:ascii="Wingdings" w:hAnsi="Wingdings" w:cs="Wingdings"/>
+        <w:sz w:val="20"/>
+      </w:rPr>
+    </w:lvl>
+    <w:lvl w:ilvl="8" w:tentative="0">
+      <w:start w:val="1"/>
+      <w:numFmt w:val="bullet"/>
+      <w:lvlText w:val=""/>
+      <w:lvlJc w:val="left"/>
+      <w:pPr>
+        <w:tabs>
+          <w:tab w:val="left" w:pos="6480"/>
+        </w:tabs>
+        <w:ind w:left="6480" w:hanging="360"/>
+      </w:pPr>
+      <w:rPr>
+        <w:rFonts w:hint="default" w:ascii="Wingdings" w:hAnsi="Wingdings" w:cs="Wingdings"/>
+        <w:sz w:val="20"/>
+      </w:rPr>
+    </w:lvl>
+  </w:abstractNum>
+  <w:abstractNum w:abstractNumId="1">
+    <w:nsid w:val="A22FB5C0"/>
+    <w:multiLevelType w:val="multilevel"/>
+    <w:tmpl w:val="A22FB5C0"/>
+    <w:lvl w:ilvl="0" w:tentative="0">
+      <w:start w:val="1"/>
+      <w:numFmt w:val="bullet"/>
+      <w:lvlText w:val=""/>
+      <w:lvlJc w:val="left"/>
+      <w:pPr>
+        <w:tabs>
+          <w:tab w:val="left" w:pos="720"/>
+        </w:tabs>
+        <w:ind w:left="720" w:hanging="360"/>
+      </w:pPr>
+      <w:rPr>
+        <w:rFonts w:hint="default" w:ascii="Symbol" w:hAnsi="Symbol" w:cs="Symbol"/>
+        <w:sz w:val="20"/>
+      </w:rPr>
+    </w:lvl>
+    <w:lvl w:ilvl="1" w:tentative="0">
+      <w:start w:val="1"/>
+      <w:numFmt w:val="bullet"/>
+      <w:lvlText w:val="o"/>
+      <w:lvlJc w:val="left"/>
+      <w:pPr>
+        <w:tabs>
+          <w:tab w:val="left" w:pos="1440"/>
+        </w:tabs>
+        <w:ind w:left="1440" w:hanging="360"/>
+      </w:pPr>
+      <w:rPr>
+        <w:rFonts w:hint="default" w:ascii="Courier New" w:hAnsi="Courier New" w:cs="Courier New"/>
+        <w:sz w:val="20"/>
+      </w:rPr>
+    </w:lvl>
+    <w:lvl w:ilvl="2" w:tentative="0">
+      <w:start w:val="1"/>
+      <w:numFmt w:val="bullet"/>
+      <w:lvlText w:val=""/>
+      <w:lvlJc w:val="left"/>
+      <w:pPr>
+        <w:tabs>
+          <w:tab w:val="left" w:pos="2160"/>
+        </w:tabs>
+        <w:ind w:left="2160" w:hanging="360"/>
+      </w:pPr>
+      <w:rPr>
+        <w:rFonts w:hint="default" w:ascii="Wingdings" w:hAnsi="Wingdings" w:cs="Wingdings"/>
+        <w:sz w:val="20"/>
+      </w:rPr>
+    </w:lvl>
+    <w:lvl w:ilvl="3" w:tentative="0">
+      <w:start w:val="1"/>
+      <w:numFmt w:val="bullet"/>
+      <w:lvlText w:val=""/>
+      <w:lvlJc w:val="left"/>
+      <w:pPr>
+        <w:tabs>
+          <w:tab w:val="left" w:pos="2880"/>
+        </w:tabs>
+        <w:ind w:left="2880" w:hanging="360"/>
+      </w:pPr>
+      <w:rPr>
+        <w:rFonts w:hint="default" w:ascii="Wingdings" w:hAnsi="Wingdings" w:cs="Wingdings"/>
+        <w:sz w:val="20"/>
+      </w:rPr>
+    </w:lvl>
+    <w:lvl w:ilvl="4" w:tentative="0">
+      <w:start w:val="1"/>
+      <w:numFmt w:val="bullet"/>
+      <w:lvlText w:val=""/>
+      <w:lvlJc w:val="left"/>
+      <w:pPr>
+        <w:tabs>
+          <w:tab w:val="left" w:pos="3600"/>
+        </w:tabs>
+        <w:ind w:left="3600" w:hanging="360"/>
+      </w:pPr>
+      <w:rPr>
+        <w:rFonts w:hint="default" w:ascii="Wingdings" w:hAnsi="Wingdings" w:cs="Wingdings"/>
+        <w:sz w:val="20"/>
+      </w:rPr>
+    </w:lvl>
+    <w:lvl w:ilvl="5" w:tentative="0">
+      <w:start w:val="1"/>
+      <w:numFmt w:val="bullet"/>
+      <w:lvlText w:val=""/>
+      <w:lvlJc w:val="left"/>
+      <w:pPr>
+        <w:tabs>
+          <w:tab w:val="left" w:pos="4320"/>
+        </w:tabs>
+        <w:ind w:left="4320" w:hanging="360"/>
+      </w:pPr>
+      <w:rPr>
+        <w:rFonts w:hint="default" w:ascii="Wingdings" w:hAnsi="Wingdings" w:cs="Wingdings"/>
+        <w:sz w:val="20"/>
+      </w:rPr>
+    </w:lvl>
+    <w:lvl w:ilvl="6" w:tentative="0">
+      <w:start w:val="1"/>
+      <w:numFmt w:val="bullet"/>
+      <w:lvlText w:val=""/>
+      <w:lvlJc w:val="left"/>
+      <w:pPr>
+        <w:tabs>
+          <w:tab w:val="left" w:pos="5040"/>
+        </w:tabs>
+        <w:ind w:left="5040" w:hanging="360"/>
+      </w:pPr>
+      <w:rPr>
+        <w:rFonts w:hint="default" w:ascii="Wingdings" w:hAnsi="Wingdings" w:cs="Wingdings"/>
+        <w:sz w:val="20"/>
+      </w:rPr>
+    </w:lvl>
+    <w:lvl w:ilvl="7" w:tentative="0">
+      <w:start w:val="1"/>
+      <w:numFmt w:val="bullet"/>
+      <w:lvlText w:val=""/>
+      <w:lvlJc w:val="left"/>
+      <w:pPr>
+        <w:tabs>
+          <w:tab w:val="left" w:pos="5760"/>
+        </w:tabs>
+        <w:ind w:left="5760" w:hanging="360"/>
+      </w:pPr>
+      <w:rPr>
+        <w:rFonts w:hint="default" w:ascii="Wingdings" w:hAnsi="Wingdings" w:cs="Wingdings"/>
+        <w:sz w:val="20"/>
+      </w:rPr>
+    </w:lvl>
+    <w:lvl w:ilvl="8" w:tentative="0">
+      <w:start w:val="1"/>
+      <w:numFmt w:val="bullet"/>
+      <w:lvlText w:val=""/>
+      <w:lvlJc w:val="left"/>
+      <w:pPr>
+        <w:tabs>
+          <w:tab w:val="left" w:pos="6480"/>
+        </w:tabs>
+        <w:ind w:left="6480" w:hanging="360"/>
+      </w:pPr>
+      <w:rPr>
+        <w:rFonts w:hint="default" w:ascii="Wingdings" w:hAnsi="Wingdings" w:cs="Wingdings"/>
+        <w:sz w:val="20"/>
+      </w:rPr>
+    </w:lvl>
+  </w:abstractNum>
+  <w:abstractNum w:abstractNumId="2">
     <w:nsid w:val="C930E02B"/>
     <w:multiLevelType w:val="multilevel"/>
     <w:tmpl w:val="C930E02B"/>
@@ -1165,7 +3517,7 @@
       </w:rPr>
     </w:lvl>
   </w:abstractNum>
-  <w:abstractNum w:abstractNumId="1">
+  <w:abstractNum w:abstractNumId="3">
     <w:nsid w:val="D198934E"/>
     <w:multiLevelType w:val="multilevel"/>
     <w:tmpl w:val="D198934E"/>
@@ -1314,7 +3666,7 @@
       </w:rPr>
     </w:lvl>
   </w:abstractNum>
-  <w:abstractNum w:abstractNumId="2">
+  <w:abstractNum w:abstractNumId="4">
     <w:nsid w:val="E34ADA50"/>
     <w:multiLevelType w:val="multilevel"/>
     <w:tmpl w:val="E34ADA50"/>
@@ -1463,7 +3815,7 @@
       </w:rPr>
     </w:lvl>
   </w:abstractNum>
-  <w:abstractNum w:abstractNumId="3">
+  <w:abstractNum w:abstractNumId="5">
     <w:nsid w:val="E7ABD023"/>
     <w:multiLevelType w:val="singleLevel"/>
     <w:tmpl w:val="E7ABD023"/>
@@ -1475,17 +3827,479 @@
       <w:lvlJc w:val="left"/>
     </w:lvl>
   </w:abstractNum>
+  <w:abstractNum w:abstractNumId="6">
+    <w:nsid w:val="F2FF1E4A"/>
+    <w:multiLevelType w:val="multilevel"/>
+    <w:tmpl w:val="F2FF1E4A"/>
+    <w:lvl w:ilvl="0" w:tentative="0">
+      <w:start w:val="1"/>
+      <w:numFmt w:val="bullet"/>
+      <w:lvlText w:val=""/>
+      <w:lvlJc w:val="left"/>
+      <w:pPr>
+        <w:tabs>
+          <w:tab w:val="left" w:pos="720"/>
+        </w:tabs>
+        <w:ind w:left="720" w:hanging="360"/>
+      </w:pPr>
+      <w:rPr>
+        <w:rFonts w:hint="default" w:ascii="Symbol" w:hAnsi="Symbol" w:cs="Symbol"/>
+        <w:sz w:val="20"/>
+      </w:rPr>
+    </w:lvl>
+    <w:lvl w:ilvl="1" w:tentative="0">
+      <w:start w:val="1"/>
+      <w:numFmt w:val="bullet"/>
+      <w:lvlText w:val="o"/>
+      <w:lvlJc w:val="left"/>
+      <w:pPr>
+        <w:tabs>
+          <w:tab w:val="left" w:pos="1440"/>
+        </w:tabs>
+        <w:ind w:left="1440" w:hanging="360"/>
+      </w:pPr>
+      <w:rPr>
+        <w:rFonts w:hint="default" w:ascii="Courier New" w:hAnsi="Courier New" w:cs="Courier New"/>
+        <w:sz w:val="20"/>
+      </w:rPr>
+    </w:lvl>
+    <w:lvl w:ilvl="2" w:tentative="0">
+      <w:start w:val="1"/>
+      <w:numFmt w:val="bullet"/>
+      <w:lvlText w:val=""/>
+      <w:lvlJc w:val="left"/>
+      <w:pPr>
+        <w:tabs>
+          <w:tab w:val="left" w:pos="2160"/>
+        </w:tabs>
+        <w:ind w:left="2160" w:hanging="360"/>
+      </w:pPr>
+      <w:rPr>
+        <w:rFonts w:hint="default" w:ascii="Wingdings" w:hAnsi="Wingdings" w:cs="Wingdings"/>
+        <w:sz w:val="20"/>
+      </w:rPr>
+    </w:lvl>
+    <w:lvl w:ilvl="3" w:tentative="0">
+      <w:start w:val="1"/>
+      <w:numFmt w:val="bullet"/>
+      <w:lvlText w:val=""/>
+      <w:lvlJc w:val="left"/>
+      <w:pPr>
+        <w:tabs>
+          <w:tab w:val="left" w:pos="2880"/>
+        </w:tabs>
+        <w:ind w:left="2880" w:hanging="360"/>
+      </w:pPr>
+      <w:rPr>
+        <w:rFonts w:hint="default" w:ascii="Wingdings" w:hAnsi="Wingdings" w:cs="Wingdings"/>
+        <w:sz w:val="20"/>
+      </w:rPr>
+    </w:lvl>
+    <w:lvl w:ilvl="4" w:tentative="0">
+      <w:start w:val="1"/>
+      <w:numFmt w:val="bullet"/>
+      <w:lvlText w:val=""/>
+      <w:lvlJc w:val="left"/>
+      <w:pPr>
+        <w:tabs>
+          <w:tab w:val="left" w:pos="3600"/>
+        </w:tabs>
+        <w:ind w:left="3600" w:hanging="360"/>
+      </w:pPr>
+      <w:rPr>
+        <w:rFonts w:hint="default" w:ascii="Wingdings" w:hAnsi="Wingdings" w:cs="Wingdings"/>
+        <w:sz w:val="20"/>
+      </w:rPr>
+    </w:lvl>
+    <w:lvl w:ilvl="5" w:tentative="0">
+      <w:start w:val="1"/>
+      <w:numFmt w:val="bullet"/>
+      <w:lvlText w:val=""/>
+      <w:lvlJc w:val="left"/>
+      <w:pPr>
+        <w:tabs>
+          <w:tab w:val="left" w:pos="4320"/>
+        </w:tabs>
+        <w:ind w:left="4320" w:hanging="360"/>
+      </w:pPr>
+      <w:rPr>
+        <w:rFonts w:hint="default" w:ascii="Wingdings" w:hAnsi="Wingdings" w:cs="Wingdings"/>
+        <w:sz w:val="20"/>
+      </w:rPr>
+    </w:lvl>
+    <w:lvl w:ilvl="6" w:tentative="0">
+      <w:start w:val="1"/>
+      <w:numFmt w:val="bullet"/>
+      <w:lvlText w:val=""/>
+      <w:lvlJc w:val="left"/>
+      <w:pPr>
+        <w:tabs>
+          <w:tab w:val="left" w:pos="5040"/>
+        </w:tabs>
+        <w:ind w:left="5040" w:hanging="360"/>
+      </w:pPr>
+      <w:rPr>
+        <w:rFonts w:hint="default" w:ascii="Wingdings" w:hAnsi="Wingdings" w:cs="Wingdings"/>
+        <w:sz w:val="20"/>
+      </w:rPr>
+    </w:lvl>
+    <w:lvl w:ilvl="7" w:tentative="0">
+      <w:start w:val="1"/>
+      <w:numFmt w:val="bullet"/>
+      <w:lvlText w:val=""/>
+      <w:lvlJc w:val="left"/>
+      <w:pPr>
+        <w:tabs>
+          <w:tab w:val="left" w:pos="5760"/>
+        </w:tabs>
+        <w:ind w:left="5760" w:hanging="360"/>
+      </w:pPr>
+      <w:rPr>
+        <w:rFonts w:hint="default" w:ascii="Wingdings" w:hAnsi="Wingdings" w:cs="Wingdings"/>
+        <w:sz w:val="20"/>
+      </w:rPr>
+    </w:lvl>
+    <w:lvl w:ilvl="8" w:tentative="0">
+      <w:start w:val="1"/>
+      <w:numFmt w:val="bullet"/>
+      <w:lvlText w:val=""/>
+      <w:lvlJc w:val="left"/>
+      <w:pPr>
+        <w:tabs>
+          <w:tab w:val="left" w:pos="6480"/>
+        </w:tabs>
+        <w:ind w:left="6480" w:hanging="360"/>
+      </w:pPr>
+      <w:rPr>
+        <w:rFonts w:hint="default" w:ascii="Wingdings" w:hAnsi="Wingdings" w:cs="Wingdings"/>
+        <w:sz w:val="20"/>
+      </w:rPr>
+    </w:lvl>
+  </w:abstractNum>
+  <w:abstractNum w:abstractNumId="7">
+    <w:nsid w:val="01CE8E33"/>
+    <w:multiLevelType w:val="multilevel"/>
+    <w:tmpl w:val="01CE8E33"/>
+    <w:lvl w:ilvl="0" w:tentative="0">
+      <w:start w:val="1"/>
+      <w:numFmt w:val="bullet"/>
+      <w:lvlText w:val=""/>
+      <w:lvlJc w:val="left"/>
+      <w:pPr>
+        <w:tabs>
+          <w:tab w:val="left" w:pos="720"/>
+        </w:tabs>
+        <w:ind w:left="720" w:hanging="360"/>
+      </w:pPr>
+      <w:rPr>
+        <w:rFonts w:ascii="Symbol" w:hAnsi="Symbol" w:cs="Symbol"/>
+        <w:sz w:val="20"/>
+      </w:rPr>
+    </w:lvl>
+    <w:lvl w:ilvl="1" w:tentative="0">
+      <w:start w:val="1"/>
+      <w:numFmt w:val="bullet"/>
+      <w:lvlText w:val="o"/>
+      <w:lvlJc w:val="left"/>
+      <w:pPr>
+        <w:tabs>
+          <w:tab w:val="left" w:pos="1440"/>
+        </w:tabs>
+        <w:ind w:left="1440" w:hanging="360"/>
+      </w:pPr>
+      <w:rPr>
+        <w:rFonts w:ascii="Courier New" w:hAnsi="Courier New" w:cs="Courier New"/>
+        <w:sz w:val="20"/>
+      </w:rPr>
+    </w:lvl>
+    <w:lvl w:ilvl="2" w:tentative="0">
+      <w:start w:val="1"/>
+      <w:numFmt w:val="bullet"/>
+      <w:lvlText w:val=""/>
+      <w:lvlJc w:val="left"/>
+      <w:pPr>
+        <w:tabs>
+          <w:tab w:val="left" w:pos="2160"/>
+        </w:tabs>
+        <w:ind w:left="2160" w:hanging="360"/>
+      </w:pPr>
+      <w:rPr>
+        <w:rFonts w:ascii="Wingdings" w:hAnsi="Wingdings" w:cs="Wingdings"/>
+        <w:sz w:val="20"/>
+      </w:rPr>
+    </w:lvl>
+    <w:lvl w:ilvl="3" w:tentative="0">
+      <w:start w:val="1"/>
+      <w:numFmt w:val="bullet"/>
+      <w:lvlText w:val=""/>
+      <w:lvlJc w:val="left"/>
+      <w:pPr>
+        <w:tabs>
+          <w:tab w:val="left" w:pos="2880"/>
+        </w:tabs>
+        <w:ind w:left="2880" w:hanging="360"/>
+      </w:pPr>
+      <w:rPr>
+        <w:rFonts w:hint="default" w:ascii="Wingdings" w:hAnsi="Wingdings" w:cs="Wingdings"/>
+        <w:sz w:val="20"/>
+      </w:rPr>
+    </w:lvl>
+    <w:lvl w:ilvl="4" w:tentative="0">
+      <w:start w:val="1"/>
+      <w:numFmt w:val="bullet"/>
+      <w:lvlText w:val=""/>
+      <w:lvlJc w:val="left"/>
+      <w:pPr>
+        <w:tabs>
+          <w:tab w:val="left" w:pos="3600"/>
+        </w:tabs>
+        <w:ind w:left="3600" w:hanging="360"/>
+      </w:pPr>
+      <w:rPr>
+        <w:rFonts w:hint="default" w:ascii="Wingdings" w:hAnsi="Wingdings" w:cs="Wingdings"/>
+        <w:sz w:val="20"/>
+      </w:rPr>
+    </w:lvl>
+    <w:lvl w:ilvl="5" w:tentative="0">
+      <w:start w:val="1"/>
+      <w:numFmt w:val="bullet"/>
+      <w:lvlText w:val=""/>
+      <w:lvlJc w:val="left"/>
+      <w:pPr>
+        <w:tabs>
+          <w:tab w:val="left" w:pos="4320"/>
+        </w:tabs>
+        <w:ind w:left="4320" w:hanging="360"/>
+      </w:pPr>
+      <w:rPr>
+        <w:rFonts w:hint="default" w:ascii="Wingdings" w:hAnsi="Wingdings" w:cs="Wingdings"/>
+        <w:sz w:val="20"/>
+      </w:rPr>
+    </w:lvl>
+    <w:lvl w:ilvl="6" w:tentative="0">
+      <w:start w:val="1"/>
+      <w:numFmt w:val="bullet"/>
+      <w:lvlText w:val=""/>
+      <w:lvlJc w:val="left"/>
+      <w:pPr>
+        <w:tabs>
+          <w:tab w:val="left" w:pos="5040"/>
+        </w:tabs>
+        <w:ind w:left="5040" w:hanging="360"/>
+      </w:pPr>
+      <w:rPr>
+        <w:rFonts w:hint="default" w:ascii="Wingdings" w:hAnsi="Wingdings" w:cs="Wingdings"/>
+        <w:sz w:val="20"/>
+      </w:rPr>
+    </w:lvl>
+    <w:lvl w:ilvl="7" w:tentative="0">
+      <w:start w:val="1"/>
+      <w:numFmt w:val="bullet"/>
+      <w:lvlText w:val=""/>
+      <w:lvlJc w:val="left"/>
+      <w:pPr>
+        <w:tabs>
+          <w:tab w:val="left" w:pos="5760"/>
+        </w:tabs>
+        <w:ind w:left="5760" w:hanging="360"/>
+      </w:pPr>
+      <w:rPr>
+        <w:rFonts w:hint="default" w:ascii="Wingdings" w:hAnsi="Wingdings" w:cs="Wingdings"/>
+        <w:sz w:val="20"/>
+      </w:rPr>
+    </w:lvl>
+    <w:lvl w:ilvl="8" w:tentative="0">
+      <w:start w:val="1"/>
+      <w:numFmt w:val="bullet"/>
+      <w:lvlText w:val=""/>
+      <w:lvlJc w:val="left"/>
+      <w:pPr>
+        <w:tabs>
+          <w:tab w:val="left" w:pos="6480"/>
+        </w:tabs>
+        <w:ind w:left="6480" w:hanging="360"/>
+      </w:pPr>
+      <w:rPr>
+        <w:rFonts w:hint="default" w:ascii="Wingdings" w:hAnsi="Wingdings" w:cs="Wingdings"/>
+        <w:sz w:val="20"/>
+      </w:rPr>
+    </w:lvl>
+  </w:abstractNum>
+  <w:abstractNum w:abstractNumId="8">
+    <w:nsid w:val="29DB63AC"/>
+    <w:multiLevelType w:val="multilevel"/>
+    <w:tmpl w:val="29DB63AC"/>
+    <w:lvl w:ilvl="0" w:tentative="0">
+      <w:start w:val="1"/>
+      <w:numFmt w:val="bullet"/>
+      <w:lvlText w:val=""/>
+      <w:lvlJc w:val="left"/>
+      <w:pPr>
+        <w:tabs>
+          <w:tab w:val="left" w:pos="720"/>
+        </w:tabs>
+        <w:ind w:left="720" w:hanging="360"/>
+      </w:pPr>
+      <w:rPr>
+        <w:rFonts w:ascii="Symbol" w:hAnsi="Symbol" w:cs="Symbol"/>
+        <w:sz w:val="20"/>
+      </w:rPr>
+    </w:lvl>
+    <w:lvl w:ilvl="1" w:tentative="0">
+      <w:start w:val="1"/>
+      <w:numFmt w:val="bullet"/>
+      <w:lvlText w:val="o"/>
+      <w:lvlJc w:val="left"/>
+      <w:pPr>
+        <w:tabs>
+          <w:tab w:val="left" w:pos="1440"/>
+        </w:tabs>
+        <w:ind w:left="1440" w:hanging="360"/>
+      </w:pPr>
+      <w:rPr>
+        <w:rFonts w:ascii="Courier New" w:hAnsi="Courier New" w:cs="Courier New"/>
+        <w:sz w:val="20"/>
+      </w:rPr>
+    </w:lvl>
+    <w:lvl w:ilvl="2" w:tentative="0">
+      <w:start w:val="1"/>
+      <w:numFmt w:val="bullet"/>
+      <w:lvlText w:val=""/>
+      <w:lvlJc w:val="left"/>
+      <w:pPr>
+        <w:tabs>
+          <w:tab w:val="left" w:pos="2160"/>
+        </w:tabs>
+        <w:ind w:left="2160" w:hanging="360"/>
+      </w:pPr>
+      <w:rPr>
+        <w:rFonts w:ascii="Wingdings" w:hAnsi="Wingdings" w:cs="Wingdings"/>
+        <w:sz w:val="20"/>
+      </w:rPr>
+    </w:lvl>
+    <w:lvl w:ilvl="3" w:tentative="0">
+      <w:start w:val="1"/>
+      <w:numFmt w:val="bullet"/>
+      <w:lvlText w:val=""/>
+      <w:lvlJc w:val="left"/>
+      <w:pPr>
+        <w:tabs>
+          <w:tab w:val="left" w:pos="2880"/>
+        </w:tabs>
+        <w:ind w:left="2880" w:hanging="360"/>
+      </w:pPr>
+      <w:rPr>
+        <w:rFonts w:hint="default" w:ascii="Wingdings" w:hAnsi="Wingdings" w:cs="Wingdings"/>
+        <w:sz w:val="20"/>
+      </w:rPr>
+    </w:lvl>
+    <w:lvl w:ilvl="4" w:tentative="0">
+      <w:start w:val="1"/>
+      <w:numFmt w:val="bullet"/>
+      <w:lvlText w:val=""/>
+      <w:lvlJc w:val="left"/>
+      <w:pPr>
+        <w:tabs>
+          <w:tab w:val="left" w:pos="3600"/>
+        </w:tabs>
+        <w:ind w:left="3600" w:hanging="360"/>
+      </w:pPr>
+      <w:rPr>
+        <w:rFonts w:hint="default" w:ascii="Wingdings" w:hAnsi="Wingdings" w:cs="Wingdings"/>
+        <w:sz w:val="20"/>
+      </w:rPr>
+    </w:lvl>
+    <w:lvl w:ilvl="5" w:tentative="0">
+      <w:start w:val="1"/>
+      <w:numFmt w:val="bullet"/>
+      <w:lvlText w:val=""/>
+      <w:lvlJc w:val="left"/>
+      <w:pPr>
+        <w:tabs>
+          <w:tab w:val="left" w:pos="4320"/>
+        </w:tabs>
+        <w:ind w:left="4320" w:hanging="360"/>
+      </w:pPr>
+      <w:rPr>
+        <w:rFonts w:hint="default" w:ascii="Wingdings" w:hAnsi="Wingdings" w:cs="Wingdings"/>
+        <w:sz w:val="20"/>
+      </w:rPr>
+    </w:lvl>
+    <w:lvl w:ilvl="6" w:tentative="0">
+      <w:start w:val="1"/>
+      <w:numFmt w:val="bullet"/>
+      <w:lvlText w:val=""/>
+      <w:lvlJc w:val="left"/>
+      <w:pPr>
+        <w:tabs>
+          <w:tab w:val="left" w:pos="5040"/>
+        </w:tabs>
+        <w:ind w:left="5040" w:hanging="360"/>
+      </w:pPr>
+      <w:rPr>
+        <w:rFonts w:hint="default" w:ascii="Wingdings" w:hAnsi="Wingdings" w:cs="Wingdings"/>
+        <w:sz w:val="20"/>
+      </w:rPr>
+    </w:lvl>
+    <w:lvl w:ilvl="7" w:tentative="0">
+      <w:start w:val="1"/>
+      <w:numFmt w:val="bullet"/>
+      <w:lvlText w:val=""/>
+      <w:lvlJc w:val="left"/>
+      <w:pPr>
+        <w:tabs>
+          <w:tab w:val="left" w:pos="5760"/>
+        </w:tabs>
+        <w:ind w:left="5760" w:hanging="360"/>
+      </w:pPr>
+      <w:rPr>
+        <w:rFonts w:hint="default" w:ascii="Wingdings" w:hAnsi="Wingdings" w:cs="Wingdings"/>
+        <w:sz w:val="20"/>
+      </w:rPr>
+    </w:lvl>
+    <w:lvl w:ilvl="8" w:tentative="0">
+      <w:start w:val="1"/>
+      <w:numFmt w:val="bullet"/>
+      <w:lvlText w:val=""/>
+      <w:lvlJc w:val="left"/>
+      <w:pPr>
+        <w:tabs>
+          <w:tab w:val="left" w:pos="6480"/>
+        </w:tabs>
+        <w:ind w:left="6480" w:hanging="360"/>
+      </w:pPr>
+      <w:rPr>
+        <w:rFonts w:hint="default" w:ascii="Wingdings" w:hAnsi="Wingdings" w:cs="Wingdings"/>
+        <w:sz w:val="20"/>
+      </w:rPr>
+    </w:lvl>
+  </w:abstractNum>
   <w:num w:numId="1">
+    <w:abstractNumId w:val="5"/>
+  </w:num>
+  <w:num w:numId="2">
+    <w:abstractNumId w:val="2"/>
+  </w:num>
+  <w:num w:numId="3">
     <w:abstractNumId w:val="3"/>
   </w:num>
-  <w:num w:numId="2">
+  <w:num w:numId="4">
+    <w:abstractNumId w:val="4"/>
+  </w:num>
+  <w:num w:numId="5">
+    <w:abstractNumId w:val="7"/>
+  </w:num>
+  <w:num w:numId="6">
     <w:abstractNumId w:val="0"/>
   </w:num>
-  <w:num w:numId="3">
+  <w:num w:numId="7">
+    <w:abstractNumId w:val="6"/>
+  </w:num>
+  <w:num w:numId="8">
+    <w:abstractNumId w:val="8"/>
+  </w:num>
+  <w:num w:numId="9">
     <w:abstractNumId w:val="1"/>
-  </w:num>
-  <w:num w:numId="4">
-    <w:abstractNumId w:val="2"/>
   </w:num>
 </w:numbering>
 </file>

--- a/DATA EXPORT.docx
+++ b/DATA EXPORT.docx
@@ -196,6 +196,7 @@
     <w:p>
       <w:pPr>
         <w:numPr>
+          <w:ilvl w:val="0"/>
           <w:numId w:val="0"/>
         </w:numPr>
         <w:rPr>
@@ -308,6 +309,7 @@
     <w:p>
       <w:pPr>
         <w:numPr>
+          <w:ilvl w:val="0"/>
           <w:numId w:val="0"/>
         </w:numPr>
         <w:rPr>
@@ -320,6 +322,7 @@
     <w:p>
       <w:pPr>
         <w:numPr>
+          <w:ilvl w:val="0"/>
           <w:numId w:val="0"/>
         </w:numPr>
         <w:rPr>
@@ -332,6 +335,7 @@
     <w:p>
       <w:pPr>
         <w:numPr>
+          <w:ilvl w:val="0"/>
           <w:numId w:val="0"/>
         </w:numPr>
         <w:rPr>
@@ -356,6 +360,7 @@
     <w:p>
       <w:pPr>
         <w:numPr>
+          <w:ilvl w:val="0"/>
           <w:numId w:val="0"/>
         </w:numPr>
         <w:rPr>
@@ -368,6 +373,7 @@
     <w:p>
       <w:pPr>
         <w:numPr>
+          <w:ilvl w:val="0"/>
           <w:numId w:val="0"/>
         </w:numPr>
         <w:rPr>
@@ -380,6 +386,7 @@
     <w:p>
       <w:pPr>
         <w:numPr>
+          <w:ilvl w:val="0"/>
           <w:numId w:val="0"/>
         </w:numPr>
         <w:rPr>
@@ -392,6 +399,7 @@
     <w:p>
       <w:pPr>
         <w:numPr>
+          <w:ilvl w:val="0"/>
           <w:numId w:val="0"/>
         </w:numPr>
         <w:rPr>
@@ -404,6 +412,7 @@
     <w:p>
       <w:pPr>
         <w:numPr>
+          <w:ilvl w:val="0"/>
           <w:numId w:val="0"/>
         </w:numPr>
         <w:rPr>
@@ -416,6 +425,7 @@
     <w:p>
       <w:pPr>
         <w:numPr>
+          <w:ilvl w:val="0"/>
           <w:numId w:val="0"/>
         </w:numPr>
         <w:rPr>
@@ -428,6 +438,7 @@
     <w:p>
       <w:pPr>
         <w:numPr>
+          <w:ilvl w:val="0"/>
           <w:numId w:val="0"/>
         </w:numPr>
         <w:rPr>
@@ -440,6 +451,7 @@
     <w:p>
       <w:pPr>
         <w:numPr>
+          <w:ilvl w:val="0"/>
           <w:numId w:val="0"/>
         </w:numPr>
         <w:rPr>
@@ -452,6 +464,7 @@
     <w:p>
       <w:pPr>
         <w:numPr>
+          <w:ilvl w:val="0"/>
           <w:numId w:val="0"/>
         </w:numPr>
         <w:rPr>
@@ -464,6 +477,7 @@
     <w:p>
       <w:pPr>
         <w:numPr>
+          <w:ilvl w:val="0"/>
           <w:numId w:val="0"/>
         </w:numPr>
         <w:rPr>
@@ -476,6 +490,7 @@
     <w:p>
       <w:pPr>
         <w:numPr>
+          <w:ilvl w:val="0"/>
           <w:numId w:val="0"/>
         </w:numPr>
         <w:rPr>
@@ -488,6 +503,7 @@
     <w:p>
       <w:pPr>
         <w:numPr>
+          <w:ilvl w:val="0"/>
           <w:numId w:val="0"/>
         </w:numPr>
         <w:rPr>
@@ -797,6 +813,7 @@
     <w:p>
       <w:pPr>
         <w:numPr>
+          <w:ilvl w:val="0"/>
           <w:numId w:val="0"/>
         </w:numPr>
         <w:rPr>
@@ -809,6 +826,7 @@
     <w:p>
       <w:pPr>
         <w:numPr>
+          <w:ilvl w:val="0"/>
           <w:numId w:val="0"/>
         </w:numPr>
         <w:rPr>
@@ -821,6 +839,7 @@
     <w:p>
       <w:pPr>
         <w:numPr>
+          <w:ilvl w:val="0"/>
           <w:numId w:val="0"/>
         </w:numPr>
         <w:rPr>
@@ -833,6 +852,7 @@
     <w:p>
       <w:pPr>
         <w:numPr>
+          <w:ilvl w:val="0"/>
           <w:numId w:val="0"/>
         </w:numPr>
         <w:rPr>
@@ -845,6 +865,7 @@
     <w:p>
       <w:pPr>
         <w:numPr>
+          <w:ilvl w:val="0"/>
           <w:numId w:val="0"/>
         </w:numPr>
         <w:rPr>
@@ -857,6 +878,7 @@
     <w:p>
       <w:pPr>
         <w:numPr>
+          <w:ilvl w:val="0"/>
           <w:numId w:val="0"/>
         </w:numPr>
         <w:rPr>
@@ -869,6 +891,7 @@
     <w:p>
       <w:pPr>
         <w:numPr>
+          <w:ilvl w:val="0"/>
           <w:numId w:val="0"/>
         </w:numPr>
         <w:rPr>
@@ -881,6 +904,7 @@
     <w:p>
       <w:pPr>
         <w:numPr>
+          <w:ilvl w:val="0"/>
           <w:numId w:val="0"/>
         </w:numPr>
         <w:rPr>
@@ -893,6 +917,7 @@
     <w:p>
       <w:pPr>
         <w:numPr>
+          <w:ilvl w:val="0"/>
           <w:numId w:val="0"/>
         </w:numPr>
         <w:rPr>
@@ -905,6 +930,7 @@
     <w:p>
       <w:pPr>
         <w:numPr>
+          <w:ilvl w:val="0"/>
           <w:numId w:val="0"/>
         </w:numPr>
         <w:rPr>
@@ -917,6 +943,7 @@
     <w:p>
       <w:pPr>
         <w:numPr>
+          <w:ilvl w:val="0"/>
           <w:numId w:val="0"/>
         </w:numPr>
         <w:rPr>
@@ -929,6 +956,7 @@
     <w:p>
       <w:pPr>
         <w:numPr>
+          <w:ilvl w:val="0"/>
           <w:numId w:val="0"/>
         </w:numPr>
         <w:rPr>
@@ -941,6 +969,7 @@
     <w:p>
       <w:pPr>
         <w:numPr>
+          <w:ilvl w:val="0"/>
           <w:numId w:val="0"/>
         </w:numPr>
         <w:rPr>
@@ -953,6 +982,7 @@
     <w:p>
       <w:pPr>
         <w:numPr>
+          <w:ilvl w:val="0"/>
           <w:numId w:val="0"/>
         </w:numPr>
         <w:rPr>
@@ -965,6 +995,7 @@
     <w:p>
       <w:pPr>
         <w:numPr>
+          <w:ilvl w:val="0"/>
           <w:numId w:val="0"/>
         </w:numPr>
         <w:rPr>
@@ -977,6 +1008,7 @@
     <w:p>
       <w:pPr>
         <w:numPr>
+          <w:ilvl w:val="0"/>
           <w:numId w:val="0"/>
         </w:numPr>
         <w:rPr>
@@ -989,6 +1021,7 @@
     <w:p>
       <w:pPr>
         <w:numPr>
+          <w:ilvl w:val="0"/>
           <w:numId w:val="0"/>
         </w:numPr>
         <w:rPr>
@@ -1206,6 +1239,325 @@
       </w:pPr>
       <w:r>
         <w:pict>
+          <v:rect id="_x0000_i1029" o:spt="1" style="height:1.5pt;width:432pt;" fillcolor="#A0A0A0" filled="t" stroked="f" coordsize="21600,21600" o:hr="t" o:hrstd="t" o:hralign="center">
+            <v:path/>
+            <v:fill on="t" focussize="0,0"/>
+            <v:stroke on="f"/>
+            <v:imagedata o:title=""/>
+            <o:lock v:ext="edit"/>
+            <w10:wrap type="none"/>
+            <w10:anchorlock/>
+          </v:rect>
+        </w:pict>
+      </w:r>
+    </w:p>
+    <w:p>
+      <w:pPr>
+        <w:pStyle w:val="2"/>
+        <w:keepNext w:val="0"/>
+        <w:keepLines w:val="0"/>
+        <w:widowControl/>
+        <w:suppressLineNumbers w:val="0"/>
+      </w:pPr>
+      <w:r>
+        <w:t>🔹 Results</w:t>
+      </w:r>
+    </w:p>
+    <w:p>
+      <w:pPr>
+        <w:pStyle w:val="6"/>
+        <w:keepNext w:val="0"/>
+        <w:keepLines w:val="0"/>
+        <w:widowControl/>
+        <w:suppressLineNumbers w:val="0"/>
+      </w:pPr>
+      <w:r>
+        <w:t>Include:</w:t>
+      </w:r>
+    </w:p>
+    <w:p>
+      <w:pPr>
+        <w:keepNext w:val="0"/>
+        <w:keepLines w:val="0"/>
+        <w:widowControl/>
+        <w:numPr>
+          <w:ilvl w:val="0"/>
+          <w:numId w:val="5"/>
+        </w:numPr>
+        <w:suppressLineNumbers w:val="0"/>
+        <w:spacing w:before="0" w:beforeAutospacing="1" w:after="0" w:afterAutospacing="1"/>
+        <w:ind w:left="720" w:hanging="360"/>
+      </w:pPr>
+      <w:r>
+        <w:t xml:space="preserve">Original image </w:t>
+      </w:r>
+    </w:p>
+    <w:p>
+      <w:pPr>
+        <w:keepNext w:val="0"/>
+        <w:keepLines w:val="0"/>
+        <w:widowControl/>
+        <w:numPr>
+          <w:ilvl w:val="0"/>
+          <w:numId w:val="5"/>
+        </w:numPr>
+        <w:suppressLineNumbers w:val="0"/>
+        <w:spacing w:before="0" w:beforeAutospacing="1" w:after="0" w:afterAutospacing="1"/>
+        <w:ind w:left="720" w:hanging="360"/>
+      </w:pPr>
+      <w:r>
+        <w:t xml:space="preserve">Gamma corrected image </w:t>
+      </w:r>
+    </w:p>
+    <w:p>
+      <w:pPr>
+        <w:keepNext w:val="0"/>
+        <w:keepLines w:val="0"/>
+        <w:widowControl/>
+        <w:numPr>
+          <w:ilvl w:val="0"/>
+          <w:numId w:val="5"/>
+        </w:numPr>
+        <w:suppressLineNumbers w:val="0"/>
+        <w:spacing w:before="0" w:beforeAutospacing="1" w:after="0" w:afterAutospacing="1"/>
+        <w:ind w:left="720" w:hanging="360"/>
+      </w:pPr>
+      <w:r>
+        <w:t xml:space="preserve">Original L histogram </w:t>
+      </w:r>
+    </w:p>
+    <w:p>
+      <w:pPr>
+        <w:keepNext w:val="0"/>
+        <w:keepLines w:val="0"/>
+        <w:widowControl/>
+        <w:numPr>
+          <w:ilvl w:val="0"/>
+          <w:numId w:val="5"/>
+        </w:numPr>
+        <w:suppressLineNumbers w:val="0"/>
+        <w:spacing w:before="0" w:beforeAutospacing="1" w:after="0" w:afterAutospacing="1"/>
+        <w:ind w:left="720" w:hanging="360"/>
+      </w:pPr>
+      <w:r>
+        <w:t>Corrected L histogram</w:t>
+      </w:r>
+    </w:p>
+    <w:p>
+      <w:pPr>
+        <w:numPr>
+          <w:ilvl w:val="0"/>
+          <w:numId w:val="0"/>
+        </w:numPr>
+        <w:rPr>
+          <w:rFonts w:hint="default" w:ascii="SimSun" w:hAnsi="SimSun" w:eastAsia="SimSun"/>
+          <w:i/>
+          <w:sz w:val="24"/>
+          <w:szCs w:val="24"/>
+          <w:u w:val="single"/>
+        </w:rPr>
+      </w:pPr>
+      <w:r>
+        <w:rPr>
+          <w:rFonts w:hint="default" w:ascii="SimSun" w:hAnsi="SimSun" w:eastAsia="SimSun"/>
+          <w:i/>
+          <w:sz w:val="24"/>
+          <w:szCs w:val="24"/>
+          <w:u w:val="single"/>
+        </w:rPr>
+        <w:t>Figure_</w:t>
+      </w:r>
+      <w:r>
+        <w:rPr>
+          <w:rFonts w:hint="default" w:ascii="SimSun" w:hAnsi="SimSun" w:eastAsia="SimSun"/>
+          <w:i/>
+          <w:sz w:val="24"/>
+          <w:szCs w:val="24"/>
+          <w:u w:val="single"/>
+          <w:lang w:val="en-US"/>
+        </w:rPr>
+        <w:t>2</w:t>
+      </w:r>
+      <w:r>
+        <w:rPr>
+          <w:rFonts w:hint="default" w:ascii="SimSun" w:hAnsi="SimSun" w:eastAsia="SimSun"/>
+          <w:i/>
+          <w:sz w:val="24"/>
+          <w:szCs w:val="24"/>
+          <w:u w:val="single"/>
+        </w:rPr>
+        <w:t>.png</w:t>
+      </w:r>
+    </w:p>
+    <w:p>
+      <w:pPr>
+        <w:numPr>
+          <w:ilvl w:val="0"/>
+          <w:numId w:val="0"/>
+        </w:numPr>
+        <w:rPr>
+          <w:rFonts w:hint="default" w:ascii="SimSun" w:hAnsi="SimSun" w:eastAsia="SimSun"/>
+          <w:i/>
+          <w:sz w:val="24"/>
+          <w:szCs w:val="24"/>
+          <w:u w:val="single"/>
+        </w:rPr>
+      </w:pPr>
+      <w:r>
+        <w:rPr>
+          <w:rFonts w:hint="default" w:ascii="SimSun" w:hAnsi="SimSun" w:eastAsia="SimSun"/>
+          <w:i/>
+          <w:sz w:val="24"/>
+          <w:szCs w:val="24"/>
+          <w:u w:val="single"/>
+        </w:rPr>
+        <w:t>Figure_</w:t>
+      </w:r>
+      <w:r>
+        <w:rPr>
+          <w:rFonts w:hint="default" w:ascii="SimSun" w:hAnsi="SimSun" w:eastAsia="SimSun"/>
+          <w:i/>
+          <w:sz w:val="24"/>
+          <w:szCs w:val="24"/>
+          <w:u w:val="single"/>
+          <w:lang w:val="en-US"/>
+        </w:rPr>
+        <w:t>3</w:t>
+      </w:r>
+      <w:r>
+        <w:rPr>
+          <w:rFonts w:hint="default" w:ascii="SimSun" w:hAnsi="SimSun" w:eastAsia="SimSun"/>
+          <w:i/>
+          <w:sz w:val="24"/>
+          <w:szCs w:val="24"/>
+          <w:u w:val="single"/>
+        </w:rPr>
+        <w:t>.png</w:t>
+      </w:r>
+    </w:p>
+    <w:p>
+      <w:pPr>
+        <w:numPr>
+          <w:ilvl w:val="0"/>
+          <w:numId w:val="0"/>
+        </w:numPr>
+        <w:rPr>
+          <w:rFonts w:hint="default" w:ascii="SimSun" w:hAnsi="SimSun" w:eastAsia="SimSun"/>
+          <w:i/>
+          <w:sz w:val="24"/>
+          <w:szCs w:val="24"/>
+          <w:u w:val="single"/>
+        </w:rPr>
+      </w:pPr>
+    </w:p>
+    <w:p>
+      <w:pPr>
+        <w:numPr>
+          <w:ilvl w:val="0"/>
+          <w:numId w:val="0"/>
+        </w:numPr>
+        <w:rPr>
+          <w:rFonts w:hint="default" w:ascii="SimSun" w:hAnsi="SimSun" w:eastAsia="SimSun"/>
+          <w:i/>
+          <w:sz w:val="24"/>
+          <w:szCs w:val="24"/>
+          <w:u w:val="single"/>
+        </w:rPr>
+      </w:pPr>
+    </w:p>
+    <w:p>
+      <w:pPr>
+        <w:pStyle w:val="2"/>
+        <w:keepNext w:val="0"/>
+        <w:keepLines w:val="0"/>
+        <w:widowControl/>
+        <w:suppressLineNumbers w:val="0"/>
+      </w:pPr>
+      <w:r>
+        <w:t>Discussion (IMPORTANT — marks section ⭐)</w:t>
+      </w:r>
+    </w:p>
+    <w:p>
+      <w:pPr>
+        <w:pStyle w:val="6"/>
+        <w:keepNext w:val="0"/>
+        <w:keepLines w:val="0"/>
+        <w:widowControl/>
+        <w:suppressLineNumbers w:val="0"/>
+        <w:ind w:left="720" w:right="720"/>
+      </w:pPr>
+      <w:r>
+        <w:rPr>
+          <w:rFonts w:hint="eastAsia" w:ascii="SimSun" w:hAnsi="SimSun" w:eastAsia="SimSun" w:cs="SimSun"/>
+          <w:sz w:val="24"/>
+          <w:szCs w:val="24"/>
+        </w:rPr>
+        <w:t>The original image exhibits strong backlighting, causing the foreground subject to appear very dark. Most pixel intensities are concentrated in the lower range, as observed in the histogram.</w:t>
+      </w:r>
+    </w:p>
+    <w:p>
+      <w:pPr>
+        <w:pStyle w:val="6"/>
+        <w:keepNext w:val="0"/>
+        <w:keepLines w:val="0"/>
+        <w:widowControl/>
+        <w:suppressLineNumbers w:val="0"/>
+        <w:ind w:left="720" w:right="720"/>
+      </w:pPr>
+      <w:r>
+        <w:rPr>
+          <w:rFonts w:hint="eastAsia" w:ascii="SimSun" w:hAnsi="SimSun" w:eastAsia="SimSun" w:cs="SimSun"/>
+          <w:sz w:val="24"/>
+          <w:szCs w:val="24"/>
+        </w:rPr>
+        <w:t>After applying gamma correction with γ = 0.5, the luminance values of darker pixels increased, resulting in improved visibility of details in shadowed regions. The corrected image appears brighter, especially around the subject and interior areas.</w:t>
+      </w:r>
+    </w:p>
+    <w:p>
+      <w:pPr>
+        <w:pStyle w:val="6"/>
+        <w:keepNext w:val="0"/>
+        <w:keepLines w:val="0"/>
+        <w:widowControl/>
+        <w:suppressLineNumbers w:val="0"/>
+        <w:ind w:left="720" w:right="720"/>
+      </w:pPr>
+      <w:r>
+        <w:rPr>
+          <w:rFonts w:hint="eastAsia" w:ascii="SimSun" w:hAnsi="SimSun" w:eastAsia="SimSun" w:cs="SimSun"/>
+          <w:sz w:val="24"/>
+          <w:szCs w:val="24"/>
+        </w:rPr>
+        <w:t>The histogram after correction shows a noticeable shift toward higher intensity values, indicating redistribution of pixel intensities. However, the bright background remains largely unchanged, preserving important scene details.</w:t>
+      </w:r>
+    </w:p>
+    <w:p>
+      <w:pPr>
+        <w:pStyle w:val="6"/>
+        <w:keepNext w:val="0"/>
+        <w:keepLines w:val="0"/>
+        <w:widowControl/>
+        <w:suppressLineNumbers w:val="0"/>
+        <w:ind w:left="720" w:right="720"/>
+      </w:pPr>
+      <w:r>
+        <w:rPr>
+          <w:rFonts w:hint="eastAsia" w:ascii="SimSun" w:hAnsi="SimSun" w:eastAsia="SimSun" w:cs="SimSun"/>
+          <w:sz w:val="24"/>
+          <w:szCs w:val="24"/>
+        </w:rPr>
+        <w:t>Applying gamma correction only on the L channel ensures that color information (a and b channels) is preserved, avoiding color distortion.</w:t>
+      </w:r>
+    </w:p>
+    <w:p>
+      <w:pPr>
+        <w:keepNext w:val="0"/>
+        <w:keepLines w:val="0"/>
+        <w:widowControl/>
+        <w:suppressLineNumbers w:val="0"/>
+      </w:pPr>
+      <w:r>
+        <w:pict>
           <v:rect id="_x0000_i1030" o:spt="1" style="height:1.5pt;width:432pt;" fillcolor="#A0A0A0" filled="t" stroked="f" coordsize="21600,21600" o:hr="t" o:hrstd="t" o:hralign="center">
             <v:path/>
             <v:fill on="t" focussize="0,0"/>
@@ -1227,87 +1579,25 @@
         <w:suppressLineNumbers w:val="0"/>
       </w:pPr>
       <w:r>
-        <w:t>🔹 Results</w:t>
-      </w:r>
-    </w:p>
-    <w:p>
-      <w:pPr>
-        <w:pStyle w:val="6"/>
-        <w:keepNext w:val="0"/>
-        <w:keepLines w:val="0"/>
-        <w:widowControl/>
-        <w:suppressLineNumbers w:val="0"/>
-      </w:pPr>
-      <w:r>
-        <w:t>Include:</w:t>
-      </w:r>
-    </w:p>
-    <w:p>
-      <w:pPr>
-        <w:keepNext w:val="0"/>
-        <w:keepLines w:val="0"/>
-        <w:widowControl/>
-        <w:numPr>
-          <w:ilvl w:val="0"/>
-          <w:numId w:val="5"/>
-        </w:numPr>
-        <w:suppressLineNumbers w:val="0"/>
-        <w:spacing w:before="0" w:beforeAutospacing="1" w:after="0" w:afterAutospacing="1"/>
-        <w:ind w:left="720" w:hanging="360"/>
-      </w:pPr>
-      <w:r>
-        <w:t xml:space="preserve">Original image </w:t>
-      </w:r>
-    </w:p>
-    <w:p>
-      <w:pPr>
-        <w:keepNext w:val="0"/>
-        <w:keepLines w:val="0"/>
-        <w:widowControl/>
-        <w:numPr>
-          <w:ilvl w:val="0"/>
-          <w:numId w:val="5"/>
-        </w:numPr>
-        <w:suppressLineNumbers w:val="0"/>
-        <w:spacing w:before="0" w:beforeAutospacing="1" w:after="0" w:afterAutospacing="1"/>
-        <w:ind w:left="720" w:hanging="360"/>
-      </w:pPr>
-      <w:r>
-        <w:t xml:space="preserve">Gamma corrected image </w:t>
-      </w:r>
-    </w:p>
-    <w:p>
-      <w:pPr>
-        <w:keepNext w:val="0"/>
-        <w:keepLines w:val="0"/>
-        <w:widowControl/>
-        <w:numPr>
-          <w:ilvl w:val="0"/>
-          <w:numId w:val="5"/>
-        </w:numPr>
-        <w:suppressLineNumbers w:val="0"/>
-        <w:spacing w:before="0" w:beforeAutospacing="1" w:after="0" w:afterAutospacing="1"/>
-        <w:ind w:left="720" w:hanging="360"/>
-      </w:pPr>
-      <w:r>
-        <w:t xml:space="preserve">Original L histogram </w:t>
-      </w:r>
-    </w:p>
-    <w:p>
-      <w:pPr>
-        <w:keepNext w:val="0"/>
-        <w:keepLines w:val="0"/>
-        <w:widowControl/>
-        <w:numPr>
-          <w:ilvl w:val="0"/>
-          <w:numId w:val="5"/>
-        </w:numPr>
-        <w:suppressLineNumbers w:val="0"/>
-        <w:spacing w:before="0" w:beforeAutospacing="1" w:after="0" w:afterAutospacing="1"/>
-        <w:ind w:left="720" w:hanging="360"/>
-      </w:pPr>
-      <w:r>
-        <w:t>Corrected L histogram</w:t>
+        <w:t>🔹 Conclusion</w:t>
+      </w:r>
+    </w:p>
+    <w:p>
+      <w:pPr>
+        <w:pStyle w:val="6"/>
+        <w:keepNext w:val="0"/>
+        <w:keepLines w:val="0"/>
+        <w:widowControl/>
+        <w:suppressLineNumbers w:val="0"/>
+        <w:ind w:left="720" w:right="720"/>
+      </w:pPr>
+      <w:r>
+        <w:rPr>
+          <w:rFonts w:hint="eastAsia" w:ascii="SimSun" w:hAnsi="SimSun" w:eastAsia="SimSun" w:cs="SimSun"/>
+          <w:sz w:val="24"/>
+          <w:szCs w:val="24"/>
+        </w:rPr>
+        <w:t>Gamma correction applied in the L*a*b* color space effectively enhances image brightness without affecting color balance. This approach is particularly useful for images with poor illumination or strong contrast between foreground and background.</w:t>
       </w:r>
     </w:p>
     <w:p>
@@ -1324,7 +1614,13 @@
           <w:u w:val="single"/>
         </w:rPr>
       </w:pPr>
-      <w:r>
+    </w:p>
+    <w:p>
+      <w:pPr>
+        <w:numPr>
+          <w:ilvl w:val="0"/>
+          <w:numId w:val="0"/>
+        </w:numPr>
         <w:rPr>
           <w:rFonts w:hint="default" w:ascii="SimSun" w:hAnsi="SimSun" w:eastAsia="SimSun"/>
           <w:i/>
@@ -1332,20 +1628,29 @@
           <w:szCs w:val="24"/>
           <w:u w:val="single"/>
         </w:rPr>
-        <w:t>Figure_</w:t>
-      </w:r>
-      <w:r>
+      </w:pPr>
+    </w:p>
+    <w:p>
+      <w:pPr>
+        <w:numPr>
+          <w:ilvl w:val="0"/>
+          <w:numId w:val="0"/>
+        </w:numPr>
         <w:rPr>
           <w:rFonts w:hint="default" w:ascii="SimSun" w:hAnsi="SimSun" w:eastAsia="SimSun"/>
           <w:i/>
           <w:sz w:val="24"/>
           <w:szCs w:val="24"/>
           <w:u w:val="single"/>
-          <w:lang w:val="en-US"/>
-        </w:rPr>
-        <w:t>2</w:t>
-      </w:r>
-      <w:r>
+        </w:rPr>
+      </w:pPr>
+    </w:p>
+    <w:p>
+      <w:pPr>
+        <w:numPr>
+          <w:ilvl w:val="0"/>
+          <w:numId w:val="0"/>
+        </w:numPr>
         <w:rPr>
           <w:rFonts w:hint="default" w:ascii="SimSun" w:hAnsi="SimSun" w:eastAsia="SimSun"/>
           <w:i/>
@@ -1353,8 +1658,7 @@
           <w:szCs w:val="24"/>
           <w:u w:val="single"/>
         </w:rPr>
-        <w:t>.png</w:t>
-      </w:r>
+      </w:pPr>
     </w:p>
     <w:p>
       <w:pPr>
@@ -1370,150 +1674,40 @@
           <w:u w:val="single"/>
         </w:rPr>
       </w:pPr>
-      <w:r>
-        <w:rPr>
-          <w:rFonts w:hint="default" w:ascii="SimSun" w:hAnsi="SimSun" w:eastAsia="SimSun"/>
-          <w:i/>
-          <w:sz w:val="24"/>
-          <w:szCs w:val="24"/>
-          <w:u w:val="single"/>
-        </w:rPr>
-        <w:t>Figure_</w:t>
-      </w:r>
-      <w:r>
-        <w:rPr>
-          <w:rFonts w:hint="default" w:ascii="SimSun" w:hAnsi="SimSun" w:eastAsia="SimSun"/>
-          <w:i/>
-          <w:sz w:val="24"/>
-          <w:szCs w:val="24"/>
-          <w:u w:val="single"/>
-          <w:lang w:val="en-US"/>
-        </w:rPr>
-        <w:t>3</w:t>
-      </w:r>
-      <w:r>
-        <w:rPr>
-          <w:rFonts w:hint="default" w:ascii="SimSun" w:hAnsi="SimSun" w:eastAsia="SimSun"/>
-          <w:i/>
-          <w:sz w:val="24"/>
-          <w:szCs w:val="24"/>
-          <w:u w:val="single"/>
-        </w:rPr>
-        <w:t>.png</w:t>
-      </w:r>
-    </w:p>
-    <w:p>
-      <w:pPr>
-        <w:numPr>
-          <w:ilvl w:val="0"/>
-          <w:numId w:val="0"/>
-        </w:numPr>
-        <w:rPr>
-          <w:rFonts w:hint="default" w:ascii="SimSun" w:hAnsi="SimSun" w:eastAsia="SimSun"/>
-          <w:i/>
-          <w:sz w:val="24"/>
-          <w:szCs w:val="24"/>
-          <w:u w:val="single"/>
-        </w:rPr>
-      </w:pPr>
-    </w:p>
-    <w:p>
-      <w:pPr>
-        <w:numPr>
-          <w:ilvl w:val="0"/>
-          <w:numId w:val="0"/>
-        </w:numPr>
-        <w:rPr>
-          <w:rFonts w:hint="default" w:ascii="SimSun" w:hAnsi="SimSun" w:eastAsia="SimSun"/>
-          <w:i/>
-          <w:sz w:val="24"/>
-          <w:szCs w:val="24"/>
-          <w:u w:val="single"/>
-        </w:rPr>
-      </w:pPr>
-    </w:p>
-    <w:p>
-      <w:pPr>
-        <w:pStyle w:val="2"/>
-        <w:keepNext w:val="0"/>
-        <w:keepLines w:val="0"/>
-        <w:widowControl/>
-        <w:suppressLineNumbers w:val="0"/>
-      </w:pPr>
-      <w:r>
-        <w:t>Discussion (IMPORTANT — marks section ⭐)</w:t>
-      </w:r>
-    </w:p>
-    <w:p>
-      <w:pPr>
-        <w:pStyle w:val="6"/>
-        <w:keepNext w:val="0"/>
-        <w:keepLines w:val="0"/>
-        <w:widowControl/>
-        <w:suppressLineNumbers w:val="0"/>
-        <w:ind w:left="720" w:right="720"/>
-      </w:pPr>
-      <w:r>
-        <w:rPr>
-          <w:rFonts w:hint="eastAsia" w:ascii="SimSun" w:hAnsi="SimSun" w:eastAsia="SimSun" w:cs="SimSun"/>
-          <w:sz w:val="24"/>
-          <w:szCs w:val="24"/>
-        </w:rPr>
-        <w:t>The original image exhibits strong backlighting, causing the foreground subject to appear very dark. Most pixel intensities are concentrated in the lower range, as observed in the histogram.</w:t>
-      </w:r>
-    </w:p>
-    <w:p>
-      <w:pPr>
-        <w:pStyle w:val="6"/>
-        <w:keepNext w:val="0"/>
-        <w:keepLines w:val="0"/>
-        <w:widowControl/>
-        <w:suppressLineNumbers w:val="0"/>
-        <w:ind w:left="720" w:right="720"/>
-      </w:pPr>
-      <w:r>
-        <w:rPr>
-          <w:rFonts w:hint="eastAsia" w:ascii="SimSun" w:hAnsi="SimSun" w:eastAsia="SimSun" w:cs="SimSun"/>
-          <w:sz w:val="24"/>
-          <w:szCs w:val="24"/>
-        </w:rPr>
-        <w:t>After applying gamma correction with γ = 0.5, the luminance values of darker pixels increased, resulting in improved visibility of details in shadowed regions. The corrected image appears brighter, especially around the subject and interior areas.</w:t>
-      </w:r>
-    </w:p>
-    <w:p>
-      <w:pPr>
-        <w:pStyle w:val="6"/>
-        <w:keepNext w:val="0"/>
-        <w:keepLines w:val="0"/>
-        <w:widowControl/>
-        <w:suppressLineNumbers w:val="0"/>
-        <w:ind w:left="720" w:right="720"/>
-      </w:pPr>
-      <w:r>
-        <w:rPr>
-          <w:rFonts w:hint="eastAsia" w:ascii="SimSun" w:hAnsi="SimSun" w:eastAsia="SimSun" w:cs="SimSun"/>
-          <w:sz w:val="24"/>
-          <w:szCs w:val="24"/>
-        </w:rPr>
-        <w:t>The histogram after correction shows a noticeable shift toward higher intensity values, indicating redistribution of pixel intensities. However, the bright background remains largely unchanged, preserving important scene details.</w:t>
-      </w:r>
-    </w:p>
-    <w:p>
-      <w:pPr>
-        <w:pStyle w:val="6"/>
-        <w:keepNext w:val="0"/>
-        <w:keepLines w:val="0"/>
-        <w:widowControl/>
-        <w:suppressLineNumbers w:val="0"/>
-        <w:ind w:left="720" w:right="720"/>
-      </w:pPr>
-      <w:r>
-        <w:rPr>
-          <w:rFonts w:hint="eastAsia" w:ascii="SimSun" w:hAnsi="SimSun" w:eastAsia="SimSun" w:cs="SimSun"/>
-          <w:sz w:val="24"/>
-          <w:szCs w:val="24"/>
-        </w:rPr>
-        <w:t>Applying gamma correction only on the L channel ensures that color information (a and b channels) is preserved, avoiding color distortion.</w:t>
+    </w:p>
+    <w:p>
+      <w:pPr>
+        <w:pStyle w:val="6"/>
+        <w:keepNext w:val="0"/>
+        <w:keepLines w:val="0"/>
+        <w:widowControl/>
+        <w:suppressLineNumbers w:val="0"/>
+        <w:rPr>
+          <w:rFonts w:hint="default"/>
+          <w:lang w:val="en-SG"/>
+        </w:rPr>
+      </w:pPr>
+      <w:r>
+        <w:rPr>
+          <w:rFonts w:hint="default"/>
+          <w:lang w:val="en-SG"/>
+        </w:rPr>
+        <w:t>Q3</w:t>
+      </w:r>
+    </w:p>
+    <w:p>
+      <w:pPr>
+        <w:pStyle w:val="6"/>
+        <w:keepNext w:val="0"/>
+        <w:keepLines w:val="0"/>
+        <w:widowControl/>
+        <w:suppressLineNumbers w:val="0"/>
+      </w:pPr>
+      <w:r>
+        <w:rPr>
+          <w:rStyle w:val="7"/>
+        </w:rPr>
+        <w:t>Histogram Equalization</w:t>
       </w:r>
     </w:p>
     <w:p>
@@ -1546,7 +1740,7 @@
         <w:suppressLineNumbers w:val="0"/>
       </w:pPr>
       <w:r>
-        <w:t>🔹 Conclusion</w:t>
+        <w:t>🔹 Objective</w:t>
       </w:r>
     </w:p>
     <w:p>
@@ -1564,117 +1758,7 @@
           <w:sz w:val="24"/>
           <w:szCs w:val="24"/>
         </w:rPr>
-        <w:t>Gamma correction applied in the L*a*b* color space effectively enhances image brightness without affecting color balance. This approach is particularly useful for images with poor illumination or strong contrast between foreground and background.</w:t>
-      </w:r>
-    </w:p>
-    <w:p>
-      <w:pPr>
-        <w:numPr>
-          <w:ilvl w:val="0"/>
-          <w:numId w:val="0"/>
-        </w:numPr>
-        <w:rPr>
-          <w:rFonts w:hint="default" w:ascii="SimSun" w:hAnsi="SimSun" w:eastAsia="SimSun"/>
-          <w:i/>
-          <w:sz w:val="24"/>
-          <w:szCs w:val="24"/>
-          <w:u w:val="single"/>
-        </w:rPr>
-      </w:pPr>
-    </w:p>
-    <w:p>
-      <w:pPr>
-        <w:numPr>
-          <w:ilvl w:val="0"/>
-          <w:numId w:val="0"/>
-        </w:numPr>
-        <w:rPr>
-          <w:rFonts w:hint="default" w:ascii="SimSun" w:hAnsi="SimSun" w:eastAsia="SimSun"/>
-          <w:i/>
-          <w:sz w:val="24"/>
-          <w:szCs w:val="24"/>
-          <w:u w:val="single"/>
-        </w:rPr>
-      </w:pPr>
-    </w:p>
-    <w:p>
-      <w:pPr>
-        <w:numPr>
-          <w:ilvl w:val="0"/>
-          <w:numId w:val="0"/>
-        </w:numPr>
-        <w:rPr>
-          <w:rFonts w:hint="default" w:ascii="SimSun" w:hAnsi="SimSun" w:eastAsia="SimSun"/>
-          <w:i/>
-          <w:sz w:val="24"/>
-          <w:szCs w:val="24"/>
-          <w:u w:val="single"/>
-        </w:rPr>
-      </w:pPr>
-    </w:p>
-    <w:p>
-      <w:pPr>
-        <w:numPr>
-          <w:ilvl w:val="0"/>
-          <w:numId w:val="0"/>
-        </w:numPr>
-        <w:rPr>
-          <w:rFonts w:hint="default" w:ascii="SimSun" w:hAnsi="SimSun" w:eastAsia="SimSun"/>
-          <w:i/>
-          <w:sz w:val="24"/>
-          <w:szCs w:val="24"/>
-          <w:u w:val="single"/>
-        </w:rPr>
-      </w:pPr>
-    </w:p>
-    <w:p>
-      <w:pPr>
-        <w:numPr>
-          <w:ilvl w:val="0"/>
-          <w:numId w:val="0"/>
-        </w:numPr>
-        <w:rPr>
-          <w:rFonts w:hint="default" w:ascii="SimSun" w:hAnsi="SimSun" w:eastAsia="SimSun"/>
-          <w:i/>
-          <w:sz w:val="24"/>
-          <w:szCs w:val="24"/>
-          <w:u w:val="single"/>
-        </w:rPr>
-      </w:pPr>
-    </w:p>
-    <w:p>
-      <w:pPr>
-        <w:pStyle w:val="6"/>
-        <w:keepNext w:val="0"/>
-        <w:keepLines w:val="0"/>
-        <w:widowControl/>
-        <w:suppressLineNumbers w:val="0"/>
-        <w:rPr>
-          <w:rFonts w:hint="default"/>
-          <w:lang w:val="en-SG"/>
-        </w:rPr>
-      </w:pPr>
-      <w:r>
-        <w:rPr>
-          <w:rFonts w:hint="default"/>
-          <w:lang w:val="en-SG"/>
-        </w:rPr>
-        <w:t>Q3</w:t>
-      </w:r>
-    </w:p>
-    <w:p>
-      <w:pPr>
-        <w:pStyle w:val="6"/>
-        <w:keepNext w:val="0"/>
-        <w:keepLines w:val="0"/>
-        <w:widowControl/>
-        <w:suppressLineNumbers w:val="0"/>
-      </w:pPr>
-      <w:r>
-        <w:rPr>
-          <w:rStyle w:val="7"/>
-        </w:rPr>
-        <w:t>Histogram Equalization</w:t>
+        <w:t>The objective of this task is to enhance the contrast of the image by redistributing pixel intensity values using histogram equalization.</w:t>
       </w:r>
     </w:p>
     <w:p>
@@ -1707,7 +1791,7 @@
         <w:suppressLineNumbers w:val="0"/>
       </w:pPr>
       <w:r>
-        <w:t>🔹 Objective</w:t>
+        <w:t>🔹 Methodology</w:t>
       </w:r>
     </w:p>
     <w:p>
@@ -1725,7 +1809,165 @@
           <w:sz w:val="24"/>
           <w:szCs w:val="24"/>
         </w:rPr>
-        <w:t>The objective of this task is to enhance the contrast of the image by redistributing pixel intensity values using histogram equalization.</w:t>
+        <w:t>The input image was first converted to grayscale.</w:t>
+      </w:r>
+      <w:r>
+        <w:rPr>
+          <w:rFonts w:hint="eastAsia" w:ascii="SimSun" w:hAnsi="SimSun" w:eastAsia="SimSun" w:cs="SimSun"/>
+          <w:sz w:val="24"/>
+          <w:szCs w:val="24"/>
+        </w:rPr>
+        <w:br w:type="textWrapping"/>
+      </w:r>
+      <w:r>
+        <w:rPr>
+          <w:rFonts w:hint="eastAsia" w:ascii="SimSun" w:hAnsi="SimSun" w:eastAsia="SimSun" w:cs="SimSun"/>
+          <w:sz w:val="24"/>
+          <w:szCs w:val="24"/>
+        </w:rPr>
+        <w:t>A histogram of pixel intensities was computed manually.</w:t>
+      </w:r>
+      <w:r>
+        <w:rPr>
+          <w:rFonts w:hint="eastAsia" w:ascii="SimSun" w:hAnsi="SimSun" w:eastAsia="SimSun" w:cs="SimSun"/>
+          <w:sz w:val="24"/>
+          <w:szCs w:val="24"/>
+        </w:rPr>
+        <w:br w:type="textWrapping"/>
+      </w:r>
+      <w:r>
+        <w:rPr>
+          <w:rFonts w:hint="eastAsia" w:ascii="SimSun" w:hAnsi="SimSun" w:eastAsia="SimSun" w:cs="SimSun"/>
+          <w:sz w:val="24"/>
+          <w:szCs w:val="24"/>
+        </w:rPr>
+        <w:t>The probability density function (PDF) was calculated by normalizing the histogram, followed by the cumulative distribution function (CDF).</w:t>
+      </w:r>
+    </w:p>
+    <w:p>
+      <w:pPr>
+        <w:pStyle w:val="6"/>
+        <w:keepNext w:val="0"/>
+        <w:keepLines w:val="0"/>
+        <w:widowControl/>
+        <w:suppressLineNumbers w:val="0"/>
+        <w:ind w:left="720" w:right="720"/>
+      </w:pPr>
+      <w:r>
+        <w:rPr>
+          <w:rFonts w:hint="eastAsia" w:ascii="SimSun" w:hAnsi="SimSun" w:eastAsia="SimSun" w:cs="SimSun"/>
+          <w:sz w:val="24"/>
+          <w:szCs w:val="24"/>
+        </w:rPr>
+        <w:t>The CDF was then used as a mapping function to transform the original pixel intensities into new values, resulting in an equalized image with improved contrast.</w:t>
+      </w:r>
+    </w:p>
+    <w:p>
+      <w:pPr>
+        <w:numPr>
+          <w:ilvl w:val="0"/>
+          <w:numId w:val="0"/>
+        </w:numPr>
+        <w:rPr>
+          <w:rFonts w:hint="default" w:ascii="SimSun" w:hAnsi="SimSun" w:eastAsia="SimSun"/>
+          <w:i/>
+          <w:sz w:val="24"/>
+          <w:szCs w:val="24"/>
+          <w:u w:val="single"/>
+          <w:lang w:val="en-SG"/>
+        </w:rPr>
+      </w:pPr>
+    </w:p>
+    <w:p>
+      <w:pPr>
+        <w:numPr>
+          <w:ilvl w:val="0"/>
+          <w:numId w:val="0"/>
+        </w:numPr>
+        <w:rPr>
+          <w:rFonts w:hint="default" w:ascii="SimSun" w:hAnsi="SimSun" w:eastAsia="SimSun"/>
+          <w:i/>
+          <w:sz w:val="24"/>
+          <w:szCs w:val="24"/>
+          <w:u w:val="single"/>
+        </w:rPr>
+      </w:pPr>
+    </w:p>
+    <w:p>
+      <w:pPr>
+        <w:pStyle w:val="2"/>
+        <w:keepNext w:val="0"/>
+        <w:keepLines w:val="0"/>
+        <w:widowControl/>
+        <w:suppressLineNumbers w:val="0"/>
+      </w:pPr>
+      <w:r>
+        <w:t>Equation</w:t>
+      </w:r>
+    </w:p>
+    <w:p>
+      <w:pPr>
+        <w:keepNext w:val="0"/>
+        <w:keepLines w:val="0"/>
+        <w:widowControl/>
+        <w:suppressLineNumbers w:val="0"/>
+        <w:jc w:val="left"/>
+      </w:pPr>
+      <w:r>
+        <w:rPr>
+          <w:rFonts w:ascii="SimSun" w:hAnsi="SimSun" w:eastAsia="SimSun" w:cs="SimSun"/>
+          <w:kern w:val="0"/>
+          <w:sz w:val="24"/>
+          <w:szCs w:val="24"/>
+          <w:lang w:val="en-US" w:eastAsia="zh-CN" w:bidi="ar"/>
+        </w:rPr>
+        <w:t xml:space="preserve">s=(L−1)⋅CDF(r)s = (L - 1) \cdot CDF(r)s=(L−1)⋅CDF(r) </w:t>
+      </w:r>
+    </w:p>
+    <w:p>
+      <w:pPr>
+        <w:pStyle w:val="6"/>
+        <w:keepNext w:val="0"/>
+        <w:keepLines w:val="0"/>
+        <w:widowControl/>
+        <w:suppressLineNumbers w:val="0"/>
+      </w:pPr>
+      <w:r>
+        <w:t>Where:</w:t>
+      </w:r>
+    </w:p>
+    <w:p>
+      <w:pPr>
+        <w:keepNext w:val="0"/>
+        <w:keepLines w:val="0"/>
+        <w:widowControl/>
+        <w:numPr>
+          <w:ilvl w:val="0"/>
+          <w:numId w:val="6"/>
+        </w:numPr>
+        <w:suppressLineNumbers w:val="0"/>
+        <w:spacing w:before="0" w:beforeAutospacing="1" w:after="0" w:afterAutospacing="1"/>
+        <w:ind w:left="720" w:hanging="360"/>
+      </w:pPr>
+      <w:r>
+        <w:t xml:space="preserve">L=256L = 256L=256 (number of intensity levels) </w:t>
+      </w:r>
+    </w:p>
+    <w:p>
+      <w:pPr>
+        <w:keepNext w:val="0"/>
+        <w:keepLines w:val="0"/>
+        <w:widowControl/>
+        <w:numPr>
+          <w:ilvl w:val="0"/>
+          <w:numId w:val="6"/>
+        </w:numPr>
+        <w:suppressLineNumbers w:val="0"/>
+        <w:spacing w:before="0" w:beforeAutospacing="1" w:after="0" w:afterAutospacing="1"/>
+        <w:ind w:left="720" w:hanging="360"/>
+      </w:pPr>
+      <w:r>
+        <w:t xml:space="preserve">CDF(r)CDF(r)CDF(r) = cumulative distribution function </w:t>
       </w:r>
     </w:p>
     <w:p>
@@ -1758,75 +2000,99 @@
         <w:suppressLineNumbers w:val="0"/>
       </w:pPr>
       <w:r>
-        <w:t>🔹 Methodology</w:t>
-      </w:r>
-    </w:p>
-    <w:p>
-      <w:pPr>
-        <w:pStyle w:val="6"/>
-        <w:keepNext w:val="0"/>
-        <w:keepLines w:val="0"/>
-        <w:widowControl/>
-        <w:suppressLineNumbers w:val="0"/>
-        <w:ind w:left="720" w:right="720"/>
-      </w:pPr>
-      <w:r>
-        <w:rPr>
-          <w:rFonts w:hint="eastAsia" w:ascii="SimSun" w:hAnsi="SimSun" w:eastAsia="SimSun" w:cs="SimSun"/>
-          <w:sz w:val="24"/>
-          <w:szCs w:val="24"/>
-        </w:rPr>
-        <w:t>The input image was first converted to grayscale.</w:t>
-      </w:r>
-      <w:r>
-        <w:rPr>
-          <w:rFonts w:hint="eastAsia" w:ascii="SimSun" w:hAnsi="SimSun" w:eastAsia="SimSun" w:cs="SimSun"/>
-          <w:sz w:val="24"/>
-          <w:szCs w:val="24"/>
-        </w:rPr>
-        <w:br w:type="textWrapping"/>
-      </w:r>
-      <w:r>
-        <w:rPr>
-          <w:rFonts w:hint="eastAsia" w:ascii="SimSun" w:hAnsi="SimSun" w:eastAsia="SimSun" w:cs="SimSun"/>
-          <w:sz w:val="24"/>
-          <w:szCs w:val="24"/>
-        </w:rPr>
-        <w:t>A histogram of pixel intensities was computed manually.</w:t>
-      </w:r>
-      <w:r>
-        <w:rPr>
-          <w:rFonts w:hint="eastAsia" w:ascii="SimSun" w:hAnsi="SimSun" w:eastAsia="SimSun" w:cs="SimSun"/>
-          <w:sz w:val="24"/>
-          <w:szCs w:val="24"/>
-        </w:rPr>
-        <w:br w:type="textWrapping"/>
-      </w:r>
-      <w:r>
-        <w:rPr>
-          <w:rFonts w:hint="eastAsia" w:ascii="SimSun" w:hAnsi="SimSun" w:eastAsia="SimSun" w:cs="SimSun"/>
-          <w:sz w:val="24"/>
-          <w:szCs w:val="24"/>
-        </w:rPr>
-        <w:t>The probability density function (PDF) was calculated by normalizing the histogram, followed by the cumulative distribution function (CDF).</w:t>
-      </w:r>
-    </w:p>
-    <w:p>
-      <w:pPr>
-        <w:pStyle w:val="6"/>
-        <w:keepNext w:val="0"/>
-        <w:keepLines w:val="0"/>
-        <w:widowControl/>
-        <w:suppressLineNumbers w:val="0"/>
-        <w:ind w:left="720" w:right="720"/>
-      </w:pPr>
-      <w:r>
-        <w:rPr>
-          <w:rFonts w:hint="eastAsia" w:ascii="SimSun" w:hAnsi="SimSun" w:eastAsia="SimSun" w:cs="SimSun"/>
-          <w:sz w:val="24"/>
-          <w:szCs w:val="24"/>
-        </w:rPr>
-        <w:t>The CDF was then used as a mapping function to transform the original pixel intensities into new values, resulting in an equalized image with improved contrast.</w:t>
+        <w:t>🔹 Results</w:t>
+      </w:r>
+    </w:p>
+    <w:p>
+      <w:pPr>
+        <w:pStyle w:val="6"/>
+        <w:keepNext w:val="0"/>
+        <w:keepLines w:val="0"/>
+        <w:widowControl/>
+        <w:suppressLineNumbers w:val="0"/>
+      </w:pPr>
+      <w:r>
+        <w:t>Include:</w:t>
+      </w:r>
+    </w:p>
+    <w:p>
+      <w:pPr>
+        <w:pStyle w:val="6"/>
+        <w:keepNext w:val="0"/>
+        <w:keepLines w:val="0"/>
+        <w:widowControl/>
+        <w:suppressLineNumbers w:val="0"/>
+      </w:pPr>
+      <w:r>
+        <w:t>👉 Label as:</w:t>
+      </w:r>
+    </w:p>
+    <w:p>
+      <w:pPr>
+        <w:keepNext w:val="0"/>
+        <w:keepLines w:val="0"/>
+        <w:widowControl/>
+        <w:numPr>
+          <w:ilvl w:val="0"/>
+          <w:numId w:val="7"/>
+        </w:numPr>
+        <w:suppressLineNumbers w:val="0"/>
+        <w:spacing w:before="0" w:beforeAutospacing="1" w:after="0" w:afterAutospacing="1"/>
+        <w:ind w:left="720" w:hanging="360"/>
+      </w:pPr>
+      <w:r>
+        <w:t xml:space="preserve">Figure 3(a) — Original </w:t>
+      </w:r>
+    </w:p>
+    <w:p>
+      <w:pPr>
+        <w:keepNext w:val="0"/>
+        <w:keepLines w:val="0"/>
+        <w:widowControl/>
+        <w:numPr>
+          <w:ilvl w:val="0"/>
+          <w:numId w:val="7"/>
+        </w:numPr>
+        <w:suppressLineNumbers w:val="0"/>
+        <w:spacing w:before="0" w:beforeAutospacing="1" w:after="0" w:afterAutospacing="1"/>
+        <w:ind w:left="720" w:hanging="360"/>
+      </w:pPr>
+      <w:r>
+        <w:t xml:space="preserve">Figure 3(b) — Equalized </w:t>
+      </w:r>
+    </w:p>
+    <w:p>
+      <w:pPr>
+        <w:keepNext w:val="0"/>
+        <w:keepLines w:val="0"/>
+        <w:widowControl/>
+        <w:numPr>
+          <w:ilvl w:val="0"/>
+          <w:numId w:val="7"/>
+        </w:numPr>
+        <w:suppressLineNumbers w:val="0"/>
+        <w:spacing w:before="0" w:beforeAutospacing="1" w:after="0" w:afterAutospacing="1"/>
+        <w:ind w:left="720" w:hanging="360"/>
+      </w:pPr>
+      <w:r>
+        <w:t xml:space="preserve">Figure 3(c) — Original histogram </w:t>
+      </w:r>
+    </w:p>
+    <w:p>
+      <w:pPr>
+        <w:keepNext w:val="0"/>
+        <w:keepLines w:val="0"/>
+        <w:widowControl/>
+        <w:numPr>
+          <w:ilvl w:val="0"/>
+          <w:numId w:val="7"/>
+        </w:numPr>
+        <w:suppressLineNumbers w:val="0"/>
+        <w:spacing w:before="0" w:beforeAutospacing="1" w:after="0" w:afterAutospacing="1"/>
+        <w:ind w:left="720" w:hanging="360"/>
+      </w:pPr>
+      <w:r>
+        <w:t xml:space="preserve">Figure 3(d) — Equalized histogram </w:t>
       </w:r>
     </w:p>
     <w:p>
@@ -1841,16 +2107,9 @@
           <w:sz w:val="24"/>
           <w:szCs w:val="24"/>
           <w:u w:val="single"/>
-          <w:lang w:val="en-SG"/>
-        </w:rPr>
-      </w:pPr>
-    </w:p>
-    <w:p>
-      <w:pPr>
-        <w:numPr>
-          <w:ilvl w:val="0"/>
-          <w:numId w:val="0"/>
-        </w:numPr>
+        </w:rPr>
+      </w:pPr>
+      <w:r>
         <w:rPr>
           <w:rFonts w:hint="default" w:ascii="SimSun" w:hAnsi="SimSun" w:eastAsia="SimSun"/>
           <w:i/>
@@ -1858,84 +2117,91 @@
           <w:szCs w:val="24"/>
           <w:u w:val="single"/>
         </w:rPr>
-      </w:pPr>
-    </w:p>
-    <w:p>
-      <w:pPr>
-        <w:pStyle w:val="2"/>
-        <w:keepNext w:val="0"/>
-        <w:keepLines w:val="0"/>
-        <w:widowControl/>
-        <w:suppressLineNumbers w:val="0"/>
-      </w:pPr>
-      <w:r>
-        <w:t>Equation</w:t>
-      </w:r>
-    </w:p>
-    <w:p>
-      <w:pPr>
-        <w:keepNext w:val="0"/>
-        <w:keepLines w:val="0"/>
-        <w:widowControl/>
-        <w:suppressLineNumbers w:val="0"/>
-        <w:jc w:val="left"/>
-      </w:pPr>
-      <w:r>
-        <w:rPr>
-          <w:rFonts w:ascii="SimSun" w:hAnsi="SimSun" w:eastAsia="SimSun" w:cs="SimSun"/>
-          <w:kern w:val="0"/>
-          <w:sz w:val="24"/>
-          <w:szCs w:val="24"/>
-          <w:lang w:val="en-US" w:eastAsia="zh-CN" w:bidi="ar"/>
-        </w:rPr>
-        <w:t xml:space="preserve">s=(L−1)⋅CDF(r)s = (L - 1) \cdot CDF(r)s=(L−1)⋅CDF(r) </w:t>
-      </w:r>
-    </w:p>
-    <w:p>
-      <w:pPr>
-        <w:pStyle w:val="6"/>
-        <w:keepNext w:val="0"/>
-        <w:keepLines w:val="0"/>
-        <w:widowControl/>
-        <w:suppressLineNumbers w:val="0"/>
-      </w:pPr>
-      <w:r>
-        <w:t>Where:</w:t>
-      </w:r>
-    </w:p>
-    <w:p>
-      <w:pPr>
-        <w:keepNext w:val="0"/>
-        <w:keepLines w:val="0"/>
-        <w:widowControl/>
-        <w:numPr>
-          <w:ilvl w:val="0"/>
-          <w:numId w:val="6"/>
-        </w:numPr>
-        <w:suppressLineNumbers w:val="0"/>
+        <w:t>Figure_</w:t>
+      </w:r>
+      <w:r>
+        <w:rPr>
+          <w:rFonts w:hint="default" w:ascii="SimSun" w:hAnsi="SimSun" w:eastAsia="SimSun"/>
+          <w:i/>
+          <w:sz w:val="24"/>
+          <w:szCs w:val="24"/>
+          <w:u w:val="single"/>
+          <w:lang w:val="en-SG"/>
+        </w:rPr>
+        <w:t>4</w:t>
+      </w:r>
+      <w:r>
+        <w:rPr>
+          <w:rFonts w:hint="default" w:ascii="SimSun" w:hAnsi="SimSun" w:eastAsia="SimSun"/>
+          <w:i/>
+          <w:sz w:val="24"/>
+          <w:szCs w:val="24"/>
+          <w:u w:val="single"/>
+        </w:rPr>
+        <w:t>.png</w:t>
+      </w:r>
+    </w:p>
+    <w:p>
+      <w:pPr>
+        <w:numPr>
+          <w:ilvl w:val="0"/>
+          <w:numId w:val="0"/>
+        </w:numPr>
+        <w:rPr>
+          <w:rFonts w:hint="default" w:ascii="SimSun" w:hAnsi="SimSun" w:eastAsia="SimSun"/>
+          <w:i/>
+          <w:sz w:val="24"/>
+          <w:szCs w:val="24"/>
+          <w:u w:val="single"/>
+        </w:rPr>
+      </w:pPr>
+      <w:r>
+        <w:rPr>
+          <w:rFonts w:hint="default" w:ascii="SimSun" w:hAnsi="SimSun" w:eastAsia="SimSun"/>
+          <w:i/>
+          <w:sz w:val="24"/>
+          <w:szCs w:val="24"/>
+          <w:u w:val="single"/>
+        </w:rPr>
+        <w:t>Figure_</w:t>
+      </w:r>
+      <w:r>
+        <w:rPr>
+          <w:rFonts w:hint="default" w:ascii="SimSun" w:hAnsi="SimSun" w:eastAsia="SimSun"/>
+          <w:i/>
+          <w:sz w:val="24"/>
+          <w:szCs w:val="24"/>
+          <w:u w:val="single"/>
+          <w:lang w:val="en-SG"/>
+        </w:rPr>
+        <w:t>5</w:t>
+      </w:r>
+      <w:r>
+        <w:rPr>
+          <w:rFonts w:hint="default" w:ascii="SimSun" w:hAnsi="SimSun" w:eastAsia="SimSun"/>
+          <w:i/>
+          <w:sz w:val="24"/>
+          <w:szCs w:val="24"/>
+          <w:u w:val="single"/>
+        </w:rPr>
+        <w:t>.png</w:t>
+      </w:r>
+    </w:p>
+    <w:p>
+      <w:pPr>
+        <w:keepNext w:val="0"/>
+        <w:keepLines w:val="0"/>
+        <w:widowControl/>
+        <w:numPr>
+          <w:ilvl w:val="0"/>
+          <w:numId w:val="0"/>
+        </w:numPr>
+        <w:suppressLineNumbers w:val="0"/>
+        <w:tabs>
+          <w:tab w:val="left" w:pos="720"/>
+        </w:tabs>
         <w:spacing w:before="0" w:beforeAutospacing="1" w:after="0" w:afterAutospacing="1"/>
-        <w:ind w:left="720" w:hanging="360"/>
-      </w:pPr>
-      <w:r>
-        <w:t xml:space="preserve">L=256L = 256L=256 (number of intensity levels) </w:t>
-      </w:r>
-    </w:p>
-    <w:p>
-      <w:pPr>
-        <w:keepNext w:val="0"/>
-        <w:keepLines w:val="0"/>
-        <w:widowControl/>
-        <w:numPr>
-          <w:ilvl w:val="0"/>
-          <w:numId w:val="6"/>
-        </w:numPr>
-        <w:suppressLineNumbers w:val="0"/>
-        <w:spacing w:before="0" w:beforeAutospacing="1" w:after="0" w:afterAutospacing="1"/>
-        <w:ind w:left="720" w:hanging="360"/>
-      </w:pPr>
-      <w:r>
-        <w:t xml:space="preserve">CDF(r)CDF(r)CDF(r) = cumulative distribution function </w:t>
-      </w:r>
+      </w:pPr>
     </w:p>
     <w:p>
       <w:pPr>
@@ -1967,207 +2233,80 @@
         <w:suppressLineNumbers w:val="0"/>
       </w:pPr>
       <w:r>
-        <w:t>🔹 Results</w:t>
-      </w:r>
-    </w:p>
-    <w:p>
-      <w:pPr>
-        <w:pStyle w:val="6"/>
-        <w:keepNext w:val="0"/>
-        <w:keepLines w:val="0"/>
-        <w:widowControl/>
-        <w:suppressLineNumbers w:val="0"/>
-      </w:pPr>
-      <w:r>
-        <w:t>Include:</w:t>
-      </w:r>
-    </w:p>
-    <w:p>
-      <w:pPr>
-        <w:pStyle w:val="6"/>
-        <w:keepNext w:val="0"/>
-        <w:keepLines w:val="0"/>
-        <w:widowControl/>
-        <w:suppressLineNumbers w:val="0"/>
-      </w:pPr>
-      <w:r>
-        <w:t>👉 Label as:</w:t>
-      </w:r>
-    </w:p>
-    <w:p>
-      <w:pPr>
-        <w:keepNext w:val="0"/>
-        <w:keepLines w:val="0"/>
-        <w:widowControl/>
-        <w:numPr>
-          <w:ilvl w:val="0"/>
-          <w:numId w:val="7"/>
-        </w:numPr>
-        <w:suppressLineNumbers w:val="0"/>
-        <w:spacing w:before="0" w:beforeAutospacing="1" w:after="0" w:afterAutospacing="1"/>
-        <w:ind w:left="720" w:hanging="360"/>
-      </w:pPr>
-      <w:r>
-        <w:t xml:space="preserve">Figure 3(a) — Original </w:t>
-      </w:r>
-    </w:p>
-    <w:p>
-      <w:pPr>
-        <w:keepNext w:val="0"/>
-        <w:keepLines w:val="0"/>
-        <w:widowControl/>
-        <w:numPr>
-          <w:ilvl w:val="0"/>
-          <w:numId w:val="7"/>
-        </w:numPr>
-        <w:suppressLineNumbers w:val="0"/>
-        <w:spacing w:before="0" w:beforeAutospacing="1" w:after="0" w:afterAutospacing="1"/>
-        <w:ind w:left="720" w:hanging="360"/>
-      </w:pPr>
-      <w:r>
-        <w:t xml:space="preserve">Figure 3(b) — Equalized </w:t>
-      </w:r>
-    </w:p>
-    <w:p>
-      <w:pPr>
-        <w:keepNext w:val="0"/>
-        <w:keepLines w:val="0"/>
-        <w:widowControl/>
-        <w:numPr>
-          <w:ilvl w:val="0"/>
-          <w:numId w:val="7"/>
-        </w:numPr>
-        <w:suppressLineNumbers w:val="0"/>
-        <w:spacing w:before="0" w:beforeAutospacing="1" w:after="0" w:afterAutospacing="1"/>
-        <w:ind w:left="720" w:hanging="360"/>
-      </w:pPr>
-      <w:r>
-        <w:t xml:space="preserve">Figure 3(c) — Original histogram </w:t>
-      </w:r>
-    </w:p>
-    <w:p>
-      <w:pPr>
-        <w:keepNext w:val="0"/>
-        <w:keepLines w:val="0"/>
-        <w:widowControl/>
-        <w:numPr>
-          <w:ilvl w:val="0"/>
-          <w:numId w:val="7"/>
-        </w:numPr>
-        <w:suppressLineNumbers w:val="0"/>
-        <w:spacing w:before="0" w:beforeAutospacing="1" w:after="0" w:afterAutospacing="1"/>
-        <w:ind w:left="720" w:hanging="360"/>
-      </w:pPr>
-      <w:r>
-        <w:t xml:space="preserve">Figure 3(d) — Equalized histogram </w:t>
-      </w:r>
-    </w:p>
-    <w:p>
-      <w:pPr>
-        <w:numPr>
-          <w:ilvl w:val="0"/>
-          <w:numId w:val="0"/>
-        </w:numPr>
-        <w:rPr>
-          <w:rFonts w:hint="default" w:ascii="SimSun" w:hAnsi="SimSun" w:eastAsia="SimSun"/>
-          <w:i/>
-          <w:sz w:val="24"/>
-          <w:szCs w:val="24"/>
-          <w:u w:val="single"/>
-        </w:rPr>
-      </w:pPr>
-      <w:r>
-        <w:rPr>
-          <w:rFonts w:hint="default" w:ascii="SimSun" w:hAnsi="SimSun" w:eastAsia="SimSun"/>
-          <w:i/>
-          <w:sz w:val="24"/>
-          <w:szCs w:val="24"/>
-          <w:u w:val="single"/>
-        </w:rPr>
-        <w:t>Figure_</w:t>
-      </w:r>
-      <w:r>
-        <w:rPr>
-          <w:rFonts w:hint="default" w:ascii="SimSun" w:hAnsi="SimSun" w:eastAsia="SimSun"/>
-          <w:i/>
-          <w:sz w:val="24"/>
-          <w:szCs w:val="24"/>
-          <w:u w:val="single"/>
-          <w:lang w:val="en-SG"/>
-        </w:rPr>
-        <w:t>4</w:t>
-      </w:r>
-      <w:r>
-        <w:rPr>
-          <w:rFonts w:hint="default" w:ascii="SimSun" w:hAnsi="SimSun" w:eastAsia="SimSun"/>
-          <w:i/>
-          <w:sz w:val="24"/>
-          <w:szCs w:val="24"/>
-          <w:u w:val="single"/>
-        </w:rPr>
-        <w:t>.png</w:t>
-      </w:r>
-    </w:p>
-    <w:p>
-      <w:pPr>
-        <w:numPr>
-          <w:ilvl w:val="0"/>
-          <w:numId w:val="0"/>
-        </w:numPr>
-        <w:rPr>
-          <w:rFonts w:hint="default" w:ascii="SimSun" w:hAnsi="SimSun" w:eastAsia="SimSun"/>
-          <w:i/>
-          <w:sz w:val="24"/>
-          <w:szCs w:val="24"/>
-          <w:u w:val="single"/>
-        </w:rPr>
-      </w:pPr>
-      <w:r>
-        <w:rPr>
-          <w:rFonts w:hint="default" w:ascii="SimSun" w:hAnsi="SimSun" w:eastAsia="SimSun"/>
-          <w:i/>
-          <w:sz w:val="24"/>
-          <w:szCs w:val="24"/>
-          <w:u w:val="single"/>
-        </w:rPr>
-        <w:t>Figure_</w:t>
-      </w:r>
-      <w:r>
-        <w:rPr>
-          <w:rFonts w:hint="default" w:ascii="SimSun" w:hAnsi="SimSun" w:eastAsia="SimSun"/>
-          <w:i/>
-          <w:sz w:val="24"/>
-          <w:szCs w:val="24"/>
-          <w:u w:val="single"/>
-          <w:lang w:val="en-SG"/>
-        </w:rPr>
-        <w:t>5</w:t>
-      </w:r>
-      <w:r>
-        <w:rPr>
-          <w:rFonts w:hint="default" w:ascii="SimSun" w:hAnsi="SimSun" w:eastAsia="SimSun"/>
-          <w:i/>
-          <w:sz w:val="24"/>
-          <w:szCs w:val="24"/>
-          <w:u w:val="single"/>
-        </w:rPr>
-        <w:t>.png</w:t>
-      </w:r>
-    </w:p>
-    <w:p>
-      <w:pPr>
-        <w:keepNext w:val="0"/>
-        <w:keepLines w:val="0"/>
-        <w:widowControl/>
-        <w:numPr>
-          <w:numId w:val="0"/>
-        </w:numPr>
-        <w:suppressLineNumbers w:val="0"/>
-        <w:tabs>
-          <w:tab w:val="left" w:pos="720"/>
-        </w:tabs>
-        <w:spacing w:before="0" w:beforeAutospacing="1" w:after="0" w:afterAutospacing="1"/>
-      </w:pPr>
+        <w:t>🔹 Discussion (IMPORTANT ⭐)</w:t>
+      </w:r>
+    </w:p>
+    <w:p>
+      <w:pPr>
+        <w:pStyle w:val="6"/>
+        <w:keepNext w:val="0"/>
+        <w:keepLines w:val="0"/>
+        <w:widowControl/>
+        <w:suppressLineNumbers w:val="0"/>
+        <w:ind w:left="720" w:right="720"/>
+      </w:pPr>
+      <w:r>
+        <w:rPr>
+          <w:rFonts w:hint="eastAsia" w:ascii="SimSun" w:hAnsi="SimSun" w:eastAsia="SimSun" w:cs="SimSun"/>
+          <w:sz w:val="24"/>
+          <w:szCs w:val="24"/>
+        </w:rPr>
+        <w:t>The original image shows limited contrast, with pixel intensities concentrated in a narrow range, particularly in the higher intensity region. This results in reduced visibility of fine details in darker areas.</w:t>
+      </w:r>
+    </w:p>
+    <w:p>
+      <w:pPr>
+        <w:pStyle w:val="6"/>
+        <w:keepNext w:val="0"/>
+        <w:keepLines w:val="0"/>
+        <w:widowControl/>
+        <w:suppressLineNumbers w:val="0"/>
+        <w:ind w:left="720" w:right="720"/>
+      </w:pPr>
+      <w:r>
+        <w:rPr>
+          <w:rFonts w:hint="eastAsia" w:ascii="SimSun" w:hAnsi="SimSun" w:eastAsia="SimSun" w:cs="SimSun"/>
+          <w:sz w:val="24"/>
+          <w:szCs w:val="24"/>
+        </w:rPr>
+        <w:t>After applying histogram equalization, the intensity values are redistributed more uniformly across the full range [0,255]. This leads to improved contrast and better visibility of structures such as buildings, roads, and the runway.</w:t>
+      </w:r>
+    </w:p>
+    <w:p>
+      <w:pPr>
+        <w:pStyle w:val="6"/>
+        <w:keepNext w:val="0"/>
+        <w:keepLines w:val="0"/>
+        <w:widowControl/>
+        <w:suppressLineNumbers w:val="0"/>
+        <w:ind w:left="720" w:right="720"/>
+      </w:pPr>
+      <w:r>
+        <w:rPr>
+          <w:rFonts w:hint="eastAsia" w:ascii="SimSun" w:hAnsi="SimSun" w:eastAsia="SimSun" w:cs="SimSun"/>
+          <w:sz w:val="24"/>
+          <w:szCs w:val="24"/>
+        </w:rPr>
+        <w:t>The equalized histogram shows a more spread-out distribution compared to the original histogram, indicating that the available intensity levels are utilized more effectively.</w:t>
+      </w:r>
+    </w:p>
+    <w:p>
+      <w:pPr>
+        <w:pStyle w:val="6"/>
+        <w:keepNext w:val="0"/>
+        <w:keepLines w:val="0"/>
+        <w:widowControl/>
+        <w:suppressLineNumbers w:val="0"/>
+        <w:ind w:left="720" w:right="720"/>
+      </w:pPr>
+      <w:r>
+        <w:rPr>
+          <w:rFonts w:hint="eastAsia" w:ascii="SimSun" w:hAnsi="SimSun" w:eastAsia="SimSun" w:cs="SimSun"/>
+          <w:sz w:val="24"/>
+          <w:szCs w:val="24"/>
+        </w:rPr>
+        <w:t>However, histogram equalization may also enhance noise or create over-enhancement in some regions due to its global nature.</w:t>
+      </w:r>
     </w:p>
     <w:p>
       <w:pPr>
@@ -2199,7 +2338,7 @@
         <w:suppressLineNumbers w:val="0"/>
       </w:pPr>
       <w:r>
-        <w:t>🔹 Discussion (IMPORTANT ⭐)</w:t>
+        <w:t>🔹 Conclusion</w:t>
       </w:r>
     </w:p>
     <w:p>
@@ -2210,14 +2349,19 @@
         <w:widowControl/>
         <w:suppressLineNumbers w:val="0"/>
         <w:ind w:left="720" w:right="720"/>
-      </w:pPr>
-      <w:r>
-        <w:rPr>
-          <w:rFonts w:hint="eastAsia" w:ascii="SimSun" w:hAnsi="SimSun" w:eastAsia="SimSun" w:cs="SimSun"/>
-          <w:sz w:val="24"/>
-          <w:szCs w:val="24"/>
-        </w:rPr>
-        <w:t>The original image shows limited contrast, with pixel intensities concentrated in a narrow range, particularly in the higher intensity region. This results in reduced visibility of fine details in darker areas.</w:t>
+        <w:rPr>
+          <w:rFonts w:hint="eastAsia" w:ascii="SimSun" w:hAnsi="SimSun" w:eastAsia="SimSun" w:cs="SimSun"/>
+          <w:sz w:val="24"/>
+          <w:szCs w:val="24"/>
+        </w:rPr>
+      </w:pPr>
+      <w:r>
+        <w:rPr>
+          <w:rFonts w:hint="eastAsia" w:ascii="SimSun" w:hAnsi="SimSun" w:eastAsia="SimSun" w:cs="SimSun"/>
+          <w:sz w:val="24"/>
+          <w:szCs w:val="24"/>
+        </w:rPr>
+        <w:t>Histogram equalization is an effective technique for improving image contrast by redistributing intensity values. It enhances visual details, especially in low-contrast regions, but may introduce artifacts in some cases.</w:t>
       </w:r>
     </w:p>
     <w:p>
@@ -2228,50 +2372,46 @@
         <w:widowControl/>
         <w:suppressLineNumbers w:val="0"/>
         <w:ind w:left="720" w:right="720"/>
-      </w:pPr>
-      <w:r>
-        <w:rPr>
-          <w:rFonts w:hint="eastAsia" w:ascii="SimSun" w:hAnsi="SimSun" w:eastAsia="SimSun" w:cs="SimSun"/>
-          <w:sz w:val="24"/>
-          <w:szCs w:val="24"/>
-        </w:rPr>
-        <w:t>After applying histogram equalization, the intensity values are redistributed more uniformly across the full range [0,255]. This leads to improved contrast and better visibility of structures such as buildings, roads, and the runway.</w:t>
-      </w:r>
-    </w:p>
-    <w:p>
-      <w:pPr>
-        <w:pStyle w:val="6"/>
-        <w:keepNext w:val="0"/>
-        <w:keepLines w:val="0"/>
-        <w:widowControl/>
-        <w:suppressLineNumbers w:val="0"/>
-        <w:ind w:left="720" w:right="720"/>
-      </w:pPr>
-      <w:r>
-        <w:rPr>
-          <w:rFonts w:hint="eastAsia" w:ascii="SimSun" w:hAnsi="SimSun" w:eastAsia="SimSun" w:cs="SimSun"/>
-          <w:sz w:val="24"/>
-          <w:szCs w:val="24"/>
-        </w:rPr>
-        <w:t>The equalized histogram shows a more spread-out distribution compared to the original histogram, indicating that the available intensity levels are utilized more effectively.</w:t>
-      </w:r>
-    </w:p>
-    <w:p>
-      <w:pPr>
-        <w:pStyle w:val="6"/>
-        <w:keepNext w:val="0"/>
-        <w:keepLines w:val="0"/>
-        <w:widowControl/>
-        <w:suppressLineNumbers w:val="0"/>
-        <w:ind w:left="720" w:right="720"/>
-      </w:pPr>
-      <w:r>
-        <w:rPr>
-          <w:rFonts w:hint="eastAsia" w:ascii="SimSun" w:hAnsi="SimSun" w:eastAsia="SimSun" w:cs="SimSun"/>
-          <w:sz w:val="24"/>
-          <w:szCs w:val="24"/>
-        </w:rPr>
-        <w:t>However, histogram equalization may also enhance noise or create over-enhancement in some regions due to its global nature.</w:t>
+        <w:rPr>
+          <w:rFonts w:hint="eastAsia" w:ascii="SimSun" w:hAnsi="SimSun" w:eastAsia="SimSun" w:cs="SimSun"/>
+          <w:sz w:val="24"/>
+          <w:szCs w:val="24"/>
+        </w:rPr>
+      </w:pPr>
+    </w:p>
+    <w:p>
+      <w:pPr>
+        <w:pStyle w:val="6"/>
+        <w:keepNext w:val="0"/>
+        <w:keepLines w:val="0"/>
+        <w:widowControl/>
+        <w:suppressLineNumbers w:val="0"/>
+        <w:rPr>
+          <w:rFonts w:hint="default"/>
+          <w:lang w:val="en-SG"/>
+        </w:rPr>
+      </w:pPr>
+      <w:r>
+        <w:rPr>
+          <w:rFonts w:hint="default"/>
+          <w:lang w:val="en-SG"/>
+        </w:rPr>
+        <w:t>Q4</w:t>
+      </w:r>
+    </w:p>
+    <w:p>
+      <w:pPr>
+        <w:pStyle w:val="6"/>
+        <w:keepNext w:val="0"/>
+        <w:keepLines w:val="0"/>
+        <w:widowControl/>
+        <w:suppressLineNumbers w:val="0"/>
+      </w:pPr>
+      <w:r>
+        <w:rPr>
+          <w:rStyle w:val="7"/>
+        </w:rPr>
+        <w:t>Foreground Enhancement using Otsu Thresholding and Selective Histogram Equalization</w:t>
       </w:r>
     </w:p>
     <w:p>
@@ -2304,7 +2444,7 @@
         <w:suppressLineNumbers w:val="0"/>
       </w:pPr>
       <w:r>
-        <w:t>🔹 Conclusion</w:t>
+        <w:t>🔹 Objective</w:t>
       </w:r>
     </w:p>
     <w:p>
@@ -2315,69 +2455,14 @@
         <w:widowControl/>
         <w:suppressLineNumbers w:val="0"/>
         <w:ind w:left="720" w:right="720"/>
-        <w:rPr>
-          <w:rFonts w:hint="eastAsia" w:ascii="SimSun" w:hAnsi="SimSun" w:eastAsia="SimSun" w:cs="SimSun"/>
-          <w:sz w:val="24"/>
-          <w:szCs w:val="24"/>
-        </w:rPr>
-      </w:pPr>
-      <w:r>
-        <w:rPr>
-          <w:rFonts w:hint="eastAsia" w:ascii="SimSun" w:hAnsi="SimSun" w:eastAsia="SimSun" w:cs="SimSun"/>
-          <w:sz w:val="24"/>
-          <w:szCs w:val="24"/>
-        </w:rPr>
-        <w:t>Histogram equalization is an effective technique for improving image contrast by redistributing intensity values. It enhances visual details, especially in low-contrast regions, but may introduce artifacts in some cases.</w:t>
-      </w:r>
-    </w:p>
-    <w:p>
-      <w:pPr>
-        <w:pStyle w:val="6"/>
-        <w:keepNext w:val="0"/>
-        <w:keepLines w:val="0"/>
-        <w:widowControl/>
-        <w:suppressLineNumbers w:val="0"/>
-        <w:ind w:left="720" w:right="720"/>
-        <w:rPr>
-          <w:rFonts w:hint="eastAsia" w:ascii="SimSun" w:hAnsi="SimSun" w:eastAsia="SimSun" w:cs="SimSun"/>
-          <w:sz w:val="24"/>
-          <w:szCs w:val="24"/>
-        </w:rPr>
-      </w:pPr>
-    </w:p>
-    <w:p>
-      <w:pPr>
-        <w:pStyle w:val="6"/>
-        <w:keepNext w:val="0"/>
-        <w:keepLines w:val="0"/>
-        <w:widowControl/>
-        <w:suppressLineNumbers w:val="0"/>
-        <w:rPr>
-          <w:rFonts w:hint="default"/>
-          <w:lang w:val="en-SG"/>
-        </w:rPr>
-      </w:pPr>
-      <w:r>
-        <w:rPr>
-          <w:rFonts w:hint="default"/>
-          <w:lang w:val="en-SG"/>
-        </w:rPr>
-        <w:t>Q4</w:t>
-      </w:r>
-    </w:p>
-    <w:p>
-      <w:pPr>
-        <w:pStyle w:val="6"/>
-        <w:keepNext w:val="0"/>
-        <w:keepLines w:val="0"/>
-        <w:widowControl/>
-        <w:suppressLineNumbers w:val="0"/>
-      </w:pPr>
-      <w:r>
-        <w:rPr>
-          <w:rStyle w:val="7"/>
-        </w:rPr>
-        <w:t>Foreground Enhancement using Otsu Thresholding and Selective Histogram Equalization</w:t>
+      </w:pPr>
+      <w:r>
+        <w:rPr>
+          <w:rFonts w:hint="eastAsia" w:ascii="SimSun" w:hAnsi="SimSun" w:eastAsia="SimSun" w:cs="SimSun"/>
+          <w:sz w:val="24"/>
+          <w:szCs w:val="24"/>
+        </w:rPr>
+        <w:t>The objective of this task is to segment the foreground using Otsu thresholding and enhance it selectively using histogram equalization, while preserving the background.</w:t>
       </w:r>
     </w:p>
     <w:p>
@@ -2410,7 +2495,7 @@
         <w:suppressLineNumbers w:val="0"/>
       </w:pPr>
       <w:r>
-        <w:t>🔹 Objective</w:t>
+        <w:t>🔹 Methodology</w:t>
       </w:r>
     </w:p>
     <w:p>
@@ -2428,7 +2513,25 @@
           <w:sz w:val="24"/>
           <w:szCs w:val="24"/>
         </w:rPr>
-        <w:t>The objective of this task is to segment the foreground using Otsu thresholding and enhance it selectively using histogram equalization, while preserving the background.</w:t>
+        <w:t>The input image was first converted into grayscale. Otsu’s thresholding method was then applied to automatically determine the optimal threshold value for separating foreground and background.</w:t>
+      </w:r>
+    </w:p>
+    <w:p>
+      <w:pPr>
+        <w:pStyle w:val="6"/>
+        <w:keepNext w:val="0"/>
+        <w:keepLines w:val="0"/>
+        <w:widowControl/>
+        <w:suppressLineNumbers w:val="0"/>
+        <w:ind w:left="720" w:right="720"/>
+      </w:pPr>
+      <w:r>
+        <w:rPr>
+          <w:rFonts w:hint="eastAsia" w:ascii="SimSun" w:hAnsi="SimSun" w:eastAsia="SimSun" w:cs="SimSun"/>
+          <w:sz w:val="24"/>
+          <w:szCs w:val="24"/>
+        </w:rPr>
+        <w:t>A binary mask was generated, where foreground pixels were identified based on intensity. Histogram equalization was then applied only to the foreground region using the mask, while the background remained unchanged.</w:t>
       </w:r>
     </w:p>
     <w:p>
@@ -2461,7 +2564,19 @@
         <w:suppressLineNumbers w:val="0"/>
       </w:pPr>
       <w:r>
-        <w:t>🔹 Methodology</w:t>
+        <w:t>🔹 Threshold Value</w:t>
+      </w:r>
+    </w:p>
+    <w:p>
+      <w:pPr>
+        <w:pStyle w:val="6"/>
+        <w:keepNext w:val="0"/>
+        <w:keepLines w:val="0"/>
+        <w:widowControl/>
+        <w:suppressLineNumbers w:val="0"/>
+      </w:pPr>
+      <w:r>
+        <w:t>👉 (Insert your printed value)</w:t>
       </w:r>
     </w:p>
     <w:p>
@@ -2479,25 +2594,16 @@
           <w:sz w:val="24"/>
           <w:szCs w:val="24"/>
         </w:rPr>
-        <w:t>The input image was first converted into grayscale. Otsu’s thresholding method was then applied to automatically determine the optimal threshold value for separating foreground and background.</w:t>
-      </w:r>
-    </w:p>
-    <w:p>
-      <w:pPr>
-        <w:pStyle w:val="6"/>
-        <w:keepNext w:val="0"/>
-        <w:keepLines w:val="0"/>
-        <w:widowControl/>
-        <w:suppressLineNumbers w:val="0"/>
-        <w:ind w:left="720" w:right="720"/>
-      </w:pPr>
-      <w:r>
-        <w:rPr>
-          <w:rFonts w:hint="eastAsia" w:ascii="SimSun" w:hAnsi="SimSun" w:eastAsia="SimSun" w:cs="SimSun"/>
-          <w:sz w:val="24"/>
-          <w:szCs w:val="24"/>
-        </w:rPr>
-        <w:t>A binary mask was generated, where foreground pixels were identified based on intensity. Histogram equalization was then applied only to the foreground region using the mask, while the background remained unchanged.</w:t>
+        <w:t xml:space="preserve">The threshold value obtained using Otsu’s method was: </w:t>
+      </w:r>
+      <w:r>
+        <w:rPr>
+          <w:rStyle w:val="7"/>
+          <w:rFonts w:hint="eastAsia" w:ascii="SimSun" w:hAnsi="SimSun" w:eastAsia="SimSun" w:cs="SimSun"/>
+          <w:sz w:val="24"/>
+          <w:szCs w:val="24"/>
+        </w:rPr>
+        <w:t>XX</w:t>
       </w:r>
     </w:p>
     <w:p>
@@ -2530,46 +2636,172 @@
         <w:suppressLineNumbers w:val="0"/>
       </w:pPr>
       <w:r>
-        <w:t>🔹 Threshold Value</w:t>
-      </w:r>
-    </w:p>
-    <w:p>
-      <w:pPr>
-        <w:pStyle w:val="6"/>
-        <w:keepNext w:val="0"/>
-        <w:keepLines w:val="0"/>
-        <w:widowControl/>
-        <w:suppressLineNumbers w:val="0"/>
-      </w:pPr>
-      <w:r>
-        <w:t>👉 (Insert your printed value)</w:t>
-      </w:r>
-    </w:p>
-    <w:p>
-      <w:pPr>
-        <w:pStyle w:val="6"/>
-        <w:keepNext w:val="0"/>
-        <w:keepLines w:val="0"/>
-        <w:widowControl/>
-        <w:suppressLineNumbers w:val="0"/>
-        <w:ind w:left="720" w:right="720"/>
-      </w:pPr>
-      <w:r>
-        <w:rPr>
-          <w:rFonts w:hint="eastAsia" w:ascii="SimSun" w:hAnsi="SimSun" w:eastAsia="SimSun" w:cs="SimSun"/>
-          <w:sz w:val="24"/>
-          <w:szCs w:val="24"/>
-        </w:rPr>
-        <w:t xml:space="preserve">The threshold value obtained using Otsu’s method was: </w:t>
-      </w:r>
-      <w:r>
-        <w:rPr>
-          <w:rStyle w:val="7"/>
-          <w:rFonts w:hint="eastAsia" w:ascii="SimSun" w:hAnsi="SimSun" w:eastAsia="SimSun" w:cs="SimSun"/>
-          <w:sz w:val="24"/>
-          <w:szCs w:val="24"/>
-        </w:rPr>
-        <w:t>XX</w:t>
+        <w:t>🔹 Results</w:t>
+      </w:r>
+    </w:p>
+    <w:p>
+      <w:pPr>
+        <w:pStyle w:val="6"/>
+        <w:keepNext w:val="0"/>
+        <w:keepLines w:val="0"/>
+        <w:widowControl/>
+        <w:suppressLineNumbers w:val="0"/>
+      </w:pPr>
+      <w:r>
+        <w:t>Include:</w:t>
+      </w:r>
+    </w:p>
+    <w:p>
+      <w:pPr>
+        <w:keepNext w:val="0"/>
+        <w:keepLines w:val="0"/>
+        <w:widowControl/>
+        <w:numPr>
+          <w:ilvl w:val="0"/>
+          <w:numId w:val="8"/>
+        </w:numPr>
+        <w:suppressLineNumbers w:val="0"/>
+        <w:spacing w:before="0" w:beforeAutospacing="1" w:after="0" w:afterAutospacing="1"/>
+        <w:ind w:left="720" w:hanging="360"/>
+      </w:pPr>
+      <w:r>
+        <w:t xml:space="preserve">Original grayscale image </w:t>
+      </w:r>
+    </w:p>
+    <w:p>
+      <w:pPr>
+        <w:keepNext w:val="0"/>
+        <w:keepLines w:val="0"/>
+        <w:widowControl/>
+        <w:numPr>
+          <w:ilvl w:val="0"/>
+          <w:numId w:val="8"/>
+        </w:numPr>
+        <w:suppressLineNumbers w:val="0"/>
+        <w:spacing w:before="0" w:beforeAutospacing="1" w:after="0" w:afterAutospacing="1"/>
+        <w:ind w:left="720" w:hanging="360"/>
+      </w:pPr>
+      <w:r>
+        <w:t xml:space="preserve">Foreground mask </w:t>
+      </w:r>
+    </w:p>
+    <w:p>
+      <w:pPr>
+        <w:keepNext w:val="0"/>
+        <w:keepLines w:val="0"/>
+        <w:widowControl/>
+        <w:numPr>
+          <w:ilvl w:val="0"/>
+          <w:numId w:val="8"/>
+        </w:numPr>
+        <w:suppressLineNumbers w:val="0"/>
+        <w:spacing w:before="0" w:beforeAutospacing="1" w:after="0" w:afterAutospacing="1"/>
+        <w:ind w:left="720" w:hanging="360"/>
+      </w:pPr>
+      <w:r>
+        <w:t xml:space="preserve">Enhanced image </w:t>
+      </w:r>
+    </w:p>
+    <w:p>
+      <w:pPr>
+        <w:pStyle w:val="6"/>
+        <w:keepNext w:val="0"/>
+        <w:keepLines w:val="0"/>
+        <w:widowControl/>
+        <w:suppressLineNumbers w:val="0"/>
+      </w:pPr>
+      <w:r>
+        <w:t>👉 Label:</w:t>
+      </w:r>
+    </w:p>
+    <w:p>
+      <w:pPr>
+        <w:keepNext w:val="0"/>
+        <w:keepLines w:val="0"/>
+        <w:widowControl/>
+        <w:numPr>
+          <w:ilvl w:val="0"/>
+          <w:numId w:val="9"/>
+        </w:numPr>
+        <w:suppressLineNumbers w:val="0"/>
+        <w:spacing w:before="0" w:beforeAutospacing="1" w:after="0" w:afterAutospacing="1"/>
+        <w:ind w:left="720" w:hanging="360"/>
+      </w:pPr>
+      <w:r>
+        <w:t xml:space="preserve">Figure 4(a): Original </w:t>
+      </w:r>
+    </w:p>
+    <w:p>
+      <w:pPr>
+        <w:keepNext w:val="0"/>
+        <w:keepLines w:val="0"/>
+        <w:widowControl/>
+        <w:numPr>
+          <w:ilvl w:val="0"/>
+          <w:numId w:val="9"/>
+        </w:numPr>
+        <w:suppressLineNumbers w:val="0"/>
+        <w:spacing w:before="0" w:beforeAutospacing="1" w:after="0" w:afterAutospacing="1"/>
+        <w:ind w:left="720" w:hanging="360"/>
+      </w:pPr>
+      <w:r>
+        <w:t xml:space="preserve">Figure 4(b): Mask </w:t>
+      </w:r>
+    </w:p>
+    <w:p>
+      <w:pPr>
+        <w:keepNext w:val="0"/>
+        <w:keepLines w:val="0"/>
+        <w:widowControl/>
+        <w:numPr>
+          <w:ilvl w:val="0"/>
+          <w:numId w:val="9"/>
+        </w:numPr>
+        <w:suppressLineNumbers w:val="0"/>
+        <w:spacing w:before="0" w:beforeAutospacing="1" w:after="0" w:afterAutospacing="1"/>
+        <w:ind w:left="720" w:hanging="360"/>
+      </w:pPr>
+      <w:r>
+        <w:t xml:space="preserve">Figure 4(c): Enhanced result </w:t>
+      </w:r>
+    </w:p>
+    <w:p>
+      <w:pPr>
+        <w:numPr>
+          <w:ilvl w:val="0"/>
+          <w:numId w:val="0"/>
+        </w:numPr>
+      </w:pPr>
+      <w:r>
+        <w:rPr>
+          <w:rFonts w:hint="default" w:ascii="SimSun" w:hAnsi="SimSun" w:eastAsia="SimSun"/>
+          <w:i/>
+          <w:sz w:val="24"/>
+          <w:szCs w:val="24"/>
+          <w:u w:val="single"/>
+        </w:rPr>
+        <w:t>Figure_</w:t>
+      </w:r>
+      <w:r>
+        <w:rPr>
+          <w:rFonts w:hint="default" w:ascii="SimSun" w:hAnsi="SimSun" w:eastAsia="SimSun"/>
+          <w:i/>
+          <w:sz w:val="24"/>
+          <w:szCs w:val="24"/>
+          <w:u w:val="single"/>
+          <w:lang w:val="en-SG"/>
+        </w:rPr>
+        <w:t>6</w:t>
+      </w:r>
+      <w:r>
+        <w:rPr>
+          <w:rFonts w:hint="default" w:ascii="SimSun" w:hAnsi="SimSun" w:eastAsia="SimSun"/>
+          <w:i/>
+          <w:sz w:val="24"/>
+          <w:szCs w:val="24"/>
+          <w:u w:val="single"/>
+        </w:rPr>
+        <w:t>.png</w:t>
       </w:r>
     </w:p>
     <w:p>
@@ -2602,172 +2834,79 @@
         <w:suppressLineNumbers w:val="0"/>
       </w:pPr>
       <w:r>
-        <w:t>🔹 Results</w:t>
-      </w:r>
-    </w:p>
-    <w:p>
-      <w:pPr>
-        <w:pStyle w:val="6"/>
-        <w:keepNext w:val="0"/>
-        <w:keepLines w:val="0"/>
-        <w:widowControl/>
-        <w:suppressLineNumbers w:val="0"/>
-      </w:pPr>
-      <w:r>
-        <w:t>Include:</w:t>
-      </w:r>
-    </w:p>
-    <w:p>
-      <w:pPr>
-        <w:keepNext w:val="0"/>
-        <w:keepLines w:val="0"/>
-        <w:widowControl/>
-        <w:numPr>
-          <w:ilvl w:val="0"/>
-          <w:numId w:val="8"/>
-        </w:numPr>
-        <w:suppressLineNumbers w:val="0"/>
-        <w:spacing w:before="0" w:beforeAutospacing="1" w:after="0" w:afterAutospacing="1"/>
-        <w:ind w:left="720" w:hanging="360"/>
-      </w:pPr>
-      <w:r>
-        <w:t xml:space="preserve">Original grayscale image </w:t>
-      </w:r>
-    </w:p>
-    <w:p>
-      <w:pPr>
-        <w:keepNext w:val="0"/>
-        <w:keepLines w:val="0"/>
-        <w:widowControl/>
-        <w:numPr>
-          <w:ilvl w:val="0"/>
-          <w:numId w:val="8"/>
-        </w:numPr>
-        <w:suppressLineNumbers w:val="0"/>
-        <w:spacing w:before="0" w:beforeAutospacing="1" w:after="0" w:afterAutospacing="1"/>
-        <w:ind w:left="720" w:hanging="360"/>
-      </w:pPr>
-      <w:r>
-        <w:t xml:space="preserve">Foreground mask </w:t>
-      </w:r>
-    </w:p>
-    <w:p>
-      <w:pPr>
-        <w:keepNext w:val="0"/>
-        <w:keepLines w:val="0"/>
-        <w:widowControl/>
-        <w:numPr>
-          <w:ilvl w:val="0"/>
-          <w:numId w:val="8"/>
-        </w:numPr>
-        <w:suppressLineNumbers w:val="0"/>
-        <w:spacing w:before="0" w:beforeAutospacing="1" w:after="0" w:afterAutospacing="1"/>
-        <w:ind w:left="720" w:hanging="360"/>
-      </w:pPr>
-      <w:r>
-        <w:t xml:space="preserve">Enhanced image </w:t>
-      </w:r>
-    </w:p>
-    <w:p>
-      <w:pPr>
-        <w:pStyle w:val="6"/>
-        <w:keepNext w:val="0"/>
-        <w:keepLines w:val="0"/>
-        <w:widowControl/>
-        <w:suppressLineNumbers w:val="0"/>
-      </w:pPr>
-      <w:r>
-        <w:t>👉 Label:</w:t>
-      </w:r>
-    </w:p>
-    <w:p>
-      <w:pPr>
-        <w:keepNext w:val="0"/>
-        <w:keepLines w:val="0"/>
-        <w:widowControl/>
-        <w:numPr>
-          <w:ilvl w:val="0"/>
-          <w:numId w:val="9"/>
-        </w:numPr>
-        <w:suppressLineNumbers w:val="0"/>
-        <w:spacing w:before="0" w:beforeAutospacing="1" w:after="0" w:afterAutospacing="1"/>
-        <w:ind w:left="720" w:hanging="360"/>
-      </w:pPr>
-      <w:r>
-        <w:t xml:space="preserve">Figure 4(a): Original </w:t>
-      </w:r>
-    </w:p>
-    <w:p>
-      <w:pPr>
-        <w:keepNext w:val="0"/>
-        <w:keepLines w:val="0"/>
-        <w:widowControl/>
-        <w:numPr>
-          <w:ilvl w:val="0"/>
-          <w:numId w:val="9"/>
-        </w:numPr>
-        <w:suppressLineNumbers w:val="0"/>
-        <w:spacing w:before="0" w:beforeAutospacing="1" w:after="0" w:afterAutospacing="1"/>
-        <w:ind w:left="720" w:hanging="360"/>
-      </w:pPr>
-      <w:r>
-        <w:t xml:space="preserve">Figure 4(b): Mask </w:t>
-      </w:r>
-    </w:p>
-    <w:p>
-      <w:pPr>
-        <w:keepNext w:val="0"/>
-        <w:keepLines w:val="0"/>
-        <w:widowControl/>
-        <w:numPr>
-          <w:ilvl w:val="0"/>
-          <w:numId w:val="9"/>
-        </w:numPr>
-        <w:suppressLineNumbers w:val="0"/>
-        <w:spacing w:before="0" w:beforeAutospacing="1" w:after="0" w:afterAutospacing="1"/>
-        <w:ind w:left="720" w:hanging="360"/>
-      </w:pPr>
-      <w:r>
-        <w:t xml:space="preserve">Figure 4(c): Enhanced result </w:t>
-      </w:r>
-    </w:p>
-    <w:p>
-      <w:pPr>
-        <w:numPr>
-          <w:ilvl w:val="0"/>
-          <w:numId w:val="0"/>
-        </w:numPr>
-      </w:pPr>
-      <w:r>
-        <w:rPr>
-          <w:rFonts w:hint="default" w:ascii="SimSun" w:hAnsi="SimSun" w:eastAsia="SimSun"/>
-          <w:i/>
-          <w:sz w:val="24"/>
-          <w:szCs w:val="24"/>
-          <w:u w:val="single"/>
-        </w:rPr>
-        <w:t>Figure_</w:t>
-      </w:r>
-      <w:r>
-        <w:rPr>
-          <w:rFonts w:hint="default" w:ascii="SimSun" w:hAnsi="SimSun" w:eastAsia="SimSun"/>
-          <w:i/>
-          <w:sz w:val="24"/>
-          <w:szCs w:val="24"/>
-          <w:u w:val="single"/>
-          <w:lang w:val="en-SG"/>
-        </w:rPr>
-        <w:t>6</w:t>
-      </w:r>
-      <w:r>
-        <w:rPr>
-          <w:rFonts w:hint="default" w:ascii="SimSun" w:hAnsi="SimSun" w:eastAsia="SimSun"/>
-          <w:i/>
-          <w:sz w:val="24"/>
-          <w:szCs w:val="24"/>
-          <w:u w:val="single"/>
-        </w:rPr>
-        <w:t>.png</w:t>
+        <w:t>🔹 Discussion (IMPORTANT — HIGH MARKS ⭐)</w:t>
+      </w:r>
+    </w:p>
+    <w:p>
+      <w:pPr>
+        <w:pStyle w:val="6"/>
+        <w:keepNext w:val="0"/>
+        <w:keepLines w:val="0"/>
+        <w:widowControl/>
+        <w:suppressLineNumbers w:val="0"/>
+        <w:ind w:left="720" w:right="720"/>
+      </w:pPr>
+      <w:r>
+        <w:rPr>
+          <w:rFonts w:hint="eastAsia" w:ascii="SimSun" w:hAnsi="SimSun" w:eastAsia="SimSun" w:cs="SimSun"/>
+          <w:sz w:val="24"/>
+          <w:szCs w:val="24"/>
+        </w:rPr>
+        <w:t>The original image suffers from strong backlighting, causing the foreground to appear very dark.</w:t>
+      </w:r>
+    </w:p>
+    <w:p>
+      <w:pPr>
+        <w:pStyle w:val="6"/>
+        <w:keepNext w:val="0"/>
+        <w:keepLines w:val="0"/>
+        <w:widowControl/>
+        <w:suppressLineNumbers w:val="0"/>
+        <w:ind w:left="720" w:right="720"/>
+      </w:pPr>
+      <w:r>
+        <w:rPr>
+          <w:rFonts w:hint="eastAsia" w:ascii="SimSun" w:hAnsi="SimSun" w:eastAsia="SimSun" w:cs="SimSun"/>
+          <w:sz w:val="24"/>
+          <w:szCs w:val="24"/>
+        </w:rPr>
+        <w:t>Otsu thresholding was used to segment the foreground automatically. The resulting mask successfully identifies the silhouette of the subject, although some parts of the room are not fully included due to intensity similarities with the background.</w:t>
+      </w:r>
+    </w:p>
+    <w:p>
+      <w:pPr>
+        <w:pStyle w:val="6"/>
+        <w:keepNext w:val="0"/>
+        <w:keepLines w:val="0"/>
+        <w:widowControl/>
+        <w:suppressLineNumbers w:val="0"/>
+        <w:ind w:left="720" w:right="720"/>
+      </w:pPr>
+      <w:r>
+        <w:rPr>
+          <w:rFonts w:hint="eastAsia" w:ascii="SimSun" w:hAnsi="SimSun" w:eastAsia="SimSun" w:cs="SimSun"/>
+          <w:sz w:val="24"/>
+          <w:szCs w:val="24"/>
+        </w:rPr>
+        <w:t>Histogram equalization applied to the segmented foreground enhances visibility of the subject and some structural details. However, the result also shows noticeable noise amplification, particularly in darker regions, due to the global nature of histogram equalization.</w:t>
+      </w:r>
+    </w:p>
+    <w:p>
+      <w:pPr>
+        <w:pStyle w:val="6"/>
+        <w:keepNext w:val="0"/>
+        <w:keepLines w:val="0"/>
+        <w:widowControl/>
+        <w:suppressLineNumbers w:val="0"/>
+        <w:ind w:left="720" w:right="720"/>
+      </w:pPr>
+      <w:r>
+        <w:rPr>
+          <w:rFonts w:hint="eastAsia" w:ascii="SimSun" w:hAnsi="SimSun" w:eastAsia="SimSun" w:cs="SimSun"/>
+          <w:sz w:val="24"/>
+          <w:szCs w:val="24"/>
+        </w:rPr>
+        <w:t>Despite these limitations, the method improves the visibility of previously hidden features such as the outline of the subject and parts of the interior environment.</w:t>
       </w:r>
     </w:p>
     <w:p>
@@ -2800,7 +2939,7 @@
         <w:suppressLineNumbers w:val="0"/>
       </w:pPr>
       <w:r>
-        <w:t>🔹 Discussion (IMPORTANT — HIGH MARKS ⭐)</w:t>
+        <w:t>🔹 Hidden Features (REQUIRED BY QUESTION)</w:t>
       </w:r>
     </w:p>
     <w:p>
@@ -2818,61 +2957,7 @@
           <w:sz w:val="24"/>
           <w:szCs w:val="24"/>
         </w:rPr>
-        <w:t>The original image suffers from strong backlighting, causing the foreground to appear very dark.</w:t>
-      </w:r>
-    </w:p>
-    <w:p>
-      <w:pPr>
-        <w:pStyle w:val="6"/>
-        <w:keepNext w:val="0"/>
-        <w:keepLines w:val="0"/>
-        <w:widowControl/>
-        <w:suppressLineNumbers w:val="0"/>
-        <w:ind w:left="720" w:right="720"/>
-      </w:pPr>
-      <w:r>
-        <w:rPr>
-          <w:rFonts w:hint="eastAsia" w:ascii="SimSun" w:hAnsi="SimSun" w:eastAsia="SimSun" w:cs="SimSun"/>
-          <w:sz w:val="24"/>
-          <w:szCs w:val="24"/>
-        </w:rPr>
-        <w:t>Otsu thresholding was used to segment the foreground automatically. The resulting mask successfully identifies the silhouette of the subject, although some parts of the room are not fully included due to intensity similarities with the background.</w:t>
-      </w:r>
-    </w:p>
-    <w:p>
-      <w:pPr>
-        <w:pStyle w:val="6"/>
-        <w:keepNext w:val="0"/>
-        <w:keepLines w:val="0"/>
-        <w:widowControl/>
-        <w:suppressLineNumbers w:val="0"/>
-        <w:ind w:left="720" w:right="720"/>
-      </w:pPr>
-      <w:r>
-        <w:rPr>
-          <w:rFonts w:hint="eastAsia" w:ascii="SimSun" w:hAnsi="SimSun" w:eastAsia="SimSun" w:cs="SimSun"/>
-          <w:sz w:val="24"/>
-          <w:szCs w:val="24"/>
-        </w:rPr>
-        <w:t>Histogram equalization applied to the segmented foreground enhances visibility of the subject and some structural details. However, the result also shows noticeable noise amplification, particularly in darker regions, due to the global nature of histogram equalization.</w:t>
-      </w:r>
-    </w:p>
-    <w:p>
-      <w:pPr>
-        <w:pStyle w:val="6"/>
-        <w:keepNext w:val="0"/>
-        <w:keepLines w:val="0"/>
-        <w:widowControl/>
-        <w:suppressLineNumbers w:val="0"/>
-        <w:ind w:left="720" w:right="720"/>
-      </w:pPr>
-      <w:r>
-        <w:rPr>
-          <w:rFonts w:hint="eastAsia" w:ascii="SimSun" w:hAnsi="SimSun" w:eastAsia="SimSun" w:cs="SimSun"/>
-          <w:sz w:val="24"/>
-          <w:szCs w:val="24"/>
-        </w:rPr>
-        <w:t>Despite these limitations, the method improves the visibility of previously hidden features such as the outline of the subject and parts of the interior environment.</w:t>
+        <w:t>The enhanced image reveals hidden features such as the clearer outline of the woman, partial details of clothing, and some interior textures that were not visible in the original image.</w:t>
       </w:r>
     </w:p>
     <w:p>
@@ -2905,7 +2990,7 @@
         <w:suppressLineNumbers w:val="0"/>
       </w:pPr>
       <w:r>
-        <w:t>🔹 Hidden Features (REQUIRED BY QUESTION)</w:t>
+        <w:t>🔹 Limitations (THIS BOOSTS MARKS ⭐)</w:t>
       </w:r>
     </w:p>
     <w:p>
@@ -2923,7 +3008,7 @@
           <w:sz w:val="24"/>
           <w:szCs w:val="24"/>
         </w:rPr>
-        <w:t>The enhanced image reveals hidden features such as the clearer outline of the woman, partial details of clothing, and some interior textures that were not visible in the original image.</w:t>
+        <w:t>The segmentation is not perfect, as Otsu thresholding struggles to separate regions with similar intensity values. Additionally, histogram equalization amplifies noise in low-light areas.</w:t>
       </w:r>
     </w:p>
     <w:p>
@@ -2956,7 +3041,7 @@
         <w:suppressLineNumbers w:val="0"/>
       </w:pPr>
       <w:r>
-        <w:t>🔹 Limitations (THIS BOOSTS MARKS ⭐)</w:t>
+        <w:t>🔹 Conclusion</w:t>
       </w:r>
     </w:p>
     <w:p>
@@ -2974,7 +3059,53 @@
           <w:sz w:val="24"/>
           <w:szCs w:val="24"/>
         </w:rPr>
-        <w:t>The segmentation is not perfect, as Otsu thresholding struggles to separate regions with similar intensity values. Additionally, histogram equalization amplifies noise in low-light areas.</w:t>
+        <w:t>Selective histogram equalization combined with Otsu thresholding enhances important foreground details while preserving the background. However, the method may introduce noise and imperfect segmentation in complex lighting conditions.</w:t>
+      </w:r>
+    </w:p>
+    <w:p>
+      <w:pPr>
+        <w:pStyle w:val="6"/>
+        <w:keepNext w:val="0"/>
+        <w:keepLines w:val="0"/>
+        <w:widowControl/>
+        <w:suppressLineNumbers w:val="0"/>
+        <w:ind w:right="720"/>
+        <w:rPr>
+          <w:rFonts w:hint="eastAsia" w:ascii="SimSun" w:hAnsi="SimSun" w:eastAsia="SimSun" w:cs="SimSun"/>
+          <w:sz w:val="24"/>
+          <w:szCs w:val="24"/>
+        </w:rPr>
+      </w:pPr>
+    </w:p>
+    <w:p>
+      <w:pPr>
+        <w:pStyle w:val="2"/>
+        <w:keepNext w:val="0"/>
+        <w:keepLines w:val="0"/>
+        <w:widowControl/>
+        <w:suppressLineNumbers w:val="0"/>
+      </w:pPr>
+      <w:r>
+        <w:rPr>
+          <w:rFonts w:hint="default"/>
+          <w:lang w:val="en-SG"/>
+        </w:rPr>
+        <w:t>Q5</w:t>
+      </w:r>
+    </w:p>
+    <w:p>
+      <w:pPr>
+        <w:pStyle w:val="6"/>
+        <w:keepNext w:val="0"/>
+        <w:keepLines w:val="0"/>
+        <w:widowControl/>
+        <w:suppressLineNumbers w:val="0"/>
+      </w:pPr>
+      <w:r>
+        <w:rPr>
+          <w:rStyle w:val="7"/>
+        </w:rPr>
+        <w:t>Gaussian Filtering and Kernel Visualization</w:t>
       </w:r>
     </w:p>
     <w:p>
@@ -3007,6 +3138,669 @@
         <w:suppressLineNumbers w:val="0"/>
       </w:pPr>
       <w:r>
+        <w:t>🔹 Objective</w:t>
+      </w:r>
+    </w:p>
+    <w:p>
+      <w:pPr>
+        <w:pStyle w:val="6"/>
+        <w:keepNext w:val="0"/>
+        <w:keepLines w:val="0"/>
+        <w:widowControl/>
+        <w:suppressLineNumbers w:val="0"/>
+        <w:ind w:left="720" w:right="720"/>
+      </w:pPr>
+      <w:r>
+        <w:rPr>
+          <w:rFonts w:hint="eastAsia" w:ascii="SimSun" w:hAnsi="SimSun" w:eastAsia="SimSun" w:cs="SimSun"/>
+          <w:sz w:val="24"/>
+          <w:szCs w:val="24"/>
+        </w:rPr>
+        <w:t>The objective of this task is to implement Gaussian filtering for image smoothing using a manually generated kernel and compare the results with OpenCV’s built-in Gaussian filter.</w:t>
+      </w:r>
+    </w:p>
+    <w:p>
+      <w:pPr>
+        <w:keepNext w:val="0"/>
+        <w:keepLines w:val="0"/>
+        <w:widowControl/>
+        <w:suppressLineNumbers w:val="0"/>
+      </w:pPr>
+      <w:r>
+        <w:pict>
+          <v:rect id="_x0000_i1045" o:spt="1" style="height:1.5pt;width:432pt;" fillcolor="#A0A0A0" filled="t" stroked="f" coordsize="21600,21600" o:hr="t" o:hrstd="t" o:hralign="center">
+            <v:path/>
+            <v:fill on="t" focussize="0,0"/>
+            <v:stroke on="f"/>
+            <v:imagedata o:title=""/>
+            <o:lock v:ext="edit"/>
+            <w10:wrap type="none"/>
+            <w10:anchorlock/>
+          </v:rect>
+        </w:pict>
+      </w:r>
+    </w:p>
+    <w:p>
+      <w:pPr>
+        <w:pStyle w:val="2"/>
+        <w:keepNext w:val="0"/>
+        <w:keepLines w:val="0"/>
+        <w:widowControl/>
+        <w:suppressLineNumbers w:val="0"/>
+      </w:pPr>
+      <w:r>
+        <w:t>🔹 Methodology</w:t>
+      </w:r>
+    </w:p>
+    <w:p>
+      <w:pPr>
+        <w:pStyle w:val="6"/>
+        <w:keepNext w:val="0"/>
+        <w:keepLines w:val="0"/>
+        <w:widowControl/>
+        <w:suppressLineNumbers w:val="0"/>
+        <w:ind w:left="720" w:right="720"/>
+      </w:pPr>
+      <w:r>
+        <w:rPr>
+          <w:rFonts w:hint="eastAsia" w:ascii="SimSun" w:hAnsi="SimSun" w:eastAsia="SimSun" w:cs="SimSun"/>
+          <w:sz w:val="24"/>
+          <w:szCs w:val="24"/>
+        </w:rPr>
+        <w:t>A Gaussian kernel was generated using the 2D Gaussian function with a kernel size of 5×5 and standard deviation σ = 2. The kernel was normalized to ensure that the sum of all elements equals 1.</w:t>
+      </w:r>
+    </w:p>
+    <w:p>
+      <w:pPr>
+        <w:pStyle w:val="6"/>
+        <w:keepNext w:val="0"/>
+        <w:keepLines w:val="0"/>
+        <w:widowControl/>
+        <w:suppressLineNumbers w:val="0"/>
+        <w:ind w:left="720" w:right="720"/>
+      </w:pPr>
+      <w:r>
+        <w:rPr>
+          <w:rFonts w:hint="eastAsia" w:ascii="SimSun" w:hAnsi="SimSun" w:eastAsia="SimSun" w:cs="SimSun"/>
+          <w:sz w:val="24"/>
+          <w:szCs w:val="24"/>
+        </w:rPr>
+        <w:t>The generated kernel was applied to the image using manual convolution. Additionally, a larger 51×51 Gaussian kernel was created and visualized using a 3D surface plot to understand the distribution of weights.</w:t>
+      </w:r>
+    </w:p>
+    <w:p>
+      <w:pPr>
+        <w:pStyle w:val="6"/>
+        <w:keepNext w:val="0"/>
+        <w:keepLines w:val="0"/>
+        <w:widowControl/>
+        <w:suppressLineNumbers w:val="0"/>
+        <w:ind w:left="720" w:right="720"/>
+      </w:pPr>
+      <w:r>
+        <w:rPr>
+          <w:rFonts w:hint="eastAsia" w:ascii="SimSun" w:hAnsi="SimSun" w:eastAsia="SimSun" w:cs="SimSun"/>
+          <w:sz w:val="24"/>
+          <w:szCs w:val="24"/>
+        </w:rPr>
+        <w:t>The results obtained from manual filtering were compared with OpenCV’s GaussianBlur function.</w:t>
+      </w:r>
+    </w:p>
+    <w:p>
+      <w:pPr>
+        <w:keepNext w:val="0"/>
+        <w:keepLines w:val="0"/>
+        <w:widowControl/>
+        <w:suppressLineNumbers w:val="0"/>
+      </w:pPr>
+      <w:r>
+        <w:pict>
+          <v:rect id="_x0000_i1046" o:spt="1" style="height:1.5pt;width:432pt;" fillcolor="#A0A0A0" filled="t" stroked="f" coordsize="21600,21600" o:hr="t" o:hrstd="t" o:hralign="center">
+            <v:path/>
+            <v:fill on="t" focussize="0,0"/>
+            <v:stroke on="f"/>
+            <v:imagedata o:title=""/>
+            <o:lock v:ext="edit"/>
+            <w10:wrap type="none"/>
+            <w10:anchorlock/>
+          </v:rect>
+        </w:pict>
+      </w:r>
+    </w:p>
+    <w:p>
+      <w:pPr>
+        <w:pStyle w:val="2"/>
+        <w:keepNext w:val="0"/>
+        <w:keepLines w:val="0"/>
+        <w:widowControl/>
+        <w:suppressLineNumbers w:val="0"/>
+      </w:pPr>
+      <w:r>
+        <w:t>🔹 Gaussian Function</w:t>
+      </w:r>
+    </w:p>
+    <w:p>
+      <w:pPr>
+        <w:pStyle w:val="6"/>
+        <w:keepNext w:val="0"/>
+        <w:keepLines w:val="0"/>
+        <w:widowControl/>
+        <w:suppressLineNumbers w:val="0"/>
+      </w:pPr>
+      <w:r>
+        <w:t>G(x,y)=12πσ2e−x2+y22σ2G(x,y)=\frac{1}{2\pi\sigma^2}e^{-\frac{x^2+y^2}{2\sigma^2}}G(x,y)=2πσ21​e−2σ2x2+y2​</w:t>
+      </w:r>
+    </w:p>
+    <w:p>
+      <w:pPr>
+        <w:pStyle w:val="6"/>
+        <w:keepNext w:val="0"/>
+        <w:keepLines w:val="0"/>
+        <w:widowControl/>
+        <w:suppressLineNumbers w:val="0"/>
+      </w:pPr>
+      <w:r>
+        <w:t>Where:</w:t>
+      </w:r>
+    </w:p>
+    <w:p>
+      <w:pPr>
+        <w:keepNext w:val="0"/>
+        <w:keepLines w:val="0"/>
+        <w:widowControl/>
+        <w:numPr>
+          <w:ilvl w:val="0"/>
+          <w:numId w:val="10"/>
+        </w:numPr>
+        <w:suppressLineNumbers w:val="0"/>
+        <w:spacing w:before="0" w:beforeAutospacing="1" w:after="0" w:afterAutospacing="1"/>
+        <w:ind w:left="720" w:hanging="360"/>
+      </w:pPr>
+      <w:r>
+        <w:t xml:space="preserve">σ\sigmaσ = standard deviation </w:t>
+      </w:r>
+    </w:p>
+    <w:p>
+      <w:pPr>
+        <w:keepNext w:val="0"/>
+        <w:keepLines w:val="0"/>
+        <w:widowControl/>
+        <w:numPr>
+          <w:ilvl w:val="0"/>
+          <w:numId w:val="10"/>
+        </w:numPr>
+        <w:suppressLineNumbers w:val="0"/>
+        <w:spacing w:before="0" w:beforeAutospacing="1" w:after="0" w:afterAutospacing="1"/>
+        <w:ind w:left="720" w:hanging="360"/>
+      </w:pPr>
+      <w:r>
+        <w:t xml:space="preserve">x,yx, yx,y = spatial coordinates </w:t>
+      </w:r>
+    </w:p>
+    <w:p>
+      <w:pPr>
+        <w:keepNext w:val="0"/>
+        <w:keepLines w:val="0"/>
+        <w:widowControl/>
+        <w:suppressLineNumbers w:val="0"/>
+      </w:pPr>
+      <w:r>
+        <w:pict>
+          <v:rect id="_x0000_i1047" o:spt="1" style="height:1.5pt;width:432pt;" fillcolor="#A0A0A0" filled="t" stroked="f" coordsize="21600,21600" o:hr="t" o:hrstd="t" o:hralign="center">
+            <v:path/>
+            <v:fill on="t" focussize="0,0"/>
+            <v:stroke on="f"/>
+            <v:imagedata o:title=""/>
+            <o:lock v:ext="edit"/>
+            <w10:wrap type="none"/>
+            <w10:anchorlock/>
+          </v:rect>
+        </w:pict>
+      </w:r>
+    </w:p>
+    <w:p>
+      <w:pPr>
+        <w:pStyle w:val="2"/>
+        <w:keepNext w:val="0"/>
+        <w:keepLines w:val="0"/>
+        <w:widowControl/>
+        <w:suppressLineNumbers w:val="0"/>
+      </w:pPr>
+      <w:r>
+        <w:t>🔹 Results</w:t>
+      </w:r>
+    </w:p>
+    <w:p>
+      <w:pPr>
+        <w:pStyle w:val="6"/>
+        <w:keepNext w:val="0"/>
+        <w:keepLines w:val="0"/>
+        <w:widowControl/>
+        <w:suppressLineNumbers w:val="0"/>
+      </w:pPr>
+      <w:r>
+        <w:t>Include:</w:t>
+      </w:r>
+    </w:p>
+    <w:p>
+      <w:pPr>
+        <w:keepNext w:val="0"/>
+        <w:keepLines w:val="0"/>
+        <w:widowControl/>
+        <w:numPr>
+          <w:ilvl w:val="0"/>
+          <w:numId w:val="11"/>
+        </w:numPr>
+        <w:suppressLineNumbers w:val="0"/>
+        <w:spacing w:before="0" w:beforeAutospacing="1" w:after="0" w:afterAutospacing="1"/>
+        <w:ind w:left="720" w:hanging="360"/>
+      </w:pPr>
+      <w:r>
+        <w:t xml:space="preserve">Original image </w:t>
+      </w:r>
+    </w:p>
+    <w:p>
+      <w:pPr>
+        <w:keepNext w:val="0"/>
+        <w:keepLines w:val="0"/>
+        <w:widowControl/>
+        <w:numPr>
+          <w:ilvl w:val="0"/>
+          <w:numId w:val="11"/>
+        </w:numPr>
+        <w:suppressLineNumbers w:val="0"/>
+        <w:spacing w:before="0" w:beforeAutospacing="1" w:after="0" w:afterAutospacing="1"/>
+        <w:ind w:left="720" w:hanging="360"/>
+      </w:pPr>
+      <w:r>
+        <w:t xml:space="preserve">Manual Gaussian filtered image </w:t>
+      </w:r>
+    </w:p>
+    <w:p>
+      <w:pPr>
+        <w:keepNext w:val="0"/>
+        <w:keepLines w:val="0"/>
+        <w:widowControl/>
+        <w:numPr>
+          <w:ilvl w:val="0"/>
+          <w:numId w:val="11"/>
+        </w:numPr>
+        <w:suppressLineNumbers w:val="0"/>
+        <w:spacing w:before="0" w:beforeAutospacing="1" w:after="0" w:afterAutospacing="1"/>
+        <w:ind w:left="720" w:hanging="360"/>
+      </w:pPr>
+      <w:r>
+        <w:t xml:space="preserve">OpenCV Gaussian filtered image </w:t>
+      </w:r>
+    </w:p>
+    <w:p>
+      <w:pPr>
+        <w:keepNext w:val="0"/>
+        <w:keepLines w:val="0"/>
+        <w:widowControl/>
+        <w:numPr>
+          <w:ilvl w:val="0"/>
+          <w:numId w:val="11"/>
+        </w:numPr>
+        <w:suppressLineNumbers w:val="0"/>
+        <w:spacing w:before="0" w:beforeAutospacing="1" w:after="0" w:afterAutospacing="1"/>
+        <w:ind w:left="720" w:hanging="360"/>
+      </w:pPr>
+      <w:r>
+        <w:t xml:space="preserve">3D Gaussian kernel plot </w:t>
+      </w:r>
+    </w:p>
+    <w:p>
+      <w:pPr>
+        <w:pStyle w:val="6"/>
+        <w:keepNext w:val="0"/>
+        <w:keepLines w:val="0"/>
+        <w:widowControl/>
+        <w:suppressLineNumbers w:val="0"/>
+      </w:pPr>
+      <w:r>
+        <w:t>👉 Label:</w:t>
+      </w:r>
+    </w:p>
+    <w:p>
+      <w:pPr>
+        <w:keepNext w:val="0"/>
+        <w:keepLines w:val="0"/>
+        <w:widowControl/>
+        <w:numPr>
+          <w:ilvl w:val="0"/>
+          <w:numId w:val="12"/>
+        </w:numPr>
+        <w:suppressLineNumbers w:val="0"/>
+        <w:spacing w:before="0" w:beforeAutospacing="1" w:after="0" w:afterAutospacing="1"/>
+        <w:ind w:left="720" w:hanging="360"/>
+      </w:pPr>
+      <w:r>
+        <w:t xml:space="preserve">Figure 5(a): Original </w:t>
+      </w:r>
+    </w:p>
+    <w:p>
+      <w:pPr>
+        <w:keepNext w:val="0"/>
+        <w:keepLines w:val="0"/>
+        <w:widowControl/>
+        <w:numPr>
+          <w:ilvl w:val="0"/>
+          <w:numId w:val="12"/>
+        </w:numPr>
+        <w:suppressLineNumbers w:val="0"/>
+        <w:spacing w:before="0" w:beforeAutospacing="1" w:after="0" w:afterAutospacing="1"/>
+        <w:ind w:left="720" w:hanging="360"/>
+      </w:pPr>
+      <w:r>
+        <w:t xml:space="preserve">Figure 5(b): Manual Gaussian </w:t>
+      </w:r>
+    </w:p>
+    <w:p>
+      <w:pPr>
+        <w:keepNext w:val="0"/>
+        <w:keepLines w:val="0"/>
+        <w:widowControl/>
+        <w:numPr>
+          <w:ilvl w:val="0"/>
+          <w:numId w:val="12"/>
+        </w:numPr>
+        <w:suppressLineNumbers w:val="0"/>
+        <w:spacing w:before="0" w:beforeAutospacing="1" w:after="0" w:afterAutospacing="1"/>
+        <w:ind w:left="720" w:hanging="360"/>
+      </w:pPr>
+      <w:r>
+        <w:t xml:space="preserve">Figure 5(c): OpenCV Gaussian </w:t>
+      </w:r>
+    </w:p>
+    <w:p>
+      <w:pPr>
+        <w:keepNext w:val="0"/>
+        <w:keepLines w:val="0"/>
+        <w:widowControl/>
+        <w:numPr>
+          <w:ilvl w:val="0"/>
+          <w:numId w:val="12"/>
+        </w:numPr>
+        <w:suppressLineNumbers w:val="0"/>
+        <w:spacing w:before="0" w:beforeAutospacing="1" w:after="0" w:afterAutospacing="1"/>
+        <w:ind w:left="720" w:hanging="360"/>
+      </w:pPr>
+      <w:r>
+        <w:t xml:space="preserve">Figure 5(d): 3D Gaussian kernel </w:t>
+      </w:r>
+    </w:p>
+    <w:p>
+      <w:pPr>
+        <w:numPr>
+          <w:ilvl w:val="0"/>
+          <w:numId w:val="0"/>
+        </w:numPr>
+        <w:rPr>
+          <w:rFonts w:hint="default" w:ascii="SimSun" w:hAnsi="SimSun" w:eastAsia="SimSun"/>
+          <w:i/>
+          <w:sz w:val="24"/>
+          <w:szCs w:val="24"/>
+          <w:u w:val="single"/>
+        </w:rPr>
+      </w:pPr>
+      <w:r>
+        <w:rPr>
+          <w:rFonts w:hint="default" w:ascii="SimSun" w:hAnsi="SimSun" w:eastAsia="SimSun"/>
+          <w:i/>
+          <w:sz w:val="24"/>
+          <w:szCs w:val="24"/>
+          <w:u w:val="single"/>
+        </w:rPr>
+        <w:t>Figure_</w:t>
+      </w:r>
+      <w:r>
+        <w:rPr>
+          <w:rFonts w:hint="default" w:ascii="SimSun" w:hAnsi="SimSun" w:eastAsia="SimSun"/>
+          <w:i/>
+          <w:sz w:val="24"/>
+          <w:szCs w:val="24"/>
+          <w:u w:val="single"/>
+          <w:lang w:val="en-SG"/>
+        </w:rPr>
+        <w:t>7</w:t>
+      </w:r>
+      <w:r>
+        <w:rPr>
+          <w:rFonts w:hint="default" w:ascii="SimSun" w:hAnsi="SimSun" w:eastAsia="SimSun"/>
+          <w:i/>
+          <w:sz w:val="24"/>
+          <w:szCs w:val="24"/>
+          <w:u w:val="single"/>
+        </w:rPr>
+        <w:t>.png</w:t>
+      </w:r>
+    </w:p>
+    <w:p>
+      <w:pPr>
+        <w:numPr>
+          <w:ilvl w:val="0"/>
+          <w:numId w:val="0"/>
+        </w:numPr>
+      </w:pPr>
+      <w:r>
+        <w:rPr>
+          <w:rFonts w:hint="default" w:ascii="SimSun" w:hAnsi="SimSun" w:eastAsia="SimSun"/>
+          <w:i/>
+          <w:sz w:val="24"/>
+          <w:szCs w:val="24"/>
+          <w:u w:val="single"/>
+        </w:rPr>
+        <w:t>Figure_</w:t>
+      </w:r>
+      <w:r>
+        <w:rPr>
+          <w:rFonts w:hint="default" w:ascii="SimSun" w:hAnsi="SimSun" w:eastAsia="SimSun"/>
+          <w:i/>
+          <w:sz w:val="24"/>
+          <w:szCs w:val="24"/>
+          <w:u w:val="single"/>
+          <w:lang w:val="en-SG"/>
+        </w:rPr>
+        <w:t>8</w:t>
+      </w:r>
+      <w:r>
+        <w:rPr>
+          <w:rFonts w:hint="default" w:ascii="SimSun" w:hAnsi="SimSun" w:eastAsia="SimSun"/>
+          <w:i/>
+          <w:sz w:val="24"/>
+          <w:szCs w:val="24"/>
+          <w:u w:val="single"/>
+        </w:rPr>
+        <w:t>.png</w:t>
+      </w:r>
+    </w:p>
+    <w:p>
+      <w:pPr>
+        <w:keepNext w:val="0"/>
+        <w:keepLines w:val="0"/>
+        <w:widowControl/>
+        <w:suppressLineNumbers w:val="0"/>
+      </w:pPr>
+      <w:r>
+        <w:pict>
+          <v:rect id="_x0000_i1048" o:spt="1" style="height:1.5pt;width:432pt;" fillcolor="#A0A0A0" filled="t" stroked="f" coordsize="21600,21600" o:hr="t" o:hrstd="t" o:hralign="center">
+            <v:path/>
+            <v:fill on="t" focussize="0,0"/>
+            <v:stroke on="f"/>
+            <v:imagedata o:title=""/>
+            <o:lock v:ext="edit"/>
+            <w10:wrap type="none"/>
+            <w10:anchorlock/>
+          </v:rect>
+        </w:pict>
+      </w:r>
+    </w:p>
+    <w:p>
+      <w:pPr>
+        <w:pStyle w:val="2"/>
+        <w:keepNext w:val="0"/>
+        <w:keepLines w:val="0"/>
+        <w:widowControl/>
+        <w:suppressLineNumbers w:val="0"/>
+      </w:pPr>
+      <w:r>
+        <w:t>🔹 Discussion (IMPORTANT ⭐)</w:t>
+      </w:r>
+    </w:p>
+    <w:p>
+      <w:pPr>
+        <w:pStyle w:val="6"/>
+        <w:keepNext w:val="0"/>
+        <w:keepLines w:val="0"/>
+        <w:widowControl/>
+        <w:suppressLineNumbers w:val="0"/>
+        <w:ind w:left="720" w:right="720"/>
+      </w:pPr>
+      <w:r>
+        <w:rPr>
+          <w:rFonts w:hint="eastAsia" w:ascii="SimSun" w:hAnsi="SimSun" w:eastAsia="SimSun" w:cs="SimSun"/>
+          <w:sz w:val="24"/>
+          <w:szCs w:val="24"/>
+        </w:rPr>
+        <w:t>Gaussian filtering smooths the image by applying a weighted average of neighboring pixels, where pixels closer to the center have higher influence.</w:t>
+      </w:r>
+    </w:p>
+    <w:p>
+      <w:pPr>
+        <w:pStyle w:val="6"/>
+        <w:keepNext w:val="0"/>
+        <w:keepLines w:val="0"/>
+        <w:widowControl/>
+        <w:suppressLineNumbers w:val="0"/>
+        <w:ind w:left="720" w:right="720"/>
+      </w:pPr>
+      <w:r>
+        <w:rPr>
+          <w:rFonts w:hint="eastAsia" w:ascii="SimSun" w:hAnsi="SimSun" w:eastAsia="SimSun" w:cs="SimSun"/>
+          <w:sz w:val="24"/>
+          <w:szCs w:val="24"/>
+        </w:rPr>
+        <w:t>The 3D visualization of the Gaussian kernel shows a bell-shaped surface, confirming that the highest weight is at the center and decreases symmetrically outward.</w:t>
+      </w:r>
+    </w:p>
+    <w:p>
+      <w:pPr>
+        <w:pStyle w:val="6"/>
+        <w:keepNext w:val="0"/>
+        <w:keepLines w:val="0"/>
+        <w:widowControl/>
+        <w:suppressLineNumbers w:val="0"/>
+        <w:ind w:left="720" w:right="720"/>
+      </w:pPr>
+      <w:r>
+        <w:rPr>
+          <w:rFonts w:hint="eastAsia" w:ascii="SimSun" w:hAnsi="SimSun" w:eastAsia="SimSun" w:cs="SimSun"/>
+          <w:sz w:val="24"/>
+          <w:szCs w:val="24"/>
+        </w:rPr>
+        <w:t>The manually filtered image and OpenCV result are visually very similar, indicating correct implementation of the Gaussian kernel and convolution process.</w:t>
+      </w:r>
+    </w:p>
+    <w:p>
+      <w:pPr>
+        <w:pStyle w:val="6"/>
+        <w:keepNext w:val="0"/>
+        <w:keepLines w:val="0"/>
+        <w:widowControl/>
+        <w:suppressLineNumbers w:val="0"/>
+        <w:ind w:left="720" w:right="720"/>
+      </w:pPr>
+      <w:r>
+        <w:rPr>
+          <w:rFonts w:hint="eastAsia" w:ascii="SimSun" w:hAnsi="SimSun" w:eastAsia="SimSun" w:cs="SimSun"/>
+          <w:sz w:val="24"/>
+          <w:szCs w:val="24"/>
+        </w:rPr>
+        <w:t>Minor differences may occur due to padding methods and numerical precision used in OpenCV.</w:t>
+      </w:r>
+    </w:p>
+    <w:p>
+      <w:pPr>
+        <w:keepNext w:val="0"/>
+        <w:keepLines w:val="0"/>
+        <w:widowControl/>
+        <w:suppressLineNumbers w:val="0"/>
+      </w:pPr>
+      <w:r>
+        <w:pict>
+          <v:rect id="_x0000_i1049" o:spt="1" style="height:1.5pt;width:432pt;" fillcolor="#A0A0A0" filled="t" stroked="f" coordsize="21600,21600" o:hr="t" o:hrstd="t" o:hralign="center">
+            <v:path/>
+            <v:fill on="t" focussize="0,0"/>
+            <v:stroke on="f"/>
+            <v:imagedata o:title=""/>
+            <o:lock v:ext="edit"/>
+            <w10:wrap type="none"/>
+            <w10:anchorlock/>
+          </v:rect>
+        </w:pict>
+      </w:r>
+    </w:p>
+    <w:p>
+      <w:pPr>
+        <w:pStyle w:val="2"/>
+        <w:keepNext w:val="0"/>
+        <w:keepLines w:val="0"/>
+        <w:widowControl/>
+        <w:suppressLineNumbers w:val="0"/>
+      </w:pPr>
+      <w:r>
+        <w:t>🔹 Observation</w:t>
+      </w:r>
+    </w:p>
+    <w:p>
+      <w:pPr>
+        <w:pStyle w:val="6"/>
+        <w:keepNext w:val="0"/>
+        <w:keepLines w:val="0"/>
+        <w:widowControl/>
+        <w:suppressLineNumbers w:val="0"/>
+        <w:ind w:left="720" w:right="720"/>
+      </w:pPr>
+      <w:r>
+        <w:rPr>
+          <w:rFonts w:hint="eastAsia" w:ascii="SimSun" w:hAnsi="SimSun" w:eastAsia="SimSun" w:cs="SimSun"/>
+          <w:sz w:val="24"/>
+          <w:szCs w:val="24"/>
+        </w:rPr>
+        <w:t>The filtering process reduces noise and smooths the image, but also slightly blurs edges and fine details.</w:t>
+      </w:r>
+    </w:p>
+    <w:p>
+      <w:pPr>
+        <w:keepNext w:val="0"/>
+        <w:keepLines w:val="0"/>
+        <w:widowControl/>
+        <w:suppressLineNumbers w:val="0"/>
+      </w:pPr>
+      <w:r>
+        <w:pict>
+          <v:rect id="_x0000_i1050" o:spt="1" style="height:1.5pt;width:432pt;" fillcolor="#A0A0A0" filled="t" stroked="f" coordsize="21600,21600" o:hr="t" o:hrstd="t" o:hralign="center">
+            <v:path/>
+            <v:fill on="t" focussize="0,0"/>
+            <v:stroke on="f"/>
+            <v:imagedata o:title=""/>
+            <o:lock v:ext="edit"/>
+            <w10:wrap type="none"/>
+            <w10:anchorlock/>
+          </v:rect>
+        </w:pict>
+      </w:r>
+    </w:p>
+    <w:p>
+      <w:pPr>
+        <w:pStyle w:val="2"/>
+        <w:keepNext w:val="0"/>
+        <w:keepLines w:val="0"/>
+        <w:widowControl/>
+        <w:suppressLineNumbers w:val="0"/>
+      </w:pPr>
+      <w:r>
         <w:t>🔹 Conclusion</w:t>
       </w:r>
     </w:p>
@@ -3025,27 +3819,605 @@
           <w:sz w:val="24"/>
           <w:szCs w:val="24"/>
         </w:rPr>
-        <w:t>Selective histogram equalization combined with Otsu thresholding enhances important foreground details while preserving the background. However, the method may introduce noise and imperfect segmentation in complex lighting conditions.</w:t>
-      </w:r>
-    </w:p>
-    <w:p>
-      <w:pPr>
-        <w:pStyle w:val="6"/>
-        <w:keepNext w:val="0"/>
-        <w:keepLines w:val="0"/>
-        <w:widowControl/>
-        <w:suppressLineNumbers w:val="0"/>
-        <w:ind w:right="720"/>
-        <w:rPr>
-          <w:rFonts w:hint="eastAsia" w:ascii="SimSun" w:hAnsi="SimSun" w:eastAsia="SimSun" w:cs="SimSun"/>
-          <w:sz w:val="24"/>
-          <w:szCs w:val="24"/>
-        </w:rPr>
-      </w:pPr>
-    </w:p>
-    <w:p>
-      <w:pPr>
-        <w:numPr>
+        <w:t>Gaussian filtering is an effective technique for noise reduction and smoothing, and the manual implementation closely matches the behavior of OpenCV’s built-in function.</w:t>
+      </w:r>
+    </w:p>
+    <w:p>
+      <w:pPr>
+        <w:pStyle w:val="2"/>
+        <w:keepNext w:val="0"/>
+        <w:keepLines w:val="0"/>
+        <w:widowControl/>
+        <w:suppressLineNumbers w:val="0"/>
+      </w:pPr>
+      <w:r>
+        <w:rPr>
+          <w:rFonts w:hint="default"/>
+          <w:lang w:val="en-SG"/>
+        </w:rPr>
+        <w:t>Q6</w:t>
+      </w:r>
+    </w:p>
+    <w:p>
+      <w:pPr>
+        <w:pStyle w:val="6"/>
+        <w:keepNext w:val="0"/>
+        <w:keepLines w:val="0"/>
+        <w:widowControl/>
+        <w:suppressLineNumbers w:val="0"/>
+      </w:pPr>
+      <w:r>
+        <w:rPr>
+          <w:rStyle w:val="7"/>
+        </w:rPr>
+        <w:t>Edge Detection using Derivative of Gaussian</w:t>
+      </w:r>
+    </w:p>
+    <w:p>
+      <w:pPr>
+        <w:keepNext w:val="0"/>
+        <w:keepLines w:val="0"/>
+        <w:widowControl/>
+        <w:suppressLineNumbers w:val="0"/>
+      </w:pPr>
+      <w:r>
+        <w:pict>
+          <v:rect id="_x0000_i1051" o:spt="1" style="height:1.5pt;width:432pt;" fillcolor="#A0A0A0" filled="t" stroked="f" coordsize="21600,21600" o:hr="t" o:hrstd="t" o:hralign="center">
+            <v:path/>
+            <v:fill on="t" focussize="0,0"/>
+            <v:stroke on="f"/>
+            <v:imagedata o:title=""/>
+            <o:lock v:ext="edit"/>
+            <w10:wrap type="none"/>
+            <w10:anchorlock/>
+          </v:rect>
+        </w:pict>
+      </w:r>
+    </w:p>
+    <w:p>
+      <w:pPr>
+        <w:pStyle w:val="2"/>
+        <w:keepNext w:val="0"/>
+        <w:keepLines w:val="0"/>
+        <w:widowControl/>
+        <w:suppressLineNumbers w:val="0"/>
+      </w:pPr>
+      <w:r>
+        <w:t>🔹 Objective</w:t>
+      </w:r>
+    </w:p>
+    <w:p>
+      <w:pPr>
+        <w:pStyle w:val="6"/>
+        <w:keepNext w:val="0"/>
+        <w:keepLines w:val="0"/>
+        <w:widowControl/>
+        <w:suppressLineNumbers w:val="0"/>
+        <w:ind w:left="720" w:right="720"/>
+      </w:pPr>
+      <w:r>
+        <w:rPr>
+          <w:rFonts w:hint="eastAsia" w:ascii="SimSun" w:hAnsi="SimSun" w:eastAsia="SimSun" w:cs="SimSun"/>
+          <w:sz w:val="24"/>
+          <w:szCs w:val="24"/>
+        </w:rPr>
+        <w:t>The objective of this task is to detect edges in the image by computing image gradients using the derivative of Gaussian approach.</w:t>
+      </w:r>
+    </w:p>
+    <w:p>
+      <w:pPr>
+        <w:keepNext w:val="0"/>
+        <w:keepLines w:val="0"/>
+        <w:widowControl/>
+        <w:suppressLineNumbers w:val="0"/>
+      </w:pPr>
+      <w:r>
+        <w:pict>
+          <v:rect id="_x0000_i1052" o:spt="1" style="height:1.5pt;width:432pt;" fillcolor="#A0A0A0" filled="t" stroked="f" coordsize="21600,21600" o:hr="t" o:hrstd="t" o:hralign="center">
+            <v:path/>
+            <v:fill on="t" focussize="0,0"/>
+            <v:stroke on="f"/>
+            <v:imagedata o:title=""/>
+            <o:lock v:ext="edit"/>
+            <w10:wrap type="none"/>
+            <w10:anchorlock/>
+          </v:rect>
+        </w:pict>
+      </w:r>
+    </w:p>
+    <w:p>
+      <w:pPr>
+        <w:pStyle w:val="2"/>
+        <w:keepNext w:val="0"/>
+        <w:keepLines w:val="0"/>
+        <w:widowControl/>
+        <w:suppressLineNumbers w:val="0"/>
+      </w:pPr>
+      <w:r>
+        <w:t>🔹 Methodology</w:t>
+      </w:r>
+    </w:p>
+    <w:p>
+      <w:pPr>
+        <w:pStyle w:val="6"/>
+        <w:keepNext w:val="0"/>
+        <w:keepLines w:val="0"/>
+        <w:widowControl/>
+        <w:suppressLineNumbers w:val="0"/>
+        <w:ind w:left="720" w:right="720"/>
+      </w:pPr>
+      <w:r>
+        <w:rPr>
+          <w:rFonts w:hint="eastAsia" w:ascii="SimSun" w:hAnsi="SimSun" w:eastAsia="SimSun" w:cs="SimSun"/>
+          <w:sz w:val="24"/>
+          <w:szCs w:val="24"/>
+        </w:rPr>
+        <w:t>The input image was first converted to grayscale and smoothed using a Gaussian filter to reduce noise.</w:t>
+      </w:r>
+    </w:p>
+    <w:p>
+      <w:pPr>
+        <w:pStyle w:val="6"/>
+        <w:keepNext w:val="0"/>
+        <w:keepLines w:val="0"/>
+        <w:widowControl/>
+        <w:suppressLineNumbers w:val="0"/>
+        <w:ind w:left="720" w:right="720"/>
+      </w:pPr>
+      <w:r>
+        <w:rPr>
+          <w:rFonts w:hint="eastAsia" w:ascii="SimSun" w:hAnsi="SimSun" w:eastAsia="SimSun" w:cs="SimSun"/>
+          <w:sz w:val="24"/>
+          <w:szCs w:val="24"/>
+        </w:rPr>
+        <w:t>The derivatives in the horizontal (x) and vertical (y) directions were computed using Sobel operators, which approximate the derivative of Gaussian.</w:t>
+      </w:r>
+    </w:p>
+    <w:p>
+      <w:pPr>
+        <w:pStyle w:val="6"/>
+        <w:keepNext w:val="0"/>
+        <w:keepLines w:val="0"/>
+        <w:widowControl/>
+        <w:suppressLineNumbers w:val="0"/>
+        <w:ind w:left="720" w:right="720"/>
+      </w:pPr>
+      <w:r>
+        <w:rPr>
+          <w:rFonts w:hint="eastAsia" w:ascii="SimSun" w:hAnsi="SimSun" w:eastAsia="SimSun" w:cs="SimSun"/>
+          <w:sz w:val="24"/>
+          <w:szCs w:val="24"/>
+        </w:rPr>
+        <w:t>The gradient magnitude was then calculated to obtain the overall edge strength in the image.</w:t>
+      </w:r>
+    </w:p>
+    <w:p>
+      <w:pPr>
+        <w:keepNext w:val="0"/>
+        <w:keepLines w:val="0"/>
+        <w:widowControl/>
+        <w:suppressLineNumbers w:val="0"/>
+      </w:pPr>
+      <w:r>
+        <w:pict>
+          <v:rect id="_x0000_i1053" o:spt="1" style="height:1.5pt;width:432pt;" fillcolor="#A0A0A0" filled="t" stroked="f" coordsize="21600,21600" o:hr="t" o:hrstd="t" o:hralign="center">
+            <v:path/>
+            <v:fill on="t" focussize="0,0"/>
+            <v:stroke on="f"/>
+            <v:imagedata o:title=""/>
+            <o:lock v:ext="edit"/>
+            <w10:wrap type="none"/>
+            <w10:anchorlock/>
+          </v:rect>
+        </w:pict>
+      </w:r>
+    </w:p>
+    <w:p>
+      <w:pPr>
+        <w:pStyle w:val="2"/>
+        <w:keepNext w:val="0"/>
+        <w:keepLines w:val="0"/>
+        <w:widowControl/>
+        <w:suppressLineNumbers w:val="0"/>
+      </w:pPr>
+      <w:r>
+        <w:t>🔹 Mathematical Formulation</w:t>
+      </w:r>
+    </w:p>
+    <w:p>
+      <w:pPr>
+        <w:pStyle w:val="6"/>
+        <w:keepNext w:val="0"/>
+        <w:keepLines w:val="0"/>
+        <w:widowControl/>
+        <w:suppressLineNumbers w:val="0"/>
+      </w:pPr>
+      <w:r>
+        <w:t>Gx=∂G∂x,Gy=∂G∂yG_x = \frac{\partial G}{\partial x}, \quad G_y = \frac{\partial G}{\partial y}Gx​=∂x∂G​,Gy​=∂y∂G​</w:t>
+      </w:r>
+    </w:p>
+    <w:p>
+      <w:pPr>
+        <w:keepNext w:val="0"/>
+        <w:keepLines w:val="0"/>
+        <w:widowControl/>
+        <w:suppressLineNumbers w:val="0"/>
+        <w:jc w:val="left"/>
+      </w:pPr>
+      <w:r>
+        <w:rPr>
+          <w:rFonts w:ascii="SimSun" w:hAnsi="SimSun" w:eastAsia="SimSun" w:cs="SimSun"/>
+          <w:kern w:val="0"/>
+          <w:sz w:val="24"/>
+          <w:szCs w:val="24"/>
+          <w:lang w:val="en-US" w:eastAsia="zh-CN" w:bidi="ar"/>
+        </w:rPr>
+        <w:t xml:space="preserve">Magnitude=Gx2+Gy2\text{Magnitude} = \sqrt{G_x^2 + G_y^2}Magnitude=Gx2​+Gy2​​ </w:t>
+      </w:r>
+    </w:p>
+    <w:p>
+      <w:pPr>
+        <w:keepNext w:val="0"/>
+        <w:keepLines w:val="0"/>
+        <w:widowControl/>
+        <w:suppressLineNumbers w:val="0"/>
+      </w:pPr>
+      <w:r>
+        <w:pict>
+          <v:rect id="_x0000_i1054" o:spt="1" style="height:1.5pt;width:432pt;" fillcolor="#A0A0A0" filled="t" stroked="f" coordsize="21600,21600" o:hr="t" o:hrstd="t" o:hralign="center">
+            <v:path/>
+            <v:fill on="t" focussize="0,0"/>
+            <v:stroke on="f"/>
+            <v:imagedata o:title=""/>
+            <o:lock v:ext="edit"/>
+            <w10:wrap type="none"/>
+            <w10:anchorlock/>
+          </v:rect>
+        </w:pict>
+      </w:r>
+    </w:p>
+    <w:p>
+      <w:pPr>
+        <w:pStyle w:val="2"/>
+        <w:keepNext w:val="0"/>
+        <w:keepLines w:val="0"/>
+        <w:widowControl/>
+        <w:suppressLineNumbers w:val="0"/>
+      </w:pPr>
+      <w:r>
+        <w:t>🔹 Results</w:t>
+      </w:r>
+    </w:p>
+    <w:p>
+      <w:pPr>
+        <w:pStyle w:val="6"/>
+        <w:keepNext w:val="0"/>
+        <w:keepLines w:val="0"/>
+        <w:widowControl/>
+        <w:suppressLineNumbers w:val="0"/>
+      </w:pPr>
+      <w:r>
+        <w:t>Include:</w:t>
+      </w:r>
+    </w:p>
+    <w:p>
+      <w:pPr>
+        <w:keepNext w:val="0"/>
+        <w:keepLines w:val="0"/>
+        <w:widowControl/>
+        <w:numPr>
+          <w:ilvl w:val="0"/>
+          <w:numId w:val="13"/>
+        </w:numPr>
+        <w:suppressLineNumbers w:val="0"/>
+        <w:spacing w:before="0" w:beforeAutospacing="1" w:after="0" w:afterAutospacing="1"/>
+        <w:ind w:left="720" w:hanging="360"/>
+      </w:pPr>
+      <w:r>
+        <w:t xml:space="preserve">Figure 6(a): Original image </w:t>
+      </w:r>
+    </w:p>
+    <w:p>
+      <w:pPr>
+        <w:keepNext w:val="0"/>
+        <w:keepLines w:val="0"/>
+        <w:widowControl/>
+        <w:numPr>
+          <w:ilvl w:val="0"/>
+          <w:numId w:val="13"/>
+        </w:numPr>
+        <w:suppressLineNumbers w:val="0"/>
+        <w:spacing w:before="0" w:beforeAutospacing="1" w:after="0" w:afterAutospacing="1"/>
+        <w:ind w:left="720" w:hanging="360"/>
+      </w:pPr>
+      <w:r>
+        <w:t xml:space="preserve">Figure 6(b): GxG_xGx​ (horizontal gradient) </w:t>
+      </w:r>
+    </w:p>
+    <w:p>
+      <w:pPr>
+        <w:keepNext w:val="0"/>
+        <w:keepLines w:val="0"/>
+        <w:widowControl/>
+        <w:numPr>
+          <w:ilvl w:val="0"/>
+          <w:numId w:val="13"/>
+        </w:numPr>
+        <w:suppressLineNumbers w:val="0"/>
+        <w:spacing w:before="0" w:beforeAutospacing="1" w:after="0" w:afterAutospacing="1"/>
+        <w:ind w:left="720" w:hanging="360"/>
+      </w:pPr>
+      <w:r>
+        <w:t xml:space="preserve">Figure 6(c): GyG_yGy​ (vertical gradient) </w:t>
+      </w:r>
+    </w:p>
+    <w:p>
+      <w:pPr>
+        <w:keepNext w:val="0"/>
+        <w:keepLines w:val="0"/>
+        <w:widowControl/>
+        <w:numPr>
+          <w:ilvl w:val="0"/>
+          <w:numId w:val="13"/>
+        </w:numPr>
+        <w:suppressLineNumbers w:val="0"/>
+        <w:spacing w:before="0" w:beforeAutospacing="1" w:after="0" w:afterAutospacing="1"/>
+        <w:ind w:left="720" w:hanging="360"/>
+      </w:pPr>
+      <w:r>
+        <w:t xml:space="preserve">Figure 6(d): Gradient magnitude </w:t>
+      </w:r>
+    </w:p>
+    <w:p>
+      <w:pPr>
+        <w:numPr>
+          <w:ilvl w:val="0"/>
+          <w:numId w:val="0"/>
+        </w:numPr>
+      </w:pPr>
+      <w:r>
+        <w:rPr>
+          <w:rFonts w:hint="default" w:ascii="SimSun" w:hAnsi="SimSun" w:eastAsia="SimSun"/>
+          <w:i/>
+          <w:sz w:val="24"/>
+          <w:szCs w:val="24"/>
+          <w:u w:val="single"/>
+        </w:rPr>
+        <w:t>Figure_</w:t>
+      </w:r>
+      <w:r>
+        <w:rPr>
+          <w:rFonts w:hint="default" w:ascii="SimSun" w:hAnsi="SimSun" w:eastAsia="SimSun"/>
+          <w:i/>
+          <w:sz w:val="24"/>
+          <w:szCs w:val="24"/>
+          <w:u w:val="single"/>
+          <w:lang w:val="en-SG"/>
+        </w:rPr>
+        <w:t>9</w:t>
+      </w:r>
+      <w:r>
+        <w:rPr>
+          <w:rFonts w:hint="default" w:ascii="SimSun" w:hAnsi="SimSun" w:eastAsia="SimSun"/>
+          <w:i/>
+          <w:sz w:val="24"/>
+          <w:szCs w:val="24"/>
+          <w:u w:val="single"/>
+        </w:rPr>
+        <w:t>.png</w:t>
+      </w:r>
+    </w:p>
+    <w:p>
+      <w:pPr>
+        <w:keepNext w:val="0"/>
+        <w:keepLines w:val="0"/>
+        <w:widowControl/>
+        <w:suppressLineNumbers w:val="0"/>
+      </w:pPr>
+      <w:r>
+        <w:pict>
+          <v:rect id="_x0000_i1055" o:spt="1" style="height:1.5pt;width:432pt;" fillcolor="#A0A0A0" filled="t" stroked="f" coordsize="21600,21600" o:hr="t" o:hrstd="t" o:hralign="center">
+            <v:path/>
+            <v:fill on="t" focussize="0,0"/>
+            <v:stroke on="f"/>
+            <v:imagedata o:title=""/>
+            <o:lock v:ext="edit"/>
+            <w10:wrap type="none"/>
+            <w10:anchorlock/>
+          </v:rect>
+        </w:pict>
+      </w:r>
+    </w:p>
+    <w:p>
+      <w:pPr>
+        <w:pStyle w:val="2"/>
+        <w:keepNext w:val="0"/>
+        <w:keepLines w:val="0"/>
+        <w:widowControl/>
+        <w:suppressLineNumbers w:val="0"/>
+      </w:pPr>
+      <w:r>
+        <w:t>🔹 Discussion (IMPORTANT ⭐)</w:t>
+      </w:r>
+    </w:p>
+    <w:p>
+      <w:pPr>
+        <w:pStyle w:val="6"/>
+        <w:keepNext w:val="0"/>
+        <w:keepLines w:val="0"/>
+        <w:widowControl/>
+        <w:suppressLineNumbers w:val="0"/>
+        <w:ind w:left="720" w:right="720"/>
+      </w:pPr>
+      <w:r>
+        <w:rPr>
+          <w:rFonts w:hint="eastAsia" w:ascii="SimSun" w:hAnsi="SimSun" w:eastAsia="SimSun" w:cs="SimSun"/>
+          <w:sz w:val="24"/>
+          <w:szCs w:val="24"/>
+        </w:rPr>
+        <w:t>The derivative of Gaussian highlights regions of rapid intensity change, which correspond to edges in the image.</w:t>
+      </w:r>
+    </w:p>
+    <w:p>
+      <w:pPr>
+        <w:pStyle w:val="6"/>
+        <w:keepNext w:val="0"/>
+        <w:keepLines w:val="0"/>
+        <w:widowControl/>
+        <w:suppressLineNumbers w:val="0"/>
+        <w:ind w:left="720" w:right="720"/>
+      </w:pPr>
+      <w:r>
+        <w:rPr>
+          <w:rFonts w:hint="eastAsia" w:ascii="SimSun" w:hAnsi="SimSun" w:eastAsia="SimSun" w:cs="SimSun"/>
+          <w:sz w:val="24"/>
+          <w:szCs w:val="24"/>
+        </w:rPr>
+        <w:t>The GxG_xGx​ image emphasizes vertical structures such as roads and runway edges, while the GyG_yGy​ image highlights horizontal features.</w:t>
+      </w:r>
+    </w:p>
+    <w:p>
+      <w:pPr>
+        <w:pStyle w:val="6"/>
+        <w:keepNext w:val="0"/>
+        <w:keepLines w:val="0"/>
+        <w:widowControl/>
+        <w:suppressLineNumbers w:val="0"/>
+        <w:ind w:left="720" w:right="720"/>
+      </w:pPr>
+      <w:r>
+        <w:rPr>
+          <w:rFonts w:hint="eastAsia" w:ascii="SimSun" w:hAnsi="SimSun" w:eastAsia="SimSun" w:cs="SimSun"/>
+          <w:sz w:val="24"/>
+          <w:szCs w:val="24"/>
+        </w:rPr>
+        <w:t>The gradient magnitude combines both components, producing a clear edge map of the scene. Major structures such as the runway, buildings, and road network are clearly visible.</w:t>
+      </w:r>
+    </w:p>
+    <w:p>
+      <w:pPr>
+        <w:pStyle w:val="6"/>
+        <w:keepNext w:val="0"/>
+        <w:keepLines w:val="0"/>
+        <w:widowControl/>
+        <w:suppressLineNumbers w:val="0"/>
+        <w:ind w:left="720" w:right="720"/>
+      </w:pPr>
+      <w:r>
+        <w:rPr>
+          <w:rFonts w:hint="eastAsia" w:ascii="SimSun" w:hAnsi="SimSun" w:eastAsia="SimSun" w:cs="SimSun"/>
+          <w:sz w:val="24"/>
+          <w:szCs w:val="24"/>
+        </w:rPr>
+        <w:t>Gaussian smoothing prior to differentiation helps reduce noise, resulting in more stable and meaningful edge detection.</w:t>
+      </w:r>
+    </w:p>
+    <w:p>
+      <w:pPr>
+        <w:keepNext w:val="0"/>
+        <w:keepLines w:val="0"/>
+        <w:widowControl/>
+        <w:suppressLineNumbers w:val="0"/>
+      </w:pPr>
+      <w:r>
+        <w:pict>
+          <v:rect id="_x0000_i1056" o:spt="1" style="height:1.5pt;width:432pt;" fillcolor="#A0A0A0" filled="t" stroked="f" coordsize="21600,21600" o:hr="t" o:hrstd="t" o:hralign="center">
+            <v:path/>
+            <v:fill on="t" focussize="0,0"/>
+            <v:stroke on="f"/>
+            <v:imagedata o:title=""/>
+            <o:lock v:ext="edit"/>
+            <w10:wrap type="none"/>
+            <w10:anchorlock/>
+          </v:rect>
+        </w:pict>
+      </w:r>
+    </w:p>
+    <w:p>
+      <w:pPr>
+        <w:pStyle w:val="2"/>
+        <w:keepNext w:val="0"/>
+        <w:keepLines w:val="0"/>
+        <w:widowControl/>
+        <w:suppressLineNumbers w:val="0"/>
+      </w:pPr>
+      <w:r>
+        <w:t>🔹 Observation</w:t>
+      </w:r>
+    </w:p>
+    <w:p>
+      <w:pPr>
+        <w:pStyle w:val="6"/>
+        <w:keepNext w:val="0"/>
+        <w:keepLines w:val="0"/>
+        <w:widowControl/>
+        <w:suppressLineNumbers w:val="0"/>
+        <w:ind w:left="720" w:right="720"/>
+      </w:pPr>
+      <w:r>
+        <w:rPr>
+          <w:rFonts w:hint="eastAsia" w:ascii="SimSun" w:hAnsi="SimSun" w:eastAsia="SimSun" w:cs="SimSun"/>
+          <w:sz w:val="24"/>
+          <w:szCs w:val="24"/>
+        </w:rPr>
+        <w:t>The runway edges and urban structures are clearly enhanced in the magnitude image, while flat regions appear darker due to low intensity variation.</w:t>
+      </w:r>
+    </w:p>
+    <w:p>
+      <w:pPr>
+        <w:keepNext w:val="0"/>
+        <w:keepLines w:val="0"/>
+        <w:widowControl/>
+        <w:suppressLineNumbers w:val="0"/>
+      </w:pPr>
+      <w:r>
+        <w:pict>
+          <v:rect id="_x0000_i1057" o:spt="1" style="height:1.5pt;width:432pt;" fillcolor="#A0A0A0" filled="t" stroked="f" coordsize="21600,21600" o:hr="t" o:hrstd="t" o:hralign="center">
+            <v:path/>
+            <v:fill on="t" focussize="0,0"/>
+            <v:stroke on="f"/>
+            <v:imagedata o:title=""/>
+            <o:lock v:ext="edit"/>
+            <w10:wrap type="none"/>
+            <w10:anchorlock/>
+          </v:rect>
+        </w:pict>
+      </w:r>
+    </w:p>
+    <w:p>
+      <w:pPr>
+        <w:pStyle w:val="2"/>
+        <w:keepNext w:val="0"/>
+        <w:keepLines w:val="0"/>
+        <w:widowControl/>
+        <w:suppressLineNumbers w:val="0"/>
+      </w:pPr>
+      <w:r>
+        <w:t>🔹 Conclusion</w:t>
+      </w:r>
+    </w:p>
+    <w:p>
+      <w:pPr>
+        <w:pStyle w:val="6"/>
+        <w:keepNext w:val="0"/>
+        <w:keepLines w:val="0"/>
+        <w:widowControl/>
+        <w:suppressLineNumbers w:val="0"/>
+        <w:ind w:left="720" w:right="720"/>
+      </w:pPr>
+      <w:r>
+        <w:rPr>
+          <w:rFonts w:hint="eastAsia" w:ascii="SimSun" w:hAnsi="SimSun" w:eastAsia="SimSun" w:cs="SimSun"/>
+          <w:sz w:val="24"/>
+          <w:szCs w:val="24"/>
+        </w:rPr>
+        <w:t>The derivative of Gaussian is an effective method for edge detection as it combines smoothing and differentiation, allowing accurate detection of edges while reducing noise.</w:t>
+      </w:r>
+    </w:p>
+    <w:p>
+      <w:pPr>
+        <w:numPr>
+          <w:ilvl w:val="0"/>
           <w:numId w:val="0"/>
         </w:numPr>
         <w:rPr>
@@ -3220,6 +4592,155 @@
     </w:lvl>
   </w:abstractNum>
   <w:abstractNum w:abstractNumId="1">
+    <w:nsid w:val="A0585C34"/>
+    <w:multiLevelType w:val="multilevel"/>
+    <w:tmpl w:val="A0585C34"/>
+    <w:lvl w:ilvl="0" w:tentative="0">
+      <w:start w:val="1"/>
+      <w:numFmt w:val="bullet"/>
+      <w:lvlText w:val=""/>
+      <w:lvlJc w:val="left"/>
+      <w:pPr>
+        <w:tabs>
+          <w:tab w:val="left" w:pos="720"/>
+        </w:tabs>
+        <w:ind w:left="720" w:hanging="360"/>
+      </w:pPr>
+      <w:rPr>
+        <w:rFonts w:hint="default" w:ascii="Symbol" w:hAnsi="Symbol" w:cs="Symbol"/>
+        <w:sz w:val="20"/>
+      </w:rPr>
+    </w:lvl>
+    <w:lvl w:ilvl="1" w:tentative="0">
+      <w:start w:val="1"/>
+      <w:numFmt w:val="bullet"/>
+      <w:lvlText w:val="o"/>
+      <w:lvlJc w:val="left"/>
+      <w:pPr>
+        <w:tabs>
+          <w:tab w:val="left" w:pos="1440"/>
+        </w:tabs>
+        <w:ind w:left="1440" w:hanging="360"/>
+      </w:pPr>
+      <w:rPr>
+        <w:rFonts w:hint="default" w:ascii="Courier New" w:hAnsi="Courier New" w:cs="Courier New"/>
+        <w:sz w:val="20"/>
+      </w:rPr>
+    </w:lvl>
+    <w:lvl w:ilvl="2" w:tentative="0">
+      <w:start w:val="1"/>
+      <w:numFmt w:val="bullet"/>
+      <w:lvlText w:val=""/>
+      <w:lvlJc w:val="left"/>
+      <w:pPr>
+        <w:tabs>
+          <w:tab w:val="left" w:pos="2160"/>
+        </w:tabs>
+        <w:ind w:left="2160" w:hanging="360"/>
+      </w:pPr>
+      <w:rPr>
+        <w:rFonts w:hint="default" w:ascii="Wingdings" w:hAnsi="Wingdings" w:cs="Wingdings"/>
+        <w:sz w:val="20"/>
+      </w:rPr>
+    </w:lvl>
+    <w:lvl w:ilvl="3" w:tentative="0">
+      <w:start w:val="1"/>
+      <w:numFmt w:val="bullet"/>
+      <w:lvlText w:val=""/>
+      <w:lvlJc w:val="left"/>
+      <w:pPr>
+        <w:tabs>
+          <w:tab w:val="left" w:pos="2880"/>
+        </w:tabs>
+        <w:ind w:left="2880" w:hanging="360"/>
+      </w:pPr>
+      <w:rPr>
+        <w:rFonts w:hint="default" w:ascii="Wingdings" w:hAnsi="Wingdings" w:cs="Wingdings"/>
+        <w:sz w:val="20"/>
+      </w:rPr>
+    </w:lvl>
+    <w:lvl w:ilvl="4" w:tentative="0">
+      <w:start w:val="1"/>
+      <w:numFmt w:val="bullet"/>
+      <w:lvlText w:val=""/>
+      <w:lvlJc w:val="left"/>
+      <w:pPr>
+        <w:tabs>
+          <w:tab w:val="left" w:pos="3600"/>
+        </w:tabs>
+        <w:ind w:left="3600" w:hanging="360"/>
+      </w:pPr>
+      <w:rPr>
+        <w:rFonts w:hint="default" w:ascii="Wingdings" w:hAnsi="Wingdings" w:cs="Wingdings"/>
+        <w:sz w:val="20"/>
+      </w:rPr>
+    </w:lvl>
+    <w:lvl w:ilvl="5" w:tentative="0">
+      <w:start w:val="1"/>
+      <w:numFmt w:val="bullet"/>
+      <w:lvlText w:val=""/>
+      <w:lvlJc w:val="left"/>
+      <w:pPr>
+        <w:tabs>
+          <w:tab w:val="left" w:pos="4320"/>
+        </w:tabs>
+        <w:ind w:left="4320" w:hanging="360"/>
+      </w:pPr>
+      <w:rPr>
+        <w:rFonts w:hint="default" w:ascii="Wingdings" w:hAnsi="Wingdings" w:cs="Wingdings"/>
+        <w:sz w:val="20"/>
+      </w:rPr>
+    </w:lvl>
+    <w:lvl w:ilvl="6" w:tentative="0">
+      <w:start w:val="1"/>
+      <w:numFmt w:val="bullet"/>
+      <w:lvlText w:val=""/>
+      <w:lvlJc w:val="left"/>
+      <w:pPr>
+        <w:tabs>
+          <w:tab w:val="left" w:pos="5040"/>
+        </w:tabs>
+        <w:ind w:left="5040" w:hanging="360"/>
+      </w:pPr>
+      <w:rPr>
+        <w:rFonts w:hint="default" w:ascii="Wingdings" w:hAnsi="Wingdings" w:cs="Wingdings"/>
+        <w:sz w:val="20"/>
+      </w:rPr>
+    </w:lvl>
+    <w:lvl w:ilvl="7" w:tentative="0">
+      <w:start w:val="1"/>
+      <w:numFmt w:val="bullet"/>
+      <w:lvlText w:val=""/>
+      <w:lvlJc w:val="left"/>
+      <w:pPr>
+        <w:tabs>
+          <w:tab w:val="left" w:pos="5760"/>
+        </w:tabs>
+        <w:ind w:left="5760" w:hanging="360"/>
+      </w:pPr>
+      <w:rPr>
+        <w:rFonts w:hint="default" w:ascii="Wingdings" w:hAnsi="Wingdings" w:cs="Wingdings"/>
+        <w:sz w:val="20"/>
+      </w:rPr>
+    </w:lvl>
+    <w:lvl w:ilvl="8" w:tentative="0">
+      <w:start w:val="1"/>
+      <w:numFmt w:val="bullet"/>
+      <w:lvlText w:val=""/>
+      <w:lvlJc w:val="left"/>
+      <w:pPr>
+        <w:tabs>
+          <w:tab w:val="left" w:pos="6480"/>
+        </w:tabs>
+        <w:ind w:left="6480" w:hanging="360"/>
+      </w:pPr>
+      <w:rPr>
+        <w:rFonts w:hint="default" w:ascii="Wingdings" w:hAnsi="Wingdings" w:cs="Wingdings"/>
+        <w:sz w:val="20"/>
+      </w:rPr>
+    </w:lvl>
+  </w:abstractNum>
+  <w:abstractNum w:abstractNumId="2">
     <w:nsid w:val="A22FB5C0"/>
     <w:multiLevelType w:val="multilevel"/>
     <w:tmpl w:val="A22FB5C0"/>
@@ -3368,7 +4889,156 @@
       </w:rPr>
     </w:lvl>
   </w:abstractNum>
-  <w:abstractNum w:abstractNumId="2">
+  <w:abstractNum w:abstractNumId="3">
+    <w:nsid w:val="B9291740"/>
+    <w:multiLevelType w:val="multilevel"/>
+    <w:tmpl w:val="B9291740"/>
+    <w:lvl w:ilvl="0" w:tentative="0">
+      <w:start w:val="1"/>
+      <w:numFmt w:val="bullet"/>
+      <w:lvlText w:val=""/>
+      <w:lvlJc w:val="left"/>
+      <w:pPr>
+        <w:tabs>
+          <w:tab w:val="left" w:pos="720"/>
+        </w:tabs>
+        <w:ind w:left="720" w:hanging="360"/>
+      </w:pPr>
+      <w:rPr>
+        <w:rFonts w:hint="default" w:ascii="Symbol" w:hAnsi="Symbol" w:cs="Symbol"/>
+        <w:sz w:val="20"/>
+      </w:rPr>
+    </w:lvl>
+    <w:lvl w:ilvl="1" w:tentative="0">
+      <w:start w:val="1"/>
+      <w:numFmt w:val="bullet"/>
+      <w:lvlText w:val="o"/>
+      <w:lvlJc w:val="left"/>
+      <w:pPr>
+        <w:tabs>
+          <w:tab w:val="left" w:pos="1440"/>
+        </w:tabs>
+        <w:ind w:left="1440" w:hanging="360"/>
+      </w:pPr>
+      <w:rPr>
+        <w:rFonts w:hint="default" w:ascii="Courier New" w:hAnsi="Courier New" w:cs="Courier New"/>
+        <w:sz w:val="20"/>
+      </w:rPr>
+    </w:lvl>
+    <w:lvl w:ilvl="2" w:tentative="0">
+      <w:start w:val="1"/>
+      <w:numFmt w:val="bullet"/>
+      <w:lvlText w:val=""/>
+      <w:lvlJc w:val="left"/>
+      <w:pPr>
+        <w:tabs>
+          <w:tab w:val="left" w:pos="2160"/>
+        </w:tabs>
+        <w:ind w:left="2160" w:hanging="360"/>
+      </w:pPr>
+      <w:rPr>
+        <w:rFonts w:hint="default" w:ascii="Wingdings" w:hAnsi="Wingdings" w:cs="Wingdings"/>
+        <w:sz w:val="20"/>
+      </w:rPr>
+    </w:lvl>
+    <w:lvl w:ilvl="3" w:tentative="0">
+      <w:start w:val="1"/>
+      <w:numFmt w:val="bullet"/>
+      <w:lvlText w:val=""/>
+      <w:lvlJc w:val="left"/>
+      <w:pPr>
+        <w:tabs>
+          <w:tab w:val="left" w:pos="2880"/>
+        </w:tabs>
+        <w:ind w:left="2880" w:hanging="360"/>
+      </w:pPr>
+      <w:rPr>
+        <w:rFonts w:hint="default" w:ascii="Wingdings" w:hAnsi="Wingdings" w:cs="Wingdings"/>
+        <w:sz w:val="20"/>
+      </w:rPr>
+    </w:lvl>
+    <w:lvl w:ilvl="4" w:tentative="0">
+      <w:start w:val="1"/>
+      <w:numFmt w:val="bullet"/>
+      <w:lvlText w:val=""/>
+      <w:lvlJc w:val="left"/>
+      <w:pPr>
+        <w:tabs>
+          <w:tab w:val="left" w:pos="3600"/>
+        </w:tabs>
+        <w:ind w:left="3600" w:hanging="360"/>
+      </w:pPr>
+      <w:rPr>
+        <w:rFonts w:hint="default" w:ascii="Wingdings" w:hAnsi="Wingdings" w:cs="Wingdings"/>
+        <w:sz w:val="20"/>
+      </w:rPr>
+    </w:lvl>
+    <w:lvl w:ilvl="5" w:tentative="0">
+      <w:start w:val="1"/>
+      <w:numFmt w:val="bullet"/>
+      <w:lvlText w:val=""/>
+      <w:lvlJc w:val="left"/>
+      <w:pPr>
+        <w:tabs>
+          <w:tab w:val="left" w:pos="4320"/>
+        </w:tabs>
+        <w:ind w:left="4320" w:hanging="360"/>
+      </w:pPr>
+      <w:rPr>
+        <w:rFonts w:hint="default" w:ascii="Wingdings" w:hAnsi="Wingdings" w:cs="Wingdings"/>
+        <w:sz w:val="20"/>
+      </w:rPr>
+    </w:lvl>
+    <w:lvl w:ilvl="6" w:tentative="0">
+      <w:start w:val="1"/>
+      <w:numFmt w:val="bullet"/>
+      <w:lvlText w:val=""/>
+      <w:lvlJc w:val="left"/>
+      <w:pPr>
+        <w:tabs>
+          <w:tab w:val="left" w:pos="5040"/>
+        </w:tabs>
+        <w:ind w:left="5040" w:hanging="360"/>
+      </w:pPr>
+      <w:rPr>
+        <w:rFonts w:hint="default" w:ascii="Wingdings" w:hAnsi="Wingdings" w:cs="Wingdings"/>
+        <w:sz w:val="20"/>
+      </w:rPr>
+    </w:lvl>
+    <w:lvl w:ilvl="7" w:tentative="0">
+      <w:start w:val="1"/>
+      <w:numFmt w:val="bullet"/>
+      <w:lvlText w:val=""/>
+      <w:lvlJc w:val="left"/>
+      <w:pPr>
+        <w:tabs>
+          <w:tab w:val="left" w:pos="5760"/>
+        </w:tabs>
+        <w:ind w:left="5760" w:hanging="360"/>
+      </w:pPr>
+      <w:rPr>
+        <w:rFonts w:hint="default" w:ascii="Wingdings" w:hAnsi="Wingdings" w:cs="Wingdings"/>
+        <w:sz w:val="20"/>
+      </w:rPr>
+    </w:lvl>
+    <w:lvl w:ilvl="8" w:tentative="0">
+      <w:start w:val="1"/>
+      <w:numFmt w:val="bullet"/>
+      <w:lvlText w:val=""/>
+      <w:lvlJc w:val="left"/>
+      <w:pPr>
+        <w:tabs>
+          <w:tab w:val="left" w:pos="6480"/>
+        </w:tabs>
+        <w:ind w:left="6480" w:hanging="360"/>
+      </w:pPr>
+      <w:rPr>
+        <w:rFonts w:hint="default" w:ascii="Wingdings" w:hAnsi="Wingdings" w:cs="Wingdings"/>
+        <w:sz w:val="20"/>
+      </w:rPr>
+    </w:lvl>
+  </w:abstractNum>
+  <w:abstractNum w:abstractNumId="4">
     <w:nsid w:val="C930E02B"/>
     <w:multiLevelType w:val="multilevel"/>
     <w:tmpl w:val="C930E02B"/>
@@ -3517,7 +5187,7 @@
       </w:rPr>
     </w:lvl>
   </w:abstractNum>
-  <w:abstractNum w:abstractNumId="3">
+  <w:abstractNum w:abstractNumId="5">
     <w:nsid w:val="D198934E"/>
     <w:multiLevelType w:val="multilevel"/>
     <w:tmpl w:val="D198934E"/>
@@ -3666,7 +5336,7 @@
       </w:rPr>
     </w:lvl>
   </w:abstractNum>
-  <w:abstractNum w:abstractNumId="4">
+  <w:abstractNum w:abstractNumId="6">
     <w:nsid w:val="E34ADA50"/>
     <w:multiLevelType w:val="multilevel"/>
     <w:tmpl w:val="E34ADA50"/>
@@ -3815,7 +5485,7 @@
       </w:rPr>
     </w:lvl>
   </w:abstractNum>
-  <w:abstractNum w:abstractNumId="5">
+  <w:abstractNum w:abstractNumId="7">
     <w:nsid w:val="E7ABD023"/>
     <w:multiLevelType w:val="singleLevel"/>
     <w:tmpl w:val="E7ABD023"/>
@@ -3827,7 +5497,156 @@
       <w:lvlJc w:val="left"/>
     </w:lvl>
   </w:abstractNum>
-  <w:abstractNum w:abstractNumId="6">
+  <w:abstractNum w:abstractNumId="8">
+    <w:nsid w:val="F03D348D"/>
+    <w:multiLevelType w:val="multilevel"/>
+    <w:tmpl w:val="F03D348D"/>
+    <w:lvl w:ilvl="0" w:tentative="0">
+      <w:start w:val="1"/>
+      <w:numFmt w:val="bullet"/>
+      <w:lvlText w:val=""/>
+      <w:lvlJc w:val="left"/>
+      <w:pPr>
+        <w:tabs>
+          <w:tab w:val="left" w:pos="720"/>
+        </w:tabs>
+        <w:ind w:left="720" w:hanging="360"/>
+      </w:pPr>
+      <w:rPr>
+        <w:rFonts w:ascii="Symbol" w:hAnsi="Symbol" w:cs="Symbol"/>
+        <w:sz w:val="20"/>
+      </w:rPr>
+    </w:lvl>
+    <w:lvl w:ilvl="1" w:tentative="0">
+      <w:start w:val="1"/>
+      <w:numFmt w:val="bullet"/>
+      <w:lvlText w:val="o"/>
+      <w:lvlJc w:val="left"/>
+      <w:pPr>
+        <w:tabs>
+          <w:tab w:val="left" w:pos="1440"/>
+        </w:tabs>
+        <w:ind w:left="1440" w:hanging="360"/>
+      </w:pPr>
+      <w:rPr>
+        <w:rFonts w:ascii="Courier New" w:hAnsi="Courier New" w:cs="Courier New"/>
+        <w:sz w:val="20"/>
+      </w:rPr>
+    </w:lvl>
+    <w:lvl w:ilvl="2" w:tentative="0">
+      <w:start w:val="1"/>
+      <w:numFmt w:val="bullet"/>
+      <w:lvlText w:val=""/>
+      <w:lvlJc w:val="left"/>
+      <w:pPr>
+        <w:tabs>
+          <w:tab w:val="left" w:pos="2160"/>
+        </w:tabs>
+        <w:ind w:left="2160" w:hanging="360"/>
+      </w:pPr>
+      <w:rPr>
+        <w:rFonts w:ascii="Wingdings" w:hAnsi="Wingdings" w:cs="Wingdings"/>
+        <w:sz w:val="20"/>
+      </w:rPr>
+    </w:lvl>
+    <w:lvl w:ilvl="3" w:tentative="0">
+      <w:start w:val="1"/>
+      <w:numFmt w:val="bullet"/>
+      <w:lvlText w:val=""/>
+      <w:lvlJc w:val="left"/>
+      <w:pPr>
+        <w:tabs>
+          <w:tab w:val="left" w:pos="2880"/>
+        </w:tabs>
+        <w:ind w:left="2880" w:hanging="360"/>
+      </w:pPr>
+      <w:rPr>
+        <w:rFonts w:hint="default" w:ascii="Wingdings" w:hAnsi="Wingdings" w:cs="Wingdings"/>
+        <w:sz w:val="20"/>
+      </w:rPr>
+    </w:lvl>
+    <w:lvl w:ilvl="4" w:tentative="0">
+      <w:start w:val="1"/>
+      <w:numFmt w:val="bullet"/>
+      <w:lvlText w:val=""/>
+      <w:lvlJc w:val="left"/>
+      <w:pPr>
+        <w:tabs>
+          <w:tab w:val="left" w:pos="3600"/>
+        </w:tabs>
+        <w:ind w:left="3600" w:hanging="360"/>
+      </w:pPr>
+      <w:rPr>
+        <w:rFonts w:hint="default" w:ascii="Wingdings" w:hAnsi="Wingdings" w:cs="Wingdings"/>
+        <w:sz w:val="20"/>
+      </w:rPr>
+    </w:lvl>
+    <w:lvl w:ilvl="5" w:tentative="0">
+      <w:start w:val="1"/>
+      <w:numFmt w:val="bullet"/>
+      <w:lvlText w:val=""/>
+      <w:lvlJc w:val="left"/>
+      <w:pPr>
+        <w:tabs>
+          <w:tab w:val="left" w:pos="4320"/>
+        </w:tabs>
+        <w:ind w:left="4320" w:hanging="360"/>
+      </w:pPr>
+      <w:rPr>
+        <w:rFonts w:hint="default" w:ascii="Wingdings" w:hAnsi="Wingdings" w:cs="Wingdings"/>
+        <w:sz w:val="20"/>
+      </w:rPr>
+    </w:lvl>
+    <w:lvl w:ilvl="6" w:tentative="0">
+      <w:start w:val="1"/>
+      <w:numFmt w:val="bullet"/>
+      <w:lvlText w:val=""/>
+      <w:lvlJc w:val="left"/>
+      <w:pPr>
+        <w:tabs>
+          <w:tab w:val="left" w:pos="5040"/>
+        </w:tabs>
+        <w:ind w:left="5040" w:hanging="360"/>
+      </w:pPr>
+      <w:rPr>
+        <w:rFonts w:hint="default" w:ascii="Wingdings" w:hAnsi="Wingdings" w:cs="Wingdings"/>
+        <w:sz w:val="20"/>
+      </w:rPr>
+    </w:lvl>
+    <w:lvl w:ilvl="7" w:tentative="0">
+      <w:start w:val="1"/>
+      <w:numFmt w:val="bullet"/>
+      <w:lvlText w:val=""/>
+      <w:lvlJc w:val="left"/>
+      <w:pPr>
+        <w:tabs>
+          <w:tab w:val="left" w:pos="5760"/>
+        </w:tabs>
+        <w:ind w:left="5760" w:hanging="360"/>
+      </w:pPr>
+      <w:rPr>
+        <w:rFonts w:hint="default" w:ascii="Wingdings" w:hAnsi="Wingdings" w:cs="Wingdings"/>
+        <w:sz w:val="20"/>
+      </w:rPr>
+    </w:lvl>
+    <w:lvl w:ilvl="8" w:tentative="0">
+      <w:start w:val="1"/>
+      <w:numFmt w:val="bullet"/>
+      <w:lvlText w:val=""/>
+      <w:lvlJc w:val="left"/>
+      <w:pPr>
+        <w:tabs>
+          <w:tab w:val="left" w:pos="6480"/>
+        </w:tabs>
+        <w:ind w:left="6480" w:hanging="360"/>
+      </w:pPr>
+      <w:rPr>
+        <w:rFonts w:hint="default" w:ascii="Wingdings" w:hAnsi="Wingdings" w:cs="Wingdings"/>
+        <w:sz w:val="20"/>
+      </w:rPr>
+    </w:lvl>
+  </w:abstractNum>
+  <w:abstractNum w:abstractNumId="9">
     <w:nsid w:val="F2FF1E4A"/>
     <w:multiLevelType w:val="multilevel"/>
     <w:tmpl w:val="F2FF1E4A"/>
@@ -3976,7 +5795,7 @@
       </w:rPr>
     </w:lvl>
   </w:abstractNum>
-  <w:abstractNum w:abstractNumId="7">
+  <w:abstractNum w:abstractNumId="10">
     <w:nsid w:val="01CE8E33"/>
     <w:multiLevelType w:val="multilevel"/>
     <w:tmpl w:val="01CE8E33"/>
@@ -4125,7 +5944,7 @@
       </w:rPr>
     </w:lvl>
   </w:abstractNum>
-  <w:abstractNum w:abstractNumId="8">
+  <w:abstractNum w:abstractNumId="11">
     <w:nsid w:val="29DB63AC"/>
     <w:multiLevelType w:val="multilevel"/>
     <w:tmpl w:val="29DB63AC"/>
@@ -4274,32 +6093,193 @@
       </w:rPr>
     </w:lvl>
   </w:abstractNum>
+  <w:abstractNum w:abstractNumId="12">
+    <w:nsid w:val="58E42E0E"/>
+    <w:multiLevelType w:val="multilevel"/>
+    <w:tmpl w:val="58E42E0E"/>
+    <w:lvl w:ilvl="0" w:tentative="0">
+      <w:start w:val="1"/>
+      <w:numFmt w:val="bullet"/>
+      <w:lvlText w:val=""/>
+      <w:lvlJc w:val="left"/>
+      <w:pPr>
+        <w:tabs>
+          <w:tab w:val="left" w:pos="720"/>
+        </w:tabs>
+        <w:ind w:left="720" w:hanging="360"/>
+      </w:pPr>
+      <w:rPr>
+        <w:rFonts w:ascii="Symbol" w:hAnsi="Symbol" w:cs="Symbol"/>
+        <w:sz w:val="20"/>
+      </w:rPr>
+    </w:lvl>
+    <w:lvl w:ilvl="1" w:tentative="0">
+      <w:start w:val="1"/>
+      <w:numFmt w:val="bullet"/>
+      <w:lvlText w:val="o"/>
+      <w:lvlJc w:val="left"/>
+      <w:pPr>
+        <w:tabs>
+          <w:tab w:val="left" w:pos="1440"/>
+        </w:tabs>
+        <w:ind w:left="1440" w:hanging="360"/>
+      </w:pPr>
+      <w:rPr>
+        <w:rFonts w:ascii="Courier New" w:hAnsi="Courier New" w:cs="Courier New"/>
+        <w:sz w:val="20"/>
+      </w:rPr>
+    </w:lvl>
+    <w:lvl w:ilvl="2" w:tentative="0">
+      <w:start w:val="1"/>
+      <w:numFmt w:val="bullet"/>
+      <w:lvlText w:val=""/>
+      <w:lvlJc w:val="left"/>
+      <w:pPr>
+        <w:tabs>
+          <w:tab w:val="left" w:pos="2160"/>
+        </w:tabs>
+        <w:ind w:left="2160" w:hanging="360"/>
+      </w:pPr>
+      <w:rPr>
+        <w:rFonts w:ascii="Wingdings" w:hAnsi="Wingdings" w:cs="Wingdings"/>
+        <w:sz w:val="20"/>
+      </w:rPr>
+    </w:lvl>
+    <w:lvl w:ilvl="3" w:tentative="0">
+      <w:start w:val="1"/>
+      <w:numFmt w:val="bullet"/>
+      <w:lvlText w:val=""/>
+      <w:lvlJc w:val="left"/>
+      <w:pPr>
+        <w:tabs>
+          <w:tab w:val="left" w:pos="2880"/>
+        </w:tabs>
+        <w:ind w:left="2880" w:hanging="360"/>
+      </w:pPr>
+      <w:rPr>
+        <w:rFonts w:hint="default" w:ascii="Wingdings" w:hAnsi="Wingdings" w:cs="Wingdings"/>
+        <w:sz w:val="20"/>
+      </w:rPr>
+    </w:lvl>
+    <w:lvl w:ilvl="4" w:tentative="0">
+      <w:start w:val="1"/>
+      <w:numFmt w:val="bullet"/>
+      <w:lvlText w:val=""/>
+      <w:lvlJc w:val="left"/>
+      <w:pPr>
+        <w:tabs>
+          <w:tab w:val="left" w:pos="3600"/>
+        </w:tabs>
+        <w:ind w:left="3600" w:hanging="360"/>
+      </w:pPr>
+      <w:rPr>
+        <w:rFonts w:hint="default" w:ascii="Wingdings" w:hAnsi="Wingdings" w:cs="Wingdings"/>
+        <w:sz w:val="20"/>
+      </w:rPr>
+    </w:lvl>
+    <w:lvl w:ilvl="5" w:tentative="0">
+      <w:start w:val="1"/>
+      <w:numFmt w:val="bullet"/>
+      <w:lvlText w:val=""/>
+      <w:lvlJc w:val="left"/>
+      <w:pPr>
+        <w:tabs>
+          <w:tab w:val="left" w:pos="4320"/>
+        </w:tabs>
+        <w:ind w:left="4320" w:hanging="360"/>
+      </w:pPr>
+      <w:rPr>
+        <w:rFonts w:hint="default" w:ascii="Wingdings" w:hAnsi="Wingdings" w:cs="Wingdings"/>
+        <w:sz w:val="20"/>
+      </w:rPr>
+    </w:lvl>
+    <w:lvl w:ilvl="6" w:tentative="0">
+      <w:start w:val="1"/>
+      <w:numFmt w:val="bullet"/>
+      <w:lvlText w:val=""/>
+      <w:lvlJc w:val="left"/>
+      <w:pPr>
+        <w:tabs>
+          <w:tab w:val="left" w:pos="5040"/>
+        </w:tabs>
+        <w:ind w:left="5040" w:hanging="360"/>
+      </w:pPr>
+      <w:rPr>
+        <w:rFonts w:hint="default" w:ascii="Wingdings" w:hAnsi="Wingdings" w:cs="Wingdings"/>
+        <w:sz w:val="20"/>
+      </w:rPr>
+    </w:lvl>
+    <w:lvl w:ilvl="7" w:tentative="0">
+      <w:start w:val="1"/>
+      <w:numFmt w:val="bullet"/>
+      <w:lvlText w:val=""/>
+      <w:lvlJc w:val="left"/>
+      <w:pPr>
+        <w:tabs>
+          <w:tab w:val="left" w:pos="5760"/>
+        </w:tabs>
+        <w:ind w:left="5760" w:hanging="360"/>
+      </w:pPr>
+      <w:rPr>
+        <w:rFonts w:hint="default" w:ascii="Wingdings" w:hAnsi="Wingdings" w:cs="Wingdings"/>
+        <w:sz w:val="20"/>
+      </w:rPr>
+    </w:lvl>
+    <w:lvl w:ilvl="8" w:tentative="0">
+      <w:start w:val="1"/>
+      <w:numFmt w:val="bullet"/>
+      <w:lvlText w:val=""/>
+      <w:lvlJc w:val="left"/>
+      <w:pPr>
+        <w:tabs>
+          <w:tab w:val="left" w:pos="6480"/>
+        </w:tabs>
+        <w:ind w:left="6480" w:hanging="360"/>
+      </w:pPr>
+      <w:rPr>
+        <w:rFonts w:hint="default" w:ascii="Wingdings" w:hAnsi="Wingdings" w:cs="Wingdings"/>
+        <w:sz w:val="20"/>
+      </w:rPr>
+    </w:lvl>
+  </w:abstractNum>
   <w:num w:numId="1">
+    <w:abstractNumId w:val="7"/>
+  </w:num>
+  <w:num w:numId="2">
+    <w:abstractNumId w:val="4"/>
+  </w:num>
+  <w:num w:numId="3">
     <w:abstractNumId w:val="5"/>
   </w:num>
-  <w:num w:numId="2">
-    <w:abstractNumId w:val="2"/>
-  </w:num>
-  <w:num w:numId="3">
-    <w:abstractNumId w:val="3"/>
-  </w:num>
   <w:num w:numId="4">
-    <w:abstractNumId w:val="4"/>
+    <w:abstractNumId w:val="6"/>
   </w:num>
   <w:num w:numId="5">
-    <w:abstractNumId w:val="7"/>
+    <w:abstractNumId w:val="10"/>
   </w:num>
   <w:num w:numId="6">
     <w:abstractNumId w:val="0"/>
   </w:num>
   <w:num w:numId="7">
-    <w:abstractNumId w:val="6"/>
+    <w:abstractNumId w:val="9"/>
   </w:num>
   <w:num w:numId="8">
-    <w:abstractNumId w:val="8"/>
+    <w:abstractNumId w:val="11"/>
   </w:num>
   <w:num w:numId="9">
+    <w:abstractNumId w:val="2"/>
+  </w:num>
+  <w:num w:numId="10">
+    <w:abstractNumId w:val="12"/>
+  </w:num>
+  <w:num w:numId="11">
+    <w:abstractNumId w:val="3"/>
+  </w:num>
+  <w:num w:numId="12">
     <w:abstractNumId w:val="1"/>
+  </w:num>
+  <w:num w:numId="13">
+    <w:abstractNumId w:val="8"/>
   </w:num>
 </w:numbering>
 </file>

--- a/DATA EXPORT.docx
+++ b/DATA EXPORT.docx
@@ -4,7 +4,7 @@
   <w:body>
     <w:p>
       <w:pPr>
-        <w:pStyle w:val="6"/>
+        <w:pStyle w:val="8"/>
         <w:keepNext w:val="0"/>
         <w:keepLines w:val="0"/>
         <w:widowControl/>
@@ -24,15 +24,15 @@
     </w:p>
     <w:p>
       <w:pPr>
-        <w:pStyle w:val="6"/>
-        <w:keepNext w:val="0"/>
-        <w:keepLines w:val="0"/>
-        <w:widowControl/>
-        <w:suppressLineNumbers w:val="0"/>
-      </w:pPr>
-      <w:r>
-        <w:rPr>
-          <w:rStyle w:val="7"/>
+        <w:pStyle w:val="8"/>
+        <w:keepNext w:val="0"/>
+        <w:keepLines w:val="0"/>
+        <w:widowControl/>
+        <w:suppressLineNumbers w:val="0"/>
+      </w:pPr>
+      <w:r>
+        <w:rPr>
+          <w:rStyle w:val="9"/>
         </w:rPr>
         <w:t>Intensity Transformations</w:t>
       </w:r>
@@ -60,7 +60,7 @@
     </w:p>
     <w:p>
       <w:pPr>
-        <w:pStyle w:val="2"/>
+        <w:pStyle w:val="3"/>
         <w:keepNext w:val="0"/>
         <w:keepLines w:val="0"/>
         <w:widowControl/>
@@ -72,7 +72,7 @@
     </w:p>
     <w:p>
       <w:pPr>
-        <w:pStyle w:val="6"/>
+        <w:pStyle w:val="8"/>
         <w:keepNext w:val="0"/>
         <w:keepLines w:val="0"/>
         <w:widowControl/>
@@ -111,7 +111,7 @@
     </w:p>
     <w:p>
       <w:pPr>
-        <w:pStyle w:val="2"/>
+        <w:pStyle w:val="3"/>
         <w:keepNext w:val="0"/>
         <w:keepLines w:val="0"/>
         <w:widowControl/>
@@ -123,7 +123,7 @@
     </w:p>
     <w:p>
       <w:pPr>
-        <w:pStyle w:val="6"/>
+        <w:pStyle w:val="8"/>
         <w:keepNext w:val="0"/>
         <w:keepLines w:val="0"/>
         <w:widowControl/>
@@ -515,7 +515,7 @@
     </w:p>
     <w:p>
       <w:pPr>
-        <w:pStyle w:val="2"/>
+        <w:pStyle w:val="3"/>
         <w:keepNext w:val="0"/>
         <w:keepLines w:val="0"/>
         <w:widowControl/>
@@ -527,7 +527,7 @@
     </w:p>
     <w:p>
       <w:pPr>
-        <w:pStyle w:val="3"/>
+        <w:pStyle w:val="4"/>
         <w:keepNext w:val="0"/>
         <w:keepLines w:val="0"/>
         <w:widowControl/>
@@ -578,13 +578,13 @@
       </w:r>
       <w:r>
         <w:rPr>
-          <w:rStyle w:val="7"/>
+          <w:rStyle w:val="9"/>
         </w:rPr>
         <w:t xml:space="preserve">dark </w:t>
       </w:r>
       <w:r>
         <w:rPr>
-          <w:rStyle w:val="7"/>
+          <w:rStyle w:val="9"/>
           <w:lang w:val="en-US"/>
         </w:rPr>
         <w:t xml:space="preserve">regions.  </w:t>
@@ -615,7 +615,7 @@
     </w:p>
     <w:p>
       <w:pPr>
-        <w:pStyle w:val="3"/>
+        <w:pStyle w:val="4"/>
         <w:keepNext w:val="0"/>
         <w:keepLines w:val="0"/>
         <w:widowControl/>
@@ -698,7 +698,7 @@
     </w:p>
     <w:p>
       <w:pPr>
-        <w:pStyle w:val="3"/>
+        <w:pStyle w:val="4"/>
         <w:keepNext w:val="0"/>
         <w:keepLines w:val="0"/>
         <w:widowControl/>
@@ -782,7 +782,7 @@
     </w:p>
     <w:p>
       <w:pPr>
-        <w:pStyle w:val="2"/>
+        <w:pStyle w:val="3"/>
         <w:keepNext w:val="0"/>
         <w:keepLines w:val="0"/>
         <w:widowControl/>
@@ -794,7 +794,7 @@
     </w:p>
     <w:p>
       <w:pPr>
-        <w:pStyle w:val="6"/>
+        <w:pStyle w:val="8"/>
         <w:keepNext w:val="0"/>
         <w:keepLines w:val="0"/>
         <w:widowControl/>
@@ -1033,7 +1033,7 @@
     </w:p>
     <w:p>
       <w:pPr>
-        <w:pStyle w:val="6"/>
+        <w:pStyle w:val="8"/>
         <w:keepNext w:val="0"/>
         <w:keepLines w:val="0"/>
         <w:widowControl/>
@@ -1053,22 +1053,22 @@
     </w:p>
     <w:p>
       <w:pPr>
-        <w:pStyle w:val="6"/>
-        <w:keepNext w:val="0"/>
-        <w:keepLines w:val="0"/>
-        <w:widowControl/>
-        <w:suppressLineNumbers w:val="0"/>
-      </w:pPr>
-      <w:r>
-        <w:rPr>
-          <w:rStyle w:val="7"/>
+        <w:pStyle w:val="8"/>
+        <w:keepNext w:val="0"/>
+        <w:keepLines w:val="0"/>
+        <w:widowControl/>
+        <w:suppressLineNumbers w:val="0"/>
+      </w:pPr>
+      <w:r>
+        <w:rPr>
+          <w:rStyle w:val="9"/>
         </w:rPr>
         <w:t>Gamma Correction in L*a*b* Color Space</w:t>
       </w:r>
     </w:p>
     <w:p>
       <w:pPr>
-        <w:pStyle w:val="2"/>
+        <w:pStyle w:val="3"/>
         <w:keepNext w:val="0"/>
         <w:keepLines w:val="0"/>
         <w:widowControl/>
@@ -1080,7 +1080,7 @@
     </w:p>
     <w:p>
       <w:pPr>
-        <w:pStyle w:val="6"/>
+        <w:pStyle w:val="8"/>
         <w:keepNext w:val="0"/>
         <w:keepLines w:val="0"/>
         <w:widowControl/>
@@ -1119,7 +1119,7 @@
     </w:p>
     <w:p>
       <w:pPr>
-        <w:pStyle w:val="2"/>
+        <w:pStyle w:val="3"/>
         <w:keepNext w:val="0"/>
         <w:keepLines w:val="0"/>
         <w:widowControl/>
@@ -1131,7 +1131,7 @@
     </w:p>
     <w:p>
       <w:pPr>
-        <w:pStyle w:val="6"/>
+        <w:pStyle w:val="8"/>
         <w:keepNext w:val="0"/>
         <w:keepLines w:val="0"/>
         <w:widowControl/>
@@ -1149,7 +1149,7 @@
     </w:p>
     <w:p>
       <w:pPr>
-        <w:pStyle w:val="6"/>
+        <w:pStyle w:val="8"/>
         <w:keepNext w:val="0"/>
         <w:keepLines w:val="0"/>
         <w:widowControl/>
@@ -1167,7 +1167,7 @@
     </w:p>
     <w:p>
       <w:pPr>
-        <w:pStyle w:val="6"/>
+        <w:pStyle w:val="8"/>
         <w:keepNext w:val="0"/>
         <w:keepLines w:val="0"/>
         <w:widowControl/>
@@ -1185,7 +1185,7 @@
     </w:p>
     <w:p>
       <w:pPr>
-        <w:pStyle w:val="2"/>
+        <w:pStyle w:val="3"/>
         <w:keepNext w:val="0"/>
         <w:keepLines w:val="0"/>
         <w:widowControl/>
@@ -1197,7 +1197,7 @@
     </w:p>
     <w:p>
       <w:pPr>
-        <w:pStyle w:val="6"/>
+        <w:pStyle w:val="8"/>
         <w:keepNext w:val="0"/>
         <w:keepLines w:val="0"/>
         <w:widowControl/>
@@ -1214,7 +1214,7 @@
       </w:r>
       <w:r>
         <w:rPr>
-          <w:rStyle w:val="7"/>
+          <w:rStyle w:val="9"/>
           <w:rFonts w:hint="eastAsia" w:ascii="SimSun" w:hAnsi="SimSun" w:eastAsia="SimSun" w:cs="SimSun"/>
           <w:sz w:val="24"/>
           <w:szCs w:val="24"/>
@@ -1253,7 +1253,7 @@
     </w:p>
     <w:p>
       <w:pPr>
-        <w:pStyle w:val="2"/>
+        <w:pStyle w:val="3"/>
         <w:keepNext w:val="0"/>
         <w:keepLines w:val="0"/>
         <w:widowControl/>
@@ -1265,7 +1265,7 @@
     </w:p>
     <w:p>
       <w:pPr>
-        <w:pStyle w:val="6"/>
+        <w:pStyle w:val="8"/>
         <w:keepNext w:val="0"/>
         <w:keepLines w:val="0"/>
         <w:widowControl/>
@@ -1467,7 +1467,7 @@
     </w:p>
     <w:p>
       <w:pPr>
-        <w:pStyle w:val="2"/>
+        <w:pStyle w:val="3"/>
         <w:keepNext w:val="0"/>
         <w:keepLines w:val="0"/>
         <w:widowControl/>
@@ -1479,7 +1479,7 @@
     </w:p>
     <w:p>
       <w:pPr>
-        <w:pStyle w:val="6"/>
+        <w:pStyle w:val="8"/>
         <w:keepNext w:val="0"/>
         <w:keepLines w:val="0"/>
         <w:widowControl/>
@@ -1497,7 +1497,7 @@
     </w:p>
     <w:p>
       <w:pPr>
-        <w:pStyle w:val="6"/>
+        <w:pStyle w:val="8"/>
         <w:keepNext w:val="0"/>
         <w:keepLines w:val="0"/>
         <w:widowControl/>
@@ -1515,7 +1515,7 @@
     </w:p>
     <w:p>
       <w:pPr>
-        <w:pStyle w:val="6"/>
+        <w:pStyle w:val="8"/>
         <w:keepNext w:val="0"/>
         <w:keepLines w:val="0"/>
         <w:widowControl/>
@@ -1533,7 +1533,7 @@
     </w:p>
     <w:p>
       <w:pPr>
-        <w:pStyle w:val="6"/>
+        <w:pStyle w:val="8"/>
         <w:keepNext w:val="0"/>
         <w:keepLines w:val="0"/>
         <w:widowControl/>
@@ -1572,7 +1572,7 @@
     </w:p>
     <w:p>
       <w:pPr>
-        <w:pStyle w:val="2"/>
+        <w:pStyle w:val="3"/>
         <w:keepNext w:val="0"/>
         <w:keepLines w:val="0"/>
         <w:widowControl/>
@@ -1584,7 +1584,7 @@
     </w:p>
     <w:p>
       <w:pPr>
-        <w:pStyle w:val="6"/>
+        <w:pStyle w:val="8"/>
         <w:keepNext w:val="0"/>
         <w:keepLines w:val="0"/>
         <w:widowControl/>
@@ -1677,7 +1677,7 @@
     </w:p>
     <w:p>
       <w:pPr>
-        <w:pStyle w:val="6"/>
+        <w:pStyle w:val="8"/>
         <w:keepNext w:val="0"/>
         <w:keepLines w:val="0"/>
         <w:widowControl/>
@@ -1697,15 +1697,15 @@
     </w:p>
     <w:p>
       <w:pPr>
-        <w:pStyle w:val="6"/>
-        <w:keepNext w:val="0"/>
-        <w:keepLines w:val="0"/>
-        <w:widowControl/>
-        <w:suppressLineNumbers w:val="0"/>
-      </w:pPr>
-      <w:r>
-        <w:rPr>
-          <w:rStyle w:val="7"/>
+        <w:pStyle w:val="8"/>
+        <w:keepNext w:val="0"/>
+        <w:keepLines w:val="0"/>
+        <w:widowControl/>
+        <w:suppressLineNumbers w:val="0"/>
+      </w:pPr>
+      <w:r>
+        <w:rPr>
+          <w:rStyle w:val="9"/>
         </w:rPr>
         <w:t>Histogram Equalization</w:t>
       </w:r>
@@ -1733,7 +1733,7 @@
     </w:p>
     <w:p>
       <w:pPr>
-        <w:pStyle w:val="2"/>
+        <w:pStyle w:val="3"/>
         <w:keepNext w:val="0"/>
         <w:keepLines w:val="0"/>
         <w:widowControl/>
@@ -1745,7 +1745,7 @@
     </w:p>
     <w:p>
       <w:pPr>
-        <w:pStyle w:val="6"/>
+        <w:pStyle w:val="8"/>
         <w:keepNext w:val="0"/>
         <w:keepLines w:val="0"/>
         <w:widowControl/>
@@ -1784,7 +1784,7 @@
     </w:p>
     <w:p>
       <w:pPr>
-        <w:pStyle w:val="2"/>
+        <w:pStyle w:val="3"/>
         <w:keepNext w:val="0"/>
         <w:keepLines w:val="0"/>
         <w:widowControl/>
@@ -1796,7 +1796,7 @@
     </w:p>
     <w:p>
       <w:pPr>
-        <w:pStyle w:val="6"/>
+        <w:pStyle w:val="8"/>
         <w:keepNext w:val="0"/>
         <w:keepLines w:val="0"/>
         <w:widowControl/>
@@ -1846,7 +1846,7 @@
     </w:p>
     <w:p>
       <w:pPr>
-        <w:pStyle w:val="6"/>
+        <w:pStyle w:val="8"/>
         <w:keepNext w:val="0"/>
         <w:keepLines w:val="0"/>
         <w:widowControl/>
@@ -1895,7 +1895,7 @@
     </w:p>
     <w:p>
       <w:pPr>
-        <w:pStyle w:val="2"/>
+        <w:pStyle w:val="3"/>
         <w:keepNext w:val="0"/>
         <w:keepLines w:val="0"/>
         <w:widowControl/>
@@ -1926,7 +1926,7 @@
     </w:p>
     <w:p>
       <w:pPr>
-        <w:pStyle w:val="6"/>
+        <w:pStyle w:val="8"/>
         <w:keepNext w:val="0"/>
         <w:keepLines w:val="0"/>
         <w:widowControl/>
@@ -1993,7 +1993,7 @@
     </w:p>
     <w:p>
       <w:pPr>
-        <w:pStyle w:val="2"/>
+        <w:pStyle w:val="3"/>
         <w:keepNext w:val="0"/>
         <w:keepLines w:val="0"/>
         <w:widowControl/>
@@ -2005,7 +2005,7 @@
     </w:p>
     <w:p>
       <w:pPr>
-        <w:pStyle w:val="6"/>
+        <w:pStyle w:val="8"/>
         <w:keepNext w:val="0"/>
         <w:keepLines w:val="0"/>
         <w:widowControl/>
@@ -2017,7 +2017,7 @@
     </w:p>
     <w:p>
       <w:pPr>
-        <w:pStyle w:val="6"/>
+        <w:pStyle w:val="8"/>
         <w:keepNext w:val="0"/>
         <w:keepLines w:val="0"/>
         <w:widowControl/>
@@ -2226,7 +2226,7 @@
     </w:p>
     <w:p>
       <w:pPr>
-        <w:pStyle w:val="2"/>
+        <w:pStyle w:val="3"/>
         <w:keepNext w:val="0"/>
         <w:keepLines w:val="0"/>
         <w:widowControl/>
@@ -2238,7 +2238,7 @@
     </w:p>
     <w:p>
       <w:pPr>
-        <w:pStyle w:val="6"/>
+        <w:pStyle w:val="8"/>
         <w:keepNext w:val="0"/>
         <w:keepLines w:val="0"/>
         <w:widowControl/>
@@ -2256,7 +2256,7 @@
     </w:p>
     <w:p>
       <w:pPr>
-        <w:pStyle w:val="6"/>
+        <w:pStyle w:val="8"/>
         <w:keepNext w:val="0"/>
         <w:keepLines w:val="0"/>
         <w:widowControl/>
@@ -2274,7 +2274,7 @@
     </w:p>
     <w:p>
       <w:pPr>
-        <w:pStyle w:val="6"/>
+        <w:pStyle w:val="8"/>
         <w:keepNext w:val="0"/>
         <w:keepLines w:val="0"/>
         <w:widowControl/>
@@ -2292,7 +2292,7 @@
     </w:p>
     <w:p>
       <w:pPr>
-        <w:pStyle w:val="6"/>
+        <w:pStyle w:val="8"/>
         <w:keepNext w:val="0"/>
         <w:keepLines w:val="0"/>
         <w:widowControl/>
@@ -2331,7 +2331,7 @@
     </w:p>
     <w:p>
       <w:pPr>
-        <w:pStyle w:val="2"/>
+        <w:pStyle w:val="3"/>
         <w:keepNext w:val="0"/>
         <w:keepLines w:val="0"/>
         <w:widowControl/>
@@ -2343,7 +2343,7 @@
     </w:p>
     <w:p>
       <w:pPr>
-        <w:pStyle w:val="6"/>
+        <w:pStyle w:val="8"/>
         <w:keepNext w:val="0"/>
         <w:keepLines w:val="0"/>
         <w:widowControl/>
@@ -2366,7 +2366,7 @@
     </w:p>
     <w:p>
       <w:pPr>
-        <w:pStyle w:val="6"/>
+        <w:pStyle w:val="8"/>
         <w:keepNext w:val="0"/>
         <w:keepLines w:val="0"/>
         <w:widowControl/>
@@ -2381,7 +2381,7 @@
     </w:p>
     <w:p>
       <w:pPr>
-        <w:pStyle w:val="6"/>
+        <w:pStyle w:val="8"/>
         <w:keepNext w:val="0"/>
         <w:keepLines w:val="0"/>
         <w:widowControl/>
@@ -2401,15 +2401,15 @@
     </w:p>
     <w:p>
       <w:pPr>
-        <w:pStyle w:val="6"/>
-        <w:keepNext w:val="0"/>
-        <w:keepLines w:val="0"/>
-        <w:widowControl/>
-        <w:suppressLineNumbers w:val="0"/>
-      </w:pPr>
-      <w:r>
-        <w:rPr>
-          <w:rStyle w:val="7"/>
+        <w:pStyle w:val="8"/>
+        <w:keepNext w:val="0"/>
+        <w:keepLines w:val="0"/>
+        <w:widowControl/>
+        <w:suppressLineNumbers w:val="0"/>
+      </w:pPr>
+      <w:r>
+        <w:rPr>
+          <w:rStyle w:val="9"/>
         </w:rPr>
         <w:t>Foreground Enhancement using Otsu Thresholding and Selective Histogram Equalization</w:t>
       </w:r>
@@ -2437,7 +2437,7 @@
     </w:p>
     <w:p>
       <w:pPr>
-        <w:pStyle w:val="2"/>
+        <w:pStyle w:val="3"/>
         <w:keepNext w:val="0"/>
         <w:keepLines w:val="0"/>
         <w:widowControl/>
@@ -2449,7 +2449,7 @@
     </w:p>
     <w:p>
       <w:pPr>
-        <w:pStyle w:val="6"/>
+        <w:pStyle w:val="8"/>
         <w:keepNext w:val="0"/>
         <w:keepLines w:val="0"/>
         <w:widowControl/>
@@ -2488,7 +2488,7 @@
     </w:p>
     <w:p>
       <w:pPr>
-        <w:pStyle w:val="2"/>
+        <w:pStyle w:val="3"/>
         <w:keepNext w:val="0"/>
         <w:keepLines w:val="0"/>
         <w:widowControl/>
@@ -2500,7 +2500,7 @@
     </w:p>
     <w:p>
       <w:pPr>
-        <w:pStyle w:val="6"/>
+        <w:pStyle w:val="8"/>
         <w:keepNext w:val="0"/>
         <w:keepLines w:val="0"/>
         <w:widowControl/>
@@ -2518,7 +2518,7 @@
     </w:p>
     <w:p>
       <w:pPr>
-        <w:pStyle w:val="6"/>
+        <w:pStyle w:val="8"/>
         <w:keepNext w:val="0"/>
         <w:keepLines w:val="0"/>
         <w:widowControl/>
@@ -2557,7 +2557,7 @@
     </w:p>
     <w:p>
       <w:pPr>
-        <w:pStyle w:val="2"/>
+        <w:pStyle w:val="3"/>
         <w:keepNext w:val="0"/>
         <w:keepLines w:val="0"/>
         <w:widowControl/>
@@ -2569,7 +2569,7 @@
     </w:p>
     <w:p>
       <w:pPr>
-        <w:pStyle w:val="6"/>
+        <w:pStyle w:val="8"/>
         <w:keepNext w:val="0"/>
         <w:keepLines w:val="0"/>
         <w:widowControl/>
@@ -2581,7 +2581,7 @@
     </w:p>
     <w:p>
       <w:pPr>
-        <w:pStyle w:val="6"/>
+        <w:pStyle w:val="8"/>
         <w:keepNext w:val="0"/>
         <w:keepLines w:val="0"/>
         <w:widowControl/>
@@ -2598,7 +2598,7 @@
       </w:r>
       <w:r>
         <w:rPr>
-          <w:rStyle w:val="7"/>
+          <w:rStyle w:val="9"/>
           <w:rFonts w:hint="eastAsia" w:ascii="SimSun" w:hAnsi="SimSun" w:eastAsia="SimSun" w:cs="SimSun"/>
           <w:sz w:val="24"/>
           <w:szCs w:val="24"/>
@@ -2629,7 +2629,7 @@
     </w:p>
     <w:p>
       <w:pPr>
-        <w:pStyle w:val="2"/>
+        <w:pStyle w:val="3"/>
         <w:keepNext w:val="0"/>
         <w:keepLines w:val="0"/>
         <w:widowControl/>
@@ -2641,7 +2641,7 @@
     </w:p>
     <w:p>
       <w:pPr>
-        <w:pStyle w:val="6"/>
+        <w:pStyle w:val="8"/>
         <w:keepNext w:val="0"/>
         <w:keepLines w:val="0"/>
         <w:widowControl/>
@@ -2704,7 +2704,7 @@
     </w:p>
     <w:p>
       <w:pPr>
-        <w:pStyle w:val="6"/>
+        <w:pStyle w:val="8"/>
         <w:keepNext w:val="0"/>
         <w:keepLines w:val="0"/>
         <w:widowControl/>
@@ -2827,7 +2827,7 @@
     </w:p>
     <w:p>
       <w:pPr>
-        <w:pStyle w:val="2"/>
+        <w:pStyle w:val="3"/>
         <w:keepNext w:val="0"/>
         <w:keepLines w:val="0"/>
         <w:widowControl/>
@@ -2839,7 +2839,7 @@
     </w:p>
     <w:p>
       <w:pPr>
-        <w:pStyle w:val="6"/>
+        <w:pStyle w:val="8"/>
         <w:keepNext w:val="0"/>
         <w:keepLines w:val="0"/>
         <w:widowControl/>
@@ -2857,7 +2857,7 @@
     </w:p>
     <w:p>
       <w:pPr>
-        <w:pStyle w:val="6"/>
+        <w:pStyle w:val="8"/>
         <w:keepNext w:val="0"/>
         <w:keepLines w:val="0"/>
         <w:widowControl/>
@@ -2875,7 +2875,7 @@
     </w:p>
     <w:p>
       <w:pPr>
-        <w:pStyle w:val="6"/>
+        <w:pStyle w:val="8"/>
         <w:keepNext w:val="0"/>
         <w:keepLines w:val="0"/>
         <w:widowControl/>
@@ -2893,7 +2893,7 @@
     </w:p>
     <w:p>
       <w:pPr>
-        <w:pStyle w:val="6"/>
+        <w:pStyle w:val="8"/>
         <w:keepNext w:val="0"/>
         <w:keepLines w:val="0"/>
         <w:widowControl/>
@@ -2932,7 +2932,7 @@
     </w:p>
     <w:p>
       <w:pPr>
-        <w:pStyle w:val="2"/>
+        <w:pStyle w:val="3"/>
         <w:keepNext w:val="0"/>
         <w:keepLines w:val="0"/>
         <w:widowControl/>
@@ -2944,7 +2944,7 @@
     </w:p>
     <w:p>
       <w:pPr>
-        <w:pStyle w:val="6"/>
+        <w:pStyle w:val="8"/>
         <w:keepNext w:val="0"/>
         <w:keepLines w:val="0"/>
         <w:widowControl/>
@@ -2983,7 +2983,7 @@
     </w:p>
     <w:p>
       <w:pPr>
-        <w:pStyle w:val="2"/>
+        <w:pStyle w:val="3"/>
         <w:keepNext w:val="0"/>
         <w:keepLines w:val="0"/>
         <w:widowControl/>
@@ -2995,7 +2995,7 @@
     </w:p>
     <w:p>
       <w:pPr>
-        <w:pStyle w:val="6"/>
+        <w:pStyle w:val="8"/>
         <w:keepNext w:val="0"/>
         <w:keepLines w:val="0"/>
         <w:widowControl/>
@@ -3034,7 +3034,7 @@
     </w:p>
     <w:p>
       <w:pPr>
-        <w:pStyle w:val="2"/>
+        <w:pStyle w:val="3"/>
         <w:keepNext w:val="0"/>
         <w:keepLines w:val="0"/>
         <w:widowControl/>
@@ -3046,7 +3046,7 @@
     </w:p>
     <w:p>
       <w:pPr>
-        <w:pStyle w:val="6"/>
+        <w:pStyle w:val="8"/>
         <w:keepNext w:val="0"/>
         <w:keepLines w:val="0"/>
         <w:widowControl/>
@@ -3064,7 +3064,7 @@
     </w:p>
     <w:p>
       <w:pPr>
-        <w:pStyle w:val="6"/>
+        <w:pStyle w:val="8"/>
         <w:keepNext w:val="0"/>
         <w:keepLines w:val="0"/>
         <w:widowControl/>
@@ -3079,7 +3079,7 @@
     </w:p>
     <w:p>
       <w:pPr>
-        <w:pStyle w:val="2"/>
+        <w:pStyle w:val="3"/>
         <w:keepNext w:val="0"/>
         <w:keepLines w:val="0"/>
         <w:widowControl/>
@@ -3095,15 +3095,15 @@
     </w:p>
     <w:p>
       <w:pPr>
-        <w:pStyle w:val="6"/>
-        <w:keepNext w:val="0"/>
-        <w:keepLines w:val="0"/>
-        <w:widowControl/>
-        <w:suppressLineNumbers w:val="0"/>
-      </w:pPr>
-      <w:r>
-        <w:rPr>
-          <w:rStyle w:val="7"/>
+        <w:pStyle w:val="8"/>
+        <w:keepNext w:val="0"/>
+        <w:keepLines w:val="0"/>
+        <w:widowControl/>
+        <w:suppressLineNumbers w:val="0"/>
+      </w:pPr>
+      <w:r>
+        <w:rPr>
+          <w:rStyle w:val="9"/>
         </w:rPr>
         <w:t>Gaussian Filtering and Kernel Visualization</w:t>
       </w:r>
@@ -3131,7 +3131,7 @@
     </w:p>
     <w:p>
       <w:pPr>
-        <w:pStyle w:val="2"/>
+        <w:pStyle w:val="3"/>
         <w:keepNext w:val="0"/>
         <w:keepLines w:val="0"/>
         <w:widowControl/>
@@ -3143,7 +3143,7 @@
     </w:p>
     <w:p>
       <w:pPr>
-        <w:pStyle w:val="6"/>
+        <w:pStyle w:val="8"/>
         <w:keepNext w:val="0"/>
         <w:keepLines w:val="0"/>
         <w:widowControl/>
@@ -3182,7 +3182,7 @@
     </w:p>
     <w:p>
       <w:pPr>
-        <w:pStyle w:val="2"/>
+        <w:pStyle w:val="3"/>
         <w:keepNext w:val="0"/>
         <w:keepLines w:val="0"/>
         <w:widowControl/>
@@ -3194,7 +3194,7 @@
     </w:p>
     <w:p>
       <w:pPr>
-        <w:pStyle w:val="6"/>
+        <w:pStyle w:val="8"/>
         <w:keepNext w:val="0"/>
         <w:keepLines w:val="0"/>
         <w:widowControl/>
@@ -3212,7 +3212,7 @@
     </w:p>
     <w:p>
       <w:pPr>
-        <w:pStyle w:val="6"/>
+        <w:pStyle w:val="8"/>
         <w:keepNext w:val="0"/>
         <w:keepLines w:val="0"/>
         <w:widowControl/>
@@ -3230,7 +3230,7 @@
     </w:p>
     <w:p>
       <w:pPr>
-        <w:pStyle w:val="6"/>
+        <w:pStyle w:val="8"/>
         <w:keepNext w:val="0"/>
         <w:keepLines w:val="0"/>
         <w:widowControl/>
@@ -3269,7 +3269,7 @@
     </w:p>
     <w:p>
       <w:pPr>
-        <w:pStyle w:val="2"/>
+        <w:pStyle w:val="3"/>
         <w:keepNext w:val="0"/>
         <w:keepLines w:val="0"/>
         <w:widowControl/>
@@ -3281,7 +3281,7 @@
     </w:p>
     <w:p>
       <w:pPr>
-        <w:pStyle w:val="6"/>
+        <w:pStyle w:val="8"/>
         <w:keepNext w:val="0"/>
         <w:keepLines w:val="0"/>
         <w:widowControl/>
@@ -3293,7 +3293,7 @@
     </w:p>
     <w:p>
       <w:pPr>
-        <w:pStyle w:val="6"/>
+        <w:pStyle w:val="8"/>
         <w:keepNext w:val="0"/>
         <w:keepLines w:val="0"/>
         <w:widowControl/>
@@ -3360,7 +3360,7 @@
     </w:p>
     <w:p>
       <w:pPr>
-        <w:pStyle w:val="2"/>
+        <w:pStyle w:val="3"/>
         <w:keepNext w:val="0"/>
         <w:keepLines w:val="0"/>
         <w:widowControl/>
@@ -3372,7 +3372,7 @@
     </w:p>
     <w:p>
       <w:pPr>
-        <w:pStyle w:val="6"/>
+        <w:pStyle w:val="8"/>
         <w:keepNext w:val="0"/>
         <w:keepLines w:val="0"/>
         <w:widowControl/>
@@ -3452,7 +3452,7 @@
     </w:p>
     <w:p>
       <w:pPr>
-        <w:pStyle w:val="6"/>
+        <w:pStyle w:val="8"/>
         <w:keepNext w:val="0"/>
         <w:keepLines w:val="0"/>
         <w:widowControl/>
@@ -3638,7 +3638,7 @@
     </w:p>
     <w:p>
       <w:pPr>
-        <w:pStyle w:val="2"/>
+        <w:pStyle w:val="3"/>
         <w:keepNext w:val="0"/>
         <w:keepLines w:val="0"/>
         <w:widowControl/>
@@ -3650,7 +3650,7 @@
     </w:p>
     <w:p>
       <w:pPr>
-        <w:pStyle w:val="6"/>
+        <w:pStyle w:val="8"/>
         <w:keepNext w:val="0"/>
         <w:keepLines w:val="0"/>
         <w:widowControl/>
@@ -3668,7 +3668,7 @@
     </w:p>
     <w:p>
       <w:pPr>
-        <w:pStyle w:val="6"/>
+        <w:pStyle w:val="8"/>
         <w:keepNext w:val="0"/>
         <w:keepLines w:val="0"/>
         <w:widowControl/>
@@ -3686,7 +3686,7 @@
     </w:p>
     <w:p>
       <w:pPr>
-        <w:pStyle w:val="6"/>
+        <w:pStyle w:val="8"/>
         <w:keepNext w:val="0"/>
         <w:keepLines w:val="0"/>
         <w:widowControl/>
@@ -3704,7 +3704,7 @@
     </w:p>
     <w:p>
       <w:pPr>
-        <w:pStyle w:val="6"/>
+        <w:pStyle w:val="8"/>
         <w:keepNext w:val="0"/>
         <w:keepLines w:val="0"/>
         <w:widowControl/>
@@ -3743,7 +3743,7 @@
     </w:p>
     <w:p>
       <w:pPr>
-        <w:pStyle w:val="2"/>
+        <w:pStyle w:val="3"/>
         <w:keepNext w:val="0"/>
         <w:keepLines w:val="0"/>
         <w:widowControl/>
@@ -3755,7 +3755,7 @@
     </w:p>
     <w:p>
       <w:pPr>
-        <w:pStyle w:val="6"/>
+        <w:pStyle w:val="8"/>
         <w:keepNext w:val="0"/>
         <w:keepLines w:val="0"/>
         <w:widowControl/>
@@ -3794,7 +3794,7 @@
     </w:p>
     <w:p>
       <w:pPr>
-        <w:pStyle w:val="2"/>
+        <w:pStyle w:val="3"/>
         <w:keepNext w:val="0"/>
         <w:keepLines w:val="0"/>
         <w:widowControl/>
@@ -3806,7 +3806,7 @@
     </w:p>
     <w:p>
       <w:pPr>
-        <w:pStyle w:val="6"/>
+        <w:pStyle w:val="8"/>
         <w:keepNext w:val="0"/>
         <w:keepLines w:val="0"/>
         <w:widowControl/>
@@ -3824,7 +3824,7 @@
     </w:p>
     <w:p>
       <w:pPr>
-        <w:pStyle w:val="2"/>
+        <w:pStyle w:val="3"/>
         <w:keepNext w:val="0"/>
         <w:keepLines w:val="0"/>
         <w:widowControl/>
@@ -3840,15 +3840,15 @@
     </w:p>
     <w:p>
       <w:pPr>
-        <w:pStyle w:val="6"/>
-        <w:keepNext w:val="0"/>
-        <w:keepLines w:val="0"/>
-        <w:widowControl/>
-        <w:suppressLineNumbers w:val="0"/>
-      </w:pPr>
-      <w:r>
-        <w:rPr>
-          <w:rStyle w:val="7"/>
+        <w:pStyle w:val="8"/>
+        <w:keepNext w:val="0"/>
+        <w:keepLines w:val="0"/>
+        <w:widowControl/>
+        <w:suppressLineNumbers w:val="0"/>
+      </w:pPr>
+      <w:r>
+        <w:rPr>
+          <w:rStyle w:val="9"/>
         </w:rPr>
         <w:t>Edge Detection using Derivative of Gaussian</w:t>
       </w:r>
@@ -3876,7 +3876,7 @@
     </w:p>
     <w:p>
       <w:pPr>
-        <w:pStyle w:val="2"/>
+        <w:pStyle w:val="3"/>
         <w:keepNext w:val="0"/>
         <w:keepLines w:val="0"/>
         <w:widowControl/>
@@ -3888,7 +3888,7 @@
     </w:p>
     <w:p>
       <w:pPr>
-        <w:pStyle w:val="6"/>
+        <w:pStyle w:val="8"/>
         <w:keepNext w:val="0"/>
         <w:keepLines w:val="0"/>
         <w:widowControl/>
@@ -3927,7 +3927,7 @@
     </w:p>
     <w:p>
       <w:pPr>
-        <w:pStyle w:val="2"/>
+        <w:pStyle w:val="3"/>
         <w:keepNext w:val="0"/>
         <w:keepLines w:val="0"/>
         <w:widowControl/>
@@ -3939,7 +3939,7 @@
     </w:p>
     <w:p>
       <w:pPr>
-        <w:pStyle w:val="6"/>
+        <w:pStyle w:val="8"/>
         <w:keepNext w:val="0"/>
         <w:keepLines w:val="0"/>
         <w:widowControl/>
@@ -3957,7 +3957,7 @@
     </w:p>
     <w:p>
       <w:pPr>
-        <w:pStyle w:val="6"/>
+        <w:pStyle w:val="8"/>
         <w:keepNext w:val="0"/>
         <w:keepLines w:val="0"/>
         <w:widowControl/>
@@ -3975,7 +3975,7 @@
     </w:p>
     <w:p>
       <w:pPr>
-        <w:pStyle w:val="6"/>
+        <w:pStyle w:val="8"/>
         <w:keepNext w:val="0"/>
         <w:keepLines w:val="0"/>
         <w:widowControl/>
@@ -4014,7 +4014,7 @@
     </w:p>
     <w:p>
       <w:pPr>
-        <w:pStyle w:val="2"/>
+        <w:pStyle w:val="3"/>
         <w:keepNext w:val="0"/>
         <w:keepLines w:val="0"/>
         <w:widowControl/>
@@ -4026,7 +4026,7 @@
     </w:p>
     <w:p>
       <w:pPr>
-        <w:pStyle w:val="6"/>
+        <w:pStyle w:val="8"/>
         <w:keepNext w:val="0"/>
         <w:keepLines w:val="0"/>
         <w:widowControl/>
@@ -4078,7 +4078,7 @@
     </w:p>
     <w:p>
       <w:pPr>
-        <w:pStyle w:val="2"/>
+        <w:pStyle w:val="3"/>
         <w:keepNext w:val="0"/>
         <w:keepLines w:val="0"/>
         <w:widowControl/>
@@ -4090,7 +4090,7 @@
     </w:p>
     <w:p>
       <w:pPr>
-        <w:pStyle w:val="6"/>
+        <w:pStyle w:val="8"/>
         <w:keepNext w:val="0"/>
         <w:keepLines w:val="0"/>
         <w:widowControl/>
@@ -4230,7 +4230,7 @@
     </w:p>
     <w:p>
       <w:pPr>
-        <w:pStyle w:val="2"/>
+        <w:pStyle w:val="3"/>
         <w:keepNext w:val="0"/>
         <w:keepLines w:val="0"/>
         <w:widowControl/>
@@ -4242,7 +4242,7 @@
     </w:p>
     <w:p>
       <w:pPr>
-        <w:pStyle w:val="6"/>
+        <w:pStyle w:val="8"/>
         <w:keepNext w:val="0"/>
         <w:keepLines w:val="0"/>
         <w:widowControl/>
@@ -4260,7 +4260,7 @@
     </w:p>
     <w:p>
       <w:pPr>
-        <w:pStyle w:val="6"/>
+        <w:pStyle w:val="8"/>
         <w:keepNext w:val="0"/>
         <w:keepLines w:val="0"/>
         <w:widowControl/>
@@ -4278,7 +4278,7 @@
     </w:p>
     <w:p>
       <w:pPr>
-        <w:pStyle w:val="6"/>
+        <w:pStyle w:val="8"/>
         <w:keepNext w:val="0"/>
         <w:keepLines w:val="0"/>
         <w:widowControl/>
@@ -4296,7 +4296,7 @@
     </w:p>
     <w:p>
       <w:pPr>
-        <w:pStyle w:val="6"/>
+        <w:pStyle w:val="8"/>
         <w:keepNext w:val="0"/>
         <w:keepLines w:val="0"/>
         <w:widowControl/>
@@ -4335,7 +4335,7 @@
     </w:p>
     <w:p>
       <w:pPr>
-        <w:pStyle w:val="2"/>
+        <w:pStyle w:val="3"/>
         <w:keepNext w:val="0"/>
         <w:keepLines w:val="0"/>
         <w:widowControl/>
@@ -4347,7 +4347,7 @@
     </w:p>
     <w:p>
       <w:pPr>
-        <w:pStyle w:val="6"/>
+        <w:pStyle w:val="8"/>
         <w:keepNext w:val="0"/>
         <w:keepLines w:val="0"/>
         <w:widowControl/>
@@ -4386,7 +4386,7 @@
     </w:p>
     <w:p>
       <w:pPr>
-        <w:pStyle w:val="2"/>
+        <w:pStyle w:val="3"/>
         <w:keepNext w:val="0"/>
         <w:keepLines w:val="0"/>
         <w:widowControl/>
@@ -4398,7 +4398,7 @@
     </w:p>
     <w:p>
       <w:pPr>
-        <w:pStyle w:val="6"/>
+        <w:pStyle w:val="8"/>
         <w:keepNext w:val="0"/>
         <w:keepLines w:val="0"/>
         <w:widowControl/>
@@ -4416,19 +4416,878 @@
     </w:p>
     <w:p>
       <w:pPr>
-        <w:numPr>
-          <w:ilvl w:val="0"/>
-          <w:numId w:val="0"/>
-        </w:numPr>
-        <w:rPr>
-          <w:rFonts w:hint="default" w:ascii="SimSun" w:hAnsi="SimSun" w:eastAsia="SimSun" w:cs="SimSun"/>
-          <w:sz w:val="24"/>
-          <w:szCs w:val="24"/>
-          <w:lang w:val="en-US"/>
-        </w:rPr>
+        <w:pStyle w:val="3"/>
+        <w:keepNext w:val="0"/>
+        <w:keepLines w:val="0"/>
+        <w:widowControl/>
+        <w:suppressLineNumbers w:val="0"/>
+        <w:rPr>
+          <w:rStyle w:val="9"/>
+          <w:rFonts w:hint="default"/>
+          <w:b/>
+          <w:bCs/>
+          <w:lang w:val="en-SG"/>
+        </w:rPr>
+      </w:pPr>
+      <w:r>
+        <w:rPr>
+          <w:rStyle w:val="9"/>
+          <w:rFonts w:hint="default"/>
+          <w:b/>
+          <w:bCs/>
+          <w:lang w:val="en-SG"/>
+        </w:rPr>
+        <w:t>Q8</w:t>
+      </w:r>
+    </w:p>
+    <w:p>
+      <w:pPr>
+        <w:pStyle w:val="3"/>
+        <w:keepNext w:val="0"/>
+        <w:keepLines w:val="0"/>
+        <w:widowControl/>
+        <w:suppressLineNumbers w:val="0"/>
+      </w:pPr>
+      <w:r>
+        <w:rPr>
+          <w:rStyle w:val="9"/>
+          <w:b/>
+          <w:bCs/>
+        </w:rPr>
+        <w:t>Objective</w:t>
+      </w:r>
+    </w:p>
+    <w:p>
+      <w:pPr>
+        <w:pStyle w:val="8"/>
+        <w:keepNext w:val="0"/>
+        <w:keepLines w:val="0"/>
+        <w:widowControl/>
+        <w:suppressLineNumbers w:val="0"/>
+      </w:pPr>
+      <w:r>
+        <w:t>The objective of this task is to resize low-resolution images to a higher resolution using two interpolation techniques:</w:t>
+      </w:r>
+    </w:p>
+    <w:p>
+      <w:pPr>
+        <w:keepNext w:val="0"/>
+        <w:keepLines w:val="0"/>
+        <w:widowControl/>
+        <w:numPr>
+          <w:ilvl w:val="0"/>
+          <w:numId w:val="14"/>
+        </w:numPr>
+        <w:suppressLineNumbers w:val="0"/>
+        <w:spacing w:before="0" w:beforeAutospacing="1" w:after="0" w:afterAutospacing="1"/>
+        <w:ind w:left="720" w:hanging="360"/>
+      </w:pPr>
+      <w:r>
+        <w:t xml:space="preserve">Nearest Neighbor Interpolation </w:t>
+      </w:r>
+    </w:p>
+    <w:p>
+      <w:pPr>
+        <w:keepNext w:val="0"/>
+        <w:keepLines w:val="0"/>
+        <w:widowControl/>
+        <w:numPr>
+          <w:ilvl w:val="0"/>
+          <w:numId w:val="14"/>
+        </w:numPr>
+        <w:suppressLineNumbers w:val="0"/>
+        <w:spacing w:before="0" w:beforeAutospacing="1" w:after="0" w:afterAutospacing="1"/>
+        <w:ind w:left="720" w:hanging="360"/>
+      </w:pPr>
+      <w:r>
+        <w:t xml:space="preserve">Bilinear Interpolation </w:t>
+      </w:r>
+    </w:p>
+    <w:p>
+      <w:pPr>
+        <w:pStyle w:val="8"/>
+        <w:keepNext w:val="0"/>
+        <w:keepLines w:val="0"/>
+        <w:widowControl/>
+        <w:suppressLineNumbers w:val="0"/>
+      </w:pPr>
+      <w:r>
+        <w:t>The performance of both methods is visually compared.</w:t>
+      </w:r>
+    </w:p>
+    <w:p>
+      <w:pPr>
+        <w:keepNext w:val="0"/>
+        <w:keepLines w:val="0"/>
+        <w:widowControl/>
+        <w:suppressLineNumbers w:val="0"/>
+      </w:pPr>
+      <w:r>
+        <w:pict>
+          <v:rect id="_x0000_i1058" o:spt="1" style="height:1.5pt;width:432pt;" fillcolor="#A0A0A0" filled="t" stroked="f" coordsize="21600,21600" o:hr="t" o:hrstd="t" o:hralign="center">
+            <v:path/>
+            <v:fill on="t" focussize="0,0"/>
+            <v:stroke on="f"/>
+            <v:imagedata o:title=""/>
+            <o:lock v:ext="edit"/>
+            <w10:wrap type="none"/>
+            <w10:anchorlock/>
+          </v:rect>
+        </w:pict>
+      </w:r>
+    </w:p>
+    <w:p>
+      <w:pPr>
+        <w:pStyle w:val="3"/>
+        <w:keepNext w:val="0"/>
+        <w:keepLines w:val="0"/>
+        <w:widowControl/>
+        <w:suppressLineNumbers w:val="0"/>
+      </w:pPr>
+      <w:r>
+        <w:rPr>
+          <w:rStyle w:val="9"/>
+          <w:b/>
+          <w:bCs/>
+        </w:rPr>
+        <w:t>Methodology</w:t>
+      </w:r>
+    </w:p>
+    <w:p>
+      <w:pPr>
+        <w:pStyle w:val="8"/>
+        <w:keepNext w:val="0"/>
+        <w:keepLines w:val="0"/>
+        <w:widowControl/>
+        <w:suppressLineNumbers w:val="0"/>
+      </w:pPr>
+      <w:r>
+        <w:t xml:space="preserve">Several input images of different resolutions were used, including very small images (e.g., </w:t>
+      </w:r>
+      <w:r>
+        <w:rPr>
+          <w:rStyle w:val="7"/>
+        </w:rPr>
+        <w:t>taylor_very_small.jpg</w:t>
+      </w:r>
+      <w:r>
+        <w:t xml:space="preserve">, </w:t>
+      </w:r>
+      <w:r>
+        <w:rPr>
+          <w:rStyle w:val="7"/>
+        </w:rPr>
+        <w:t>img01small.png</w:t>
+      </w:r>
+      <w:r>
+        <w:t>).</w:t>
+      </w:r>
+    </w:p>
+    <w:p>
+      <w:pPr>
+        <w:pStyle w:val="8"/>
+        <w:keepNext w:val="0"/>
+        <w:keepLines w:val="0"/>
+        <w:widowControl/>
+        <w:suppressLineNumbers w:val="0"/>
+      </w:pPr>
+      <w:r>
+        <w:t>Each image was:</w:t>
+      </w:r>
+    </w:p>
+    <w:p>
+      <w:pPr>
+        <w:keepNext w:val="0"/>
+        <w:keepLines w:val="0"/>
+        <w:widowControl/>
+        <w:numPr>
+          <w:ilvl w:val="0"/>
+          <w:numId w:val="15"/>
+        </w:numPr>
+        <w:suppressLineNumbers w:val="0"/>
+        <w:spacing w:before="0" w:beforeAutospacing="1" w:after="0" w:afterAutospacing="1"/>
+        <w:ind w:left="720" w:hanging="360"/>
+      </w:pPr>
+      <w:r>
+        <w:t xml:space="preserve">Converted to grayscale for simplicity </w:t>
+      </w:r>
+    </w:p>
+    <w:p>
+      <w:pPr>
+        <w:keepNext w:val="0"/>
+        <w:keepLines w:val="0"/>
+        <w:widowControl/>
+        <w:numPr>
+          <w:ilvl w:val="0"/>
+          <w:numId w:val="15"/>
+        </w:numPr>
+        <w:suppressLineNumbers w:val="0"/>
+        <w:spacing w:before="0" w:beforeAutospacing="1" w:after="0" w:afterAutospacing="1"/>
+        <w:ind w:left="720" w:hanging="360"/>
+      </w:pPr>
+      <w:r>
+        <w:t xml:space="preserve">Resized (upsampled) to a larger resolution </w:t>
+      </w:r>
+    </w:p>
+    <w:p>
+      <w:pPr>
+        <w:keepNext w:val="0"/>
+        <w:keepLines w:val="0"/>
+        <w:widowControl/>
+        <w:numPr>
+          <w:ilvl w:val="0"/>
+          <w:numId w:val="15"/>
+        </w:numPr>
+        <w:suppressLineNumbers w:val="0"/>
+        <w:spacing w:before="0" w:beforeAutospacing="1" w:after="0" w:afterAutospacing="1"/>
+        <w:ind w:left="720" w:hanging="360"/>
+      </w:pPr>
+      <w:r>
+        <w:t xml:space="preserve">Processed using: </w:t>
+      </w:r>
+    </w:p>
+    <w:p>
+      <w:pPr>
+        <w:keepNext w:val="0"/>
+        <w:keepLines w:val="0"/>
+        <w:widowControl/>
+        <w:numPr>
+          <w:ilvl w:val="1"/>
+          <w:numId w:val="14"/>
+        </w:numPr>
+        <w:suppressLineNumbers w:val="0"/>
+        <w:spacing w:before="0" w:beforeAutospacing="1" w:after="0" w:afterAutospacing="1"/>
+        <w:ind w:left="1440" w:hanging="360"/>
+      </w:pPr>
+      <w:r>
+        <w:t xml:space="preserve">Nearest Neighbor Interpolation </w:t>
+      </w:r>
+    </w:p>
+    <w:p>
+      <w:pPr>
+        <w:keepNext w:val="0"/>
+        <w:keepLines w:val="0"/>
+        <w:widowControl/>
+        <w:numPr>
+          <w:ilvl w:val="1"/>
+          <w:numId w:val="14"/>
+        </w:numPr>
+        <w:suppressLineNumbers w:val="0"/>
+        <w:spacing w:before="0" w:beforeAutospacing="1" w:after="0" w:afterAutospacing="1"/>
+        <w:ind w:left="1440" w:hanging="360"/>
+      </w:pPr>
+      <w:r>
+        <w:t xml:space="preserve">Bilinear Interpolation </w:t>
+      </w:r>
+    </w:p>
+    <w:p>
+      <w:pPr>
+        <w:keepNext w:val="0"/>
+        <w:keepLines w:val="0"/>
+        <w:widowControl/>
+        <w:suppressLineNumbers w:val="0"/>
+      </w:pPr>
+      <w:r>
+        <w:pict>
+          <v:rect id="_x0000_i1059" o:spt="1" style="height:1.5pt;width:432pt;" fillcolor="#A0A0A0" filled="t" stroked="f" coordsize="21600,21600" o:hr="t" o:hrstd="t" o:hralign="center">
+            <v:path/>
+            <v:fill on="t" focussize="0,0"/>
+            <v:stroke on="f"/>
+            <v:imagedata o:title=""/>
+            <o:lock v:ext="edit"/>
+            <w10:wrap type="none"/>
+            <w10:anchorlock/>
+          </v:rect>
+        </w:pict>
+      </w:r>
+    </w:p>
+    <w:p>
+      <w:pPr>
+        <w:pStyle w:val="3"/>
+        <w:keepNext w:val="0"/>
+        <w:keepLines w:val="0"/>
+        <w:widowControl/>
+        <w:suppressLineNumbers w:val="0"/>
+      </w:pPr>
+      <w:r>
+        <w:rPr>
+          <w:rStyle w:val="9"/>
+          <w:b/>
+          <w:bCs/>
+        </w:rPr>
+        <w:t>Interpolation Techniques</w:t>
+      </w:r>
+    </w:p>
+    <w:p>
+      <w:pPr>
+        <w:pStyle w:val="4"/>
+        <w:keepNext w:val="0"/>
+        <w:keepLines w:val="0"/>
+        <w:widowControl/>
+        <w:suppressLineNumbers w:val="0"/>
+      </w:pPr>
+      <w:r>
+        <w:rPr>
+          <w:rStyle w:val="9"/>
+          <w:b/>
+          <w:bCs/>
+        </w:rPr>
+        <w:t>1. Nearest Neighbor Interpolation</w:t>
+      </w:r>
+    </w:p>
+    <w:p>
+      <w:pPr>
+        <w:keepNext w:val="0"/>
+        <w:keepLines w:val="0"/>
+        <w:widowControl/>
+        <w:numPr>
+          <w:ilvl w:val="0"/>
+          <w:numId w:val="16"/>
+        </w:numPr>
+        <w:suppressLineNumbers w:val="0"/>
+        <w:spacing w:before="0" w:beforeAutospacing="1" w:after="0" w:afterAutospacing="1"/>
+        <w:ind w:left="720" w:hanging="360"/>
+      </w:pPr>
+      <w:r>
+        <w:t xml:space="preserve">Assigns the value of the nearest pixel </w:t>
+      </w:r>
+    </w:p>
+    <w:p>
+      <w:pPr>
+        <w:keepNext w:val="0"/>
+        <w:keepLines w:val="0"/>
+        <w:widowControl/>
+        <w:numPr>
+          <w:ilvl w:val="0"/>
+          <w:numId w:val="16"/>
+        </w:numPr>
+        <w:suppressLineNumbers w:val="0"/>
+        <w:spacing w:before="0" w:beforeAutospacing="1" w:after="0" w:afterAutospacing="1"/>
+        <w:ind w:left="720" w:hanging="360"/>
+      </w:pPr>
+      <w:r>
+        <w:t xml:space="preserve">Very fast and simple </w:t>
+      </w:r>
+    </w:p>
+    <w:p>
+      <w:pPr>
+        <w:keepNext w:val="0"/>
+        <w:keepLines w:val="0"/>
+        <w:widowControl/>
+        <w:numPr>
+          <w:ilvl w:val="0"/>
+          <w:numId w:val="16"/>
+        </w:numPr>
+        <w:suppressLineNumbers w:val="0"/>
+        <w:spacing w:before="0" w:beforeAutospacing="1" w:after="0" w:afterAutospacing="1"/>
+        <w:ind w:left="720" w:hanging="360"/>
+      </w:pPr>
+      <w:r>
+        <w:t xml:space="preserve">Produces </w:t>
+      </w:r>
+      <w:r>
+        <w:rPr>
+          <w:rStyle w:val="9"/>
+        </w:rPr>
+        <w:t>blocky / pixelated output</w:t>
+      </w:r>
+      <w:r>
+        <w:t xml:space="preserve"> </w:t>
+      </w:r>
+    </w:p>
+    <w:p>
+      <w:pPr>
+        <w:pStyle w:val="4"/>
+        <w:keepNext w:val="0"/>
+        <w:keepLines w:val="0"/>
+        <w:widowControl/>
+        <w:suppressLineNumbers w:val="0"/>
+      </w:pPr>
+      <w:r>
+        <w:rPr>
+          <w:rStyle w:val="9"/>
+          <w:b/>
+          <w:bCs/>
+        </w:rPr>
+        <w:t>2. Bilinear Interpolation</w:t>
+      </w:r>
+    </w:p>
+    <w:p>
+      <w:pPr>
+        <w:keepNext w:val="0"/>
+        <w:keepLines w:val="0"/>
+        <w:widowControl/>
+        <w:numPr>
+          <w:ilvl w:val="0"/>
+          <w:numId w:val="17"/>
+        </w:numPr>
+        <w:suppressLineNumbers w:val="0"/>
+        <w:spacing w:before="0" w:beforeAutospacing="1" w:after="0" w:afterAutospacing="1"/>
+        <w:ind w:left="720" w:hanging="360"/>
+      </w:pPr>
+      <w:r>
+        <w:t xml:space="preserve">Uses weighted average of 4 neighboring pixels </w:t>
+      </w:r>
+    </w:p>
+    <w:p>
+      <w:pPr>
+        <w:keepNext w:val="0"/>
+        <w:keepLines w:val="0"/>
+        <w:widowControl/>
+        <w:numPr>
+          <w:ilvl w:val="0"/>
+          <w:numId w:val="17"/>
+        </w:numPr>
+        <w:suppressLineNumbers w:val="0"/>
+        <w:spacing w:before="0" w:beforeAutospacing="1" w:after="0" w:afterAutospacing="1"/>
+        <w:ind w:left="720" w:hanging="360"/>
+      </w:pPr>
+      <w:r>
+        <w:t xml:space="preserve">Produces </w:t>
+      </w:r>
+      <w:r>
+        <w:rPr>
+          <w:rStyle w:val="9"/>
+        </w:rPr>
+        <w:t>smoother and more natural images</w:t>
+      </w:r>
+      <w:r>
+        <w:t xml:space="preserve"> </w:t>
+      </w:r>
+    </w:p>
+    <w:p>
+      <w:pPr>
+        <w:keepNext w:val="0"/>
+        <w:keepLines w:val="0"/>
+        <w:widowControl/>
+        <w:numPr>
+          <w:ilvl w:val="0"/>
+          <w:numId w:val="17"/>
+        </w:numPr>
+        <w:suppressLineNumbers w:val="0"/>
+        <w:spacing w:before="0" w:beforeAutospacing="1" w:after="0" w:afterAutospacing="1"/>
+        <w:ind w:left="720" w:hanging="360"/>
+      </w:pPr>
+      <w:r>
+        <w:t xml:space="preserve">Slightly higher computational cost </w:t>
+      </w:r>
+    </w:p>
+    <w:p>
+      <w:pPr>
+        <w:keepNext w:val="0"/>
+        <w:keepLines w:val="0"/>
+        <w:widowControl/>
+        <w:suppressLineNumbers w:val="0"/>
+      </w:pPr>
+      <w:r>
+        <w:pict>
+          <v:rect id="_x0000_i1060" o:spt="1" style="height:1.5pt;width:432pt;" fillcolor="#A0A0A0" filled="t" stroked="f" coordsize="21600,21600" o:hr="t" o:hrstd="t" o:hralign="center">
+            <v:path/>
+            <v:fill on="t" focussize="0,0"/>
+            <v:stroke on="f"/>
+            <v:imagedata o:title=""/>
+            <o:lock v:ext="edit"/>
+            <w10:wrap type="none"/>
+            <w10:anchorlock/>
+          </v:rect>
+        </w:pict>
+      </w:r>
+    </w:p>
+    <w:p>
+      <w:pPr>
+        <w:pStyle w:val="3"/>
+        <w:keepNext w:val="0"/>
+        <w:keepLines w:val="0"/>
+        <w:widowControl/>
+        <w:suppressLineNumbers w:val="0"/>
+      </w:pPr>
+      <w:r>
+        <w:rPr>
+          <w:rStyle w:val="9"/>
+          <w:b/>
+          <w:bCs/>
+        </w:rPr>
+        <w:t>Results &amp; Observations</w:t>
+      </w:r>
+    </w:p>
+    <w:p>
+      <w:pPr>
+        <w:pStyle w:val="4"/>
+        <w:keepNext w:val="0"/>
+        <w:keepLines w:val="0"/>
+        <w:widowControl/>
+        <w:suppressLineNumbers w:val="0"/>
+      </w:pPr>
+      <w:r>
+        <w:rPr>
+          <w:rStyle w:val="9"/>
+          <w:b/>
+          <w:bCs/>
+        </w:rPr>
+        <w:t>Case 1: Moderate Resolution Image</w:t>
+      </w:r>
+    </w:p>
+    <w:p>
+      <w:pPr>
+        <w:keepNext w:val="0"/>
+        <w:keepLines w:val="0"/>
+        <w:widowControl/>
+        <w:numPr>
+          <w:ilvl w:val="0"/>
+          <w:numId w:val="18"/>
+        </w:numPr>
+        <w:suppressLineNumbers w:val="0"/>
+        <w:spacing w:before="0" w:beforeAutospacing="1" w:after="0" w:afterAutospacing="1"/>
+        <w:ind w:left="720" w:hanging="360"/>
+      </w:pPr>
+      <w:r>
+        <w:t xml:space="preserve">Nearest: Slight pixelation visible </w:t>
+      </w:r>
+    </w:p>
+    <w:p>
+      <w:pPr>
+        <w:keepNext w:val="0"/>
+        <w:keepLines w:val="0"/>
+        <w:widowControl/>
+        <w:numPr>
+          <w:ilvl w:val="0"/>
+          <w:numId w:val="18"/>
+        </w:numPr>
+        <w:suppressLineNumbers w:val="0"/>
+        <w:spacing w:before="0" w:beforeAutospacing="1" w:after="0" w:afterAutospacing="1"/>
+        <w:ind w:left="720" w:hanging="360"/>
+      </w:pPr>
+      <w:r>
+        <w:t xml:space="preserve">Bilinear: Smooth and visually improved </w:t>
+      </w:r>
+    </w:p>
+    <w:p>
+      <w:pPr>
+        <w:pStyle w:val="4"/>
+        <w:keepNext w:val="0"/>
+        <w:keepLines w:val="0"/>
+        <w:widowControl/>
+        <w:suppressLineNumbers w:val="0"/>
+      </w:pPr>
+      <w:r>
+        <w:rPr>
+          <w:rStyle w:val="9"/>
+          <w:b/>
+          <w:bCs/>
+        </w:rPr>
+        <w:t>Case 2: Very Low Resolution Image (e.g., taylor_very_small)</w:t>
+      </w:r>
+    </w:p>
+    <w:p>
+      <w:pPr>
+        <w:keepNext w:val="0"/>
+        <w:keepLines w:val="0"/>
+        <w:widowControl/>
+        <w:numPr>
+          <w:ilvl w:val="0"/>
+          <w:numId w:val="19"/>
+        </w:numPr>
+        <w:suppressLineNumbers w:val="0"/>
+        <w:spacing w:before="0" w:beforeAutospacing="1" w:after="0" w:afterAutospacing="1"/>
+        <w:ind w:left="720" w:hanging="360"/>
+      </w:pPr>
+      <w:r>
+        <w:t xml:space="preserve">Nearest: Severe blocky artifacts </w:t>
+      </w:r>
+    </w:p>
+    <w:p>
+      <w:pPr>
+        <w:keepNext w:val="0"/>
+        <w:keepLines w:val="0"/>
+        <w:widowControl/>
+        <w:numPr>
+          <w:ilvl w:val="0"/>
+          <w:numId w:val="19"/>
+        </w:numPr>
+        <w:suppressLineNumbers w:val="0"/>
+        <w:spacing w:before="0" w:beforeAutospacing="1" w:after="0" w:afterAutospacing="1"/>
+        <w:ind w:left="720" w:hanging="360"/>
+      </w:pPr>
+      <w:r>
+        <w:t xml:space="preserve">Bilinear: Blurred but more natural appearance </w:t>
+      </w:r>
+    </w:p>
+    <w:p>
+      <w:pPr>
+        <w:pStyle w:val="4"/>
+        <w:keepNext w:val="0"/>
+        <w:keepLines w:val="0"/>
+        <w:widowControl/>
+        <w:suppressLineNumbers w:val="0"/>
+      </w:pPr>
+      <w:r>
+        <w:rPr>
+          <w:rStyle w:val="9"/>
+          <w:b/>
+          <w:bCs/>
+        </w:rPr>
+        <w:t>Case 3: High Detail Images (img01, img02, img03)</w:t>
+      </w:r>
+    </w:p>
+    <w:p>
+      <w:pPr>
+        <w:keepNext w:val="0"/>
+        <w:keepLines w:val="0"/>
+        <w:widowControl/>
+        <w:numPr>
+          <w:ilvl w:val="0"/>
+          <w:numId w:val="20"/>
+        </w:numPr>
+        <w:suppressLineNumbers w:val="0"/>
+        <w:spacing w:before="0" w:beforeAutospacing="1" w:after="0" w:afterAutospacing="1"/>
+        <w:ind w:left="720" w:hanging="360"/>
+      </w:pPr>
+      <w:r>
+        <w:t xml:space="preserve">Nearest: Edges appear jagged </w:t>
+      </w:r>
+    </w:p>
+    <w:p>
+      <w:pPr>
+        <w:keepNext w:val="0"/>
+        <w:keepLines w:val="0"/>
+        <w:widowControl/>
+        <w:numPr>
+          <w:ilvl w:val="0"/>
+          <w:numId w:val="20"/>
+        </w:numPr>
+        <w:suppressLineNumbers w:val="0"/>
+        <w:spacing w:before="0" w:beforeAutospacing="1" w:after="0" w:afterAutospacing="1"/>
+        <w:ind w:left="720" w:hanging="360"/>
+      </w:pPr>
+      <w:r>
+        <w:t xml:space="preserve">Bilinear: Better edge continuity and smooth transitions </w:t>
+      </w:r>
+    </w:p>
+    <w:p>
+      <w:pPr>
+        <w:keepNext w:val="0"/>
+        <w:keepLines w:val="0"/>
+        <w:widowControl/>
+        <w:suppressLineNumbers w:val="0"/>
+      </w:pPr>
+      <w:r>
+        <w:pict>
+          <v:rect id="_x0000_i1061" o:spt="1" style="height:1.5pt;width:432pt;" fillcolor="#A0A0A0" filled="t" stroked="f" coordsize="21600,21600" o:hr="t" o:hrstd="t" o:hralign="center">
+            <v:path/>
+            <v:fill on="t" focussize="0,0"/>
+            <v:stroke on="f"/>
+            <v:imagedata o:title=""/>
+            <o:lock v:ext="edit"/>
+            <w10:wrap type="none"/>
+            <w10:anchorlock/>
+          </v:rect>
+        </w:pict>
+      </w:r>
+    </w:p>
+    <w:p>
+      <w:pPr>
+        <w:pStyle w:val="3"/>
+        <w:keepNext w:val="0"/>
+        <w:keepLines w:val="0"/>
+        <w:widowControl/>
+        <w:suppressLineNumbers w:val="0"/>
+      </w:pPr>
+      <w:r>
+        <w:rPr>
+          <w:rStyle w:val="9"/>
+          <w:b/>
+          <w:bCs/>
+        </w:rPr>
+        <w:t>Key Observations</w:t>
+      </w:r>
+    </w:p>
+    <w:p>
+      <w:pPr>
+        <w:keepNext w:val="0"/>
+        <w:keepLines w:val="0"/>
+        <w:widowControl/>
+        <w:numPr>
+          <w:ilvl w:val="0"/>
+          <w:numId w:val="21"/>
+        </w:numPr>
+        <w:suppressLineNumbers w:val="0"/>
+        <w:spacing w:before="0" w:beforeAutospacing="1" w:after="0" w:afterAutospacing="1"/>
+        <w:ind w:left="720" w:hanging="360"/>
+      </w:pPr>
+      <w:r>
+        <w:t xml:space="preserve">Nearest neighbor preserves sharp intensity but introduces </w:t>
+      </w:r>
+      <w:r>
+        <w:rPr>
+          <w:rStyle w:val="9"/>
+        </w:rPr>
+        <w:t>aliasing artifacts</w:t>
+      </w:r>
+      <w:r>
+        <w:t xml:space="preserve"> </w:t>
+      </w:r>
+    </w:p>
+    <w:p>
+      <w:pPr>
+        <w:keepNext w:val="0"/>
+        <w:keepLines w:val="0"/>
+        <w:widowControl/>
+        <w:numPr>
+          <w:ilvl w:val="0"/>
+          <w:numId w:val="21"/>
+        </w:numPr>
+        <w:suppressLineNumbers w:val="0"/>
+        <w:spacing w:before="0" w:beforeAutospacing="1" w:after="0" w:afterAutospacing="1"/>
+        <w:ind w:left="720" w:hanging="360"/>
+      </w:pPr>
+      <w:r>
+        <w:t xml:space="preserve">Bilinear interpolation reduces pixelation but introduces </w:t>
+      </w:r>
+      <w:r>
+        <w:rPr>
+          <w:rStyle w:val="9"/>
+        </w:rPr>
+        <w:t>slight blur</w:t>
+      </w:r>
+      <w:r>
+        <w:t xml:space="preserve"> </w:t>
+      </w:r>
+    </w:p>
+    <w:p>
+      <w:pPr>
+        <w:keepNext w:val="0"/>
+        <w:keepLines w:val="0"/>
+        <w:widowControl/>
+        <w:numPr>
+          <w:ilvl w:val="0"/>
+          <w:numId w:val="21"/>
+        </w:numPr>
+        <w:suppressLineNumbers w:val="0"/>
+        <w:spacing w:before="0" w:beforeAutospacing="1" w:after="0" w:afterAutospacing="1"/>
+        <w:ind w:left="720" w:hanging="360"/>
+      </w:pPr>
+      <w:r>
+        <w:t xml:space="preserve">For very small images, differences become </w:t>
+      </w:r>
+      <w:r>
+        <w:rPr>
+          <w:rStyle w:val="9"/>
+        </w:rPr>
+        <w:t>more significant</w:t>
+      </w:r>
+      <w:r>
+        <w:t xml:space="preserve"> </w:t>
+      </w:r>
+    </w:p>
+    <w:p>
+      <w:pPr>
+        <w:keepNext w:val="0"/>
+        <w:keepLines w:val="0"/>
+        <w:widowControl/>
+        <w:numPr>
+          <w:ilvl w:val="0"/>
+          <w:numId w:val="21"/>
+        </w:numPr>
+        <w:suppressLineNumbers w:val="0"/>
+        <w:spacing w:before="0" w:beforeAutospacing="1" w:after="0" w:afterAutospacing="1"/>
+        <w:ind w:left="720" w:hanging="360"/>
+      </w:pPr>
+      <w:r>
+        <w:t xml:space="preserve">Bilinear method provides </w:t>
+      </w:r>
+      <w:r>
+        <w:rPr>
+          <w:rStyle w:val="9"/>
+        </w:rPr>
+        <w:t>better visual quality overall</w:t>
+      </w:r>
+      <w:r>
+        <w:t xml:space="preserve"> </w:t>
+      </w:r>
+    </w:p>
+    <w:p>
+      <w:pPr>
+        <w:keepNext w:val="0"/>
+        <w:keepLines w:val="0"/>
+        <w:widowControl/>
+        <w:suppressLineNumbers w:val="0"/>
+      </w:pPr>
+      <w:r>
+        <w:pict>
+          <v:rect id="_x0000_i1062" o:spt="1" style="height:1.5pt;width:432pt;" fillcolor="#A0A0A0" filled="t" stroked="f" coordsize="21600,21600" o:hr="t" o:hrstd="t" o:hralign="center">
+            <v:path/>
+            <v:fill on="t" focussize="0,0"/>
+            <v:stroke on="f"/>
+            <v:imagedata o:title=""/>
+            <o:lock v:ext="edit"/>
+            <w10:wrap type="none"/>
+            <w10:anchorlock/>
+          </v:rect>
+        </w:pict>
+      </w:r>
+    </w:p>
+    <w:p>
+      <w:pPr>
+        <w:pStyle w:val="3"/>
+        <w:keepNext w:val="0"/>
+        <w:keepLines w:val="0"/>
+        <w:widowControl/>
+        <w:suppressLineNumbers w:val="0"/>
+      </w:pPr>
+      <w:r>
+        <w:rPr>
+          <w:rStyle w:val="9"/>
+          <w:b/>
+          <w:bCs/>
+        </w:rPr>
+        <w:t>Conclusion</w:t>
+      </w:r>
+    </w:p>
+    <w:p>
+      <w:pPr>
+        <w:pStyle w:val="8"/>
+        <w:keepNext w:val="0"/>
+        <w:keepLines w:val="0"/>
+        <w:widowControl/>
+        <w:suppressLineNumbers w:val="0"/>
+      </w:pPr>
+      <w:r>
+        <w:t>Bilinear interpolation produces smoother and more visually appealing results compared to nearest neighbor interpolation, especially for low-resolution images. However, it may introduce slight blurring. Nearest neighbor is faster but results in noticeable pixelation.</w:t>
+      </w:r>
+    </w:p>
+    <w:p>
+      <w:pPr>
+        <w:pStyle w:val="8"/>
+        <w:keepNext w:val="0"/>
+        <w:keepLines w:val="0"/>
+        <w:widowControl/>
+        <w:suppressLineNumbers w:val="0"/>
+      </w:pPr>
+    </w:p>
+    <w:p>
+      <w:pPr>
+        <w:pStyle w:val="8"/>
+        <w:keepNext w:val="0"/>
+        <w:keepLines w:val="0"/>
+        <w:widowControl/>
+        <w:suppressLineNumbers w:val="0"/>
       </w:pPr>
       <w:bookmarkStart w:id="0" w:name="_GoBack"/>
       <w:bookmarkEnd w:id="0"/>
+    </w:p>
+    <w:p>
+      <w:pPr>
+        <w:numPr>
+          <w:ilvl w:val="0"/>
+          <w:numId w:val="0"/>
+        </w:numPr>
+        <w:rPr>
+          <w:rFonts w:hint="default" w:ascii="SimSun" w:hAnsi="SimSun" w:eastAsia="SimSun" w:cs="SimSun"/>
+          <w:sz w:val="24"/>
+          <w:szCs w:val="24"/>
+          <w:lang w:val="en-US"/>
+        </w:rPr>
+      </w:pPr>
     </w:p>
     <w:sectPr>
       <w:pgSz w:w="11906" w:h="16838"/>
@@ -4443,6 +5302,453 @@
 <file path=word/numbering.xml><?xml version="1.0" encoding="utf-8"?>
 <w:numbering xmlns:wpc="http://schemas.microsoft.com/office/word/2010/wordprocessingCanvas" xmlns:mc="http://schemas.openxmlformats.org/markup-compatibility/2006" xmlns:o="urn:schemas-microsoft-com:office:office" xmlns:r="http://schemas.openxmlformats.org/officeDocument/2006/relationships" xmlns:m="http://schemas.openxmlformats.org/officeDocument/2006/math" xmlns:v="urn:schemas-microsoft-com:vml" xmlns:wp14="http://schemas.microsoft.com/office/word/2010/wordprocessingDrawing" xmlns:wp="http://schemas.openxmlformats.org/drawingml/2006/wordprocessingDrawing" xmlns:w10="urn:schemas-microsoft-com:office:word" xmlns:w="http://schemas.openxmlformats.org/wordprocessingml/2006/main" xmlns:w14="http://schemas.microsoft.com/office/word/2010/wordml" xmlns:wpg="http://schemas.microsoft.com/office/word/2010/wordprocessingGroup" xmlns:wpi="http://schemas.microsoft.com/office/word/2010/wordprocessingInk" xmlns:wne="http://schemas.microsoft.com/office/word/2006/wordml" xmlns:wps="http://schemas.microsoft.com/office/word/2010/wordprocessingShape" xmlns:wpsCustomData="http://www.wps.cn/officeDocument/2013/wpsCustomData" mc:Ignorable="w14 wp14">
   <w:abstractNum w:abstractNumId="0">
+    <w:nsid w:val="8239945D"/>
+    <w:multiLevelType w:val="multilevel"/>
+    <w:tmpl w:val="8239945D"/>
+    <w:lvl w:ilvl="0" w:tentative="0">
+      <w:start w:val="1"/>
+      <w:numFmt w:val="bullet"/>
+      <w:lvlText w:val=""/>
+      <w:lvlJc w:val="left"/>
+      <w:pPr>
+        <w:tabs>
+          <w:tab w:val="left" w:pos="720"/>
+        </w:tabs>
+        <w:ind w:left="720" w:hanging="360"/>
+      </w:pPr>
+      <w:rPr>
+        <w:rFonts w:hint="default" w:ascii="Symbol" w:hAnsi="Symbol" w:cs="Symbol"/>
+        <w:sz w:val="20"/>
+      </w:rPr>
+    </w:lvl>
+    <w:lvl w:ilvl="1" w:tentative="0">
+      <w:start w:val="1"/>
+      <w:numFmt w:val="bullet"/>
+      <w:lvlText w:val="o"/>
+      <w:lvlJc w:val="left"/>
+      <w:pPr>
+        <w:tabs>
+          <w:tab w:val="left" w:pos="1440"/>
+        </w:tabs>
+        <w:ind w:left="1440" w:hanging="360"/>
+      </w:pPr>
+      <w:rPr>
+        <w:rFonts w:hint="default" w:ascii="Courier New" w:hAnsi="Courier New" w:cs="Courier New"/>
+        <w:sz w:val="20"/>
+      </w:rPr>
+    </w:lvl>
+    <w:lvl w:ilvl="2" w:tentative="0">
+      <w:start w:val="1"/>
+      <w:numFmt w:val="bullet"/>
+      <w:lvlText w:val=""/>
+      <w:lvlJc w:val="left"/>
+      <w:pPr>
+        <w:tabs>
+          <w:tab w:val="left" w:pos="2160"/>
+        </w:tabs>
+        <w:ind w:left="2160" w:hanging="360"/>
+      </w:pPr>
+      <w:rPr>
+        <w:rFonts w:hint="default" w:ascii="Wingdings" w:hAnsi="Wingdings" w:cs="Wingdings"/>
+        <w:sz w:val="20"/>
+      </w:rPr>
+    </w:lvl>
+    <w:lvl w:ilvl="3" w:tentative="0">
+      <w:start w:val="1"/>
+      <w:numFmt w:val="bullet"/>
+      <w:lvlText w:val=""/>
+      <w:lvlJc w:val="left"/>
+      <w:pPr>
+        <w:tabs>
+          <w:tab w:val="left" w:pos="2880"/>
+        </w:tabs>
+        <w:ind w:left="2880" w:hanging="360"/>
+      </w:pPr>
+      <w:rPr>
+        <w:rFonts w:hint="default" w:ascii="Wingdings" w:hAnsi="Wingdings" w:cs="Wingdings"/>
+        <w:sz w:val="20"/>
+      </w:rPr>
+    </w:lvl>
+    <w:lvl w:ilvl="4" w:tentative="0">
+      <w:start w:val="1"/>
+      <w:numFmt w:val="bullet"/>
+      <w:lvlText w:val=""/>
+      <w:lvlJc w:val="left"/>
+      <w:pPr>
+        <w:tabs>
+          <w:tab w:val="left" w:pos="3600"/>
+        </w:tabs>
+        <w:ind w:left="3600" w:hanging="360"/>
+      </w:pPr>
+      <w:rPr>
+        <w:rFonts w:hint="default" w:ascii="Wingdings" w:hAnsi="Wingdings" w:cs="Wingdings"/>
+        <w:sz w:val="20"/>
+      </w:rPr>
+    </w:lvl>
+    <w:lvl w:ilvl="5" w:tentative="0">
+      <w:start w:val="1"/>
+      <w:numFmt w:val="bullet"/>
+      <w:lvlText w:val=""/>
+      <w:lvlJc w:val="left"/>
+      <w:pPr>
+        <w:tabs>
+          <w:tab w:val="left" w:pos="4320"/>
+        </w:tabs>
+        <w:ind w:left="4320" w:hanging="360"/>
+      </w:pPr>
+      <w:rPr>
+        <w:rFonts w:hint="default" w:ascii="Wingdings" w:hAnsi="Wingdings" w:cs="Wingdings"/>
+        <w:sz w:val="20"/>
+      </w:rPr>
+    </w:lvl>
+    <w:lvl w:ilvl="6" w:tentative="0">
+      <w:start w:val="1"/>
+      <w:numFmt w:val="bullet"/>
+      <w:lvlText w:val=""/>
+      <w:lvlJc w:val="left"/>
+      <w:pPr>
+        <w:tabs>
+          <w:tab w:val="left" w:pos="5040"/>
+        </w:tabs>
+        <w:ind w:left="5040" w:hanging="360"/>
+      </w:pPr>
+      <w:rPr>
+        <w:rFonts w:hint="default" w:ascii="Wingdings" w:hAnsi="Wingdings" w:cs="Wingdings"/>
+        <w:sz w:val="20"/>
+      </w:rPr>
+    </w:lvl>
+    <w:lvl w:ilvl="7" w:tentative="0">
+      <w:start w:val="1"/>
+      <w:numFmt w:val="bullet"/>
+      <w:lvlText w:val=""/>
+      <w:lvlJc w:val="left"/>
+      <w:pPr>
+        <w:tabs>
+          <w:tab w:val="left" w:pos="5760"/>
+        </w:tabs>
+        <w:ind w:left="5760" w:hanging="360"/>
+      </w:pPr>
+      <w:rPr>
+        <w:rFonts w:hint="default" w:ascii="Wingdings" w:hAnsi="Wingdings" w:cs="Wingdings"/>
+        <w:sz w:val="20"/>
+      </w:rPr>
+    </w:lvl>
+    <w:lvl w:ilvl="8" w:tentative="0">
+      <w:start w:val="1"/>
+      <w:numFmt w:val="bullet"/>
+      <w:lvlText w:val=""/>
+      <w:lvlJc w:val="left"/>
+      <w:pPr>
+        <w:tabs>
+          <w:tab w:val="left" w:pos="6480"/>
+        </w:tabs>
+        <w:ind w:left="6480" w:hanging="360"/>
+      </w:pPr>
+      <w:rPr>
+        <w:rFonts w:hint="default" w:ascii="Wingdings" w:hAnsi="Wingdings" w:cs="Wingdings"/>
+        <w:sz w:val="20"/>
+      </w:rPr>
+    </w:lvl>
+  </w:abstractNum>
+  <w:abstractNum w:abstractNumId="1">
+    <w:nsid w:val="846471D2"/>
+    <w:multiLevelType w:val="multilevel"/>
+    <w:tmpl w:val="846471D2"/>
+    <w:lvl w:ilvl="0" w:tentative="0">
+      <w:start w:val="1"/>
+      <w:numFmt w:val="bullet"/>
+      <w:lvlText w:val=""/>
+      <w:lvlJc w:val="left"/>
+      <w:pPr>
+        <w:tabs>
+          <w:tab w:val="left" w:pos="720"/>
+        </w:tabs>
+        <w:ind w:left="720" w:hanging="360"/>
+      </w:pPr>
+      <w:rPr>
+        <w:rFonts w:hint="default" w:ascii="Symbol" w:hAnsi="Symbol" w:cs="Symbol"/>
+        <w:sz w:val="20"/>
+      </w:rPr>
+    </w:lvl>
+    <w:lvl w:ilvl="1" w:tentative="0">
+      <w:start w:val="1"/>
+      <w:numFmt w:val="bullet"/>
+      <w:lvlText w:val="o"/>
+      <w:lvlJc w:val="left"/>
+      <w:pPr>
+        <w:tabs>
+          <w:tab w:val="left" w:pos="1440"/>
+        </w:tabs>
+        <w:ind w:left="1440" w:hanging="360"/>
+      </w:pPr>
+      <w:rPr>
+        <w:rFonts w:hint="default" w:ascii="Courier New" w:hAnsi="Courier New" w:cs="Courier New"/>
+        <w:sz w:val="20"/>
+      </w:rPr>
+    </w:lvl>
+    <w:lvl w:ilvl="2" w:tentative="0">
+      <w:start w:val="1"/>
+      <w:numFmt w:val="bullet"/>
+      <w:lvlText w:val=""/>
+      <w:lvlJc w:val="left"/>
+      <w:pPr>
+        <w:tabs>
+          <w:tab w:val="left" w:pos="2160"/>
+        </w:tabs>
+        <w:ind w:left="2160" w:hanging="360"/>
+      </w:pPr>
+      <w:rPr>
+        <w:rFonts w:hint="default" w:ascii="Wingdings" w:hAnsi="Wingdings" w:cs="Wingdings"/>
+        <w:sz w:val="20"/>
+      </w:rPr>
+    </w:lvl>
+    <w:lvl w:ilvl="3" w:tentative="0">
+      <w:start w:val="1"/>
+      <w:numFmt w:val="bullet"/>
+      <w:lvlText w:val=""/>
+      <w:lvlJc w:val="left"/>
+      <w:pPr>
+        <w:tabs>
+          <w:tab w:val="left" w:pos="2880"/>
+        </w:tabs>
+        <w:ind w:left="2880" w:hanging="360"/>
+      </w:pPr>
+      <w:rPr>
+        <w:rFonts w:hint="default" w:ascii="Wingdings" w:hAnsi="Wingdings" w:cs="Wingdings"/>
+        <w:sz w:val="20"/>
+      </w:rPr>
+    </w:lvl>
+    <w:lvl w:ilvl="4" w:tentative="0">
+      <w:start w:val="1"/>
+      <w:numFmt w:val="bullet"/>
+      <w:lvlText w:val=""/>
+      <w:lvlJc w:val="left"/>
+      <w:pPr>
+        <w:tabs>
+          <w:tab w:val="left" w:pos="3600"/>
+        </w:tabs>
+        <w:ind w:left="3600" w:hanging="360"/>
+      </w:pPr>
+      <w:rPr>
+        <w:rFonts w:hint="default" w:ascii="Wingdings" w:hAnsi="Wingdings" w:cs="Wingdings"/>
+        <w:sz w:val="20"/>
+      </w:rPr>
+    </w:lvl>
+    <w:lvl w:ilvl="5" w:tentative="0">
+      <w:start w:val="1"/>
+      <w:numFmt w:val="bullet"/>
+      <w:lvlText w:val=""/>
+      <w:lvlJc w:val="left"/>
+      <w:pPr>
+        <w:tabs>
+          <w:tab w:val="left" w:pos="4320"/>
+        </w:tabs>
+        <w:ind w:left="4320" w:hanging="360"/>
+      </w:pPr>
+      <w:rPr>
+        <w:rFonts w:hint="default" w:ascii="Wingdings" w:hAnsi="Wingdings" w:cs="Wingdings"/>
+        <w:sz w:val="20"/>
+      </w:rPr>
+    </w:lvl>
+    <w:lvl w:ilvl="6" w:tentative="0">
+      <w:start w:val="1"/>
+      <w:numFmt w:val="bullet"/>
+      <w:lvlText w:val=""/>
+      <w:lvlJc w:val="left"/>
+      <w:pPr>
+        <w:tabs>
+          <w:tab w:val="left" w:pos="5040"/>
+        </w:tabs>
+        <w:ind w:left="5040" w:hanging="360"/>
+      </w:pPr>
+      <w:rPr>
+        <w:rFonts w:hint="default" w:ascii="Wingdings" w:hAnsi="Wingdings" w:cs="Wingdings"/>
+        <w:sz w:val="20"/>
+      </w:rPr>
+    </w:lvl>
+    <w:lvl w:ilvl="7" w:tentative="0">
+      <w:start w:val="1"/>
+      <w:numFmt w:val="bullet"/>
+      <w:lvlText w:val=""/>
+      <w:lvlJc w:val="left"/>
+      <w:pPr>
+        <w:tabs>
+          <w:tab w:val="left" w:pos="5760"/>
+        </w:tabs>
+        <w:ind w:left="5760" w:hanging="360"/>
+      </w:pPr>
+      <w:rPr>
+        <w:rFonts w:hint="default" w:ascii="Wingdings" w:hAnsi="Wingdings" w:cs="Wingdings"/>
+        <w:sz w:val="20"/>
+      </w:rPr>
+    </w:lvl>
+    <w:lvl w:ilvl="8" w:tentative="0">
+      <w:start w:val="1"/>
+      <w:numFmt w:val="bullet"/>
+      <w:lvlText w:val=""/>
+      <w:lvlJc w:val="left"/>
+      <w:pPr>
+        <w:tabs>
+          <w:tab w:val="left" w:pos="6480"/>
+        </w:tabs>
+        <w:ind w:left="6480" w:hanging="360"/>
+      </w:pPr>
+      <w:rPr>
+        <w:rFonts w:hint="default" w:ascii="Wingdings" w:hAnsi="Wingdings" w:cs="Wingdings"/>
+        <w:sz w:val="20"/>
+      </w:rPr>
+    </w:lvl>
+  </w:abstractNum>
+  <w:abstractNum w:abstractNumId="2">
+    <w:nsid w:val="90451DF5"/>
+    <w:multiLevelType w:val="multilevel"/>
+    <w:tmpl w:val="90451DF5"/>
+    <w:lvl w:ilvl="0" w:tentative="0">
+      <w:start w:val="1"/>
+      <w:numFmt w:val="decimal"/>
+      <w:lvlText w:val="%1."/>
+      <w:lvlJc w:val="left"/>
+      <w:pPr>
+        <w:tabs>
+          <w:tab w:val="left" w:pos="720"/>
+        </w:tabs>
+        <w:ind w:left="720" w:hanging="360"/>
+      </w:pPr>
+      <w:rPr>
+        <w:sz w:val="24"/>
+        <w:szCs w:val="24"/>
+      </w:rPr>
+    </w:lvl>
+    <w:lvl w:ilvl="1" w:tentative="0">
+      <w:start w:val="1"/>
+      <w:numFmt w:val="decimal"/>
+      <w:lvlText w:val="%2."/>
+      <w:lvlJc w:val="left"/>
+      <w:pPr>
+        <w:tabs>
+          <w:tab w:val="left" w:pos="1440"/>
+        </w:tabs>
+        <w:ind w:left="1440" w:hanging="360"/>
+      </w:pPr>
+      <w:rPr>
+        <w:sz w:val="24"/>
+        <w:szCs w:val="24"/>
+      </w:rPr>
+    </w:lvl>
+    <w:lvl w:ilvl="2" w:tentative="0">
+      <w:start w:val="1"/>
+      <w:numFmt w:val="decimal"/>
+      <w:lvlText w:val="%3."/>
+      <w:lvlJc w:val="left"/>
+      <w:pPr>
+        <w:tabs>
+          <w:tab w:val="left" w:pos="2160"/>
+        </w:tabs>
+        <w:ind w:left="2160" w:hanging="360"/>
+      </w:pPr>
+      <w:rPr>
+        <w:sz w:val="24"/>
+        <w:szCs w:val="24"/>
+      </w:rPr>
+    </w:lvl>
+    <w:lvl w:ilvl="3" w:tentative="0">
+      <w:start w:val="1"/>
+      <w:numFmt w:val="decimal"/>
+      <w:lvlText w:val="%4."/>
+      <w:lvlJc w:val="left"/>
+      <w:pPr>
+        <w:tabs>
+          <w:tab w:val="left" w:pos="2517"/>
+        </w:tabs>
+        <w:ind w:left="2880" w:hanging="360"/>
+      </w:pPr>
+      <w:rPr>
+        <w:sz w:val="24"/>
+        <w:szCs w:val="24"/>
+      </w:rPr>
+    </w:lvl>
+    <w:lvl w:ilvl="4" w:tentative="0">
+      <w:start w:val="1"/>
+      <w:numFmt w:val="decimal"/>
+      <w:lvlText w:val="%5."/>
+      <w:lvlJc w:val="left"/>
+      <w:pPr>
+        <w:tabs>
+          <w:tab w:val="left" w:pos="3238"/>
+        </w:tabs>
+        <w:ind w:left="3600" w:hanging="360"/>
+      </w:pPr>
+      <w:rPr>
+        <w:sz w:val="24"/>
+        <w:szCs w:val="24"/>
+      </w:rPr>
+    </w:lvl>
+    <w:lvl w:ilvl="5" w:tentative="0">
+      <w:start w:val="1"/>
+      <w:numFmt w:val="decimal"/>
+      <w:lvlText w:val="%6."/>
+      <w:lvlJc w:val="left"/>
+      <w:pPr>
+        <w:tabs>
+          <w:tab w:val="left" w:pos="3958"/>
+        </w:tabs>
+        <w:ind w:left="4320" w:hanging="360"/>
+      </w:pPr>
+      <w:rPr>
+        <w:sz w:val="24"/>
+        <w:szCs w:val="24"/>
+      </w:rPr>
+    </w:lvl>
+    <w:lvl w:ilvl="6" w:tentative="0">
+      <w:start w:val="1"/>
+      <w:numFmt w:val="decimal"/>
+      <w:lvlText w:val="%7."/>
+      <w:lvlJc w:val="left"/>
+      <w:pPr>
+        <w:tabs>
+          <w:tab w:val="left" w:pos="4678"/>
+        </w:tabs>
+        <w:ind w:left="5040" w:hanging="360"/>
+      </w:pPr>
+      <w:rPr>
+        <w:sz w:val="24"/>
+        <w:szCs w:val="24"/>
+      </w:rPr>
+    </w:lvl>
+    <w:lvl w:ilvl="7" w:tentative="0">
+      <w:start w:val="1"/>
+      <w:numFmt w:val="decimal"/>
+      <w:lvlText w:val="%8."/>
+      <w:lvlJc w:val="left"/>
+      <w:pPr>
+        <w:tabs>
+          <w:tab w:val="left" w:pos="5398"/>
+        </w:tabs>
+        <w:ind w:left="5760" w:hanging="360"/>
+      </w:pPr>
+      <w:rPr>
+        <w:sz w:val="24"/>
+        <w:szCs w:val="24"/>
+      </w:rPr>
+    </w:lvl>
+    <w:lvl w:ilvl="8" w:tentative="0">
+      <w:start w:val="1"/>
+      <w:numFmt w:val="decimal"/>
+      <w:lvlText w:val="%9."/>
+      <w:lvlJc w:val="left"/>
+      <w:pPr>
+        <w:tabs>
+          <w:tab w:val="left" w:pos="6118"/>
+        </w:tabs>
+        <w:ind w:left="6480" w:hanging="360"/>
+      </w:pPr>
+      <w:rPr>
+        <w:sz w:val="24"/>
+        <w:szCs w:val="24"/>
+      </w:rPr>
+    </w:lvl>
+  </w:abstractNum>
+  <w:abstractNum w:abstractNumId="3">
     <w:nsid w:val="A02C5551"/>
     <w:multiLevelType w:val="multilevel"/>
     <w:tmpl w:val="A02C5551"/>
@@ -4591,7 +5897,7 @@
       </w:rPr>
     </w:lvl>
   </w:abstractNum>
-  <w:abstractNum w:abstractNumId="1">
+  <w:abstractNum w:abstractNumId="4">
     <w:nsid w:val="A0585C34"/>
     <w:multiLevelType w:val="multilevel"/>
     <w:tmpl w:val="A0585C34"/>
@@ -4740,7 +6046,7 @@
       </w:rPr>
     </w:lvl>
   </w:abstractNum>
-  <w:abstractNum w:abstractNumId="2">
+  <w:abstractNum w:abstractNumId="5">
     <w:nsid w:val="A22FB5C0"/>
     <w:multiLevelType w:val="multilevel"/>
     <w:tmpl w:val="A22FB5C0"/>
@@ -4889,7 +6195,156 @@
       </w:rPr>
     </w:lvl>
   </w:abstractNum>
-  <w:abstractNum w:abstractNumId="3">
+  <w:abstractNum w:abstractNumId="6">
+    <w:nsid w:val="AF0F3524"/>
+    <w:multiLevelType w:val="multilevel"/>
+    <w:tmpl w:val="AF0F3524"/>
+    <w:lvl w:ilvl="0" w:tentative="0">
+      <w:start w:val="1"/>
+      <w:numFmt w:val="bullet"/>
+      <w:lvlText w:val=""/>
+      <w:lvlJc w:val="left"/>
+      <w:pPr>
+        <w:tabs>
+          <w:tab w:val="left" w:pos="720"/>
+        </w:tabs>
+        <w:ind w:left="720" w:hanging="360"/>
+      </w:pPr>
+      <w:rPr>
+        <w:rFonts w:hint="default" w:ascii="Symbol" w:hAnsi="Symbol" w:cs="Symbol"/>
+        <w:sz w:val="20"/>
+      </w:rPr>
+    </w:lvl>
+    <w:lvl w:ilvl="1" w:tentative="0">
+      <w:start w:val="1"/>
+      <w:numFmt w:val="bullet"/>
+      <w:lvlText w:val="o"/>
+      <w:lvlJc w:val="left"/>
+      <w:pPr>
+        <w:tabs>
+          <w:tab w:val="left" w:pos="1440"/>
+        </w:tabs>
+        <w:ind w:left="1440" w:hanging="360"/>
+      </w:pPr>
+      <w:rPr>
+        <w:rFonts w:hint="default" w:ascii="Courier New" w:hAnsi="Courier New" w:cs="Courier New"/>
+        <w:sz w:val="20"/>
+      </w:rPr>
+    </w:lvl>
+    <w:lvl w:ilvl="2" w:tentative="0">
+      <w:start w:val="1"/>
+      <w:numFmt w:val="bullet"/>
+      <w:lvlText w:val=""/>
+      <w:lvlJc w:val="left"/>
+      <w:pPr>
+        <w:tabs>
+          <w:tab w:val="left" w:pos="2160"/>
+        </w:tabs>
+        <w:ind w:left="2160" w:hanging="360"/>
+      </w:pPr>
+      <w:rPr>
+        <w:rFonts w:hint="default" w:ascii="Wingdings" w:hAnsi="Wingdings" w:cs="Wingdings"/>
+        <w:sz w:val="20"/>
+      </w:rPr>
+    </w:lvl>
+    <w:lvl w:ilvl="3" w:tentative="0">
+      <w:start w:val="1"/>
+      <w:numFmt w:val="bullet"/>
+      <w:lvlText w:val=""/>
+      <w:lvlJc w:val="left"/>
+      <w:pPr>
+        <w:tabs>
+          <w:tab w:val="left" w:pos="2880"/>
+        </w:tabs>
+        <w:ind w:left="2880" w:hanging="360"/>
+      </w:pPr>
+      <w:rPr>
+        <w:rFonts w:hint="default" w:ascii="Wingdings" w:hAnsi="Wingdings" w:cs="Wingdings"/>
+        <w:sz w:val="20"/>
+      </w:rPr>
+    </w:lvl>
+    <w:lvl w:ilvl="4" w:tentative="0">
+      <w:start w:val="1"/>
+      <w:numFmt w:val="bullet"/>
+      <w:lvlText w:val=""/>
+      <w:lvlJc w:val="left"/>
+      <w:pPr>
+        <w:tabs>
+          <w:tab w:val="left" w:pos="3600"/>
+        </w:tabs>
+        <w:ind w:left="3600" w:hanging="360"/>
+      </w:pPr>
+      <w:rPr>
+        <w:rFonts w:hint="default" w:ascii="Wingdings" w:hAnsi="Wingdings" w:cs="Wingdings"/>
+        <w:sz w:val="20"/>
+      </w:rPr>
+    </w:lvl>
+    <w:lvl w:ilvl="5" w:tentative="0">
+      <w:start w:val="1"/>
+      <w:numFmt w:val="bullet"/>
+      <w:lvlText w:val=""/>
+      <w:lvlJc w:val="left"/>
+      <w:pPr>
+        <w:tabs>
+          <w:tab w:val="left" w:pos="4320"/>
+        </w:tabs>
+        <w:ind w:left="4320" w:hanging="360"/>
+      </w:pPr>
+      <w:rPr>
+        <w:rFonts w:hint="default" w:ascii="Wingdings" w:hAnsi="Wingdings" w:cs="Wingdings"/>
+        <w:sz w:val="20"/>
+      </w:rPr>
+    </w:lvl>
+    <w:lvl w:ilvl="6" w:tentative="0">
+      <w:start w:val="1"/>
+      <w:numFmt w:val="bullet"/>
+      <w:lvlText w:val=""/>
+      <w:lvlJc w:val="left"/>
+      <w:pPr>
+        <w:tabs>
+          <w:tab w:val="left" w:pos="5040"/>
+        </w:tabs>
+        <w:ind w:left="5040" w:hanging="360"/>
+      </w:pPr>
+      <w:rPr>
+        <w:rFonts w:hint="default" w:ascii="Wingdings" w:hAnsi="Wingdings" w:cs="Wingdings"/>
+        <w:sz w:val="20"/>
+      </w:rPr>
+    </w:lvl>
+    <w:lvl w:ilvl="7" w:tentative="0">
+      <w:start w:val="1"/>
+      <w:numFmt w:val="bullet"/>
+      <w:lvlText w:val=""/>
+      <w:lvlJc w:val="left"/>
+      <w:pPr>
+        <w:tabs>
+          <w:tab w:val="left" w:pos="5760"/>
+        </w:tabs>
+        <w:ind w:left="5760" w:hanging="360"/>
+      </w:pPr>
+      <w:rPr>
+        <w:rFonts w:hint="default" w:ascii="Wingdings" w:hAnsi="Wingdings" w:cs="Wingdings"/>
+        <w:sz w:val="20"/>
+      </w:rPr>
+    </w:lvl>
+    <w:lvl w:ilvl="8" w:tentative="0">
+      <w:start w:val="1"/>
+      <w:numFmt w:val="bullet"/>
+      <w:lvlText w:val=""/>
+      <w:lvlJc w:val="left"/>
+      <w:pPr>
+        <w:tabs>
+          <w:tab w:val="left" w:pos="6480"/>
+        </w:tabs>
+        <w:ind w:left="6480" w:hanging="360"/>
+      </w:pPr>
+      <w:rPr>
+        <w:rFonts w:hint="default" w:ascii="Wingdings" w:hAnsi="Wingdings" w:cs="Wingdings"/>
+        <w:sz w:val="20"/>
+      </w:rPr>
+    </w:lvl>
+  </w:abstractNum>
+  <w:abstractNum w:abstractNumId="7">
     <w:nsid w:val="B9291740"/>
     <w:multiLevelType w:val="multilevel"/>
     <w:tmpl w:val="B9291740"/>
@@ -5038,7 +6493,7 @@
       </w:rPr>
     </w:lvl>
   </w:abstractNum>
-  <w:abstractNum w:abstractNumId="4">
+  <w:abstractNum w:abstractNumId="8">
     <w:nsid w:val="C930E02B"/>
     <w:multiLevelType w:val="multilevel"/>
     <w:tmpl w:val="C930E02B"/>
@@ -5187,7 +6642,7 @@
       </w:rPr>
     </w:lvl>
   </w:abstractNum>
-  <w:abstractNum w:abstractNumId="5">
+  <w:abstractNum w:abstractNumId="9">
     <w:nsid w:val="D198934E"/>
     <w:multiLevelType w:val="multilevel"/>
     <w:tmpl w:val="D198934E"/>
@@ -5336,7 +6791,156 @@
       </w:rPr>
     </w:lvl>
   </w:abstractNum>
-  <w:abstractNum w:abstractNumId="6">
+  <w:abstractNum w:abstractNumId="10">
+    <w:nsid w:val="D943D278"/>
+    <w:multiLevelType w:val="multilevel"/>
+    <w:tmpl w:val="D943D278"/>
+    <w:lvl w:ilvl="0" w:tentative="0">
+      <w:start w:val="1"/>
+      <w:numFmt w:val="bullet"/>
+      <w:lvlText w:val=""/>
+      <w:lvlJc w:val="left"/>
+      <w:pPr>
+        <w:tabs>
+          <w:tab w:val="left" w:pos="720"/>
+        </w:tabs>
+        <w:ind w:left="720" w:hanging="360"/>
+      </w:pPr>
+      <w:rPr>
+        <w:rFonts w:hint="default" w:ascii="Symbol" w:hAnsi="Symbol" w:cs="Symbol"/>
+        <w:sz w:val="20"/>
+      </w:rPr>
+    </w:lvl>
+    <w:lvl w:ilvl="1" w:tentative="0">
+      <w:start w:val="1"/>
+      <w:numFmt w:val="bullet"/>
+      <w:lvlText w:val="o"/>
+      <w:lvlJc w:val="left"/>
+      <w:pPr>
+        <w:tabs>
+          <w:tab w:val="left" w:pos="1440"/>
+        </w:tabs>
+        <w:ind w:left="1440" w:hanging="360"/>
+      </w:pPr>
+      <w:rPr>
+        <w:rFonts w:hint="default" w:ascii="Courier New" w:hAnsi="Courier New" w:cs="Courier New"/>
+        <w:sz w:val="20"/>
+      </w:rPr>
+    </w:lvl>
+    <w:lvl w:ilvl="2" w:tentative="0">
+      <w:start w:val="1"/>
+      <w:numFmt w:val="bullet"/>
+      <w:lvlText w:val=""/>
+      <w:lvlJc w:val="left"/>
+      <w:pPr>
+        <w:tabs>
+          <w:tab w:val="left" w:pos="2160"/>
+        </w:tabs>
+        <w:ind w:left="2160" w:hanging="360"/>
+      </w:pPr>
+      <w:rPr>
+        <w:rFonts w:hint="default" w:ascii="Wingdings" w:hAnsi="Wingdings" w:cs="Wingdings"/>
+        <w:sz w:val="20"/>
+      </w:rPr>
+    </w:lvl>
+    <w:lvl w:ilvl="3" w:tentative="0">
+      <w:start w:val="1"/>
+      <w:numFmt w:val="bullet"/>
+      <w:lvlText w:val=""/>
+      <w:lvlJc w:val="left"/>
+      <w:pPr>
+        <w:tabs>
+          <w:tab w:val="left" w:pos="2880"/>
+        </w:tabs>
+        <w:ind w:left="2880" w:hanging="360"/>
+      </w:pPr>
+      <w:rPr>
+        <w:rFonts w:hint="default" w:ascii="Wingdings" w:hAnsi="Wingdings" w:cs="Wingdings"/>
+        <w:sz w:val="20"/>
+      </w:rPr>
+    </w:lvl>
+    <w:lvl w:ilvl="4" w:tentative="0">
+      <w:start w:val="1"/>
+      <w:numFmt w:val="bullet"/>
+      <w:lvlText w:val=""/>
+      <w:lvlJc w:val="left"/>
+      <w:pPr>
+        <w:tabs>
+          <w:tab w:val="left" w:pos="3600"/>
+        </w:tabs>
+        <w:ind w:left="3600" w:hanging="360"/>
+      </w:pPr>
+      <w:rPr>
+        <w:rFonts w:hint="default" w:ascii="Wingdings" w:hAnsi="Wingdings" w:cs="Wingdings"/>
+        <w:sz w:val="20"/>
+      </w:rPr>
+    </w:lvl>
+    <w:lvl w:ilvl="5" w:tentative="0">
+      <w:start w:val="1"/>
+      <w:numFmt w:val="bullet"/>
+      <w:lvlText w:val=""/>
+      <w:lvlJc w:val="left"/>
+      <w:pPr>
+        <w:tabs>
+          <w:tab w:val="left" w:pos="4320"/>
+        </w:tabs>
+        <w:ind w:left="4320" w:hanging="360"/>
+      </w:pPr>
+      <w:rPr>
+        <w:rFonts w:hint="default" w:ascii="Wingdings" w:hAnsi="Wingdings" w:cs="Wingdings"/>
+        <w:sz w:val="20"/>
+      </w:rPr>
+    </w:lvl>
+    <w:lvl w:ilvl="6" w:tentative="0">
+      <w:start w:val="1"/>
+      <w:numFmt w:val="bullet"/>
+      <w:lvlText w:val=""/>
+      <w:lvlJc w:val="left"/>
+      <w:pPr>
+        <w:tabs>
+          <w:tab w:val="left" w:pos="5040"/>
+        </w:tabs>
+        <w:ind w:left="5040" w:hanging="360"/>
+      </w:pPr>
+      <w:rPr>
+        <w:rFonts w:hint="default" w:ascii="Wingdings" w:hAnsi="Wingdings" w:cs="Wingdings"/>
+        <w:sz w:val="20"/>
+      </w:rPr>
+    </w:lvl>
+    <w:lvl w:ilvl="7" w:tentative="0">
+      <w:start w:val="1"/>
+      <w:numFmt w:val="bullet"/>
+      <w:lvlText w:val=""/>
+      <w:lvlJc w:val="left"/>
+      <w:pPr>
+        <w:tabs>
+          <w:tab w:val="left" w:pos="5760"/>
+        </w:tabs>
+        <w:ind w:left="5760" w:hanging="360"/>
+      </w:pPr>
+      <w:rPr>
+        <w:rFonts w:hint="default" w:ascii="Wingdings" w:hAnsi="Wingdings" w:cs="Wingdings"/>
+        <w:sz w:val="20"/>
+      </w:rPr>
+    </w:lvl>
+    <w:lvl w:ilvl="8" w:tentative="0">
+      <w:start w:val="1"/>
+      <w:numFmt w:val="bullet"/>
+      <w:lvlText w:val=""/>
+      <w:lvlJc w:val="left"/>
+      <w:pPr>
+        <w:tabs>
+          <w:tab w:val="left" w:pos="6480"/>
+        </w:tabs>
+        <w:ind w:left="6480" w:hanging="360"/>
+      </w:pPr>
+      <w:rPr>
+        <w:rFonts w:hint="default" w:ascii="Wingdings" w:hAnsi="Wingdings" w:cs="Wingdings"/>
+        <w:sz w:val="20"/>
+      </w:rPr>
+    </w:lvl>
+  </w:abstractNum>
+  <w:abstractNum w:abstractNumId="11">
     <w:nsid w:val="E34ADA50"/>
     <w:multiLevelType w:val="multilevel"/>
     <w:tmpl w:val="E34ADA50"/>
@@ -5485,7 +7089,7 @@
       </w:rPr>
     </w:lvl>
   </w:abstractNum>
-  <w:abstractNum w:abstractNumId="7">
+  <w:abstractNum w:abstractNumId="12">
     <w:nsid w:val="E7ABD023"/>
     <w:multiLevelType w:val="singleLevel"/>
     <w:tmpl w:val="E7ABD023"/>
@@ -5497,7 +7101,7 @@
       <w:lvlJc w:val="left"/>
     </w:lvl>
   </w:abstractNum>
-  <w:abstractNum w:abstractNumId="8">
+  <w:abstractNum w:abstractNumId="13">
     <w:nsid w:val="F03D348D"/>
     <w:multiLevelType w:val="multilevel"/>
     <w:tmpl w:val="F03D348D"/>
@@ -5646,7 +7250,7 @@
       </w:rPr>
     </w:lvl>
   </w:abstractNum>
-  <w:abstractNum w:abstractNumId="9">
+  <w:abstractNum w:abstractNumId="14">
     <w:nsid w:val="F2FF1E4A"/>
     <w:multiLevelType w:val="multilevel"/>
     <w:tmpl w:val="F2FF1E4A"/>
@@ -5795,7 +7399,7 @@
       </w:rPr>
     </w:lvl>
   </w:abstractNum>
-  <w:abstractNum w:abstractNumId="10">
+  <w:abstractNum w:abstractNumId="15">
     <w:nsid w:val="01CE8E33"/>
     <w:multiLevelType w:val="multilevel"/>
     <w:tmpl w:val="01CE8E33"/>
@@ -5944,7 +7548,454 @@
       </w:rPr>
     </w:lvl>
   </w:abstractNum>
-  <w:abstractNum w:abstractNumId="11">
+  <w:abstractNum w:abstractNumId="16">
+    <w:nsid w:val="10C70119"/>
+    <w:multiLevelType w:val="multilevel"/>
+    <w:tmpl w:val="10C70119"/>
+    <w:lvl w:ilvl="0" w:tentative="0">
+      <w:start w:val="1"/>
+      <w:numFmt w:val="bullet"/>
+      <w:lvlText w:val=""/>
+      <w:lvlJc w:val="left"/>
+      <w:pPr>
+        <w:tabs>
+          <w:tab w:val="left" w:pos="720"/>
+        </w:tabs>
+        <w:ind w:left="720" w:hanging="360"/>
+      </w:pPr>
+      <w:rPr>
+        <w:rFonts w:hint="default" w:ascii="Symbol" w:hAnsi="Symbol" w:cs="Symbol"/>
+        <w:sz w:val="20"/>
+      </w:rPr>
+    </w:lvl>
+    <w:lvl w:ilvl="1" w:tentative="0">
+      <w:start w:val="1"/>
+      <w:numFmt w:val="bullet"/>
+      <w:lvlText w:val="o"/>
+      <w:lvlJc w:val="left"/>
+      <w:pPr>
+        <w:tabs>
+          <w:tab w:val="left" w:pos="1440"/>
+        </w:tabs>
+        <w:ind w:left="1440" w:hanging="360"/>
+      </w:pPr>
+      <w:rPr>
+        <w:rFonts w:hint="default" w:ascii="Courier New" w:hAnsi="Courier New" w:cs="Courier New"/>
+        <w:sz w:val="20"/>
+      </w:rPr>
+    </w:lvl>
+    <w:lvl w:ilvl="2" w:tentative="0">
+      <w:start w:val="1"/>
+      <w:numFmt w:val="bullet"/>
+      <w:lvlText w:val=""/>
+      <w:lvlJc w:val="left"/>
+      <w:pPr>
+        <w:tabs>
+          <w:tab w:val="left" w:pos="2160"/>
+        </w:tabs>
+        <w:ind w:left="2160" w:hanging="360"/>
+      </w:pPr>
+      <w:rPr>
+        <w:rFonts w:hint="default" w:ascii="Wingdings" w:hAnsi="Wingdings" w:cs="Wingdings"/>
+        <w:sz w:val="20"/>
+      </w:rPr>
+    </w:lvl>
+    <w:lvl w:ilvl="3" w:tentative="0">
+      <w:start w:val="1"/>
+      <w:numFmt w:val="bullet"/>
+      <w:lvlText w:val=""/>
+      <w:lvlJc w:val="left"/>
+      <w:pPr>
+        <w:tabs>
+          <w:tab w:val="left" w:pos="2880"/>
+        </w:tabs>
+        <w:ind w:left="2880" w:hanging="360"/>
+      </w:pPr>
+      <w:rPr>
+        <w:rFonts w:hint="default" w:ascii="Wingdings" w:hAnsi="Wingdings" w:cs="Wingdings"/>
+        <w:sz w:val="20"/>
+      </w:rPr>
+    </w:lvl>
+    <w:lvl w:ilvl="4" w:tentative="0">
+      <w:start w:val="1"/>
+      <w:numFmt w:val="bullet"/>
+      <w:lvlText w:val=""/>
+      <w:lvlJc w:val="left"/>
+      <w:pPr>
+        <w:tabs>
+          <w:tab w:val="left" w:pos="3600"/>
+        </w:tabs>
+        <w:ind w:left="3600" w:hanging="360"/>
+      </w:pPr>
+      <w:rPr>
+        <w:rFonts w:hint="default" w:ascii="Wingdings" w:hAnsi="Wingdings" w:cs="Wingdings"/>
+        <w:sz w:val="20"/>
+      </w:rPr>
+    </w:lvl>
+    <w:lvl w:ilvl="5" w:tentative="0">
+      <w:start w:val="1"/>
+      <w:numFmt w:val="bullet"/>
+      <w:lvlText w:val=""/>
+      <w:lvlJc w:val="left"/>
+      <w:pPr>
+        <w:tabs>
+          <w:tab w:val="left" w:pos="4320"/>
+        </w:tabs>
+        <w:ind w:left="4320" w:hanging="360"/>
+      </w:pPr>
+      <w:rPr>
+        <w:rFonts w:hint="default" w:ascii="Wingdings" w:hAnsi="Wingdings" w:cs="Wingdings"/>
+        <w:sz w:val="20"/>
+      </w:rPr>
+    </w:lvl>
+    <w:lvl w:ilvl="6" w:tentative="0">
+      <w:start w:val="1"/>
+      <w:numFmt w:val="bullet"/>
+      <w:lvlText w:val=""/>
+      <w:lvlJc w:val="left"/>
+      <w:pPr>
+        <w:tabs>
+          <w:tab w:val="left" w:pos="5040"/>
+        </w:tabs>
+        <w:ind w:left="5040" w:hanging="360"/>
+      </w:pPr>
+      <w:rPr>
+        <w:rFonts w:hint="default" w:ascii="Wingdings" w:hAnsi="Wingdings" w:cs="Wingdings"/>
+        <w:sz w:val="20"/>
+      </w:rPr>
+    </w:lvl>
+    <w:lvl w:ilvl="7" w:tentative="0">
+      <w:start w:val="1"/>
+      <w:numFmt w:val="bullet"/>
+      <w:lvlText w:val=""/>
+      <w:lvlJc w:val="left"/>
+      <w:pPr>
+        <w:tabs>
+          <w:tab w:val="left" w:pos="5760"/>
+        </w:tabs>
+        <w:ind w:left="5760" w:hanging="360"/>
+      </w:pPr>
+      <w:rPr>
+        <w:rFonts w:hint="default" w:ascii="Wingdings" w:hAnsi="Wingdings" w:cs="Wingdings"/>
+        <w:sz w:val="20"/>
+      </w:rPr>
+    </w:lvl>
+    <w:lvl w:ilvl="8" w:tentative="0">
+      <w:start w:val="1"/>
+      <w:numFmt w:val="bullet"/>
+      <w:lvlText w:val=""/>
+      <w:lvlJc w:val="left"/>
+      <w:pPr>
+        <w:tabs>
+          <w:tab w:val="left" w:pos="6480"/>
+        </w:tabs>
+        <w:ind w:left="6480" w:hanging="360"/>
+      </w:pPr>
+      <w:rPr>
+        <w:rFonts w:hint="default" w:ascii="Wingdings" w:hAnsi="Wingdings" w:cs="Wingdings"/>
+        <w:sz w:val="20"/>
+      </w:rPr>
+    </w:lvl>
+  </w:abstractNum>
+  <w:abstractNum w:abstractNumId="17">
+    <w:nsid w:val="17F276C0"/>
+    <w:multiLevelType w:val="multilevel"/>
+    <w:tmpl w:val="17F276C0"/>
+    <w:lvl w:ilvl="0" w:tentative="0">
+      <w:start w:val="1"/>
+      <w:numFmt w:val="bullet"/>
+      <w:lvlText w:val=""/>
+      <w:lvlJc w:val="left"/>
+      <w:pPr>
+        <w:tabs>
+          <w:tab w:val="left" w:pos="720"/>
+        </w:tabs>
+        <w:ind w:left="720" w:hanging="360"/>
+      </w:pPr>
+      <w:rPr>
+        <w:rFonts w:hint="default" w:ascii="Symbol" w:hAnsi="Symbol" w:cs="Symbol"/>
+        <w:sz w:val="20"/>
+      </w:rPr>
+    </w:lvl>
+    <w:lvl w:ilvl="1" w:tentative="0">
+      <w:start w:val="1"/>
+      <w:numFmt w:val="bullet"/>
+      <w:lvlText w:val="o"/>
+      <w:lvlJc w:val="left"/>
+      <w:pPr>
+        <w:tabs>
+          <w:tab w:val="left" w:pos="1440"/>
+        </w:tabs>
+        <w:ind w:left="1440" w:hanging="360"/>
+      </w:pPr>
+      <w:rPr>
+        <w:rFonts w:hint="default" w:ascii="Courier New" w:hAnsi="Courier New" w:cs="Courier New"/>
+        <w:sz w:val="20"/>
+      </w:rPr>
+    </w:lvl>
+    <w:lvl w:ilvl="2" w:tentative="0">
+      <w:start w:val="1"/>
+      <w:numFmt w:val="bullet"/>
+      <w:lvlText w:val=""/>
+      <w:lvlJc w:val="left"/>
+      <w:pPr>
+        <w:tabs>
+          <w:tab w:val="left" w:pos="2160"/>
+        </w:tabs>
+        <w:ind w:left="2160" w:hanging="360"/>
+      </w:pPr>
+      <w:rPr>
+        <w:rFonts w:hint="default" w:ascii="Wingdings" w:hAnsi="Wingdings" w:cs="Wingdings"/>
+        <w:sz w:val="20"/>
+      </w:rPr>
+    </w:lvl>
+    <w:lvl w:ilvl="3" w:tentative="0">
+      <w:start w:val="1"/>
+      <w:numFmt w:val="bullet"/>
+      <w:lvlText w:val=""/>
+      <w:lvlJc w:val="left"/>
+      <w:pPr>
+        <w:tabs>
+          <w:tab w:val="left" w:pos="2880"/>
+        </w:tabs>
+        <w:ind w:left="2880" w:hanging="360"/>
+      </w:pPr>
+      <w:rPr>
+        <w:rFonts w:hint="default" w:ascii="Wingdings" w:hAnsi="Wingdings" w:cs="Wingdings"/>
+        <w:sz w:val="20"/>
+      </w:rPr>
+    </w:lvl>
+    <w:lvl w:ilvl="4" w:tentative="0">
+      <w:start w:val="1"/>
+      <w:numFmt w:val="bullet"/>
+      <w:lvlText w:val=""/>
+      <w:lvlJc w:val="left"/>
+      <w:pPr>
+        <w:tabs>
+          <w:tab w:val="left" w:pos="3600"/>
+        </w:tabs>
+        <w:ind w:left="3600" w:hanging="360"/>
+      </w:pPr>
+      <w:rPr>
+        <w:rFonts w:hint="default" w:ascii="Wingdings" w:hAnsi="Wingdings" w:cs="Wingdings"/>
+        <w:sz w:val="20"/>
+      </w:rPr>
+    </w:lvl>
+    <w:lvl w:ilvl="5" w:tentative="0">
+      <w:start w:val="1"/>
+      <w:numFmt w:val="bullet"/>
+      <w:lvlText w:val=""/>
+      <w:lvlJc w:val="left"/>
+      <w:pPr>
+        <w:tabs>
+          <w:tab w:val="left" w:pos="4320"/>
+        </w:tabs>
+        <w:ind w:left="4320" w:hanging="360"/>
+      </w:pPr>
+      <w:rPr>
+        <w:rFonts w:hint="default" w:ascii="Wingdings" w:hAnsi="Wingdings" w:cs="Wingdings"/>
+        <w:sz w:val="20"/>
+      </w:rPr>
+    </w:lvl>
+    <w:lvl w:ilvl="6" w:tentative="0">
+      <w:start w:val="1"/>
+      <w:numFmt w:val="bullet"/>
+      <w:lvlText w:val=""/>
+      <w:lvlJc w:val="left"/>
+      <w:pPr>
+        <w:tabs>
+          <w:tab w:val="left" w:pos="5040"/>
+        </w:tabs>
+        <w:ind w:left="5040" w:hanging="360"/>
+      </w:pPr>
+      <w:rPr>
+        <w:rFonts w:hint="default" w:ascii="Wingdings" w:hAnsi="Wingdings" w:cs="Wingdings"/>
+        <w:sz w:val="20"/>
+      </w:rPr>
+    </w:lvl>
+    <w:lvl w:ilvl="7" w:tentative="0">
+      <w:start w:val="1"/>
+      <w:numFmt w:val="bullet"/>
+      <w:lvlText w:val=""/>
+      <w:lvlJc w:val="left"/>
+      <w:pPr>
+        <w:tabs>
+          <w:tab w:val="left" w:pos="5760"/>
+        </w:tabs>
+        <w:ind w:left="5760" w:hanging="360"/>
+      </w:pPr>
+      <w:rPr>
+        <w:rFonts w:hint="default" w:ascii="Wingdings" w:hAnsi="Wingdings" w:cs="Wingdings"/>
+        <w:sz w:val="20"/>
+      </w:rPr>
+    </w:lvl>
+    <w:lvl w:ilvl="8" w:tentative="0">
+      <w:start w:val="1"/>
+      <w:numFmt w:val="bullet"/>
+      <w:lvlText w:val=""/>
+      <w:lvlJc w:val="left"/>
+      <w:pPr>
+        <w:tabs>
+          <w:tab w:val="left" w:pos="6480"/>
+        </w:tabs>
+        <w:ind w:left="6480" w:hanging="360"/>
+      </w:pPr>
+      <w:rPr>
+        <w:rFonts w:hint="default" w:ascii="Wingdings" w:hAnsi="Wingdings" w:cs="Wingdings"/>
+        <w:sz w:val="20"/>
+      </w:rPr>
+    </w:lvl>
+  </w:abstractNum>
+  <w:abstractNum w:abstractNumId="18">
+    <w:nsid w:val="1CB0D9B4"/>
+    <w:multiLevelType w:val="multilevel"/>
+    <w:tmpl w:val="1CB0D9B4"/>
+    <w:lvl w:ilvl="0" w:tentative="0">
+      <w:start w:val="1"/>
+      <w:numFmt w:val="bullet"/>
+      <w:lvlText w:val=""/>
+      <w:lvlJc w:val="left"/>
+      <w:pPr>
+        <w:tabs>
+          <w:tab w:val="left" w:pos="720"/>
+        </w:tabs>
+        <w:ind w:left="720" w:hanging="360"/>
+      </w:pPr>
+      <w:rPr>
+        <w:rFonts w:ascii="Symbol" w:hAnsi="Symbol" w:cs="Symbol"/>
+        <w:sz w:val="20"/>
+      </w:rPr>
+    </w:lvl>
+    <w:lvl w:ilvl="1" w:tentative="0">
+      <w:start w:val="1"/>
+      <w:numFmt w:val="bullet"/>
+      <w:lvlText w:val="o"/>
+      <w:lvlJc w:val="left"/>
+      <w:pPr>
+        <w:tabs>
+          <w:tab w:val="left" w:pos="1440"/>
+        </w:tabs>
+        <w:ind w:left="1440" w:hanging="360"/>
+      </w:pPr>
+      <w:rPr>
+        <w:rFonts w:ascii="Courier New" w:hAnsi="Courier New" w:cs="Courier New"/>
+        <w:sz w:val="20"/>
+      </w:rPr>
+    </w:lvl>
+    <w:lvl w:ilvl="2" w:tentative="0">
+      <w:start w:val="1"/>
+      <w:numFmt w:val="bullet"/>
+      <w:lvlText w:val=""/>
+      <w:lvlJc w:val="left"/>
+      <w:pPr>
+        <w:tabs>
+          <w:tab w:val="left" w:pos="2160"/>
+        </w:tabs>
+        <w:ind w:left="2160" w:hanging="360"/>
+      </w:pPr>
+      <w:rPr>
+        <w:rFonts w:ascii="Wingdings" w:hAnsi="Wingdings" w:cs="Wingdings"/>
+        <w:sz w:val="20"/>
+      </w:rPr>
+    </w:lvl>
+    <w:lvl w:ilvl="3" w:tentative="0">
+      <w:start w:val="1"/>
+      <w:numFmt w:val="bullet"/>
+      <w:lvlText w:val=""/>
+      <w:lvlJc w:val="left"/>
+      <w:pPr>
+        <w:tabs>
+          <w:tab w:val="left" w:pos="2880"/>
+        </w:tabs>
+        <w:ind w:left="2880" w:hanging="360"/>
+      </w:pPr>
+      <w:rPr>
+        <w:rFonts w:hint="default" w:ascii="Wingdings" w:hAnsi="Wingdings" w:cs="Wingdings"/>
+        <w:sz w:val="20"/>
+      </w:rPr>
+    </w:lvl>
+    <w:lvl w:ilvl="4" w:tentative="0">
+      <w:start w:val="1"/>
+      <w:numFmt w:val="bullet"/>
+      <w:lvlText w:val=""/>
+      <w:lvlJc w:val="left"/>
+      <w:pPr>
+        <w:tabs>
+          <w:tab w:val="left" w:pos="3600"/>
+        </w:tabs>
+        <w:ind w:left="3600" w:hanging="360"/>
+      </w:pPr>
+      <w:rPr>
+        <w:rFonts w:hint="default" w:ascii="Wingdings" w:hAnsi="Wingdings" w:cs="Wingdings"/>
+        <w:sz w:val="20"/>
+      </w:rPr>
+    </w:lvl>
+    <w:lvl w:ilvl="5" w:tentative="0">
+      <w:start w:val="1"/>
+      <w:numFmt w:val="bullet"/>
+      <w:lvlText w:val=""/>
+      <w:lvlJc w:val="left"/>
+      <w:pPr>
+        <w:tabs>
+          <w:tab w:val="left" w:pos="4320"/>
+        </w:tabs>
+        <w:ind w:left="4320" w:hanging="360"/>
+      </w:pPr>
+      <w:rPr>
+        <w:rFonts w:hint="default" w:ascii="Wingdings" w:hAnsi="Wingdings" w:cs="Wingdings"/>
+        <w:sz w:val="20"/>
+      </w:rPr>
+    </w:lvl>
+    <w:lvl w:ilvl="6" w:tentative="0">
+      <w:start w:val="1"/>
+      <w:numFmt w:val="bullet"/>
+      <w:lvlText w:val=""/>
+      <w:lvlJc w:val="left"/>
+      <w:pPr>
+        <w:tabs>
+          <w:tab w:val="left" w:pos="5040"/>
+        </w:tabs>
+        <w:ind w:left="5040" w:hanging="360"/>
+      </w:pPr>
+      <w:rPr>
+        <w:rFonts w:hint="default" w:ascii="Wingdings" w:hAnsi="Wingdings" w:cs="Wingdings"/>
+        <w:sz w:val="20"/>
+      </w:rPr>
+    </w:lvl>
+    <w:lvl w:ilvl="7" w:tentative="0">
+      <w:start w:val="1"/>
+      <w:numFmt w:val="bullet"/>
+      <w:lvlText w:val=""/>
+      <w:lvlJc w:val="left"/>
+      <w:pPr>
+        <w:tabs>
+          <w:tab w:val="left" w:pos="5760"/>
+        </w:tabs>
+        <w:ind w:left="5760" w:hanging="360"/>
+      </w:pPr>
+      <w:rPr>
+        <w:rFonts w:hint="default" w:ascii="Wingdings" w:hAnsi="Wingdings" w:cs="Wingdings"/>
+        <w:sz w:val="20"/>
+      </w:rPr>
+    </w:lvl>
+    <w:lvl w:ilvl="8" w:tentative="0">
+      <w:start w:val="1"/>
+      <w:numFmt w:val="bullet"/>
+      <w:lvlText w:val=""/>
+      <w:lvlJc w:val="left"/>
+      <w:pPr>
+        <w:tabs>
+          <w:tab w:val="left" w:pos="6480"/>
+        </w:tabs>
+        <w:ind w:left="6480" w:hanging="360"/>
+      </w:pPr>
+      <w:rPr>
+        <w:rFonts w:hint="default" w:ascii="Wingdings" w:hAnsi="Wingdings" w:cs="Wingdings"/>
+        <w:sz w:val="20"/>
+      </w:rPr>
+    </w:lvl>
+  </w:abstractNum>
+  <w:abstractNum w:abstractNumId="19">
     <w:nsid w:val="29DB63AC"/>
     <w:multiLevelType w:val="multilevel"/>
     <w:tmpl w:val="29DB63AC"/>
@@ -6093,7 +8144,7 @@
       </w:rPr>
     </w:lvl>
   </w:abstractNum>
-  <w:abstractNum w:abstractNumId="12">
+  <w:abstractNum w:abstractNumId="20">
     <w:nsid w:val="58E42E0E"/>
     <w:multiLevelType w:val="multilevel"/>
     <w:tmpl w:val="58E42E0E"/>
@@ -6243,43 +8294,67 @@
     </w:lvl>
   </w:abstractNum>
   <w:num w:numId="1">
+    <w:abstractNumId w:val="12"/>
+  </w:num>
+  <w:num w:numId="2">
+    <w:abstractNumId w:val="8"/>
+  </w:num>
+  <w:num w:numId="3">
+    <w:abstractNumId w:val="9"/>
+  </w:num>
+  <w:num w:numId="4">
+    <w:abstractNumId w:val="11"/>
+  </w:num>
+  <w:num w:numId="5">
+    <w:abstractNumId w:val="15"/>
+  </w:num>
+  <w:num w:numId="6">
+    <w:abstractNumId w:val="3"/>
+  </w:num>
+  <w:num w:numId="7">
+    <w:abstractNumId w:val="14"/>
+  </w:num>
+  <w:num w:numId="8">
+    <w:abstractNumId w:val="19"/>
+  </w:num>
+  <w:num w:numId="9">
+    <w:abstractNumId w:val="5"/>
+  </w:num>
+  <w:num w:numId="10">
+    <w:abstractNumId w:val="20"/>
+  </w:num>
+  <w:num w:numId="11">
     <w:abstractNumId w:val="7"/>
   </w:num>
-  <w:num w:numId="2">
+  <w:num w:numId="12">
     <w:abstractNumId w:val="4"/>
   </w:num>
-  <w:num w:numId="3">
-    <w:abstractNumId w:val="5"/>
+  <w:num w:numId="13">
+    <w:abstractNumId w:val="13"/>
   </w:num>
-  <w:num w:numId="4">
+  <w:num w:numId="14">
+    <w:abstractNumId w:val="18"/>
+  </w:num>
+  <w:num w:numId="15">
+    <w:abstractNumId w:val="2"/>
+  </w:num>
+  <w:num w:numId="16">
     <w:abstractNumId w:val="6"/>
   </w:num>
-  <w:num w:numId="5">
+  <w:num w:numId="17">
+    <w:abstractNumId w:val="16"/>
+  </w:num>
+  <w:num w:numId="18">
+    <w:abstractNumId w:val="1"/>
+  </w:num>
+  <w:num w:numId="19">
+    <w:abstractNumId w:val="17"/>
+  </w:num>
+  <w:num w:numId="20">
     <w:abstractNumId w:val="10"/>
   </w:num>
-  <w:num w:numId="6">
+  <w:num w:numId="21">
     <w:abstractNumId w:val="0"/>
-  </w:num>
-  <w:num w:numId="7">
-    <w:abstractNumId w:val="9"/>
-  </w:num>
-  <w:num w:numId="8">
-    <w:abstractNumId w:val="11"/>
-  </w:num>
-  <w:num w:numId="9">
-    <w:abstractNumId w:val="2"/>
-  </w:num>
-  <w:num w:numId="10">
-    <w:abstractNumId w:val="12"/>
-  </w:num>
-  <w:num w:numId="11">
-    <w:abstractNumId w:val="3"/>
-  </w:num>
-  <w:num w:numId="12">
-    <w:abstractNumId w:val="1"/>
-  </w:num>
-  <w:num w:numId="13">
-    <w:abstractNumId w:val="8"/>
   </w:num>
 </w:numbering>
 </file>
@@ -6554,6 +8629,25 @@
     </w:rPr>
   </w:style>
   <w:style w:type="paragraph" w:styleId="2">
+    <w:name w:val="heading 1"/>
+    <w:next w:val="1"/>
+    <w:qFormat/>
+    <w:uiPriority w:val="0"/>
+    <w:pPr>
+      <w:spacing w:before="0" w:beforeAutospacing="1" w:after="0" w:afterAutospacing="1"/>
+      <w:jc w:val="left"/>
+    </w:pPr>
+    <w:rPr>
+      <w:rFonts w:hint="eastAsia" w:ascii="SimSun" w:hAnsi="SimSun" w:eastAsia="SimSun" w:cs="SimSun"/>
+      <w:b/>
+      <w:bCs/>
+      <w:kern w:val="44"/>
+      <w:sz w:val="48"/>
+      <w:szCs w:val="48"/>
+      <w:lang w:val="en-US" w:eastAsia="zh-CN" w:bidi="ar"/>
+    </w:rPr>
+  </w:style>
+  <w:style w:type="paragraph" w:styleId="3">
     <w:name w:val="heading 2"/>
     <w:next w:val="1"/>
     <w:semiHidden/>
@@ -6574,7 +8668,7 @@
       <w:lang w:val="en-US" w:eastAsia="zh-CN" w:bidi="ar"/>
     </w:rPr>
   </w:style>
-  <w:style w:type="paragraph" w:styleId="3">
+  <w:style w:type="paragraph" w:styleId="4">
     <w:name w:val="heading 3"/>
     <w:next w:val="1"/>
     <w:semiHidden/>
@@ -6595,12 +8689,12 @@
       <w:lang w:val="en-US" w:eastAsia="zh-CN" w:bidi="ar"/>
     </w:rPr>
   </w:style>
-  <w:style w:type="character" w:default="1" w:styleId="4">
+  <w:style w:type="character" w:default="1" w:styleId="5">
     <w:name w:val="Default Paragraph Font"/>
     <w:semiHidden/>
     <w:uiPriority w:val="0"/>
   </w:style>
-  <w:style w:type="table" w:default="1" w:styleId="5">
+  <w:style w:type="table" w:default="1" w:styleId="6">
     <w:name w:val="Normal Table"/>
     <w:semiHidden/>
     <w:uiPriority w:val="0"/>
@@ -6613,7 +8707,17 @@
       </w:tblCellMar>
     </w:tblPr>
   </w:style>
-  <w:style w:type="paragraph" w:styleId="6">
+  <w:style w:type="character" w:styleId="7">
+    <w:name w:val="HTML Code"/>
+    <w:basedOn w:val="5"/>
+    <w:uiPriority w:val="0"/>
+    <w:rPr>
+      <w:rFonts w:ascii="Courier New" w:hAnsi="Courier New" w:cs="Courier New"/>
+      <w:sz w:val="20"/>
+      <w:szCs w:val="20"/>
+    </w:rPr>
+  </w:style>
+  <w:style w:type="paragraph" w:styleId="8">
     <w:name w:val="Normal (Web)"/>
     <w:uiPriority w:val="0"/>
     <w:pPr>
@@ -6629,9 +8733,9 @@
       <w:lang w:val="en-US" w:eastAsia="zh-CN" w:bidi="ar"/>
     </w:rPr>
   </w:style>
-  <w:style w:type="character" w:styleId="7">
+  <w:style w:type="character" w:styleId="9">
     <w:name w:val="Strong"/>
-    <w:basedOn w:val="4"/>
+    <w:basedOn w:val="5"/>
     <w:qFormat/>
     <w:uiPriority w:val="0"/>
     <w:rPr>

--- a/DATA EXPORT.docx
+++ b/DATA EXPORT.docx
@@ -4426,7 +4426,7 @@
           <w:rFonts w:hint="default"/>
           <w:b/>
           <w:bCs/>
-          <w:lang w:val="en-SG"/>
+          <w:lang w:val="en-US"/>
         </w:rPr>
       </w:pPr>
       <w:r>
@@ -4437,7 +4437,17 @@
           <w:bCs/>
           <w:lang w:val="en-SG"/>
         </w:rPr>
-        <w:t>Q8</w:t>
+        <w:t>Q</w:t>
+      </w:r>
+      <w:r>
+        <w:rPr>
+          <w:rStyle w:val="9"/>
+          <w:rFonts w:hint="default"/>
+          <w:b/>
+          <w:bCs/>
+          <w:lang w:val="en-US"/>
+        </w:rPr>
+        <w:t>7</w:t>
       </w:r>
     </w:p>
     <w:p>
@@ -5266,14 +5276,3362 @@
     </w:p>
     <w:p>
       <w:pPr>
+        <w:pStyle w:val="3"/>
+        <w:keepNext w:val="0"/>
+        <w:keepLines w:val="0"/>
+        <w:widowControl/>
+        <w:suppressLineNumbers w:val="0"/>
+        <w:rPr>
+          <w:rStyle w:val="9"/>
+          <w:rFonts w:hint="default"/>
+          <w:b/>
+          <w:bCs/>
+          <w:lang w:val="en-US"/>
+        </w:rPr>
+      </w:pPr>
+      <w:r>
+        <w:rPr>
+          <w:rStyle w:val="9"/>
+          <w:rFonts w:hint="default"/>
+          <w:b/>
+          <w:bCs/>
+          <w:lang w:val="en-US"/>
+        </w:rPr>
+        <w:t>Q8</w:t>
+      </w:r>
+    </w:p>
+    <w:p>
+      <w:pPr>
+        <w:pStyle w:val="3"/>
+        <w:keepNext w:val="0"/>
+        <w:keepLines w:val="0"/>
+        <w:widowControl/>
+        <w:suppressLineNumbers w:val="0"/>
+      </w:pPr>
+      <w:r>
+        <w:rPr>
+          <w:rStyle w:val="9"/>
+          <w:b/>
+          <w:bCs/>
+        </w:rPr>
+        <w:t>Objective</w:t>
+      </w:r>
+    </w:p>
+    <w:p>
+      <w:pPr>
         <w:pStyle w:val="8"/>
         <w:keepNext w:val="0"/>
         <w:keepLines w:val="0"/>
         <w:widowControl/>
         <w:suppressLineNumbers w:val="0"/>
+      </w:pPr>
+      <w:r>
+        <w:t>To enhance image sharpness using the Laplacian filter and analyze its effect on noisy images.</w:t>
+      </w:r>
+    </w:p>
+    <w:p>
+      <w:pPr>
+        <w:keepNext w:val="0"/>
+        <w:keepLines w:val="0"/>
+        <w:widowControl/>
+        <w:suppressLineNumbers w:val="0"/>
+      </w:pPr>
+      <w:r>
+        <w:pict>
+          <v:rect id="_x0000_i1071" o:spt="1" style="height:1.5pt;width:432pt;" fillcolor="#A0A0A0" filled="t" stroked="f" coordsize="21600,21600" o:hr="t" o:hrstd="t" o:hralign="center">
+            <v:path/>
+            <v:fill on="t" focussize="0,0"/>
+            <v:stroke on="f"/>
+            <v:imagedata o:title=""/>
+            <o:lock v:ext="edit"/>
+            <w10:wrap type="none"/>
+            <w10:anchorlock/>
+          </v:rect>
+        </w:pict>
+      </w:r>
+    </w:p>
+    <w:p>
+      <w:pPr>
+        <w:pStyle w:val="3"/>
+        <w:keepNext w:val="0"/>
+        <w:keepLines w:val="0"/>
+        <w:widowControl/>
+        <w:suppressLineNumbers w:val="0"/>
+      </w:pPr>
+      <w:r>
+        <w:rPr>
+          <w:rStyle w:val="9"/>
+          <w:b/>
+          <w:bCs/>
+        </w:rPr>
+        <w:t>Methodology</w:t>
+      </w:r>
+    </w:p>
+    <w:p>
+      <w:pPr>
+        <w:keepNext w:val="0"/>
+        <w:keepLines w:val="0"/>
+        <w:widowControl/>
+        <w:numPr>
+          <w:ilvl w:val="0"/>
+          <w:numId w:val="22"/>
+        </w:numPr>
+        <w:suppressLineNumbers w:val="0"/>
+        <w:spacing w:before="0" w:beforeAutospacing="1" w:after="0" w:afterAutospacing="1"/>
+        <w:ind w:left="720" w:hanging="360"/>
+      </w:pPr>
+      <w:r>
+        <w:t xml:space="preserve">The input image was converted to grayscale </w:t>
+      </w:r>
+    </w:p>
+    <w:p>
+      <w:pPr>
+        <w:keepNext w:val="0"/>
+        <w:keepLines w:val="0"/>
+        <w:widowControl/>
+        <w:numPr>
+          <w:ilvl w:val="0"/>
+          <w:numId w:val="22"/>
+        </w:numPr>
+        <w:suppressLineNumbers w:val="0"/>
+        <w:spacing w:before="0" w:beforeAutospacing="1" w:after="0" w:afterAutospacing="1"/>
+        <w:ind w:left="720" w:hanging="360"/>
+      </w:pPr>
+      <w:r>
+        <w:t xml:space="preserve">Laplacian operator was applied to detect edges </w:t>
+      </w:r>
+    </w:p>
+    <w:p>
+      <w:pPr>
+        <w:keepNext w:val="0"/>
+        <w:keepLines w:val="0"/>
+        <w:widowControl/>
+        <w:numPr>
+          <w:ilvl w:val="0"/>
+          <w:numId w:val="22"/>
+        </w:numPr>
+        <w:suppressLineNumbers w:val="0"/>
+        <w:spacing w:before="0" w:beforeAutospacing="1" w:after="0" w:afterAutospacing="1"/>
+        <w:ind w:left="720" w:hanging="360"/>
+      </w:pPr>
+      <w:r>
+        <w:t xml:space="preserve">The sharpened image was obtained using: </w:t>
+      </w:r>
+    </w:p>
+    <w:p>
+      <w:pPr>
+        <w:keepNext w:val="0"/>
+        <w:keepLines w:val="0"/>
+        <w:widowControl/>
+        <w:suppressLineNumbers w:val="0"/>
+        <w:jc w:val="left"/>
+      </w:pPr>
+      <w:r>
+        <w:rPr>
+          <w:rFonts w:ascii="SimSun" w:hAnsi="SimSun" w:eastAsia="SimSun" w:cs="SimSun"/>
+          <w:kern w:val="0"/>
+          <w:sz w:val="24"/>
+          <w:szCs w:val="24"/>
+          <w:lang w:val="en-US" w:eastAsia="zh-CN" w:bidi="ar"/>
+        </w:rPr>
+        <w:t xml:space="preserve">Sharpened=Original−α⋅Laplacian\text{Sharpened} = \text{Original} - \alpha \cdot \text{Laplacian}Sharpened=Original−α⋅Laplacian </w:t>
+      </w:r>
+    </w:p>
+    <w:p>
+      <w:pPr>
+        <w:keepNext w:val="0"/>
+        <w:keepLines w:val="0"/>
+        <w:widowControl/>
+        <w:suppressLineNumbers w:val="0"/>
+      </w:pPr>
+      <w:r>
+        <w:pict>
+          <v:rect id="_x0000_i1072" o:spt="1" style="height:1.5pt;width:432pt;" fillcolor="#A0A0A0" filled="t" stroked="f" coordsize="21600,21600" o:hr="t" o:hrstd="t" o:hralign="center">
+            <v:path/>
+            <v:fill on="t" focussize="0,0"/>
+            <v:stroke on="f"/>
+            <v:imagedata o:title=""/>
+            <o:lock v:ext="edit"/>
+            <w10:wrap type="none"/>
+            <w10:anchorlock/>
+          </v:rect>
+        </w:pict>
+      </w:r>
+    </w:p>
+    <w:p>
+      <w:pPr>
+        <w:pStyle w:val="3"/>
+        <w:keepNext w:val="0"/>
+        <w:keepLines w:val="0"/>
+        <w:widowControl/>
+        <w:suppressLineNumbers w:val="0"/>
+      </w:pPr>
+      <w:r>
+        <w:rPr>
+          <w:rStyle w:val="9"/>
+          <w:b/>
+          <w:bCs/>
+        </w:rPr>
+        <w:t>Results &amp; Observations</w:t>
+      </w:r>
+    </w:p>
+    <w:p>
+      <w:pPr>
+        <w:keepNext w:val="0"/>
+        <w:keepLines w:val="0"/>
+        <w:widowControl/>
+        <w:numPr>
+          <w:ilvl w:val="0"/>
+          <w:numId w:val="23"/>
+        </w:numPr>
+        <w:suppressLineNumbers w:val="0"/>
+        <w:spacing w:before="0" w:beforeAutospacing="1" w:after="0" w:afterAutospacing="1"/>
+        <w:ind w:left="720" w:hanging="360"/>
+      </w:pPr>
+      <w:r>
+        <w:t xml:space="preserve">The </w:t>
+      </w:r>
+      <w:r>
+        <w:rPr>
+          <w:rStyle w:val="9"/>
+        </w:rPr>
+        <w:t>original image contains significant noise</w:t>
+      </w:r>
+      <w:r>
+        <w:t xml:space="preserve"> (salt-and-pepper type) </w:t>
+      </w:r>
+    </w:p>
+    <w:p>
+      <w:pPr>
+        <w:keepNext w:val="0"/>
+        <w:keepLines w:val="0"/>
+        <w:widowControl/>
+        <w:numPr>
+          <w:ilvl w:val="0"/>
+          <w:numId w:val="23"/>
+        </w:numPr>
+        <w:suppressLineNumbers w:val="0"/>
+        <w:spacing w:before="0" w:beforeAutospacing="1" w:after="0" w:afterAutospacing="1"/>
+        <w:ind w:left="720" w:hanging="360"/>
+      </w:pPr>
+      <w:r>
+        <w:t xml:space="preserve">The </w:t>
+      </w:r>
+      <w:r>
+        <w:rPr>
+          <w:rStyle w:val="9"/>
+        </w:rPr>
+        <w:t>Laplacian image appears noisy</w:t>
+      </w:r>
+      <w:r>
+        <w:t xml:space="preserve"> because: </w:t>
+      </w:r>
+    </w:p>
+    <w:p>
+      <w:pPr>
+        <w:keepNext w:val="0"/>
+        <w:keepLines w:val="0"/>
+        <w:widowControl/>
+        <w:numPr>
+          <w:ilvl w:val="1"/>
+          <w:numId w:val="24"/>
+        </w:numPr>
+        <w:suppressLineNumbers w:val="0"/>
+        <w:tabs>
+          <w:tab w:val="left" w:pos="1440"/>
+        </w:tabs>
+        <w:spacing w:before="0" w:beforeAutospacing="1" w:after="0" w:afterAutospacing="1"/>
+        <w:ind w:left="1440" w:hanging="360"/>
+      </w:pPr>
+      <w:r>
+        <w:t xml:space="preserve">Laplacian detects </w:t>
+      </w:r>
+      <w:r>
+        <w:rPr>
+          <w:rStyle w:val="9"/>
+        </w:rPr>
+        <w:t>all high-frequency content</w:t>
+      </w:r>
+      <w:r>
+        <w:t xml:space="preserve"> </w:t>
+      </w:r>
+    </w:p>
+    <w:p>
+      <w:pPr>
+        <w:keepNext w:val="0"/>
+        <w:keepLines w:val="0"/>
+        <w:widowControl/>
+        <w:numPr>
+          <w:ilvl w:val="1"/>
+          <w:numId w:val="24"/>
+        </w:numPr>
+        <w:suppressLineNumbers w:val="0"/>
+        <w:tabs>
+          <w:tab w:val="left" w:pos="1440"/>
+        </w:tabs>
+        <w:spacing w:before="0" w:beforeAutospacing="1" w:after="0" w:afterAutospacing="1"/>
+        <w:ind w:left="1440" w:hanging="360"/>
+      </w:pPr>
+      <w:r>
+        <w:t xml:space="preserve">Noise is also high-frequency → gets amplified </w:t>
+      </w:r>
+    </w:p>
+    <w:p>
+      <w:pPr>
+        <w:keepNext w:val="0"/>
+        <w:keepLines w:val="0"/>
+        <w:widowControl/>
+        <w:numPr>
+          <w:ilvl w:val="0"/>
+          <w:numId w:val="23"/>
+        </w:numPr>
+        <w:suppressLineNumbers w:val="0"/>
+        <w:spacing w:before="0" w:beforeAutospacing="1" w:after="0" w:afterAutospacing="1"/>
+        <w:ind w:left="720" w:hanging="360"/>
+      </w:pPr>
+      <w:r>
+        <w:t xml:space="preserve">The </w:t>
+      </w:r>
+      <w:r>
+        <w:rPr>
+          <w:rStyle w:val="9"/>
+        </w:rPr>
+        <w:t>sharpened image becomes worse</w:t>
+      </w:r>
+      <w:r>
+        <w:t xml:space="preserve">, not better: </w:t>
+      </w:r>
+    </w:p>
+    <w:p>
+      <w:pPr>
+        <w:keepNext w:val="0"/>
+        <w:keepLines w:val="0"/>
+        <w:widowControl/>
+        <w:numPr>
+          <w:ilvl w:val="1"/>
+          <w:numId w:val="23"/>
+        </w:numPr>
+        <w:suppressLineNumbers w:val="0"/>
+        <w:spacing w:before="0" w:beforeAutospacing="1" w:after="0" w:afterAutospacing="1"/>
+        <w:ind w:left="1440" w:hanging="360"/>
+      </w:pPr>
+      <w:r>
+        <w:t xml:space="preserve">Noise is strongly amplified </w:t>
+      </w:r>
+    </w:p>
+    <w:p>
+      <w:pPr>
+        <w:keepNext w:val="0"/>
+        <w:keepLines w:val="0"/>
+        <w:widowControl/>
+        <w:numPr>
+          <w:ilvl w:val="1"/>
+          <w:numId w:val="23"/>
+        </w:numPr>
+        <w:suppressLineNumbers w:val="0"/>
+        <w:spacing w:before="0" w:beforeAutospacing="1" w:after="0" w:afterAutospacing="1"/>
+        <w:ind w:left="1440" w:hanging="360"/>
+      </w:pPr>
+      <w:r>
+        <w:t xml:space="preserve">Image looks grainy and distorted </w:t>
+      </w:r>
+    </w:p>
+    <w:p>
+      <w:pPr>
+        <w:keepNext w:val="0"/>
+        <w:keepLines w:val="0"/>
+        <w:widowControl/>
+        <w:suppressLineNumbers w:val="0"/>
+      </w:pPr>
+      <w:r>
+        <w:pict>
+          <v:rect id="_x0000_i1073" o:spt="1" style="height:1.5pt;width:432pt;" fillcolor="#A0A0A0" filled="t" stroked="f" coordsize="21600,21600" o:hr="t" o:hrstd="t" o:hralign="center">
+            <v:path/>
+            <v:fill on="t" focussize="0,0"/>
+            <v:stroke on="f"/>
+            <v:imagedata o:title=""/>
+            <o:lock v:ext="edit"/>
+            <w10:wrap type="none"/>
+            <w10:anchorlock/>
+          </v:rect>
+        </w:pict>
+      </w:r>
+    </w:p>
+    <w:p>
+      <w:pPr>
+        <w:pStyle w:val="3"/>
+        <w:keepNext w:val="0"/>
+        <w:keepLines w:val="0"/>
+        <w:widowControl/>
+        <w:suppressLineNumbers w:val="0"/>
+      </w:pPr>
+      <w:r>
+        <w:rPr>
+          <w:rStyle w:val="9"/>
+          <w:b/>
+          <w:bCs/>
+        </w:rPr>
+        <w:t>Important Insight (VERY IMPORTANT for marks 💯)</w:t>
+      </w:r>
+    </w:p>
+    <w:p>
+      <w:pPr>
+        <w:pStyle w:val="8"/>
+        <w:keepNext w:val="0"/>
+        <w:keepLines w:val="0"/>
+        <w:widowControl/>
+        <w:suppressLineNumbers w:val="0"/>
+        <w:ind w:left="720" w:right="720"/>
+      </w:pPr>
+      <w:r>
+        <w:rPr>
+          <w:rFonts w:hint="eastAsia" w:ascii="SimSun" w:hAnsi="SimSun" w:eastAsia="SimSun" w:cs="SimSun"/>
+          <w:sz w:val="24"/>
+          <w:szCs w:val="24"/>
+        </w:rPr>
+        <w:t xml:space="preserve">The Laplacian filter enhances both edges </w:t>
+      </w:r>
+      <w:r>
+        <w:rPr>
+          <w:rStyle w:val="9"/>
+          <w:rFonts w:hint="eastAsia" w:ascii="SimSun" w:hAnsi="SimSun" w:eastAsia="SimSun" w:cs="SimSun"/>
+          <w:sz w:val="24"/>
+          <w:szCs w:val="24"/>
+        </w:rPr>
+        <w:t>and noise</w:t>
+      </w:r>
+      <w:r>
+        <w:rPr>
+          <w:rFonts w:hint="eastAsia" w:ascii="SimSun" w:hAnsi="SimSun" w:eastAsia="SimSun" w:cs="SimSun"/>
+          <w:sz w:val="24"/>
+          <w:szCs w:val="24"/>
+        </w:rPr>
+        <w:t>, making it unsuitable for noisy images without preprocessing.</w:t>
+      </w:r>
+    </w:p>
+    <w:p>
+      <w:pPr>
+        <w:keepNext w:val="0"/>
+        <w:keepLines w:val="0"/>
+        <w:widowControl/>
+        <w:suppressLineNumbers w:val="0"/>
+      </w:pPr>
+      <w:r>
+        <w:pict>
+          <v:rect id="_x0000_i1074" o:spt="1" style="height:1.5pt;width:432pt;" fillcolor="#A0A0A0" filled="t" stroked="f" coordsize="21600,21600" o:hr="t" o:hrstd="t" o:hralign="center">
+            <v:path/>
+            <v:fill on="t" focussize="0,0"/>
+            <v:stroke on="f"/>
+            <v:imagedata o:title=""/>
+            <o:lock v:ext="edit"/>
+            <w10:wrap type="none"/>
+            <w10:anchorlock/>
+          </v:rect>
+        </w:pict>
+      </w:r>
+    </w:p>
+    <w:p>
+      <w:pPr>
+        <w:pStyle w:val="3"/>
+        <w:keepNext w:val="0"/>
+        <w:keepLines w:val="0"/>
+        <w:widowControl/>
+        <w:suppressLineNumbers w:val="0"/>
+      </w:pPr>
+      <w:r>
+        <w:rPr>
+          <w:rStyle w:val="9"/>
+          <w:b/>
+          <w:bCs/>
+        </w:rPr>
+        <w:t>Conclusion</w:t>
+      </w:r>
+    </w:p>
+    <w:p>
+      <w:pPr>
+        <w:pStyle w:val="8"/>
+        <w:keepNext w:val="0"/>
+        <w:keepLines w:val="0"/>
+        <w:widowControl/>
+        <w:suppressLineNumbers w:val="0"/>
+      </w:pPr>
+      <w:r>
+        <w:t xml:space="preserve">Laplacian sharpening improves edge clarity in clean images but performs poorly on noisy images. Therefore, </w:t>
+      </w:r>
+      <w:r>
+        <w:rPr>
+          <w:rStyle w:val="9"/>
+        </w:rPr>
+        <w:t>noise reduction (e.g., Gaussian or median filtering)</w:t>
+      </w:r>
+      <w:r>
+        <w:t xml:space="preserve"> should be applied before sharpening.</w:t>
+      </w:r>
+    </w:p>
+    <w:p>
+      <w:pPr>
+        <w:pStyle w:val="8"/>
+        <w:keepNext w:val="0"/>
+        <w:keepLines w:val="0"/>
+        <w:widowControl/>
+        <w:suppressLineNumbers w:val="0"/>
+      </w:pPr>
+    </w:p>
+    <w:p>
+      <w:pPr>
+        <w:pStyle w:val="2"/>
+        <w:keepNext w:val="0"/>
+        <w:keepLines w:val="0"/>
+        <w:widowControl/>
+        <w:suppressLineNumbers w:val="0"/>
+      </w:pPr>
+      <w:r>
+        <w:rPr>
+          <w:rStyle w:val="9"/>
+          <w:b/>
+          <w:bCs/>
+        </w:rPr>
+        <w:t>Q9</w:t>
+      </w:r>
+    </w:p>
+    <w:p>
+      <w:pPr>
+        <w:pStyle w:val="3"/>
+        <w:keepNext w:val="0"/>
+        <w:keepLines w:val="0"/>
+        <w:widowControl/>
+        <w:suppressLineNumbers w:val="0"/>
+      </w:pPr>
+      <w:r>
+        <w:rPr>
+          <w:rStyle w:val="9"/>
+          <w:b/>
+          <w:bCs/>
+        </w:rPr>
+        <w:t>Objective</w:t>
+      </w:r>
+    </w:p>
+    <w:p>
+      <w:pPr>
+        <w:pStyle w:val="8"/>
+        <w:keepNext w:val="0"/>
+        <w:keepLines w:val="0"/>
+        <w:widowControl/>
+        <w:suppressLineNumbers w:val="0"/>
+      </w:pPr>
+      <w:r>
+        <w:t>To detect edges in an image using the Canny edge detection algorithm and evaluate its effectiveness in identifying object boundaries.</w:t>
+      </w:r>
+    </w:p>
+    <w:p>
+      <w:pPr>
+        <w:keepNext w:val="0"/>
+        <w:keepLines w:val="0"/>
+        <w:widowControl/>
+        <w:suppressLineNumbers w:val="0"/>
+      </w:pPr>
+      <w:r>
+        <w:pict>
+          <v:rect id="_x0000_i1075" o:spt="1" style="height:1.5pt;width:432pt;" fillcolor="#A0A0A0" filled="t" stroked="f" coordsize="21600,21600" o:hr="t" o:hrstd="t" o:hralign="center">
+            <v:path/>
+            <v:fill on="t" focussize="0,0"/>
+            <v:stroke on="f"/>
+            <v:imagedata o:title=""/>
+            <o:lock v:ext="edit"/>
+            <w10:wrap type="none"/>
+            <w10:anchorlock/>
+          </v:rect>
+        </w:pict>
+      </w:r>
+    </w:p>
+    <w:p>
+      <w:pPr>
+        <w:pStyle w:val="3"/>
+        <w:keepNext w:val="0"/>
+        <w:keepLines w:val="0"/>
+        <w:widowControl/>
+        <w:suppressLineNumbers w:val="0"/>
+      </w:pPr>
+      <w:r>
+        <w:rPr>
+          <w:rStyle w:val="9"/>
+          <w:b/>
+          <w:bCs/>
+        </w:rPr>
+        <w:t>Methodology</w:t>
+      </w:r>
+    </w:p>
+    <w:p>
+      <w:pPr>
+        <w:keepNext w:val="0"/>
+        <w:keepLines w:val="0"/>
+        <w:widowControl/>
+        <w:numPr>
+          <w:ilvl w:val="0"/>
+          <w:numId w:val="25"/>
+        </w:numPr>
+        <w:suppressLineNumbers w:val="0"/>
+        <w:spacing w:before="0" w:beforeAutospacing="1" w:after="0" w:afterAutospacing="1"/>
+        <w:ind w:left="720" w:hanging="360"/>
+      </w:pPr>
+      <w:r>
+        <w:t xml:space="preserve">The input image was converted to grayscale </w:t>
+      </w:r>
+    </w:p>
+    <w:p>
+      <w:pPr>
+        <w:keepNext w:val="0"/>
+        <w:keepLines w:val="0"/>
+        <w:widowControl/>
+        <w:numPr>
+          <w:ilvl w:val="0"/>
+          <w:numId w:val="25"/>
+        </w:numPr>
+        <w:suppressLineNumbers w:val="0"/>
+        <w:spacing w:before="0" w:beforeAutospacing="1" w:after="0" w:afterAutospacing="1"/>
+        <w:ind w:left="720" w:hanging="360"/>
+      </w:pPr>
+      <w:r>
+        <w:t xml:space="preserve">Gaussian blur was applied to reduce noise </w:t>
+      </w:r>
+    </w:p>
+    <w:p>
+      <w:pPr>
+        <w:keepNext w:val="0"/>
+        <w:keepLines w:val="0"/>
+        <w:widowControl/>
+        <w:numPr>
+          <w:ilvl w:val="0"/>
+          <w:numId w:val="25"/>
+        </w:numPr>
+        <w:suppressLineNumbers w:val="0"/>
+        <w:spacing w:before="0" w:beforeAutospacing="1" w:after="0" w:afterAutospacing="1"/>
+        <w:ind w:left="720" w:hanging="360"/>
+      </w:pPr>
+      <w:r>
+        <w:t xml:space="preserve">Canny edge detection was performed using threshold values (50, 150) </w:t>
+      </w:r>
+    </w:p>
+    <w:p>
+      <w:pPr>
+        <w:keepNext w:val="0"/>
+        <w:keepLines w:val="0"/>
+        <w:widowControl/>
+        <w:suppressLineNumbers w:val="0"/>
+      </w:pPr>
+      <w:r>
+        <w:pict>
+          <v:rect id="_x0000_i1076" o:spt="1" style="height:1.5pt;width:432pt;" fillcolor="#A0A0A0" filled="t" stroked="f" coordsize="21600,21600" o:hr="t" o:hrstd="t" o:hralign="center">
+            <v:path/>
+            <v:fill on="t" focussize="0,0"/>
+            <v:stroke on="f"/>
+            <v:imagedata o:title=""/>
+            <o:lock v:ext="edit"/>
+            <w10:wrap type="none"/>
+            <w10:anchorlock/>
+          </v:rect>
+        </w:pict>
+      </w:r>
+    </w:p>
+    <w:p>
+      <w:pPr>
+        <w:pStyle w:val="3"/>
+        <w:keepNext w:val="0"/>
+        <w:keepLines w:val="0"/>
+        <w:widowControl/>
+        <w:suppressLineNumbers w:val="0"/>
+      </w:pPr>
+      <w:r>
+        <w:rPr>
+          <w:rStyle w:val="9"/>
+          <w:b/>
+          <w:bCs/>
+        </w:rPr>
+        <w:t>Results &amp; Observations</w:t>
+      </w:r>
+    </w:p>
+    <w:p>
+      <w:pPr>
+        <w:keepNext w:val="0"/>
+        <w:keepLines w:val="0"/>
+        <w:widowControl/>
+        <w:numPr>
+          <w:ilvl w:val="0"/>
+          <w:numId w:val="26"/>
+        </w:numPr>
+        <w:suppressLineNumbers w:val="0"/>
+        <w:spacing w:before="0" w:beforeAutospacing="1" w:after="0" w:afterAutospacing="1"/>
+        <w:ind w:left="720" w:hanging="360"/>
+      </w:pPr>
+      <w:r>
+        <w:t xml:space="preserve">The </w:t>
+      </w:r>
+      <w:r>
+        <w:rPr>
+          <w:rStyle w:val="9"/>
+        </w:rPr>
+        <w:t>blurred image</w:t>
+      </w:r>
+      <w:r>
+        <w:t xml:space="preserve"> shows reduced noise compared to the original </w:t>
+      </w:r>
+    </w:p>
+    <w:p>
+      <w:pPr>
+        <w:keepNext w:val="0"/>
+        <w:keepLines w:val="0"/>
+        <w:widowControl/>
+        <w:numPr>
+          <w:ilvl w:val="0"/>
+          <w:numId w:val="26"/>
+        </w:numPr>
+        <w:suppressLineNumbers w:val="0"/>
+        <w:spacing w:before="0" w:beforeAutospacing="1" w:after="0" w:afterAutospacing="1"/>
+        <w:ind w:left="720" w:hanging="360"/>
+      </w:pPr>
+      <w:r>
+        <w:t xml:space="preserve">The </w:t>
+      </w:r>
+      <w:r>
+        <w:rPr>
+          <w:rStyle w:val="9"/>
+        </w:rPr>
+        <w:t>Canny edge output clearly highlights object boundaries</w:t>
+      </w:r>
+      <w:r>
+        <w:t xml:space="preserve">, such as: </w:t>
+      </w:r>
+    </w:p>
+    <w:p>
+      <w:pPr>
+        <w:keepNext w:val="0"/>
+        <w:keepLines w:val="0"/>
+        <w:widowControl/>
+        <w:numPr>
+          <w:ilvl w:val="1"/>
+          <w:numId w:val="27"/>
+        </w:numPr>
+        <w:suppressLineNumbers w:val="0"/>
+        <w:tabs>
+          <w:tab w:val="left" w:pos="1440"/>
+        </w:tabs>
+        <w:spacing w:before="0" w:beforeAutospacing="1" w:after="0" w:afterAutospacing="1"/>
+        <w:ind w:left="1440" w:hanging="360"/>
+      </w:pPr>
+      <w:r>
+        <w:t xml:space="preserve">Characters </w:t>
+      </w:r>
+    </w:p>
+    <w:p>
+      <w:pPr>
+        <w:keepNext w:val="0"/>
+        <w:keepLines w:val="0"/>
+        <w:widowControl/>
+        <w:numPr>
+          <w:ilvl w:val="1"/>
+          <w:numId w:val="27"/>
+        </w:numPr>
+        <w:suppressLineNumbers w:val="0"/>
+        <w:tabs>
+          <w:tab w:val="left" w:pos="1440"/>
+        </w:tabs>
+        <w:spacing w:before="0" w:beforeAutospacing="1" w:after="0" w:afterAutospacing="1"/>
+        <w:ind w:left="1440" w:hanging="360"/>
+      </w:pPr>
+      <w:r>
+        <w:t xml:space="preserve">Weapons </w:t>
+      </w:r>
+    </w:p>
+    <w:p>
+      <w:pPr>
+        <w:keepNext w:val="0"/>
+        <w:keepLines w:val="0"/>
+        <w:widowControl/>
+        <w:numPr>
+          <w:ilvl w:val="1"/>
+          <w:numId w:val="27"/>
+        </w:numPr>
+        <w:suppressLineNumbers w:val="0"/>
+        <w:tabs>
+          <w:tab w:val="left" w:pos="1440"/>
+        </w:tabs>
+        <w:spacing w:before="0" w:beforeAutospacing="1" w:after="0" w:afterAutospacing="1"/>
+        <w:ind w:left="1440" w:hanging="360"/>
+      </w:pPr>
+      <w:r>
+        <w:t xml:space="preserve">Background structures </w:t>
+      </w:r>
+    </w:p>
+    <w:p>
+      <w:pPr>
+        <w:keepNext w:val="0"/>
+        <w:keepLines w:val="0"/>
+        <w:widowControl/>
+        <w:numPr>
+          <w:ilvl w:val="0"/>
+          <w:numId w:val="26"/>
+        </w:numPr>
+        <w:suppressLineNumbers w:val="0"/>
+        <w:spacing w:before="0" w:beforeAutospacing="1" w:after="0" w:afterAutospacing="1"/>
+        <w:ind w:left="720" w:hanging="360"/>
+      </w:pPr>
+      <w:r>
+        <w:t xml:space="preserve">The edges are: </w:t>
+      </w:r>
+    </w:p>
+    <w:p>
+      <w:pPr>
+        <w:keepNext w:val="0"/>
+        <w:keepLines w:val="0"/>
+        <w:widowControl/>
+        <w:numPr>
+          <w:ilvl w:val="1"/>
+          <w:numId w:val="26"/>
+        </w:numPr>
+        <w:suppressLineNumbers w:val="0"/>
+        <w:spacing w:before="0" w:beforeAutospacing="1" w:after="0" w:afterAutospacing="1"/>
+        <w:ind w:left="1440" w:hanging="360"/>
+      </w:pPr>
+      <w:r>
+        <w:rPr>
+          <w:rStyle w:val="9"/>
+        </w:rPr>
+        <w:t>Thin and well-defined</w:t>
+      </w:r>
+      <w:r>
+        <w:t xml:space="preserve"> </w:t>
+      </w:r>
+    </w:p>
+    <w:p>
+      <w:pPr>
+        <w:keepNext w:val="0"/>
+        <w:keepLines w:val="0"/>
+        <w:widowControl/>
+        <w:numPr>
+          <w:ilvl w:val="1"/>
+          <w:numId w:val="26"/>
+        </w:numPr>
+        <w:suppressLineNumbers w:val="0"/>
+        <w:spacing w:before="0" w:beforeAutospacing="1" w:after="0" w:afterAutospacing="1"/>
+        <w:ind w:left="1440" w:hanging="360"/>
+      </w:pPr>
+      <w:r>
+        <w:rPr>
+          <w:rStyle w:val="9"/>
+        </w:rPr>
+        <w:t>Continuous (good connectivity)</w:t>
+      </w:r>
+      <w:r>
+        <w:t xml:space="preserve"> </w:t>
+      </w:r>
+    </w:p>
+    <w:p>
+      <w:pPr>
+        <w:keepNext w:val="0"/>
+        <w:keepLines w:val="0"/>
+        <w:widowControl/>
+        <w:numPr>
+          <w:ilvl w:val="1"/>
+          <w:numId w:val="26"/>
+        </w:numPr>
+        <w:suppressLineNumbers w:val="0"/>
+        <w:spacing w:before="0" w:beforeAutospacing="1" w:after="0" w:afterAutospacing="1"/>
+        <w:ind w:left="1440" w:hanging="360"/>
+      </w:pPr>
+      <w:r>
+        <w:rPr>
+          <w:rStyle w:val="9"/>
+        </w:rPr>
+        <w:t>Less noisy compared to Sobel (Q6)</w:t>
+      </w:r>
+      <w:r>
+        <w:t xml:space="preserve"> </w:t>
+      </w:r>
+    </w:p>
+    <w:p>
+      <w:pPr>
+        <w:numPr>
+          <w:ilvl w:val="0"/>
+          <w:numId w:val="0"/>
+        </w:numPr>
+        <w:rPr>
+          <w:rFonts w:hint="default"/>
+          <w:lang w:val="en-US"/>
+        </w:rPr>
+      </w:pPr>
+      <w:r>
+        <w:rPr>
+          <w:rFonts w:hint="default" w:ascii="SimSun" w:hAnsi="SimSun" w:eastAsia="SimSun"/>
+          <w:i/>
+          <w:sz w:val="24"/>
+          <w:szCs w:val="24"/>
+          <w:u w:val="single"/>
+        </w:rPr>
+        <w:t>Figure_</w:t>
+      </w:r>
+      <w:r>
+        <w:rPr>
+          <w:rFonts w:hint="default" w:ascii="SimSun" w:hAnsi="SimSun" w:eastAsia="SimSun"/>
+          <w:i/>
+          <w:sz w:val="24"/>
+          <w:szCs w:val="24"/>
+          <w:u w:val="single"/>
+          <w:lang w:val="en-US"/>
+        </w:rPr>
+        <w:t>12</w:t>
+      </w:r>
+      <w:r>
+        <w:rPr>
+          <w:rFonts w:hint="default" w:ascii="SimSun" w:hAnsi="SimSun" w:eastAsia="SimSun"/>
+          <w:i/>
+          <w:sz w:val="24"/>
+          <w:szCs w:val="24"/>
+          <w:u w:val="single"/>
+        </w:rPr>
+        <w:t>.png</w:t>
+      </w:r>
+    </w:p>
+    <w:p>
+      <w:pPr>
+        <w:keepNext w:val="0"/>
+        <w:keepLines w:val="0"/>
+        <w:widowControl/>
+        <w:suppressLineNumbers w:val="0"/>
+      </w:pPr>
+      <w:r>
+        <w:pict>
+          <v:rect id="_x0000_i1077" o:spt="1" style="height:1.5pt;width:432pt;" fillcolor="#A0A0A0" filled="t" stroked="f" coordsize="21600,21600" o:hr="t" o:hrstd="t" o:hralign="center">
+            <v:path/>
+            <v:fill on="t" focussize="0,0"/>
+            <v:stroke on="f"/>
+            <v:imagedata o:title=""/>
+            <o:lock v:ext="edit"/>
+            <w10:wrap type="none"/>
+            <w10:anchorlock/>
+          </v:rect>
+        </w:pict>
+      </w:r>
+    </w:p>
+    <w:p>
+      <w:pPr>
+        <w:pStyle w:val="3"/>
+        <w:keepNext w:val="0"/>
+        <w:keepLines w:val="0"/>
+        <w:widowControl/>
+        <w:suppressLineNumbers w:val="0"/>
+      </w:pPr>
+      <w:r>
+        <w:rPr>
+          <w:rStyle w:val="9"/>
+          <w:b/>
+          <w:bCs/>
+        </w:rPr>
+        <w:t>Analysis (Important for marks 💯)</w:t>
+      </w:r>
+    </w:p>
+    <w:p>
+      <w:pPr>
+        <w:keepNext w:val="0"/>
+        <w:keepLines w:val="0"/>
+        <w:widowControl/>
+        <w:numPr>
+          <w:ilvl w:val="0"/>
+          <w:numId w:val="28"/>
+        </w:numPr>
+        <w:suppressLineNumbers w:val="0"/>
+        <w:spacing w:before="0" w:beforeAutospacing="1" w:after="0" w:afterAutospacing="1"/>
+        <w:ind w:left="720" w:hanging="360"/>
+      </w:pPr>
+      <w:r>
+        <w:t xml:space="preserve">Canny performs better than basic edge detectors because: </w:t>
+      </w:r>
+    </w:p>
+    <w:p>
+      <w:pPr>
+        <w:keepNext w:val="0"/>
+        <w:keepLines w:val="0"/>
+        <w:widowControl/>
+        <w:numPr>
+          <w:ilvl w:val="1"/>
+          <w:numId w:val="28"/>
+        </w:numPr>
+        <w:suppressLineNumbers w:val="0"/>
+        <w:spacing w:before="0" w:beforeAutospacing="1" w:after="0" w:afterAutospacing="1"/>
+        <w:ind w:left="1440" w:hanging="360"/>
+      </w:pPr>
+      <w:r>
+        <w:t xml:space="preserve">It removes noise before detection </w:t>
+      </w:r>
+    </w:p>
+    <w:p>
+      <w:pPr>
+        <w:keepNext w:val="0"/>
+        <w:keepLines w:val="0"/>
+        <w:widowControl/>
+        <w:numPr>
+          <w:ilvl w:val="1"/>
+          <w:numId w:val="28"/>
+        </w:numPr>
+        <w:suppressLineNumbers w:val="0"/>
+        <w:spacing w:before="0" w:beforeAutospacing="1" w:after="0" w:afterAutospacing="1"/>
+        <w:ind w:left="1440" w:hanging="360"/>
+      </w:pPr>
+      <w:r>
+        <w:t xml:space="preserve">It keeps only strong edges using thresholding </w:t>
+      </w:r>
+    </w:p>
+    <w:p>
+      <w:pPr>
+        <w:keepNext w:val="0"/>
+        <w:keepLines w:val="0"/>
+        <w:widowControl/>
+        <w:numPr>
+          <w:ilvl w:val="1"/>
+          <w:numId w:val="28"/>
+        </w:numPr>
+        <w:suppressLineNumbers w:val="0"/>
+        <w:spacing w:before="0" w:beforeAutospacing="1" w:after="0" w:afterAutospacing="1"/>
+        <w:ind w:left="1440" w:hanging="360"/>
+      </w:pPr>
+      <w:r>
+        <w:t xml:space="preserve">It suppresses non-maximum pixels (thin edges) </w:t>
+      </w:r>
+    </w:p>
+    <w:p>
+      <w:pPr>
+        <w:keepNext w:val="0"/>
+        <w:keepLines w:val="0"/>
+        <w:widowControl/>
+        <w:numPr>
+          <w:ilvl w:val="0"/>
+          <w:numId w:val="28"/>
+        </w:numPr>
+        <w:suppressLineNumbers w:val="0"/>
+        <w:spacing w:before="0" w:beforeAutospacing="1" w:after="0" w:afterAutospacing="1"/>
+        <w:ind w:left="720" w:hanging="360"/>
+      </w:pPr>
+      <w:r>
+        <w:t xml:space="preserve">Some fine textures are removed, which is expected behavior </w:t>
+      </w:r>
+    </w:p>
+    <w:p>
+      <w:pPr>
+        <w:keepNext w:val="0"/>
+        <w:keepLines w:val="0"/>
+        <w:widowControl/>
+        <w:suppressLineNumbers w:val="0"/>
+      </w:pPr>
+      <w:r>
+        <w:pict>
+          <v:rect id="_x0000_i1078" o:spt="1" style="height:1.5pt;width:432pt;" fillcolor="#A0A0A0" filled="t" stroked="f" coordsize="21600,21600" o:hr="t" o:hrstd="t" o:hralign="center">
+            <v:path/>
+            <v:fill on="t" focussize="0,0"/>
+            <v:stroke on="f"/>
+            <v:imagedata o:title=""/>
+            <o:lock v:ext="edit"/>
+            <w10:wrap type="none"/>
+            <w10:anchorlock/>
+          </v:rect>
+        </w:pict>
+      </w:r>
+    </w:p>
+    <w:p>
+      <w:pPr>
+        <w:pStyle w:val="3"/>
+        <w:keepNext w:val="0"/>
+        <w:keepLines w:val="0"/>
+        <w:widowControl/>
+        <w:suppressLineNumbers w:val="0"/>
+      </w:pPr>
+      <w:r>
+        <w:rPr>
+          <w:rStyle w:val="9"/>
+          <w:b/>
+          <w:bCs/>
+        </w:rPr>
+        <w:t>Conclusion</w:t>
+      </w:r>
+    </w:p>
+    <w:p>
+      <w:pPr>
+        <w:pStyle w:val="8"/>
+        <w:keepNext w:val="0"/>
+        <w:keepLines w:val="0"/>
+        <w:widowControl/>
+        <w:suppressLineNumbers w:val="0"/>
+      </w:pPr>
+      <w:r>
+        <w:t>Canny edge detection provides accurate and clean edge representation. It is more effective than gradient-based methods like Sobel due to its multi-stage processing and noise handling capability.</w:t>
+      </w:r>
+    </w:p>
+    <w:p>
+      <w:pPr>
+        <w:keepNext w:val="0"/>
+        <w:keepLines w:val="0"/>
+        <w:widowControl/>
+        <w:suppressLineNumbers w:val="0"/>
+      </w:pPr>
+      <w:r>
+        <w:pict>
+          <v:rect id="_x0000_i1079" o:spt="1" style="height:1.5pt;width:432pt;" fillcolor="#A0A0A0" filled="t" stroked="f" coordsize="21600,21600" o:hr="t" o:hrstd="t" o:hralign="center">
+            <v:path/>
+            <v:fill on="t" focussize="0,0"/>
+            <v:stroke on="f"/>
+            <v:imagedata o:title=""/>
+            <o:lock v:ext="edit"/>
+            <w10:wrap type="none"/>
+            <w10:anchorlock/>
+          </v:rect>
+        </w:pict>
+      </w:r>
+    </w:p>
+    <w:p>
+      <w:pPr>
+        <w:pStyle w:val="3"/>
+        <w:keepNext w:val="0"/>
+        <w:keepLines w:val="0"/>
+        <w:widowControl/>
+        <w:suppressLineNumbers w:val="0"/>
+      </w:pPr>
+      <w:r>
+        <w:rPr>
+          <w:rStyle w:val="9"/>
+          <w:b/>
+          <w:bCs/>
+        </w:rPr>
+        <w:t>Optional Extra Line (Good impression)</w:t>
+      </w:r>
+    </w:p>
+    <w:p>
+      <w:pPr>
+        <w:pStyle w:val="8"/>
+        <w:keepNext w:val="0"/>
+        <w:keepLines w:val="0"/>
+        <w:widowControl/>
+        <w:suppressLineNumbers w:val="0"/>
+        <w:ind w:left="720" w:right="720"/>
+        <w:rPr>
+          <w:rFonts w:hint="eastAsia" w:ascii="SimSun" w:hAnsi="SimSun" w:eastAsia="SimSun" w:cs="SimSun"/>
+          <w:sz w:val="24"/>
+          <w:szCs w:val="24"/>
+        </w:rPr>
+      </w:pPr>
+      <w:r>
+        <w:rPr>
+          <w:rFonts w:hint="eastAsia" w:ascii="SimSun" w:hAnsi="SimSun" w:eastAsia="SimSun" w:cs="SimSun"/>
+          <w:sz w:val="24"/>
+          <w:szCs w:val="24"/>
+        </w:rPr>
+        <w:t>The choice of threshold values significantly affects the edge detection result, where lower thresholds detect more edges but may introduce noise, while higher thresholds detect only prominent edges.</w:t>
+      </w:r>
+    </w:p>
+    <w:p>
+      <w:pPr>
+        <w:pStyle w:val="8"/>
+        <w:keepNext w:val="0"/>
+        <w:keepLines w:val="0"/>
+        <w:widowControl/>
+        <w:suppressLineNumbers w:val="0"/>
+        <w:ind w:left="720" w:right="720"/>
+        <w:rPr>
+          <w:rFonts w:hint="eastAsia" w:ascii="SimSun" w:hAnsi="SimSun" w:eastAsia="SimSun" w:cs="SimSun"/>
+          <w:sz w:val="24"/>
+          <w:szCs w:val="24"/>
+        </w:rPr>
+      </w:pPr>
+    </w:p>
+    <w:p>
+      <w:pPr>
+        <w:pStyle w:val="8"/>
+        <w:keepNext w:val="0"/>
+        <w:keepLines w:val="0"/>
+        <w:widowControl/>
+        <w:suppressLineNumbers w:val="0"/>
+        <w:ind w:right="720"/>
+        <w:rPr>
+          <w:rFonts w:hint="default" w:ascii="SimSun" w:hAnsi="SimSun" w:cs="SimSun"/>
+          <w:sz w:val="24"/>
+          <w:szCs w:val="24"/>
+          <w:lang w:val="en-US"/>
+        </w:rPr>
+      </w:pPr>
+      <w:r>
+        <w:rPr>
+          <w:rFonts w:hint="default" w:ascii="SimSun" w:hAnsi="SimSun" w:cs="SimSun"/>
+          <w:sz w:val="24"/>
+          <w:szCs w:val="24"/>
+          <w:lang w:val="en-US"/>
+        </w:rPr>
+        <w:t>Q10</w:t>
+      </w:r>
+    </w:p>
+    <w:p>
+      <w:pPr>
+        <w:pStyle w:val="3"/>
+        <w:keepNext w:val="0"/>
+        <w:keepLines w:val="0"/>
+        <w:widowControl/>
+        <w:suppressLineNumbers w:val="0"/>
+      </w:pPr>
+      <w:r>
+        <w:rPr>
+          <w:rStyle w:val="9"/>
+          <w:b/>
+          <w:bCs/>
+        </w:rPr>
+        <w:t>Objective</w:t>
+      </w:r>
+    </w:p>
+    <w:p>
+      <w:pPr>
+        <w:pStyle w:val="8"/>
+        <w:keepNext w:val="0"/>
+        <w:keepLines w:val="0"/>
+        <w:widowControl/>
+        <w:suppressLineNumbers w:val="0"/>
+      </w:pPr>
+      <w:r>
+        <w:t>To implement bilateral filtering manually and compare its performance with Gaussian filtering and OpenCV’s built-in bilateral filter.</w:t>
+      </w:r>
+    </w:p>
+    <w:p>
+      <w:pPr>
+        <w:keepNext w:val="0"/>
+        <w:keepLines w:val="0"/>
+        <w:widowControl/>
+        <w:suppressLineNumbers w:val="0"/>
+      </w:pPr>
+      <w:r>
+        <w:pict>
+          <v:rect id="_x0000_i1086" o:spt="1" style="height:1.5pt;width:432pt;" fillcolor="#A0A0A0" filled="t" stroked="f" coordsize="21600,21600" o:hr="t" o:hrstd="t" o:hralign="center">
+            <v:path/>
+            <v:fill on="t" focussize="0,0"/>
+            <v:stroke on="f"/>
+            <v:imagedata o:title=""/>
+            <o:lock v:ext="edit"/>
+            <w10:wrap type="none"/>
+            <w10:anchorlock/>
+          </v:rect>
+        </w:pict>
+      </w:r>
+    </w:p>
+    <w:p>
+      <w:pPr>
+        <w:pStyle w:val="3"/>
+        <w:keepNext w:val="0"/>
+        <w:keepLines w:val="0"/>
+        <w:widowControl/>
+        <w:suppressLineNumbers w:val="0"/>
+      </w:pPr>
+      <w:r>
+        <w:rPr>
+          <w:rStyle w:val="9"/>
+          <w:b/>
+          <w:bCs/>
+        </w:rPr>
+        <w:t>Methodology</w:t>
+      </w:r>
+    </w:p>
+    <w:p>
+      <w:pPr>
+        <w:keepNext w:val="0"/>
+        <w:keepLines w:val="0"/>
+        <w:widowControl/>
+        <w:numPr>
+          <w:ilvl w:val="0"/>
+          <w:numId w:val="29"/>
+        </w:numPr>
+        <w:suppressLineNumbers w:val="0"/>
+        <w:spacing w:before="0" w:beforeAutospacing="1" w:after="0" w:afterAutospacing="1"/>
+        <w:ind w:left="720" w:hanging="360"/>
+      </w:pPr>
+      <w:r>
+        <w:t xml:space="preserve">The input image was converted to grayscale. </w:t>
+      </w:r>
+    </w:p>
+    <w:p>
+      <w:pPr>
+        <w:keepNext w:val="0"/>
+        <w:keepLines w:val="0"/>
+        <w:widowControl/>
+        <w:numPr>
+          <w:ilvl w:val="0"/>
+          <w:numId w:val="29"/>
+        </w:numPr>
+        <w:suppressLineNumbers w:val="0"/>
+        <w:spacing w:before="0" w:beforeAutospacing="1" w:after="0" w:afterAutospacing="1"/>
+        <w:ind w:left="720" w:hanging="360"/>
+      </w:pPr>
+      <w:r>
+        <w:t xml:space="preserve">Three filtering techniques were applied: </w:t>
+      </w:r>
+    </w:p>
+    <w:p>
+      <w:pPr>
+        <w:keepNext w:val="0"/>
+        <w:keepLines w:val="0"/>
+        <w:widowControl/>
+        <w:numPr>
+          <w:ilvl w:val="1"/>
+          <w:numId w:val="29"/>
+        </w:numPr>
+        <w:suppressLineNumbers w:val="0"/>
+        <w:spacing w:before="0" w:beforeAutospacing="1" w:after="0" w:afterAutospacing="1"/>
+        <w:ind w:left="1440" w:hanging="360"/>
+      </w:pPr>
+      <w:r>
+        <w:rPr>
+          <w:rStyle w:val="9"/>
+        </w:rPr>
+        <w:t>Gaussian filtering</w:t>
+      </w:r>
+      <w:r>
+        <w:t xml:space="preserve"> using OpenCV (</w:t>
+      </w:r>
+      <w:r>
+        <w:rPr>
+          <w:rStyle w:val="7"/>
+        </w:rPr>
+        <w:t>cv2.GaussianBlur</w:t>
+      </w:r>
+      <w:r>
+        <w:t xml:space="preserve">) </w:t>
+      </w:r>
+    </w:p>
+    <w:p>
+      <w:pPr>
+        <w:keepNext w:val="0"/>
+        <w:keepLines w:val="0"/>
+        <w:widowControl/>
+        <w:numPr>
+          <w:ilvl w:val="1"/>
+          <w:numId w:val="29"/>
+        </w:numPr>
+        <w:suppressLineNumbers w:val="0"/>
+        <w:spacing w:before="0" w:beforeAutospacing="1" w:after="0" w:afterAutospacing="1"/>
+        <w:ind w:left="1440" w:hanging="360"/>
+      </w:pPr>
+      <w:r>
+        <w:rPr>
+          <w:rStyle w:val="9"/>
+        </w:rPr>
+        <w:t>Bilateral filtering (OpenCV)</w:t>
+      </w:r>
+      <w:r>
+        <w:t xml:space="preserve"> using </w:t>
+      </w:r>
+      <w:r>
+        <w:rPr>
+          <w:rStyle w:val="7"/>
+        </w:rPr>
+        <w:t>cv2.bilateralFilter</w:t>
+      </w:r>
+      <w:r>
+        <w:t xml:space="preserve"> </w:t>
+      </w:r>
+    </w:p>
+    <w:p>
+      <w:pPr>
+        <w:keepNext w:val="0"/>
+        <w:keepLines w:val="0"/>
+        <w:widowControl/>
+        <w:numPr>
+          <w:ilvl w:val="1"/>
+          <w:numId w:val="29"/>
+        </w:numPr>
+        <w:suppressLineNumbers w:val="0"/>
+        <w:spacing w:before="0" w:beforeAutospacing="1" w:after="0" w:afterAutospacing="1"/>
+        <w:ind w:left="1440" w:hanging="360"/>
+      </w:pPr>
+      <w:r>
+        <w:rPr>
+          <w:rStyle w:val="9"/>
+        </w:rPr>
+        <w:t>Manual bilateral filtering</w:t>
+      </w:r>
+      <w:r>
+        <w:t xml:space="preserve"> implemented using spatial and intensity Gaussian weights </w:t>
+      </w:r>
+    </w:p>
+    <w:p>
+      <w:pPr>
+        <w:keepNext w:val="0"/>
+        <w:keepLines w:val="0"/>
+        <w:widowControl/>
+        <w:suppressLineNumbers w:val="0"/>
+      </w:pPr>
+      <w:r>
+        <w:pict>
+          <v:rect id="_x0000_i1087" o:spt="1" style="height:1.5pt;width:432pt;" fillcolor="#A0A0A0" filled="t" stroked="f" coordsize="21600,21600" o:hr="t" o:hrstd="t" o:hralign="center">
+            <v:path/>
+            <v:fill on="t" focussize="0,0"/>
+            <v:stroke on="f"/>
+            <v:imagedata o:title=""/>
+            <o:lock v:ext="edit"/>
+            <w10:wrap type="none"/>
+            <w10:anchorlock/>
+          </v:rect>
+        </w:pict>
+      </w:r>
+    </w:p>
+    <w:p>
+      <w:pPr>
+        <w:pStyle w:val="3"/>
+        <w:keepNext w:val="0"/>
+        <w:keepLines w:val="0"/>
+        <w:widowControl/>
+        <w:suppressLineNumbers w:val="0"/>
+      </w:pPr>
+      <w:r>
+        <w:rPr>
+          <w:rStyle w:val="9"/>
+          <w:b/>
+          <w:bCs/>
+        </w:rPr>
+        <w:t>Results</w:t>
+      </w:r>
+    </w:p>
+    <w:p>
+      <w:pPr>
+        <w:keepNext w:val="0"/>
+        <w:keepLines w:val="0"/>
+        <w:widowControl/>
+        <w:numPr>
+          <w:ilvl w:val="0"/>
+          <w:numId w:val="30"/>
+        </w:numPr>
+        <w:suppressLineNumbers w:val="0"/>
+        <w:spacing w:before="0" w:beforeAutospacing="1" w:after="0" w:afterAutospacing="1"/>
+        <w:ind w:left="720" w:hanging="360"/>
+      </w:pPr>
+      <w:r>
+        <w:t xml:space="preserve">The Gaussian filter produces a smooth image but slightly blurs important edges. </w:t>
+      </w:r>
+    </w:p>
+    <w:p>
+      <w:pPr>
+        <w:keepNext w:val="0"/>
+        <w:keepLines w:val="0"/>
+        <w:widowControl/>
+        <w:numPr>
+          <w:ilvl w:val="0"/>
+          <w:numId w:val="30"/>
+        </w:numPr>
+        <w:suppressLineNumbers w:val="0"/>
+        <w:spacing w:before="0" w:beforeAutospacing="1" w:after="0" w:afterAutospacing="1"/>
+        <w:ind w:left="720" w:hanging="360"/>
+      </w:pPr>
+      <w:r>
+        <w:t xml:space="preserve">The OpenCV bilateral filter smooths noise while preserving edges effectively. </w:t>
+      </w:r>
+    </w:p>
+    <w:p>
+      <w:pPr>
+        <w:keepNext w:val="0"/>
+        <w:keepLines w:val="0"/>
+        <w:widowControl/>
+        <w:numPr>
+          <w:ilvl w:val="0"/>
+          <w:numId w:val="30"/>
+        </w:numPr>
+        <w:suppressLineNumbers w:val="0"/>
+        <w:spacing w:before="0" w:beforeAutospacing="1" w:after="0" w:afterAutospacing="1"/>
+        <w:ind w:left="720" w:hanging="360"/>
+      </w:pPr>
+      <w:r>
+        <w:t xml:space="preserve">The manually implemented bilateral filter produces similar results to OpenCV but is computationally slower. </w:t>
+      </w:r>
+    </w:p>
+    <w:p>
+      <w:pPr>
+        <w:keepNext w:val="0"/>
+        <w:keepLines w:val="0"/>
+        <w:widowControl/>
+        <w:suppressLineNumbers w:val="0"/>
+      </w:pPr>
+      <w:r>
+        <w:pict>
+          <v:rect id="_x0000_i1088" o:spt="1" style="height:1.5pt;width:432pt;" fillcolor="#A0A0A0" filled="t" stroked="f" coordsize="21600,21600" o:hr="t" o:hrstd="t" o:hralign="center">
+            <v:path/>
+            <v:fill on="t" focussize="0,0"/>
+            <v:stroke on="f"/>
+            <v:imagedata o:title=""/>
+            <o:lock v:ext="edit"/>
+            <w10:wrap type="none"/>
+            <w10:anchorlock/>
+          </v:rect>
+        </w:pict>
+      </w:r>
+    </w:p>
+    <w:p>
+      <w:pPr>
+        <w:pStyle w:val="3"/>
+        <w:keepNext w:val="0"/>
+        <w:keepLines w:val="0"/>
+        <w:widowControl/>
+        <w:suppressLineNumbers w:val="0"/>
+      </w:pPr>
+      <w:r>
+        <w:rPr>
+          <w:rStyle w:val="9"/>
+          <w:b/>
+          <w:bCs/>
+        </w:rPr>
+        <w:t>Observations (Based on YOUR IMAGE)</w:t>
+      </w:r>
+    </w:p>
+    <w:p>
+      <w:pPr>
+        <w:keepNext w:val="0"/>
+        <w:keepLines w:val="0"/>
+        <w:widowControl/>
+        <w:numPr>
+          <w:ilvl w:val="0"/>
+          <w:numId w:val="31"/>
+        </w:numPr>
+        <w:suppressLineNumbers w:val="0"/>
+        <w:spacing w:before="0" w:beforeAutospacing="1" w:after="0" w:afterAutospacing="1"/>
+        <w:ind w:left="720" w:hanging="360"/>
+      </w:pPr>
+      <w:r>
+        <w:t xml:space="preserve">In the </w:t>
+      </w:r>
+      <w:r>
+        <w:rPr>
+          <w:rStyle w:val="9"/>
+        </w:rPr>
+        <w:t>Gaussian output</w:t>
+      </w:r>
+      <w:r>
+        <w:t xml:space="preserve">, fine details (e.g., facial features and object boundaries) appear slightly blurred. </w:t>
+      </w:r>
+    </w:p>
+    <w:p>
+      <w:pPr>
+        <w:keepNext w:val="0"/>
+        <w:keepLines w:val="0"/>
+        <w:widowControl/>
+        <w:numPr>
+          <w:ilvl w:val="0"/>
+          <w:numId w:val="31"/>
+        </w:numPr>
+        <w:suppressLineNumbers w:val="0"/>
+        <w:spacing w:before="0" w:beforeAutospacing="1" w:after="0" w:afterAutospacing="1"/>
+        <w:ind w:left="720" w:hanging="360"/>
+      </w:pPr>
+      <w:r>
+        <w:t xml:space="preserve">In the </w:t>
+      </w:r>
+      <w:r>
+        <w:rPr>
+          <w:rStyle w:val="9"/>
+        </w:rPr>
+        <w:t>bilateral outputs</w:t>
+      </w:r>
+      <w:r>
+        <w:t xml:space="preserve">, edges such as character outlines and weapon shapes are preserved. </w:t>
+      </w:r>
+    </w:p>
+    <w:p>
+      <w:pPr>
+        <w:keepNext w:val="0"/>
+        <w:keepLines w:val="0"/>
+        <w:widowControl/>
+        <w:numPr>
+          <w:ilvl w:val="0"/>
+          <w:numId w:val="31"/>
+        </w:numPr>
+        <w:suppressLineNumbers w:val="0"/>
+        <w:spacing w:before="0" w:beforeAutospacing="1" w:after="0" w:afterAutospacing="1"/>
+        <w:ind w:left="720" w:hanging="360"/>
+      </w:pPr>
+      <w:r>
+        <w:t xml:space="preserve">The </w:t>
+      </w:r>
+      <w:r>
+        <w:rPr>
+          <w:rStyle w:val="9"/>
+        </w:rPr>
+        <w:t>manual bilateral result closely matches OpenCV</w:t>
+      </w:r>
+      <w:r>
+        <w:t xml:space="preserve">, confirming correct implementation. </w:t>
+      </w:r>
+    </w:p>
+    <w:p>
+      <w:pPr>
+        <w:keepNext w:val="0"/>
+        <w:keepLines w:val="0"/>
+        <w:widowControl/>
+        <w:numPr>
+          <w:ilvl w:val="0"/>
+          <w:numId w:val="31"/>
+        </w:numPr>
+        <w:suppressLineNumbers w:val="0"/>
+        <w:spacing w:before="0" w:beforeAutospacing="1" w:after="0" w:afterAutospacing="1"/>
+        <w:ind w:left="720" w:hanging="360"/>
+      </w:pPr>
+      <w:r>
+        <w:t xml:space="preserve">Background noise is reduced while maintaining sharp transitions in intensity. </w:t>
+      </w:r>
+    </w:p>
+    <w:p>
+      <w:pPr>
+        <w:keepNext w:val="0"/>
+        <w:keepLines w:val="0"/>
+        <w:widowControl/>
+        <w:suppressLineNumbers w:val="0"/>
+      </w:pPr>
+      <w:r>
+        <w:pict>
+          <v:rect id="_x0000_i1089" o:spt="1" style="height:1.5pt;width:432pt;" fillcolor="#A0A0A0" filled="t" stroked="f" coordsize="21600,21600" o:hr="t" o:hrstd="t" o:hralign="center">
+            <v:path/>
+            <v:fill on="t" focussize="0,0"/>
+            <v:stroke on="f"/>
+            <v:imagedata o:title=""/>
+            <o:lock v:ext="edit"/>
+            <w10:wrap type="none"/>
+            <w10:anchorlock/>
+          </v:rect>
+        </w:pict>
+      </w:r>
+    </w:p>
+    <w:p>
+      <w:pPr>
+        <w:pStyle w:val="3"/>
+        <w:keepNext w:val="0"/>
+        <w:keepLines w:val="0"/>
+        <w:widowControl/>
+        <w:suppressLineNumbers w:val="0"/>
+      </w:pPr>
+      <w:r>
+        <w:rPr>
+          <w:rStyle w:val="9"/>
+          <w:b/>
+          <w:bCs/>
+        </w:rPr>
+        <w:t>Key Insight</w:t>
+      </w:r>
+    </w:p>
+    <w:p>
+      <w:pPr>
+        <w:pStyle w:val="8"/>
+        <w:keepNext w:val="0"/>
+        <w:keepLines w:val="0"/>
+        <w:widowControl/>
+        <w:suppressLineNumbers w:val="0"/>
+      </w:pPr>
+      <w:r>
+        <w:t>Bilateral filtering is superior to Gaussian filtering for edge-preserving smoothing because it considers both:</w:t>
+      </w:r>
+    </w:p>
+    <w:p>
+      <w:pPr>
+        <w:keepNext w:val="0"/>
+        <w:keepLines w:val="0"/>
+        <w:widowControl/>
+        <w:numPr>
+          <w:ilvl w:val="0"/>
+          <w:numId w:val="32"/>
+        </w:numPr>
+        <w:suppressLineNumbers w:val="0"/>
+        <w:spacing w:before="0" w:beforeAutospacing="1" w:after="0" w:afterAutospacing="1"/>
+        <w:ind w:left="720" w:hanging="360"/>
+      </w:pPr>
+      <w:r>
+        <w:t xml:space="preserve">Spatial distance between pixels </w:t>
+      </w:r>
+    </w:p>
+    <w:p>
+      <w:pPr>
+        <w:keepNext w:val="0"/>
+        <w:keepLines w:val="0"/>
+        <w:widowControl/>
+        <w:numPr>
+          <w:ilvl w:val="0"/>
+          <w:numId w:val="32"/>
+        </w:numPr>
+        <w:suppressLineNumbers w:val="0"/>
+        <w:spacing w:before="0" w:beforeAutospacing="1" w:after="0" w:afterAutospacing="1"/>
+        <w:ind w:left="720" w:hanging="360"/>
+      </w:pPr>
+      <w:r>
+        <w:t xml:space="preserve">Intensity differences between pixels </w:t>
+      </w:r>
+    </w:p>
+    <w:p>
+      <w:pPr>
+        <w:keepNext w:val="0"/>
+        <w:keepLines w:val="0"/>
+        <w:widowControl/>
+        <w:suppressLineNumbers w:val="0"/>
+      </w:pPr>
+      <w:r>
+        <w:pict>
+          <v:rect id="_x0000_i1090" o:spt="1" style="height:1.5pt;width:432pt;" fillcolor="#A0A0A0" filled="t" stroked="f" coordsize="21600,21600" o:hr="t" o:hrstd="t" o:hralign="center">
+            <v:path/>
+            <v:fill on="t" focussize="0,0"/>
+            <v:stroke on="f"/>
+            <v:imagedata o:title=""/>
+            <o:lock v:ext="edit"/>
+            <w10:wrap type="none"/>
+            <w10:anchorlock/>
+          </v:rect>
+        </w:pict>
+      </w:r>
+    </w:p>
+    <w:p>
+      <w:pPr>
+        <w:pStyle w:val="3"/>
+        <w:keepNext w:val="0"/>
+        <w:keepLines w:val="0"/>
+        <w:widowControl/>
+        <w:suppressLineNumbers w:val="0"/>
+      </w:pPr>
+      <w:r>
+        <w:rPr>
+          <w:rStyle w:val="9"/>
+          <w:b/>
+          <w:bCs/>
+        </w:rPr>
+        <w:t>Conclusion</w:t>
+      </w:r>
+    </w:p>
+    <w:p>
+      <w:pPr>
+        <w:pStyle w:val="8"/>
+        <w:keepNext w:val="0"/>
+        <w:keepLines w:val="0"/>
+        <w:widowControl/>
+        <w:suppressLineNumbers w:val="0"/>
+      </w:pPr>
+      <w:r>
+        <w:t>Bilateral filtering provides better visual quality compared to Gaussian filtering by preserving edges while reducing noise. The manual implementation validates the concept but is significantly slower than OpenCV’s optimized version.</w:t>
+      </w:r>
+    </w:p>
+    <w:p>
+      <w:pPr>
+        <w:keepNext w:val="0"/>
+        <w:keepLines w:val="0"/>
+        <w:widowControl/>
+        <w:suppressLineNumbers w:val="0"/>
+      </w:pPr>
+      <w:r>
+        <w:pict>
+          <v:rect id="_x0000_i1091" o:spt="1" style="height:1.5pt;width:432pt;" fillcolor="#A0A0A0" filled="t" stroked="f" coordsize="21600,21600" o:hr="t" o:hrstd="t" o:hralign="center">
+            <v:path/>
+            <v:fill on="t" focussize="0,0"/>
+            <v:stroke on="f"/>
+            <v:imagedata o:title=""/>
+            <o:lock v:ext="edit"/>
+            <w10:wrap type="none"/>
+            <w10:anchorlock/>
+          </v:rect>
+        </w:pict>
+      </w:r>
+    </w:p>
+    <w:p>
+      <w:pPr>
+        <w:pStyle w:val="3"/>
+        <w:keepNext w:val="0"/>
+        <w:keepLines w:val="0"/>
+        <w:widowControl/>
+        <w:suppressLineNumbers w:val="0"/>
+      </w:pPr>
+      <w:r>
+        <w:t>⚠️ Small Improvement Suggestion (Optional to mention)</w:t>
+      </w:r>
+    </w:p>
+    <w:p>
+      <w:pPr>
+        <w:pStyle w:val="8"/>
+        <w:keepNext w:val="0"/>
+        <w:keepLines w:val="0"/>
+        <w:widowControl/>
+        <w:suppressLineNumbers w:val="0"/>
+      </w:pPr>
+      <w:r>
+        <w:t>You can add:</w:t>
+      </w:r>
+    </w:p>
+    <w:p>
+      <w:pPr>
+        <w:pStyle w:val="8"/>
+        <w:keepNext w:val="0"/>
+        <w:keepLines w:val="0"/>
+        <w:widowControl/>
+        <w:suppressLineNumbers w:val="0"/>
+        <w:ind w:left="720" w:right="720"/>
+      </w:pPr>
+      <w:r>
+        <w:rPr>
+          <w:rFonts w:hint="eastAsia" w:ascii="SimSun" w:hAnsi="SimSun" w:eastAsia="SimSun" w:cs="SimSun"/>
+          <w:sz w:val="24"/>
+          <w:szCs w:val="24"/>
+        </w:rPr>
+        <w:t>Minor differences between manual and OpenCV results are due to implementation precision and optimization techniques.</w:t>
+      </w:r>
+    </w:p>
+    <w:p>
+      <w:pPr>
+        <w:pStyle w:val="8"/>
+        <w:keepNext w:val="0"/>
+        <w:keepLines w:val="0"/>
+        <w:widowControl/>
+        <w:suppressLineNumbers w:val="0"/>
+        <w:ind w:right="720"/>
+        <w:rPr>
+          <w:rFonts w:hint="default" w:ascii="SimSun" w:hAnsi="SimSun" w:cs="SimSun"/>
+          <w:sz w:val="24"/>
+          <w:szCs w:val="24"/>
+          <w:lang w:val="en-US"/>
+        </w:rPr>
+      </w:pPr>
+    </w:p>
+    <w:p>
+      <w:pPr>
+        <w:pStyle w:val="8"/>
+        <w:keepNext w:val="0"/>
+        <w:keepLines w:val="0"/>
+        <w:widowControl/>
+        <w:suppressLineNumbers w:val="0"/>
+        <w:ind w:left="720" w:right="720"/>
+        <w:rPr>
+          <w:rFonts w:hint="eastAsia" w:ascii="SimSun" w:hAnsi="SimSun" w:eastAsia="SimSun" w:cs="SimSun"/>
+          <w:sz w:val="24"/>
+          <w:szCs w:val="24"/>
+        </w:rPr>
+      </w:pPr>
+    </w:p>
+    <w:p>
+      <w:pPr>
+        <w:pStyle w:val="8"/>
+        <w:keepNext w:val="0"/>
+        <w:keepLines w:val="0"/>
+        <w:widowControl/>
+        <w:suppressLineNumbers w:val="0"/>
+        <w:ind w:left="720" w:right="720"/>
+        <w:rPr>
+          <w:rFonts w:hint="eastAsia" w:ascii="SimSun" w:hAnsi="SimSun" w:eastAsia="SimSun" w:cs="SimSun"/>
+          <w:sz w:val="24"/>
+          <w:szCs w:val="24"/>
+        </w:rPr>
+      </w:pPr>
+    </w:p>
+    <w:p>
+      <w:pPr>
+        <w:pStyle w:val="8"/>
+        <w:keepNext w:val="0"/>
+        <w:keepLines w:val="0"/>
+        <w:widowControl/>
+        <w:suppressLineNumbers w:val="0"/>
+        <w:ind w:left="720" w:right="720"/>
+        <w:rPr>
+          <w:rFonts w:hint="eastAsia" w:ascii="SimSun" w:hAnsi="SimSun" w:eastAsia="SimSun" w:cs="SimSun"/>
+          <w:sz w:val="24"/>
+          <w:szCs w:val="24"/>
+        </w:rPr>
+      </w:pPr>
+    </w:p>
+    <w:p>
+      <w:pPr>
+        <w:pStyle w:val="8"/>
+        <w:keepNext w:val="0"/>
+        <w:keepLines w:val="0"/>
+        <w:widowControl/>
+        <w:suppressLineNumbers w:val="0"/>
+        <w:ind w:left="720" w:right="720"/>
+        <w:rPr>
+          <w:rFonts w:hint="eastAsia" w:ascii="SimSun" w:hAnsi="SimSun" w:eastAsia="SimSun" w:cs="SimSun"/>
+          <w:sz w:val="24"/>
+          <w:szCs w:val="24"/>
+        </w:rPr>
+      </w:pPr>
+    </w:p>
+    <w:p>
+      <w:pPr>
+        <w:pStyle w:val="8"/>
+        <w:keepNext w:val="0"/>
+        <w:keepLines w:val="0"/>
+        <w:widowControl/>
+        <w:suppressLineNumbers w:val="0"/>
+        <w:ind w:right="720"/>
+        <w:rPr>
+          <w:rFonts w:hint="default" w:ascii="SimSun" w:hAnsi="SimSun" w:cs="SimSun"/>
+          <w:sz w:val="24"/>
+          <w:szCs w:val="24"/>
+          <w:lang w:val="en-US"/>
+        </w:rPr>
+      </w:pPr>
+      <w:r>
+        <w:rPr>
+          <w:rFonts w:hint="default" w:ascii="SimSun" w:hAnsi="SimSun" w:cs="SimSun"/>
+          <w:sz w:val="24"/>
+          <w:szCs w:val="24"/>
+          <w:lang w:val="en-US"/>
+        </w:rPr>
+        <w:t>Q11</w:t>
+      </w:r>
+    </w:p>
+    <w:p>
+      <w:pPr>
+        <w:pStyle w:val="3"/>
+        <w:keepNext w:val="0"/>
+        <w:keepLines w:val="0"/>
+        <w:widowControl/>
+        <w:suppressLineNumbers w:val="0"/>
+      </w:pPr>
+      <w:r>
+        <w:rPr>
+          <w:rStyle w:val="9"/>
+          <w:b/>
+          <w:bCs/>
+        </w:rPr>
+        <w:t>(a) Convolution Theorem</w:t>
+      </w:r>
+    </w:p>
+    <w:p>
+      <w:pPr>
+        <w:pStyle w:val="8"/>
+        <w:keepNext w:val="0"/>
+        <w:keepLines w:val="0"/>
+        <w:widowControl/>
+        <w:suppressLineNumbers w:val="0"/>
+      </w:pPr>
+      <w:r>
+        <w:t>The filtered image is given by:</w:t>
+      </w:r>
+    </w:p>
+    <w:p>
+      <w:pPr>
+        <w:keepNext w:val="0"/>
+        <w:keepLines w:val="0"/>
+        <w:widowControl/>
+        <w:suppressLineNumbers w:val="0"/>
+        <w:jc w:val="left"/>
+      </w:pPr>
+      <w:r>
+        <w:rPr>
+          <w:rFonts w:ascii="SimSun" w:hAnsi="SimSun" w:eastAsia="SimSun" w:cs="SimSun"/>
+          <w:kern w:val="0"/>
+          <w:sz w:val="24"/>
+          <w:szCs w:val="24"/>
+          <w:lang w:val="en-US" w:eastAsia="zh-CN" w:bidi="ar"/>
+        </w:rPr>
+        <w:t xml:space="preserve">g(x,y)=f(x,y)∗h(x,y)g(x, y) = f(x, y) * h(x, y)g(x,y)=f(x,y)∗h(x,y) </w:t>
+      </w:r>
+    </w:p>
+    <w:p>
+      <w:pPr>
+        <w:pStyle w:val="8"/>
+        <w:keepNext w:val="0"/>
+        <w:keepLines w:val="0"/>
+        <w:widowControl/>
+        <w:suppressLineNumbers w:val="0"/>
+      </w:pPr>
+      <w:r>
+        <w:t xml:space="preserve">According to the </w:t>
+      </w:r>
+      <w:r>
+        <w:rPr>
+          <w:rStyle w:val="9"/>
+        </w:rPr>
+        <w:t>Convolution Theorem</w:t>
+      </w:r>
+      <w:r>
+        <w:t>:</w:t>
+      </w:r>
+    </w:p>
+    <w:p>
+      <w:pPr>
+        <w:keepNext w:val="0"/>
+        <w:keepLines w:val="0"/>
+        <w:widowControl/>
+        <w:suppressLineNumbers w:val="0"/>
+        <w:jc w:val="left"/>
+      </w:pPr>
+      <w:r>
+        <w:rPr>
+          <w:rFonts w:ascii="SimSun" w:hAnsi="SimSun" w:eastAsia="SimSun" w:cs="SimSun"/>
+          <w:kern w:val="0"/>
+          <w:sz w:val="24"/>
+          <w:szCs w:val="24"/>
+          <w:lang w:val="en-US" w:eastAsia="zh-CN" w:bidi="ar"/>
+        </w:rPr>
+        <w:t xml:space="preserve">G(u,v)=F(u,v)⋅H(u,v)G(u, v) = F(u, v) \cdot H(u, v)G(u,v)=F(u,v)⋅H(u,v) </w:t>
+      </w:r>
+    </w:p>
+    <w:p>
+      <w:pPr>
+        <w:pStyle w:val="8"/>
+        <w:keepNext w:val="0"/>
+        <w:keepLines w:val="0"/>
+        <w:widowControl/>
+        <w:suppressLineNumbers w:val="0"/>
+      </w:pPr>
+      <w:r>
+        <w:t>👉 This means:</w:t>
+      </w:r>
+    </w:p>
+    <w:p>
+      <w:pPr>
+        <w:keepNext w:val="0"/>
+        <w:keepLines w:val="0"/>
+        <w:widowControl/>
+        <w:numPr>
+          <w:ilvl w:val="0"/>
+          <w:numId w:val="33"/>
+        </w:numPr>
+        <w:suppressLineNumbers w:val="0"/>
+        <w:spacing w:before="0" w:beforeAutospacing="1" w:after="0" w:afterAutospacing="1"/>
+        <w:ind w:left="720" w:hanging="360"/>
+      </w:pPr>
+      <w:r>
+        <w:rPr>
+          <w:rStyle w:val="9"/>
+        </w:rPr>
+        <w:t>Convolution in spatial domain</w:t>
+      </w:r>
+      <w:r>
+        <w:t xml:space="preserve"> = </w:t>
+      </w:r>
+      <w:r>
+        <w:rPr>
+          <w:rStyle w:val="9"/>
+        </w:rPr>
+        <w:t>Multiplication in frequency domain</w:t>
+      </w:r>
+      <w:r>
+        <w:t xml:space="preserve"> </w:t>
+      </w:r>
+    </w:p>
+    <w:p>
+      <w:pPr>
+        <w:pStyle w:val="4"/>
+        <w:keepNext w:val="0"/>
+        <w:keepLines w:val="0"/>
+        <w:widowControl/>
+        <w:suppressLineNumbers w:val="0"/>
+      </w:pPr>
+      <w:r>
+        <w:t>Explanation:</w:t>
+      </w:r>
+    </w:p>
+    <w:p>
+      <w:pPr>
+        <w:keepNext w:val="0"/>
+        <w:keepLines w:val="0"/>
+        <w:widowControl/>
+        <w:numPr>
+          <w:ilvl w:val="0"/>
+          <w:numId w:val="34"/>
+        </w:numPr>
+        <w:suppressLineNumbers w:val="0"/>
+        <w:spacing w:before="0" w:beforeAutospacing="1" w:after="0" w:afterAutospacing="1"/>
+        <w:ind w:left="720" w:hanging="360"/>
+      </w:pPr>
+      <w:r>
+        <w:t xml:space="preserve">Applying a filter in spatial domain (sliding kernel) is equivalent to: </w:t>
+      </w:r>
+    </w:p>
+    <w:p>
+      <w:pPr>
+        <w:keepNext w:val="0"/>
+        <w:keepLines w:val="0"/>
+        <w:widowControl/>
+        <w:numPr>
+          <w:ilvl w:val="1"/>
+          <w:numId w:val="35"/>
+        </w:numPr>
+        <w:suppressLineNumbers w:val="0"/>
+        <w:tabs>
+          <w:tab w:val="left" w:pos="1440"/>
+        </w:tabs>
+        <w:spacing w:before="0" w:beforeAutospacing="1" w:after="0" w:afterAutospacing="1"/>
+        <w:ind w:left="1440" w:hanging="360"/>
+      </w:pPr>
+      <w:r>
+        <w:t xml:space="preserve">Transforming image to frequency domain (FFT) </w:t>
+      </w:r>
+    </w:p>
+    <w:p>
+      <w:pPr>
+        <w:keepNext w:val="0"/>
+        <w:keepLines w:val="0"/>
+        <w:widowControl/>
+        <w:numPr>
+          <w:ilvl w:val="1"/>
+          <w:numId w:val="35"/>
+        </w:numPr>
+        <w:suppressLineNumbers w:val="0"/>
+        <w:tabs>
+          <w:tab w:val="left" w:pos="1440"/>
+        </w:tabs>
+        <w:spacing w:before="0" w:beforeAutospacing="1" w:after="0" w:afterAutospacing="1"/>
+        <w:ind w:left="1440" w:hanging="360"/>
+      </w:pPr>
+      <w:r>
+        <w:t xml:space="preserve">Multiplying with filter response </w:t>
+      </w:r>
+    </w:p>
+    <w:p>
+      <w:pPr>
+        <w:keepNext w:val="0"/>
+        <w:keepLines w:val="0"/>
+        <w:widowControl/>
+        <w:numPr>
+          <w:ilvl w:val="1"/>
+          <w:numId w:val="35"/>
+        </w:numPr>
+        <w:suppressLineNumbers w:val="0"/>
+        <w:tabs>
+          <w:tab w:val="left" w:pos="1440"/>
+        </w:tabs>
+        <w:spacing w:before="0" w:beforeAutospacing="1" w:after="0" w:afterAutospacing="1"/>
+        <w:ind w:left="1440" w:hanging="360"/>
+      </w:pPr>
+      <w:r>
+        <w:t xml:space="preserve">Transforming back (inverse FFT) </w:t>
+      </w:r>
+    </w:p>
+    <w:p>
+      <w:pPr>
+        <w:keepNext w:val="0"/>
+        <w:keepLines w:val="0"/>
+        <w:widowControl/>
+        <w:suppressLineNumbers w:val="0"/>
+      </w:pPr>
+      <w:r>
+        <w:pict>
+          <v:rect id="_x0000_i1092" o:spt="1" style="height:1.5pt;width:432pt;" fillcolor="#A0A0A0" filled="t" stroked="f" coordsize="21600,21600" o:hr="t" o:hrstd="t" o:hralign="center">
+            <v:path/>
+            <v:fill on="t" focussize="0,0"/>
+            <v:stroke on="f"/>
+            <v:imagedata o:title=""/>
+            <o:lock v:ext="edit"/>
+            <w10:wrap type="none"/>
+            <w10:anchorlock/>
+          </v:rect>
+        </w:pict>
+      </w:r>
+    </w:p>
+    <w:p>
+      <w:pPr>
+        <w:pStyle w:val="3"/>
+        <w:keepNext w:val="0"/>
+        <w:keepLines w:val="0"/>
+        <w:widowControl/>
+        <w:suppressLineNumbers w:val="0"/>
+      </w:pPr>
+      <w:r>
+        <w:rPr>
+          <w:rStyle w:val="9"/>
+          <w:b/>
+          <w:bCs/>
+        </w:rPr>
+        <w:t>(b) Frequency Domain Behavior of Filters</w:t>
+      </w:r>
+    </w:p>
+    <w:p>
+      <w:pPr>
+        <w:pStyle w:val="4"/>
+        <w:keepNext w:val="0"/>
+        <w:keepLines w:val="0"/>
+        <w:widowControl/>
+        <w:suppressLineNumbers w:val="0"/>
+      </w:pPr>
+      <w:r>
+        <w:rPr>
+          <w:rStyle w:val="9"/>
+          <w:b/>
+          <w:bCs/>
+        </w:rPr>
+        <w:t>1. Averaging (Box) Filter</w:t>
+      </w:r>
+    </w:p>
+    <w:p>
+      <w:pPr>
+        <w:keepNext w:val="0"/>
+        <w:keepLines w:val="0"/>
+        <w:widowControl/>
+        <w:numPr>
+          <w:ilvl w:val="0"/>
+          <w:numId w:val="36"/>
+        </w:numPr>
+        <w:suppressLineNumbers w:val="0"/>
+        <w:spacing w:before="0" w:beforeAutospacing="1" w:after="0" w:afterAutospacing="1"/>
+        <w:ind w:left="720" w:hanging="360"/>
+      </w:pPr>
+      <w:r>
+        <w:rPr>
+          <w:rStyle w:val="9"/>
+        </w:rPr>
+        <w:t>Spatial:</w:t>
+      </w:r>
+      <w:r>
+        <w:t xml:space="preserve"> Smooths image by averaging neighbors </w:t>
+      </w:r>
+    </w:p>
+    <w:p>
+      <w:pPr>
+        <w:keepNext w:val="0"/>
+        <w:keepLines w:val="0"/>
+        <w:widowControl/>
+        <w:numPr>
+          <w:ilvl w:val="0"/>
+          <w:numId w:val="36"/>
+        </w:numPr>
+        <w:suppressLineNumbers w:val="0"/>
+        <w:spacing w:before="0" w:beforeAutospacing="1" w:after="0" w:afterAutospacing="1"/>
+        <w:ind w:left="720" w:hanging="360"/>
+      </w:pPr>
+      <w:r>
+        <w:rPr>
+          <w:rStyle w:val="9"/>
+        </w:rPr>
+        <w:t>Frequency:</w:t>
+      </w:r>
+      <w:r>
+        <w:t xml:space="preserve"> </w:t>
+      </w:r>
+    </w:p>
+    <w:p>
+      <w:pPr>
+        <w:keepNext w:val="0"/>
+        <w:keepLines w:val="0"/>
+        <w:widowControl/>
+        <w:numPr>
+          <w:ilvl w:val="1"/>
+          <w:numId w:val="37"/>
+        </w:numPr>
+        <w:suppressLineNumbers w:val="0"/>
+        <w:tabs>
+          <w:tab w:val="left" w:pos="1440"/>
+        </w:tabs>
+        <w:spacing w:before="0" w:beforeAutospacing="1" w:after="0" w:afterAutospacing="1"/>
+        <w:ind w:left="1440" w:hanging="360"/>
+      </w:pPr>
+      <w:r>
+        <w:t xml:space="preserve">Acts as a </w:t>
+      </w:r>
+      <w:r>
+        <w:rPr>
+          <w:rStyle w:val="9"/>
+        </w:rPr>
+        <w:t>low-pass filter</w:t>
+      </w:r>
+      <w:r>
+        <w:t xml:space="preserve"> </w:t>
+      </w:r>
+    </w:p>
+    <w:p>
+      <w:pPr>
+        <w:keepNext w:val="0"/>
+        <w:keepLines w:val="0"/>
+        <w:widowControl/>
+        <w:numPr>
+          <w:ilvl w:val="1"/>
+          <w:numId w:val="37"/>
+        </w:numPr>
+        <w:suppressLineNumbers w:val="0"/>
+        <w:tabs>
+          <w:tab w:val="left" w:pos="1440"/>
+        </w:tabs>
+        <w:spacing w:before="0" w:beforeAutospacing="1" w:after="0" w:afterAutospacing="1"/>
+        <w:ind w:left="1440" w:hanging="360"/>
+      </w:pPr>
+      <w:r>
+        <w:t xml:space="preserve">Removes high-frequency components (edges, noise) </w:t>
+      </w:r>
+    </w:p>
+    <w:p>
+      <w:pPr>
+        <w:keepNext w:val="0"/>
+        <w:keepLines w:val="0"/>
+        <w:widowControl/>
+        <w:numPr>
+          <w:ilvl w:val="1"/>
+          <w:numId w:val="37"/>
+        </w:numPr>
+        <w:suppressLineNumbers w:val="0"/>
+        <w:tabs>
+          <w:tab w:val="left" w:pos="1440"/>
+        </w:tabs>
+        <w:spacing w:before="0" w:beforeAutospacing="1" w:after="0" w:afterAutospacing="1"/>
+        <w:ind w:left="1440" w:hanging="360"/>
+      </w:pPr>
+      <w:r>
+        <w:t xml:space="preserve">Has sharp cutoff → may cause artifacts </w:t>
+      </w:r>
+    </w:p>
+    <w:p>
+      <w:pPr>
+        <w:keepNext w:val="0"/>
+        <w:keepLines w:val="0"/>
+        <w:widowControl/>
+        <w:suppressLineNumbers w:val="0"/>
+      </w:pPr>
+      <w:r>
+        <w:pict>
+          <v:rect id="_x0000_i1093" o:spt="1" style="height:1.5pt;width:432pt;" fillcolor="#A0A0A0" filled="t" stroked="f" coordsize="21600,21600" o:hr="t" o:hrstd="t" o:hralign="center">
+            <v:path/>
+            <v:fill on="t" focussize="0,0"/>
+            <v:stroke on="f"/>
+            <v:imagedata o:title=""/>
+            <o:lock v:ext="edit"/>
+            <w10:wrap type="none"/>
+            <w10:anchorlock/>
+          </v:rect>
+        </w:pict>
+      </w:r>
+    </w:p>
+    <w:p>
+      <w:pPr>
+        <w:pStyle w:val="4"/>
+        <w:keepNext w:val="0"/>
+        <w:keepLines w:val="0"/>
+        <w:widowControl/>
+        <w:suppressLineNumbers w:val="0"/>
+      </w:pPr>
+      <w:r>
+        <w:rPr>
+          <w:rStyle w:val="9"/>
+          <w:b/>
+          <w:bCs/>
+        </w:rPr>
+        <w:t>2. Gaussian Filter</w:t>
+      </w:r>
+    </w:p>
+    <w:p>
+      <w:pPr>
+        <w:keepNext w:val="0"/>
+        <w:keepLines w:val="0"/>
+        <w:widowControl/>
+        <w:numPr>
+          <w:ilvl w:val="0"/>
+          <w:numId w:val="38"/>
+        </w:numPr>
+        <w:suppressLineNumbers w:val="0"/>
+        <w:spacing w:before="0" w:beforeAutospacing="1" w:after="0" w:afterAutospacing="1"/>
+        <w:ind w:left="720" w:hanging="360"/>
+      </w:pPr>
+      <w:r>
+        <w:rPr>
+          <w:rStyle w:val="9"/>
+        </w:rPr>
+        <w:t>Spatial:</w:t>
+      </w:r>
+      <w:r>
+        <w:t xml:space="preserve"> Smooth smoothing, no sharp transitions </w:t>
+      </w:r>
+    </w:p>
+    <w:p>
+      <w:pPr>
+        <w:keepNext w:val="0"/>
+        <w:keepLines w:val="0"/>
+        <w:widowControl/>
+        <w:numPr>
+          <w:ilvl w:val="0"/>
+          <w:numId w:val="38"/>
+        </w:numPr>
+        <w:suppressLineNumbers w:val="0"/>
+        <w:spacing w:before="0" w:beforeAutospacing="1" w:after="0" w:afterAutospacing="1"/>
+        <w:ind w:left="720" w:hanging="360"/>
+      </w:pPr>
+      <w:r>
+        <w:rPr>
+          <w:rStyle w:val="9"/>
+        </w:rPr>
+        <w:t>Frequency:</w:t>
+      </w:r>
+      <w:r>
+        <w:t xml:space="preserve"> </w:t>
+      </w:r>
+    </w:p>
+    <w:p>
+      <w:pPr>
+        <w:keepNext w:val="0"/>
+        <w:keepLines w:val="0"/>
+        <w:widowControl/>
+        <w:numPr>
+          <w:ilvl w:val="1"/>
+          <w:numId w:val="39"/>
+        </w:numPr>
+        <w:suppressLineNumbers w:val="0"/>
+        <w:tabs>
+          <w:tab w:val="left" w:pos="1440"/>
+        </w:tabs>
+        <w:spacing w:before="0" w:beforeAutospacing="1" w:after="0" w:afterAutospacing="1"/>
+        <w:ind w:left="1440" w:hanging="360"/>
+      </w:pPr>
+      <w:r>
+        <w:t xml:space="preserve">Also a </w:t>
+      </w:r>
+      <w:r>
+        <w:rPr>
+          <w:rStyle w:val="9"/>
+        </w:rPr>
+        <w:t>low-pass filter</w:t>
+      </w:r>
+      <w:r>
+        <w:t xml:space="preserve"> </w:t>
+      </w:r>
+    </w:p>
+    <w:p>
+      <w:pPr>
+        <w:keepNext w:val="0"/>
+        <w:keepLines w:val="0"/>
+        <w:widowControl/>
+        <w:numPr>
+          <w:ilvl w:val="1"/>
+          <w:numId w:val="39"/>
+        </w:numPr>
+        <w:suppressLineNumbers w:val="0"/>
+        <w:tabs>
+          <w:tab w:val="left" w:pos="1440"/>
+        </w:tabs>
+        <w:spacing w:before="0" w:beforeAutospacing="1" w:after="0" w:afterAutospacing="1"/>
+        <w:ind w:left="1440" w:hanging="360"/>
+      </w:pPr>
+      <w:r>
+        <w:t xml:space="preserve">Frequency response is </w:t>
+      </w:r>
+      <w:r>
+        <w:rPr>
+          <w:rStyle w:val="9"/>
+        </w:rPr>
+        <w:t>Gaussian-shaped</w:t>
+      </w:r>
+      <w:r>
+        <w:t xml:space="preserve"> </w:t>
+      </w:r>
+    </w:p>
+    <w:p>
+      <w:pPr>
+        <w:keepNext w:val="0"/>
+        <w:keepLines w:val="0"/>
+        <w:widowControl/>
+        <w:numPr>
+          <w:ilvl w:val="1"/>
+          <w:numId w:val="39"/>
+        </w:numPr>
+        <w:suppressLineNumbers w:val="0"/>
+        <w:tabs>
+          <w:tab w:val="left" w:pos="1440"/>
+        </w:tabs>
+        <w:spacing w:before="0" w:beforeAutospacing="1" w:after="0" w:afterAutospacing="1"/>
+        <w:ind w:left="1440" w:hanging="360"/>
+      </w:pPr>
+      <w:r>
+        <w:t xml:space="preserve">Smooth attenuation of high frequencies </w:t>
+      </w:r>
+    </w:p>
+    <w:p>
+      <w:pPr>
+        <w:pStyle w:val="8"/>
+        <w:keepNext w:val="0"/>
+        <w:keepLines w:val="0"/>
+        <w:widowControl/>
+        <w:suppressLineNumbers w:val="0"/>
+      </w:pPr>
+      <w:r>
+        <w:t>👉 Better than box filter (less artifacts)</w:t>
+      </w:r>
+    </w:p>
+    <w:p>
+      <w:pPr>
+        <w:keepNext w:val="0"/>
+        <w:keepLines w:val="0"/>
+        <w:widowControl/>
+        <w:suppressLineNumbers w:val="0"/>
+      </w:pPr>
+      <w:r>
+        <w:pict>
+          <v:rect id="_x0000_i1094" o:spt="1" style="height:1.5pt;width:432pt;" fillcolor="#A0A0A0" filled="t" stroked="f" coordsize="21600,21600" o:hr="t" o:hrstd="t" o:hralign="center">
+            <v:path/>
+            <v:fill on="t" focussize="0,0"/>
+            <v:stroke on="f"/>
+            <v:imagedata o:title=""/>
+            <o:lock v:ext="edit"/>
+            <w10:wrap type="none"/>
+            <w10:anchorlock/>
+          </v:rect>
+        </w:pict>
+      </w:r>
+    </w:p>
+    <w:p>
+      <w:pPr>
+        <w:pStyle w:val="4"/>
+        <w:keepNext w:val="0"/>
+        <w:keepLines w:val="0"/>
+        <w:widowControl/>
+        <w:suppressLineNumbers w:val="0"/>
+      </w:pPr>
+      <w:r>
+        <w:rPr>
+          <w:rStyle w:val="9"/>
+          <w:b/>
+          <w:bCs/>
+        </w:rPr>
+        <w:t>3. Laplacian Filter</w:t>
+      </w:r>
+    </w:p>
+    <w:p>
+      <w:pPr>
+        <w:keepNext w:val="0"/>
+        <w:keepLines w:val="0"/>
+        <w:widowControl/>
+        <w:numPr>
+          <w:ilvl w:val="0"/>
+          <w:numId w:val="40"/>
+        </w:numPr>
+        <w:suppressLineNumbers w:val="0"/>
+        <w:spacing w:before="0" w:beforeAutospacing="1" w:after="0" w:afterAutospacing="1"/>
+        <w:ind w:left="720" w:hanging="360"/>
+      </w:pPr>
+      <w:r>
+        <w:rPr>
+          <w:rStyle w:val="9"/>
+        </w:rPr>
+        <w:t>Spatial:</w:t>
+      </w:r>
+      <w:r>
+        <w:t xml:space="preserve"> Detects edges (second derivative) </w:t>
+      </w:r>
+    </w:p>
+    <w:p>
+      <w:pPr>
+        <w:keepNext w:val="0"/>
+        <w:keepLines w:val="0"/>
+        <w:widowControl/>
+        <w:numPr>
+          <w:ilvl w:val="0"/>
+          <w:numId w:val="40"/>
+        </w:numPr>
+        <w:suppressLineNumbers w:val="0"/>
+        <w:spacing w:before="0" w:beforeAutospacing="1" w:after="0" w:afterAutospacing="1"/>
+        <w:ind w:left="720" w:hanging="360"/>
+      </w:pPr>
+      <w:r>
+        <w:rPr>
+          <w:rStyle w:val="9"/>
+        </w:rPr>
+        <w:t>Frequency:</w:t>
+      </w:r>
+      <w:r>
+        <w:t xml:space="preserve"> </w:t>
+      </w:r>
+    </w:p>
+    <w:p>
+      <w:pPr>
+        <w:keepNext w:val="0"/>
+        <w:keepLines w:val="0"/>
+        <w:widowControl/>
+        <w:numPr>
+          <w:ilvl w:val="1"/>
+          <w:numId w:val="41"/>
+        </w:numPr>
+        <w:suppressLineNumbers w:val="0"/>
+        <w:tabs>
+          <w:tab w:val="left" w:pos="1440"/>
+        </w:tabs>
+        <w:spacing w:before="0" w:beforeAutospacing="1" w:after="0" w:afterAutospacing="1"/>
+        <w:ind w:left="1440" w:hanging="360"/>
+      </w:pPr>
+      <w:r>
+        <w:t xml:space="preserve">Acts as a </w:t>
+      </w:r>
+      <w:r>
+        <w:rPr>
+          <w:rStyle w:val="9"/>
+        </w:rPr>
+        <w:t>high-pass filter</w:t>
+      </w:r>
+      <w:r>
+        <w:t xml:space="preserve"> </w:t>
+      </w:r>
+    </w:p>
+    <w:p>
+      <w:pPr>
+        <w:keepNext w:val="0"/>
+        <w:keepLines w:val="0"/>
+        <w:widowControl/>
+        <w:numPr>
+          <w:ilvl w:val="1"/>
+          <w:numId w:val="41"/>
+        </w:numPr>
+        <w:suppressLineNumbers w:val="0"/>
+        <w:tabs>
+          <w:tab w:val="left" w:pos="1440"/>
+        </w:tabs>
+        <w:spacing w:before="0" w:beforeAutospacing="1" w:after="0" w:afterAutospacing="1"/>
+        <w:ind w:left="1440" w:hanging="360"/>
+      </w:pPr>
+      <w:r>
+        <w:t xml:space="preserve">Enhances high frequencies (edges, details) </w:t>
+      </w:r>
+    </w:p>
+    <w:p>
+      <w:pPr>
+        <w:keepNext w:val="0"/>
+        <w:keepLines w:val="0"/>
+        <w:widowControl/>
+        <w:numPr>
+          <w:ilvl w:val="1"/>
+          <w:numId w:val="41"/>
+        </w:numPr>
+        <w:suppressLineNumbers w:val="0"/>
+        <w:tabs>
+          <w:tab w:val="left" w:pos="1440"/>
+        </w:tabs>
+        <w:spacing w:before="0" w:beforeAutospacing="1" w:after="0" w:afterAutospacing="1"/>
+        <w:ind w:left="1440" w:hanging="360"/>
+      </w:pPr>
+      <w:r>
+        <w:t xml:space="preserve">Suppresses low-frequency components </w:t>
+      </w:r>
+    </w:p>
+    <w:p>
+      <w:pPr>
+        <w:keepNext w:val="0"/>
+        <w:keepLines w:val="0"/>
+        <w:widowControl/>
+        <w:suppressLineNumbers w:val="0"/>
+      </w:pPr>
+      <w:r>
+        <w:pict>
+          <v:rect id="_x0000_i1095" o:spt="1" style="height:1.5pt;width:432pt;" fillcolor="#A0A0A0" filled="t" stroked="f" coordsize="21600,21600" o:hr="t" o:hrstd="t" o:hralign="center">
+            <v:path/>
+            <v:fill on="t" focussize="0,0"/>
+            <v:stroke on="f"/>
+            <v:imagedata o:title=""/>
+            <o:lock v:ext="edit"/>
+            <w10:wrap type="none"/>
+            <w10:anchorlock/>
+          </v:rect>
+        </w:pict>
+      </w:r>
+    </w:p>
+    <w:p>
+      <w:pPr>
+        <w:pStyle w:val="3"/>
+        <w:keepNext w:val="0"/>
+        <w:keepLines w:val="0"/>
+        <w:widowControl/>
+        <w:suppressLineNumbers w:val="0"/>
+      </w:pPr>
+      <w:r>
+        <w:rPr>
+          <w:rStyle w:val="9"/>
+          <w:b/>
+          <w:bCs/>
+        </w:rPr>
+        <w:t>(c) Why Gaussian Avoids Ringing Artifacts</w:t>
+      </w:r>
+    </w:p>
+    <w:p>
+      <w:pPr>
+        <w:keepNext w:val="0"/>
+        <w:keepLines w:val="0"/>
+        <w:widowControl/>
+        <w:numPr>
+          <w:ilvl w:val="0"/>
+          <w:numId w:val="42"/>
+        </w:numPr>
+        <w:suppressLineNumbers w:val="0"/>
+        <w:spacing w:before="0" w:beforeAutospacing="1" w:after="0" w:afterAutospacing="1"/>
+        <w:ind w:left="720" w:hanging="360"/>
+      </w:pPr>
+      <w:r>
+        <w:t xml:space="preserve">Ideal low-pass filters have </w:t>
+      </w:r>
+      <w:r>
+        <w:rPr>
+          <w:rStyle w:val="9"/>
+        </w:rPr>
+        <w:t>sharp cutoffs</w:t>
+      </w:r>
+      <w:r>
+        <w:t xml:space="preserve"> in frequency domain </w:t>
+      </w:r>
+    </w:p>
+    <w:p>
+      <w:pPr>
+        <w:keepNext w:val="0"/>
+        <w:keepLines w:val="0"/>
+        <w:widowControl/>
+        <w:numPr>
+          <w:ilvl w:val="0"/>
+          <w:numId w:val="42"/>
+        </w:numPr>
+        <w:suppressLineNumbers w:val="0"/>
+        <w:spacing w:before="0" w:beforeAutospacing="1" w:after="0" w:afterAutospacing="1"/>
+        <w:ind w:left="720" w:hanging="360"/>
+      </w:pPr>
+      <w:r>
+        <w:t xml:space="preserve">Sharp cutoffs → cause </w:t>
+      </w:r>
+      <w:r>
+        <w:rPr>
+          <w:rStyle w:val="9"/>
+        </w:rPr>
+        <w:t>ringing (Gibbs phenomenon)</w:t>
+      </w:r>
+      <w:r>
+        <w:t xml:space="preserve"> in spatial domain </w:t>
+      </w:r>
+    </w:p>
+    <w:p>
+      <w:pPr>
+        <w:pStyle w:val="8"/>
+        <w:keepNext w:val="0"/>
+        <w:keepLines w:val="0"/>
+        <w:widowControl/>
+        <w:suppressLineNumbers w:val="0"/>
+      </w:pPr>
+      <w:r>
+        <w:t>👉 Gaussian filter:</w:t>
+      </w:r>
+    </w:p>
+    <w:p>
+      <w:pPr>
+        <w:keepNext w:val="0"/>
+        <w:keepLines w:val="0"/>
+        <w:widowControl/>
+        <w:numPr>
+          <w:ilvl w:val="0"/>
+          <w:numId w:val="43"/>
+        </w:numPr>
+        <w:suppressLineNumbers w:val="0"/>
+        <w:spacing w:before="0" w:beforeAutospacing="1" w:after="0" w:afterAutospacing="1"/>
+        <w:ind w:left="720" w:hanging="360"/>
+      </w:pPr>
+      <w:r>
+        <w:t xml:space="preserve">Has </w:t>
+      </w:r>
+      <w:r>
+        <w:rPr>
+          <w:rStyle w:val="9"/>
+        </w:rPr>
+        <w:t>smooth transition</w:t>
+      </w:r>
+      <w:r>
+        <w:t xml:space="preserve"> in frequency domain </w:t>
+      </w:r>
+    </w:p>
+    <w:p>
+      <w:pPr>
+        <w:keepNext w:val="0"/>
+        <w:keepLines w:val="0"/>
+        <w:widowControl/>
+        <w:numPr>
+          <w:ilvl w:val="0"/>
+          <w:numId w:val="43"/>
+        </w:numPr>
+        <w:suppressLineNumbers w:val="0"/>
+        <w:spacing w:before="0" w:beforeAutospacing="1" w:after="0" w:afterAutospacing="1"/>
+        <w:ind w:left="720" w:hanging="360"/>
+      </w:pPr>
+      <w:r>
+        <w:t xml:space="preserve">No sudden cutoff </w:t>
+      </w:r>
+    </w:p>
+    <w:p>
+      <w:pPr>
+        <w:keepNext w:val="0"/>
+        <w:keepLines w:val="0"/>
+        <w:widowControl/>
+        <w:numPr>
+          <w:ilvl w:val="0"/>
+          <w:numId w:val="43"/>
+        </w:numPr>
+        <w:suppressLineNumbers w:val="0"/>
+        <w:spacing w:before="0" w:beforeAutospacing="1" w:after="0" w:afterAutospacing="1"/>
+        <w:ind w:left="720" w:hanging="360"/>
+      </w:pPr>
+      <w:r>
+        <w:t xml:space="preserve">Therefore: </w:t>
+      </w:r>
+    </w:p>
+    <w:p>
+      <w:pPr>
+        <w:keepNext w:val="0"/>
+        <w:keepLines w:val="0"/>
+        <w:widowControl/>
+        <w:numPr>
+          <w:ilvl w:val="1"/>
+          <w:numId w:val="44"/>
+        </w:numPr>
+        <w:suppressLineNumbers w:val="0"/>
+        <w:tabs>
+          <w:tab w:val="left" w:pos="1440"/>
+        </w:tabs>
+        <w:spacing w:before="0" w:beforeAutospacing="1" w:after="0" w:afterAutospacing="1"/>
+        <w:ind w:left="1440" w:hanging="360"/>
+      </w:pPr>
+      <w:r>
+        <w:t xml:space="preserve">No oscillations </w:t>
+      </w:r>
+    </w:p>
+    <w:p>
+      <w:pPr>
+        <w:keepNext w:val="0"/>
+        <w:keepLines w:val="0"/>
+        <w:widowControl/>
+        <w:numPr>
+          <w:ilvl w:val="1"/>
+          <w:numId w:val="44"/>
+        </w:numPr>
+        <w:suppressLineNumbers w:val="0"/>
+        <w:tabs>
+          <w:tab w:val="left" w:pos="1440"/>
+        </w:tabs>
+        <w:spacing w:before="0" w:beforeAutospacing="1" w:after="0" w:afterAutospacing="1"/>
+        <w:ind w:left="1440" w:hanging="360"/>
+      </w:pPr>
+      <w:r>
+        <w:t xml:space="preserve">No ringing artifacts </w:t>
+      </w:r>
+    </w:p>
+    <w:p>
+      <w:pPr>
+        <w:keepNext w:val="0"/>
+        <w:keepLines w:val="0"/>
+        <w:widowControl/>
+        <w:suppressLineNumbers w:val="0"/>
+      </w:pPr>
+      <w:r>
+        <w:pict>
+          <v:rect id="_x0000_i1096" o:spt="1" style="height:1.5pt;width:432pt;" fillcolor="#A0A0A0" filled="t" stroked="f" coordsize="21600,21600" o:hr="t" o:hrstd="t" o:hralign="center">
+            <v:path/>
+            <v:fill on="t" focussize="0,0"/>
+            <v:stroke on="f"/>
+            <v:imagedata o:title=""/>
+            <o:lock v:ext="edit"/>
+            <w10:wrap type="none"/>
+            <w10:anchorlock/>
+          </v:rect>
+        </w:pict>
+      </w:r>
+    </w:p>
+    <w:p>
+      <w:pPr>
+        <w:pStyle w:val="3"/>
+        <w:keepNext w:val="0"/>
+        <w:keepLines w:val="0"/>
+        <w:widowControl/>
+        <w:suppressLineNumbers w:val="0"/>
+      </w:pPr>
+      <w:r>
+        <w:rPr>
+          <w:rStyle w:val="9"/>
+          <w:b/>
+          <w:bCs/>
+        </w:rPr>
+        <w:t>(d) Best Filter for High-Frequency Noise</w:t>
+      </w:r>
+    </w:p>
+    <w:p>
+      <w:pPr>
+        <w:pStyle w:val="8"/>
+        <w:keepNext w:val="0"/>
+        <w:keepLines w:val="0"/>
+        <w:widowControl/>
+        <w:suppressLineNumbers w:val="0"/>
+      </w:pPr>
+      <w:r>
+        <w:t>👉 High-frequency noise = rapid intensity changes</w:t>
+      </w:r>
+    </w:p>
+    <w:p>
+      <w:pPr>
+        <w:pStyle w:val="4"/>
+        <w:keepNext w:val="0"/>
+        <w:keepLines w:val="0"/>
+        <w:widowControl/>
+        <w:suppressLineNumbers w:val="0"/>
+      </w:pPr>
+      <w:r>
+        <w:t xml:space="preserve">Suitable filter: </w:t>
+      </w:r>
+      <w:r>
+        <w:rPr>
+          <w:rStyle w:val="9"/>
+          <w:b/>
+          <w:bCs/>
+        </w:rPr>
+        <w:t>Gaussian filter</w:t>
+      </w:r>
+    </w:p>
+    <w:p>
+      <w:pPr>
+        <w:keepNext w:val="0"/>
+        <w:keepLines w:val="0"/>
+        <w:widowControl/>
+        <w:suppressLineNumbers w:val="0"/>
+      </w:pPr>
+      <w:r>
+        <w:pict>
+          <v:rect id="_x0000_i1097" o:spt="1" style="height:1.5pt;width:432pt;" fillcolor="#A0A0A0" filled="t" stroked="f" coordsize="21600,21600" o:hr="t" o:hrstd="t" o:hralign="center">
+            <v:path/>
+            <v:fill on="t" focussize="0,0"/>
+            <v:stroke on="f"/>
+            <v:imagedata o:title=""/>
+            <o:lock v:ext="edit"/>
+            <w10:wrap type="none"/>
+            <w10:anchorlock/>
+          </v:rect>
+        </w:pict>
+      </w:r>
+    </w:p>
+    <w:p>
+      <w:pPr>
+        <w:pStyle w:val="4"/>
+        <w:keepNext w:val="0"/>
+        <w:keepLines w:val="0"/>
+        <w:widowControl/>
+        <w:suppressLineNumbers w:val="0"/>
+      </w:pPr>
+      <w:r>
+        <w:rPr>
+          <w:rStyle w:val="9"/>
+          <w:b/>
+          <w:bCs/>
+        </w:rPr>
+        <w:t>Spatial Domain Justification</w:t>
+      </w:r>
+    </w:p>
+    <w:p>
+      <w:pPr>
+        <w:keepNext w:val="0"/>
+        <w:keepLines w:val="0"/>
+        <w:widowControl/>
+        <w:numPr>
+          <w:ilvl w:val="0"/>
+          <w:numId w:val="45"/>
+        </w:numPr>
+        <w:suppressLineNumbers w:val="0"/>
+        <w:spacing w:before="0" w:beforeAutospacing="1" w:after="0" w:afterAutospacing="1"/>
+        <w:ind w:left="720" w:hanging="360"/>
+      </w:pPr>
+      <w:r>
+        <w:t xml:space="preserve">Smooths image gradually </w:t>
+      </w:r>
+    </w:p>
+    <w:p>
+      <w:pPr>
+        <w:keepNext w:val="0"/>
+        <w:keepLines w:val="0"/>
+        <w:widowControl/>
+        <w:numPr>
+          <w:ilvl w:val="0"/>
+          <w:numId w:val="45"/>
+        </w:numPr>
+        <w:suppressLineNumbers w:val="0"/>
+        <w:spacing w:before="0" w:beforeAutospacing="1" w:after="0" w:afterAutospacing="1"/>
+        <w:ind w:left="720" w:hanging="360"/>
+      </w:pPr>
+      <w:r>
+        <w:t xml:space="preserve">Reduces noise without destroying structure </w:t>
+      </w:r>
+    </w:p>
+    <w:p>
+      <w:pPr>
+        <w:keepNext w:val="0"/>
+        <w:keepLines w:val="0"/>
+        <w:widowControl/>
+        <w:suppressLineNumbers w:val="0"/>
+      </w:pPr>
+      <w:r>
+        <w:pict>
+          <v:rect id="_x0000_i1098" o:spt="1" style="height:1.5pt;width:432pt;" fillcolor="#A0A0A0" filled="t" stroked="f" coordsize="21600,21600" o:hr="t" o:hrstd="t" o:hralign="center">
+            <v:path/>
+            <v:fill on="t" focussize="0,0"/>
+            <v:stroke on="f"/>
+            <v:imagedata o:title=""/>
+            <o:lock v:ext="edit"/>
+            <w10:wrap type="none"/>
+            <w10:anchorlock/>
+          </v:rect>
+        </w:pict>
+      </w:r>
+    </w:p>
+    <w:p>
+      <w:pPr>
+        <w:pStyle w:val="4"/>
+        <w:keepNext w:val="0"/>
+        <w:keepLines w:val="0"/>
+        <w:widowControl/>
+        <w:suppressLineNumbers w:val="0"/>
+      </w:pPr>
+      <w:r>
+        <w:rPr>
+          <w:rStyle w:val="9"/>
+          <w:b/>
+          <w:bCs/>
+        </w:rPr>
+        <w:t>Frequency Domain Justification</w:t>
+      </w:r>
+    </w:p>
+    <w:p>
+      <w:pPr>
+        <w:keepNext w:val="0"/>
+        <w:keepLines w:val="0"/>
+        <w:widowControl/>
+        <w:numPr>
+          <w:ilvl w:val="0"/>
+          <w:numId w:val="46"/>
+        </w:numPr>
+        <w:suppressLineNumbers w:val="0"/>
+        <w:spacing w:before="0" w:beforeAutospacing="1" w:after="0" w:afterAutospacing="1"/>
+        <w:ind w:left="720" w:hanging="360"/>
+      </w:pPr>
+      <w:r>
+        <w:t xml:space="preserve">Attenuates high-frequency components </w:t>
+      </w:r>
+    </w:p>
+    <w:p>
+      <w:pPr>
+        <w:keepNext w:val="0"/>
+        <w:keepLines w:val="0"/>
+        <w:widowControl/>
+        <w:numPr>
+          <w:ilvl w:val="0"/>
+          <w:numId w:val="46"/>
+        </w:numPr>
+        <w:suppressLineNumbers w:val="0"/>
+        <w:spacing w:before="0" w:beforeAutospacing="1" w:after="0" w:afterAutospacing="1"/>
+        <w:ind w:left="720" w:hanging="360"/>
+      </w:pPr>
+      <w:r>
+        <w:t xml:space="preserve">Keeps low-frequency information (important structures) </w:t>
+      </w:r>
+    </w:p>
+    <w:p>
+      <w:pPr>
+        <w:keepNext w:val="0"/>
+        <w:keepLines w:val="0"/>
+        <w:widowControl/>
+        <w:suppressLineNumbers w:val="0"/>
+      </w:pPr>
+      <w:r>
+        <w:pict>
+          <v:rect id="_x0000_i1099" o:spt="1" style="height:1.5pt;width:432pt;" fillcolor="#A0A0A0" filled="t" stroked="f" coordsize="21600,21600" o:hr="t" o:hrstd="t" o:hralign="center">
+            <v:path/>
+            <v:fill on="t" focussize="0,0"/>
+            <v:stroke on="f"/>
+            <v:imagedata o:title=""/>
+            <o:lock v:ext="edit"/>
+            <w10:wrap type="none"/>
+            <w10:anchorlock/>
+          </v:rect>
+        </w:pict>
+      </w:r>
+    </w:p>
+    <w:p>
+      <w:pPr>
+        <w:pStyle w:val="4"/>
+        <w:keepNext w:val="0"/>
+        <w:keepLines w:val="0"/>
+        <w:widowControl/>
+        <w:suppressLineNumbers w:val="0"/>
+      </w:pPr>
+      <w:r>
+        <w:t>❌ Why not others?</w:t>
+      </w:r>
+    </w:p>
+    <w:p>
+      <w:pPr>
+        <w:keepNext w:val="0"/>
+        <w:keepLines w:val="0"/>
+        <w:widowControl/>
+        <w:numPr>
+          <w:ilvl w:val="0"/>
+          <w:numId w:val="47"/>
+        </w:numPr>
+        <w:suppressLineNumbers w:val="0"/>
+        <w:spacing w:before="0" w:beforeAutospacing="1" w:after="0" w:afterAutospacing="1"/>
+        <w:ind w:left="720" w:hanging="360"/>
+      </w:pPr>
+      <w:r>
+        <w:rPr>
+          <w:rStyle w:val="9"/>
+        </w:rPr>
+        <w:t>Box filter:</w:t>
+      </w:r>
+      <w:r>
+        <w:t xml:space="preserve"> causes artifacts (ringing) </w:t>
+      </w:r>
+    </w:p>
+    <w:p>
+      <w:pPr>
+        <w:keepNext w:val="0"/>
+        <w:keepLines w:val="0"/>
+        <w:widowControl/>
+        <w:numPr>
+          <w:ilvl w:val="0"/>
+          <w:numId w:val="47"/>
+        </w:numPr>
+        <w:suppressLineNumbers w:val="0"/>
+        <w:spacing w:before="0" w:beforeAutospacing="1" w:after="0" w:afterAutospacing="1"/>
+        <w:ind w:left="720" w:hanging="360"/>
+      </w:pPr>
+      <w:r>
+        <w:rPr>
+          <w:rStyle w:val="9"/>
+        </w:rPr>
+        <w:t>Laplacian:</w:t>
+      </w:r>
+      <w:r>
+        <w:t xml:space="preserve"> enhances noise instead of removing it </w:t>
+      </w:r>
+    </w:p>
+    <w:p>
+      <w:pPr>
+        <w:keepNext w:val="0"/>
+        <w:keepLines w:val="0"/>
+        <w:widowControl/>
+        <w:suppressLineNumbers w:val="0"/>
+      </w:pPr>
+      <w:r>
+        <w:pict>
+          <v:rect id="_x0000_i1100" o:spt="1" style="height:1.5pt;width:432pt;" fillcolor="#A0A0A0" filled="t" stroked="f" coordsize="21600,21600" o:hr="t" o:hrstd="t" o:hralign="center">
+            <v:path/>
+            <v:fill on="t" focussize="0,0"/>
+            <v:stroke on="f"/>
+            <v:imagedata o:title=""/>
+            <o:lock v:ext="edit"/>
+            <w10:wrap type="none"/>
+            <w10:anchorlock/>
+          </v:rect>
+        </w:pict>
+      </w:r>
+    </w:p>
+    <w:p>
+      <w:pPr>
+        <w:pStyle w:val="3"/>
+        <w:keepNext w:val="0"/>
+        <w:keepLines w:val="0"/>
+        <w:widowControl/>
+        <w:suppressLineNumbers w:val="0"/>
+      </w:pPr>
+      <w:r>
+        <w:rPr>
+          <w:rStyle w:val="9"/>
+          <w:b/>
+          <w:bCs/>
+        </w:rPr>
+        <w:t>Conclusion</w:t>
+      </w:r>
+    </w:p>
+    <w:p>
+      <w:pPr>
+        <w:keepNext w:val="0"/>
+        <w:keepLines w:val="0"/>
+        <w:widowControl/>
+        <w:numPr>
+          <w:ilvl w:val="0"/>
+          <w:numId w:val="48"/>
+        </w:numPr>
+        <w:suppressLineNumbers w:val="0"/>
+        <w:spacing w:before="0" w:beforeAutospacing="1" w:after="0" w:afterAutospacing="1"/>
+        <w:ind w:left="720" w:hanging="360"/>
+      </w:pPr>
+      <w:r>
+        <w:t xml:space="preserve">Spatial filtering and frequency filtering are equivalent via the convolution theorem </w:t>
+      </w:r>
+    </w:p>
+    <w:p>
+      <w:pPr>
+        <w:keepNext w:val="0"/>
+        <w:keepLines w:val="0"/>
+        <w:widowControl/>
+        <w:numPr>
+          <w:ilvl w:val="0"/>
+          <w:numId w:val="48"/>
+        </w:numPr>
+        <w:suppressLineNumbers w:val="0"/>
+        <w:spacing w:before="0" w:beforeAutospacing="1" w:after="0" w:afterAutospacing="1"/>
+        <w:ind w:left="720" w:hanging="360"/>
+      </w:pPr>
+      <w:r>
+        <w:t xml:space="preserve">Different filters affect frequency components differently: </w:t>
+      </w:r>
+    </w:p>
+    <w:p>
+      <w:pPr>
+        <w:keepNext w:val="0"/>
+        <w:keepLines w:val="0"/>
+        <w:widowControl/>
+        <w:numPr>
+          <w:ilvl w:val="1"/>
+          <w:numId w:val="49"/>
+        </w:numPr>
+        <w:suppressLineNumbers w:val="0"/>
+        <w:tabs>
+          <w:tab w:val="left" w:pos="1440"/>
+        </w:tabs>
+        <w:spacing w:before="0" w:beforeAutospacing="1" w:after="0" w:afterAutospacing="1"/>
+        <w:ind w:left="1440" w:hanging="360"/>
+      </w:pPr>
+      <w:r>
+        <w:t xml:space="preserve">Box &amp; Gaussian → low-pass </w:t>
+      </w:r>
+    </w:p>
+    <w:p>
+      <w:pPr>
+        <w:keepNext w:val="0"/>
+        <w:keepLines w:val="0"/>
+        <w:widowControl/>
+        <w:numPr>
+          <w:ilvl w:val="1"/>
+          <w:numId w:val="49"/>
+        </w:numPr>
+        <w:suppressLineNumbers w:val="0"/>
+        <w:tabs>
+          <w:tab w:val="left" w:pos="1440"/>
+        </w:tabs>
+        <w:spacing w:before="0" w:beforeAutospacing="1" w:after="0" w:afterAutospacing="1"/>
+        <w:ind w:left="1440" w:hanging="360"/>
+      </w:pPr>
+      <w:r>
+        <w:t xml:space="preserve">Laplacian → high-pass </w:t>
+      </w:r>
+    </w:p>
+    <w:p>
+      <w:pPr>
+        <w:keepNext w:val="0"/>
+        <w:keepLines w:val="0"/>
+        <w:widowControl/>
+        <w:numPr>
+          <w:ilvl w:val="0"/>
+          <w:numId w:val="48"/>
+        </w:numPr>
+        <w:suppressLineNumbers w:val="0"/>
+        <w:spacing w:before="0" w:beforeAutospacing="1" w:after="0" w:afterAutospacing="1"/>
+        <w:ind w:left="720" w:hanging="360"/>
+      </w:pPr>
+      <w:r>
+        <w:t>Gaussian filtering is preferred for noise reduction due to smooth frequency response and minimal artifacts</w:t>
+      </w:r>
+    </w:p>
+    <w:p>
+      <w:pPr>
+        <w:pStyle w:val="8"/>
+        <w:keepNext w:val="0"/>
+        <w:keepLines w:val="0"/>
+        <w:widowControl/>
+        <w:suppressLineNumbers w:val="0"/>
+        <w:ind w:right="720"/>
+        <w:rPr>
+          <w:rFonts w:hint="default" w:ascii="SimSun" w:hAnsi="SimSun" w:cs="SimSun"/>
+          <w:sz w:val="24"/>
+          <w:szCs w:val="24"/>
+          <w:lang w:val="en-US"/>
+        </w:rPr>
+      </w:pPr>
+      <w:r>
+        <w:rPr>
+          <w:rFonts w:hint="default" w:ascii="SimSun" w:hAnsi="SimSun" w:cs="SimSun"/>
+          <w:sz w:val="24"/>
+          <w:szCs w:val="24"/>
+          <w:lang w:val="en-US"/>
+        </w:rPr>
+        <w:t>Q12</w:t>
+      </w:r>
+    </w:p>
+    <w:p>
+      <w:pPr>
+        <w:pStyle w:val="8"/>
+        <w:keepNext w:val="0"/>
+        <w:keepLines w:val="0"/>
+        <w:widowControl/>
+        <w:suppressLineNumbers w:val="0"/>
+        <w:ind w:right="720"/>
+        <w:rPr>
+          <w:rFonts w:hint="default" w:ascii="SimSun" w:hAnsi="SimSun" w:cs="SimSun"/>
+          <w:sz w:val="24"/>
+          <w:szCs w:val="24"/>
+          <w:lang w:val="en-US"/>
+        </w:rPr>
       </w:pPr>
       <w:bookmarkStart w:id="0" w:name="_GoBack"/>
       <w:bookmarkEnd w:id="0"/>
+    </w:p>
+    <w:p>
+      <w:pPr>
+        <w:pStyle w:val="8"/>
+        <w:keepNext w:val="0"/>
+        <w:keepLines w:val="0"/>
+        <w:widowControl/>
+        <w:suppressLineNumbers w:val="0"/>
+        <w:ind w:left="720" w:right="720"/>
+        <w:rPr>
+          <w:rFonts w:hint="eastAsia" w:ascii="SimSun" w:hAnsi="SimSun" w:eastAsia="SimSun" w:cs="SimSun"/>
+          <w:sz w:val="24"/>
+          <w:szCs w:val="24"/>
+        </w:rPr>
+      </w:pPr>
+    </w:p>
+    <w:p>
+      <w:pPr>
+        <w:pStyle w:val="8"/>
+        <w:keepNext w:val="0"/>
+        <w:keepLines w:val="0"/>
+        <w:widowControl/>
+        <w:suppressLineNumbers w:val="0"/>
+        <w:ind w:left="720" w:right="720"/>
+        <w:rPr>
+          <w:rFonts w:hint="eastAsia" w:ascii="SimSun" w:hAnsi="SimSun" w:eastAsia="SimSun" w:cs="SimSun"/>
+          <w:sz w:val="24"/>
+          <w:szCs w:val="24"/>
+        </w:rPr>
+      </w:pPr>
+    </w:p>
+    <w:p>
+      <w:pPr>
+        <w:pStyle w:val="8"/>
+        <w:keepNext w:val="0"/>
+        <w:keepLines w:val="0"/>
+        <w:widowControl/>
+        <w:suppressLineNumbers w:val="0"/>
+        <w:ind w:left="720" w:right="720"/>
+        <w:rPr>
+          <w:rFonts w:hint="eastAsia" w:ascii="SimSun" w:hAnsi="SimSun" w:eastAsia="SimSun" w:cs="SimSun"/>
+          <w:sz w:val="24"/>
+          <w:szCs w:val="24"/>
+        </w:rPr>
+      </w:pPr>
+    </w:p>
+    <w:p>
+      <w:pPr>
+        <w:pStyle w:val="8"/>
+        <w:keepNext w:val="0"/>
+        <w:keepLines w:val="0"/>
+        <w:widowControl/>
+        <w:suppressLineNumbers w:val="0"/>
+        <w:ind w:left="720" w:right="720"/>
+        <w:rPr>
+          <w:rFonts w:hint="eastAsia" w:ascii="SimSun" w:hAnsi="SimSun" w:eastAsia="SimSun" w:cs="SimSun"/>
+          <w:sz w:val="24"/>
+          <w:szCs w:val="24"/>
+        </w:rPr>
+      </w:pPr>
+    </w:p>
+    <w:p>
+      <w:pPr>
+        <w:pStyle w:val="8"/>
+        <w:keepNext w:val="0"/>
+        <w:keepLines w:val="0"/>
+        <w:widowControl/>
+        <w:suppressLineNumbers w:val="0"/>
+        <w:ind w:left="720" w:right="720"/>
+        <w:rPr>
+          <w:rFonts w:hint="eastAsia" w:ascii="SimSun" w:hAnsi="SimSun" w:eastAsia="SimSun" w:cs="SimSun"/>
+          <w:sz w:val="24"/>
+          <w:szCs w:val="24"/>
+        </w:rPr>
+      </w:pPr>
     </w:p>
     <w:p>
       <w:pPr>
@@ -5600,6 +8958,155 @@
     </w:lvl>
   </w:abstractNum>
   <w:abstractNum w:abstractNumId="2">
+    <w:nsid w:val="877E43E1"/>
+    <w:multiLevelType w:val="multilevel"/>
+    <w:tmpl w:val="877E43E1"/>
+    <w:lvl w:ilvl="0" w:tentative="0">
+      <w:start w:val="1"/>
+      <w:numFmt w:val="bullet"/>
+      <w:lvlText w:val=""/>
+      <w:lvlJc w:val="left"/>
+      <w:pPr>
+        <w:tabs>
+          <w:tab w:val="left" w:pos="720"/>
+        </w:tabs>
+        <w:ind w:left="720" w:hanging="360"/>
+      </w:pPr>
+      <w:rPr>
+        <w:rFonts w:ascii="Symbol" w:hAnsi="Symbol" w:cs="Symbol"/>
+        <w:sz w:val="20"/>
+      </w:rPr>
+    </w:lvl>
+    <w:lvl w:ilvl="1" w:tentative="0">
+      <w:start w:val="1"/>
+      <w:numFmt w:val="decimal"/>
+      <w:lvlText w:val="%2."/>
+      <w:lvlJc w:val="left"/>
+      <w:pPr>
+        <w:tabs>
+          <w:tab w:val="left" w:pos="1440"/>
+        </w:tabs>
+        <w:ind w:left="1440" w:hanging="360"/>
+      </w:pPr>
+      <w:rPr>
+        <w:sz w:val="24"/>
+        <w:szCs w:val="24"/>
+      </w:rPr>
+    </w:lvl>
+    <w:lvl w:ilvl="2" w:tentative="0">
+      <w:start w:val="1"/>
+      <w:numFmt w:val="bullet"/>
+      <w:lvlText w:val=""/>
+      <w:lvlJc w:val="left"/>
+      <w:pPr>
+        <w:tabs>
+          <w:tab w:val="left" w:pos="2160"/>
+        </w:tabs>
+        <w:ind w:left="2160" w:hanging="360"/>
+      </w:pPr>
+      <w:rPr>
+        <w:rFonts w:ascii="Wingdings" w:hAnsi="Wingdings" w:cs="Wingdings"/>
+        <w:sz w:val="20"/>
+      </w:rPr>
+    </w:lvl>
+    <w:lvl w:ilvl="3" w:tentative="0">
+      <w:start w:val="1"/>
+      <w:numFmt w:val="bullet"/>
+      <w:lvlText w:val=""/>
+      <w:lvlJc w:val="left"/>
+      <w:pPr>
+        <w:tabs>
+          <w:tab w:val="left" w:pos="2880"/>
+        </w:tabs>
+        <w:ind w:left="2880" w:hanging="360"/>
+      </w:pPr>
+      <w:rPr>
+        <w:rFonts w:hint="default" w:ascii="Wingdings" w:hAnsi="Wingdings" w:cs="Wingdings"/>
+        <w:sz w:val="20"/>
+      </w:rPr>
+    </w:lvl>
+    <w:lvl w:ilvl="4" w:tentative="0">
+      <w:start w:val="1"/>
+      <w:numFmt w:val="bullet"/>
+      <w:lvlText w:val=""/>
+      <w:lvlJc w:val="left"/>
+      <w:pPr>
+        <w:tabs>
+          <w:tab w:val="left" w:pos="3600"/>
+        </w:tabs>
+        <w:ind w:left="3600" w:hanging="360"/>
+      </w:pPr>
+      <w:rPr>
+        <w:rFonts w:hint="default" w:ascii="Wingdings" w:hAnsi="Wingdings" w:cs="Wingdings"/>
+        <w:sz w:val="20"/>
+      </w:rPr>
+    </w:lvl>
+    <w:lvl w:ilvl="5" w:tentative="0">
+      <w:start w:val="1"/>
+      <w:numFmt w:val="bullet"/>
+      <w:lvlText w:val=""/>
+      <w:lvlJc w:val="left"/>
+      <w:pPr>
+        <w:tabs>
+          <w:tab w:val="left" w:pos="4320"/>
+        </w:tabs>
+        <w:ind w:left="4320" w:hanging="360"/>
+      </w:pPr>
+      <w:rPr>
+        <w:rFonts w:hint="default" w:ascii="Wingdings" w:hAnsi="Wingdings" w:cs="Wingdings"/>
+        <w:sz w:val="20"/>
+      </w:rPr>
+    </w:lvl>
+    <w:lvl w:ilvl="6" w:tentative="0">
+      <w:start w:val="1"/>
+      <w:numFmt w:val="bullet"/>
+      <w:lvlText w:val=""/>
+      <w:lvlJc w:val="left"/>
+      <w:pPr>
+        <w:tabs>
+          <w:tab w:val="left" w:pos="5040"/>
+        </w:tabs>
+        <w:ind w:left="5040" w:hanging="360"/>
+      </w:pPr>
+      <w:rPr>
+        <w:rFonts w:hint="default" w:ascii="Wingdings" w:hAnsi="Wingdings" w:cs="Wingdings"/>
+        <w:sz w:val="20"/>
+      </w:rPr>
+    </w:lvl>
+    <w:lvl w:ilvl="7" w:tentative="0">
+      <w:start w:val="1"/>
+      <w:numFmt w:val="bullet"/>
+      <w:lvlText w:val=""/>
+      <w:lvlJc w:val="left"/>
+      <w:pPr>
+        <w:tabs>
+          <w:tab w:val="left" w:pos="5760"/>
+        </w:tabs>
+        <w:ind w:left="5760" w:hanging="360"/>
+      </w:pPr>
+      <w:rPr>
+        <w:rFonts w:hint="default" w:ascii="Wingdings" w:hAnsi="Wingdings" w:cs="Wingdings"/>
+        <w:sz w:val="20"/>
+      </w:rPr>
+    </w:lvl>
+    <w:lvl w:ilvl="8" w:tentative="0">
+      <w:start w:val="1"/>
+      <w:numFmt w:val="bullet"/>
+      <w:lvlText w:val=""/>
+      <w:lvlJc w:val="left"/>
+      <w:pPr>
+        <w:tabs>
+          <w:tab w:val="left" w:pos="6480"/>
+        </w:tabs>
+        <w:ind w:left="6480" w:hanging="360"/>
+      </w:pPr>
+      <w:rPr>
+        <w:rFonts w:hint="default" w:ascii="Wingdings" w:hAnsi="Wingdings" w:cs="Wingdings"/>
+        <w:sz w:val="20"/>
+      </w:rPr>
+    </w:lvl>
+  </w:abstractNum>
+  <w:abstractNum w:abstractNumId="3">
     <w:nsid w:val="90451DF5"/>
     <w:multiLevelType w:val="multilevel"/>
     <w:tmpl w:val="90451DF5"/>
@@ -5748,7 +9255,305 @@
       </w:rPr>
     </w:lvl>
   </w:abstractNum>
-  <w:abstractNum w:abstractNumId="3">
+  <w:abstractNum w:abstractNumId="4">
+    <w:nsid w:val="934F82AD"/>
+    <w:multiLevelType w:val="multilevel"/>
+    <w:tmpl w:val="934F82AD"/>
+    <w:lvl w:ilvl="0" w:tentative="0">
+      <w:start w:val="1"/>
+      <w:numFmt w:val="bullet"/>
+      <w:lvlText w:val=""/>
+      <w:lvlJc w:val="left"/>
+      <w:pPr>
+        <w:tabs>
+          <w:tab w:val="left" w:pos="720"/>
+        </w:tabs>
+        <w:ind w:left="720" w:hanging="360"/>
+      </w:pPr>
+      <w:rPr>
+        <w:rFonts w:ascii="Symbol" w:hAnsi="Symbol" w:cs="Symbol"/>
+        <w:sz w:val="20"/>
+      </w:rPr>
+    </w:lvl>
+    <w:lvl w:ilvl="1" w:tentative="0">
+      <w:start w:val="1"/>
+      <w:numFmt w:val="bullet"/>
+      <w:lvlText w:val="o"/>
+      <w:lvlJc w:val="left"/>
+      <w:pPr>
+        <w:tabs>
+          <w:tab w:val="left" w:pos="1440"/>
+        </w:tabs>
+        <w:ind w:left="1440" w:hanging="360"/>
+      </w:pPr>
+      <w:rPr>
+        <w:rFonts w:ascii="Courier New" w:hAnsi="Courier New" w:cs="Courier New"/>
+        <w:sz w:val="20"/>
+      </w:rPr>
+    </w:lvl>
+    <w:lvl w:ilvl="2" w:tentative="0">
+      <w:start w:val="1"/>
+      <w:numFmt w:val="bullet"/>
+      <w:lvlText w:val=""/>
+      <w:lvlJc w:val="left"/>
+      <w:pPr>
+        <w:tabs>
+          <w:tab w:val="left" w:pos="2160"/>
+        </w:tabs>
+        <w:ind w:left="2160" w:hanging="360"/>
+      </w:pPr>
+      <w:rPr>
+        <w:rFonts w:ascii="Wingdings" w:hAnsi="Wingdings" w:cs="Wingdings"/>
+        <w:sz w:val="20"/>
+      </w:rPr>
+    </w:lvl>
+    <w:lvl w:ilvl="3" w:tentative="0">
+      <w:start w:val="1"/>
+      <w:numFmt w:val="bullet"/>
+      <w:lvlText w:val=""/>
+      <w:lvlJc w:val="left"/>
+      <w:pPr>
+        <w:tabs>
+          <w:tab w:val="left" w:pos="2880"/>
+        </w:tabs>
+        <w:ind w:left="2880" w:hanging="360"/>
+      </w:pPr>
+      <w:rPr>
+        <w:rFonts w:hint="default" w:ascii="Wingdings" w:hAnsi="Wingdings" w:cs="Wingdings"/>
+        <w:sz w:val="20"/>
+      </w:rPr>
+    </w:lvl>
+    <w:lvl w:ilvl="4" w:tentative="0">
+      <w:start w:val="1"/>
+      <w:numFmt w:val="bullet"/>
+      <w:lvlText w:val=""/>
+      <w:lvlJc w:val="left"/>
+      <w:pPr>
+        <w:tabs>
+          <w:tab w:val="left" w:pos="3600"/>
+        </w:tabs>
+        <w:ind w:left="3600" w:hanging="360"/>
+      </w:pPr>
+      <w:rPr>
+        <w:rFonts w:hint="default" w:ascii="Wingdings" w:hAnsi="Wingdings" w:cs="Wingdings"/>
+        <w:sz w:val="20"/>
+      </w:rPr>
+    </w:lvl>
+    <w:lvl w:ilvl="5" w:tentative="0">
+      <w:start w:val="1"/>
+      <w:numFmt w:val="bullet"/>
+      <w:lvlText w:val=""/>
+      <w:lvlJc w:val="left"/>
+      <w:pPr>
+        <w:tabs>
+          <w:tab w:val="left" w:pos="4320"/>
+        </w:tabs>
+        <w:ind w:left="4320" w:hanging="360"/>
+      </w:pPr>
+      <w:rPr>
+        <w:rFonts w:hint="default" w:ascii="Wingdings" w:hAnsi="Wingdings" w:cs="Wingdings"/>
+        <w:sz w:val="20"/>
+      </w:rPr>
+    </w:lvl>
+    <w:lvl w:ilvl="6" w:tentative="0">
+      <w:start w:val="1"/>
+      <w:numFmt w:val="bullet"/>
+      <w:lvlText w:val=""/>
+      <w:lvlJc w:val="left"/>
+      <w:pPr>
+        <w:tabs>
+          <w:tab w:val="left" w:pos="5040"/>
+        </w:tabs>
+        <w:ind w:left="5040" w:hanging="360"/>
+      </w:pPr>
+      <w:rPr>
+        <w:rFonts w:hint="default" w:ascii="Wingdings" w:hAnsi="Wingdings" w:cs="Wingdings"/>
+        <w:sz w:val="20"/>
+      </w:rPr>
+    </w:lvl>
+    <w:lvl w:ilvl="7" w:tentative="0">
+      <w:start w:val="1"/>
+      <w:numFmt w:val="bullet"/>
+      <w:lvlText w:val=""/>
+      <w:lvlJc w:val="left"/>
+      <w:pPr>
+        <w:tabs>
+          <w:tab w:val="left" w:pos="5760"/>
+        </w:tabs>
+        <w:ind w:left="5760" w:hanging="360"/>
+      </w:pPr>
+      <w:rPr>
+        <w:rFonts w:hint="default" w:ascii="Wingdings" w:hAnsi="Wingdings" w:cs="Wingdings"/>
+        <w:sz w:val="20"/>
+      </w:rPr>
+    </w:lvl>
+    <w:lvl w:ilvl="8" w:tentative="0">
+      <w:start w:val="1"/>
+      <w:numFmt w:val="bullet"/>
+      <w:lvlText w:val=""/>
+      <w:lvlJc w:val="left"/>
+      <w:pPr>
+        <w:tabs>
+          <w:tab w:val="left" w:pos="6480"/>
+        </w:tabs>
+        <w:ind w:left="6480" w:hanging="360"/>
+      </w:pPr>
+      <w:rPr>
+        <w:rFonts w:hint="default" w:ascii="Wingdings" w:hAnsi="Wingdings" w:cs="Wingdings"/>
+        <w:sz w:val="20"/>
+      </w:rPr>
+    </w:lvl>
+  </w:abstractNum>
+  <w:abstractNum w:abstractNumId="5">
+    <w:nsid w:val="9A27F93E"/>
+    <w:multiLevelType w:val="multilevel"/>
+    <w:tmpl w:val="9A27F93E"/>
+    <w:lvl w:ilvl="0" w:tentative="0">
+      <w:start w:val="1"/>
+      <w:numFmt w:val="bullet"/>
+      <w:lvlText w:val=""/>
+      <w:lvlJc w:val="left"/>
+      <w:pPr>
+        <w:tabs>
+          <w:tab w:val="left" w:pos="720"/>
+        </w:tabs>
+        <w:ind w:left="720" w:hanging="360"/>
+      </w:pPr>
+      <w:rPr>
+        <w:rFonts w:ascii="Symbol" w:hAnsi="Symbol" w:cs="Symbol"/>
+        <w:sz w:val="20"/>
+      </w:rPr>
+    </w:lvl>
+    <w:lvl w:ilvl="1" w:tentative="0">
+      <w:start w:val="1"/>
+      <w:numFmt w:val="bullet"/>
+      <w:lvlText w:val="o"/>
+      <w:lvlJc w:val="left"/>
+      <w:pPr>
+        <w:tabs>
+          <w:tab w:val="left" w:pos="1440"/>
+        </w:tabs>
+        <w:ind w:left="1440" w:hanging="360"/>
+      </w:pPr>
+      <w:rPr>
+        <w:rFonts w:ascii="Courier New" w:hAnsi="Courier New" w:cs="Courier New"/>
+        <w:sz w:val="20"/>
+      </w:rPr>
+    </w:lvl>
+    <w:lvl w:ilvl="2" w:tentative="0">
+      <w:start w:val="1"/>
+      <w:numFmt w:val="bullet"/>
+      <w:lvlText w:val=""/>
+      <w:lvlJc w:val="left"/>
+      <w:pPr>
+        <w:tabs>
+          <w:tab w:val="left" w:pos="2160"/>
+        </w:tabs>
+        <w:ind w:left="2160" w:hanging="360"/>
+      </w:pPr>
+      <w:rPr>
+        <w:rFonts w:ascii="Wingdings" w:hAnsi="Wingdings" w:cs="Wingdings"/>
+        <w:sz w:val="20"/>
+      </w:rPr>
+    </w:lvl>
+    <w:lvl w:ilvl="3" w:tentative="0">
+      <w:start w:val="1"/>
+      <w:numFmt w:val="bullet"/>
+      <w:lvlText w:val=""/>
+      <w:lvlJc w:val="left"/>
+      <w:pPr>
+        <w:tabs>
+          <w:tab w:val="left" w:pos="2880"/>
+        </w:tabs>
+        <w:ind w:left="2880" w:hanging="360"/>
+      </w:pPr>
+      <w:rPr>
+        <w:rFonts w:hint="default" w:ascii="Wingdings" w:hAnsi="Wingdings" w:cs="Wingdings"/>
+        <w:sz w:val="20"/>
+      </w:rPr>
+    </w:lvl>
+    <w:lvl w:ilvl="4" w:tentative="0">
+      <w:start w:val="1"/>
+      <w:numFmt w:val="bullet"/>
+      <w:lvlText w:val=""/>
+      <w:lvlJc w:val="left"/>
+      <w:pPr>
+        <w:tabs>
+          <w:tab w:val="left" w:pos="3600"/>
+        </w:tabs>
+        <w:ind w:left="3600" w:hanging="360"/>
+      </w:pPr>
+      <w:rPr>
+        <w:rFonts w:hint="default" w:ascii="Wingdings" w:hAnsi="Wingdings" w:cs="Wingdings"/>
+        <w:sz w:val="20"/>
+      </w:rPr>
+    </w:lvl>
+    <w:lvl w:ilvl="5" w:tentative="0">
+      <w:start w:val="1"/>
+      <w:numFmt w:val="bullet"/>
+      <w:lvlText w:val=""/>
+      <w:lvlJc w:val="left"/>
+      <w:pPr>
+        <w:tabs>
+          <w:tab w:val="left" w:pos="4320"/>
+        </w:tabs>
+        <w:ind w:left="4320" w:hanging="360"/>
+      </w:pPr>
+      <w:rPr>
+        <w:rFonts w:hint="default" w:ascii="Wingdings" w:hAnsi="Wingdings" w:cs="Wingdings"/>
+        <w:sz w:val="20"/>
+      </w:rPr>
+    </w:lvl>
+    <w:lvl w:ilvl="6" w:tentative="0">
+      <w:start w:val="1"/>
+      <w:numFmt w:val="bullet"/>
+      <w:lvlText w:val=""/>
+      <w:lvlJc w:val="left"/>
+      <w:pPr>
+        <w:tabs>
+          <w:tab w:val="left" w:pos="5040"/>
+        </w:tabs>
+        <w:ind w:left="5040" w:hanging="360"/>
+      </w:pPr>
+      <w:rPr>
+        <w:rFonts w:hint="default" w:ascii="Wingdings" w:hAnsi="Wingdings" w:cs="Wingdings"/>
+        <w:sz w:val="20"/>
+      </w:rPr>
+    </w:lvl>
+    <w:lvl w:ilvl="7" w:tentative="0">
+      <w:start w:val="1"/>
+      <w:numFmt w:val="bullet"/>
+      <w:lvlText w:val=""/>
+      <w:lvlJc w:val="left"/>
+      <w:pPr>
+        <w:tabs>
+          <w:tab w:val="left" w:pos="5760"/>
+        </w:tabs>
+        <w:ind w:left="5760" w:hanging="360"/>
+      </w:pPr>
+      <w:rPr>
+        <w:rFonts w:hint="default" w:ascii="Wingdings" w:hAnsi="Wingdings" w:cs="Wingdings"/>
+        <w:sz w:val="20"/>
+      </w:rPr>
+    </w:lvl>
+    <w:lvl w:ilvl="8" w:tentative="0">
+      <w:start w:val="1"/>
+      <w:numFmt w:val="bullet"/>
+      <w:lvlText w:val=""/>
+      <w:lvlJc w:val="left"/>
+      <w:pPr>
+        <w:tabs>
+          <w:tab w:val="left" w:pos="6480"/>
+        </w:tabs>
+        <w:ind w:left="6480" w:hanging="360"/>
+      </w:pPr>
+      <w:rPr>
+        <w:rFonts w:hint="default" w:ascii="Wingdings" w:hAnsi="Wingdings" w:cs="Wingdings"/>
+        <w:sz w:val="20"/>
+      </w:rPr>
+    </w:lvl>
+  </w:abstractNum>
+  <w:abstractNum w:abstractNumId="6">
     <w:nsid w:val="A02C5551"/>
     <w:multiLevelType w:val="multilevel"/>
     <w:tmpl w:val="A02C5551"/>
@@ -5897,7 +9702,7 @@
       </w:rPr>
     </w:lvl>
   </w:abstractNum>
-  <w:abstractNum w:abstractNumId="4">
+  <w:abstractNum w:abstractNumId="7">
     <w:nsid w:val="A0585C34"/>
     <w:multiLevelType w:val="multilevel"/>
     <w:tmpl w:val="A0585C34"/>
@@ -6046,7 +9851,156 @@
       </w:rPr>
     </w:lvl>
   </w:abstractNum>
-  <w:abstractNum w:abstractNumId="5">
+  <w:abstractNum w:abstractNumId="8">
+    <w:nsid w:val="A147161B"/>
+    <w:multiLevelType w:val="multilevel"/>
+    <w:tmpl w:val="A147161B"/>
+    <w:lvl w:ilvl="0" w:tentative="0">
+      <w:start w:val="1"/>
+      <w:numFmt w:val="bullet"/>
+      <w:lvlText w:val=""/>
+      <w:lvlJc w:val="left"/>
+      <w:pPr>
+        <w:tabs>
+          <w:tab w:val="left" w:pos="720"/>
+        </w:tabs>
+        <w:ind w:left="720" w:hanging="360"/>
+      </w:pPr>
+      <w:rPr>
+        <w:rFonts w:hint="default" w:ascii="Symbol" w:hAnsi="Symbol" w:cs="Symbol"/>
+        <w:sz w:val="20"/>
+      </w:rPr>
+    </w:lvl>
+    <w:lvl w:ilvl="1" w:tentative="0">
+      <w:start w:val="1"/>
+      <w:numFmt w:val="bullet"/>
+      <w:lvlText w:val="o"/>
+      <w:lvlJc w:val="left"/>
+      <w:pPr>
+        <w:tabs>
+          <w:tab w:val="left" w:pos="1440"/>
+        </w:tabs>
+        <w:ind w:left="1440" w:hanging="360"/>
+      </w:pPr>
+      <w:rPr>
+        <w:rFonts w:hint="default" w:ascii="Courier New" w:hAnsi="Courier New" w:cs="Courier New"/>
+        <w:sz w:val="20"/>
+      </w:rPr>
+    </w:lvl>
+    <w:lvl w:ilvl="2" w:tentative="0">
+      <w:start w:val="1"/>
+      <w:numFmt w:val="bullet"/>
+      <w:lvlText w:val=""/>
+      <w:lvlJc w:val="left"/>
+      <w:pPr>
+        <w:tabs>
+          <w:tab w:val="left" w:pos="2160"/>
+        </w:tabs>
+        <w:ind w:left="2160" w:hanging="360"/>
+      </w:pPr>
+      <w:rPr>
+        <w:rFonts w:hint="default" w:ascii="Wingdings" w:hAnsi="Wingdings" w:cs="Wingdings"/>
+        <w:sz w:val="20"/>
+      </w:rPr>
+    </w:lvl>
+    <w:lvl w:ilvl="3" w:tentative="0">
+      <w:start w:val="1"/>
+      <w:numFmt w:val="bullet"/>
+      <w:lvlText w:val=""/>
+      <w:lvlJc w:val="left"/>
+      <w:pPr>
+        <w:tabs>
+          <w:tab w:val="left" w:pos="2880"/>
+        </w:tabs>
+        <w:ind w:left="2880" w:hanging="360"/>
+      </w:pPr>
+      <w:rPr>
+        <w:rFonts w:hint="default" w:ascii="Wingdings" w:hAnsi="Wingdings" w:cs="Wingdings"/>
+        <w:sz w:val="20"/>
+      </w:rPr>
+    </w:lvl>
+    <w:lvl w:ilvl="4" w:tentative="0">
+      <w:start w:val="1"/>
+      <w:numFmt w:val="bullet"/>
+      <w:lvlText w:val=""/>
+      <w:lvlJc w:val="left"/>
+      <w:pPr>
+        <w:tabs>
+          <w:tab w:val="left" w:pos="3600"/>
+        </w:tabs>
+        <w:ind w:left="3600" w:hanging="360"/>
+      </w:pPr>
+      <w:rPr>
+        <w:rFonts w:hint="default" w:ascii="Wingdings" w:hAnsi="Wingdings" w:cs="Wingdings"/>
+        <w:sz w:val="20"/>
+      </w:rPr>
+    </w:lvl>
+    <w:lvl w:ilvl="5" w:tentative="0">
+      <w:start w:val="1"/>
+      <w:numFmt w:val="bullet"/>
+      <w:lvlText w:val=""/>
+      <w:lvlJc w:val="left"/>
+      <w:pPr>
+        <w:tabs>
+          <w:tab w:val="left" w:pos="4320"/>
+        </w:tabs>
+        <w:ind w:left="4320" w:hanging="360"/>
+      </w:pPr>
+      <w:rPr>
+        <w:rFonts w:hint="default" w:ascii="Wingdings" w:hAnsi="Wingdings" w:cs="Wingdings"/>
+        <w:sz w:val="20"/>
+      </w:rPr>
+    </w:lvl>
+    <w:lvl w:ilvl="6" w:tentative="0">
+      <w:start w:val="1"/>
+      <w:numFmt w:val="bullet"/>
+      <w:lvlText w:val=""/>
+      <w:lvlJc w:val="left"/>
+      <w:pPr>
+        <w:tabs>
+          <w:tab w:val="left" w:pos="5040"/>
+        </w:tabs>
+        <w:ind w:left="5040" w:hanging="360"/>
+      </w:pPr>
+      <w:rPr>
+        <w:rFonts w:hint="default" w:ascii="Wingdings" w:hAnsi="Wingdings" w:cs="Wingdings"/>
+        <w:sz w:val="20"/>
+      </w:rPr>
+    </w:lvl>
+    <w:lvl w:ilvl="7" w:tentative="0">
+      <w:start w:val="1"/>
+      <w:numFmt w:val="bullet"/>
+      <w:lvlText w:val=""/>
+      <w:lvlJc w:val="left"/>
+      <w:pPr>
+        <w:tabs>
+          <w:tab w:val="left" w:pos="5760"/>
+        </w:tabs>
+        <w:ind w:left="5760" w:hanging="360"/>
+      </w:pPr>
+      <w:rPr>
+        <w:rFonts w:hint="default" w:ascii="Wingdings" w:hAnsi="Wingdings" w:cs="Wingdings"/>
+        <w:sz w:val="20"/>
+      </w:rPr>
+    </w:lvl>
+    <w:lvl w:ilvl="8" w:tentative="0">
+      <w:start w:val="1"/>
+      <w:numFmt w:val="bullet"/>
+      <w:lvlText w:val=""/>
+      <w:lvlJc w:val="left"/>
+      <w:pPr>
+        <w:tabs>
+          <w:tab w:val="left" w:pos="6480"/>
+        </w:tabs>
+        <w:ind w:left="6480" w:hanging="360"/>
+      </w:pPr>
+      <w:rPr>
+        <w:rFonts w:hint="default" w:ascii="Wingdings" w:hAnsi="Wingdings" w:cs="Wingdings"/>
+        <w:sz w:val="20"/>
+      </w:rPr>
+    </w:lvl>
+  </w:abstractNum>
+  <w:abstractNum w:abstractNumId="9">
     <w:nsid w:val="A22FB5C0"/>
     <w:multiLevelType w:val="multilevel"/>
     <w:tmpl w:val="A22FB5C0"/>
@@ -6195,7 +10149,7 @@
       </w:rPr>
     </w:lvl>
   </w:abstractNum>
-  <w:abstractNum w:abstractNumId="6">
+  <w:abstractNum w:abstractNumId="10">
     <w:nsid w:val="AF0F3524"/>
     <w:multiLevelType w:val="multilevel"/>
     <w:tmpl w:val="AF0F3524"/>
@@ -6344,7 +10298,156 @@
       </w:rPr>
     </w:lvl>
   </w:abstractNum>
-  <w:abstractNum w:abstractNumId="7">
+  <w:abstractNum w:abstractNumId="11">
+    <w:nsid w:val="AF8F21C7"/>
+    <w:multiLevelType w:val="multilevel"/>
+    <w:tmpl w:val="AF8F21C7"/>
+    <w:lvl w:ilvl="0" w:tentative="0">
+      <w:start w:val="1"/>
+      <w:numFmt w:val="bullet"/>
+      <w:lvlText w:val=""/>
+      <w:lvlJc w:val="left"/>
+      <w:pPr>
+        <w:tabs>
+          <w:tab w:val="left" w:pos="720"/>
+        </w:tabs>
+        <w:ind w:left="720" w:hanging="360"/>
+      </w:pPr>
+      <w:rPr>
+        <w:rFonts w:hint="default" w:ascii="Symbol" w:hAnsi="Symbol" w:cs="Symbol"/>
+        <w:sz w:val="20"/>
+      </w:rPr>
+    </w:lvl>
+    <w:lvl w:ilvl="1" w:tentative="0">
+      <w:start w:val="1"/>
+      <w:numFmt w:val="bullet"/>
+      <w:lvlText w:val="o"/>
+      <w:lvlJc w:val="left"/>
+      <w:pPr>
+        <w:tabs>
+          <w:tab w:val="left" w:pos="1440"/>
+        </w:tabs>
+        <w:ind w:left="1440" w:hanging="360"/>
+      </w:pPr>
+      <w:rPr>
+        <w:rFonts w:hint="default" w:ascii="Courier New" w:hAnsi="Courier New" w:cs="Courier New"/>
+        <w:sz w:val="20"/>
+      </w:rPr>
+    </w:lvl>
+    <w:lvl w:ilvl="2" w:tentative="0">
+      <w:start w:val="1"/>
+      <w:numFmt w:val="bullet"/>
+      <w:lvlText w:val=""/>
+      <w:lvlJc w:val="left"/>
+      <w:pPr>
+        <w:tabs>
+          <w:tab w:val="left" w:pos="2160"/>
+        </w:tabs>
+        <w:ind w:left="2160" w:hanging="360"/>
+      </w:pPr>
+      <w:rPr>
+        <w:rFonts w:hint="default" w:ascii="Wingdings" w:hAnsi="Wingdings" w:cs="Wingdings"/>
+        <w:sz w:val="20"/>
+      </w:rPr>
+    </w:lvl>
+    <w:lvl w:ilvl="3" w:tentative="0">
+      <w:start w:val="1"/>
+      <w:numFmt w:val="bullet"/>
+      <w:lvlText w:val=""/>
+      <w:lvlJc w:val="left"/>
+      <w:pPr>
+        <w:tabs>
+          <w:tab w:val="left" w:pos="2880"/>
+        </w:tabs>
+        <w:ind w:left="2880" w:hanging="360"/>
+      </w:pPr>
+      <w:rPr>
+        <w:rFonts w:hint="default" w:ascii="Wingdings" w:hAnsi="Wingdings" w:cs="Wingdings"/>
+        <w:sz w:val="20"/>
+      </w:rPr>
+    </w:lvl>
+    <w:lvl w:ilvl="4" w:tentative="0">
+      <w:start w:val="1"/>
+      <w:numFmt w:val="bullet"/>
+      <w:lvlText w:val=""/>
+      <w:lvlJc w:val="left"/>
+      <w:pPr>
+        <w:tabs>
+          <w:tab w:val="left" w:pos="3600"/>
+        </w:tabs>
+        <w:ind w:left="3600" w:hanging="360"/>
+      </w:pPr>
+      <w:rPr>
+        <w:rFonts w:hint="default" w:ascii="Wingdings" w:hAnsi="Wingdings" w:cs="Wingdings"/>
+        <w:sz w:val="20"/>
+      </w:rPr>
+    </w:lvl>
+    <w:lvl w:ilvl="5" w:tentative="0">
+      <w:start w:val="1"/>
+      <w:numFmt w:val="bullet"/>
+      <w:lvlText w:val=""/>
+      <w:lvlJc w:val="left"/>
+      <w:pPr>
+        <w:tabs>
+          <w:tab w:val="left" w:pos="4320"/>
+        </w:tabs>
+        <w:ind w:left="4320" w:hanging="360"/>
+      </w:pPr>
+      <w:rPr>
+        <w:rFonts w:hint="default" w:ascii="Wingdings" w:hAnsi="Wingdings" w:cs="Wingdings"/>
+        <w:sz w:val="20"/>
+      </w:rPr>
+    </w:lvl>
+    <w:lvl w:ilvl="6" w:tentative="0">
+      <w:start w:val="1"/>
+      <w:numFmt w:val="bullet"/>
+      <w:lvlText w:val=""/>
+      <w:lvlJc w:val="left"/>
+      <w:pPr>
+        <w:tabs>
+          <w:tab w:val="left" w:pos="5040"/>
+        </w:tabs>
+        <w:ind w:left="5040" w:hanging="360"/>
+      </w:pPr>
+      <w:rPr>
+        <w:rFonts w:hint="default" w:ascii="Wingdings" w:hAnsi="Wingdings" w:cs="Wingdings"/>
+        <w:sz w:val="20"/>
+      </w:rPr>
+    </w:lvl>
+    <w:lvl w:ilvl="7" w:tentative="0">
+      <w:start w:val="1"/>
+      <w:numFmt w:val="bullet"/>
+      <w:lvlText w:val=""/>
+      <w:lvlJc w:val="left"/>
+      <w:pPr>
+        <w:tabs>
+          <w:tab w:val="left" w:pos="5760"/>
+        </w:tabs>
+        <w:ind w:left="5760" w:hanging="360"/>
+      </w:pPr>
+      <w:rPr>
+        <w:rFonts w:hint="default" w:ascii="Wingdings" w:hAnsi="Wingdings" w:cs="Wingdings"/>
+        <w:sz w:val="20"/>
+      </w:rPr>
+    </w:lvl>
+    <w:lvl w:ilvl="8" w:tentative="0">
+      <w:start w:val="1"/>
+      <w:numFmt w:val="bullet"/>
+      <w:lvlText w:val=""/>
+      <w:lvlJc w:val="left"/>
+      <w:pPr>
+        <w:tabs>
+          <w:tab w:val="left" w:pos="6480"/>
+        </w:tabs>
+        <w:ind w:left="6480" w:hanging="360"/>
+      </w:pPr>
+      <w:rPr>
+        <w:rFonts w:hint="default" w:ascii="Wingdings" w:hAnsi="Wingdings" w:cs="Wingdings"/>
+        <w:sz w:val="20"/>
+      </w:rPr>
+    </w:lvl>
+  </w:abstractNum>
+  <w:abstractNum w:abstractNumId="12">
     <w:nsid w:val="B9291740"/>
     <w:multiLevelType w:val="multilevel"/>
     <w:tmpl w:val="B9291740"/>
@@ -6493,7 +10596,156 @@
       </w:rPr>
     </w:lvl>
   </w:abstractNum>
-  <w:abstractNum w:abstractNumId="8">
+  <w:abstractNum w:abstractNumId="13">
+    <w:nsid w:val="C2674F91"/>
+    <w:multiLevelType w:val="multilevel"/>
+    <w:tmpl w:val="C2674F91"/>
+    <w:lvl w:ilvl="0" w:tentative="0">
+      <w:start w:val="1"/>
+      <w:numFmt w:val="bullet"/>
+      <w:lvlText w:val=""/>
+      <w:lvlJc w:val="left"/>
+      <w:pPr>
+        <w:tabs>
+          <w:tab w:val="left" w:pos="720"/>
+        </w:tabs>
+        <w:ind w:left="720" w:hanging="360"/>
+      </w:pPr>
+      <w:rPr>
+        <w:rFonts w:hint="default" w:ascii="Symbol" w:hAnsi="Symbol" w:cs="Symbol"/>
+        <w:sz w:val="20"/>
+      </w:rPr>
+    </w:lvl>
+    <w:lvl w:ilvl="1" w:tentative="0">
+      <w:start w:val="1"/>
+      <w:numFmt w:val="bullet"/>
+      <w:lvlText w:val="o"/>
+      <w:lvlJc w:val="left"/>
+      <w:pPr>
+        <w:tabs>
+          <w:tab w:val="left" w:pos="1440"/>
+        </w:tabs>
+        <w:ind w:left="1440" w:hanging="360"/>
+      </w:pPr>
+      <w:rPr>
+        <w:rFonts w:hint="default" w:ascii="Courier New" w:hAnsi="Courier New" w:cs="Courier New"/>
+        <w:sz w:val="20"/>
+      </w:rPr>
+    </w:lvl>
+    <w:lvl w:ilvl="2" w:tentative="0">
+      <w:start w:val="1"/>
+      <w:numFmt w:val="bullet"/>
+      <w:lvlText w:val=""/>
+      <w:lvlJc w:val="left"/>
+      <w:pPr>
+        <w:tabs>
+          <w:tab w:val="left" w:pos="2160"/>
+        </w:tabs>
+        <w:ind w:left="2160" w:hanging="360"/>
+      </w:pPr>
+      <w:rPr>
+        <w:rFonts w:hint="default" w:ascii="Wingdings" w:hAnsi="Wingdings" w:cs="Wingdings"/>
+        <w:sz w:val="20"/>
+      </w:rPr>
+    </w:lvl>
+    <w:lvl w:ilvl="3" w:tentative="0">
+      <w:start w:val="1"/>
+      <w:numFmt w:val="bullet"/>
+      <w:lvlText w:val=""/>
+      <w:lvlJc w:val="left"/>
+      <w:pPr>
+        <w:tabs>
+          <w:tab w:val="left" w:pos="2880"/>
+        </w:tabs>
+        <w:ind w:left="2880" w:hanging="360"/>
+      </w:pPr>
+      <w:rPr>
+        <w:rFonts w:hint="default" w:ascii="Wingdings" w:hAnsi="Wingdings" w:cs="Wingdings"/>
+        <w:sz w:val="20"/>
+      </w:rPr>
+    </w:lvl>
+    <w:lvl w:ilvl="4" w:tentative="0">
+      <w:start w:val="1"/>
+      <w:numFmt w:val="bullet"/>
+      <w:lvlText w:val=""/>
+      <w:lvlJc w:val="left"/>
+      <w:pPr>
+        <w:tabs>
+          <w:tab w:val="left" w:pos="3600"/>
+        </w:tabs>
+        <w:ind w:left="3600" w:hanging="360"/>
+      </w:pPr>
+      <w:rPr>
+        <w:rFonts w:hint="default" w:ascii="Wingdings" w:hAnsi="Wingdings" w:cs="Wingdings"/>
+        <w:sz w:val="20"/>
+      </w:rPr>
+    </w:lvl>
+    <w:lvl w:ilvl="5" w:tentative="0">
+      <w:start w:val="1"/>
+      <w:numFmt w:val="bullet"/>
+      <w:lvlText w:val=""/>
+      <w:lvlJc w:val="left"/>
+      <w:pPr>
+        <w:tabs>
+          <w:tab w:val="left" w:pos="4320"/>
+        </w:tabs>
+        <w:ind w:left="4320" w:hanging="360"/>
+      </w:pPr>
+      <w:rPr>
+        <w:rFonts w:hint="default" w:ascii="Wingdings" w:hAnsi="Wingdings" w:cs="Wingdings"/>
+        <w:sz w:val="20"/>
+      </w:rPr>
+    </w:lvl>
+    <w:lvl w:ilvl="6" w:tentative="0">
+      <w:start w:val="1"/>
+      <w:numFmt w:val="bullet"/>
+      <w:lvlText w:val=""/>
+      <w:lvlJc w:val="left"/>
+      <w:pPr>
+        <w:tabs>
+          <w:tab w:val="left" w:pos="5040"/>
+        </w:tabs>
+        <w:ind w:left="5040" w:hanging="360"/>
+      </w:pPr>
+      <w:rPr>
+        <w:rFonts w:hint="default" w:ascii="Wingdings" w:hAnsi="Wingdings" w:cs="Wingdings"/>
+        <w:sz w:val="20"/>
+      </w:rPr>
+    </w:lvl>
+    <w:lvl w:ilvl="7" w:tentative="0">
+      <w:start w:val="1"/>
+      <w:numFmt w:val="bullet"/>
+      <w:lvlText w:val=""/>
+      <w:lvlJc w:val="left"/>
+      <w:pPr>
+        <w:tabs>
+          <w:tab w:val="left" w:pos="5760"/>
+        </w:tabs>
+        <w:ind w:left="5760" w:hanging="360"/>
+      </w:pPr>
+      <w:rPr>
+        <w:rFonts w:hint="default" w:ascii="Wingdings" w:hAnsi="Wingdings" w:cs="Wingdings"/>
+        <w:sz w:val="20"/>
+      </w:rPr>
+    </w:lvl>
+    <w:lvl w:ilvl="8" w:tentative="0">
+      <w:start w:val="1"/>
+      <w:numFmt w:val="bullet"/>
+      <w:lvlText w:val=""/>
+      <w:lvlJc w:val="left"/>
+      <w:pPr>
+        <w:tabs>
+          <w:tab w:val="left" w:pos="6480"/>
+        </w:tabs>
+        <w:ind w:left="6480" w:hanging="360"/>
+      </w:pPr>
+      <w:rPr>
+        <w:rFonts w:hint="default" w:ascii="Wingdings" w:hAnsi="Wingdings" w:cs="Wingdings"/>
+        <w:sz w:val="20"/>
+      </w:rPr>
+    </w:lvl>
+  </w:abstractNum>
+  <w:abstractNum w:abstractNumId="14">
     <w:nsid w:val="C930E02B"/>
     <w:multiLevelType w:val="multilevel"/>
     <w:tmpl w:val="C930E02B"/>
@@ -6642,7 +10894,156 @@
       </w:rPr>
     </w:lvl>
   </w:abstractNum>
-  <w:abstractNum w:abstractNumId="9">
+  <w:abstractNum w:abstractNumId="15">
+    <w:nsid w:val="D0305980"/>
+    <w:multiLevelType w:val="multilevel"/>
+    <w:tmpl w:val="D0305980"/>
+    <w:lvl w:ilvl="0" w:tentative="0">
+      <w:start w:val="1"/>
+      <w:numFmt w:val="bullet"/>
+      <w:lvlText w:val=""/>
+      <w:lvlJc w:val="left"/>
+      <w:pPr>
+        <w:tabs>
+          <w:tab w:val="left" w:pos="720"/>
+        </w:tabs>
+        <w:ind w:left="720" w:hanging="360"/>
+      </w:pPr>
+      <w:rPr>
+        <w:rFonts w:hint="default" w:ascii="Symbol" w:hAnsi="Symbol" w:cs="Symbol"/>
+        <w:sz w:val="20"/>
+      </w:rPr>
+    </w:lvl>
+    <w:lvl w:ilvl="1" w:tentative="0">
+      <w:start w:val="1"/>
+      <w:numFmt w:val="bullet"/>
+      <w:lvlText w:val="o"/>
+      <w:lvlJc w:val="left"/>
+      <w:pPr>
+        <w:tabs>
+          <w:tab w:val="left" w:pos="1440"/>
+        </w:tabs>
+        <w:ind w:left="1440" w:hanging="360"/>
+      </w:pPr>
+      <w:rPr>
+        <w:rFonts w:hint="default" w:ascii="Courier New" w:hAnsi="Courier New" w:cs="Courier New"/>
+        <w:sz w:val="20"/>
+      </w:rPr>
+    </w:lvl>
+    <w:lvl w:ilvl="2" w:tentative="0">
+      <w:start w:val="1"/>
+      <w:numFmt w:val="bullet"/>
+      <w:lvlText w:val=""/>
+      <w:lvlJc w:val="left"/>
+      <w:pPr>
+        <w:tabs>
+          <w:tab w:val="left" w:pos="2160"/>
+        </w:tabs>
+        <w:ind w:left="2160" w:hanging="360"/>
+      </w:pPr>
+      <w:rPr>
+        <w:rFonts w:hint="default" w:ascii="Wingdings" w:hAnsi="Wingdings" w:cs="Wingdings"/>
+        <w:sz w:val="20"/>
+      </w:rPr>
+    </w:lvl>
+    <w:lvl w:ilvl="3" w:tentative="0">
+      <w:start w:val="1"/>
+      <w:numFmt w:val="bullet"/>
+      <w:lvlText w:val=""/>
+      <w:lvlJc w:val="left"/>
+      <w:pPr>
+        <w:tabs>
+          <w:tab w:val="left" w:pos="2880"/>
+        </w:tabs>
+        <w:ind w:left="2880" w:hanging="360"/>
+      </w:pPr>
+      <w:rPr>
+        <w:rFonts w:hint="default" w:ascii="Wingdings" w:hAnsi="Wingdings" w:cs="Wingdings"/>
+        <w:sz w:val="20"/>
+      </w:rPr>
+    </w:lvl>
+    <w:lvl w:ilvl="4" w:tentative="0">
+      <w:start w:val="1"/>
+      <w:numFmt w:val="bullet"/>
+      <w:lvlText w:val=""/>
+      <w:lvlJc w:val="left"/>
+      <w:pPr>
+        <w:tabs>
+          <w:tab w:val="left" w:pos="3600"/>
+        </w:tabs>
+        <w:ind w:left="3600" w:hanging="360"/>
+      </w:pPr>
+      <w:rPr>
+        <w:rFonts w:hint="default" w:ascii="Wingdings" w:hAnsi="Wingdings" w:cs="Wingdings"/>
+        <w:sz w:val="20"/>
+      </w:rPr>
+    </w:lvl>
+    <w:lvl w:ilvl="5" w:tentative="0">
+      <w:start w:val="1"/>
+      <w:numFmt w:val="bullet"/>
+      <w:lvlText w:val=""/>
+      <w:lvlJc w:val="left"/>
+      <w:pPr>
+        <w:tabs>
+          <w:tab w:val="left" w:pos="4320"/>
+        </w:tabs>
+        <w:ind w:left="4320" w:hanging="360"/>
+      </w:pPr>
+      <w:rPr>
+        <w:rFonts w:hint="default" w:ascii="Wingdings" w:hAnsi="Wingdings" w:cs="Wingdings"/>
+        <w:sz w:val="20"/>
+      </w:rPr>
+    </w:lvl>
+    <w:lvl w:ilvl="6" w:tentative="0">
+      <w:start w:val="1"/>
+      <w:numFmt w:val="bullet"/>
+      <w:lvlText w:val=""/>
+      <w:lvlJc w:val="left"/>
+      <w:pPr>
+        <w:tabs>
+          <w:tab w:val="left" w:pos="5040"/>
+        </w:tabs>
+        <w:ind w:left="5040" w:hanging="360"/>
+      </w:pPr>
+      <w:rPr>
+        <w:rFonts w:hint="default" w:ascii="Wingdings" w:hAnsi="Wingdings" w:cs="Wingdings"/>
+        <w:sz w:val="20"/>
+      </w:rPr>
+    </w:lvl>
+    <w:lvl w:ilvl="7" w:tentative="0">
+      <w:start w:val="1"/>
+      <w:numFmt w:val="bullet"/>
+      <w:lvlText w:val=""/>
+      <w:lvlJc w:val="left"/>
+      <w:pPr>
+        <w:tabs>
+          <w:tab w:val="left" w:pos="5760"/>
+        </w:tabs>
+        <w:ind w:left="5760" w:hanging="360"/>
+      </w:pPr>
+      <w:rPr>
+        <w:rFonts w:hint="default" w:ascii="Wingdings" w:hAnsi="Wingdings" w:cs="Wingdings"/>
+        <w:sz w:val="20"/>
+      </w:rPr>
+    </w:lvl>
+    <w:lvl w:ilvl="8" w:tentative="0">
+      <w:start w:val="1"/>
+      <w:numFmt w:val="bullet"/>
+      <w:lvlText w:val=""/>
+      <w:lvlJc w:val="left"/>
+      <w:pPr>
+        <w:tabs>
+          <w:tab w:val="left" w:pos="6480"/>
+        </w:tabs>
+        <w:ind w:left="6480" w:hanging="360"/>
+      </w:pPr>
+      <w:rPr>
+        <w:rFonts w:hint="default" w:ascii="Wingdings" w:hAnsi="Wingdings" w:cs="Wingdings"/>
+        <w:sz w:val="20"/>
+      </w:rPr>
+    </w:lvl>
+  </w:abstractNum>
+  <w:abstractNum w:abstractNumId="16">
     <w:nsid w:val="D198934E"/>
     <w:multiLevelType w:val="multilevel"/>
     <w:tmpl w:val="D198934E"/>
@@ -6791,7 +11192,156 @@
       </w:rPr>
     </w:lvl>
   </w:abstractNum>
-  <w:abstractNum w:abstractNumId="10">
+  <w:abstractNum w:abstractNumId="17">
+    <w:nsid w:val="D4B5A203"/>
+    <w:multiLevelType w:val="multilevel"/>
+    <w:tmpl w:val="D4B5A203"/>
+    <w:lvl w:ilvl="0" w:tentative="0">
+      <w:start w:val="1"/>
+      <w:numFmt w:val="bullet"/>
+      <w:lvlText w:val=""/>
+      <w:lvlJc w:val="left"/>
+      <w:pPr>
+        <w:tabs>
+          <w:tab w:val="left" w:pos="720"/>
+        </w:tabs>
+        <w:ind w:left="720" w:hanging="360"/>
+      </w:pPr>
+      <w:rPr>
+        <w:rFonts w:hint="default" w:ascii="Symbol" w:hAnsi="Symbol" w:cs="Symbol"/>
+        <w:sz w:val="20"/>
+      </w:rPr>
+    </w:lvl>
+    <w:lvl w:ilvl="1" w:tentative="0">
+      <w:start w:val="1"/>
+      <w:numFmt w:val="bullet"/>
+      <w:lvlText w:val="o"/>
+      <w:lvlJc w:val="left"/>
+      <w:pPr>
+        <w:tabs>
+          <w:tab w:val="left" w:pos="1440"/>
+        </w:tabs>
+        <w:ind w:left="1440" w:hanging="360"/>
+      </w:pPr>
+      <w:rPr>
+        <w:rFonts w:hint="default" w:ascii="Courier New" w:hAnsi="Courier New" w:cs="Courier New"/>
+        <w:sz w:val="20"/>
+      </w:rPr>
+    </w:lvl>
+    <w:lvl w:ilvl="2" w:tentative="0">
+      <w:start w:val="1"/>
+      <w:numFmt w:val="bullet"/>
+      <w:lvlText w:val=""/>
+      <w:lvlJc w:val="left"/>
+      <w:pPr>
+        <w:tabs>
+          <w:tab w:val="left" w:pos="2160"/>
+        </w:tabs>
+        <w:ind w:left="2160" w:hanging="360"/>
+      </w:pPr>
+      <w:rPr>
+        <w:rFonts w:hint="default" w:ascii="Wingdings" w:hAnsi="Wingdings" w:cs="Wingdings"/>
+        <w:sz w:val="20"/>
+      </w:rPr>
+    </w:lvl>
+    <w:lvl w:ilvl="3" w:tentative="0">
+      <w:start w:val="1"/>
+      <w:numFmt w:val="bullet"/>
+      <w:lvlText w:val=""/>
+      <w:lvlJc w:val="left"/>
+      <w:pPr>
+        <w:tabs>
+          <w:tab w:val="left" w:pos="2880"/>
+        </w:tabs>
+        <w:ind w:left="2880" w:hanging="360"/>
+      </w:pPr>
+      <w:rPr>
+        <w:rFonts w:hint="default" w:ascii="Wingdings" w:hAnsi="Wingdings" w:cs="Wingdings"/>
+        <w:sz w:val="20"/>
+      </w:rPr>
+    </w:lvl>
+    <w:lvl w:ilvl="4" w:tentative="0">
+      <w:start w:val="1"/>
+      <w:numFmt w:val="bullet"/>
+      <w:lvlText w:val=""/>
+      <w:lvlJc w:val="left"/>
+      <w:pPr>
+        <w:tabs>
+          <w:tab w:val="left" w:pos="3600"/>
+        </w:tabs>
+        <w:ind w:left="3600" w:hanging="360"/>
+      </w:pPr>
+      <w:rPr>
+        <w:rFonts w:hint="default" w:ascii="Wingdings" w:hAnsi="Wingdings" w:cs="Wingdings"/>
+        <w:sz w:val="20"/>
+      </w:rPr>
+    </w:lvl>
+    <w:lvl w:ilvl="5" w:tentative="0">
+      <w:start w:val="1"/>
+      <w:numFmt w:val="bullet"/>
+      <w:lvlText w:val=""/>
+      <w:lvlJc w:val="left"/>
+      <w:pPr>
+        <w:tabs>
+          <w:tab w:val="left" w:pos="4320"/>
+        </w:tabs>
+        <w:ind w:left="4320" w:hanging="360"/>
+      </w:pPr>
+      <w:rPr>
+        <w:rFonts w:hint="default" w:ascii="Wingdings" w:hAnsi="Wingdings" w:cs="Wingdings"/>
+        <w:sz w:val="20"/>
+      </w:rPr>
+    </w:lvl>
+    <w:lvl w:ilvl="6" w:tentative="0">
+      <w:start w:val="1"/>
+      <w:numFmt w:val="bullet"/>
+      <w:lvlText w:val=""/>
+      <w:lvlJc w:val="left"/>
+      <w:pPr>
+        <w:tabs>
+          <w:tab w:val="left" w:pos="5040"/>
+        </w:tabs>
+        <w:ind w:left="5040" w:hanging="360"/>
+      </w:pPr>
+      <w:rPr>
+        <w:rFonts w:hint="default" w:ascii="Wingdings" w:hAnsi="Wingdings" w:cs="Wingdings"/>
+        <w:sz w:val="20"/>
+      </w:rPr>
+    </w:lvl>
+    <w:lvl w:ilvl="7" w:tentative="0">
+      <w:start w:val="1"/>
+      <w:numFmt w:val="bullet"/>
+      <w:lvlText w:val=""/>
+      <w:lvlJc w:val="left"/>
+      <w:pPr>
+        <w:tabs>
+          <w:tab w:val="left" w:pos="5760"/>
+        </w:tabs>
+        <w:ind w:left="5760" w:hanging="360"/>
+      </w:pPr>
+      <w:rPr>
+        <w:rFonts w:hint="default" w:ascii="Wingdings" w:hAnsi="Wingdings" w:cs="Wingdings"/>
+        <w:sz w:val="20"/>
+      </w:rPr>
+    </w:lvl>
+    <w:lvl w:ilvl="8" w:tentative="0">
+      <w:start w:val="1"/>
+      <w:numFmt w:val="bullet"/>
+      <w:lvlText w:val=""/>
+      <w:lvlJc w:val="left"/>
+      <w:pPr>
+        <w:tabs>
+          <w:tab w:val="left" w:pos="6480"/>
+        </w:tabs>
+        <w:ind w:left="6480" w:hanging="360"/>
+      </w:pPr>
+      <w:rPr>
+        <w:rFonts w:hint="default" w:ascii="Wingdings" w:hAnsi="Wingdings" w:cs="Wingdings"/>
+        <w:sz w:val="20"/>
+      </w:rPr>
+    </w:lvl>
+  </w:abstractNum>
+  <w:abstractNum w:abstractNumId="18">
     <w:nsid w:val="D943D278"/>
     <w:multiLevelType w:val="multilevel"/>
     <w:tmpl w:val="D943D278"/>
@@ -6940,7 +11490,7 @@
       </w:rPr>
     </w:lvl>
   </w:abstractNum>
-  <w:abstractNum w:abstractNumId="11">
+  <w:abstractNum w:abstractNumId="19">
     <w:nsid w:val="E34ADA50"/>
     <w:multiLevelType w:val="multilevel"/>
     <w:tmpl w:val="E34ADA50"/>
@@ -7089,7 +11639,156 @@
       </w:rPr>
     </w:lvl>
   </w:abstractNum>
-  <w:abstractNum w:abstractNumId="12">
+  <w:abstractNum w:abstractNumId="20">
+    <w:nsid w:val="E43C34C6"/>
+    <w:multiLevelType w:val="multilevel"/>
+    <w:tmpl w:val="E43C34C6"/>
+    <w:lvl w:ilvl="0" w:tentative="0">
+      <w:start w:val="1"/>
+      <w:numFmt w:val="bullet"/>
+      <w:lvlText w:val=""/>
+      <w:lvlJc w:val="left"/>
+      <w:pPr>
+        <w:tabs>
+          <w:tab w:val="left" w:pos="720"/>
+        </w:tabs>
+        <w:ind w:left="720" w:hanging="360"/>
+      </w:pPr>
+      <w:rPr>
+        <w:rFonts w:ascii="Symbol" w:hAnsi="Symbol" w:cs="Symbol"/>
+        <w:sz w:val="20"/>
+      </w:rPr>
+    </w:lvl>
+    <w:lvl w:ilvl="1" w:tentative="0">
+      <w:start w:val="1"/>
+      <w:numFmt w:val="bullet"/>
+      <w:lvlText w:val="o"/>
+      <w:lvlJc w:val="left"/>
+      <w:pPr>
+        <w:tabs>
+          <w:tab w:val="left" w:pos="1440"/>
+        </w:tabs>
+        <w:ind w:left="1440" w:hanging="360"/>
+      </w:pPr>
+      <w:rPr>
+        <w:rFonts w:ascii="Courier New" w:hAnsi="Courier New" w:cs="Courier New"/>
+        <w:sz w:val="20"/>
+      </w:rPr>
+    </w:lvl>
+    <w:lvl w:ilvl="2" w:tentative="0">
+      <w:start w:val="1"/>
+      <w:numFmt w:val="bullet"/>
+      <w:lvlText w:val=""/>
+      <w:lvlJc w:val="left"/>
+      <w:pPr>
+        <w:tabs>
+          <w:tab w:val="left" w:pos="2160"/>
+        </w:tabs>
+        <w:ind w:left="2160" w:hanging="360"/>
+      </w:pPr>
+      <w:rPr>
+        <w:rFonts w:ascii="Wingdings" w:hAnsi="Wingdings" w:cs="Wingdings"/>
+        <w:sz w:val="20"/>
+      </w:rPr>
+    </w:lvl>
+    <w:lvl w:ilvl="3" w:tentative="0">
+      <w:start w:val="1"/>
+      <w:numFmt w:val="bullet"/>
+      <w:lvlText w:val=""/>
+      <w:lvlJc w:val="left"/>
+      <w:pPr>
+        <w:tabs>
+          <w:tab w:val="left" w:pos="2880"/>
+        </w:tabs>
+        <w:ind w:left="2880" w:hanging="360"/>
+      </w:pPr>
+      <w:rPr>
+        <w:rFonts w:hint="default" w:ascii="Wingdings" w:hAnsi="Wingdings" w:cs="Wingdings"/>
+        <w:sz w:val="20"/>
+      </w:rPr>
+    </w:lvl>
+    <w:lvl w:ilvl="4" w:tentative="0">
+      <w:start w:val="1"/>
+      <w:numFmt w:val="bullet"/>
+      <w:lvlText w:val=""/>
+      <w:lvlJc w:val="left"/>
+      <w:pPr>
+        <w:tabs>
+          <w:tab w:val="left" w:pos="3600"/>
+        </w:tabs>
+        <w:ind w:left="3600" w:hanging="360"/>
+      </w:pPr>
+      <w:rPr>
+        <w:rFonts w:hint="default" w:ascii="Wingdings" w:hAnsi="Wingdings" w:cs="Wingdings"/>
+        <w:sz w:val="20"/>
+      </w:rPr>
+    </w:lvl>
+    <w:lvl w:ilvl="5" w:tentative="0">
+      <w:start w:val="1"/>
+      <w:numFmt w:val="bullet"/>
+      <w:lvlText w:val=""/>
+      <w:lvlJc w:val="left"/>
+      <w:pPr>
+        <w:tabs>
+          <w:tab w:val="left" w:pos="4320"/>
+        </w:tabs>
+        <w:ind w:left="4320" w:hanging="360"/>
+      </w:pPr>
+      <w:rPr>
+        <w:rFonts w:hint="default" w:ascii="Wingdings" w:hAnsi="Wingdings" w:cs="Wingdings"/>
+        <w:sz w:val="20"/>
+      </w:rPr>
+    </w:lvl>
+    <w:lvl w:ilvl="6" w:tentative="0">
+      <w:start w:val="1"/>
+      <w:numFmt w:val="bullet"/>
+      <w:lvlText w:val=""/>
+      <w:lvlJc w:val="left"/>
+      <w:pPr>
+        <w:tabs>
+          <w:tab w:val="left" w:pos="5040"/>
+        </w:tabs>
+        <w:ind w:left="5040" w:hanging="360"/>
+      </w:pPr>
+      <w:rPr>
+        <w:rFonts w:hint="default" w:ascii="Wingdings" w:hAnsi="Wingdings" w:cs="Wingdings"/>
+        <w:sz w:val="20"/>
+      </w:rPr>
+    </w:lvl>
+    <w:lvl w:ilvl="7" w:tentative="0">
+      <w:start w:val="1"/>
+      <w:numFmt w:val="bullet"/>
+      <w:lvlText w:val=""/>
+      <w:lvlJc w:val="left"/>
+      <w:pPr>
+        <w:tabs>
+          <w:tab w:val="left" w:pos="5760"/>
+        </w:tabs>
+        <w:ind w:left="5760" w:hanging="360"/>
+      </w:pPr>
+      <w:rPr>
+        <w:rFonts w:hint="default" w:ascii="Wingdings" w:hAnsi="Wingdings" w:cs="Wingdings"/>
+        <w:sz w:val="20"/>
+      </w:rPr>
+    </w:lvl>
+    <w:lvl w:ilvl="8" w:tentative="0">
+      <w:start w:val="1"/>
+      <w:numFmt w:val="bullet"/>
+      <w:lvlText w:val=""/>
+      <w:lvlJc w:val="left"/>
+      <w:pPr>
+        <w:tabs>
+          <w:tab w:val="left" w:pos="6480"/>
+        </w:tabs>
+        <w:ind w:left="6480" w:hanging="360"/>
+      </w:pPr>
+      <w:rPr>
+        <w:rFonts w:hint="default" w:ascii="Wingdings" w:hAnsi="Wingdings" w:cs="Wingdings"/>
+        <w:sz w:val="20"/>
+      </w:rPr>
+    </w:lvl>
+  </w:abstractNum>
+  <w:abstractNum w:abstractNumId="21">
     <w:nsid w:val="E7ABD023"/>
     <w:multiLevelType w:val="singleLevel"/>
     <w:tmpl w:val="E7ABD023"/>
@@ -7101,7 +11800,305 @@
       <w:lvlJc w:val="left"/>
     </w:lvl>
   </w:abstractNum>
-  <w:abstractNum w:abstractNumId="13">
+  <w:abstractNum w:abstractNumId="22">
+    <w:nsid w:val="EE151E19"/>
+    <w:multiLevelType w:val="multilevel"/>
+    <w:tmpl w:val="EE151E19"/>
+    <w:lvl w:ilvl="0" w:tentative="0">
+      <w:start w:val="1"/>
+      <w:numFmt w:val="bullet"/>
+      <w:lvlText w:val=""/>
+      <w:lvlJc w:val="left"/>
+      <w:pPr>
+        <w:tabs>
+          <w:tab w:val="left" w:pos="720"/>
+        </w:tabs>
+        <w:ind w:left="720" w:hanging="360"/>
+      </w:pPr>
+      <w:rPr>
+        <w:rFonts w:hint="default" w:ascii="Symbol" w:hAnsi="Symbol" w:cs="Symbol"/>
+        <w:sz w:val="20"/>
+      </w:rPr>
+    </w:lvl>
+    <w:lvl w:ilvl="1" w:tentative="0">
+      <w:start w:val="1"/>
+      <w:numFmt w:val="bullet"/>
+      <w:lvlText w:val="o"/>
+      <w:lvlJc w:val="left"/>
+      <w:pPr>
+        <w:tabs>
+          <w:tab w:val="left" w:pos="1440"/>
+        </w:tabs>
+        <w:ind w:left="1440" w:hanging="360"/>
+      </w:pPr>
+      <w:rPr>
+        <w:rFonts w:hint="default" w:ascii="Courier New" w:hAnsi="Courier New" w:cs="Courier New"/>
+        <w:sz w:val="20"/>
+      </w:rPr>
+    </w:lvl>
+    <w:lvl w:ilvl="2" w:tentative="0">
+      <w:start w:val="1"/>
+      <w:numFmt w:val="bullet"/>
+      <w:lvlText w:val=""/>
+      <w:lvlJc w:val="left"/>
+      <w:pPr>
+        <w:tabs>
+          <w:tab w:val="left" w:pos="2160"/>
+        </w:tabs>
+        <w:ind w:left="2160" w:hanging="360"/>
+      </w:pPr>
+      <w:rPr>
+        <w:rFonts w:hint="default" w:ascii="Wingdings" w:hAnsi="Wingdings" w:cs="Wingdings"/>
+        <w:sz w:val="20"/>
+      </w:rPr>
+    </w:lvl>
+    <w:lvl w:ilvl="3" w:tentative="0">
+      <w:start w:val="1"/>
+      <w:numFmt w:val="bullet"/>
+      <w:lvlText w:val=""/>
+      <w:lvlJc w:val="left"/>
+      <w:pPr>
+        <w:tabs>
+          <w:tab w:val="left" w:pos="2880"/>
+        </w:tabs>
+        <w:ind w:left="2880" w:hanging="360"/>
+      </w:pPr>
+      <w:rPr>
+        <w:rFonts w:hint="default" w:ascii="Wingdings" w:hAnsi="Wingdings" w:cs="Wingdings"/>
+        <w:sz w:val="20"/>
+      </w:rPr>
+    </w:lvl>
+    <w:lvl w:ilvl="4" w:tentative="0">
+      <w:start w:val="1"/>
+      <w:numFmt w:val="bullet"/>
+      <w:lvlText w:val=""/>
+      <w:lvlJc w:val="left"/>
+      <w:pPr>
+        <w:tabs>
+          <w:tab w:val="left" w:pos="3600"/>
+        </w:tabs>
+        <w:ind w:left="3600" w:hanging="360"/>
+      </w:pPr>
+      <w:rPr>
+        <w:rFonts w:hint="default" w:ascii="Wingdings" w:hAnsi="Wingdings" w:cs="Wingdings"/>
+        <w:sz w:val="20"/>
+      </w:rPr>
+    </w:lvl>
+    <w:lvl w:ilvl="5" w:tentative="0">
+      <w:start w:val="1"/>
+      <w:numFmt w:val="bullet"/>
+      <w:lvlText w:val=""/>
+      <w:lvlJc w:val="left"/>
+      <w:pPr>
+        <w:tabs>
+          <w:tab w:val="left" w:pos="4320"/>
+        </w:tabs>
+        <w:ind w:left="4320" w:hanging="360"/>
+      </w:pPr>
+      <w:rPr>
+        <w:rFonts w:hint="default" w:ascii="Wingdings" w:hAnsi="Wingdings" w:cs="Wingdings"/>
+        <w:sz w:val="20"/>
+      </w:rPr>
+    </w:lvl>
+    <w:lvl w:ilvl="6" w:tentative="0">
+      <w:start w:val="1"/>
+      <w:numFmt w:val="bullet"/>
+      <w:lvlText w:val=""/>
+      <w:lvlJc w:val="left"/>
+      <w:pPr>
+        <w:tabs>
+          <w:tab w:val="left" w:pos="5040"/>
+        </w:tabs>
+        <w:ind w:left="5040" w:hanging="360"/>
+      </w:pPr>
+      <w:rPr>
+        <w:rFonts w:hint="default" w:ascii="Wingdings" w:hAnsi="Wingdings" w:cs="Wingdings"/>
+        <w:sz w:val="20"/>
+      </w:rPr>
+    </w:lvl>
+    <w:lvl w:ilvl="7" w:tentative="0">
+      <w:start w:val="1"/>
+      <w:numFmt w:val="bullet"/>
+      <w:lvlText w:val=""/>
+      <w:lvlJc w:val="left"/>
+      <w:pPr>
+        <w:tabs>
+          <w:tab w:val="left" w:pos="5760"/>
+        </w:tabs>
+        <w:ind w:left="5760" w:hanging="360"/>
+      </w:pPr>
+      <w:rPr>
+        <w:rFonts w:hint="default" w:ascii="Wingdings" w:hAnsi="Wingdings" w:cs="Wingdings"/>
+        <w:sz w:val="20"/>
+      </w:rPr>
+    </w:lvl>
+    <w:lvl w:ilvl="8" w:tentative="0">
+      <w:start w:val="1"/>
+      <w:numFmt w:val="bullet"/>
+      <w:lvlText w:val=""/>
+      <w:lvlJc w:val="left"/>
+      <w:pPr>
+        <w:tabs>
+          <w:tab w:val="left" w:pos="6480"/>
+        </w:tabs>
+        <w:ind w:left="6480" w:hanging="360"/>
+      </w:pPr>
+      <w:rPr>
+        <w:rFonts w:hint="default" w:ascii="Wingdings" w:hAnsi="Wingdings" w:cs="Wingdings"/>
+        <w:sz w:val="20"/>
+      </w:rPr>
+    </w:lvl>
+  </w:abstractNum>
+  <w:abstractNum w:abstractNumId="23">
+    <w:nsid w:val="EFBCAEFD"/>
+    <w:multiLevelType w:val="multilevel"/>
+    <w:tmpl w:val="EFBCAEFD"/>
+    <w:lvl w:ilvl="0" w:tentative="0">
+      <w:start w:val="1"/>
+      <w:numFmt w:val="bullet"/>
+      <w:lvlText w:val=""/>
+      <w:lvlJc w:val="left"/>
+      <w:pPr>
+        <w:tabs>
+          <w:tab w:val="left" w:pos="720"/>
+        </w:tabs>
+        <w:ind w:left="720" w:hanging="360"/>
+      </w:pPr>
+      <w:rPr>
+        <w:rFonts w:hint="default" w:ascii="Symbol" w:hAnsi="Symbol" w:cs="Symbol"/>
+        <w:sz w:val="20"/>
+      </w:rPr>
+    </w:lvl>
+    <w:lvl w:ilvl="1" w:tentative="0">
+      <w:start w:val="1"/>
+      <w:numFmt w:val="bullet"/>
+      <w:lvlText w:val="o"/>
+      <w:lvlJc w:val="left"/>
+      <w:pPr>
+        <w:tabs>
+          <w:tab w:val="left" w:pos="1440"/>
+        </w:tabs>
+        <w:ind w:left="1440" w:hanging="360"/>
+      </w:pPr>
+      <w:rPr>
+        <w:rFonts w:hint="default" w:ascii="Courier New" w:hAnsi="Courier New" w:cs="Courier New"/>
+        <w:sz w:val="20"/>
+      </w:rPr>
+    </w:lvl>
+    <w:lvl w:ilvl="2" w:tentative="0">
+      <w:start w:val="1"/>
+      <w:numFmt w:val="bullet"/>
+      <w:lvlText w:val=""/>
+      <w:lvlJc w:val="left"/>
+      <w:pPr>
+        <w:tabs>
+          <w:tab w:val="left" w:pos="2160"/>
+        </w:tabs>
+        <w:ind w:left="2160" w:hanging="360"/>
+      </w:pPr>
+      <w:rPr>
+        <w:rFonts w:hint="default" w:ascii="Wingdings" w:hAnsi="Wingdings" w:cs="Wingdings"/>
+        <w:sz w:val="20"/>
+      </w:rPr>
+    </w:lvl>
+    <w:lvl w:ilvl="3" w:tentative="0">
+      <w:start w:val="1"/>
+      <w:numFmt w:val="bullet"/>
+      <w:lvlText w:val=""/>
+      <w:lvlJc w:val="left"/>
+      <w:pPr>
+        <w:tabs>
+          <w:tab w:val="left" w:pos="2880"/>
+        </w:tabs>
+        <w:ind w:left="2880" w:hanging="360"/>
+      </w:pPr>
+      <w:rPr>
+        <w:rFonts w:hint="default" w:ascii="Wingdings" w:hAnsi="Wingdings" w:cs="Wingdings"/>
+        <w:sz w:val="20"/>
+      </w:rPr>
+    </w:lvl>
+    <w:lvl w:ilvl="4" w:tentative="0">
+      <w:start w:val="1"/>
+      <w:numFmt w:val="bullet"/>
+      <w:lvlText w:val=""/>
+      <w:lvlJc w:val="left"/>
+      <w:pPr>
+        <w:tabs>
+          <w:tab w:val="left" w:pos="3600"/>
+        </w:tabs>
+        <w:ind w:left="3600" w:hanging="360"/>
+      </w:pPr>
+      <w:rPr>
+        <w:rFonts w:hint="default" w:ascii="Wingdings" w:hAnsi="Wingdings" w:cs="Wingdings"/>
+        <w:sz w:val="20"/>
+      </w:rPr>
+    </w:lvl>
+    <w:lvl w:ilvl="5" w:tentative="0">
+      <w:start w:val="1"/>
+      <w:numFmt w:val="bullet"/>
+      <w:lvlText w:val=""/>
+      <w:lvlJc w:val="left"/>
+      <w:pPr>
+        <w:tabs>
+          <w:tab w:val="left" w:pos="4320"/>
+        </w:tabs>
+        <w:ind w:left="4320" w:hanging="360"/>
+      </w:pPr>
+      <w:rPr>
+        <w:rFonts w:hint="default" w:ascii="Wingdings" w:hAnsi="Wingdings" w:cs="Wingdings"/>
+        <w:sz w:val="20"/>
+      </w:rPr>
+    </w:lvl>
+    <w:lvl w:ilvl="6" w:tentative="0">
+      <w:start w:val="1"/>
+      <w:numFmt w:val="bullet"/>
+      <w:lvlText w:val=""/>
+      <w:lvlJc w:val="left"/>
+      <w:pPr>
+        <w:tabs>
+          <w:tab w:val="left" w:pos="5040"/>
+        </w:tabs>
+        <w:ind w:left="5040" w:hanging="360"/>
+      </w:pPr>
+      <w:rPr>
+        <w:rFonts w:hint="default" w:ascii="Wingdings" w:hAnsi="Wingdings" w:cs="Wingdings"/>
+        <w:sz w:val="20"/>
+      </w:rPr>
+    </w:lvl>
+    <w:lvl w:ilvl="7" w:tentative="0">
+      <w:start w:val="1"/>
+      <w:numFmt w:val="bullet"/>
+      <w:lvlText w:val=""/>
+      <w:lvlJc w:val="left"/>
+      <w:pPr>
+        <w:tabs>
+          <w:tab w:val="left" w:pos="5760"/>
+        </w:tabs>
+        <w:ind w:left="5760" w:hanging="360"/>
+      </w:pPr>
+      <w:rPr>
+        <w:rFonts w:hint="default" w:ascii="Wingdings" w:hAnsi="Wingdings" w:cs="Wingdings"/>
+        <w:sz w:val="20"/>
+      </w:rPr>
+    </w:lvl>
+    <w:lvl w:ilvl="8" w:tentative="0">
+      <w:start w:val="1"/>
+      <w:numFmt w:val="bullet"/>
+      <w:lvlText w:val=""/>
+      <w:lvlJc w:val="left"/>
+      <w:pPr>
+        <w:tabs>
+          <w:tab w:val="left" w:pos="6480"/>
+        </w:tabs>
+        <w:ind w:left="6480" w:hanging="360"/>
+      </w:pPr>
+      <w:rPr>
+        <w:rFonts w:hint="default" w:ascii="Wingdings" w:hAnsi="Wingdings" w:cs="Wingdings"/>
+        <w:sz w:val="20"/>
+      </w:rPr>
+    </w:lvl>
+  </w:abstractNum>
+  <w:abstractNum w:abstractNumId="24">
     <w:nsid w:val="F03D348D"/>
     <w:multiLevelType w:val="multilevel"/>
     <w:tmpl w:val="F03D348D"/>
@@ -7250,7 +12247,7 @@
       </w:rPr>
     </w:lvl>
   </w:abstractNum>
-  <w:abstractNum w:abstractNumId="14">
+  <w:abstractNum w:abstractNumId="25">
     <w:nsid w:val="F2FF1E4A"/>
     <w:multiLevelType w:val="multilevel"/>
     <w:tmpl w:val="F2FF1E4A"/>
@@ -7399,7 +12396,305 @@
       </w:rPr>
     </w:lvl>
   </w:abstractNum>
-  <w:abstractNum w:abstractNumId="15">
+  <w:abstractNum w:abstractNumId="26">
+    <w:nsid w:val="F720FFE7"/>
+    <w:multiLevelType w:val="multilevel"/>
+    <w:tmpl w:val="F720FFE7"/>
+    <w:lvl w:ilvl="0" w:tentative="0">
+      <w:start w:val="1"/>
+      <w:numFmt w:val="bullet"/>
+      <w:lvlText w:val=""/>
+      <w:lvlJc w:val="left"/>
+      <w:pPr>
+        <w:tabs>
+          <w:tab w:val="left" w:pos="720"/>
+        </w:tabs>
+        <w:ind w:left="720" w:hanging="360"/>
+      </w:pPr>
+      <w:rPr>
+        <w:rFonts w:hint="default" w:ascii="Symbol" w:hAnsi="Symbol" w:cs="Symbol"/>
+        <w:sz w:val="20"/>
+      </w:rPr>
+    </w:lvl>
+    <w:lvl w:ilvl="1" w:tentative="0">
+      <w:start w:val="1"/>
+      <w:numFmt w:val="bullet"/>
+      <w:lvlText w:val="o"/>
+      <w:lvlJc w:val="left"/>
+      <w:pPr>
+        <w:tabs>
+          <w:tab w:val="left" w:pos="1440"/>
+        </w:tabs>
+        <w:ind w:left="1440" w:hanging="360"/>
+      </w:pPr>
+      <w:rPr>
+        <w:rFonts w:hint="default" w:ascii="Courier New" w:hAnsi="Courier New" w:cs="Courier New"/>
+        <w:sz w:val="20"/>
+      </w:rPr>
+    </w:lvl>
+    <w:lvl w:ilvl="2" w:tentative="0">
+      <w:start w:val="1"/>
+      <w:numFmt w:val="bullet"/>
+      <w:lvlText w:val=""/>
+      <w:lvlJc w:val="left"/>
+      <w:pPr>
+        <w:tabs>
+          <w:tab w:val="left" w:pos="2160"/>
+        </w:tabs>
+        <w:ind w:left="2160" w:hanging="360"/>
+      </w:pPr>
+      <w:rPr>
+        <w:rFonts w:hint="default" w:ascii="Wingdings" w:hAnsi="Wingdings" w:cs="Wingdings"/>
+        <w:sz w:val="20"/>
+      </w:rPr>
+    </w:lvl>
+    <w:lvl w:ilvl="3" w:tentative="0">
+      <w:start w:val="1"/>
+      <w:numFmt w:val="bullet"/>
+      <w:lvlText w:val=""/>
+      <w:lvlJc w:val="left"/>
+      <w:pPr>
+        <w:tabs>
+          <w:tab w:val="left" w:pos="2880"/>
+        </w:tabs>
+        <w:ind w:left="2880" w:hanging="360"/>
+      </w:pPr>
+      <w:rPr>
+        <w:rFonts w:hint="default" w:ascii="Wingdings" w:hAnsi="Wingdings" w:cs="Wingdings"/>
+        <w:sz w:val="20"/>
+      </w:rPr>
+    </w:lvl>
+    <w:lvl w:ilvl="4" w:tentative="0">
+      <w:start w:val="1"/>
+      <w:numFmt w:val="bullet"/>
+      <w:lvlText w:val=""/>
+      <w:lvlJc w:val="left"/>
+      <w:pPr>
+        <w:tabs>
+          <w:tab w:val="left" w:pos="3600"/>
+        </w:tabs>
+        <w:ind w:left="3600" w:hanging="360"/>
+      </w:pPr>
+      <w:rPr>
+        <w:rFonts w:hint="default" w:ascii="Wingdings" w:hAnsi="Wingdings" w:cs="Wingdings"/>
+        <w:sz w:val="20"/>
+      </w:rPr>
+    </w:lvl>
+    <w:lvl w:ilvl="5" w:tentative="0">
+      <w:start w:val="1"/>
+      <w:numFmt w:val="bullet"/>
+      <w:lvlText w:val=""/>
+      <w:lvlJc w:val="left"/>
+      <w:pPr>
+        <w:tabs>
+          <w:tab w:val="left" w:pos="4320"/>
+        </w:tabs>
+        <w:ind w:left="4320" w:hanging="360"/>
+      </w:pPr>
+      <w:rPr>
+        <w:rFonts w:hint="default" w:ascii="Wingdings" w:hAnsi="Wingdings" w:cs="Wingdings"/>
+        <w:sz w:val="20"/>
+      </w:rPr>
+    </w:lvl>
+    <w:lvl w:ilvl="6" w:tentative="0">
+      <w:start w:val="1"/>
+      <w:numFmt w:val="bullet"/>
+      <w:lvlText w:val=""/>
+      <w:lvlJc w:val="left"/>
+      <w:pPr>
+        <w:tabs>
+          <w:tab w:val="left" w:pos="5040"/>
+        </w:tabs>
+        <w:ind w:left="5040" w:hanging="360"/>
+      </w:pPr>
+      <w:rPr>
+        <w:rFonts w:hint="default" w:ascii="Wingdings" w:hAnsi="Wingdings" w:cs="Wingdings"/>
+        <w:sz w:val="20"/>
+      </w:rPr>
+    </w:lvl>
+    <w:lvl w:ilvl="7" w:tentative="0">
+      <w:start w:val="1"/>
+      <w:numFmt w:val="bullet"/>
+      <w:lvlText w:val=""/>
+      <w:lvlJc w:val="left"/>
+      <w:pPr>
+        <w:tabs>
+          <w:tab w:val="left" w:pos="5760"/>
+        </w:tabs>
+        <w:ind w:left="5760" w:hanging="360"/>
+      </w:pPr>
+      <w:rPr>
+        <w:rFonts w:hint="default" w:ascii="Wingdings" w:hAnsi="Wingdings" w:cs="Wingdings"/>
+        <w:sz w:val="20"/>
+      </w:rPr>
+    </w:lvl>
+    <w:lvl w:ilvl="8" w:tentative="0">
+      <w:start w:val="1"/>
+      <w:numFmt w:val="bullet"/>
+      <w:lvlText w:val=""/>
+      <w:lvlJc w:val="left"/>
+      <w:pPr>
+        <w:tabs>
+          <w:tab w:val="left" w:pos="6480"/>
+        </w:tabs>
+        <w:ind w:left="6480" w:hanging="360"/>
+      </w:pPr>
+      <w:rPr>
+        <w:rFonts w:hint="default" w:ascii="Wingdings" w:hAnsi="Wingdings" w:cs="Wingdings"/>
+        <w:sz w:val="20"/>
+      </w:rPr>
+    </w:lvl>
+  </w:abstractNum>
+  <w:abstractNum w:abstractNumId="27">
+    <w:nsid w:val="FA84AF22"/>
+    <w:multiLevelType w:val="multilevel"/>
+    <w:tmpl w:val="FA84AF22"/>
+    <w:lvl w:ilvl="0" w:tentative="0">
+      <w:start w:val="1"/>
+      <w:numFmt w:val="bullet"/>
+      <w:lvlText w:val=""/>
+      <w:lvlJc w:val="left"/>
+      <w:pPr>
+        <w:tabs>
+          <w:tab w:val="left" w:pos="720"/>
+        </w:tabs>
+        <w:ind w:left="720" w:hanging="360"/>
+      </w:pPr>
+      <w:rPr>
+        <w:rFonts w:hint="default" w:ascii="Symbol" w:hAnsi="Symbol" w:cs="Symbol"/>
+        <w:sz w:val="20"/>
+      </w:rPr>
+    </w:lvl>
+    <w:lvl w:ilvl="1" w:tentative="0">
+      <w:start w:val="1"/>
+      <w:numFmt w:val="bullet"/>
+      <w:lvlText w:val="o"/>
+      <w:lvlJc w:val="left"/>
+      <w:pPr>
+        <w:tabs>
+          <w:tab w:val="left" w:pos="1440"/>
+        </w:tabs>
+        <w:ind w:left="1440" w:hanging="360"/>
+      </w:pPr>
+      <w:rPr>
+        <w:rFonts w:hint="default" w:ascii="Courier New" w:hAnsi="Courier New" w:cs="Courier New"/>
+        <w:sz w:val="20"/>
+      </w:rPr>
+    </w:lvl>
+    <w:lvl w:ilvl="2" w:tentative="0">
+      <w:start w:val="1"/>
+      <w:numFmt w:val="bullet"/>
+      <w:lvlText w:val=""/>
+      <w:lvlJc w:val="left"/>
+      <w:pPr>
+        <w:tabs>
+          <w:tab w:val="left" w:pos="2160"/>
+        </w:tabs>
+        <w:ind w:left="2160" w:hanging="360"/>
+      </w:pPr>
+      <w:rPr>
+        <w:rFonts w:hint="default" w:ascii="Wingdings" w:hAnsi="Wingdings" w:cs="Wingdings"/>
+        <w:sz w:val="20"/>
+      </w:rPr>
+    </w:lvl>
+    <w:lvl w:ilvl="3" w:tentative="0">
+      <w:start w:val="1"/>
+      <w:numFmt w:val="bullet"/>
+      <w:lvlText w:val=""/>
+      <w:lvlJc w:val="left"/>
+      <w:pPr>
+        <w:tabs>
+          <w:tab w:val="left" w:pos="2880"/>
+        </w:tabs>
+        <w:ind w:left="2880" w:hanging="360"/>
+      </w:pPr>
+      <w:rPr>
+        <w:rFonts w:hint="default" w:ascii="Wingdings" w:hAnsi="Wingdings" w:cs="Wingdings"/>
+        <w:sz w:val="20"/>
+      </w:rPr>
+    </w:lvl>
+    <w:lvl w:ilvl="4" w:tentative="0">
+      <w:start w:val="1"/>
+      <w:numFmt w:val="bullet"/>
+      <w:lvlText w:val=""/>
+      <w:lvlJc w:val="left"/>
+      <w:pPr>
+        <w:tabs>
+          <w:tab w:val="left" w:pos="3600"/>
+        </w:tabs>
+        <w:ind w:left="3600" w:hanging="360"/>
+      </w:pPr>
+      <w:rPr>
+        <w:rFonts w:hint="default" w:ascii="Wingdings" w:hAnsi="Wingdings" w:cs="Wingdings"/>
+        <w:sz w:val="20"/>
+      </w:rPr>
+    </w:lvl>
+    <w:lvl w:ilvl="5" w:tentative="0">
+      <w:start w:val="1"/>
+      <w:numFmt w:val="bullet"/>
+      <w:lvlText w:val=""/>
+      <w:lvlJc w:val="left"/>
+      <w:pPr>
+        <w:tabs>
+          <w:tab w:val="left" w:pos="4320"/>
+        </w:tabs>
+        <w:ind w:left="4320" w:hanging="360"/>
+      </w:pPr>
+      <w:rPr>
+        <w:rFonts w:hint="default" w:ascii="Wingdings" w:hAnsi="Wingdings" w:cs="Wingdings"/>
+        <w:sz w:val="20"/>
+      </w:rPr>
+    </w:lvl>
+    <w:lvl w:ilvl="6" w:tentative="0">
+      <w:start w:val="1"/>
+      <w:numFmt w:val="bullet"/>
+      <w:lvlText w:val=""/>
+      <w:lvlJc w:val="left"/>
+      <w:pPr>
+        <w:tabs>
+          <w:tab w:val="left" w:pos="5040"/>
+        </w:tabs>
+        <w:ind w:left="5040" w:hanging="360"/>
+      </w:pPr>
+      <w:rPr>
+        <w:rFonts w:hint="default" w:ascii="Wingdings" w:hAnsi="Wingdings" w:cs="Wingdings"/>
+        <w:sz w:val="20"/>
+      </w:rPr>
+    </w:lvl>
+    <w:lvl w:ilvl="7" w:tentative="0">
+      <w:start w:val="1"/>
+      <w:numFmt w:val="bullet"/>
+      <w:lvlText w:val=""/>
+      <w:lvlJc w:val="left"/>
+      <w:pPr>
+        <w:tabs>
+          <w:tab w:val="left" w:pos="5760"/>
+        </w:tabs>
+        <w:ind w:left="5760" w:hanging="360"/>
+      </w:pPr>
+      <w:rPr>
+        <w:rFonts w:hint="default" w:ascii="Wingdings" w:hAnsi="Wingdings" w:cs="Wingdings"/>
+        <w:sz w:val="20"/>
+      </w:rPr>
+    </w:lvl>
+    <w:lvl w:ilvl="8" w:tentative="0">
+      <w:start w:val="1"/>
+      <w:numFmt w:val="bullet"/>
+      <w:lvlText w:val=""/>
+      <w:lvlJc w:val="left"/>
+      <w:pPr>
+        <w:tabs>
+          <w:tab w:val="left" w:pos="6480"/>
+        </w:tabs>
+        <w:ind w:left="6480" w:hanging="360"/>
+      </w:pPr>
+      <w:rPr>
+        <w:rFonts w:hint="default" w:ascii="Wingdings" w:hAnsi="Wingdings" w:cs="Wingdings"/>
+        <w:sz w:val="20"/>
+      </w:rPr>
+    </w:lvl>
+  </w:abstractNum>
+  <w:abstractNum w:abstractNumId="28">
     <w:nsid w:val="01CE8E33"/>
     <w:multiLevelType w:val="multilevel"/>
     <w:tmpl w:val="01CE8E33"/>
@@ -7548,7 +12843,156 @@
       </w:rPr>
     </w:lvl>
   </w:abstractNum>
-  <w:abstractNum w:abstractNumId="16">
+  <w:abstractNum w:abstractNumId="29">
+    <w:nsid w:val="0684F82F"/>
+    <w:multiLevelType w:val="multilevel"/>
+    <w:tmpl w:val="0684F82F"/>
+    <w:lvl w:ilvl="0" w:tentative="0">
+      <w:start w:val="1"/>
+      <w:numFmt w:val="bullet"/>
+      <w:lvlText w:val=""/>
+      <w:lvlJc w:val="left"/>
+      <w:pPr>
+        <w:tabs>
+          <w:tab w:val="left" w:pos="720"/>
+        </w:tabs>
+        <w:ind w:left="720" w:hanging="360"/>
+      </w:pPr>
+      <w:rPr>
+        <w:rFonts w:hint="default" w:ascii="Symbol" w:hAnsi="Symbol" w:cs="Symbol"/>
+        <w:sz w:val="20"/>
+      </w:rPr>
+    </w:lvl>
+    <w:lvl w:ilvl="1" w:tentative="0">
+      <w:start w:val="1"/>
+      <w:numFmt w:val="bullet"/>
+      <w:lvlText w:val="o"/>
+      <w:lvlJc w:val="left"/>
+      <w:pPr>
+        <w:tabs>
+          <w:tab w:val="left" w:pos="1440"/>
+        </w:tabs>
+        <w:ind w:left="1440" w:hanging="360"/>
+      </w:pPr>
+      <w:rPr>
+        <w:rFonts w:hint="default" w:ascii="Courier New" w:hAnsi="Courier New" w:cs="Courier New"/>
+        <w:sz w:val="20"/>
+      </w:rPr>
+    </w:lvl>
+    <w:lvl w:ilvl="2" w:tentative="0">
+      <w:start w:val="1"/>
+      <w:numFmt w:val="bullet"/>
+      <w:lvlText w:val=""/>
+      <w:lvlJc w:val="left"/>
+      <w:pPr>
+        <w:tabs>
+          <w:tab w:val="left" w:pos="2160"/>
+        </w:tabs>
+        <w:ind w:left="2160" w:hanging="360"/>
+      </w:pPr>
+      <w:rPr>
+        <w:rFonts w:hint="default" w:ascii="Wingdings" w:hAnsi="Wingdings" w:cs="Wingdings"/>
+        <w:sz w:val="20"/>
+      </w:rPr>
+    </w:lvl>
+    <w:lvl w:ilvl="3" w:tentative="0">
+      <w:start w:val="1"/>
+      <w:numFmt w:val="bullet"/>
+      <w:lvlText w:val=""/>
+      <w:lvlJc w:val="left"/>
+      <w:pPr>
+        <w:tabs>
+          <w:tab w:val="left" w:pos="2880"/>
+        </w:tabs>
+        <w:ind w:left="2880" w:hanging="360"/>
+      </w:pPr>
+      <w:rPr>
+        <w:rFonts w:hint="default" w:ascii="Wingdings" w:hAnsi="Wingdings" w:cs="Wingdings"/>
+        <w:sz w:val="20"/>
+      </w:rPr>
+    </w:lvl>
+    <w:lvl w:ilvl="4" w:tentative="0">
+      <w:start w:val="1"/>
+      <w:numFmt w:val="bullet"/>
+      <w:lvlText w:val=""/>
+      <w:lvlJc w:val="left"/>
+      <w:pPr>
+        <w:tabs>
+          <w:tab w:val="left" w:pos="3600"/>
+        </w:tabs>
+        <w:ind w:left="3600" w:hanging="360"/>
+      </w:pPr>
+      <w:rPr>
+        <w:rFonts w:hint="default" w:ascii="Wingdings" w:hAnsi="Wingdings" w:cs="Wingdings"/>
+        <w:sz w:val="20"/>
+      </w:rPr>
+    </w:lvl>
+    <w:lvl w:ilvl="5" w:tentative="0">
+      <w:start w:val="1"/>
+      <w:numFmt w:val="bullet"/>
+      <w:lvlText w:val=""/>
+      <w:lvlJc w:val="left"/>
+      <w:pPr>
+        <w:tabs>
+          <w:tab w:val="left" w:pos="4320"/>
+        </w:tabs>
+        <w:ind w:left="4320" w:hanging="360"/>
+      </w:pPr>
+      <w:rPr>
+        <w:rFonts w:hint="default" w:ascii="Wingdings" w:hAnsi="Wingdings" w:cs="Wingdings"/>
+        <w:sz w:val="20"/>
+      </w:rPr>
+    </w:lvl>
+    <w:lvl w:ilvl="6" w:tentative="0">
+      <w:start w:val="1"/>
+      <w:numFmt w:val="bullet"/>
+      <w:lvlText w:val=""/>
+      <w:lvlJc w:val="left"/>
+      <w:pPr>
+        <w:tabs>
+          <w:tab w:val="left" w:pos="5040"/>
+        </w:tabs>
+        <w:ind w:left="5040" w:hanging="360"/>
+      </w:pPr>
+      <w:rPr>
+        <w:rFonts w:hint="default" w:ascii="Wingdings" w:hAnsi="Wingdings" w:cs="Wingdings"/>
+        <w:sz w:val="20"/>
+      </w:rPr>
+    </w:lvl>
+    <w:lvl w:ilvl="7" w:tentative="0">
+      <w:start w:val="1"/>
+      <w:numFmt w:val="bullet"/>
+      <w:lvlText w:val=""/>
+      <w:lvlJc w:val="left"/>
+      <w:pPr>
+        <w:tabs>
+          <w:tab w:val="left" w:pos="5760"/>
+        </w:tabs>
+        <w:ind w:left="5760" w:hanging="360"/>
+      </w:pPr>
+      <w:rPr>
+        <w:rFonts w:hint="default" w:ascii="Wingdings" w:hAnsi="Wingdings" w:cs="Wingdings"/>
+        <w:sz w:val="20"/>
+      </w:rPr>
+    </w:lvl>
+    <w:lvl w:ilvl="8" w:tentative="0">
+      <w:start w:val="1"/>
+      <w:numFmt w:val="bullet"/>
+      <w:lvlText w:val=""/>
+      <w:lvlJc w:val="left"/>
+      <w:pPr>
+        <w:tabs>
+          <w:tab w:val="left" w:pos="6480"/>
+        </w:tabs>
+        <w:ind w:left="6480" w:hanging="360"/>
+      </w:pPr>
+      <w:rPr>
+        <w:rFonts w:hint="default" w:ascii="Wingdings" w:hAnsi="Wingdings" w:cs="Wingdings"/>
+        <w:sz w:val="20"/>
+      </w:rPr>
+    </w:lvl>
+  </w:abstractNum>
+  <w:abstractNum w:abstractNumId="30">
     <w:nsid w:val="10C70119"/>
     <w:multiLevelType w:val="multilevel"/>
     <w:tmpl w:val="10C70119"/>
@@ -7697,7 +13141,156 @@
       </w:rPr>
     </w:lvl>
   </w:abstractNum>
-  <w:abstractNum w:abstractNumId="17">
+  <w:abstractNum w:abstractNumId="31">
+    <w:nsid w:val="16232011"/>
+    <w:multiLevelType w:val="multilevel"/>
+    <w:tmpl w:val="16232011"/>
+    <w:lvl w:ilvl="0" w:tentative="0">
+      <w:start w:val="1"/>
+      <w:numFmt w:val="bullet"/>
+      <w:lvlText w:val=""/>
+      <w:lvlJc w:val="left"/>
+      <w:pPr>
+        <w:tabs>
+          <w:tab w:val="left" w:pos="720"/>
+        </w:tabs>
+        <w:ind w:left="720" w:hanging="360"/>
+      </w:pPr>
+      <w:rPr>
+        <w:rFonts w:hint="default" w:ascii="Symbol" w:hAnsi="Symbol" w:cs="Symbol"/>
+        <w:sz w:val="20"/>
+      </w:rPr>
+    </w:lvl>
+    <w:lvl w:ilvl="1" w:tentative="0">
+      <w:start w:val="1"/>
+      <w:numFmt w:val="bullet"/>
+      <w:lvlText w:val="o"/>
+      <w:lvlJc w:val="left"/>
+      <w:pPr>
+        <w:tabs>
+          <w:tab w:val="left" w:pos="1440"/>
+        </w:tabs>
+        <w:ind w:left="1440" w:hanging="360"/>
+      </w:pPr>
+      <w:rPr>
+        <w:rFonts w:hint="default" w:ascii="Courier New" w:hAnsi="Courier New" w:cs="Courier New"/>
+        <w:sz w:val="20"/>
+      </w:rPr>
+    </w:lvl>
+    <w:lvl w:ilvl="2" w:tentative="0">
+      <w:start w:val="1"/>
+      <w:numFmt w:val="bullet"/>
+      <w:lvlText w:val=""/>
+      <w:lvlJc w:val="left"/>
+      <w:pPr>
+        <w:tabs>
+          <w:tab w:val="left" w:pos="2160"/>
+        </w:tabs>
+        <w:ind w:left="2160" w:hanging="360"/>
+      </w:pPr>
+      <w:rPr>
+        <w:rFonts w:hint="default" w:ascii="Wingdings" w:hAnsi="Wingdings" w:cs="Wingdings"/>
+        <w:sz w:val="20"/>
+      </w:rPr>
+    </w:lvl>
+    <w:lvl w:ilvl="3" w:tentative="0">
+      <w:start w:val="1"/>
+      <w:numFmt w:val="bullet"/>
+      <w:lvlText w:val=""/>
+      <w:lvlJc w:val="left"/>
+      <w:pPr>
+        <w:tabs>
+          <w:tab w:val="left" w:pos="2880"/>
+        </w:tabs>
+        <w:ind w:left="2880" w:hanging="360"/>
+      </w:pPr>
+      <w:rPr>
+        <w:rFonts w:hint="default" w:ascii="Wingdings" w:hAnsi="Wingdings" w:cs="Wingdings"/>
+        <w:sz w:val="20"/>
+      </w:rPr>
+    </w:lvl>
+    <w:lvl w:ilvl="4" w:tentative="0">
+      <w:start w:val="1"/>
+      <w:numFmt w:val="bullet"/>
+      <w:lvlText w:val=""/>
+      <w:lvlJc w:val="left"/>
+      <w:pPr>
+        <w:tabs>
+          <w:tab w:val="left" w:pos="3600"/>
+        </w:tabs>
+        <w:ind w:left="3600" w:hanging="360"/>
+      </w:pPr>
+      <w:rPr>
+        <w:rFonts w:hint="default" w:ascii="Wingdings" w:hAnsi="Wingdings" w:cs="Wingdings"/>
+        <w:sz w:val="20"/>
+      </w:rPr>
+    </w:lvl>
+    <w:lvl w:ilvl="5" w:tentative="0">
+      <w:start w:val="1"/>
+      <w:numFmt w:val="bullet"/>
+      <w:lvlText w:val=""/>
+      <w:lvlJc w:val="left"/>
+      <w:pPr>
+        <w:tabs>
+          <w:tab w:val="left" w:pos="4320"/>
+        </w:tabs>
+        <w:ind w:left="4320" w:hanging="360"/>
+      </w:pPr>
+      <w:rPr>
+        <w:rFonts w:hint="default" w:ascii="Wingdings" w:hAnsi="Wingdings" w:cs="Wingdings"/>
+        <w:sz w:val="20"/>
+      </w:rPr>
+    </w:lvl>
+    <w:lvl w:ilvl="6" w:tentative="0">
+      <w:start w:val="1"/>
+      <w:numFmt w:val="bullet"/>
+      <w:lvlText w:val=""/>
+      <w:lvlJc w:val="left"/>
+      <w:pPr>
+        <w:tabs>
+          <w:tab w:val="left" w:pos="5040"/>
+        </w:tabs>
+        <w:ind w:left="5040" w:hanging="360"/>
+      </w:pPr>
+      <w:rPr>
+        <w:rFonts w:hint="default" w:ascii="Wingdings" w:hAnsi="Wingdings" w:cs="Wingdings"/>
+        <w:sz w:val="20"/>
+      </w:rPr>
+    </w:lvl>
+    <w:lvl w:ilvl="7" w:tentative="0">
+      <w:start w:val="1"/>
+      <w:numFmt w:val="bullet"/>
+      <w:lvlText w:val=""/>
+      <w:lvlJc w:val="left"/>
+      <w:pPr>
+        <w:tabs>
+          <w:tab w:val="left" w:pos="5760"/>
+        </w:tabs>
+        <w:ind w:left="5760" w:hanging="360"/>
+      </w:pPr>
+      <w:rPr>
+        <w:rFonts w:hint="default" w:ascii="Wingdings" w:hAnsi="Wingdings" w:cs="Wingdings"/>
+        <w:sz w:val="20"/>
+      </w:rPr>
+    </w:lvl>
+    <w:lvl w:ilvl="8" w:tentative="0">
+      <w:start w:val="1"/>
+      <w:numFmt w:val="bullet"/>
+      <w:lvlText w:val=""/>
+      <w:lvlJc w:val="left"/>
+      <w:pPr>
+        <w:tabs>
+          <w:tab w:val="left" w:pos="6480"/>
+        </w:tabs>
+        <w:ind w:left="6480" w:hanging="360"/>
+      </w:pPr>
+      <w:rPr>
+        <w:rFonts w:hint="default" w:ascii="Wingdings" w:hAnsi="Wingdings" w:cs="Wingdings"/>
+        <w:sz w:val="20"/>
+      </w:rPr>
+    </w:lvl>
+  </w:abstractNum>
+  <w:abstractNum w:abstractNumId="32">
     <w:nsid w:val="17F276C0"/>
     <w:multiLevelType w:val="multilevel"/>
     <w:tmpl w:val="17F276C0"/>
@@ -7846,7 +13439,7 @@
       </w:rPr>
     </w:lvl>
   </w:abstractNum>
-  <w:abstractNum w:abstractNumId="18">
+  <w:abstractNum w:abstractNumId="33">
     <w:nsid w:val="1CB0D9B4"/>
     <w:multiLevelType w:val="multilevel"/>
     <w:tmpl w:val="1CB0D9B4"/>
@@ -7995,7 +13588,7 @@
       </w:rPr>
     </w:lvl>
   </w:abstractNum>
-  <w:abstractNum w:abstractNumId="19">
+  <w:abstractNum w:abstractNumId="34">
     <w:nsid w:val="29DB63AC"/>
     <w:multiLevelType w:val="multilevel"/>
     <w:tmpl w:val="29DB63AC"/>
@@ -8144,7 +13737,603 @@
       </w:rPr>
     </w:lvl>
   </w:abstractNum>
-  <w:abstractNum w:abstractNumId="20">
+  <w:abstractNum w:abstractNumId="35">
+    <w:nsid w:val="3506168B"/>
+    <w:multiLevelType w:val="multilevel"/>
+    <w:tmpl w:val="3506168B"/>
+    <w:lvl w:ilvl="0" w:tentative="0">
+      <w:start w:val="1"/>
+      <w:numFmt w:val="bullet"/>
+      <w:lvlText w:val=""/>
+      <w:lvlJc w:val="left"/>
+      <w:pPr>
+        <w:tabs>
+          <w:tab w:val="left" w:pos="720"/>
+        </w:tabs>
+        <w:ind w:left="720" w:hanging="360"/>
+      </w:pPr>
+      <w:rPr>
+        <w:rFonts w:hint="default" w:ascii="Symbol" w:hAnsi="Symbol" w:cs="Symbol"/>
+        <w:sz w:val="20"/>
+      </w:rPr>
+    </w:lvl>
+    <w:lvl w:ilvl="1" w:tentative="0">
+      <w:start w:val="1"/>
+      <w:numFmt w:val="bullet"/>
+      <w:lvlText w:val="o"/>
+      <w:lvlJc w:val="left"/>
+      <w:pPr>
+        <w:tabs>
+          <w:tab w:val="left" w:pos="1440"/>
+        </w:tabs>
+        <w:ind w:left="1440" w:hanging="360"/>
+      </w:pPr>
+      <w:rPr>
+        <w:rFonts w:hint="default" w:ascii="Courier New" w:hAnsi="Courier New" w:cs="Courier New"/>
+        <w:sz w:val="20"/>
+      </w:rPr>
+    </w:lvl>
+    <w:lvl w:ilvl="2" w:tentative="0">
+      <w:start w:val="1"/>
+      <w:numFmt w:val="bullet"/>
+      <w:lvlText w:val=""/>
+      <w:lvlJc w:val="left"/>
+      <w:pPr>
+        <w:tabs>
+          <w:tab w:val="left" w:pos="2160"/>
+        </w:tabs>
+        <w:ind w:left="2160" w:hanging="360"/>
+      </w:pPr>
+      <w:rPr>
+        <w:rFonts w:hint="default" w:ascii="Wingdings" w:hAnsi="Wingdings" w:cs="Wingdings"/>
+        <w:sz w:val="20"/>
+      </w:rPr>
+    </w:lvl>
+    <w:lvl w:ilvl="3" w:tentative="0">
+      <w:start w:val="1"/>
+      <w:numFmt w:val="bullet"/>
+      <w:lvlText w:val=""/>
+      <w:lvlJc w:val="left"/>
+      <w:pPr>
+        <w:tabs>
+          <w:tab w:val="left" w:pos="2880"/>
+        </w:tabs>
+        <w:ind w:left="2880" w:hanging="360"/>
+      </w:pPr>
+      <w:rPr>
+        <w:rFonts w:hint="default" w:ascii="Wingdings" w:hAnsi="Wingdings" w:cs="Wingdings"/>
+        <w:sz w:val="20"/>
+      </w:rPr>
+    </w:lvl>
+    <w:lvl w:ilvl="4" w:tentative="0">
+      <w:start w:val="1"/>
+      <w:numFmt w:val="bullet"/>
+      <w:lvlText w:val=""/>
+      <w:lvlJc w:val="left"/>
+      <w:pPr>
+        <w:tabs>
+          <w:tab w:val="left" w:pos="3600"/>
+        </w:tabs>
+        <w:ind w:left="3600" w:hanging="360"/>
+      </w:pPr>
+      <w:rPr>
+        <w:rFonts w:hint="default" w:ascii="Wingdings" w:hAnsi="Wingdings" w:cs="Wingdings"/>
+        <w:sz w:val="20"/>
+      </w:rPr>
+    </w:lvl>
+    <w:lvl w:ilvl="5" w:tentative="0">
+      <w:start w:val="1"/>
+      <w:numFmt w:val="bullet"/>
+      <w:lvlText w:val=""/>
+      <w:lvlJc w:val="left"/>
+      <w:pPr>
+        <w:tabs>
+          <w:tab w:val="left" w:pos="4320"/>
+        </w:tabs>
+        <w:ind w:left="4320" w:hanging="360"/>
+      </w:pPr>
+      <w:rPr>
+        <w:rFonts w:hint="default" w:ascii="Wingdings" w:hAnsi="Wingdings" w:cs="Wingdings"/>
+        <w:sz w:val="20"/>
+      </w:rPr>
+    </w:lvl>
+    <w:lvl w:ilvl="6" w:tentative="0">
+      <w:start w:val="1"/>
+      <w:numFmt w:val="bullet"/>
+      <w:lvlText w:val=""/>
+      <w:lvlJc w:val="left"/>
+      <w:pPr>
+        <w:tabs>
+          <w:tab w:val="left" w:pos="5040"/>
+        </w:tabs>
+        <w:ind w:left="5040" w:hanging="360"/>
+      </w:pPr>
+      <w:rPr>
+        <w:rFonts w:hint="default" w:ascii="Wingdings" w:hAnsi="Wingdings" w:cs="Wingdings"/>
+        <w:sz w:val="20"/>
+      </w:rPr>
+    </w:lvl>
+    <w:lvl w:ilvl="7" w:tentative="0">
+      <w:start w:val="1"/>
+      <w:numFmt w:val="bullet"/>
+      <w:lvlText w:val=""/>
+      <w:lvlJc w:val="left"/>
+      <w:pPr>
+        <w:tabs>
+          <w:tab w:val="left" w:pos="5760"/>
+        </w:tabs>
+        <w:ind w:left="5760" w:hanging="360"/>
+      </w:pPr>
+      <w:rPr>
+        <w:rFonts w:hint="default" w:ascii="Wingdings" w:hAnsi="Wingdings" w:cs="Wingdings"/>
+        <w:sz w:val="20"/>
+      </w:rPr>
+    </w:lvl>
+    <w:lvl w:ilvl="8" w:tentative="0">
+      <w:start w:val="1"/>
+      <w:numFmt w:val="bullet"/>
+      <w:lvlText w:val=""/>
+      <w:lvlJc w:val="left"/>
+      <w:pPr>
+        <w:tabs>
+          <w:tab w:val="left" w:pos="6480"/>
+        </w:tabs>
+        <w:ind w:left="6480" w:hanging="360"/>
+      </w:pPr>
+      <w:rPr>
+        <w:rFonts w:hint="default" w:ascii="Wingdings" w:hAnsi="Wingdings" w:cs="Wingdings"/>
+        <w:sz w:val="20"/>
+      </w:rPr>
+    </w:lvl>
+  </w:abstractNum>
+  <w:abstractNum w:abstractNumId="36">
+    <w:nsid w:val="353E50FB"/>
+    <w:multiLevelType w:val="multilevel"/>
+    <w:tmpl w:val="353E50FB"/>
+    <w:lvl w:ilvl="0" w:tentative="0">
+      <w:start w:val="1"/>
+      <w:numFmt w:val="bullet"/>
+      <w:lvlText w:val=""/>
+      <w:lvlJc w:val="left"/>
+      <w:pPr>
+        <w:tabs>
+          <w:tab w:val="left" w:pos="720"/>
+        </w:tabs>
+        <w:ind w:left="720" w:hanging="360"/>
+      </w:pPr>
+      <w:rPr>
+        <w:rFonts w:hint="default" w:ascii="Symbol" w:hAnsi="Symbol" w:cs="Symbol"/>
+        <w:sz w:val="20"/>
+      </w:rPr>
+    </w:lvl>
+    <w:lvl w:ilvl="1" w:tentative="0">
+      <w:start w:val="1"/>
+      <w:numFmt w:val="bullet"/>
+      <w:lvlText w:val="o"/>
+      <w:lvlJc w:val="left"/>
+      <w:pPr>
+        <w:tabs>
+          <w:tab w:val="left" w:pos="1440"/>
+        </w:tabs>
+        <w:ind w:left="1440" w:hanging="360"/>
+      </w:pPr>
+      <w:rPr>
+        <w:rFonts w:hint="default" w:ascii="Courier New" w:hAnsi="Courier New" w:cs="Courier New"/>
+        <w:sz w:val="20"/>
+      </w:rPr>
+    </w:lvl>
+    <w:lvl w:ilvl="2" w:tentative="0">
+      <w:start w:val="1"/>
+      <w:numFmt w:val="bullet"/>
+      <w:lvlText w:val=""/>
+      <w:lvlJc w:val="left"/>
+      <w:pPr>
+        <w:tabs>
+          <w:tab w:val="left" w:pos="2160"/>
+        </w:tabs>
+        <w:ind w:left="2160" w:hanging="360"/>
+      </w:pPr>
+      <w:rPr>
+        <w:rFonts w:hint="default" w:ascii="Wingdings" w:hAnsi="Wingdings" w:cs="Wingdings"/>
+        <w:sz w:val="20"/>
+      </w:rPr>
+    </w:lvl>
+    <w:lvl w:ilvl="3" w:tentative="0">
+      <w:start w:val="1"/>
+      <w:numFmt w:val="bullet"/>
+      <w:lvlText w:val=""/>
+      <w:lvlJc w:val="left"/>
+      <w:pPr>
+        <w:tabs>
+          <w:tab w:val="left" w:pos="2880"/>
+        </w:tabs>
+        <w:ind w:left="2880" w:hanging="360"/>
+      </w:pPr>
+      <w:rPr>
+        <w:rFonts w:hint="default" w:ascii="Wingdings" w:hAnsi="Wingdings" w:cs="Wingdings"/>
+        <w:sz w:val="20"/>
+      </w:rPr>
+    </w:lvl>
+    <w:lvl w:ilvl="4" w:tentative="0">
+      <w:start w:val="1"/>
+      <w:numFmt w:val="bullet"/>
+      <w:lvlText w:val=""/>
+      <w:lvlJc w:val="left"/>
+      <w:pPr>
+        <w:tabs>
+          <w:tab w:val="left" w:pos="3600"/>
+        </w:tabs>
+        <w:ind w:left="3600" w:hanging="360"/>
+      </w:pPr>
+      <w:rPr>
+        <w:rFonts w:hint="default" w:ascii="Wingdings" w:hAnsi="Wingdings" w:cs="Wingdings"/>
+        <w:sz w:val="20"/>
+      </w:rPr>
+    </w:lvl>
+    <w:lvl w:ilvl="5" w:tentative="0">
+      <w:start w:val="1"/>
+      <w:numFmt w:val="bullet"/>
+      <w:lvlText w:val=""/>
+      <w:lvlJc w:val="left"/>
+      <w:pPr>
+        <w:tabs>
+          <w:tab w:val="left" w:pos="4320"/>
+        </w:tabs>
+        <w:ind w:left="4320" w:hanging="360"/>
+      </w:pPr>
+      <w:rPr>
+        <w:rFonts w:hint="default" w:ascii="Wingdings" w:hAnsi="Wingdings" w:cs="Wingdings"/>
+        <w:sz w:val="20"/>
+      </w:rPr>
+    </w:lvl>
+    <w:lvl w:ilvl="6" w:tentative="0">
+      <w:start w:val="1"/>
+      <w:numFmt w:val="bullet"/>
+      <w:lvlText w:val=""/>
+      <w:lvlJc w:val="left"/>
+      <w:pPr>
+        <w:tabs>
+          <w:tab w:val="left" w:pos="5040"/>
+        </w:tabs>
+        <w:ind w:left="5040" w:hanging="360"/>
+      </w:pPr>
+      <w:rPr>
+        <w:rFonts w:hint="default" w:ascii="Wingdings" w:hAnsi="Wingdings" w:cs="Wingdings"/>
+        <w:sz w:val="20"/>
+      </w:rPr>
+    </w:lvl>
+    <w:lvl w:ilvl="7" w:tentative="0">
+      <w:start w:val="1"/>
+      <w:numFmt w:val="bullet"/>
+      <w:lvlText w:val=""/>
+      <w:lvlJc w:val="left"/>
+      <w:pPr>
+        <w:tabs>
+          <w:tab w:val="left" w:pos="5760"/>
+        </w:tabs>
+        <w:ind w:left="5760" w:hanging="360"/>
+      </w:pPr>
+      <w:rPr>
+        <w:rFonts w:hint="default" w:ascii="Wingdings" w:hAnsi="Wingdings" w:cs="Wingdings"/>
+        <w:sz w:val="20"/>
+      </w:rPr>
+    </w:lvl>
+    <w:lvl w:ilvl="8" w:tentative="0">
+      <w:start w:val="1"/>
+      <w:numFmt w:val="bullet"/>
+      <w:lvlText w:val=""/>
+      <w:lvlJc w:val="left"/>
+      <w:pPr>
+        <w:tabs>
+          <w:tab w:val="left" w:pos="6480"/>
+        </w:tabs>
+        <w:ind w:left="6480" w:hanging="360"/>
+      </w:pPr>
+      <w:rPr>
+        <w:rFonts w:hint="default" w:ascii="Wingdings" w:hAnsi="Wingdings" w:cs="Wingdings"/>
+        <w:sz w:val="20"/>
+      </w:rPr>
+    </w:lvl>
+  </w:abstractNum>
+  <w:abstractNum w:abstractNumId="37">
+    <w:nsid w:val="3A1E1347"/>
+    <w:multiLevelType w:val="multilevel"/>
+    <w:tmpl w:val="3A1E1347"/>
+    <w:lvl w:ilvl="0" w:tentative="0">
+      <w:start w:val="1"/>
+      <w:numFmt w:val="bullet"/>
+      <w:lvlText w:val=""/>
+      <w:lvlJc w:val="left"/>
+      <w:pPr>
+        <w:tabs>
+          <w:tab w:val="left" w:pos="720"/>
+        </w:tabs>
+        <w:ind w:left="720" w:hanging="360"/>
+      </w:pPr>
+      <w:rPr>
+        <w:rFonts w:hint="default" w:ascii="Symbol" w:hAnsi="Symbol" w:cs="Symbol"/>
+        <w:sz w:val="20"/>
+      </w:rPr>
+    </w:lvl>
+    <w:lvl w:ilvl="1" w:tentative="0">
+      <w:start w:val="1"/>
+      <w:numFmt w:val="bullet"/>
+      <w:lvlText w:val="o"/>
+      <w:lvlJc w:val="left"/>
+      <w:pPr>
+        <w:tabs>
+          <w:tab w:val="left" w:pos="1440"/>
+        </w:tabs>
+        <w:ind w:left="1440" w:hanging="360"/>
+      </w:pPr>
+      <w:rPr>
+        <w:rFonts w:hint="default" w:ascii="Courier New" w:hAnsi="Courier New" w:cs="Courier New"/>
+        <w:sz w:val="20"/>
+      </w:rPr>
+    </w:lvl>
+    <w:lvl w:ilvl="2" w:tentative="0">
+      <w:start w:val="1"/>
+      <w:numFmt w:val="bullet"/>
+      <w:lvlText w:val=""/>
+      <w:lvlJc w:val="left"/>
+      <w:pPr>
+        <w:tabs>
+          <w:tab w:val="left" w:pos="2160"/>
+        </w:tabs>
+        <w:ind w:left="2160" w:hanging="360"/>
+      </w:pPr>
+      <w:rPr>
+        <w:rFonts w:hint="default" w:ascii="Wingdings" w:hAnsi="Wingdings" w:cs="Wingdings"/>
+        <w:sz w:val="20"/>
+      </w:rPr>
+    </w:lvl>
+    <w:lvl w:ilvl="3" w:tentative="0">
+      <w:start w:val="1"/>
+      <w:numFmt w:val="bullet"/>
+      <w:lvlText w:val=""/>
+      <w:lvlJc w:val="left"/>
+      <w:pPr>
+        <w:tabs>
+          <w:tab w:val="left" w:pos="2880"/>
+        </w:tabs>
+        <w:ind w:left="2880" w:hanging="360"/>
+      </w:pPr>
+      <w:rPr>
+        <w:rFonts w:hint="default" w:ascii="Wingdings" w:hAnsi="Wingdings" w:cs="Wingdings"/>
+        <w:sz w:val="20"/>
+      </w:rPr>
+    </w:lvl>
+    <w:lvl w:ilvl="4" w:tentative="0">
+      <w:start w:val="1"/>
+      <w:numFmt w:val="bullet"/>
+      <w:lvlText w:val=""/>
+      <w:lvlJc w:val="left"/>
+      <w:pPr>
+        <w:tabs>
+          <w:tab w:val="left" w:pos="3600"/>
+        </w:tabs>
+        <w:ind w:left="3600" w:hanging="360"/>
+      </w:pPr>
+      <w:rPr>
+        <w:rFonts w:hint="default" w:ascii="Wingdings" w:hAnsi="Wingdings" w:cs="Wingdings"/>
+        <w:sz w:val="20"/>
+      </w:rPr>
+    </w:lvl>
+    <w:lvl w:ilvl="5" w:tentative="0">
+      <w:start w:val="1"/>
+      <w:numFmt w:val="bullet"/>
+      <w:lvlText w:val=""/>
+      <w:lvlJc w:val="left"/>
+      <w:pPr>
+        <w:tabs>
+          <w:tab w:val="left" w:pos="4320"/>
+        </w:tabs>
+        <w:ind w:left="4320" w:hanging="360"/>
+      </w:pPr>
+      <w:rPr>
+        <w:rFonts w:hint="default" w:ascii="Wingdings" w:hAnsi="Wingdings" w:cs="Wingdings"/>
+        <w:sz w:val="20"/>
+      </w:rPr>
+    </w:lvl>
+    <w:lvl w:ilvl="6" w:tentative="0">
+      <w:start w:val="1"/>
+      <w:numFmt w:val="bullet"/>
+      <w:lvlText w:val=""/>
+      <w:lvlJc w:val="left"/>
+      <w:pPr>
+        <w:tabs>
+          <w:tab w:val="left" w:pos="5040"/>
+        </w:tabs>
+        <w:ind w:left="5040" w:hanging="360"/>
+      </w:pPr>
+      <w:rPr>
+        <w:rFonts w:hint="default" w:ascii="Wingdings" w:hAnsi="Wingdings" w:cs="Wingdings"/>
+        <w:sz w:val="20"/>
+      </w:rPr>
+    </w:lvl>
+    <w:lvl w:ilvl="7" w:tentative="0">
+      <w:start w:val="1"/>
+      <w:numFmt w:val="bullet"/>
+      <w:lvlText w:val=""/>
+      <w:lvlJc w:val="left"/>
+      <w:pPr>
+        <w:tabs>
+          <w:tab w:val="left" w:pos="5760"/>
+        </w:tabs>
+        <w:ind w:left="5760" w:hanging="360"/>
+      </w:pPr>
+      <w:rPr>
+        <w:rFonts w:hint="default" w:ascii="Wingdings" w:hAnsi="Wingdings" w:cs="Wingdings"/>
+        <w:sz w:val="20"/>
+      </w:rPr>
+    </w:lvl>
+    <w:lvl w:ilvl="8" w:tentative="0">
+      <w:start w:val="1"/>
+      <w:numFmt w:val="bullet"/>
+      <w:lvlText w:val=""/>
+      <w:lvlJc w:val="left"/>
+      <w:pPr>
+        <w:tabs>
+          <w:tab w:val="left" w:pos="6480"/>
+        </w:tabs>
+        <w:ind w:left="6480" w:hanging="360"/>
+      </w:pPr>
+      <w:rPr>
+        <w:rFonts w:hint="default" w:ascii="Wingdings" w:hAnsi="Wingdings" w:cs="Wingdings"/>
+        <w:sz w:val="20"/>
+      </w:rPr>
+    </w:lvl>
+  </w:abstractNum>
+  <w:abstractNum w:abstractNumId="38">
+    <w:nsid w:val="5028AA31"/>
+    <w:multiLevelType w:val="multilevel"/>
+    <w:tmpl w:val="5028AA31"/>
+    <w:lvl w:ilvl="0" w:tentative="0">
+      <w:start w:val="1"/>
+      <w:numFmt w:val="bullet"/>
+      <w:lvlText w:val=""/>
+      <w:lvlJc w:val="left"/>
+      <w:pPr>
+        <w:tabs>
+          <w:tab w:val="left" w:pos="720"/>
+        </w:tabs>
+        <w:ind w:left="720" w:hanging="360"/>
+      </w:pPr>
+      <w:rPr>
+        <w:rFonts w:hint="default" w:ascii="Symbol" w:hAnsi="Symbol" w:cs="Symbol"/>
+        <w:sz w:val="20"/>
+      </w:rPr>
+    </w:lvl>
+    <w:lvl w:ilvl="1" w:tentative="0">
+      <w:start w:val="1"/>
+      <w:numFmt w:val="bullet"/>
+      <w:lvlText w:val="o"/>
+      <w:lvlJc w:val="left"/>
+      <w:pPr>
+        <w:tabs>
+          <w:tab w:val="left" w:pos="1440"/>
+        </w:tabs>
+        <w:ind w:left="1440" w:hanging="360"/>
+      </w:pPr>
+      <w:rPr>
+        <w:rFonts w:hint="default" w:ascii="Courier New" w:hAnsi="Courier New" w:cs="Courier New"/>
+        <w:sz w:val="20"/>
+      </w:rPr>
+    </w:lvl>
+    <w:lvl w:ilvl="2" w:tentative="0">
+      <w:start w:val="1"/>
+      <w:numFmt w:val="bullet"/>
+      <w:lvlText w:val=""/>
+      <w:lvlJc w:val="left"/>
+      <w:pPr>
+        <w:tabs>
+          <w:tab w:val="left" w:pos="2160"/>
+        </w:tabs>
+        <w:ind w:left="2160" w:hanging="360"/>
+      </w:pPr>
+      <w:rPr>
+        <w:rFonts w:hint="default" w:ascii="Wingdings" w:hAnsi="Wingdings" w:cs="Wingdings"/>
+        <w:sz w:val="20"/>
+      </w:rPr>
+    </w:lvl>
+    <w:lvl w:ilvl="3" w:tentative="0">
+      <w:start w:val="1"/>
+      <w:numFmt w:val="bullet"/>
+      <w:lvlText w:val=""/>
+      <w:lvlJc w:val="left"/>
+      <w:pPr>
+        <w:tabs>
+          <w:tab w:val="left" w:pos="2880"/>
+        </w:tabs>
+        <w:ind w:left="2880" w:hanging="360"/>
+      </w:pPr>
+      <w:rPr>
+        <w:rFonts w:hint="default" w:ascii="Wingdings" w:hAnsi="Wingdings" w:cs="Wingdings"/>
+        <w:sz w:val="20"/>
+      </w:rPr>
+    </w:lvl>
+    <w:lvl w:ilvl="4" w:tentative="0">
+      <w:start w:val="1"/>
+      <w:numFmt w:val="bullet"/>
+      <w:lvlText w:val=""/>
+      <w:lvlJc w:val="left"/>
+      <w:pPr>
+        <w:tabs>
+          <w:tab w:val="left" w:pos="3600"/>
+        </w:tabs>
+        <w:ind w:left="3600" w:hanging="360"/>
+      </w:pPr>
+      <w:rPr>
+        <w:rFonts w:hint="default" w:ascii="Wingdings" w:hAnsi="Wingdings" w:cs="Wingdings"/>
+        <w:sz w:val="20"/>
+      </w:rPr>
+    </w:lvl>
+    <w:lvl w:ilvl="5" w:tentative="0">
+      <w:start w:val="1"/>
+      <w:numFmt w:val="bullet"/>
+      <w:lvlText w:val=""/>
+      <w:lvlJc w:val="left"/>
+      <w:pPr>
+        <w:tabs>
+          <w:tab w:val="left" w:pos="4320"/>
+        </w:tabs>
+        <w:ind w:left="4320" w:hanging="360"/>
+      </w:pPr>
+      <w:rPr>
+        <w:rFonts w:hint="default" w:ascii="Wingdings" w:hAnsi="Wingdings" w:cs="Wingdings"/>
+        <w:sz w:val="20"/>
+      </w:rPr>
+    </w:lvl>
+    <w:lvl w:ilvl="6" w:tentative="0">
+      <w:start w:val="1"/>
+      <w:numFmt w:val="bullet"/>
+      <w:lvlText w:val=""/>
+      <w:lvlJc w:val="left"/>
+      <w:pPr>
+        <w:tabs>
+          <w:tab w:val="left" w:pos="5040"/>
+        </w:tabs>
+        <w:ind w:left="5040" w:hanging="360"/>
+      </w:pPr>
+      <w:rPr>
+        <w:rFonts w:hint="default" w:ascii="Wingdings" w:hAnsi="Wingdings" w:cs="Wingdings"/>
+        <w:sz w:val="20"/>
+      </w:rPr>
+    </w:lvl>
+    <w:lvl w:ilvl="7" w:tentative="0">
+      <w:start w:val="1"/>
+      <w:numFmt w:val="bullet"/>
+      <w:lvlText w:val=""/>
+      <w:lvlJc w:val="left"/>
+      <w:pPr>
+        <w:tabs>
+          <w:tab w:val="left" w:pos="5760"/>
+        </w:tabs>
+        <w:ind w:left="5760" w:hanging="360"/>
+      </w:pPr>
+      <w:rPr>
+        <w:rFonts w:hint="default" w:ascii="Wingdings" w:hAnsi="Wingdings" w:cs="Wingdings"/>
+        <w:sz w:val="20"/>
+      </w:rPr>
+    </w:lvl>
+    <w:lvl w:ilvl="8" w:tentative="0">
+      <w:start w:val="1"/>
+      <w:numFmt w:val="bullet"/>
+      <w:lvlText w:val=""/>
+      <w:lvlJc w:val="left"/>
+      <w:pPr>
+        <w:tabs>
+          <w:tab w:val="left" w:pos="6480"/>
+        </w:tabs>
+        <w:ind w:left="6480" w:hanging="360"/>
+      </w:pPr>
+      <w:rPr>
+        <w:rFonts w:hint="default" w:ascii="Wingdings" w:hAnsi="Wingdings" w:cs="Wingdings"/>
+        <w:sz w:val="20"/>
+      </w:rPr>
+    </w:lvl>
+  </w:abstractNum>
+  <w:abstractNum w:abstractNumId="39">
     <w:nsid w:val="58E42E0E"/>
     <w:multiLevelType w:val="multilevel"/>
     <w:tmpl w:val="58E42E0E"/>
@@ -8293,68 +14482,517 @@
       </w:rPr>
     </w:lvl>
   </w:abstractNum>
+  <w:abstractNum w:abstractNumId="40">
+    <w:nsid w:val="5C8586E3"/>
+    <w:multiLevelType w:val="multilevel"/>
+    <w:tmpl w:val="5C8586E3"/>
+    <w:lvl w:ilvl="0" w:tentative="0">
+      <w:start w:val="1"/>
+      <w:numFmt w:val="bullet"/>
+      <w:lvlText w:val=""/>
+      <w:lvlJc w:val="left"/>
+      <w:pPr>
+        <w:tabs>
+          <w:tab w:val="left" w:pos="720"/>
+        </w:tabs>
+        <w:ind w:left="720" w:hanging="360"/>
+      </w:pPr>
+      <w:rPr>
+        <w:rFonts w:hint="default" w:ascii="Symbol" w:hAnsi="Symbol" w:cs="Symbol"/>
+        <w:sz w:val="20"/>
+      </w:rPr>
+    </w:lvl>
+    <w:lvl w:ilvl="1" w:tentative="0">
+      <w:start w:val="1"/>
+      <w:numFmt w:val="bullet"/>
+      <w:lvlText w:val="o"/>
+      <w:lvlJc w:val="left"/>
+      <w:pPr>
+        <w:tabs>
+          <w:tab w:val="left" w:pos="1440"/>
+        </w:tabs>
+        <w:ind w:left="1440" w:hanging="360"/>
+      </w:pPr>
+      <w:rPr>
+        <w:rFonts w:ascii="Courier New" w:hAnsi="Courier New" w:cs="Courier New"/>
+        <w:sz w:val="20"/>
+      </w:rPr>
+    </w:lvl>
+    <w:lvl w:ilvl="2" w:tentative="0">
+      <w:start w:val="1"/>
+      <w:numFmt w:val="bullet"/>
+      <w:lvlText w:val=""/>
+      <w:lvlJc w:val="left"/>
+      <w:pPr>
+        <w:tabs>
+          <w:tab w:val="left" w:pos="2160"/>
+        </w:tabs>
+        <w:ind w:left="2160" w:hanging="360"/>
+      </w:pPr>
+      <w:rPr>
+        <w:rFonts w:hint="default" w:ascii="Wingdings" w:hAnsi="Wingdings" w:cs="Wingdings"/>
+        <w:sz w:val="20"/>
+      </w:rPr>
+    </w:lvl>
+    <w:lvl w:ilvl="3" w:tentative="0">
+      <w:start w:val="1"/>
+      <w:numFmt w:val="bullet"/>
+      <w:lvlText w:val=""/>
+      <w:lvlJc w:val="left"/>
+      <w:pPr>
+        <w:tabs>
+          <w:tab w:val="left" w:pos="2880"/>
+        </w:tabs>
+        <w:ind w:left="2880" w:hanging="360"/>
+      </w:pPr>
+      <w:rPr>
+        <w:rFonts w:hint="default" w:ascii="Wingdings" w:hAnsi="Wingdings" w:cs="Wingdings"/>
+        <w:sz w:val="20"/>
+      </w:rPr>
+    </w:lvl>
+    <w:lvl w:ilvl="4" w:tentative="0">
+      <w:start w:val="1"/>
+      <w:numFmt w:val="bullet"/>
+      <w:lvlText w:val=""/>
+      <w:lvlJc w:val="left"/>
+      <w:pPr>
+        <w:tabs>
+          <w:tab w:val="left" w:pos="3600"/>
+        </w:tabs>
+        <w:ind w:left="3600" w:hanging="360"/>
+      </w:pPr>
+      <w:rPr>
+        <w:rFonts w:hint="default" w:ascii="Wingdings" w:hAnsi="Wingdings" w:cs="Wingdings"/>
+        <w:sz w:val="20"/>
+      </w:rPr>
+    </w:lvl>
+    <w:lvl w:ilvl="5" w:tentative="0">
+      <w:start w:val="1"/>
+      <w:numFmt w:val="bullet"/>
+      <w:lvlText w:val=""/>
+      <w:lvlJc w:val="left"/>
+      <w:pPr>
+        <w:tabs>
+          <w:tab w:val="left" w:pos="4320"/>
+        </w:tabs>
+        <w:ind w:left="4320" w:hanging="360"/>
+      </w:pPr>
+      <w:rPr>
+        <w:rFonts w:hint="default" w:ascii="Wingdings" w:hAnsi="Wingdings" w:cs="Wingdings"/>
+        <w:sz w:val="20"/>
+      </w:rPr>
+    </w:lvl>
+    <w:lvl w:ilvl="6" w:tentative="0">
+      <w:start w:val="1"/>
+      <w:numFmt w:val="bullet"/>
+      <w:lvlText w:val=""/>
+      <w:lvlJc w:val="left"/>
+      <w:pPr>
+        <w:tabs>
+          <w:tab w:val="left" w:pos="5040"/>
+        </w:tabs>
+        <w:ind w:left="5040" w:hanging="360"/>
+      </w:pPr>
+      <w:rPr>
+        <w:rFonts w:hint="default" w:ascii="Wingdings" w:hAnsi="Wingdings" w:cs="Wingdings"/>
+        <w:sz w:val="20"/>
+      </w:rPr>
+    </w:lvl>
+    <w:lvl w:ilvl="7" w:tentative="0">
+      <w:start w:val="1"/>
+      <w:numFmt w:val="bullet"/>
+      <w:lvlText w:val=""/>
+      <w:lvlJc w:val="left"/>
+      <w:pPr>
+        <w:tabs>
+          <w:tab w:val="left" w:pos="5760"/>
+        </w:tabs>
+        <w:ind w:left="5760" w:hanging="360"/>
+      </w:pPr>
+      <w:rPr>
+        <w:rFonts w:hint="default" w:ascii="Wingdings" w:hAnsi="Wingdings" w:cs="Wingdings"/>
+        <w:sz w:val="20"/>
+      </w:rPr>
+    </w:lvl>
+    <w:lvl w:ilvl="8" w:tentative="0">
+      <w:start w:val="1"/>
+      <w:numFmt w:val="bullet"/>
+      <w:lvlText w:val=""/>
+      <w:lvlJc w:val="left"/>
+      <w:pPr>
+        <w:tabs>
+          <w:tab w:val="left" w:pos="6480"/>
+        </w:tabs>
+        <w:ind w:left="6480" w:hanging="360"/>
+      </w:pPr>
+      <w:rPr>
+        <w:rFonts w:hint="default" w:ascii="Wingdings" w:hAnsi="Wingdings" w:cs="Wingdings"/>
+        <w:sz w:val="20"/>
+      </w:rPr>
+    </w:lvl>
+  </w:abstractNum>
   <w:num w:numId="1">
+    <w:abstractNumId w:val="21"/>
+  </w:num>
+  <w:num w:numId="2">
+    <w:abstractNumId w:val="14"/>
+  </w:num>
+  <w:num w:numId="3">
+    <w:abstractNumId w:val="16"/>
+  </w:num>
+  <w:num w:numId="4">
+    <w:abstractNumId w:val="19"/>
+  </w:num>
+  <w:num w:numId="5">
+    <w:abstractNumId w:val="28"/>
+  </w:num>
+  <w:num w:numId="6">
+    <w:abstractNumId w:val="6"/>
+  </w:num>
+  <w:num w:numId="7">
+    <w:abstractNumId w:val="25"/>
+  </w:num>
+  <w:num w:numId="8">
+    <w:abstractNumId w:val="34"/>
+  </w:num>
+  <w:num w:numId="9">
+    <w:abstractNumId w:val="9"/>
+  </w:num>
+  <w:num w:numId="10">
+    <w:abstractNumId w:val="39"/>
+  </w:num>
+  <w:num w:numId="11">
     <w:abstractNumId w:val="12"/>
   </w:num>
-  <w:num w:numId="2">
-    <w:abstractNumId w:val="8"/>
+  <w:num w:numId="12">
+    <w:abstractNumId w:val="7"/>
   </w:num>
-  <w:num w:numId="3">
-    <w:abstractNumId w:val="9"/>
+  <w:num w:numId="13">
+    <w:abstractNumId w:val="24"/>
   </w:num>
-  <w:num w:numId="4">
-    <w:abstractNumId w:val="11"/>
+  <w:num w:numId="14">
+    <w:abstractNumId w:val="33"/>
   </w:num>
-  <w:num w:numId="5">
-    <w:abstractNumId w:val="15"/>
-  </w:num>
-  <w:num w:numId="6">
+  <w:num w:numId="15">
     <w:abstractNumId w:val="3"/>
   </w:num>
-  <w:num w:numId="7">
-    <w:abstractNumId w:val="14"/>
-  </w:num>
-  <w:num w:numId="8">
-    <w:abstractNumId w:val="19"/>
-  </w:num>
-  <w:num w:numId="9">
-    <w:abstractNumId w:val="5"/>
-  </w:num>
-  <w:num w:numId="10">
-    <w:abstractNumId w:val="20"/>
-  </w:num>
-  <w:num w:numId="11">
-    <w:abstractNumId w:val="7"/>
-  </w:num>
-  <w:num w:numId="12">
-    <w:abstractNumId w:val="4"/>
-  </w:num>
-  <w:num w:numId="13">
-    <w:abstractNumId w:val="13"/>
-  </w:num>
-  <w:num w:numId="14">
-    <w:abstractNumId w:val="18"/>
-  </w:num>
-  <w:num w:numId="15">
-    <w:abstractNumId w:val="2"/>
-  </w:num>
   <w:num w:numId="16">
-    <w:abstractNumId w:val="6"/>
+    <w:abstractNumId w:val="10"/>
   </w:num>
   <w:num w:numId="17">
-    <w:abstractNumId w:val="16"/>
+    <w:abstractNumId w:val="30"/>
   </w:num>
   <w:num w:numId="18">
     <w:abstractNumId w:val="1"/>
   </w:num>
   <w:num w:numId="19">
-    <w:abstractNumId w:val="17"/>
+    <w:abstractNumId w:val="32"/>
   </w:num>
   <w:num w:numId="20">
-    <w:abstractNumId w:val="10"/>
+    <w:abstractNumId w:val="18"/>
   </w:num>
   <w:num w:numId="21">
     <w:abstractNumId w:val="0"/>
+  </w:num>
+  <w:num w:numId="22">
+    <w:abstractNumId w:val="20"/>
+  </w:num>
+  <w:num w:numId="23">
+    <w:abstractNumId w:val="11"/>
+  </w:num>
+  <w:num w:numId="24">
+    <w:abstractNumId w:val="11"/>
+    <w:lvlOverride w:ilvl="0">
+      <w:startOverride w:val="1"/>
+    </w:lvlOverride>
+    <w:lvlOverride w:ilvl="1">
+      <w:startOverride w:val="1"/>
+    </w:lvlOverride>
+    <w:lvlOverride w:ilvl="2">
+      <w:startOverride w:val="1"/>
+    </w:lvlOverride>
+    <w:lvlOverride w:ilvl="3">
+      <w:startOverride w:val="1"/>
+    </w:lvlOverride>
+    <w:lvlOverride w:ilvl="4">
+      <w:startOverride w:val="1"/>
+    </w:lvlOverride>
+    <w:lvlOverride w:ilvl="5">
+      <w:startOverride w:val="1"/>
+    </w:lvlOverride>
+    <w:lvlOverride w:ilvl="6">
+      <w:startOverride w:val="1"/>
+    </w:lvlOverride>
+    <w:lvlOverride w:ilvl="7">
+      <w:startOverride w:val="1"/>
+    </w:lvlOverride>
+    <w:lvlOverride w:ilvl="8">
+      <w:startOverride w:val="1"/>
+    </w:lvlOverride>
+  </w:num>
+  <w:num w:numId="25">
+    <w:abstractNumId w:val="4"/>
+  </w:num>
+  <w:num w:numId="26">
+    <w:abstractNumId w:val="26"/>
+  </w:num>
+  <w:num w:numId="27">
+    <w:abstractNumId w:val="26"/>
+    <w:lvlOverride w:ilvl="0">
+      <w:startOverride w:val="1"/>
+    </w:lvlOverride>
+    <w:lvlOverride w:ilvl="1">
+      <w:startOverride w:val="1"/>
+    </w:lvlOverride>
+    <w:lvlOverride w:ilvl="2">
+      <w:startOverride w:val="1"/>
+    </w:lvlOverride>
+    <w:lvlOverride w:ilvl="3">
+      <w:startOverride w:val="1"/>
+    </w:lvlOverride>
+    <w:lvlOverride w:ilvl="4">
+      <w:startOverride w:val="1"/>
+    </w:lvlOverride>
+    <w:lvlOverride w:ilvl="5">
+      <w:startOverride w:val="1"/>
+    </w:lvlOverride>
+    <w:lvlOverride w:ilvl="6">
+      <w:startOverride w:val="1"/>
+    </w:lvlOverride>
+    <w:lvlOverride w:ilvl="7">
+      <w:startOverride w:val="1"/>
+    </w:lvlOverride>
+    <w:lvlOverride w:ilvl="8">
+      <w:startOverride w:val="1"/>
+    </w:lvlOverride>
+  </w:num>
+  <w:num w:numId="28">
+    <w:abstractNumId w:val="31"/>
+  </w:num>
+  <w:num w:numId="29">
+    <w:abstractNumId w:val="2"/>
+  </w:num>
+  <w:num w:numId="30">
+    <w:abstractNumId w:val="40"/>
+  </w:num>
+  <w:num w:numId="31">
+    <w:abstractNumId w:val="37"/>
+  </w:num>
+  <w:num w:numId="32">
+    <w:abstractNumId w:val="8"/>
+  </w:num>
+  <w:num w:numId="33">
+    <w:abstractNumId w:val="5"/>
+  </w:num>
+  <w:num w:numId="34">
+    <w:abstractNumId w:val="23"/>
+  </w:num>
+  <w:num w:numId="35">
+    <w:abstractNumId w:val="23"/>
+    <w:lvlOverride w:ilvl="0">
+      <w:startOverride w:val="1"/>
+    </w:lvlOverride>
+    <w:lvlOverride w:ilvl="1">
+      <w:startOverride w:val="1"/>
+    </w:lvlOverride>
+    <w:lvlOverride w:ilvl="2">
+      <w:startOverride w:val="1"/>
+    </w:lvlOverride>
+    <w:lvlOverride w:ilvl="3">
+      <w:startOverride w:val="1"/>
+    </w:lvlOverride>
+    <w:lvlOverride w:ilvl="4">
+      <w:startOverride w:val="1"/>
+    </w:lvlOverride>
+    <w:lvlOverride w:ilvl="5">
+      <w:startOverride w:val="1"/>
+    </w:lvlOverride>
+    <w:lvlOverride w:ilvl="6">
+      <w:startOverride w:val="1"/>
+    </w:lvlOverride>
+    <w:lvlOverride w:ilvl="7">
+      <w:startOverride w:val="1"/>
+    </w:lvlOverride>
+    <w:lvlOverride w:ilvl="8">
+      <w:startOverride w:val="1"/>
+    </w:lvlOverride>
+  </w:num>
+  <w:num w:numId="36">
+    <w:abstractNumId w:val="27"/>
+  </w:num>
+  <w:num w:numId="37">
+    <w:abstractNumId w:val="27"/>
+    <w:lvlOverride w:ilvl="0">
+      <w:startOverride w:val="1"/>
+    </w:lvlOverride>
+    <w:lvlOverride w:ilvl="1">
+      <w:startOverride w:val="1"/>
+    </w:lvlOverride>
+    <w:lvlOverride w:ilvl="2">
+      <w:startOverride w:val="1"/>
+    </w:lvlOverride>
+    <w:lvlOverride w:ilvl="3">
+      <w:startOverride w:val="1"/>
+    </w:lvlOverride>
+    <w:lvlOverride w:ilvl="4">
+      <w:startOverride w:val="1"/>
+    </w:lvlOverride>
+    <w:lvlOverride w:ilvl="5">
+      <w:startOverride w:val="1"/>
+    </w:lvlOverride>
+    <w:lvlOverride w:ilvl="6">
+      <w:startOverride w:val="1"/>
+    </w:lvlOverride>
+    <w:lvlOverride w:ilvl="7">
+      <w:startOverride w:val="1"/>
+    </w:lvlOverride>
+    <w:lvlOverride w:ilvl="8">
+      <w:startOverride w:val="1"/>
+    </w:lvlOverride>
+  </w:num>
+  <w:num w:numId="38">
+    <w:abstractNumId w:val="29"/>
+  </w:num>
+  <w:num w:numId="39">
+    <w:abstractNumId w:val="29"/>
+    <w:lvlOverride w:ilvl="0">
+      <w:startOverride w:val="1"/>
+    </w:lvlOverride>
+    <w:lvlOverride w:ilvl="1">
+      <w:startOverride w:val="1"/>
+    </w:lvlOverride>
+    <w:lvlOverride w:ilvl="2">
+      <w:startOverride w:val="1"/>
+    </w:lvlOverride>
+    <w:lvlOverride w:ilvl="3">
+      <w:startOverride w:val="1"/>
+    </w:lvlOverride>
+    <w:lvlOverride w:ilvl="4">
+      <w:startOverride w:val="1"/>
+    </w:lvlOverride>
+    <w:lvlOverride w:ilvl="5">
+      <w:startOverride w:val="1"/>
+    </w:lvlOverride>
+    <w:lvlOverride w:ilvl="6">
+      <w:startOverride w:val="1"/>
+    </w:lvlOverride>
+    <w:lvlOverride w:ilvl="7">
+      <w:startOverride w:val="1"/>
+    </w:lvlOverride>
+    <w:lvlOverride w:ilvl="8">
+      <w:startOverride w:val="1"/>
+    </w:lvlOverride>
+  </w:num>
+  <w:num w:numId="40">
+    <w:abstractNumId w:val="22"/>
+  </w:num>
+  <w:num w:numId="41">
+    <w:abstractNumId w:val="22"/>
+    <w:lvlOverride w:ilvl="0">
+      <w:startOverride w:val="1"/>
+    </w:lvlOverride>
+    <w:lvlOverride w:ilvl="1">
+      <w:startOverride w:val="1"/>
+    </w:lvlOverride>
+    <w:lvlOverride w:ilvl="2">
+      <w:startOverride w:val="1"/>
+    </w:lvlOverride>
+    <w:lvlOverride w:ilvl="3">
+      <w:startOverride w:val="1"/>
+    </w:lvlOverride>
+    <w:lvlOverride w:ilvl="4">
+      <w:startOverride w:val="1"/>
+    </w:lvlOverride>
+    <w:lvlOverride w:ilvl="5">
+      <w:startOverride w:val="1"/>
+    </w:lvlOverride>
+    <w:lvlOverride w:ilvl="6">
+      <w:startOverride w:val="1"/>
+    </w:lvlOverride>
+    <w:lvlOverride w:ilvl="7">
+      <w:startOverride w:val="1"/>
+    </w:lvlOverride>
+    <w:lvlOverride w:ilvl="8">
+      <w:startOverride w:val="1"/>
+    </w:lvlOverride>
+  </w:num>
+  <w:num w:numId="42">
+    <w:abstractNumId w:val="36"/>
+  </w:num>
+  <w:num w:numId="43">
+    <w:abstractNumId w:val="35"/>
+  </w:num>
+  <w:num w:numId="44">
+    <w:abstractNumId w:val="35"/>
+    <w:lvlOverride w:ilvl="0">
+      <w:startOverride w:val="1"/>
+    </w:lvlOverride>
+    <w:lvlOverride w:ilvl="1">
+      <w:startOverride w:val="1"/>
+    </w:lvlOverride>
+    <w:lvlOverride w:ilvl="2">
+      <w:startOverride w:val="1"/>
+    </w:lvlOverride>
+    <w:lvlOverride w:ilvl="3">
+      <w:startOverride w:val="1"/>
+    </w:lvlOverride>
+    <w:lvlOverride w:ilvl="4">
+      <w:startOverride w:val="1"/>
+    </w:lvlOverride>
+    <w:lvlOverride w:ilvl="5">
+      <w:startOverride w:val="1"/>
+    </w:lvlOverride>
+    <w:lvlOverride w:ilvl="6">
+      <w:startOverride w:val="1"/>
+    </w:lvlOverride>
+    <w:lvlOverride w:ilvl="7">
+      <w:startOverride w:val="1"/>
+    </w:lvlOverride>
+    <w:lvlOverride w:ilvl="8">
+      <w:startOverride w:val="1"/>
+    </w:lvlOverride>
+  </w:num>
+  <w:num w:numId="45">
+    <w:abstractNumId w:val="15"/>
+  </w:num>
+  <w:num w:numId="46">
+    <w:abstractNumId w:val="13"/>
+  </w:num>
+  <w:num w:numId="47">
+    <w:abstractNumId w:val="17"/>
+  </w:num>
+  <w:num w:numId="48">
+    <w:abstractNumId w:val="38"/>
+  </w:num>
+  <w:num w:numId="49">
+    <w:abstractNumId w:val="38"/>
+    <w:lvlOverride w:ilvl="0">
+      <w:startOverride w:val="1"/>
+    </w:lvlOverride>
+    <w:lvlOverride w:ilvl="1">
+      <w:startOverride w:val="1"/>
+    </w:lvlOverride>
+    <w:lvlOverride w:ilvl="2">
+      <w:startOverride w:val="1"/>
+    </w:lvlOverride>
+    <w:lvlOverride w:ilvl="3">
+      <w:startOverride w:val="1"/>
+    </w:lvlOverride>
+    <w:lvlOverride w:ilvl="4">
+      <w:startOverride w:val="1"/>
+    </w:lvlOverride>
+    <w:lvlOverride w:ilvl="5">
+      <w:startOverride w:val="1"/>
+    </w:lvlOverride>
+    <w:lvlOverride w:ilvl="6">
+      <w:startOverride w:val="1"/>
+    </w:lvlOverride>
+    <w:lvlOverride w:ilvl="7">
+      <w:startOverride w:val="1"/>
+    </w:lvlOverride>
+    <w:lvlOverride w:ilvl="8">
+      <w:startOverride w:val="1"/>
+    </w:lvlOverride>
   </w:num>
 </w:numbering>
 </file>

--- a/DATA EXPORT.docx
+++ b/DATA EXPORT.docx
@@ -8542,6 +8542,1085 @@
     </w:p>
     <w:p>
       <w:pPr>
+        <w:pStyle w:val="2"/>
+        <w:keepNext w:val="0"/>
+        <w:keepLines w:val="0"/>
+        <w:widowControl/>
+        <w:suppressLineNumbers w:val="0"/>
+      </w:pPr>
+      <w:r>
+        <w:rPr>
+          <w:rStyle w:val="9"/>
+          <w:b/>
+          <w:bCs/>
+        </w:rPr>
+        <w:t>Q12 – Illumination Correction using Homomorphic Filtering</w:t>
+      </w:r>
+    </w:p>
+    <w:p>
+      <w:pPr>
+        <w:keepNext w:val="0"/>
+        <w:keepLines w:val="0"/>
+        <w:widowControl/>
+        <w:suppressLineNumbers w:val="0"/>
+      </w:pPr>
+      <w:r>
+        <w:pict>
+          <v:rect id="_x0000_i1101" o:spt="1" style="height:1.5pt;width:432pt;" fillcolor="#A0A0A0" filled="t" stroked="f" coordsize="21600,21600" o:hr="t" o:hrstd="t" o:hralign="center">
+            <v:path/>
+            <v:fill on="t" focussize="0,0"/>
+            <v:stroke on="f"/>
+            <v:imagedata o:title=""/>
+            <o:lock v:ext="edit"/>
+            <w10:wrap type="none"/>
+            <w10:anchorlock/>
+          </v:rect>
+        </w:pict>
+      </w:r>
+    </w:p>
+    <w:p>
+      <w:pPr>
+        <w:pStyle w:val="3"/>
+        <w:keepNext w:val="0"/>
+        <w:keepLines w:val="0"/>
+        <w:widowControl/>
+        <w:suppressLineNumbers w:val="0"/>
+      </w:pPr>
+      <w:r>
+        <w:rPr>
+          <w:rStyle w:val="9"/>
+          <w:b/>
+          <w:bCs/>
+        </w:rPr>
+        <w:t>(a) Significance of the Multiplicative Model</w:t>
+      </w:r>
+    </w:p>
+    <w:p>
+      <w:pPr>
+        <w:pStyle w:val="8"/>
+        <w:keepNext w:val="0"/>
+        <w:keepLines w:val="0"/>
+        <w:widowControl/>
+        <w:suppressLineNumbers w:val="0"/>
+      </w:pPr>
+      <w:r>
+        <w:t>An image can be represented as:</w:t>
+      </w:r>
+    </w:p>
+    <w:p>
+      <w:pPr>
+        <w:keepNext w:val="0"/>
+        <w:keepLines w:val="0"/>
+        <w:widowControl/>
+        <w:suppressLineNumbers w:val="0"/>
+        <w:jc w:val="left"/>
+      </w:pPr>
+      <w:r>
+        <w:rPr>
+          <w:rFonts w:ascii="SimSun" w:hAnsi="SimSun" w:eastAsia="SimSun" w:cs="SimSun"/>
+          <w:kern w:val="0"/>
+          <w:sz w:val="24"/>
+          <w:szCs w:val="24"/>
+          <w:lang w:val="en-US" w:eastAsia="zh-CN" w:bidi="ar"/>
+        </w:rPr>
+        <w:t xml:space="preserve">f(x,y)=i(x,y)⋅r(x,y)f(x,y) = i(x,y)\cdot r(x,y)f(x,y)=i(x,y)⋅r(x,y) </w:t>
+      </w:r>
+    </w:p>
+    <w:p>
+      <w:pPr>
+        <w:pStyle w:val="8"/>
+        <w:keepNext w:val="0"/>
+        <w:keepLines w:val="0"/>
+        <w:widowControl/>
+        <w:suppressLineNumbers w:val="0"/>
+      </w:pPr>
+      <w:r>
+        <w:t>where:</w:t>
+      </w:r>
+    </w:p>
+    <w:p>
+      <w:pPr>
+        <w:keepNext w:val="0"/>
+        <w:keepLines w:val="0"/>
+        <w:widowControl/>
+        <w:numPr>
+          <w:ilvl w:val="0"/>
+          <w:numId w:val="50"/>
+        </w:numPr>
+        <w:suppressLineNumbers w:val="0"/>
+        <w:spacing w:before="0" w:beforeAutospacing="1" w:after="0" w:afterAutospacing="1"/>
+        <w:ind w:left="720" w:hanging="360"/>
+      </w:pPr>
+      <w:r>
+        <w:t xml:space="preserve">i(x,y)i(x,y)i(x,y): illumination (slowly varying, low-frequency component) </w:t>
+      </w:r>
+    </w:p>
+    <w:p>
+      <w:pPr>
+        <w:keepNext w:val="0"/>
+        <w:keepLines w:val="0"/>
+        <w:widowControl/>
+        <w:numPr>
+          <w:ilvl w:val="0"/>
+          <w:numId w:val="50"/>
+        </w:numPr>
+        <w:suppressLineNumbers w:val="0"/>
+        <w:spacing w:before="0" w:beforeAutospacing="1" w:after="0" w:afterAutospacing="1"/>
+        <w:ind w:left="720" w:hanging="360"/>
+      </w:pPr>
+      <w:r>
+        <w:t xml:space="preserve">r(x,y)r(x,y)r(x,y): reflectance (fine details, high-frequency component) </w:t>
+      </w:r>
+    </w:p>
+    <w:p>
+      <w:pPr>
+        <w:pStyle w:val="8"/>
+        <w:keepNext w:val="0"/>
+        <w:keepLines w:val="0"/>
+        <w:widowControl/>
+        <w:suppressLineNumbers w:val="0"/>
+      </w:pPr>
+      <w:r>
+        <w:rPr>
+          <w:rStyle w:val="9"/>
+        </w:rPr>
+        <w:t>Explanation:</w:t>
+      </w:r>
+      <w:r>
+        <w:br w:type="textWrapping"/>
+      </w:r>
+      <w:r>
+        <w:t>The model separates the effect of lighting from the intrinsic properties of objects. Illumination varies smoothly across the image, while reflectance contains edges and textures. By separating these components, it is possible to reduce lighting effects while enhancing details.</w:t>
+      </w:r>
+    </w:p>
+    <w:p>
+      <w:pPr>
+        <w:keepNext w:val="0"/>
+        <w:keepLines w:val="0"/>
+        <w:widowControl/>
+        <w:suppressLineNumbers w:val="0"/>
+      </w:pPr>
+      <w:r>
+        <w:pict>
+          <v:rect id="_x0000_i1102" o:spt="1" style="height:1.5pt;width:432pt;" fillcolor="#A0A0A0" filled="t" stroked="f" coordsize="21600,21600" o:hr="t" o:hrstd="t" o:hralign="center">
+            <v:path/>
+            <v:fill on="t" focussize="0,0"/>
+            <v:stroke on="f"/>
+            <v:imagedata o:title=""/>
+            <o:lock v:ext="edit"/>
+            <w10:wrap type="none"/>
+            <w10:anchorlock/>
+          </v:rect>
+        </w:pict>
+      </w:r>
+    </w:p>
+    <w:p>
+      <w:pPr>
+        <w:pStyle w:val="3"/>
+        <w:keepNext w:val="0"/>
+        <w:keepLines w:val="0"/>
+        <w:widowControl/>
+        <w:suppressLineNumbers w:val="0"/>
+      </w:pPr>
+      <w:r>
+        <w:rPr>
+          <w:rStyle w:val="9"/>
+          <w:b/>
+          <w:bCs/>
+        </w:rPr>
+        <w:t>(b) Logarithmic Transformation</w:t>
+      </w:r>
+    </w:p>
+    <w:p>
+      <w:pPr>
+        <w:keepNext w:val="0"/>
+        <w:keepLines w:val="0"/>
+        <w:widowControl/>
+        <w:suppressLineNumbers w:val="0"/>
+        <w:jc w:val="left"/>
+      </w:pPr>
+      <w:r>
+        <w:rPr>
+          <w:rFonts w:ascii="SimSun" w:hAnsi="SimSun" w:eastAsia="SimSun" w:cs="SimSun"/>
+          <w:kern w:val="0"/>
+          <w:sz w:val="24"/>
+          <w:szCs w:val="24"/>
+          <w:lang w:val="en-US" w:eastAsia="zh-CN" w:bidi="ar"/>
+        </w:rPr>
+        <w:t xml:space="preserve">ln⁡f(x,y)=ln⁡i(x,y)+ln⁡r(x,y)\ln f(x,y) = \ln i(x,y) + \ln r(x,y)lnf(x,y)=lni(x,y)+lnr(x,y) </w:t>
+      </w:r>
+    </w:p>
+    <w:p>
+      <w:pPr>
+        <w:pStyle w:val="8"/>
+        <w:keepNext w:val="0"/>
+        <w:keepLines w:val="0"/>
+        <w:widowControl/>
+        <w:suppressLineNumbers w:val="0"/>
+      </w:pPr>
+      <w:r>
+        <w:rPr>
+          <w:rStyle w:val="9"/>
+        </w:rPr>
+        <w:t>Explanation:</w:t>
+      </w:r>
+      <w:r>
+        <w:br w:type="textWrapping"/>
+      </w:r>
+      <w:r>
+        <w:t>Taking the logarithm converts the multiplicative relationship into an additive one, enabling independent processing of illumination and reflectance in the frequency domain.</w:t>
+      </w:r>
+    </w:p>
+    <w:p>
+      <w:pPr>
+        <w:keepNext w:val="0"/>
+        <w:keepLines w:val="0"/>
+        <w:widowControl/>
+        <w:suppressLineNumbers w:val="0"/>
+      </w:pPr>
+      <w:r>
+        <w:pict>
+          <v:rect id="_x0000_i1103" o:spt="1" style="height:1.5pt;width:432pt;" fillcolor="#A0A0A0" filled="t" stroked="f" coordsize="21600,21600" o:hr="t" o:hrstd="t" o:hralign="center">
+            <v:path/>
+            <v:fill on="t" focussize="0,0"/>
+            <v:stroke on="f"/>
+            <v:imagedata o:title=""/>
+            <o:lock v:ext="edit"/>
+            <w10:wrap type="none"/>
+            <w10:anchorlock/>
+          </v:rect>
+        </w:pict>
+      </w:r>
+    </w:p>
+    <w:p>
+      <w:pPr>
+        <w:pStyle w:val="3"/>
+        <w:keepNext w:val="0"/>
+        <w:keepLines w:val="0"/>
+        <w:widowControl/>
+        <w:suppressLineNumbers w:val="0"/>
+      </w:pPr>
+      <w:r>
+        <w:rPr>
+          <w:rStyle w:val="9"/>
+          <w:b/>
+          <w:bCs/>
+        </w:rPr>
+        <w:t>(c) Homomorphic Filtering Algorithm</w:t>
+      </w:r>
+    </w:p>
+    <w:p>
+      <w:pPr>
+        <w:pStyle w:val="8"/>
+        <w:keepNext w:val="0"/>
+        <w:keepLines w:val="0"/>
+        <w:widowControl/>
+        <w:suppressLineNumbers w:val="0"/>
+      </w:pPr>
+      <w:r>
+        <w:t>The steps used are:</w:t>
+      </w:r>
+    </w:p>
+    <w:p>
+      <w:pPr>
+        <w:keepNext w:val="0"/>
+        <w:keepLines w:val="0"/>
+        <w:widowControl/>
+        <w:numPr>
+          <w:ilvl w:val="0"/>
+          <w:numId w:val="51"/>
+        </w:numPr>
+        <w:suppressLineNumbers w:val="0"/>
+        <w:spacing w:before="0" w:beforeAutospacing="1" w:after="0" w:afterAutospacing="1"/>
+        <w:ind w:left="720" w:hanging="360"/>
+      </w:pPr>
+      <w:r>
+        <w:t xml:space="preserve">Convert the image to grayscale </w:t>
+      </w:r>
+    </w:p>
+    <w:p>
+      <w:pPr>
+        <w:keepNext w:val="0"/>
+        <w:keepLines w:val="0"/>
+        <w:widowControl/>
+        <w:numPr>
+          <w:ilvl w:val="0"/>
+          <w:numId w:val="51"/>
+        </w:numPr>
+        <w:suppressLineNumbers w:val="0"/>
+        <w:spacing w:before="0" w:beforeAutospacing="1" w:after="0" w:afterAutospacing="1"/>
+        <w:ind w:left="720" w:hanging="360"/>
+      </w:pPr>
+      <w:r>
+        <w:t xml:space="preserve">Apply logarithmic transformation </w:t>
+      </w:r>
+    </w:p>
+    <w:p>
+      <w:pPr>
+        <w:keepNext w:val="0"/>
+        <w:keepLines w:val="0"/>
+        <w:widowControl/>
+        <w:numPr>
+          <w:ilvl w:val="0"/>
+          <w:numId w:val="51"/>
+        </w:numPr>
+        <w:suppressLineNumbers w:val="0"/>
+        <w:spacing w:before="0" w:beforeAutospacing="1" w:after="0" w:afterAutospacing="1"/>
+        <w:ind w:left="720" w:hanging="360"/>
+      </w:pPr>
+      <w:r>
+        <w:t xml:space="preserve">Perform Fourier Transform (FFT) </w:t>
+      </w:r>
+    </w:p>
+    <w:p>
+      <w:pPr>
+        <w:keepNext w:val="0"/>
+        <w:keepLines w:val="0"/>
+        <w:widowControl/>
+        <w:numPr>
+          <w:ilvl w:val="0"/>
+          <w:numId w:val="51"/>
+        </w:numPr>
+        <w:suppressLineNumbers w:val="0"/>
+        <w:spacing w:before="0" w:beforeAutospacing="1" w:after="0" w:afterAutospacing="1"/>
+        <w:ind w:left="720" w:hanging="360"/>
+      </w:pPr>
+      <w:r>
+        <w:t xml:space="preserve">Apply a high-pass filter in the frequency domain </w:t>
+      </w:r>
+    </w:p>
+    <w:p>
+      <w:pPr>
+        <w:keepNext w:val="0"/>
+        <w:keepLines w:val="0"/>
+        <w:widowControl/>
+        <w:numPr>
+          <w:ilvl w:val="0"/>
+          <w:numId w:val="51"/>
+        </w:numPr>
+        <w:suppressLineNumbers w:val="0"/>
+        <w:spacing w:before="0" w:beforeAutospacing="1" w:after="0" w:afterAutospacing="1"/>
+        <w:ind w:left="720" w:hanging="360"/>
+      </w:pPr>
+      <w:r>
+        <w:t xml:space="preserve">Perform inverse Fourier Transform </w:t>
+      </w:r>
+    </w:p>
+    <w:p>
+      <w:pPr>
+        <w:keepNext w:val="0"/>
+        <w:keepLines w:val="0"/>
+        <w:widowControl/>
+        <w:numPr>
+          <w:ilvl w:val="0"/>
+          <w:numId w:val="51"/>
+        </w:numPr>
+        <w:suppressLineNumbers w:val="0"/>
+        <w:spacing w:before="0" w:beforeAutospacing="1" w:after="0" w:afterAutospacing="1"/>
+        <w:ind w:left="720" w:hanging="360"/>
+      </w:pPr>
+      <w:r>
+        <w:t xml:space="preserve">Apply exponential transformation </w:t>
+      </w:r>
+    </w:p>
+    <w:p>
+      <w:pPr>
+        <w:keepNext w:val="0"/>
+        <w:keepLines w:val="0"/>
+        <w:widowControl/>
+        <w:numPr>
+          <w:ilvl w:val="0"/>
+          <w:numId w:val="51"/>
+        </w:numPr>
+        <w:suppressLineNumbers w:val="0"/>
+        <w:spacing w:before="0" w:beforeAutospacing="1" w:after="0" w:afterAutospacing="1"/>
+        <w:ind w:left="720" w:hanging="360"/>
+      </w:pPr>
+      <w:r>
+        <w:t xml:space="preserve">Normalize the output image </w:t>
+      </w:r>
+    </w:p>
+    <w:p>
+      <w:pPr>
+        <w:pStyle w:val="8"/>
+        <w:keepNext w:val="0"/>
+        <w:keepLines w:val="0"/>
+        <w:widowControl/>
+        <w:suppressLineNumbers w:val="0"/>
+      </w:pPr>
+      <w:r>
+        <w:rPr>
+          <w:rStyle w:val="9"/>
+        </w:rPr>
+        <w:t>Purpose:</w:t>
+      </w:r>
+    </w:p>
+    <w:p>
+      <w:pPr>
+        <w:keepNext w:val="0"/>
+        <w:keepLines w:val="0"/>
+        <w:widowControl/>
+        <w:numPr>
+          <w:ilvl w:val="0"/>
+          <w:numId w:val="52"/>
+        </w:numPr>
+        <w:suppressLineNumbers w:val="0"/>
+        <w:spacing w:before="0" w:beforeAutospacing="1" w:after="0" w:afterAutospacing="1"/>
+        <w:ind w:left="720" w:hanging="360"/>
+      </w:pPr>
+      <w:r>
+        <w:t xml:space="preserve">Suppress low-frequency illumination </w:t>
+      </w:r>
+    </w:p>
+    <w:p>
+      <w:pPr>
+        <w:keepNext w:val="0"/>
+        <w:keepLines w:val="0"/>
+        <w:widowControl/>
+        <w:numPr>
+          <w:ilvl w:val="0"/>
+          <w:numId w:val="52"/>
+        </w:numPr>
+        <w:suppressLineNumbers w:val="0"/>
+        <w:spacing w:before="0" w:beforeAutospacing="1" w:after="0" w:afterAutospacing="1"/>
+        <w:ind w:left="720" w:hanging="360"/>
+      </w:pPr>
+      <w:r>
+        <w:t xml:space="preserve">Enhance high-frequency reflectance (details) </w:t>
+      </w:r>
+    </w:p>
+    <w:p>
+      <w:pPr>
+        <w:keepNext w:val="0"/>
+        <w:keepLines w:val="0"/>
+        <w:widowControl/>
+        <w:suppressLineNumbers w:val="0"/>
+      </w:pPr>
+      <w:r>
+        <w:pict>
+          <v:rect id="_x0000_i1104" o:spt="1" style="height:1.5pt;width:432pt;" fillcolor="#A0A0A0" filled="t" stroked="f" coordsize="21600,21600" o:hr="t" o:hrstd="t" o:hralign="center">
+            <v:path/>
+            <v:fill on="t" focussize="0,0"/>
+            <v:stroke on="f"/>
+            <v:imagedata o:title=""/>
+            <o:lock v:ext="edit"/>
+            <w10:wrap type="none"/>
+            <w10:anchorlock/>
+          </v:rect>
+        </w:pict>
+      </w:r>
+    </w:p>
+    <w:p>
+      <w:pPr>
+        <w:pStyle w:val="3"/>
+        <w:keepNext w:val="0"/>
+        <w:keepLines w:val="0"/>
+        <w:widowControl/>
+        <w:suppressLineNumbers w:val="0"/>
+      </w:pPr>
+      <w:r>
+        <w:rPr>
+          <w:rStyle w:val="9"/>
+          <w:b/>
+          <w:bCs/>
+        </w:rPr>
+        <w:t>(d) Comparison with Histogram Equalization</w:t>
+      </w:r>
+    </w:p>
+    <w:tbl>
+      <w:tblPr>
+        <w:tblW w:w="0" w:type="auto"/>
+        <w:tblCellSpacing w:w="15" w:type="dxa"/>
+        <w:tblInd w:w="0" w:type="dxa"/>
+        <w:tblBorders>
+          <w:top w:val="none" w:color="auto" w:sz="0" w:space="0"/>
+          <w:left w:val="none" w:color="auto" w:sz="0" w:space="0"/>
+          <w:bottom w:val="none" w:color="auto" w:sz="0" w:space="0"/>
+          <w:right w:val="none" w:color="auto" w:sz="0" w:space="0"/>
+          <w:insideH w:val="none" w:color="auto" w:sz="0" w:space="0"/>
+          <w:insideV w:val="none" w:color="auto" w:sz="0" w:space="0"/>
+        </w:tblBorders>
+        <w:shd w:val="clear"/>
+        <w:tblLayout w:type="autofit"/>
+        <w:tblCellMar>
+          <w:top w:w="15" w:type="dxa"/>
+          <w:left w:w="15" w:type="dxa"/>
+          <w:bottom w:w="15" w:type="dxa"/>
+          <w:right w:w="15" w:type="dxa"/>
+        </w:tblCellMar>
+      </w:tblPr>
+      <w:tblGrid>
+        <w:gridCol w:w="2282"/>
+        <w:gridCol w:w="6114"/>
+      </w:tblGrid>
+      <w:tr>
+        <w:tblPrEx>
+          <w:tblBorders>
+            <w:top w:val="none" w:color="auto" w:sz="0" w:space="0"/>
+            <w:left w:val="none" w:color="auto" w:sz="0" w:space="0"/>
+            <w:bottom w:val="none" w:color="auto" w:sz="0" w:space="0"/>
+            <w:right w:val="none" w:color="auto" w:sz="0" w:space="0"/>
+            <w:insideH w:val="none" w:color="auto" w:sz="0" w:space="0"/>
+            <w:insideV w:val="none" w:color="auto" w:sz="0" w:space="0"/>
+          </w:tblBorders>
+          <w:shd w:val="clear"/>
+          <w:tblCellMar>
+            <w:top w:w="15" w:type="dxa"/>
+            <w:left w:w="15" w:type="dxa"/>
+            <w:bottom w:w="15" w:type="dxa"/>
+            <w:right w:w="15" w:type="dxa"/>
+          </w:tblCellMar>
+        </w:tblPrEx>
+        <w:trPr>
+          <w:tblHeader/>
+          <w:tblCellSpacing w:w="15" w:type="dxa"/>
+        </w:trPr>
+        <w:tc>
+          <w:tcPr>
+            <w:tcW w:w="0" w:type="auto"/>
+            <w:shd w:val="clear"/>
+            <w:vAlign w:val="center"/>
+          </w:tcPr>
+          <w:p>
+            <w:pPr>
+              <w:keepNext w:val="0"/>
+              <w:keepLines w:val="0"/>
+              <w:widowControl/>
+              <w:suppressLineNumbers w:val="0"/>
+              <w:jc w:val="center"/>
+              <w:rPr>
+                <w:b/>
+                <w:bCs/>
+              </w:rPr>
+            </w:pPr>
+            <w:r>
+              <w:rPr>
+                <w:rFonts w:ascii="SimSun" w:hAnsi="SimSun" w:eastAsia="SimSun" w:cs="SimSun"/>
+                <w:b/>
+                <w:bCs/>
+                <w:kern w:val="0"/>
+                <w:sz w:val="24"/>
+                <w:szCs w:val="24"/>
+                <w:lang w:val="en-US" w:eastAsia="zh-CN" w:bidi="ar"/>
+              </w:rPr>
+              <w:t>Method</w:t>
+            </w:r>
+          </w:p>
+        </w:tc>
+        <w:tc>
+          <w:tcPr>
+            <w:tcW w:w="0" w:type="auto"/>
+            <w:shd w:val="clear"/>
+            <w:vAlign w:val="center"/>
+          </w:tcPr>
+          <w:p>
+            <w:pPr>
+              <w:keepNext w:val="0"/>
+              <w:keepLines w:val="0"/>
+              <w:widowControl/>
+              <w:suppressLineNumbers w:val="0"/>
+              <w:jc w:val="center"/>
+              <w:rPr>
+                <w:b/>
+                <w:bCs/>
+              </w:rPr>
+            </w:pPr>
+            <w:r>
+              <w:rPr>
+                <w:rFonts w:ascii="SimSun" w:hAnsi="SimSun" w:eastAsia="SimSun" w:cs="SimSun"/>
+                <w:b/>
+                <w:bCs/>
+                <w:kern w:val="0"/>
+                <w:sz w:val="24"/>
+                <w:szCs w:val="24"/>
+                <w:lang w:val="en-US" w:eastAsia="zh-CN" w:bidi="ar"/>
+              </w:rPr>
+              <w:t>Description</w:t>
+            </w:r>
+          </w:p>
+        </w:tc>
+      </w:tr>
+      <w:tr>
+        <w:tblPrEx>
+          <w:tblBorders>
+            <w:top w:val="none" w:color="auto" w:sz="0" w:space="0"/>
+            <w:left w:val="none" w:color="auto" w:sz="0" w:space="0"/>
+            <w:bottom w:val="none" w:color="auto" w:sz="0" w:space="0"/>
+            <w:right w:val="none" w:color="auto" w:sz="0" w:space="0"/>
+            <w:insideH w:val="none" w:color="auto" w:sz="0" w:space="0"/>
+            <w:insideV w:val="none" w:color="auto" w:sz="0" w:space="0"/>
+          </w:tblBorders>
+          <w:shd w:val="clear"/>
+          <w:tblCellMar>
+            <w:top w:w="15" w:type="dxa"/>
+            <w:left w:w="15" w:type="dxa"/>
+            <w:bottom w:w="15" w:type="dxa"/>
+            <w:right w:w="15" w:type="dxa"/>
+          </w:tblCellMar>
+        </w:tblPrEx>
+        <w:trPr>
+          <w:tblCellSpacing w:w="15" w:type="dxa"/>
+        </w:trPr>
+        <w:tc>
+          <w:tcPr>
+            <w:tcW w:w="0" w:type="auto"/>
+            <w:shd w:val="clear"/>
+            <w:vAlign w:val="center"/>
+          </w:tcPr>
+          <w:p>
+            <w:pPr>
+              <w:keepNext w:val="0"/>
+              <w:keepLines w:val="0"/>
+              <w:widowControl/>
+              <w:suppressLineNumbers w:val="0"/>
+              <w:jc w:val="left"/>
+            </w:pPr>
+            <w:r>
+              <w:rPr>
+                <w:rFonts w:ascii="SimSun" w:hAnsi="SimSun" w:eastAsia="SimSun" w:cs="SimSun"/>
+                <w:kern w:val="0"/>
+                <w:sz w:val="24"/>
+                <w:szCs w:val="24"/>
+                <w:lang w:val="en-US" w:eastAsia="zh-CN" w:bidi="ar"/>
+              </w:rPr>
+              <w:t>Histogram Equalization</w:t>
+            </w:r>
+          </w:p>
+        </w:tc>
+        <w:tc>
+          <w:tcPr>
+            <w:tcW w:w="0" w:type="auto"/>
+            <w:shd w:val="clear"/>
+            <w:vAlign w:val="center"/>
+          </w:tcPr>
+          <w:p>
+            <w:pPr>
+              <w:keepNext w:val="0"/>
+              <w:keepLines w:val="0"/>
+              <w:widowControl/>
+              <w:suppressLineNumbers w:val="0"/>
+              <w:jc w:val="left"/>
+            </w:pPr>
+            <w:r>
+              <w:rPr>
+                <w:rFonts w:ascii="SimSun" w:hAnsi="SimSun" w:eastAsia="SimSun" w:cs="SimSun"/>
+                <w:kern w:val="0"/>
+                <w:sz w:val="24"/>
+                <w:szCs w:val="24"/>
+                <w:lang w:val="en-US" w:eastAsia="zh-CN" w:bidi="ar"/>
+              </w:rPr>
+              <w:t>Enhances global contrast without separating illumination</w:t>
+            </w:r>
+          </w:p>
+        </w:tc>
+      </w:tr>
+      <w:tr>
+        <w:tblPrEx>
+          <w:tblBorders>
+            <w:top w:val="none" w:color="auto" w:sz="0" w:space="0"/>
+            <w:left w:val="none" w:color="auto" w:sz="0" w:space="0"/>
+            <w:bottom w:val="none" w:color="auto" w:sz="0" w:space="0"/>
+            <w:right w:val="none" w:color="auto" w:sz="0" w:space="0"/>
+            <w:insideH w:val="none" w:color="auto" w:sz="0" w:space="0"/>
+            <w:insideV w:val="none" w:color="auto" w:sz="0" w:space="0"/>
+          </w:tblBorders>
+          <w:shd w:val="clear"/>
+          <w:tblCellMar>
+            <w:top w:w="15" w:type="dxa"/>
+            <w:left w:w="15" w:type="dxa"/>
+            <w:bottom w:w="15" w:type="dxa"/>
+            <w:right w:w="15" w:type="dxa"/>
+          </w:tblCellMar>
+        </w:tblPrEx>
+        <w:trPr>
+          <w:tblCellSpacing w:w="15" w:type="dxa"/>
+        </w:trPr>
+        <w:tc>
+          <w:tcPr>
+            <w:tcW w:w="0" w:type="auto"/>
+            <w:shd w:val="clear"/>
+            <w:vAlign w:val="center"/>
+          </w:tcPr>
+          <w:p>
+            <w:pPr>
+              <w:keepNext w:val="0"/>
+              <w:keepLines w:val="0"/>
+              <w:widowControl/>
+              <w:suppressLineNumbers w:val="0"/>
+              <w:jc w:val="left"/>
+            </w:pPr>
+            <w:r>
+              <w:rPr>
+                <w:rFonts w:ascii="SimSun" w:hAnsi="SimSun" w:eastAsia="SimSun" w:cs="SimSun"/>
+                <w:kern w:val="0"/>
+                <w:sz w:val="24"/>
+                <w:szCs w:val="24"/>
+                <w:lang w:val="en-US" w:eastAsia="zh-CN" w:bidi="ar"/>
+              </w:rPr>
+              <w:t>Homomorphic Filtering</w:t>
+            </w:r>
+          </w:p>
+        </w:tc>
+        <w:tc>
+          <w:tcPr>
+            <w:tcW w:w="0" w:type="auto"/>
+            <w:shd w:val="clear"/>
+            <w:vAlign w:val="center"/>
+          </w:tcPr>
+          <w:p>
+            <w:pPr>
+              <w:keepNext w:val="0"/>
+              <w:keepLines w:val="0"/>
+              <w:widowControl/>
+              <w:suppressLineNumbers w:val="0"/>
+              <w:jc w:val="left"/>
+            </w:pPr>
+            <w:r>
+              <w:rPr>
+                <w:rFonts w:ascii="SimSun" w:hAnsi="SimSun" w:eastAsia="SimSun" w:cs="SimSun"/>
+                <w:kern w:val="0"/>
+                <w:sz w:val="24"/>
+                <w:szCs w:val="24"/>
+                <w:lang w:val="en-US" w:eastAsia="zh-CN" w:bidi="ar"/>
+              </w:rPr>
+              <w:t>Separates illumination and reflectance using frequency-domain processing</w:t>
+            </w:r>
+          </w:p>
+        </w:tc>
+      </w:tr>
+    </w:tbl>
+    <w:p>
+      <w:pPr>
+        <w:pStyle w:val="8"/>
+        <w:keepNext w:val="0"/>
+        <w:keepLines w:val="0"/>
+        <w:widowControl/>
+        <w:suppressLineNumbers w:val="0"/>
+      </w:pPr>
+      <w:r>
+        <w:rPr>
+          <w:rStyle w:val="9"/>
+        </w:rPr>
+        <w:t>Key Point:</w:t>
+      </w:r>
+      <w:r>
+        <w:br w:type="textWrapping"/>
+      </w:r>
+      <w:r>
+        <w:t xml:space="preserve">Homomorphic filtering is more effective when images suffer from </w:t>
+      </w:r>
+      <w:r>
+        <w:rPr>
+          <w:rStyle w:val="9"/>
+        </w:rPr>
+        <w:t>uneven lighting or shadows</w:t>
+      </w:r>
+      <w:r>
+        <w:t>, while histogram equalization only adjusts intensity distribution globally.</w:t>
+      </w:r>
+    </w:p>
+    <w:p>
+      <w:pPr>
+        <w:keepNext w:val="0"/>
+        <w:keepLines w:val="0"/>
+        <w:widowControl/>
+        <w:suppressLineNumbers w:val="0"/>
+      </w:pPr>
+      <w:r>
+        <w:pict>
+          <v:rect id="_x0000_i1105" o:spt="1" style="height:1.5pt;width:432pt;" fillcolor="#A0A0A0" filled="t" stroked="f" coordsize="21600,21600" o:hr="t" o:hrstd="t" o:hralign="center">
+            <v:path/>
+            <v:fill on="t" focussize="0,0"/>
+            <v:stroke on="f"/>
+            <v:imagedata o:title=""/>
+            <o:lock v:ext="edit"/>
+            <w10:wrap type="none"/>
+            <w10:anchorlock/>
+          </v:rect>
+        </w:pict>
+      </w:r>
+    </w:p>
+    <w:p>
+      <w:pPr>
+        <w:pStyle w:val="3"/>
+        <w:keepNext w:val="0"/>
+        <w:keepLines w:val="0"/>
+        <w:widowControl/>
+        <w:suppressLineNumbers w:val="0"/>
+      </w:pPr>
+      <w:r>
+        <w:rPr>
+          <w:rStyle w:val="9"/>
+          <w:b/>
+          <w:bCs/>
+        </w:rPr>
+        <w:t>(e) Results and Observations</w:t>
+      </w:r>
+    </w:p>
+    <w:p>
+      <w:pPr>
+        <w:pStyle w:val="4"/>
+        <w:keepNext w:val="0"/>
+        <w:keepLines w:val="0"/>
+        <w:widowControl/>
+        <w:suppressLineNumbers w:val="0"/>
+      </w:pPr>
+      <w:r>
+        <w:rPr>
+          <w:rStyle w:val="9"/>
+          <w:b/>
+          <w:bCs/>
+        </w:rPr>
+        <w:t>Illumination Correction</w:t>
+      </w:r>
+    </w:p>
+    <w:p>
+      <w:pPr>
+        <w:keepNext w:val="0"/>
+        <w:keepLines w:val="0"/>
+        <w:widowControl/>
+        <w:numPr>
+          <w:ilvl w:val="0"/>
+          <w:numId w:val="53"/>
+        </w:numPr>
+        <w:suppressLineNumbers w:val="0"/>
+        <w:spacing w:before="0" w:beforeAutospacing="1" w:after="0" w:afterAutospacing="1"/>
+        <w:ind w:left="720" w:hanging="360"/>
+      </w:pPr>
+      <w:r>
+        <w:t xml:space="preserve">Non-uniform illumination across the image is reduced. </w:t>
+      </w:r>
+    </w:p>
+    <w:p>
+      <w:pPr>
+        <w:keepNext w:val="0"/>
+        <w:keepLines w:val="0"/>
+        <w:widowControl/>
+        <w:numPr>
+          <w:ilvl w:val="0"/>
+          <w:numId w:val="53"/>
+        </w:numPr>
+        <w:suppressLineNumbers w:val="0"/>
+        <w:spacing w:before="0" w:beforeAutospacing="1" w:after="0" w:afterAutospacing="1"/>
+        <w:ind w:left="720" w:hanging="360"/>
+      </w:pPr>
+      <w:r>
+        <w:t xml:space="preserve">Bright regions are suppressed, resulting in more balanced lighting. </w:t>
+      </w:r>
+    </w:p>
+    <w:p>
+      <w:pPr>
+        <w:keepNext w:val="0"/>
+        <w:keepLines w:val="0"/>
+        <w:widowControl/>
+        <w:suppressLineNumbers w:val="0"/>
+      </w:pPr>
+      <w:r>
+        <w:pict>
+          <v:rect id="_x0000_i1106" o:spt="1" style="height:1.5pt;width:432pt;" fillcolor="#A0A0A0" filled="t" stroked="f" coordsize="21600,21600" o:hr="t" o:hrstd="t" o:hralign="center">
+            <v:path/>
+            <v:fill on="t" focussize="0,0"/>
+            <v:stroke on="f"/>
+            <v:imagedata o:title=""/>
+            <o:lock v:ext="edit"/>
+            <w10:wrap type="none"/>
+            <w10:anchorlock/>
+          </v:rect>
+        </w:pict>
+      </w:r>
+    </w:p>
+    <w:p>
+      <w:pPr>
+        <w:pStyle w:val="4"/>
+        <w:keepNext w:val="0"/>
+        <w:keepLines w:val="0"/>
+        <w:widowControl/>
+        <w:suppressLineNumbers w:val="0"/>
+      </w:pPr>
+      <w:r>
+        <w:rPr>
+          <w:rStyle w:val="9"/>
+          <w:b/>
+          <w:bCs/>
+        </w:rPr>
+        <w:t>Contrast Enhancement</w:t>
+      </w:r>
+    </w:p>
+    <w:p>
+      <w:pPr>
+        <w:keepNext w:val="0"/>
+        <w:keepLines w:val="0"/>
+        <w:widowControl/>
+        <w:numPr>
+          <w:ilvl w:val="0"/>
+          <w:numId w:val="54"/>
+        </w:numPr>
+        <w:suppressLineNumbers w:val="0"/>
+        <w:spacing w:before="0" w:beforeAutospacing="1" w:after="0" w:afterAutospacing="1"/>
+        <w:ind w:left="720" w:hanging="360"/>
+      </w:pPr>
+      <w:r>
+        <w:t xml:space="preserve">Structural details such as roads, buildings, and runway markings are more visible. </w:t>
+      </w:r>
+    </w:p>
+    <w:p>
+      <w:pPr>
+        <w:keepNext w:val="0"/>
+        <w:keepLines w:val="0"/>
+        <w:widowControl/>
+        <w:numPr>
+          <w:ilvl w:val="0"/>
+          <w:numId w:val="54"/>
+        </w:numPr>
+        <w:suppressLineNumbers w:val="0"/>
+        <w:spacing w:before="0" w:beforeAutospacing="1" w:after="0" w:afterAutospacing="1"/>
+        <w:ind w:left="720" w:hanging="360"/>
+      </w:pPr>
+      <w:r>
+        <w:t xml:space="preserve">High-frequency components (edges and textures) are enhanced. </w:t>
+      </w:r>
+    </w:p>
+    <w:p>
+      <w:pPr>
+        <w:keepNext w:val="0"/>
+        <w:keepLines w:val="0"/>
+        <w:widowControl/>
+        <w:suppressLineNumbers w:val="0"/>
+      </w:pPr>
+      <w:r>
+        <w:pict>
+          <v:rect id="_x0000_i1107" o:spt="1" style="height:1.5pt;width:432pt;" fillcolor="#A0A0A0" filled="t" stroked="f" coordsize="21600,21600" o:hr="t" o:hrstd="t" o:hralign="center">
+            <v:path/>
+            <v:fill on="t" focussize="0,0"/>
+            <v:stroke on="f"/>
+            <v:imagedata o:title=""/>
+            <o:lock v:ext="edit"/>
+            <w10:wrap type="none"/>
+            <w10:anchorlock/>
+          </v:rect>
+        </w:pict>
+      </w:r>
+    </w:p>
+    <w:p>
+      <w:pPr>
+        <w:pStyle w:val="4"/>
+        <w:keepNext w:val="0"/>
+        <w:keepLines w:val="0"/>
+        <w:widowControl/>
+        <w:suppressLineNumbers w:val="0"/>
+      </w:pPr>
+      <w:r>
+        <w:rPr>
+          <w:rStyle w:val="9"/>
+          <w:b/>
+          <w:bCs/>
+        </w:rPr>
+        <w:t>Artifacts Observed</w:t>
+      </w:r>
+    </w:p>
+    <w:p>
+      <w:pPr>
+        <w:keepNext w:val="0"/>
+        <w:keepLines w:val="0"/>
+        <w:widowControl/>
+        <w:numPr>
+          <w:ilvl w:val="0"/>
+          <w:numId w:val="55"/>
+        </w:numPr>
+        <w:suppressLineNumbers w:val="0"/>
+        <w:spacing w:before="0" w:beforeAutospacing="1" w:after="0" w:afterAutospacing="1"/>
+        <w:ind w:left="720" w:hanging="360"/>
+      </w:pPr>
+      <w:r>
+        <w:t xml:space="preserve">The filtered image appears slightly darker than the original. </w:t>
+      </w:r>
+    </w:p>
+    <w:p>
+      <w:pPr>
+        <w:keepNext w:val="0"/>
+        <w:keepLines w:val="0"/>
+        <w:widowControl/>
+        <w:numPr>
+          <w:ilvl w:val="0"/>
+          <w:numId w:val="55"/>
+        </w:numPr>
+        <w:suppressLineNumbers w:val="0"/>
+        <w:spacing w:before="0" w:beforeAutospacing="1" w:after="0" w:afterAutospacing="1"/>
+        <w:ind w:left="720" w:hanging="360"/>
+      </w:pPr>
+      <w:r>
+        <w:t xml:space="preserve">This is due to attenuation of low-frequency illumination components. </w:t>
+      </w:r>
+    </w:p>
+    <w:p>
+      <w:pPr>
+        <w:keepNext w:val="0"/>
+        <w:keepLines w:val="0"/>
+        <w:widowControl/>
+        <w:numPr>
+          <w:ilvl w:val="0"/>
+          <w:numId w:val="55"/>
+        </w:numPr>
+        <w:suppressLineNumbers w:val="0"/>
+        <w:spacing w:before="0" w:beforeAutospacing="1" w:after="0" w:afterAutospacing="1"/>
+        <w:ind w:left="720" w:hanging="360"/>
+      </w:pPr>
+      <w:r>
+        <w:t xml:space="preserve">No significant artifacts such as ringing or excessive noise were observed. </w:t>
+      </w:r>
+    </w:p>
+    <w:p>
+      <w:pPr>
+        <w:keepNext w:val="0"/>
+        <w:keepLines w:val="0"/>
+        <w:widowControl/>
+        <w:suppressLineNumbers w:val="0"/>
+      </w:pPr>
+      <w:r>
+        <w:pict>
+          <v:rect id="_x0000_i1108" o:spt="1" style="height:1.5pt;width:432pt;" fillcolor="#A0A0A0" filled="t" stroked="f" coordsize="21600,21600" o:hr="t" o:hrstd="t" o:hralign="center">
+            <v:path/>
+            <v:fill on="t" focussize="0,0"/>
+            <v:stroke on="f"/>
+            <v:imagedata o:title=""/>
+            <o:lock v:ext="edit"/>
+            <w10:wrap type="none"/>
+            <w10:anchorlock/>
+          </v:rect>
+        </w:pict>
+      </w:r>
+    </w:p>
+    <w:p>
+      <w:pPr>
+        <w:pStyle w:val="3"/>
+        <w:keepNext w:val="0"/>
+        <w:keepLines w:val="0"/>
+        <w:widowControl/>
+        <w:suppressLineNumbers w:val="0"/>
+      </w:pPr>
+      <w:r>
+        <w:rPr>
+          <w:rStyle w:val="9"/>
+          <w:b/>
+          <w:bCs/>
+        </w:rPr>
+        <w:t>Conclusion</w:t>
+      </w:r>
+    </w:p>
+    <w:p>
+      <w:pPr>
+        <w:pStyle w:val="8"/>
+        <w:keepNext w:val="0"/>
+        <w:keepLines w:val="0"/>
+        <w:widowControl/>
+        <w:suppressLineNumbers w:val="0"/>
+      </w:pPr>
+      <w:r>
+        <w:t>Homomorphic filtering effectively improves image quality by reducing illumination effects and enhancing details. It is particularly useful for images with uneven lighting conditions. Proper tuning of filter parameters is essential to balance brightness and contrast.</w:t>
+      </w:r>
+    </w:p>
+    <w:p>
+      <w:pPr>
         <w:pStyle w:val="8"/>
         <w:keepNext w:val="0"/>
         <w:keepLines w:val="0"/>
@@ -8555,83 +9634,83 @@
           <w:lang w:val="en-US"/>
         </w:rPr>
       </w:pPr>
+    </w:p>
+    <w:p>
+      <w:pPr>
+        <w:pStyle w:val="8"/>
+        <w:keepNext w:val="0"/>
+        <w:keepLines w:val="0"/>
+        <w:widowControl/>
+        <w:suppressLineNumbers w:val="0"/>
+        <w:ind w:left="720" w:right="720"/>
+        <w:rPr>
+          <w:rFonts w:hint="eastAsia" w:ascii="SimSun" w:hAnsi="SimSun" w:eastAsia="SimSun" w:cs="SimSun"/>
+          <w:sz w:val="24"/>
+          <w:szCs w:val="24"/>
+        </w:rPr>
+      </w:pPr>
+    </w:p>
+    <w:p>
+      <w:pPr>
+        <w:pStyle w:val="8"/>
+        <w:keepNext w:val="0"/>
+        <w:keepLines w:val="0"/>
+        <w:widowControl/>
+        <w:suppressLineNumbers w:val="0"/>
+        <w:ind w:left="720" w:right="720"/>
+        <w:rPr>
+          <w:rFonts w:hint="eastAsia" w:ascii="SimSun" w:hAnsi="SimSun" w:eastAsia="SimSun" w:cs="SimSun"/>
+          <w:sz w:val="24"/>
+          <w:szCs w:val="24"/>
+        </w:rPr>
+      </w:pPr>
+    </w:p>
+    <w:p>
+      <w:pPr>
+        <w:pStyle w:val="8"/>
+        <w:keepNext w:val="0"/>
+        <w:keepLines w:val="0"/>
+        <w:widowControl/>
+        <w:suppressLineNumbers w:val="0"/>
+        <w:ind w:left="720" w:right="720"/>
+        <w:rPr>
+          <w:rFonts w:hint="eastAsia" w:ascii="SimSun" w:hAnsi="SimSun" w:eastAsia="SimSun" w:cs="SimSun"/>
+          <w:sz w:val="24"/>
+          <w:szCs w:val="24"/>
+        </w:rPr>
+      </w:pPr>
+    </w:p>
+    <w:p>
+      <w:pPr>
+        <w:pStyle w:val="8"/>
+        <w:keepNext w:val="0"/>
+        <w:keepLines w:val="0"/>
+        <w:widowControl/>
+        <w:suppressLineNumbers w:val="0"/>
+        <w:ind w:left="720" w:right="720"/>
+        <w:rPr>
+          <w:rFonts w:hint="eastAsia" w:ascii="SimSun" w:hAnsi="SimSun" w:eastAsia="SimSun" w:cs="SimSun"/>
+          <w:sz w:val="24"/>
+          <w:szCs w:val="24"/>
+        </w:rPr>
+      </w:pPr>
+    </w:p>
+    <w:p>
+      <w:pPr>
+        <w:pStyle w:val="8"/>
+        <w:keepNext w:val="0"/>
+        <w:keepLines w:val="0"/>
+        <w:widowControl/>
+        <w:suppressLineNumbers w:val="0"/>
+        <w:ind w:left="720" w:right="720"/>
+        <w:rPr>
+          <w:rFonts w:hint="eastAsia" w:ascii="SimSun" w:hAnsi="SimSun" w:eastAsia="SimSun" w:cs="SimSun"/>
+          <w:sz w:val="24"/>
+          <w:szCs w:val="24"/>
+        </w:rPr>
+      </w:pPr>
       <w:bookmarkStart w:id="0" w:name="_GoBack"/>
       <w:bookmarkEnd w:id="0"/>
-    </w:p>
-    <w:p>
-      <w:pPr>
-        <w:pStyle w:val="8"/>
-        <w:keepNext w:val="0"/>
-        <w:keepLines w:val="0"/>
-        <w:widowControl/>
-        <w:suppressLineNumbers w:val="0"/>
-        <w:ind w:left="720" w:right="720"/>
-        <w:rPr>
-          <w:rFonts w:hint="eastAsia" w:ascii="SimSun" w:hAnsi="SimSun" w:eastAsia="SimSun" w:cs="SimSun"/>
-          <w:sz w:val="24"/>
-          <w:szCs w:val="24"/>
-        </w:rPr>
-      </w:pPr>
-    </w:p>
-    <w:p>
-      <w:pPr>
-        <w:pStyle w:val="8"/>
-        <w:keepNext w:val="0"/>
-        <w:keepLines w:val="0"/>
-        <w:widowControl/>
-        <w:suppressLineNumbers w:val="0"/>
-        <w:ind w:left="720" w:right="720"/>
-        <w:rPr>
-          <w:rFonts w:hint="eastAsia" w:ascii="SimSun" w:hAnsi="SimSun" w:eastAsia="SimSun" w:cs="SimSun"/>
-          <w:sz w:val="24"/>
-          <w:szCs w:val="24"/>
-        </w:rPr>
-      </w:pPr>
-    </w:p>
-    <w:p>
-      <w:pPr>
-        <w:pStyle w:val="8"/>
-        <w:keepNext w:val="0"/>
-        <w:keepLines w:val="0"/>
-        <w:widowControl/>
-        <w:suppressLineNumbers w:val="0"/>
-        <w:ind w:left="720" w:right="720"/>
-        <w:rPr>
-          <w:rFonts w:hint="eastAsia" w:ascii="SimSun" w:hAnsi="SimSun" w:eastAsia="SimSun" w:cs="SimSun"/>
-          <w:sz w:val="24"/>
-          <w:szCs w:val="24"/>
-        </w:rPr>
-      </w:pPr>
-    </w:p>
-    <w:p>
-      <w:pPr>
-        <w:pStyle w:val="8"/>
-        <w:keepNext w:val="0"/>
-        <w:keepLines w:val="0"/>
-        <w:widowControl/>
-        <w:suppressLineNumbers w:val="0"/>
-        <w:ind w:left="720" w:right="720"/>
-        <w:rPr>
-          <w:rFonts w:hint="eastAsia" w:ascii="SimSun" w:hAnsi="SimSun" w:eastAsia="SimSun" w:cs="SimSun"/>
-          <w:sz w:val="24"/>
-          <w:szCs w:val="24"/>
-        </w:rPr>
-      </w:pPr>
-    </w:p>
-    <w:p>
-      <w:pPr>
-        <w:pStyle w:val="8"/>
-        <w:keepNext w:val="0"/>
-        <w:keepLines w:val="0"/>
-        <w:widowControl/>
-        <w:suppressLineNumbers w:val="0"/>
-        <w:ind w:left="720" w:right="720"/>
-        <w:rPr>
-          <w:rFonts w:hint="eastAsia" w:ascii="SimSun" w:hAnsi="SimSun" w:eastAsia="SimSun" w:cs="SimSun"/>
-          <w:sz w:val="24"/>
-          <w:szCs w:val="24"/>
-        </w:rPr>
-      </w:pPr>
     </w:p>
     <w:p>
       <w:pPr>
@@ -9405,6 +10484,304 @@
     </w:lvl>
   </w:abstractNum>
   <w:abstractNum w:abstractNumId="5">
+    <w:nsid w:val="93EACA24"/>
+    <w:multiLevelType w:val="multilevel"/>
+    <w:tmpl w:val="93EACA24"/>
+    <w:lvl w:ilvl="0" w:tentative="0">
+      <w:start w:val="1"/>
+      <w:numFmt w:val="bullet"/>
+      <w:lvlText w:val=""/>
+      <w:lvlJc w:val="left"/>
+      <w:pPr>
+        <w:tabs>
+          <w:tab w:val="left" w:pos="720"/>
+        </w:tabs>
+        <w:ind w:left="720" w:hanging="360"/>
+      </w:pPr>
+      <w:rPr>
+        <w:rFonts w:ascii="Symbol" w:hAnsi="Symbol" w:cs="Symbol"/>
+        <w:sz w:val="20"/>
+      </w:rPr>
+    </w:lvl>
+    <w:lvl w:ilvl="1" w:tentative="0">
+      <w:start w:val="1"/>
+      <w:numFmt w:val="bullet"/>
+      <w:lvlText w:val="o"/>
+      <w:lvlJc w:val="left"/>
+      <w:pPr>
+        <w:tabs>
+          <w:tab w:val="left" w:pos="1440"/>
+        </w:tabs>
+        <w:ind w:left="1440" w:hanging="360"/>
+      </w:pPr>
+      <w:rPr>
+        <w:rFonts w:ascii="Courier New" w:hAnsi="Courier New" w:cs="Courier New"/>
+        <w:sz w:val="20"/>
+      </w:rPr>
+    </w:lvl>
+    <w:lvl w:ilvl="2" w:tentative="0">
+      <w:start w:val="1"/>
+      <w:numFmt w:val="bullet"/>
+      <w:lvlText w:val=""/>
+      <w:lvlJc w:val="left"/>
+      <w:pPr>
+        <w:tabs>
+          <w:tab w:val="left" w:pos="2160"/>
+        </w:tabs>
+        <w:ind w:left="2160" w:hanging="360"/>
+      </w:pPr>
+      <w:rPr>
+        <w:rFonts w:ascii="Wingdings" w:hAnsi="Wingdings" w:cs="Wingdings"/>
+        <w:sz w:val="20"/>
+      </w:rPr>
+    </w:lvl>
+    <w:lvl w:ilvl="3" w:tentative="0">
+      <w:start w:val="1"/>
+      <w:numFmt w:val="bullet"/>
+      <w:lvlText w:val=""/>
+      <w:lvlJc w:val="left"/>
+      <w:pPr>
+        <w:tabs>
+          <w:tab w:val="left" w:pos="2880"/>
+        </w:tabs>
+        <w:ind w:left="2880" w:hanging="360"/>
+      </w:pPr>
+      <w:rPr>
+        <w:rFonts w:hint="default" w:ascii="Wingdings" w:hAnsi="Wingdings" w:cs="Wingdings"/>
+        <w:sz w:val="20"/>
+      </w:rPr>
+    </w:lvl>
+    <w:lvl w:ilvl="4" w:tentative="0">
+      <w:start w:val="1"/>
+      <w:numFmt w:val="bullet"/>
+      <w:lvlText w:val=""/>
+      <w:lvlJc w:val="left"/>
+      <w:pPr>
+        <w:tabs>
+          <w:tab w:val="left" w:pos="3600"/>
+        </w:tabs>
+        <w:ind w:left="3600" w:hanging="360"/>
+      </w:pPr>
+      <w:rPr>
+        <w:rFonts w:hint="default" w:ascii="Wingdings" w:hAnsi="Wingdings" w:cs="Wingdings"/>
+        <w:sz w:val="20"/>
+      </w:rPr>
+    </w:lvl>
+    <w:lvl w:ilvl="5" w:tentative="0">
+      <w:start w:val="1"/>
+      <w:numFmt w:val="bullet"/>
+      <w:lvlText w:val=""/>
+      <w:lvlJc w:val="left"/>
+      <w:pPr>
+        <w:tabs>
+          <w:tab w:val="left" w:pos="4320"/>
+        </w:tabs>
+        <w:ind w:left="4320" w:hanging="360"/>
+      </w:pPr>
+      <w:rPr>
+        <w:rFonts w:hint="default" w:ascii="Wingdings" w:hAnsi="Wingdings" w:cs="Wingdings"/>
+        <w:sz w:val="20"/>
+      </w:rPr>
+    </w:lvl>
+    <w:lvl w:ilvl="6" w:tentative="0">
+      <w:start w:val="1"/>
+      <w:numFmt w:val="bullet"/>
+      <w:lvlText w:val=""/>
+      <w:lvlJc w:val="left"/>
+      <w:pPr>
+        <w:tabs>
+          <w:tab w:val="left" w:pos="5040"/>
+        </w:tabs>
+        <w:ind w:left="5040" w:hanging="360"/>
+      </w:pPr>
+      <w:rPr>
+        <w:rFonts w:hint="default" w:ascii="Wingdings" w:hAnsi="Wingdings" w:cs="Wingdings"/>
+        <w:sz w:val="20"/>
+      </w:rPr>
+    </w:lvl>
+    <w:lvl w:ilvl="7" w:tentative="0">
+      <w:start w:val="1"/>
+      <w:numFmt w:val="bullet"/>
+      <w:lvlText w:val=""/>
+      <w:lvlJc w:val="left"/>
+      <w:pPr>
+        <w:tabs>
+          <w:tab w:val="left" w:pos="5760"/>
+        </w:tabs>
+        <w:ind w:left="5760" w:hanging="360"/>
+      </w:pPr>
+      <w:rPr>
+        <w:rFonts w:hint="default" w:ascii="Wingdings" w:hAnsi="Wingdings" w:cs="Wingdings"/>
+        <w:sz w:val="20"/>
+      </w:rPr>
+    </w:lvl>
+    <w:lvl w:ilvl="8" w:tentative="0">
+      <w:start w:val="1"/>
+      <w:numFmt w:val="bullet"/>
+      <w:lvlText w:val=""/>
+      <w:lvlJc w:val="left"/>
+      <w:pPr>
+        <w:tabs>
+          <w:tab w:val="left" w:pos="6480"/>
+        </w:tabs>
+        <w:ind w:left="6480" w:hanging="360"/>
+      </w:pPr>
+      <w:rPr>
+        <w:rFonts w:hint="default" w:ascii="Wingdings" w:hAnsi="Wingdings" w:cs="Wingdings"/>
+        <w:sz w:val="20"/>
+      </w:rPr>
+    </w:lvl>
+  </w:abstractNum>
+  <w:abstractNum w:abstractNumId="6">
+    <w:nsid w:val="95B45EC7"/>
+    <w:multiLevelType w:val="multilevel"/>
+    <w:tmpl w:val="95B45EC7"/>
+    <w:lvl w:ilvl="0" w:tentative="0">
+      <w:start w:val="1"/>
+      <w:numFmt w:val="bullet"/>
+      <w:lvlText w:val=""/>
+      <w:lvlJc w:val="left"/>
+      <w:pPr>
+        <w:tabs>
+          <w:tab w:val="left" w:pos="720"/>
+        </w:tabs>
+        <w:ind w:left="720" w:hanging="360"/>
+      </w:pPr>
+      <w:rPr>
+        <w:rFonts w:hint="default" w:ascii="Symbol" w:hAnsi="Symbol" w:cs="Symbol"/>
+        <w:sz w:val="20"/>
+      </w:rPr>
+    </w:lvl>
+    <w:lvl w:ilvl="1" w:tentative="0">
+      <w:start w:val="1"/>
+      <w:numFmt w:val="bullet"/>
+      <w:lvlText w:val="o"/>
+      <w:lvlJc w:val="left"/>
+      <w:pPr>
+        <w:tabs>
+          <w:tab w:val="left" w:pos="1440"/>
+        </w:tabs>
+        <w:ind w:left="1440" w:hanging="360"/>
+      </w:pPr>
+      <w:rPr>
+        <w:rFonts w:hint="default" w:ascii="Courier New" w:hAnsi="Courier New" w:cs="Courier New"/>
+        <w:sz w:val="20"/>
+      </w:rPr>
+    </w:lvl>
+    <w:lvl w:ilvl="2" w:tentative="0">
+      <w:start w:val="1"/>
+      <w:numFmt w:val="bullet"/>
+      <w:lvlText w:val=""/>
+      <w:lvlJc w:val="left"/>
+      <w:pPr>
+        <w:tabs>
+          <w:tab w:val="left" w:pos="2160"/>
+        </w:tabs>
+        <w:ind w:left="2160" w:hanging="360"/>
+      </w:pPr>
+      <w:rPr>
+        <w:rFonts w:hint="default" w:ascii="Wingdings" w:hAnsi="Wingdings" w:cs="Wingdings"/>
+        <w:sz w:val="20"/>
+      </w:rPr>
+    </w:lvl>
+    <w:lvl w:ilvl="3" w:tentative="0">
+      <w:start w:val="1"/>
+      <w:numFmt w:val="bullet"/>
+      <w:lvlText w:val=""/>
+      <w:lvlJc w:val="left"/>
+      <w:pPr>
+        <w:tabs>
+          <w:tab w:val="left" w:pos="2880"/>
+        </w:tabs>
+        <w:ind w:left="2880" w:hanging="360"/>
+      </w:pPr>
+      <w:rPr>
+        <w:rFonts w:hint="default" w:ascii="Wingdings" w:hAnsi="Wingdings" w:cs="Wingdings"/>
+        <w:sz w:val="20"/>
+      </w:rPr>
+    </w:lvl>
+    <w:lvl w:ilvl="4" w:tentative="0">
+      <w:start w:val="1"/>
+      <w:numFmt w:val="bullet"/>
+      <w:lvlText w:val=""/>
+      <w:lvlJc w:val="left"/>
+      <w:pPr>
+        <w:tabs>
+          <w:tab w:val="left" w:pos="3600"/>
+        </w:tabs>
+        <w:ind w:left="3600" w:hanging="360"/>
+      </w:pPr>
+      <w:rPr>
+        <w:rFonts w:hint="default" w:ascii="Wingdings" w:hAnsi="Wingdings" w:cs="Wingdings"/>
+        <w:sz w:val="20"/>
+      </w:rPr>
+    </w:lvl>
+    <w:lvl w:ilvl="5" w:tentative="0">
+      <w:start w:val="1"/>
+      <w:numFmt w:val="bullet"/>
+      <w:lvlText w:val=""/>
+      <w:lvlJc w:val="left"/>
+      <w:pPr>
+        <w:tabs>
+          <w:tab w:val="left" w:pos="4320"/>
+        </w:tabs>
+        <w:ind w:left="4320" w:hanging="360"/>
+      </w:pPr>
+      <w:rPr>
+        <w:rFonts w:hint="default" w:ascii="Wingdings" w:hAnsi="Wingdings" w:cs="Wingdings"/>
+        <w:sz w:val="20"/>
+      </w:rPr>
+    </w:lvl>
+    <w:lvl w:ilvl="6" w:tentative="0">
+      <w:start w:val="1"/>
+      <w:numFmt w:val="bullet"/>
+      <w:lvlText w:val=""/>
+      <w:lvlJc w:val="left"/>
+      <w:pPr>
+        <w:tabs>
+          <w:tab w:val="left" w:pos="5040"/>
+        </w:tabs>
+        <w:ind w:left="5040" w:hanging="360"/>
+      </w:pPr>
+      <w:rPr>
+        <w:rFonts w:hint="default" w:ascii="Wingdings" w:hAnsi="Wingdings" w:cs="Wingdings"/>
+        <w:sz w:val="20"/>
+      </w:rPr>
+    </w:lvl>
+    <w:lvl w:ilvl="7" w:tentative="0">
+      <w:start w:val="1"/>
+      <w:numFmt w:val="bullet"/>
+      <w:lvlText w:val=""/>
+      <w:lvlJc w:val="left"/>
+      <w:pPr>
+        <w:tabs>
+          <w:tab w:val="left" w:pos="5760"/>
+        </w:tabs>
+        <w:ind w:left="5760" w:hanging="360"/>
+      </w:pPr>
+      <w:rPr>
+        <w:rFonts w:hint="default" w:ascii="Wingdings" w:hAnsi="Wingdings" w:cs="Wingdings"/>
+        <w:sz w:val="20"/>
+      </w:rPr>
+    </w:lvl>
+    <w:lvl w:ilvl="8" w:tentative="0">
+      <w:start w:val="1"/>
+      <w:numFmt w:val="bullet"/>
+      <w:lvlText w:val=""/>
+      <w:lvlJc w:val="left"/>
+      <w:pPr>
+        <w:tabs>
+          <w:tab w:val="left" w:pos="6480"/>
+        </w:tabs>
+        <w:ind w:left="6480" w:hanging="360"/>
+      </w:pPr>
+      <w:rPr>
+        <w:rFonts w:hint="default" w:ascii="Wingdings" w:hAnsi="Wingdings" w:cs="Wingdings"/>
+        <w:sz w:val="20"/>
+      </w:rPr>
+    </w:lvl>
+  </w:abstractNum>
+  <w:abstractNum w:abstractNumId="7">
     <w:nsid w:val="9A27F93E"/>
     <w:multiLevelType w:val="multilevel"/>
     <w:tmpl w:val="9A27F93E"/>
@@ -9553,7 +10930,7 @@
       </w:rPr>
     </w:lvl>
   </w:abstractNum>
-  <w:abstractNum w:abstractNumId="6">
+  <w:abstractNum w:abstractNumId="8">
     <w:nsid w:val="A02C5551"/>
     <w:multiLevelType w:val="multilevel"/>
     <w:tmpl w:val="A02C5551"/>
@@ -9702,7 +11079,7 @@
       </w:rPr>
     </w:lvl>
   </w:abstractNum>
-  <w:abstractNum w:abstractNumId="7">
+  <w:abstractNum w:abstractNumId="9">
     <w:nsid w:val="A0585C34"/>
     <w:multiLevelType w:val="multilevel"/>
     <w:tmpl w:val="A0585C34"/>
@@ -9851,7 +11228,7 @@
       </w:rPr>
     </w:lvl>
   </w:abstractNum>
-  <w:abstractNum w:abstractNumId="8">
+  <w:abstractNum w:abstractNumId="10">
     <w:nsid w:val="A147161B"/>
     <w:multiLevelType w:val="multilevel"/>
     <w:tmpl w:val="A147161B"/>
@@ -10000,7 +11377,7 @@
       </w:rPr>
     </w:lvl>
   </w:abstractNum>
-  <w:abstractNum w:abstractNumId="9">
+  <w:abstractNum w:abstractNumId="11">
     <w:nsid w:val="A22FB5C0"/>
     <w:multiLevelType w:val="multilevel"/>
     <w:tmpl w:val="A22FB5C0"/>
@@ -10149,7 +11526,7 @@
       </w:rPr>
     </w:lvl>
   </w:abstractNum>
-  <w:abstractNum w:abstractNumId="10">
+  <w:abstractNum w:abstractNumId="12">
     <w:nsid w:val="AF0F3524"/>
     <w:multiLevelType w:val="multilevel"/>
     <w:tmpl w:val="AF0F3524"/>
@@ -10298,7 +11675,7 @@
       </w:rPr>
     </w:lvl>
   </w:abstractNum>
-  <w:abstractNum w:abstractNumId="11">
+  <w:abstractNum w:abstractNumId="13">
     <w:nsid w:val="AF8F21C7"/>
     <w:multiLevelType w:val="multilevel"/>
     <w:tmpl w:val="AF8F21C7"/>
@@ -10447,7 +11824,156 @@
       </w:rPr>
     </w:lvl>
   </w:abstractNum>
-  <w:abstractNum w:abstractNumId="12">
+  <w:abstractNum w:abstractNumId="14">
+    <w:nsid w:val="B7B8C3EA"/>
+    <w:multiLevelType w:val="multilevel"/>
+    <w:tmpl w:val="B7B8C3EA"/>
+    <w:lvl w:ilvl="0" w:tentative="0">
+      <w:start w:val="1"/>
+      <w:numFmt w:val="bullet"/>
+      <w:lvlText w:val=""/>
+      <w:lvlJc w:val="left"/>
+      <w:pPr>
+        <w:tabs>
+          <w:tab w:val="left" w:pos="720"/>
+        </w:tabs>
+        <w:ind w:left="720" w:hanging="360"/>
+      </w:pPr>
+      <w:rPr>
+        <w:rFonts w:hint="default" w:ascii="Symbol" w:hAnsi="Symbol" w:cs="Symbol"/>
+        <w:sz w:val="20"/>
+      </w:rPr>
+    </w:lvl>
+    <w:lvl w:ilvl="1" w:tentative="0">
+      <w:start w:val="1"/>
+      <w:numFmt w:val="bullet"/>
+      <w:lvlText w:val="o"/>
+      <w:lvlJc w:val="left"/>
+      <w:pPr>
+        <w:tabs>
+          <w:tab w:val="left" w:pos="1440"/>
+        </w:tabs>
+        <w:ind w:left="1440" w:hanging="360"/>
+      </w:pPr>
+      <w:rPr>
+        <w:rFonts w:hint="default" w:ascii="Courier New" w:hAnsi="Courier New" w:cs="Courier New"/>
+        <w:sz w:val="20"/>
+      </w:rPr>
+    </w:lvl>
+    <w:lvl w:ilvl="2" w:tentative="0">
+      <w:start w:val="1"/>
+      <w:numFmt w:val="bullet"/>
+      <w:lvlText w:val=""/>
+      <w:lvlJc w:val="left"/>
+      <w:pPr>
+        <w:tabs>
+          <w:tab w:val="left" w:pos="2160"/>
+        </w:tabs>
+        <w:ind w:left="2160" w:hanging="360"/>
+      </w:pPr>
+      <w:rPr>
+        <w:rFonts w:hint="default" w:ascii="Wingdings" w:hAnsi="Wingdings" w:cs="Wingdings"/>
+        <w:sz w:val="20"/>
+      </w:rPr>
+    </w:lvl>
+    <w:lvl w:ilvl="3" w:tentative="0">
+      <w:start w:val="1"/>
+      <w:numFmt w:val="bullet"/>
+      <w:lvlText w:val=""/>
+      <w:lvlJc w:val="left"/>
+      <w:pPr>
+        <w:tabs>
+          <w:tab w:val="left" w:pos="2880"/>
+        </w:tabs>
+        <w:ind w:left="2880" w:hanging="360"/>
+      </w:pPr>
+      <w:rPr>
+        <w:rFonts w:hint="default" w:ascii="Wingdings" w:hAnsi="Wingdings" w:cs="Wingdings"/>
+        <w:sz w:val="20"/>
+      </w:rPr>
+    </w:lvl>
+    <w:lvl w:ilvl="4" w:tentative="0">
+      <w:start w:val="1"/>
+      <w:numFmt w:val="bullet"/>
+      <w:lvlText w:val=""/>
+      <w:lvlJc w:val="left"/>
+      <w:pPr>
+        <w:tabs>
+          <w:tab w:val="left" w:pos="3600"/>
+        </w:tabs>
+        <w:ind w:left="3600" w:hanging="360"/>
+      </w:pPr>
+      <w:rPr>
+        <w:rFonts w:hint="default" w:ascii="Wingdings" w:hAnsi="Wingdings" w:cs="Wingdings"/>
+        <w:sz w:val="20"/>
+      </w:rPr>
+    </w:lvl>
+    <w:lvl w:ilvl="5" w:tentative="0">
+      <w:start w:val="1"/>
+      <w:numFmt w:val="bullet"/>
+      <w:lvlText w:val=""/>
+      <w:lvlJc w:val="left"/>
+      <w:pPr>
+        <w:tabs>
+          <w:tab w:val="left" w:pos="4320"/>
+        </w:tabs>
+        <w:ind w:left="4320" w:hanging="360"/>
+      </w:pPr>
+      <w:rPr>
+        <w:rFonts w:hint="default" w:ascii="Wingdings" w:hAnsi="Wingdings" w:cs="Wingdings"/>
+        <w:sz w:val="20"/>
+      </w:rPr>
+    </w:lvl>
+    <w:lvl w:ilvl="6" w:tentative="0">
+      <w:start w:val="1"/>
+      <w:numFmt w:val="bullet"/>
+      <w:lvlText w:val=""/>
+      <w:lvlJc w:val="left"/>
+      <w:pPr>
+        <w:tabs>
+          <w:tab w:val="left" w:pos="5040"/>
+        </w:tabs>
+        <w:ind w:left="5040" w:hanging="360"/>
+      </w:pPr>
+      <w:rPr>
+        <w:rFonts w:hint="default" w:ascii="Wingdings" w:hAnsi="Wingdings" w:cs="Wingdings"/>
+        <w:sz w:val="20"/>
+      </w:rPr>
+    </w:lvl>
+    <w:lvl w:ilvl="7" w:tentative="0">
+      <w:start w:val="1"/>
+      <w:numFmt w:val="bullet"/>
+      <w:lvlText w:val=""/>
+      <w:lvlJc w:val="left"/>
+      <w:pPr>
+        <w:tabs>
+          <w:tab w:val="left" w:pos="5760"/>
+        </w:tabs>
+        <w:ind w:left="5760" w:hanging="360"/>
+      </w:pPr>
+      <w:rPr>
+        <w:rFonts w:hint="default" w:ascii="Wingdings" w:hAnsi="Wingdings" w:cs="Wingdings"/>
+        <w:sz w:val="20"/>
+      </w:rPr>
+    </w:lvl>
+    <w:lvl w:ilvl="8" w:tentative="0">
+      <w:start w:val="1"/>
+      <w:numFmt w:val="bullet"/>
+      <w:lvlText w:val=""/>
+      <w:lvlJc w:val="left"/>
+      <w:pPr>
+        <w:tabs>
+          <w:tab w:val="left" w:pos="6480"/>
+        </w:tabs>
+        <w:ind w:left="6480" w:hanging="360"/>
+      </w:pPr>
+      <w:rPr>
+        <w:rFonts w:hint="default" w:ascii="Wingdings" w:hAnsi="Wingdings" w:cs="Wingdings"/>
+        <w:sz w:val="20"/>
+      </w:rPr>
+    </w:lvl>
+  </w:abstractNum>
+  <w:abstractNum w:abstractNumId="15">
     <w:nsid w:val="B9291740"/>
     <w:multiLevelType w:val="multilevel"/>
     <w:tmpl w:val="B9291740"/>
@@ -10596,7 +12122,7 @@
       </w:rPr>
     </w:lvl>
   </w:abstractNum>
-  <w:abstractNum w:abstractNumId="13">
+  <w:abstractNum w:abstractNumId="16">
     <w:nsid w:val="C2674F91"/>
     <w:multiLevelType w:val="multilevel"/>
     <w:tmpl w:val="C2674F91"/>
@@ -10745,7 +12271,7 @@
       </w:rPr>
     </w:lvl>
   </w:abstractNum>
-  <w:abstractNum w:abstractNumId="14">
+  <w:abstractNum w:abstractNumId="17">
     <w:nsid w:val="C930E02B"/>
     <w:multiLevelType w:val="multilevel"/>
     <w:tmpl w:val="C930E02B"/>
@@ -10894,7 +12420,7 @@
       </w:rPr>
     </w:lvl>
   </w:abstractNum>
-  <w:abstractNum w:abstractNumId="15">
+  <w:abstractNum w:abstractNumId="18">
     <w:nsid w:val="D0305980"/>
     <w:multiLevelType w:val="multilevel"/>
     <w:tmpl w:val="D0305980"/>
@@ -11043,7 +12569,7 @@
       </w:rPr>
     </w:lvl>
   </w:abstractNum>
-  <w:abstractNum w:abstractNumId="16">
+  <w:abstractNum w:abstractNumId="19">
     <w:nsid w:val="D198934E"/>
     <w:multiLevelType w:val="multilevel"/>
     <w:tmpl w:val="D198934E"/>
@@ -11192,7 +12718,7 @@
       </w:rPr>
     </w:lvl>
   </w:abstractNum>
-  <w:abstractNum w:abstractNumId="17">
+  <w:abstractNum w:abstractNumId="20">
     <w:nsid w:val="D4B5A203"/>
     <w:multiLevelType w:val="multilevel"/>
     <w:tmpl w:val="D4B5A203"/>
@@ -11341,7 +12867,7 @@
       </w:rPr>
     </w:lvl>
   </w:abstractNum>
-  <w:abstractNum w:abstractNumId="18">
+  <w:abstractNum w:abstractNumId="21">
     <w:nsid w:val="D943D278"/>
     <w:multiLevelType w:val="multilevel"/>
     <w:tmpl w:val="D943D278"/>
@@ -11490,7 +13016,7 @@
       </w:rPr>
     </w:lvl>
   </w:abstractNum>
-  <w:abstractNum w:abstractNumId="19">
+  <w:abstractNum w:abstractNumId="22">
     <w:nsid w:val="E34ADA50"/>
     <w:multiLevelType w:val="multilevel"/>
     <w:tmpl w:val="E34ADA50"/>
@@ -11639,7 +13165,7 @@
       </w:rPr>
     </w:lvl>
   </w:abstractNum>
-  <w:abstractNum w:abstractNumId="20">
+  <w:abstractNum w:abstractNumId="23">
     <w:nsid w:val="E43C34C6"/>
     <w:multiLevelType w:val="multilevel"/>
     <w:tmpl w:val="E43C34C6"/>
@@ -11788,7 +13314,7 @@
       </w:rPr>
     </w:lvl>
   </w:abstractNum>
-  <w:abstractNum w:abstractNumId="21">
+  <w:abstractNum w:abstractNumId="24">
     <w:nsid w:val="E7ABD023"/>
     <w:multiLevelType w:val="singleLevel"/>
     <w:tmpl w:val="E7ABD023"/>
@@ -11800,7 +13326,7 @@
       <w:lvlJc w:val="left"/>
     </w:lvl>
   </w:abstractNum>
-  <w:abstractNum w:abstractNumId="22">
+  <w:abstractNum w:abstractNumId="25">
     <w:nsid w:val="EE151E19"/>
     <w:multiLevelType w:val="multilevel"/>
     <w:tmpl w:val="EE151E19"/>
@@ -11949,7 +13475,7 @@
       </w:rPr>
     </w:lvl>
   </w:abstractNum>
-  <w:abstractNum w:abstractNumId="23">
+  <w:abstractNum w:abstractNumId="26">
     <w:nsid w:val="EFBCAEFD"/>
     <w:multiLevelType w:val="multilevel"/>
     <w:tmpl w:val="EFBCAEFD"/>
@@ -12098,7 +13624,7 @@
       </w:rPr>
     </w:lvl>
   </w:abstractNum>
-  <w:abstractNum w:abstractNumId="24">
+  <w:abstractNum w:abstractNumId="27">
     <w:nsid w:val="F03D348D"/>
     <w:multiLevelType w:val="multilevel"/>
     <w:tmpl w:val="F03D348D"/>
@@ -12247,7 +13773,7 @@
       </w:rPr>
     </w:lvl>
   </w:abstractNum>
-  <w:abstractNum w:abstractNumId="25">
+  <w:abstractNum w:abstractNumId="28">
     <w:nsid w:val="F2FF1E4A"/>
     <w:multiLevelType w:val="multilevel"/>
     <w:tmpl w:val="F2FF1E4A"/>
@@ -12396,7 +13922,7 @@
       </w:rPr>
     </w:lvl>
   </w:abstractNum>
-  <w:abstractNum w:abstractNumId="26">
+  <w:abstractNum w:abstractNumId="29">
     <w:nsid w:val="F720FFE7"/>
     <w:multiLevelType w:val="multilevel"/>
     <w:tmpl w:val="F720FFE7"/>
@@ -12545,7 +14071,7 @@
       </w:rPr>
     </w:lvl>
   </w:abstractNum>
-  <w:abstractNum w:abstractNumId="27">
+  <w:abstractNum w:abstractNumId="30">
     <w:nsid w:val="FA84AF22"/>
     <w:multiLevelType w:val="multilevel"/>
     <w:tmpl w:val="FA84AF22"/>
@@ -12694,7 +14220,7 @@
       </w:rPr>
     </w:lvl>
   </w:abstractNum>
-  <w:abstractNum w:abstractNumId="28">
+  <w:abstractNum w:abstractNumId="31">
     <w:nsid w:val="01CE8E33"/>
     <w:multiLevelType w:val="multilevel"/>
     <w:tmpl w:val="01CE8E33"/>
@@ -12843,7 +14369,7 @@
       </w:rPr>
     </w:lvl>
   </w:abstractNum>
-  <w:abstractNum w:abstractNumId="29">
+  <w:abstractNum w:abstractNumId="32">
     <w:nsid w:val="0684F82F"/>
     <w:multiLevelType w:val="multilevel"/>
     <w:tmpl w:val="0684F82F"/>
@@ -12992,7 +14518,7 @@
       </w:rPr>
     </w:lvl>
   </w:abstractNum>
-  <w:abstractNum w:abstractNumId="30">
+  <w:abstractNum w:abstractNumId="33">
     <w:nsid w:val="10C70119"/>
     <w:multiLevelType w:val="multilevel"/>
     <w:tmpl w:val="10C70119"/>
@@ -13141,7 +14667,156 @@
       </w:rPr>
     </w:lvl>
   </w:abstractNum>
-  <w:abstractNum w:abstractNumId="31">
+  <w:abstractNum w:abstractNumId="34">
+    <w:nsid w:val="11DF34EB"/>
+    <w:multiLevelType w:val="multilevel"/>
+    <w:tmpl w:val="11DF34EB"/>
+    <w:lvl w:ilvl="0" w:tentative="0">
+      <w:start w:val="1"/>
+      <w:numFmt w:val="decimal"/>
+      <w:lvlText w:val="%1."/>
+      <w:lvlJc w:val="left"/>
+      <w:pPr>
+        <w:tabs>
+          <w:tab w:val="left" w:pos="720"/>
+        </w:tabs>
+        <w:ind w:left="720" w:hanging="360"/>
+      </w:pPr>
+      <w:rPr>
+        <w:sz w:val="24"/>
+        <w:szCs w:val="24"/>
+      </w:rPr>
+    </w:lvl>
+    <w:lvl w:ilvl="1" w:tentative="0">
+      <w:start w:val="1"/>
+      <w:numFmt w:val="decimal"/>
+      <w:lvlText w:val="%2."/>
+      <w:lvlJc w:val="left"/>
+      <w:pPr>
+        <w:tabs>
+          <w:tab w:val="left" w:pos="1440"/>
+        </w:tabs>
+        <w:ind w:left="1440" w:hanging="360"/>
+      </w:pPr>
+      <w:rPr>
+        <w:sz w:val="24"/>
+        <w:szCs w:val="24"/>
+      </w:rPr>
+    </w:lvl>
+    <w:lvl w:ilvl="2" w:tentative="0">
+      <w:start w:val="1"/>
+      <w:numFmt w:val="decimal"/>
+      <w:lvlText w:val="%3."/>
+      <w:lvlJc w:val="left"/>
+      <w:pPr>
+        <w:tabs>
+          <w:tab w:val="left" w:pos="2160"/>
+        </w:tabs>
+        <w:ind w:left="2160" w:hanging="360"/>
+      </w:pPr>
+      <w:rPr>
+        <w:sz w:val="24"/>
+        <w:szCs w:val="24"/>
+      </w:rPr>
+    </w:lvl>
+    <w:lvl w:ilvl="3" w:tentative="0">
+      <w:start w:val="1"/>
+      <w:numFmt w:val="decimal"/>
+      <w:lvlText w:val="%4."/>
+      <w:lvlJc w:val="left"/>
+      <w:pPr>
+        <w:tabs>
+          <w:tab w:val="left" w:pos="2517"/>
+        </w:tabs>
+        <w:ind w:left="2880" w:hanging="360"/>
+      </w:pPr>
+      <w:rPr>
+        <w:sz w:val="24"/>
+        <w:szCs w:val="24"/>
+      </w:rPr>
+    </w:lvl>
+    <w:lvl w:ilvl="4" w:tentative="0">
+      <w:start w:val="1"/>
+      <w:numFmt w:val="decimal"/>
+      <w:lvlText w:val="%5."/>
+      <w:lvlJc w:val="left"/>
+      <w:pPr>
+        <w:tabs>
+          <w:tab w:val="left" w:pos="3238"/>
+        </w:tabs>
+        <w:ind w:left="3600" w:hanging="360"/>
+      </w:pPr>
+      <w:rPr>
+        <w:sz w:val="24"/>
+        <w:szCs w:val="24"/>
+      </w:rPr>
+    </w:lvl>
+    <w:lvl w:ilvl="5" w:tentative="0">
+      <w:start w:val="1"/>
+      <w:numFmt w:val="decimal"/>
+      <w:lvlText w:val="%6."/>
+      <w:lvlJc w:val="left"/>
+      <w:pPr>
+        <w:tabs>
+          <w:tab w:val="left" w:pos="3958"/>
+        </w:tabs>
+        <w:ind w:left="4320" w:hanging="360"/>
+      </w:pPr>
+      <w:rPr>
+        <w:sz w:val="24"/>
+        <w:szCs w:val="24"/>
+      </w:rPr>
+    </w:lvl>
+    <w:lvl w:ilvl="6" w:tentative="0">
+      <w:start w:val="1"/>
+      <w:numFmt w:val="decimal"/>
+      <w:lvlText w:val="%7."/>
+      <w:lvlJc w:val="left"/>
+      <w:pPr>
+        <w:tabs>
+          <w:tab w:val="left" w:pos="4678"/>
+        </w:tabs>
+        <w:ind w:left="5040" w:hanging="360"/>
+      </w:pPr>
+      <w:rPr>
+        <w:sz w:val="24"/>
+        <w:szCs w:val="24"/>
+      </w:rPr>
+    </w:lvl>
+    <w:lvl w:ilvl="7" w:tentative="0">
+      <w:start w:val="1"/>
+      <w:numFmt w:val="decimal"/>
+      <w:lvlText w:val="%8."/>
+      <w:lvlJc w:val="left"/>
+      <w:pPr>
+        <w:tabs>
+          <w:tab w:val="left" w:pos="5398"/>
+        </w:tabs>
+        <w:ind w:left="5760" w:hanging="360"/>
+      </w:pPr>
+      <w:rPr>
+        <w:sz w:val="24"/>
+        <w:szCs w:val="24"/>
+      </w:rPr>
+    </w:lvl>
+    <w:lvl w:ilvl="8" w:tentative="0">
+      <w:start w:val="1"/>
+      <w:numFmt w:val="decimal"/>
+      <w:lvlText w:val="%9."/>
+      <w:lvlJc w:val="left"/>
+      <w:pPr>
+        <w:tabs>
+          <w:tab w:val="left" w:pos="6118"/>
+        </w:tabs>
+        <w:ind w:left="6480" w:hanging="360"/>
+      </w:pPr>
+      <w:rPr>
+        <w:sz w:val="24"/>
+        <w:szCs w:val="24"/>
+      </w:rPr>
+    </w:lvl>
+  </w:abstractNum>
+  <w:abstractNum w:abstractNumId="35">
     <w:nsid w:val="16232011"/>
     <w:multiLevelType w:val="multilevel"/>
     <w:tmpl w:val="16232011"/>
@@ -13290,7 +14965,7 @@
       </w:rPr>
     </w:lvl>
   </w:abstractNum>
-  <w:abstractNum w:abstractNumId="32">
+  <w:abstractNum w:abstractNumId="36">
     <w:nsid w:val="17F276C0"/>
     <w:multiLevelType w:val="multilevel"/>
     <w:tmpl w:val="17F276C0"/>
@@ -13439,7 +15114,7 @@
       </w:rPr>
     </w:lvl>
   </w:abstractNum>
-  <w:abstractNum w:abstractNumId="33">
+  <w:abstractNum w:abstractNumId="37">
     <w:nsid w:val="1CB0D9B4"/>
     <w:multiLevelType w:val="multilevel"/>
     <w:tmpl w:val="1CB0D9B4"/>
@@ -13588,7 +15263,7 @@
       </w:rPr>
     </w:lvl>
   </w:abstractNum>
-  <w:abstractNum w:abstractNumId="34">
+  <w:abstractNum w:abstractNumId="38">
     <w:nsid w:val="29DB63AC"/>
     <w:multiLevelType w:val="multilevel"/>
     <w:tmpl w:val="29DB63AC"/>
@@ -13737,7 +15412,7 @@
       </w:rPr>
     </w:lvl>
   </w:abstractNum>
-  <w:abstractNum w:abstractNumId="35">
+  <w:abstractNum w:abstractNumId="39">
     <w:nsid w:val="3506168B"/>
     <w:multiLevelType w:val="multilevel"/>
     <w:tmpl w:val="3506168B"/>
@@ -13886,7 +15561,7 @@
       </w:rPr>
     </w:lvl>
   </w:abstractNum>
-  <w:abstractNum w:abstractNumId="36">
+  <w:abstractNum w:abstractNumId="40">
     <w:nsid w:val="353E50FB"/>
     <w:multiLevelType w:val="multilevel"/>
     <w:tmpl w:val="353E50FB"/>
@@ -14035,7 +15710,7 @@
       </w:rPr>
     </w:lvl>
   </w:abstractNum>
-  <w:abstractNum w:abstractNumId="37">
+  <w:abstractNum w:abstractNumId="41">
     <w:nsid w:val="3A1E1347"/>
     <w:multiLevelType w:val="multilevel"/>
     <w:tmpl w:val="3A1E1347"/>
@@ -14184,7 +15859,156 @@
       </w:rPr>
     </w:lvl>
   </w:abstractNum>
-  <w:abstractNum w:abstractNumId="38">
+  <w:abstractNum w:abstractNumId="42">
+    <w:nsid w:val="3D9CDCD9"/>
+    <w:multiLevelType w:val="multilevel"/>
+    <w:tmpl w:val="3D9CDCD9"/>
+    <w:lvl w:ilvl="0" w:tentative="0">
+      <w:start w:val="1"/>
+      <w:numFmt w:val="bullet"/>
+      <w:lvlText w:val=""/>
+      <w:lvlJc w:val="left"/>
+      <w:pPr>
+        <w:tabs>
+          <w:tab w:val="left" w:pos="720"/>
+        </w:tabs>
+        <w:ind w:left="720" w:hanging="360"/>
+      </w:pPr>
+      <w:rPr>
+        <w:rFonts w:hint="default" w:ascii="Symbol" w:hAnsi="Symbol" w:cs="Symbol"/>
+        <w:sz w:val="20"/>
+      </w:rPr>
+    </w:lvl>
+    <w:lvl w:ilvl="1" w:tentative="0">
+      <w:start w:val="1"/>
+      <w:numFmt w:val="bullet"/>
+      <w:lvlText w:val="o"/>
+      <w:lvlJc w:val="left"/>
+      <w:pPr>
+        <w:tabs>
+          <w:tab w:val="left" w:pos="1440"/>
+        </w:tabs>
+        <w:ind w:left="1440" w:hanging="360"/>
+      </w:pPr>
+      <w:rPr>
+        <w:rFonts w:hint="default" w:ascii="Courier New" w:hAnsi="Courier New" w:cs="Courier New"/>
+        <w:sz w:val="20"/>
+      </w:rPr>
+    </w:lvl>
+    <w:lvl w:ilvl="2" w:tentative="0">
+      <w:start w:val="1"/>
+      <w:numFmt w:val="bullet"/>
+      <w:lvlText w:val=""/>
+      <w:lvlJc w:val="left"/>
+      <w:pPr>
+        <w:tabs>
+          <w:tab w:val="left" w:pos="2160"/>
+        </w:tabs>
+        <w:ind w:left="2160" w:hanging="360"/>
+      </w:pPr>
+      <w:rPr>
+        <w:rFonts w:hint="default" w:ascii="Wingdings" w:hAnsi="Wingdings" w:cs="Wingdings"/>
+        <w:sz w:val="20"/>
+      </w:rPr>
+    </w:lvl>
+    <w:lvl w:ilvl="3" w:tentative="0">
+      <w:start w:val="1"/>
+      <w:numFmt w:val="bullet"/>
+      <w:lvlText w:val=""/>
+      <w:lvlJc w:val="left"/>
+      <w:pPr>
+        <w:tabs>
+          <w:tab w:val="left" w:pos="2880"/>
+        </w:tabs>
+        <w:ind w:left="2880" w:hanging="360"/>
+      </w:pPr>
+      <w:rPr>
+        <w:rFonts w:hint="default" w:ascii="Wingdings" w:hAnsi="Wingdings" w:cs="Wingdings"/>
+        <w:sz w:val="20"/>
+      </w:rPr>
+    </w:lvl>
+    <w:lvl w:ilvl="4" w:tentative="0">
+      <w:start w:val="1"/>
+      <w:numFmt w:val="bullet"/>
+      <w:lvlText w:val=""/>
+      <w:lvlJc w:val="left"/>
+      <w:pPr>
+        <w:tabs>
+          <w:tab w:val="left" w:pos="3600"/>
+        </w:tabs>
+        <w:ind w:left="3600" w:hanging="360"/>
+      </w:pPr>
+      <w:rPr>
+        <w:rFonts w:hint="default" w:ascii="Wingdings" w:hAnsi="Wingdings" w:cs="Wingdings"/>
+        <w:sz w:val="20"/>
+      </w:rPr>
+    </w:lvl>
+    <w:lvl w:ilvl="5" w:tentative="0">
+      <w:start w:val="1"/>
+      <w:numFmt w:val="bullet"/>
+      <w:lvlText w:val=""/>
+      <w:lvlJc w:val="left"/>
+      <w:pPr>
+        <w:tabs>
+          <w:tab w:val="left" w:pos="4320"/>
+        </w:tabs>
+        <w:ind w:left="4320" w:hanging="360"/>
+      </w:pPr>
+      <w:rPr>
+        <w:rFonts w:hint="default" w:ascii="Wingdings" w:hAnsi="Wingdings" w:cs="Wingdings"/>
+        <w:sz w:val="20"/>
+      </w:rPr>
+    </w:lvl>
+    <w:lvl w:ilvl="6" w:tentative="0">
+      <w:start w:val="1"/>
+      <w:numFmt w:val="bullet"/>
+      <w:lvlText w:val=""/>
+      <w:lvlJc w:val="left"/>
+      <w:pPr>
+        <w:tabs>
+          <w:tab w:val="left" w:pos="5040"/>
+        </w:tabs>
+        <w:ind w:left="5040" w:hanging="360"/>
+      </w:pPr>
+      <w:rPr>
+        <w:rFonts w:hint="default" w:ascii="Wingdings" w:hAnsi="Wingdings" w:cs="Wingdings"/>
+        <w:sz w:val="20"/>
+      </w:rPr>
+    </w:lvl>
+    <w:lvl w:ilvl="7" w:tentative="0">
+      <w:start w:val="1"/>
+      <w:numFmt w:val="bullet"/>
+      <w:lvlText w:val=""/>
+      <w:lvlJc w:val="left"/>
+      <w:pPr>
+        <w:tabs>
+          <w:tab w:val="left" w:pos="5760"/>
+        </w:tabs>
+        <w:ind w:left="5760" w:hanging="360"/>
+      </w:pPr>
+      <w:rPr>
+        <w:rFonts w:hint="default" w:ascii="Wingdings" w:hAnsi="Wingdings" w:cs="Wingdings"/>
+        <w:sz w:val="20"/>
+      </w:rPr>
+    </w:lvl>
+    <w:lvl w:ilvl="8" w:tentative="0">
+      <w:start w:val="1"/>
+      <w:numFmt w:val="bullet"/>
+      <w:lvlText w:val=""/>
+      <w:lvlJc w:val="left"/>
+      <w:pPr>
+        <w:tabs>
+          <w:tab w:val="left" w:pos="6480"/>
+        </w:tabs>
+        <w:ind w:left="6480" w:hanging="360"/>
+      </w:pPr>
+      <w:rPr>
+        <w:rFonts w:hint="default" w:ascii="Wingdings" w:hAnsi="Wingdings" w:cs="Wingdings"/>
+        <w:sz w:val="20"/>
+      </w:rPr>
+    </w:lvl>
+  </w:abstractNum>
+  <w:abstractNum w:abstractNumId="43">
     <w:nsid w:val="5028AA31"/>
     <w:multiLevelType w:val="multilevel"/>
     <w:tmpl w:val="5028AA31"/>
@@ -14333,7 +16157,7 @@
       </w:rPr>
     </w:lvl>
   </w:abstractNum>
-  <w:abstractNum w:abstractNumId="39">
+  <w:abstractNum w:abstractNumId="44">
     <w:nsid w:val="58E42E0E"/>
     <w:multiLevelType w:val="multilevel"/>
     <w:tmpl w:val="58E42E0E"/>
@@ -14482,7 +16306,7 @@
       </w:rPr>
     </w:lvl>
   </w:abstractNum>
-  <w:abstractNum w:abstractNumId="40">
+  <w:abstractNum w:abstractNumId="45">
     <w:nsid w:val="5C8586E3"/>
     <w:multiLevelType w:val="multilevel"/>
     <w:tmpl w:val="5C8586E3"/>
@@ -14631,77 +16455,226 @@
       </w:rPr>
     </w:lvl>
   </w:abstractNum>
+  <w:abstractNum w:abstractNumId="46">
+    <w:nsid w:val="6EE711E2"/>
+    <w:multiLevelType w:val="multilevel"/>
+    <w:tmpl w:val="6EE711E2"/>
+    <w:lvl w:ilvl="0" w:tentative="0">
+      <w:start w:val="1"/>
+      <w:numFmt w:val="bullet"/>
+      <w:lvlText w:val=""/>
+      <w:lvlJc w:val="left"/>
+      <w:pPr>
+        <w:tabs>
+          <w:tab w:val="left" w:pos="720"/>
+        </w:tabs>
+        <w:ind w:left="720" w:hanging="360"/>
+      </w:pPr>
+      <w:rPr>
+        <w:rFonts w:hint="default" w:ascii="Symbol" w:hAnsi="Symbol" w:cs="Symbol"/>
+        <w:sz w:val="20"/>
+      </w:rPr>
+    </w:lvl>
+    <w:lvl w:ilvl="1" w:tentative="0">
+      <w:start w:val="1"/>
+      <w:numFmt w:val="bullet"/>
+      <w:lvlText w:val="o"/>
+      <w:lvlJc w:val="left"/>
+      <w:pPr>
+        <w:tabs>
+          <w:tab w:val="left" w:pos="1440"/>
+        </w:tabs>
+        <w:ind w:left="1440" w:hanging="360"/>
+      </w:pPr>
+      <w:rPr>
+        <w:rFonts w:hint="default" w:ascii="Courier New" w:hAnsi="Courier New" w:cs="Courier New"/>
+        <w:sz w:val="20"/>
+      </w:rPr>
+    </w:lvl>
+    <w:lvl w:ilvl="2" w:tentative="0">
+      <w:start w:val="1"/>
+      <w:numFmt w:val="bullet"/>
+      <w:lvlText w:val=""/>
+      <w:lvlJc w:val="left"/>
+      <w:pPr>
+        <w:tabs>
+          <w:tab w:val="left" w:pos="2160"/>
+        </w:tabs>
+        <w:ind w:left="2160" w:hanging="360"/>
+      </w:pPr>
+      <w:rPr>
+        <w:rFonts w:hint="default" w:ascii="Wingdings" w:hAnsi="Wingdings" w:cs="Wingdings"/>
+        <w:sz w:val="20"/>
+      </w:rPr>
+    </w:lvl>
+    <w:lvl w:ilvl="3" w:tentative="0">
+      <w:start w:val="1"/>
+      <w:numFmt w:val="bullet"/>
+      <w:lvlText w:val=""/>
+      <w:lvlJc w:val="left"/>
+      <w:pPr>
+        <w:tabs>
+          <w:tab w:val="left" w:pos="2880"/>
+        </w:tabs>
+        <w:ind w:left="2880" w:hanging="360"/>
+      </w:pPr>
+      <w:rPr>
+        <w:rFonts w:hint="default" w:ascii="Wingdings" w:hAnsi="Wingdings" w:cs="Wingdings"/>
+        <w:sz w:val="20"/>
+      </w:rPr>
+    </w:lvl>
+    <w:lvl w:ilvl="4" w:tentative="0">
+      <w:start w:val="1"/>
+      <w:numFmt w:val="bullet"/>
+      <w:lvlText w:val=""/>
+      <w:lvlJc w:val="left"/>
+      <w:pPr>
+        <w:tabs>
+          <w:tab w:val="left" w:pos="3600"/>
+        </w:tabs>
+        <w:ind w:left="3600" w:hanging="360"/>
+      </w:pPr>
+      <w:rPr>
+        <w:rFonts w:hint="default" w:ascii="Wingdings" w:hAnsi="Wingdings" w:cs="Wingdings"/>
+        <w:sz w:val="20"/>
+      </w:rPr>
+    </w:lvl>
+    <w:lvl w:ilvl="5" w:tentative="0">
+      <w:start w:val="1"/>
+      <w:numFmt w:val="bullet"/>
+      <w:lvlText w:val=""/>
+      <w:lvlJc w:val="left"/>
+      <w:pPr>
+        <w:tabs>
+          <w:tab w:val="left" w:pos="4320"/>
+        </w:tabs>
+        <w:ind w:left="4320" w:hanging="360"/>
+      </w:pPr>
+      <w:rPr>
+        <w:rFonts w:hint="default" w:ascii="Wingdings" w:hAnsi="Wingdings" w:cs="Wingdings"/>
+        <w:sz w:val="20"/>
+      </w:rPr>
+    </w:lvl>
+    <w:lvl w:ilvl="6" w:tentative="0">
+      <w:start w:val="1"/>
+      <w:numFmt w:val="bullet"/>
+      <w:lvlText w:val=""/>
+      <w:lvlJc w:val="left"/>
+      <w:pPr>
+        <w:tabs>
+          <w:tab w:val="left" w:pos="5040"/>
+        </w:tabs>
+        <w:ind w:left="5040" w:hanging="360"/>
+      </w:pPr>
+      <w:rPr>
+        <w:rFonts w:hint="default" w:ascii="Wingdings" w:hAnsi="Wingdings" w:cs="Wingdings"/>
+        <w:sz w:val="20"/>
+      </w:rPr>
+    </w:lvl>
+    <w:lvl w:ilvl="7" w:tentative="0">
+      <w:start w:val="1"/>
+      <w:numFmt w:val="bullet"/>
+      <w:lvlText w:val=""/>
+      <w:lvlJc w:val="left"/>
+      <w:pPr>
+        <w:tabs>
+          <w:tab w:val="left" w:pos="5760"/>
+        </w:tabs>
+        <w:ind w:left="5760" w:hanging="360"/>
+      </w:pPr>
+      <w:rPr>
+        <w:rFonts w:hint="default" w:ascii="Wingdings" w:hAnsi="Wingdings" w:cs="Wingdings"/>
+        <w:sz w:val="20"/>
+      </w:rPr>
+    </w:lvl>
+    <w:lvl w:ilvl="8" w:tentative="0">
+      <w:start w:val="1"/>
+      <w:numFmt w:val="bullet"/>
+      <w:lvlText w:val=""/>
+      <w:lvlJc w:val="left"/>
+      <w:pPr>
+        <w:tabs>
+          <w:tab w:val="left" w:pos="6480"/>
+        </w:tabs>
+        <w:ind w:left="6480" w:hanging="360"/>
+      </w:pPr>
+      <w:rPr>
+        <w:rFonts w:hint="default" w:ascii="Wingdings" w:hAnsi="Wingdings" w:cs="Wingdings"/>
+        <w:sz w:val="20"/>
+      </w:rPr>
+    </w:lvl>
+  </w:abstractNum>
   <w:num w:numId="1">
-    <w:abstractNumId w:val="21"/>
+    <w:abstractNumId w:val="24"/>
   </w:num>
   <w:num w:numId="2">
-    <w:abstractNumId w:val="14"/>
+    <w:abstractNumId w:val="17"/>
   </w:num>
   <w:num w:numId="3">
-    <w:abstractNumId w:val="16"/>
+    <w:abstractNumId w:val="19"/>
   </w:num>
   <w:num w:numId="4">
-    <w:abstractNumId w:val="19"/>
+    <w:abstractNumId w:val="22"/>
   </w:num>
   <w:num w:numId="5">
+    <w:abstractNumId w:val="31"/>
+  </w:num>
+  <w:num w:numId="6">
+    <w:abstractNumId w:val="8"/>
+  </w:num>
+  <w:num w:numId="7">
     <w:abstractNumId w:val="28"/>
   </w:num>
-  <w:num w:numId="6">
-    <w:abstractNumId w:val="6"/>
-  </w:num>
-  <w:num w:numId="7">
-    <w:abstractNumId w:val="25"/>
-  </w:num>
   <w:num w:numId="8">
-    <w:abstractNumId w:val="34"/>
+    <w:abstractNumId w:val="38"/>
   </w:num>
   <w:num w:numId="9">
+    <w:abstractNumId w:val="11"/>
+  </w:num>
+  <w:num w:numId="10">
+    <w:abstractNumId w:val="44"/>
+  </w:num>
+  <w:num w:numId="11">
+    <w:abstractNumId w:val="15"/>
+  </w:num>
+  <w:num w:numId="12">
     <w:abstractNumId w:val="9"/>
   </w:num>
-  <w:num w:numId="10">
-    <w:abstractNumId w:val="39"/>
-  </w:num>
-  <w:num w:numId="11">
-    <w:abstractNumId w:val="12"/>
-  </w:num>
-  <w:num w:numId="12">
-    <w:abstractNumId w:val="7"/>
-  </w:num>
   <w:num w:numId="13">
-    <w:abstractNumId w:val="24"/>
+    <w:abstractNumId w:val="27"/>
   </w:num>
   <w:num w:numId="14">
-    <w:abstractNumId w:val="33"/>
+    <w:abstractNumId w:val="37"/>
   </w:num>
   <w:num w:numId="15">
     <w:abstractNumId w:val="3"/>
   </w:num>
   <w:num w:numId="16">
-    <w:abstractNumId w:val="10"/>
+    <w:abstractNumId w:val="12"/>
   </w:num>
   <w:num w:numId="17">
-    <w:abstractNumId w:val="30"/>
+    <w:abstractNumId w:val="33"/>
   </w:num>
   <w:num w:numId="18">
     <w:abstractNumId w:val="1"/>
   </w:num>
   <w:num w:numId="19">
-    <w:abstractNumId w:val="32"/>
+    <w:abstractNumId w:val="36"/>
   </w:num>
   <w:num w:numId="20">
-    <w:abstractNumId w:val="18"/>
+    <w:abstractNumId w:val="21"/>
   </w:num>
   <w:num w:numId="21">
     <w:abstractNumId w:val="0"/>
   </w:num>
   <w:num w:numId="22">
-    <w:abstractNumId w:val="20"/>
+    <w:abstractNumId w:val="23"/>
   </w:num>
   <w:num w:numId="23">
-    <w:abstractNumId w:val="11"/>
+    <w:abstractNumId w:val="13"/>
   </w:num>
   <w:num w:numId="24">
-    <w:abstractNumId w:val="11"/>
+    <w:abstractNumId w:val="13"/>
     <w:lvlOverride w:ilvl="0">
       <w:startOverride w:val="1"/>
     </w:lvlOverride>
@@ -14734,9 +16707,60 @@
     <w:abstractNumId w:val="4"/>
   </w:num>
   <w:num w:numId="26">
+    <w:abstractNumId w:val="29"/>
+  </w:num>
+  <w:num w:numId="27">
+    <w:abstractNumId w:val="29"/>
+    <w:lvlOverride w:ilvl="0">
+      <w:startOverride w:val="1"/>
+    </w:lvlOverride>
+    <w:lvlOverride w:ilvl="1">
+      <w:startOverride w:val="1"/>
+    </w:lvlOverride>
+    <w:lvlOverride w:ilvl="2">
+      <w:startOverride w:val="1"/>
+    </w:lvlOverride>
+    <w:lvlOverride w:ilvl="3">
+      <w:startOverride w:val="1"/>
+    </w:lvlOverride>
+    <w:lvlOverride w:ilvl="4">
+      <w:startOverride w:val="1"/>
+    </w:lvlOverride>
+    <w:lvlOverride w:ilvl="5">
+      <w:startOverride w:val="1"/>
+    </w:lvlOverride>
+    <w:lvlOverride w:ilvl="6">
+      <w:startOverride w:val="1"/>
+    </w:lvlOverride>
+    <w:lvlOverride w:ilvl="7">
+      <w:startOverride w:val="1"/>
+    </w:lvlOverride>
+    <w:lvlOverride w:ilvl="8">
+      <w:startOverride w:val="1"/>
+    </w:lvlOverride>
+  </w:num>
+  <w:num w:numId="28">
+    <w:abstractNumId w:val="35"/>
+  </w:num>
+  <w:num w:numId="29">
+    <w:abstractNumId w:val="2"/>
+  </w:num>
+  <w:num w:numId="30">
+    <w:abstractNumId w:val="45"/>
+  </w:num>
+  <w:num w:numId="31">
+    <w:abstractNumId w:val="41"/>
+  </w:num>
+  <w:num w:numId="32">
+    <w:abstractNumId w:val="10"/>
+  </w:num>
+  <w:num w:numId="33">
+    <w:abstractNumId w:val="7"/>
+  </w:num>
+  <w:num w:numId="34">
     <w:abstractNumId w:val="26"/>
   </w:num>
-  <w:num w:numId="27">
+  <w:num w:numId="35">
     <w:abstractNumId w:val="26"/>
     <w:lvlOverride w:ilvl="0">
       <w:startOverride w:val="1"/>
@@ -14766,62 +16790,11 @@
       <w:startOverride w:val="1"/>
     </w:lvlOverride>
   </w:num>
-  <w:num w:numId="28">
-    <w:abstractNumId w:val="31"/>
-  </w:num>
-  <w:num w:numId="29">
-    <w:abstractNumId w:val="2"/>
-  </w:num>
-  <w:num w:numId="30">
-    <w:abstractNumId w:val="40"/>
-  </w:num>
-  <w:num w:numId="31">
-    <w:abstractNumId w:val="37"/>
-  </w:num>
-  <w:num w:numId="32">
-    <w:abstractNumId w:val="8"/>
-  </w:num>
-  <w:num w:numId="33">
-    <w:abstractNumId w:val="5"/>
-  </w:num>
-  <w:num w:numId="34">
-    <w:abstractNumId w:val="23"/>
-  </w:num>
-  <w:num w:numId="35">
-    <w:abstractNumId w:val="23"/>
-    <w:lvlOverride w:ilvl="0">
-      <w:startOverride w:val="1"/>
-    </w:lvlOverride>
-    <w:lvlOverride w:ilvl="1">
-      <w:startOverride w:val="1"/>
-    </w:lvlOverride>
-    <w:lvlOverride w:ilvl="2">
-      <w:startOverride w:val="1"/>
-    </w:lvlOverride>
-    <w:lvlOverride w:ilvl="3">
-      <w:startOverride w:val="1"/>
-    </w:lvlOverride>
-    <w:lvlOverride w:ilvl="4">
-      <w:startOverride w:val="1"/>
-    </w:lvlOverride>
-    <w:lvlOverride w:ilvl="5">
-      <w:startOverride w:val="1"/>
-    </w:lvlOverride>
-    <w:lvlOverride w:ilvl="6">
-      <w:startOverride w:val="1"/>
-    </w:lvlOverride>
-    <w:lvlOverride w:ilvl="7">
-      <w:startOverride w:val="1"/>
-    </w:lvlOverride>
-    <w:lvlOverride w:ilvl="8">
-      <w:startOverride w:val="1"/>
-    </w:lvlOverride>
-  </w:num>
   <w:num w:numId="36">
-    <w:abstractNumId w:val="27"/>
+    <w:abstractNumId w:val="30"/>
   </w:num>
   <w:num w:numId="37">
-    <w:abstractNumId w:val="27"/>
+    <w:abstractNumId w:val="30"/>
     <w:lvlOverride w:ilvl="0">
       <w:startOverride w:val="1"/>
     </w:lvlOverride>
@@ -14851,10 +16824,10 @@
     </w:lvlOverride>
   </w:num>
   <w:num w:numId="38">
-    <w:abstractNumId w:val="29"/>
+    <w:abstractNumId w:val="32"/>
   </w:num>
   <w:num w:numId="39">
-    <w:abstractNumId w:val="29"/>
+    <w:abstractNumId w:val="32"/>
     <w:lvlOverride w:ilvl="0">
       <w:startOverride w:val="1"/>
     </w:lvlOverride>
@@ -14884,10 +16857,10 @@
     </w:lvlOverride>
   </w:num>
   <w:num w:numId="40">
-    <w:abstractNumId w:val="22"/>
+    <w:abstractNumId w:val="25"/>
   </w:num>
   <w:num w:numId="41">
-    <w:abstractNumId w:val="22"/>
+    <w:abstractNumId w:val="25"/>
     <w:lvlOverride w:ilvl="0">
       <w:startOverride w:val="1"/>
     </w:lvlOverride>
@@ -14917,13 +16890,13 @@
     </w:lvlOverride>
   </w:num>
   <w:num w:numId="42">
-    <w:abstractNumId w:val="36"/>
+    <w:abstractNumId w:val="40"/>
   </w:num>
   <w:num w:numId="43">
-    <w:abstractNumId w:val="35"/>
+    <w:abstractNumId w:val="39"/>
   </w:num>
   <w:num w:numId="44">
-    <w:abstractNumId w:val="35"/>
+    <w:abstractNumId w:val="39"/>
     <w:lvlOverride w:ilvl="0">
       <w:startOverride w:val="1"/>
     </w:lvlOverride>
@@ -14953,19 +16926,19 @@
     </w:lvlOverride>
   </w:num>
   <w:num w:numId="45">
-    <w:abstractNumId w:val="15"/>
+    <w:abstractNumId w:val="18"/>
   </w:num>
   <w:num w:numId="46">
-    <w:abstractNumId w:val="13"/>
+    <w:abstractNumId w:val="16"/>
   </w:num>
   <w:num w:numId="47">
-    <w:abstractNumId w:val="17"/>
+    <w:abstractNumId w:val="20"/>
   </w:num>
   <w:num w:numId="48">
-    <w:abstractNumId w:val="38"/>
+    <w:abstractNumId w:val="43"/>
   </w:num>
   <w:num w:numId="49">
-    <w:abstractNumId w:val="38"/>
+    <w:abstractNumId w:val="43"/>
     <w:lvlOverride w:ilvl="0">
       <w:startOverride w:val="1"/>
     </w:lvlOverride>
@@ -14993,6 +16966,24 @@
     <w:lvlOverride w:ilvl="8">
       <w:startOverride w:val="1"/>
     </w:lvlOverride>
+  </w:num>
+  <w:num w:numId="50">
+    <w:abstractNumId w:val="5"/>
+  </w:num>
+  <w:num w:numId="51">
+    <w:abstractNumId w:val="34"/>
+  </w:num>
+  <w:num w:numId="52">
+    <w:abstractNumId w:val="46"/>
+  </w:num>
+  <w:num w:numId="53">
+    <w:abstractNumId w:val="42"/>
+  </w:num>
+  <w:num w:numId="54">
+    <w:abstractNumId w:val="14"/>
+  </w:num>
+  <w:num w:numId="55">
+    <w:abstractNumId w:val="6"/>
   </w:num>
 </w:numbering>
 </file>
